--- a/IELTS Notes/Writing Exercises and Analyses.docx
+++ b/IELTS Notes/Writing Exercises and Analyses.docx
@@ -1,6 +1,6 @@
 
 <file path=word/document.xml><?xml version="1.0" encoding="utf-8"?>
-<w:document xmlns:wpc="http://schemas.microsoft.com/office/word/2010/wordprocessingCanvas" xmlns:cx="http://schemas.microsoft.com/office/drawing/2014/chartex" xmlns:cx1="http://schemas.microsoft.com/office/drawing/2015/9/8/chartex" xmlns:cx2="http://schemas.microsoft.com/office/drawing/2015/10/21/chartex" xmlns:cx3="http://schemas.microsoft.com/office/drawing/2016/5/9/chartex" xmlns:cx4="http://schemas.microsoft.com/office/drawing/2016/5/10/chartex" xmlns:cx5="http://schemas.microsoft.com/office/drawing/2016/5/11/chartex" xmlns:cx6="http://schemas.microsoft.com/office/drawing/2016/5/12/chartex" xmlns:cx7="http://schemas.microsoft.com/office/drawing/2016/5/13/chartex" xmlns:cx8="http://schemas.microsoft.com/office/drawing/2016/5/14/chartex" xmlns:mc="http://schemas.openxmlformats.org/markup-compatibility/2006" xmlns:aink="http://schemas.microsoft.com/office/drawing/2016/ink" xmlns:am3d="http://schemas.microsoft.com/office/drawing/2017/model3d" xmlns:o="urn:schemas-microsoft-com:office:office" xmlns:oel="http://schemas.microsoft.com/office/2019/extlst" xmlns:r="http://schemas.openxmlformats.org/officeDocument/2006/relationships" xmlns:m="http://schemas.openxmlformats.org/officeDocument/2006/math" xmlns:v="urn:schemas-microsoft-com:vml" xmlns:wp14="http://schemas.microsoft.com/office/word/2010/wordprocessingDrawing" xmlns:wp="http://schemas.openxmlformats.org/drawingml/2006/wordprocessingDrawing" xmlns:w10="urn:schemas-microsoft-com:office:word" xmlns:w="http://schemas.openxmlformats.org/wordprocessingml/2006/main" xmlns:w14="http://schemas.microsoft.com/office/word/2010/wordml" xmlns:w15="http://schemas.microsoft.com/office/word/2012/wordml" xmlns:w16cex="http://schemas.microsoft.com/office/word/2018/wordml/cex" xmlns:w16cid="http://schemas.microsoft.com/office/word/2016/wordml/cid" xmlns:w16="http://schemas.microsoft.com/office/word/2018/wordml" xmlns:w16du="http://schemas.microsoft.com/office/word/2023/wordml/word16du" xmlns:w16sdtdh="http://schemas.microsoft.com/office/word/2020/wordml/sdtdatahash" xmlns:w16sdtfl="http://schemas.microsoft.com/office/word/2024/wordml/sdtformatlock" xmlns:w16se="http://schemas.microsoft.com/office/word/2015/wordml/symex" xmlns:wpg="http://schemas.microsoft.com/office/word/2010/wordprocessingGroup" xmlns:wpi="http://schemas.microsoft.com/office/word/2010/wordprocessingInk" xmlns:wne="http://schemas.microsoft.com/office/word/2006/wordml" xmlns:wps="http://schemas.microsoft.com/office/word/2010/wordprocessingShape" mc:Ignorable="w14 w15 w16se w16cid w16 w16cex w16sdtdh w16sdtfl w16du wp14">
+<w:document xmlns:ve="http://schemas.openxmlformats.org/markup-compatibility/2006" xmlns:o="urn:schemas-microsoft-com:office:office" xmlns:r="http://schemas.openxmlformats.org/officeDocument/2006/relationships" xmlns:m="http://schemas.openxmlformats.org/officeDocument/2006/math" xmlns:v="urn:schemas-microsoft-com:vml" xmlns:wp="http://schemas.openxmlformats.org/drawingml/2006/wordprocessingDrawing" xmlns:w10="urn:schemas-microsoft-com:office:word" xmlns:w="http://schemas.openxmlformats.org/wordprocessingml/2006/main" xmlns:wne="http://schemas.microsoft.com/office/word/2006/wordml">
   <w:body>
     <w:p>
       <w:pPr>
@@ -154,7 +154,17 @@
           <w:sz w:val="28"/>
           <w:szCs w:val="28"/>
         </w:rPr>
-        <w:t xml:space="preserve">, Bar Charts </w:t>
+        <w:t xml:space="preserve"> </w:t>
+      </w:r>
+      <w:r>
+        <w:rPr>
+          <w:rFonts w:ascii="Times New Roman" w:hAnsi="Times New Roman" w:cs="Times New Roman" w:hint="eastAsia"/>
+          <w:b/>
+          <w:bCs/>
+          <w:sz w:val="28"/>
+          <w:szCs w:val="28"/>
+        </w:rPr>
+        <w:t xml:space="preserve">Bar Charts </w:t>
       </w:r>
     </w:p>
     <w:p>
@@ -166,9 +176,10 @@
       <w:r>
         <w:rPr>
           <w:noProof/>
+          <w:lang w:val="en-US"/>
         </w:rPr>
         <w:drawing>
-          <wp:inline distT="0" distB="0" distL="0" distR="0" wp14:anchorId="08977292" wp14:editId="42CCB397">
+          <wp:inline distT="0" distB="0" distL="0" distR="0">
             <wp:extent cx="3781425" cy="2907774"/>
             <wp:effectExtent l="0" t="0" r="0" b="6985"/>
             <wp:docPr id="861736387" name="Picture 1"/>
@@ -183,7 +194,7 @@
                     <pic:cNvPicPr/>
                   </pic:nvPicPr>
                   <pic:blipFill>
-                    <a:blip r:embed="rId8"/>
+                    <a:blip r:embed="rId8" cstate="print"/>
                     <a:stretch>
                       <a:fillRect/>
                     </a:stretch>
@@ -720,9 +731,10 @@
       <w:r>
         <w:rPr>
           <w:noProof/>
+          <w:lang w:val="en-US"/>
         </w:rPr>
         <w:drawing>
-          <wp:inline distT="0" distB="0" distL="0" distR="0" wp14:anchorId="18EA0D2D" wp14:editId="66082D4B">
+          <wp:inline distT="0" distB="0" distL="0" distR="0">
             <wp:extent cx="4057143" cy="2809524"/>
             <wp:effectExtent l="0" t="0" r="635" b="0"/>
             <wp:docPr id="474767891" name="Picture 1"/>
@@ -737,7 +749,7 @@
                     <pic:cNvPicPr/>
                   </pic:nvPicPr>
                   <pic:blipFill>
-                    <a:blip r:embed="rId9"/>
+                    <a:blip r:embed="rId9" cstate="print"/>
                     <a:stretch>
                       <a:fillRect/>
                     </a:stretch>
@@ -1670,7 +1682,7 @@
     </w:p>
     <w:p>
       <w:pPr>
-        <w:pStyle w:val="a9"/>
+        <w:pStyle w:val="a6"/>
         <w:numPr>
           <w:ilvl w:val="0"/>
           <w:numId w:val="1"/>
@@ -1688,7 +1700,7 @@
     </w:p>
     <w:p>
       <w:pPr>
-        <w:pStyle w:val="a9"/>
+        <w:pStyle w:val="a6"/>
         <w:numPr>
           <w:ilvl w:val="0"/>
           <w:numId w:val="1"/>
@@ -1712,7 +1724,7 @@
     </w:p>
     <w:p>
       <w:pPr>
-        <w:pStyle w:val="a9"/>
+        <w:pStyle w:val="a6"/>
         <w:numPr>
           <w:ilvl w:val="0"/>
           <w:numId w:val="1"/>
@@ -1789,9 +1801,10 @@
       <w:r>
         <w:rPr>
           <w:noProof/>
+          <w:lang w:val="en-US"/>
         </w:rPr>
         <w:drawing>
-          <wp:inline distT="0" distB="0" distL="0" distR="0" wp14:anchorId="79B15416" wp14:editId="1C4FE0F3">
+          <wp:inline distT="0" distB="0" distL="0" distR="0">
             <wp:extent cx="5274310" cy="2868295"/>
             <wp:effectExtent l="0" t="0" r="2540" b="8255"/>
             <wp:docPr id="71507775" name="图片 1"/>
@@ -1806,7 +1819,7 @@
                     <pic:cNvPicPr/>
                   </pic:nvPicPr>
                   <pic:blipFill>
-                    <a:blip r:embed="rId10"/>
+                    <a:blip r:embed="rId10" cstate="print"/>
                     <a:stretch>
                       <a:fillRect/>
                     </a:stretch>
@@ -1830,7 +1843,7 @@
     <w:p>
       <w:pPr>
         <w:rPr>
-          <w:rFonts w:ascii="Times New Roman" w:hAnsi="Times New Roman" w:cs="Times New Roman" w:hint="eastAsia"/>
+          <w:rFonts w:ascii="Times New Roman" w:hAnsi="Times New Roman" w:cs="Times New Roman"/>
           <w:b/>
           <w:bCs/>
           <w:i/>
@@ -1936,7 +1949,7 @@
     </w:p>
     <w:p>
       <w:pPr>
-        <w:pStyle w:val="a9"/>
+        <w:pStyle w:val="a6"/>
         <w:numPr>
           <w:ilvl w:val="0"/>
           <w:numId w:val="2"/>
@@ -1954,7 +1967,7 @@
     </w:p>
     <w:p>
       <w:pPr>
-        <w:pStyle w:val="a9"/>
+        <w:pStyle w:val="a6"/>
         <w:rPr>
           <w:rFonts w:ascii="Times New Roman" w:hAnsi="Times New Roman" w:cs="Times New Roman"/>
         </w:rPr>
@@ -1992,9 +2005,9 @@
     </w:p>
     <w:p>
       <w:pPr>
-        <w:pStyle w:val="a9"/>
-        <w:rPr>
-          <w:rFonts w:ascii="Times New Roman" w:hAnsi="Times New Roman" w:cs="Times New Roman" w:hint="eastAsia"/>
+        <w:pStyle w:val="a6"/>
+        <w:rPr>
+          <w:rFonts w:ascii="Times New Roman" w:hAnsi="Times New Roman" w:cs="Times New Roman"/>
         </w:rPr>
       </w:pPr>
       <w:r>
@@ -2096,7 +2109,7 @@
     </w:p>
     <w:p>
       <w:pPr>
-        <w:pStyle w:val="a9"/>
+        <w:pStyle w:val="a6"/>
         <w:numPr>
           <w:ilvl w:val="0"/>
           <w:numId w:val="2"/>
@@ -2127,7 +2140,7 @@
     </w:p>
     <w:p>
       <w:pPr>
-        <w:pStyle w:val="a9"/>
+        <w:pStyle w:val="a6"/>
         <w:numPr>
           <w:ilvl w:val="0"/>
           <w:numId w:val="2"/>
@@ -2145,7 +2158,7 @@
     </w:p>
     <w:p>
       <w:pPr>
-        <w:pStyle w:val="a9"/>
+        <w:pStyle w:val="a6"/>
         <w:rPr>
           <w:rFonts w:ascii="Times New Roman" w:hAnsi="Times New Roman" w:cs="Times New Roman"/>
         </w:rPr>
@@ -2171,7 +2184,7 @@
     </w:p>
     <w:p>
       <w:pPr>
-        <w:pStyle w:val="a9"/>
+        <w:pStyle w:val="a6"/>
         <w:numPr>
           <w:ilvl w:val="0"/>
           <w:numId w:val="2"/>
@@ -2408,7 +2421,7 @@
     </w:p>
     <w:p>
       <w:pPr>
-        <w:pStyle w:val="a9"/>
+        <w:pStyle w:val="a6"/>
         <w:numPr>
           <w:ilvl w:val="0"/>
           <w:numId w:val="3"/>
@@ -2474,7 +2487,7 @@
     </w:p>
     <w:p>
       <w:pPr>
-        <w:pStyle w:val="a9"/>
+        <w:pStyle w:val="a6"/>
         <w:numPr>
           <w:ilvl w:val="0"/>
           <w:numId w:val="3"/>
@@ -2522,13 +2535,13 @@
     </w:p>
     <w:p>
       <w:pPr>
-        <w:pStyle w:val="a9"/>
+        <w:pStyle w:val="a6"/>
         <w:numPr>
           <w:ilvl w:val="0"/>
           <w:numId w:val="3"/>
         </w:numPr>
         <w:rPr>
-          <w:rFonts w:ascii="Times New Roman" w:hAnsi="Times New Roman" w:cs="Times New Roman" w:hint="eastAsia"/>
+          <w:rFonts w:ascii="Times New Roman" w:hAnsi="Times New Roman" w:cs="Times New Roman"/>
         </w:rPr>
       </w:pPr>
       <w:r>
@@ -2662,7 +2675,7 @@
     <w:p>
       <w:pPr>
         <w:rPr>
-          <w:rFonts w:ascii="Times New Roman" w:hAnsi="Times New Roman" w:cs="Times New Roman" w:hint="eastAsia"/>
+          <w:rFonts w:ascii="Times New Roman" w:hAnsi="Times New Roman" w:cs="Times New Roman"/>
         </w:rPr>
       </w:pPr>
       <w:r>
@@ -2715,6 +2728,1083 @@
     </w:p>
     <w:p>
       <w:pPr>
+        <w:outlineLvl w:val="2"/>
+        <w:rPr>
+          <w:rFonts w:ascii="Times New Roman" w:hAnsi="Times New Roman" w:cs="Times New Roman"/>
+          <w:b/>
+          <w:bCs/>
+          <w:sz w:val="28"/>
+          <w:szCs w:val="28"/>
+        </w:rPr>
+      </w:pPr>
+      <w:r>
+        <w:rPr>
+          <w:rFonts w:ascii="Times New Roman" w:hAnsi="Times New Roman" w:cs="Times New Roman" w:hint="eastAsia"/>
+          <w:b/>
+          <w:bCs/>
+          <w:sz w:val="28"/>
+          <w:szCs w:val="28"/>
+        </w:rPr>
+        <w:t>1.</w:t>
+      </w:r>
+      <w:r>
+        <w:rPr>
+          <w:rFonts w:ascii="Times New Roman" w:hAnsi="Times New Roman" w:cs="Times New Roman" w:hint="eastAsia"/>
+          <w:b/>
+          <w:bCs/>
+          <w:sz w:val="28"/>
+          <w:szCs w:val="28"/>
+        </w:rPr>
+        <w:t>3 Diagram</w:t>
+      </w:r>
+    </w:p>
+    <w:p>
+      <w:pPr>
+        <w:rPr>
+          <w:rFonts w:ascii="Times New Roman" w:hAnsi="Times New Roman" w:cs="Times New Roman"/>
+          <w:b/>
+          <w:i/>
+        </w:rPr>
+      </w:pPr>
+      <w:r>
+        <w:rPr>
+          <w:rFonts w:ascii="Times New Roman" w:hAnsi="Times New Roman" w:cs="Times New Roman" w:hint="eastAsia"/>
+          <w:b/>
+          <w:i/>
+        </w:rPr>
+        <w:t>Example 1</w:t>
+      </w:r>
+    </w:p>
+    <w:p>
+      <w:pPr>
+        <w:rPr>
+          <w:rFonts w:ascii="Times New Roman" w:hAnsi="Times New Roman" w:cs="Times New Roman"/>
+        </w:rPr>
+      </w:pPr>
+      <w:r>
+        <w:rPr>
+          <w:rFonts w:ascii="Times New Roman" w:hAnsi="Times New Roman" w:cs="Times New Roman" w:hint="eastAsia"/>
+          <w:noProof/>
+          <w:lang w:val="en-US"/>
+        </w:rPr>
+        <w:drawing>
+          <wp:inline distT="0" distB="0" distL="0" distR="0">
+            <wp:extent cx="3181350" cy="3173917"/>
+            <wp:effectExtent l="19050" t="0" r="0" b="0"/>
+            <wp:docPr id="4" name="图片 4"/>
+            <wp:cNvGraphicFramePr>
+              <a:graphicFrameLocks xmlns:a="http://schemas.openxmlformats.org/drawingml/2006/main" noChangeAspect="1"/>
+            </wp:cNvGraphicFramePr>
+            <a:graphic xmlns:a="http://schemas.openxmlformats.org/drawingml/2006/main">
+              <a:graphicData uri="http://schemas.openxmlformats.org/drawingml/2006/picture">
+                <pic:pic xmlns:pic="http://schemas.openxmlformats.org/drawingml/2006/picture">
+                  <pic:nvPicPr>
+                    <pic:cNvPr id="0" name="Picture 4"/>
+                    <pic:cNvPicPr>
+                      <a:picLocks noChangeAspect="1" noChangeArrowheads="1"/>
+                    </pic:cNvPicPr>
+                  </pic:nvPicPr>
+                  <pic:blipFill>
+                    <a:blip r:embed="rId11" cstate="print"/>
+                    <a:srcRect/>
+                    <a:stretch>
+                      <a:fillRect/>
+                    </a:stretch>
+                  </pic:blipFill>
+                  <pic:spPr bwMode="auto">
+                    <a:xfrm>
+                      <a:off x="0" y="0"/>
+                      <a:ext cx="3185252" cy="3177810"/>
+                    </a:xfrm>
+                    <a:prstGeom prst="rect">
+                      <a:avLst/>
+                    </a:prstGeom>
+                    <a:noFill/>
+                    <a:ln w="9525">
+                      <a:noFill/>
+                      <a:miter lim="800000"/>
+                      <a:headEnd/>
+                      <a:tailEnd/>
+                    </a:ln>
+                  </pic:spPr>
+                </pic:pic>
+              </a:graphicData>
+            </a:graphic>
+          </wp:inline>
+        </w:drawing>
+      </w:r>
+    </w:p>
+    <w:p>
+      <w:pPr>
+        <w:rPr>
+          <w:rFonts w:ascii="Times New Roman" w:hAnsi="Times New Roman" w:cs="Times New Roman"/>
+          <w:i/>
+        </w:rPr>
+      </w:pPr>
+      <w:r>
+        <w:rPr>
+          <w:rFonts w:ascii="Times New Roman" w:hAnsi="Times New Roman" w:cs="Times New Roman" w:hint="eastAsia"/>
+          <w:i/>
+        </w:rPr>
+        <w:t>Analyses:</w:t>
+      </w:r>
+    </w:p>
+    <w:p>
+      <w:pPr>
+        <w:rPr>
+          <w:rFonts w:ascii="Times New Roman" w:hAnsi="Times New Roman" w:cs="Times New Roman"/>
+        </w:rPr>
+      </w:pPr>
+      <w:r>
+        <w:rPr>
+          <w:rFonts w:ascii="Times New Roman" w:hAnsi="Times New Roman" w:cs="Times New Roman" w:hint="eastAsia"/>
+        </w:rPr>
+        <w:t>Apparently, there is no need to paraphrase</w:t>
+      </w:r>
+      <w:r>
+        <w:rPr>
+          <w:rFonts w:ascii="Times New Roman" w:hAnsi="Times New Roman" w:cs="Times New Roman" w:hint="eastAsia"/>
+        </w:rPr>
+        <w:t xml:space="preserve"> the word </w:t>
+      </w:r>
+      <w:r>
+        <w:rPr>
+          <w:rFonts w:ascii="Times New Roman" w:hAnsi="Times New Roman" w:cs="Times New Roman"/>
+        </w:rPr>
+        <w:t>“</w:t>
+      </w:r>
+      <w:r>
+        <w:rPr>
+          <w:rFonts w:ascii="Times New Roman" w:hAnsi="Times New Roman" w:cs="Times New Roman" w:hint="eastAsia"/>
+        </w:rPr>
+        <w:t>diagram</w:t>
+      </w:r>
+      <w:r>
+        <w:rPr>
+          <w:rFonts w:ascii="Times New Roman" w:hAnsi="Times New Roman" w:cs="Times New Roman"/>
+        </w:rPr>
+        <w:t>”</w:t>
+      </w:r>
+      <w:r>
+        <w:rPr>
+          <w:rFonts w:ascii="Times New Roman" w:hAnsi="Times New Roman" w:cs="Times New Roman" w:hint="eastAsia"/>
+        </w:rPr>
+        <w:t xml:space="preserve">; a diagram is a diagram. Neither is </w:t>
+      </w:r>
+      <w:r>
+        <w:rPr>
+          <w:rFonts w:ascii="Times New Roman" w:hAnsi="Times New Roman" w:cs="Times New Roman"/>
+        </w:rPr>
+        <w:t>“</w:t>
+      </w:r>
+      <w:r>
+        <w:rPr>
+          <w:rFonts w:ascii="Times New Roman" w:hAnsi="Times New Roman" w:cs="Times New Roman" w:hint="eastAsia"/>
+        </w:rPr>
+        <w:t>frog</w:t>
+      </w:r>
+      <w:r>
+        <w:rPr>
+          <w:rFonts w:ascii="Times New Roman" w:hAnsi="Times New Roman" w:cs="Times New Roman"/>
+        </w:rPr>
+        <w:t>”</w:t>
+      </w:r>
+      <w:r>
+        <w:rPr>
+          <w:rFonts w:ascii="Times New Roman" w:hAnsi="Times New Roman" w:cs="Times New Roman" w:hint="eastAsia"/>
+        </w:rPr>
+        <w:t xml:space="preserve">. What needs to be paraphased is </w:t>
+      </w:r>
+      <w:r>
+        <w:rPr>
+          <w:rFonts w:ascii="Times New Roman" w:hAnsi="Times New Roman" w:cs="Times New Roman"/>
+        </w:rPr>
+        <w:t>“</w:t>
+      </w:r>
+      <w:r>
+        <w:rPr>
+          <w:rFonts w:ascii="Times New Roman" w:hAnsi="Times New Roman" w:cs="Times New Roman" w:hint="eastAsia"/>
+        </w:rPr>
+        <w:t>shows the life cycle</w:t>
+      </w:r>
+      <w:r>
+        <w:rPr>
+          <w:rFonts w:ascii="Times New Roman" w:hAnsi="Times New Roman" w:cs="Times New Roman"/>
+        </w:rPr>
+        <w:t>”</w:t>
+      </w:r>
+      <w:r>
+        <w:rPr>
+          <w:rFonts w:ascii="Times New Roman" w:hAnsi="Times New Roman" w:cs="Times New Roman" w:hint="eastAsia"/>
+        </w:rPr>
+        <w:t>.</w:t>
+      </w:r>
+    </w:p>
+    <w:p>
+      <w:pPr>
+        <w:rPr>
+          <w:rFonts w:ascii="Times New Roman" w:hAnsi="Times New Roman" w:cs="Times New Roman"/>
+          <w:i/>
+        </w:rPr>
+      </w:pPr>
+      <w:r>
+        <w:rPr>
+          <w:rFonts w:ascii="Times New Roman" w:hAnsi="Times New Roman" w:cs="Times New Roman" w:hint="eastAsia"/>
+          <w:i/>
+        </w:rPr>
+        <w:t>My introduction</w:t>
+      </w:r>
+    </w:p>
+    <w:p>
+      <w:pPr>
+        <w:rPr>
+          <w:rFonts w:ascii="Times New Roman" w:hAnsi="Times New Roman" w:cs="Times New Roman"/>
+        </w:rPr>
+      </w:pPr>
+      <w:r>
+        <w:rPr>
+          <w:rFonts w:ascii="Times New Roman" w:hAnsi="Times New Roman" w:cs="Times New Roman" w:hint="eastAsia"/>
+        </w:rPr>
+        <w:t xml:space="preserve">The diagram illustrates </w:t>
+      </w:r>
+      <w:r>
+        <w:rPr>
+          <w:rFonts w:ascii="Times New Roman" w:hAnsi="Times New Roman" w:cs="Times New Roman" w:hint="eastAsia"/>
+          <w:u w:val="single"/>
+        </w:rPr>
+        <w:t>stages of the life</w:t>
+      </w:r>
+      <w:r>
+        <w:rPr>
+          <w:rFonts w:ascii="Times New Roman" w:hAnsi="Times New Roman" w:cs="Times New Roman" w:hint="eastAsia"/>
+        </w:rPr>
+        <w:t xml:space="preserve"> of a frog.</w:t>
+      </w:r>
+    </w:p>
+    <w:p>
+      <w:pPr>
+        <w:rPr>
+          <w:rFonts w:ascii="Times New Roman" w:hAnsi="Times New Roman" w:cs="Times New Roman"/>
+          <w:i/>
+        </w:rPr>
+      </w:pPr>
+      <w:r>
+        <w:rPr>
+          <w:rFonts w:ascii="Times New Roman" w:hAnsi="Times New Roman" w:cs="Times New Roman" w:hint="eastAsia"/>
+          <w:i/>
+        </w:rPr>
+        <w:t>Improved</w:t>
+      </w:r>
+    </w:p>
+    <w:p>
+      <w:pPr>
+        <w:pStyle w:val="a6"/>
+        <w:numPr>
+          <w:ilvl w:val="0"/>
+          <w:numId w:val="4"/>
+        </w:numPr>
+        <w:rPr>
+          <w:rFonts w:ascii="Times New Roman" w:hAnsi="Times New Roman" w:cs="Times New Roman"/>
+        </w:rPr>
+      </w:pPr>
+      <w:r>
+        <w:rPr>
+          <w:rFonts w:ascii="Times New Roman" w:hAnsi="Times New Roman" w:cs="Times New Roman" w:hint="eastAsia"/>
+        </w:rPr>
+        <w:t xml:space="preserve">The diagram illustrates </w:t>
+      </w:r>
+      <w:r>
+        <w:rPr>
+          <w:rFonts w:ascii="Times New Roman" w:hAnsi="Times New Roman" w:cs="Times New Roman" w:hint="eastAsia"/>
+          <w:highlight w:val="cyan"/>
+        </w:rPr>
+        <w:t>the</w:t>
+      </w:r>
+      <w:r>
+        <w:rPr>
+          <w:rFonts w:ascii="Times New Roman" w:hAnsi="Times New Roman" w:cs="Times New Roman" w:hint="eastAsia"/>
+        </w:rPr>
+        <w:t xml:space="preserve"> </w:t>
+      </w:r>
+      <w:r>
+        <w:rPr>
+          <w:rFonts w:ascii="Times New Roman" w:hAnsi="Times New Roman" w:cs="Times New Roman" w:hint="eastAsia"/>
+          <w:highlight w:val="cyan"/>
+        </w:rPr>
+        <w:t>statges in the life</w:t>
+      </w:r>
+      <w:r>
+        <w:rPr>
+          <w:rFonts w:ascii="Times New Roman" w:hAnsi="Times New Roman" w:cs="Times New Roman" w:hint="eastAsia"/>
+        </w:rPr>
+        <w:t xml:space="preserve"> of a frog</w:t>
+      </w:r>
+    </w:p>
+    <w:p>
+      <w:pPr>
+        <w:pStyle w:val="a6"/>
+        <w:numPr>
+          <w:ilvl w:val="0"/>
+          <w:numId w:val="4"/>
+        </w:numPr>
+        <w:rPr>
+          <w:rFonts w:ascii="Times New Roman" w:hAnsi="Times New Roman" w:cs="Times New Roman"/>
+        </w:rPr>
+      </w:pPr>
+      <w:r>
+        <w:rPr>
+          <w:rFonts w:ascii="Times New Roman" w:hAnsi="Times New Roman" w:cs="Times New Roman" w:hint="eastAsia"/>
+        </w:rPr>
+        <w:t>The diagram illustrates</w:t>
+      </w:r>
+      <w:r>
+        <w:rPr>
+          <w:rFonts w:ascii="Times New Roman" w:hAnsi="Times New Roman" w:cs="Times New Roman" w:hint="eastAsia"/>
+        </w:rPr>
+        <w:t xml:space="preserve"> the</w:t>
+      </w:r>
+      <w:r>
+        <w:rPr>
+          <w:rFonts w:ascii="Times New Roman" w:hAnsi="Times New Roman" w:cs="Times New Roman" w:hint="eastAsia"/>
+        </w:rPr>
+        <w:t xml:space="preserve"> </w:t>
+      </w:r>
+      <w:r>
+        <w:rPr>
+          <w:rFonts w:ascii="Times New Roman" w:hAnsi="Times New Roman" w:cs="Times New Roman" w:hint="eastAsia"/>
+        </w:rPr>
+        <w:t xml:space="preserve"> phases (that)</w:t>
+      </w:r>
+      <w:r>
+        <w:rPr>
+          <w:rFonts w:ascii="Times New Roman" w:hAnsi="Times New Roman" w:cs="Times New Roman" w:hint="eastAsia"/>
+        </w:rPr>
+        <w:t xml:space="preserve"> a frog passes through </w:t>
+      </w:r>
+      <w:r>
+        <w:rPr>
+          <w:rFonts w:ascii="Times New Roman" w:hAnsi="Times New Roman" w:cs="Times New Roman" w:hint="eastAsia"/>
+        </w:rPr>
+        <w:t>during its life.</w:t>
+      </w:r>
+    </w:p>
+    <w:p>
+      <w:pPr>
+        <w:pStyle w:val="a6"/>
+        <w:numPr>
+          <w:ilvl w:val="0"/>
+          <w:numId w:val="4"/>
+        </w:numPr>
+        <w:rPr>
+          <w:rFonts w:ascii="Times New Roman" w:hAnsi="Times New Roman" w:cs="Times New Roman"/>
+        </w:rPr>
+      </w:pPr>
+      <w:r>
+        <w:rPr>
+          <w:rFonts w:ascii="Times New Roman" w:hAnsi="Times New Roman" w:cs="Times New Roman" w:hint="eastAsia"/>
+        </w:rPr>
+        <w:t xml:space="preserve">The diagram illustrates </w:t>
+      </w:r>
+      <w:r>
+        <w:rPr>
+          <w:rFonts w:ascii="Times New Roman" w:hAnsi="Times New Roman" w:cs="Times New Roman" w:hint="eastAsia"/>
+        </w:rPr>
+        <w:t xml:space="preserve">the stages of development that a frog passes through during its lifetime. </w:t>
+      </w:r>
+    </w:p>
+    <w:p>
+      <w:pPr>
+        <w:rPr>
+          <w:rFonts w:ascii="Times New Roman" w:hAnsi="Times New Roman" w:cs="Times New Roman"/>
+        </w:rPr>
+      </w:pPr>
+      <w:r>
+        <w:rPr>
+          <w:rFonts w:ascii="Times New Roman" w:hAnsi="Times New Roman" w:cs="Times New Roman" w:hint="eastAsia"/>
+        </w:rPr>
+        <w:t xml:space="preserve">The third sentence is the best. It is not about the lenth of sentences, but </w:t>
+      </w:r>
+      <w:r>
+        <w:rPr>
+          <w:rFonts w:ascii="Times New Roman" w:hAnsi="Times New Roman" w:cs="Times New Roman" w:hint="eastAsia"/>
+        </w:rPr>
+        <w:t xml:space="preserve">how a </w:t>
+      </w:r>
+      <w:r>
+        <w:rPr>
+          <w:rFonts w:ascii="Times New Roman" w:hAnsi="Times New Roman" w:cs="Times New Roman" w:hint="eastAsia"/>
+        </w:rPr>
+        <w:t>precise and specific introduction</w:t>
+      </w:r>
+      <w:r>
+        <w:rPr>
+          <w:rFonts w:ascii="Times New Roman" w:hAnsi="Times New Roman" w:cs="Times New Roman" w:hint="eastAsia"/>
+        </w:rPr>
+        <w:t xml:space="preserve"> it is</w:t>
+      </w:r>
+      <w:r>
+        <w:rPr>
+          <w:rFonts w:ascii="Times New Roman" w:hAnsi="Times New Roman" w:cs="Times New Roman" w:hint="eastAsia"/>
+        </w:rPr>
+        <w:t>. Obviously, the last one is an</w:t>
+      </w:r>
+      <w:r>
+        <w:rPr>
+          <w:rFonts w:ascii="Times New Roman" w:hAnsi="Times New Roman" w:cs="Times New Roman" w:hint="eastAsia"/>
+        </w:rPr>
+        <w:t xml:space="preserve"> introduction which offers more detailed information and perhaps is given a higher band score.</w:t>
+      </w:r>
+    </w:p>
+    <w:p>
+      <w:pPr>
+        <w:rPr>
+          <w:rFonts w:ascii="Times New Roman" w:hAnsi="Times New Roman" w:cs="Times New Roman"/>
+          <w:b/>
+          <w:i/>
+        </w:rPr>
+      </w:pPr>
+      <w:r>
+        <w:rPr>
+          <w:rFonts w:ascii="Times New Roman" w:hAnsi="Times New Roman" w:cs="Times New Roman" w:hint="eastAsia"/>
+          <w:b/>
+          <w:i/>
+        </w:rPr>
+        <w:t>Example 2</w:t>
+      </w:r>
+    </w:p>
+    <w:p>
+      <w:pPr>
+        <w:rPr>
+          <w:rFonts w:ascii="Times New Roman" w:hAnsi="Times New Roman" w:cs="Times New Roman"/>
+        </w:rPr>
+      </w:pPr>
+      <w:r>
+        <w:rPr>
+          <w:rFonts w:ascii="Times New Roman" w:hAnsi="Times New Roman" w:cs="Times New Roman" w:hint="eastAsia"/>
+          <w:noProof/>
+          <w:lang w:val="en-US"/>
+        </w:rPr>
+        <w:lastRenderedPageBreak/>
+        <w:drawing>
+          <wp:inline distT="0" distB="0" distL="0" distR="0">
+            <wp:extent cx="3181350" cy="2717554"/>
+            <wp:effectExtent l="19050" t="0" r="0" b="0"/>
+            <wp:docPr id="1" name="图片 1"/>
+            <wp:cNvGraphicFramePr>
+              <a:graphicFrameLocks xmlns:a="http://schemas.openxmlformats.org/drawingml/2006/main" noChangeAspect="1"/>
+            </wp:cNvGraphicFramePr>
+            <a:graphic xmlns:a="http://schemas.openxmlformats.org/drawingml/2006/main">
+              <a:graphicData uri="http://schemas.openxmlformats.org/drawingml/2006/picture">
+                <pic:pic xmlns:pic="http://schemas.openxmlformats.org/drawingml/2006/picture">
+                  <pic:nvPicPr>
+                    <pic:cNvPr id="0" name="Picture 1"/>
+                    <pic:cNvPicPr>
+                      <a:picLocks noChangeAspect="1" noChangeArrowheads="1"/>
+                    </pic:cNvPicPr>
+                  </pic:nvPicPr>
+                  <pic:blipFill>
+                    <a:blip r:embed="rId12" cstate="print"/>
+                    <a:srcRect/>
+                    <a:stretch>
+                      <a:fillRect/>
+                    </a:stretch>
+                  </pic:blipFill>
+                  <pic:spPr bwMode="auto">
+                    <a:xfrm>
+                      <a:off x="0" y="0"/>
+                      <a:ext cx="3181350" cy="2717554"/>
+                    </a:xfrm>
+                    <a:prstGeom prst="rect">
+                      <a:avLst/>
+                    </a:prstGeom>
+                    <a:noFill/>
+                    <a:ln w="9525">
+                      <a:noFill/>
+                      <a:miter lim="800000"/>
+                      <a:headEnd/>
+                      <a:tailEnd/>
+                    </a:ln>
+                  </pic:spPr>
+                </pic:pic>
+              </a:graphicData>
+            </a:graphic>
+          </wp:inline>
+        </w:drawing>
+      </w:r>
+    </w:p>
+    <w:p>
+      <w:pPr>
+        <w:rPr>
+          <w:rFonts w:ascii="Times New Roman" w:hAnsi="Times New Roman" w:cs="Times New Roman"/>
+          <w:b/>
+          <w:i/>
+        </w:rPr>
+      </w:pPr>
+      <w:r>
+        <w:rPr>
+          <w:rFonts w:ascii="Times New Roman" w:hAnsi="Times New Roman" w:cs="Times New Roman" w:hint="eastAsia"/>
+          <w:b/>
+          <w:i/>
+        </w:rPr>
+        <w:t>My introduction</w:t>
+      </w:r>
+    </w:p>
+    <w:p>
+      <w:pPr>
+        <w:rPr>
+          <w:rFonts w:ascii="Times New Roman" w:hAnsi="Times New Roman" w:cs="Times New Roman" w:hint="eastAsia"/>
+        </w:rPr>
+      </w:pPr>
+      <w:r>
+        <w:rPr>
+          <w:rFonts w:ascii="Times New Roman" w:hAnsi="Times New Roman" w:cs="Times New Roman" w:hint="eastAsia"/>
+        </w:rPr>
+        <w:t>The diagram demonstrates the pro</w:t>
+      </w:r>
+      <w:r>
+        <w:rPr>
+          <w:rFonts w:ascii="Times New Roman" w:hAnsi="Times New Roman" w:cs="Times New Roman" w:hint="eastAsia"/>
+        </w:rPr>
+        <w:t xml:space="preserve">cess of </w:t>
+      </w:r>
+      <w:r>
+        <w:rPr>
+          <w:rFonts w:ascii="Times New Roman" w:hAnsi="Times New Roman" w:cs="Times New Roman" w:hint="eastAsia"/>
+          <w:u w:val="single"/>
+        </w:rPr>
+        <w:t>rain</w:t>
+      </w:r>
+      <w:r>
+        <w:rPr>
+          <w:rFonts w:ascii="Times New Roman" w:hAnsi="Times New Roman" w:cs="Times New Roman" w:hint="eastAsia"/>
+        </w:rPr>
+        <w:t xml:space="preserve"> </w:t>
+      </w:r>
+      <w:r>
+        <w:rPr>
+          <w:rFonts w:ascii="Times New Roman" w:hAnsi="Times New Roman" w:cs="Times New Roman" w:hint="eastAsia"/>
+        </w:rPr>
+        <w:t xml:space="preserve">being </w:t>
+      </w:r>
+      <w:r>
+        <w:rPr>
+          <w:rFonts w:ascii="Times New Roman" w:hAnsi="Times New Roman" w:cs="Times New Roman" w:hint="eastAsia"/>
+          <w:u w:val="single"/>
+        </w:rPr>
+        <w:t>converted</w:t>
+      </w:r>
+      <w:r>
+        <w:rPr>
+          <w:rFonts w:ascii="Times New Roman" w:hAnsi="Times New Roman" w:cs="Times New Roman" w:hint="eastAsia"/>
+        </w:rPr>
+        <w:t xml:space="preserve"> to clean water to drink in a town of Australia.</w:t>
+      </w:r>
+    </w:p>
+    <w:p>
+      <w:pPr>
+        <w:rPr>
+          <w:rFonts w:ascii="Times New Roman" w:hAnsi="Times New Roman" w:cs="Times New Roman" w:hint="eastAsia"/>
+        </w:rPr>
+      </w:pPr>
+      <w:r>
+        <w:rPr>
+          <w:rFonts w:ascii="Times New Roman" w:hAnsi="Times New Roman" w:cs="Times New Roman" w:hint="eastAsia"/>
+          <w:b/>
+          <w:i/>
+        </w:rPr>
+        <w:t>I</w:t>
+      </w:r>
+      <w:r>
+        <w:rPr>
+          <w:rFonts w:ascii="Times New Roman" w:hAnsi="Times New Roman" w:cs="Times New Roman" w:hint="eastAsia"/>
+          <w:b/>
+          <w:i/>
+        </w:rPr>
+        <w:t>mproved</w:t>
+      </w:r>
+      <w:r>
+        <w:rPr>
+          <w:rFonts w:ascii="Times New Roman" w:hAnsi="Times New Roman" w:cs="Times New Roman" w:hint="eastAsia"/>
+        </w:rPr>
+        <w:t>:</w:t>
+      </w:r>
+    </w:p>
+    <w:p>
+      <w:pPr>
+        <w:rPr>
+          <w:rFonts w:ascii="Times New Roman" w:hAnsi="Times New Roman" w:cs="Times New Roman" w:hint="eastAsia"/>
+        </w:rPr>
+      </w:pPr>
+      <w:r>
+        <w:rPr>
+          <w:rFonts w:ascii="Times New Roman" w:hAnsi="Times New Roman" w:cs="Times New Roman"/>
+        </w:rPr>
+        <w:t xml:space="preserve">The diagram demonstrates the process of </w:t>
+      </w:r>
+      <w:r>
+        <w:rPr>
+          <w:rFonts w:ascii="Times New Roman" w:hAnsi="Times New Roman" w:cs="Times New Roman"/>
+          <w:highlight w:val="cyan"/>
+        </w:rPr>
+        <w:t>rain</w:t>
+      </w:r>
+      <w:r>
+        <w:rPr>
+          <w:rFonts w:ascii="Times New Roman" w:hAnsi="Times New Roman" w:cs="Times New Roman" w:hint="eastAsia"/>
+          <w:highlight w:val="cyan"/>
+        </w:rPr>
+        <w:t>water</w:t>
+      </w:r>
+      <w:r>
+        <w:rPr>
+          <w:rFonts w:ascii="Times New Roman" w:hAnsi="Times New Roman" w:cs="Times New Roman"/>
+        </w:rPr>
+        <w:t xml:space="preserve"> being </w:t>
+      </w:r>
+      <w:r>
+        <w:rPr>
+          <w:rFonts w:ascii="Times New Roman" w:hAnsi="Times New Roman" w:cs="Times New Roman" w:hint="eastAsia"/>
+          <w:highlight w:val="cyan"/>
+        </w:rPr>
+        <w:t>purified</w:t>
+      </w:r>
+      <w:r>
+        <w:rPr>
+          <w:rFonts w:ascii="Times New Roman" w:hAnsi="Times New Roman" w:cs="Times New Roman"/>
+        </w:rPr>
+        <w:t xml:space="preserve"> into clean </w:t>
+      </w:r>
+      <w:r>
+        <w:rPr>
+          <w:rFonts w:ascii="Times New Roman" w:hAnsi="Times New Roman" w:cs="Times New Roman"/>
+          <w:highlight w:val="cyan"/>
+        </w:rPr>
+        <w:t>drinking water</w:t>
+      </w:r>
+      <w:r>
+        <w:rPr>
+          <w:rFonts w:ascii="Times New Roman" w:hAnsi="Times New Roman" w:cs="Times New Roman"/>
+        </w:rPr>
+        <w:t xml:space="preserve"> in a town </w:t>
+      </w:r>
+      <w:r>
+        <w:rPr>
+          <w:rFonts w:ascii="Times New Roman" w:hAnsi="Times New Roman" w:cs="Times New Roman"/>
+          <w:highlight w:val="cyan"/>
+        </w:rPr>
+        <w:t>in Australia.</w:t>
+      </w:r>
+    </w:p>
+    <w:p>
+      <w:pPr>
+        <w:rPr>
+          <w:rFonts w:ascii="Times New Roman" w:hAnsi="Times New Roman" w:cs="Times New Roman"/>
+        </w:rPr>
+      </w:pPr>
+      <w:r>
+        <w:rPr>
+          <w:rFonts w:ascii="Times New Roman" w:hAnsi="Times New Roman" w:cs="Times New Roman" w:hint="eastAsia"/>
+        </w:rPr>
+        <w:t xml:space="preserve">Note: there is no need to paraphrase </w:t>
+      </w:r>
+      <w:r>
+        <w:rPr>
+          <w:rFonts w:ascii="Times New Roman" w:hAnsi="Times New Roman" w:cs="Times New Roman"/>
+        </w:rPr>
+        <w:t>“</w:t>
+      </w:r>
+      <w:r>
+        <w:rPr>
+          <w:rFonts w:ascii="Times New Roman" w:hAnsi="Times New Roman" w:cs="Times New Roman" w:hint="eastAsia"/>
+        </w:rPr>
+        <w:t>rainwater</w:t>
+      </w:r>
+      <w:r>
+        <w:rPr>
+          <w:rFonts w:ascii="Times New Roman" w:hAnsi="Times New Roman" w:cs="Times New Roman"/>
+        </w:rPr>
+        <w:t>”</w:t>
+      </w:r>
+      <w:r>
+        <w:rPr>
+          <w:rFonts w:ascii="Times New Roman" w:hAnsi="Times New Roman" w:cs="Times New Roman" w:hint="eastAsia"/>
+        </w:rPr>
+        <w:t>.</w:t>
+      </w:r>
+    </w:p>
+    <w:p>
+      <w:pPr>
+        <w:rPr>
+          <w:rFonts w:ascii="Times New Roman" w:hAnsi="Times New Roman" w:cs="Times New Roman" w:hint="eastAsia"/>
+        </w:rPr>
+      </w:pPr>
+      <w:r>
+        <w:rPr>
+          <w:rFonts w:ascii="Times New Roman" w:hAnsi="Times New Roman" w:cs="Times New Roman" w:hint="eastAsia"/>
+          <w:b/>
+          <w:i/>
+        </w:rPr>
+        <w:t>Examples</w:t>
+      </w:r>
+    </w:p>
+    <w:p>
+      <w:pPr>
+        <w:rPr>
+          <w:rFonts w:ascii="Times New Roman" w:hAnsi="Times New Roman" w:cs="Times New Roman" w:hint="eastAsia"/>
+        </w:rPr>
+      </w:pPr>
+      <w:r>
+        <w:rPr>
+          <w:rFonts w:ascii="Times New Roman" w:hAnsi="Times New Roman" w:cs="Times New Roman" w:hint="eastAsia"/>
+        </w:rPr>
+        <w:t>(The following introduction paragraphs is in the range between band score  5 to 6.):</w:t>
+      </w:r>
+    </w:p>
+    <w:p>
+      <w:pPr>
+        <w:pStyle w:val="a6"/>
+        <w:numPr>
+          <w:ilvl w:val="0"/>
+          <w:numId w:val="5"/>
+        </w:numPr>
+        <w:rPr>
+          <w:rFonts w:ascii="Times New Roman" w:hAnsi="Times New Roman" w:cs="Times New Roman" w:hint="eastAsia"/>
+        </w:rPr>
+      </w:pPr>
+      <w:r>
+        <w:rPr>
+          <w:rFonts w:ascii="Times New Roman" w:hAnsi="Times New Roman" w:cs="Times New Roman" w:hint="eastAsia"/>
+        </w:rPr>
+        <w:t>Th</w:t>
+      </w:r>
+      <w:r>
+        <w:rPr>
+          <w:rFonts w:ascii="Times New Roman" w:hAnsi="Times New Roman" w:cs="Times New Roman" w:hint="eastAsia"/>
+        </w:rPr>
+        <w:t xml:space="preserve">e diagram illutrates </w:t>
+      </w:r>
+      <w:r>
+        <w:rPr>
+          <w:rFonts w:ascii="Times New Roman" w:hAnsi="Times New Roman" w:cs="Times New Roman" w:hint="eastAsia"/>
+          <w:highlight w:val="lightGray"/>
+        </w:rPr>
+        <w:t>the way</w:t>
+      </w:r>
+      <w:r>
+        <w:rPr>
+          <w:rFonts w:ascii="Times New Roman" w:hAnsi="Times New Roman" w:cs="Times New Roman" w:hint="eastAsia"/>
+        </w:rPr>
+        <w:t xml:space="preserve"> (that) rainwater is collected for use as drinking water in a town in Australia.</w:t>
+      </w:r>
+    </w:p>
+    <w:p>
+      <w:pPr>
+        <w:pStyle w:val="a6"/>
+        <w:numPr>
+          <w:ilvl w:val="0"/>
+          <w:numId w:val="5"/>
+        </w:numPr>
+        <w:rPr>
+          <w:rFonts w:ascii="Times New Roman" w:hAnsi="Times New Roman" w:cs="Times New Roman" w:hint="eastAsia"/>
+        </w:rPr>
+      </w:pPr>
+      <w:r>
+        <w:rPr>
+          <w:rFonts w:ascii="Times New Roman" w:hAnsi="Times New Roman" w:cs="Times New Roman" w:hint="eastAsia"/>
+        </w:rPr>
+        <w:t xml:space="preserve">The diagram illutrates </w:t>
+      </w:r>
+      <w:r>
+        <w:rPr>
+          <w:rFonts w:ascii="Times New Roman" w:hAnsi="Times New Roman" w:cs="Times New Roman" w:hint="eastAsia"/>
+          <w:highlight w:val="lightGray"/>
+        </w:rPr>
+        <w:t>the process</w:t>
+      </w:r>
+      <w:r>
+        <w:rPr>
+          <w:rFonts w:ascii="Times New Roman" w:hAnsi="Times New Roman" w:cs="Times New Roman" w:hint="eastAsia"/>
+        </w:rPr>
+        <w:t xml:space="preserve"> of collecting rainwater</w:t>
+      </w:r>
+      <w:r>
+        <w:rPr>
+          <w:rFonts w:ascii="Times New Roman" w:hAnsi="Times New Roman" w:cs="Times New Roman" w:hint="eastAsia"/>
+        </w:rPr>
+        <w:t xml:space="preserve"> in order to use it for drinking water in a town in Australia.</w:t>
+      </w:r>
+    </w:p>
+    <w:p>
+      <w:pPr>
+        <w:pStyle w:val="a6"/>
+        <w:numPr>
+          <w:ilvl w:val="0"/>
+          <w:numId w:val="5"/>
+        </w:numPr>
+        <w:rPr>
+          <w:rFonts w:ascii="Times New Roman" w:hAnsi="Times New Roman" w:cs="Times New Roman" w:hint="eastAsia"/>
+        </w:rPr>
+      </w:pPr>
+      <w:r>
+        <w:rPr>
+          <w:rFonts w:ascii="Times New Roman" w:hAnsi="Times New Roman" w:cs="Times New Roman" w:hint="eastAsia"/>
+        </w:rPr>
+        <w:t xml:space="preserve">The diagram illutrates the collection of rainwater and </w:t>
+      </w:r>
+      <w:r>
+        <w:rPr>
+          <w:rFonts w:ascii="Times New Roman" w:hAnsi="Times New Roman" w:cs="Times New Roman" w:hint="eastAsia"/>
+          <w:highlight w:val="lightGray"/>
+        </w:rPr>
+        <w:t>how it is processed</w:t>
+      </w:r>
+      <w:r>
+        <w:rPr>
+          <w:rFonts w:ascii="Times New Roman" w:hAnsi="Times New Roman" w:cs="Times New Roman" w:hint="eastAsia"/>
+        </w:rPr>
+        <w:t xml:space="preserve"> to be used for drinking water in a town in Australia.</w:t>
+      </w:r>
+    </w:p>
+    <w:p>
+      <w:pPr>
+        <w:pStyle w:val="a6"/>
+        <w:numPr>
+          <w:ilvl w:val="0"/>
+          <w:numId w:val="5"/>
+        </w:numPr>
+        <w:rPr>
+          <w:rFonts w:ascii="Times New Roman" w:hAnsi="Times New Roman" w:cs="Times New Roman" w:hint="eastAsia"/>
+        </w:rPr>
+      </w:pPr>
+      <w:r>
+        <w:rPr>
+          <w:rFonts w:ascii="Times New Roman" w:hAnsi="Times New Roman" w:cs="Times New Roman" w:hint="eastAsia"/>
+        </w:rPr>
+        <w:t xml:space="preserve">The diagram illutrates </w:t>
+      </w:r>
+      <w:r>
+        <w:rPr>
+          <w:rFonts w:ascii="Times New Roman" w:hAnsi="Times New Roman" w:cs="Times New Roman" w:hint="eastAsia"/>
+          <w:highlight w:val="lightGray"/>
+        </w:rPr>
+        <w:t>the way</w:t>
+      </w:r>
+      <w:r>
+        <w:rPr>
+          <w:rFonts w:ascii="Times New Roman" w:hAnsi="Times New Roman" w:cs="Times New Roman" w:hint="eastAsia"/>
+        </w:rPr>
+        <w:t xml:space="preserve"> (that) a town in Australia collects and processes rainwater to be used for drinking water.</w:t>
+      </w:r>
+    </w:p>
+    <w:p>
+      <w:pPr>
+        <w:pStyle w:val="a6"/>
+        <w:ind w:left="360"/>
+        <w:rPr>
+          <w:rFonts w:ascii="Times New Roman" w:hAnsi="Times New Roman" w:cs="Times New Roman"/>
+        </w:rPr>
+      </w:pPr>
+      <w:r>
+        <w:rPr>
+          <w:rFonts w:ascii="Times New Roman" w:hAnsi="Times New Roman" w:cs="Times New Roman" w:hint="eastAsia"/>
+        </w:rPr>
+        <w:t xml:space="preserve">N.B. In this example </w:t>
+      </w:r>
+      <w:r>
+        <w:rPr>
+          <w:rFonts w:ascii="Times New Roman" w:hAnsi="Times New Roman" w:cs="Times New Roman"/>
+        </w:rPr>
+        <w:t>“</w:t>
+      </w:r>
+      <w:r>
+        <w:rPr>
+          <w:rFonts w:ascii="Times New Roman" w:hAnsi="Times New Roman" w:cs="Times New Roman" w:hint="eastAsia"/>
+        </w:rPr>
+        <w:t>a town</w:t>
+      </w:r>
+      <w:r>
+        <w:rPr>
+          <w:rFonts w:ascii="Times New Roman" w:hAnsi="Times New Roman" w:cs="Times New Roman"/>
+        </w:rPr>
+        <w:t>…”</w:t>
+      </w:r>
+      <w:r>
+        <w:rPr>
+          <w:rFonts w:ascii="Times New Roman" w:hAnsi="Times New Roman" w:cs="Times New Roman" w:hint="eastAsia"/>
+        </w:rPr>
+        <w:t xml:space="preserve"> is subject and verbs are active.</w:t>
+      </w:r>
+    </w:p>
+    <w:p>
+      <w:pPr>
+        <w:rPr>
+          <w:rFonts w:ascii="Times New Roman" w:hAnsi="Times New Roman" w:cs="Times New Roman" w:hint="eastAsia"/>
+          <w:i/>
+        </w:rPr>
+      </w:pPr>
+      <w:r>
+        <w:rPr>
+          <w:rFonts w:ascii="Times New Roman" w:hAnsi="Times New Roman" w:cs="Times New Roman" w:hint="eastAsia"/>
+          <w:i/>
+        </w:rPr>
+        <w:t xml:space="preserve">These examples </w:t>
+      </w:r>
+      <w:r>
+        <w:rPr>
+          <w:rFonts w:ascii="Times New Roman" w:hAnsi="Times New Roman" w:cs="Times New Roman" w:hint="eastAsia"/>
+          <w:i/>
+        </w:rPr>
+        <w:t xml:space="preserve">below are more precise and specific and thus causes higher band scores; that proves the writer is an </w:t>
+      </w:r>
+      <w:r>
+        <w:rPr>
+          <w:rFonts w:ascii="Times New Roman" w:hAnsi="Times New Roman" w:cs="Times New Roman"/>
+          <w:i/>
+        </w:rPr>
+        <w:t>independent user.</w:t>
+      </w:r>
+    </w:p>
+    <w:p>
+      <w:pPr>
+        <w:pStyle w:val="a6"/>
+        <w:numPr>
+          <w:ilvl w:val="0"/>
+          <w:numId w:val="5"/>
+        </w:numPr>
+        <w:rPr>
+          <w:rFonts w:ascii="Times New Roman" w:hAnsi="Times New Roman" w:cs="Times New Roman" w:hint="eastAsia"/>
+        </w:rPr>
+      </w:pPr>
+      <w:r>
+        <w:rPr>
+          <w:rFonts w:ascii="Times New Roman" w:hAnsi="Times New Roman" w:cs="Times New Roman" w:hint="eastAsia"/>
+        </w:rPr>
+        <w:t xml:space="preserve">The diagram illutrates a town in Australia </w:t>
+      </w:r>
+      <w:r>
+        <w:rPr>
+          <w:rFonts w:ascii="Times New Roman" w:hAnsi="Times New Roman" w:cs="Times New Roman" w:hint="eastAsia"/>
+          <w:highlight w:val="lightGray"/>
+        </w:rPr>
+        <w:t>recycles</w:t>
+      </w:r>
+      <w:r>
+        <w:rPr>
+          <w:rFonts w:ascii="Times New Roman" w:hAnsi="Times New Roman" w:cs="Times New Roman" w:hint="eastAsia"/>
+        </w:rPr>
+        <w:t xml:space="preserve"> rainwater to make it safe for drinking.</w:t>
+      </w:r>
+    </w:p>
+    <w:p>
+      <w:pPr>
+        <w:pStyle w:val="a6"/>
+        <w:numPr>
+          <w:ilvl w:val="0"/>
+          <w:numId w:val="5"/>
+        </w:numPr>
+        <w:rPr>
+          <w:rFonts w:ascii="Times New Roman" w:hAnsi="Times New Roman" w:cs="Times New Roman" w:hint="eastAsia"/>
+        </w:rPr>
+      </w:pPr>
+      <w:r>
+        <w:rPr>
+          <w:rFonts w:ascii="Times New Roman" w:hAnsi="Times New Roman" w:cs="Times New Roman" w:hint="eastAsia"/>
+        </w:rPr>
+        <w:t xml:space="preserve">The diagram illutrates a town in Australia </w:t>
+      </w:r>
+      <w:r>
+        <w:rPr>
+          <w:rFonts w:ascii="Times New Roman" w:hAnsi="Times New Roman" w:cs="Times New Roman" w:hint="eastAsia"/>
+          <w:highlight w:val="lightGray"/>
+        </w:rPr>
+        <w:t>harvests and recycles</w:t>
+      </w:r>
+      <w:r>
+        <w:rPr>
+          <w:rFonts w:ascii="Times New Roman" w:hAnsi="Times New Roman" w:cs="Times New Roman" w:hint="eastAsia"/>
+        </w:rPr>
+        <w:t xml:space="preserve"> rainwater so that it can be </w:t>
+      </w:r>
+      <w:r>
+        <w:rPr>
+          <w:rFonts w:ascii="Times New Roman" w:hAnsi="Times New Roman" w:cs="Times New Roman" w:hint="eastAsia"/>
+          <w:highlight w:val="lightGray"/>
+        </w:rPr>
+        <w:t>safely consumed</w:t>
+      </w:r>
+      <w:r>
+        <w:rPr>
+          <w:rFonts w:ascii="Times New Roman" w:hAnsi="Times New Roman" w:cs="Times New Roman" w:hint="eastAsia"/>
+        </w:rPr>
+        <w:t>.</w:t>
+      </w:r>
+    </w:p>
+    <w:p>
+      <w:pPr>
+        <w:pStyle w:val="a6"/>
+        <w:ind w:left="360"/>
+        <w:rPr>
+          <w:rFonts w:ascii="Times New Roman" w:hAnsi="Times New Roman" w:cs="Times New Roman" w:hint="eastAsia"/>
+        </w:rPr>
+      </w:pPr>
+      <w:r>
+        <w:rPr>
+          <w:rFonts w:ascii="Times New Roman" w:hAnsi="Times New Roman" w:cs="Times New Roman"/>
+        </w:rPr>
+        <w:t>“</w:t>
+      </w:r>
+      <w:r>
+        <w:rPr>
+          <w:rFonts w:ascii="Times New Roman" w:hAnsi="Times New Roman" w:cs="Times New Roman" w:hint="eastAsia"/>
+        </w:rPr>
+        <w:t>harvest</w:t>
+      </w:r>
+      <w:r>
+        <w:rPr>
+          <w:rFonts w:ascii="Times New Roman" w:hAnsi="Times New Roman" w:cs="Times New Roman"/>
+        </w:rPr>
+        <w:t>”</w:t>
+      </w:r>
+      <w:r>
+        <w:rPr>
+          <w:rFonts w:ascii="Times New Roman" w:hAnsi="Times New Roman" w:cs="Times New Roman" w:hint="eastAsia"/>
+        </w:rPr>
+        <w:t xml:space="preserve"> and </w:t>
+      </w:r>
+      <w:r>
+        <w:rPr>
+          <w:rFonts w:ascii="Times New Roman" w:hAnsi="Times New Roman" w:cs="Times New Roman"/>
+        </w:rPr>
+        <w:t>“</w:t>
+      </w:r>
+      <w:r>
+        <w:rPr>
+          <w:rFonts w:ascii="Times New Roman" w:hAnsi="Times New Roman" w:cs="Times New Roman" w:hint="eastAsia"/>
+        </w:rPr>
+        <w:t>consume</w:t>
+      </w:r>
+      <w:r>
+        <w:rPr>
+          <w:rFonts w:ascii="Times New Roman" w:hAnsi="Times New Roman" w:cs="Times New Roman"/>
+        </w:rPr>
+        <w:t>”</w:t>
+      </w:r>
+      <w:r>
+        <w:rPr>
+          <w:rFonts w:ascii="Times New Roman" w:hAnsi="Times New Roman" w:cs="Times New Roman" w:hint="eastAsia"/>
+        </w:rPr>
+        <w:t xml:space="preserve"> are more formal words.</w:t>
+      </w:r>
+    </w:p>
+    <w:p>
+      <w:pPr>
+        <w:rPr>
+          <w:rFonts w:ascii="Times New Roman" w:hAnsi="Times New Roman" w:cs="Times New Roman"/>
+        </w:rPr>
+      </w:pPr>
+    </w:p>
+    <w:p>
+      <w:pPr>
         <w:outlineLvl w:val="1"/>
         <w:rPr>
           <w:rFonts w:ascii="Times New Roman" w:hAnsi="Times New Roman" w:cs="Times New Roman"/>
@@ -2818,9 +3908,10 @@
       <w:r>
         <w:rPr>
           <w:noProof/>
+          <w:lang w:val="en-US"/>
         </w:rPr>
         <w:drawing>
-          <wp:inline distT="0" distB="0" distL="0" distR="0" wp14:anchorId="1C24B181" wp14:editId="5183DFF6">
+          <wp:inline distT="0" distB="0" distL="0" distR="0">
             <wp:extent cx="2457450" cy="2505014"/>
             <wp:effectExtent l="0" t="0" r="0" b="0"/>
             <wp:docPr id="1797944744" name="Picture 1"/>
@@ -2835,7 +3926,7 @@
                     <pic:cNvPicPr/>
                   </pic:nvPicPr>
                   <pic:blipFill>
-                    <a:blip r:embed="rId11"/>
+                    <a:blip r:embed="rId13" cstate="print"/>
                     <a:stretch>
                       <a:fillRect/>
                     </a:stretch>
@@ -3016,10 +4107,11 @@
       <w:r>
         <w:rPr>
           <w:noProof/>
+          <w:lang w:val="en-US"/>
         </w:rPr>
         <w:lastRenderedPageBreak/>
         <w:drawing>
-          <wp:inline distT="0" distB="0" distL="0" distR="0" wp14:anchorId="5302CB52" wp14:editId="340AC23B">
+          <wp:inline distT="0" distB="0" distL="0" distR="0">
             <wp:extent cx="5274310" cy="4173220"/>
             <wp:effectExtent l="0" t="0" r="2540" b="0"/>
             <wp:docPr id="468931374" name="Picture 1"/>
@@ -3034,7 +4126,7 @@
                     <pic:cNvPicPr/>
                   </pic:nvPicPr>
                   <pic:blipFill>
-                    <a:blip r:embed="rId12"/>
+                    <a:blip r:embed="rId14" cstate="print"/>
                     <a:stretch>
                       <a:fillRect/>
                     </a:stretch>
@@ -3819,7 +4911,6 @@
     <w:p>
       <w:pPr>
         <w:rPr>
-          <w:rFonts w:hint="eastAsia"/>
           <w:lang w:val="en-US"/>
         </w:rPr>
       </w:pPr>
@@ -3858,10 +4949,11 @@
       <w:r>
         <w:rPr>
           <w:noProof/>
+          <w:lang w:val="en-US"/>
         </w:rPr>
         <w:lastRenderedPageBreak/>
         <w:drawing>
-          <wp:inline distT="0" distB="0" distL="0" distR="0" wp14:anchorId="2E59417A" wp14:editId="1CA96D51">
+          <wp:inline distT="0" distB="0" distL="0" distR="0">
             <wp:extent cx="5274310" cy="6368415"/>
             <wp:effectExtent l="0" t="0" r="2540" b="0"/>
             <wp:docPr id="255916285" name="Picture 1"/>
@@ -3876,7 +4968,7 @@
                     <pic:cNvPicPr/>
                   </pic:nvPicPr>
                   <pic:blipFill>
-                    <a:blip r:embed="rId13"/>
+                    <a:blip r:embed="rId15" cstate="print"/>
                     <a:stretch>
                       <a:fillRect/>
                     </a:stretch>
@@ -3915,14 +5007,11 @@
 </file>
 
 <file path=word/endnotes.xml><?xml version="1.0" encoding="utf-8"?>
-<w:endnotes xmlns:wpc="http://schemas.microsoft.com/office/word/2010/wordprocessingCanvas" xmlns:cx="http://schemas.microsoft.com/office/drawing/2014/chartex" xmlns:cx1="http://schemas.microsoft.com/office/drawing/2015/9/8/chartex" xmlns:cx2="http://schemas.microsoft.com/office/drawing/2015/10/21/chartex" xmlns:cx3="http://schemas.microsoft.com/office/drawing/2016/5/9/chartex" xmlns:cx4="http://schemas.microsoft.com/office/drawing/2016/5/10/chartex" xmlns:cx5="http://schemas.microsoft.com/office/drawing/2016/5/11/chartex" xmlns:cx6="http://schemas.microsoft.com/office/drawing/2016/5/12/chartex" xmlns:cx7="http://schemas.microsoft.com/office/drawing/2016/5/13/chartex" xmlns:cx8="http://schemas.microsoft.com/office/drawing/2016/5/14/chartex" xmlns:mc="http://schemas.openxmlformats.org/markup-compatibility/2006" xmlns:aink="http://schemas.microsoft.com/office/drawing/2016/ink" xmlns:am3d="http://schemas.microsoft.com/office/drawing/2017/model3d" xmlns:o="urn:schemas-microsoft-com:office:office" xmlns:oel="http://schemas.microsoft.com/office/2019/extlst" xmlns:r="http://schemas.openxmlformats.org/officeDocument/2006/relationships" xmlns:m="http://schemas.openxmlformats.org/officeDocument/2006/math" xmlns:v="urn:schemas-microsoft-com:vml" xmlns:wp14="http://schemas.microsoft.com/office/word/2010/wordprocessingDrawing" xmlns:wp="http://schemas.openxmlformats.org/drawingml/2006/wordprocessingDrawing" xmlns:w10="urn:schemas-microsoft-com:office:word" xmlns:w="http://schemas.openxmlformats.org/wordprocessingml/2006/main" xmlns:w14="http://schemas.microsoft.com/office/word/2010/wordml" xmlns:w15="http://schemas.microsoft.com/office/word/2012/wordml" xmlns:w16cex="http://schemas.microsoft.com/office/word/2018/wordml/cex" xmlns:w16cid="http://schemas.microsoft.com/office/word/2016/wordml/cid" xmlns:w16="http://schemas.microsoft.com/office/word/2018/wordml" xmlns:w16du="http://schemas.microsoft.com/office/word/2023/wordml/word16du" xmlns:w16sdtdh="http://schemas.microsoft.com/office/word/2020/wordml/sdtdatahash" xmlns:w16sdtfl="http://schemas.microsoft.com/office/word/2024/wordml/sdtformatlock" xmlns:w16se="http://schemas.microsoft.com/office/word/2015/wordml/symex" xmlns:wpg="http://schemas.microsoft.com/office/word/2010/wordprocessingGroup" xmlns:wpi="http://schemas.microsoft.com/office/word/2010/wordprocessingInk" xmlns:wne="http://schemas.microsoft.com/office/word/2006/wordml" xmlns:wps="http://schemas.microsoft.com/office/word/2010/wordprocessingShape" mc:Ignorable="w14 w15 w16se w16cid w16 w16cex w16sdtdh w16sdtfl w16du wp14">
+<w:endnotes xmlns:ve="http://schemas.openxmlformats.org/markup-compatibility/2006" xmlns:o="urn:schemas-microsoft-com:office:office" xmlns:r="http://schemas.openxmlformats.org/officeDocument/2006/relationships" xmlns:m="http://schemas.openxmlformats.org/officeDocument/2006/math" xmlns:v="urn:schemas-microsoft-com:vml" xmlns:wp="http://schemas.openxmlformats.org/drawingml/2006/wordprocessingDrawing" xmlns:w10="urn:schemas-microsoft-com:office:word" xmlns:w="http://schemas.openxmlformats.org/wordprocessingml/2006/main" xmlns:wne="http://schemas.microsoft.com/office/word/2006/wordml">
   <w:endnote w:type="separator" w:id="-1">
     <w:p>
       <w:pPr>
         <w:spacing w:after="0" w:line="240" w:lineRule="auto"/>
-        <w:rPr>
-          <w:rFonts w:hint="eastAsia"/>
-        </w:rPr>
       </w:pPr>
       <w:r>
         <w:separator/>
@@ -3933,9 +5022,6 @@
     <w:p>
       <w:pPr>
         <w:spacing w:after="0" w:line="240" w:lineRule="auto"/>
-        <w:rPr>
-          <w:rFonts w:hint="eastAsia"/>
-        </w:rPr>
       </w:pPr>
       <w:r>
         <w:continuationSeparator/>
@@ -3946,14 +5032,11 @@
 </file>
 
 <file path=word/footnotes.xml><?xml version="1.0" encoding="utf-8"?>
-<w:footnotes xmlns:wpc="http://schemas.microsoft.com/office/word/2010/wordprocessingCanvas" xmlns:cx="http://schemas.microsoft.com/office/drawing/2014/chartex" xmlns:cx1="http://schemas.microsoft.com/office/drawing/2015/9/8/chartex" xmlns:cx2="http://schemas.microsoft.com/office/drawing/2015/10/21/chartex" xmlns:cx3="http://schemas.microsoft.com/office/drawing/2016/5/9/chartex" xmlns:cx4="http://schemas.microsoft.com/office/drawing/2016/5/10/chartex" xmlns:cx5="http://schemas.microsoft.com/office/drawing/2016/5/11/chartex" xmlns:cx6="http://schemas.microsoft.com/office/drawing/2016/5/12/chartex" xmlns:cx7="http://schemas.microsoft.com/office/drawing/2016/5/13/chartex" xmlns:cx8="http://schemas.microsoft.com/office/drawing/2016/5/14/chartex" xmlns:mc="http://schemas.openxmlformats.org/markup-compatibility/2006" xmlns:aink="http://schemas.microsoft.com/office/drawing/2016/ink" xmlns:am3d="http://schemas.microsoft.com/office/drawing/2017/model3d" xmlns:o="urn:schemas-microsoft-com:office:office" xmlns:oel="http://schemas.microsoft.com/office/2019/extlst" xmlns:r="http://schemas.openxmlformats.org/officeDocument/2006/relationships" xmlns:m="http://schemas.openxmlformats.org/officeDocument/2006/math" xmlns:v="urn:schemas-microsoft-com:vml" xmlns:wp14="http://schemas.microsoft.com/office/word/2010/wordprocessingDrawing" xmlns:wp="http://schemas.openxmlformats.org/drawingml/2006/wordprocessingDrawing" xmlns:w10="urn:schemas-microsoft-com:office:word" xmlns:w="http://schemas.openxmlformats.org/wordprocessingml/2006/main" xmlns:w14="http://schemas.microsoft.com/office/word/2010/wordml" xmlns:w15="http://schemas.microsoft.com/office/word/2012/wordml" xmlns:w16cex="http://schemas.microsoft.com/office/word/2018/wordml/cex" xmlns:w16cid="http://schemas.microsoft.com/office/word/2016/wordml/cid" xmlns:w16="http://schemas.microsoft.com/office/word/2018/wordml" xmlns:w16du="http://schemas.microsoft.com/office/word/2023/wordml/word16du" xmlns:w16sdtdh="http://schemas.microsoft.com/office/word/2020/wordml/sdtdatahash" xmlns:w16sdtfl="http://schemas.microsoft.com/office/word/2024/wordml/sdtformatlock" xmlns:w16se="http://schemas.microsoft.com/office/word/2015/wordml/symex" xmlns:wpg="http://schemas.microsoft.com/office/word/2010/wordprocessingGroup" xmlns:wpi="http://schemas.microsoft.com/office/word/2010/wordprocessingInk" xmlns:wne="http://schemas.microsoft.com/office/word/2006/wordml" xmlns:wps="http://schemas.microsoft.com/office/word/2010/wordprocessingShape" mc:Ignorable="w14 w15 w16se w16cid w16 w16cex w16sdtdh w16sdtfl w16du wp14">
+<w:footnotes xmlns:ve="http://schemas.openxmlformats.org/markup-compatibility/2006" xmlns:o="urn:schemas-microsoft-com:office:office" xmlns:r="http://schemas.openxmlformats.org/officeDocument/2006/relationships" xmlns:m="http://schemas.openxmlformats.org/officeDocument/2006/math" xmlns:v="urn:schemas-microsoft-com:vml" xmlns:wp="http://schemas.openxmlformats.org/drawingml/2006/wordprocessingDrawing" xmlns:w10="urn:schemas-microsoft-com:office:word" xmlns:w="http://schemas.openxmlformats.org/wordprocessingml/2006/main" xmlns:wne="http://schemas.microsoft.com/office/word/2006/wordml">
   <w:footnote w:type="separator" w:id="-1">
     <w:p>
       <w:pPr>
         <w:spacing w:after="0" w:line="240" w:lineRule="auto"/>
-        <w:rPr>
-          <w:rFonts w:hint="eastAsia"/>
-        </w:rPr>
       </w:pPr>
       <w:r>
         <w:separator/>
@@ -3964,9 +5047,6 @@
     <w:p>
       <w:pPr>
         <w:spacing w:after="0" w:line="240" w:lineRule="auto"/>
-        <w:rPr>
-          <w:rFonts w:hint="eastAsia"/>
-        </w:rPr>
       </w:pPr>
       <w:r>
         <w:continuationSeparator/>
@@ -3977,8 +5057,8 @@
 </file>
 
 <file path=word/numbering.xml><?xml version="1.0" encoding="utf-8"?>
-<w:numbering xmlns:wpc="http://schemas.microsoft.com/office/word/2010/wordprocessingCanvas" xmlns:cx="http://schemas.microsoft.com/office/drawing/2014/chartex" xmlns:cx1="http://schemas.microsoft.com/office/drawing/2015/9/8/chartex" xmlns:cx2="http://schemas.microsoft.com/office/drawing/2015/10/21/chartex" xmlns:cx3="http://schemas.microsoft.com/office/drawing/2016/5/9/chartex" xmlns:cx4="http://schemas.microsoft.com/office/drawing/2016/5/10/chartex" xmlns:cx5="http://schemas.microsoft.com/office/drawing/2016/5/11/chartex" xmlns:cx6="http://schemas.microsoft.com/office/drawing/2016/5/12/chartex" xmlns:cx7="http://schemas.microsoft.com/office/drawing/2016/5/13/chartex" xmlns:cx8="http://schemas.microsoft.com/office/drawing/2016/5/14/chartex" xmlns:mc="http://schemas.openxmlformats.org/markup-compatibility/2006" xmlns:aink="http://schemas.microsoft.com/office/drawing/2016/ink" xmlns:am3d="http://schemas.microsoft.com/office/drawing/2017/model3d" xmlns:o="urn:schemas-microsoft-com:office:office" xmlns:oel="http://schemas.microsoft.com/office/2019/extlst" xmlns:r="http://schemas.openxmlformats.org/officeDocument/2006/relationships" xmlns:m="http://schemas.openxmlformats.org/officeDocument/2006/math" xmlns:v="urn:schemas-microsoft-com:vml" xmlns:wp14="http://schemas.microsoft.com/office/word/2010/wordprocessingDrawing" xmlns:wp="http://schemas.openxmlformats.org/drawingml/2006/wordprocessingDrawing" xmlns:w10="urn:schemas-microsoft-com:office:word" xmlns:w="http://schemas.openxmlformats.org/wordprocessingml/2006/main" xmlns:w14="http://schemas.microsoft.com/office/word/2010/wordml" xmlns:w15="http://schemas.microsoft.com/office/word/2012/wordml" xmlns:w16cex="http://schemas.microsoft.com/office/word/2018/wordml/cex" xmlns:w16cid="http://schemas.microsoft.com/office/word/2016/wordml/cid" xmlns:w16="http://schemas.microsoft.com/office/word/2018/wordml" xmlns:w16du="http://schemas.microsoft.com/office/word/2023/wordml/word16du" xmlns:w16sdtdh="http://schemas.microsoft.com/office/word/2020/wordml/sdtdatahash" xmlns:w16sdtfl="http://schemas.microsoft.com/office/word/2024/wordml/sdtformatlock" xmlns:w16se="http://schemas.microsoft.com/office/word/2015/wordml/symex" xmlns:wpg="http://schemas.microsoft.com/office/word/2010/wordprocessingGroup" xmlns:wpi="http://schemas.microsoft.com/office/word/2010/wordprocessingInk" xmlns:wne="http://schemas.microsoft.com/office/word/2006/wordml" xmlns:wps="http://schemas.microsoft.com/office/word/2010/wordprocessingShape" mc:Ignorable="w14 w15 w16se w16cid w16 w16cex w16sdtdh w16sdtfl w16du wp14">
-  <w:abstractNum w:abstractNumId="0" w15:restartNumberingAfterBreak="0">
+<w:numbering xmlns:ve="http://schemas.openxmlformats.org/markup-compatibility/2006" xmlns:o="urn:schemas-microsoft-com:office:office" xmlns:r="http://schemas.openxmlformats.org/officeDocument/2006/relationships" xmlns:m="http://schemas.openxmlformats.org/officeDocument/2006/math" xmlns:v="urn:schemas-microsoft-com:vml" xmlns:wp="http://schemas.openxmlformats.org/drawingml/2006/wordprocessingDrawing" xmlns:w10="urn:schemas-microsoft-com:office:word" xmlns:w="http://schemas.openxmlformats.org/wordprocessingml/2006/main" xmlns:wne="http://schemas.microsoft.com/office/word/2006/wordml">
+  <w:abstractNum w:abstractNumId="0">
     <w:nsid w:val="05E6080A"/>
     <w:multiLevelType w:val="hybridMultilevel"/>
     <w:tmpl w:val="6CA8D9EA"/>
@@ -4067,7 +5147,185 @@
       </w:pPr>
     </w:lvl>
   </w:abstractNum>
-  <w:abstractNum w:abstractNumId="1" w15:restartNumberingAfterBreak="0">
+  <w:abstractNum w:abstractNumId="1">
+    <w:nsid w:val="1B141171"/>
+    <w:multiLevelType w:val="hybridMultilevel"/>
+    <w:tmpl w:val="849237CE"/>
+    <w:lvl w:ilvl="0" w:tplc="048812EE">
+      <w:start w:val="1"/>
+      <w:numFmt w:val="decimal"/>
+      <w:lvlText w:val="%1."/>
+      <w:lvlJc w:val="left"/>
+      <w:pPr>
+        <w:ind w:left="360" w:hanging="360"/>
+      </w:pPr>
+      <w:rPr>
+        <w:rFonts w:hint="default"/>
+      </w:rPr>
+    </w:lvl>
+    <w:lvl w:ilvl="1" w:tplc="04090019" w:tentative="1">
+      <w:start w:val="1"/>
+      <w:numFmt w:val="lowerLetter"/>
+      <w:lvlText w:val="%2)"/>
+      <w:lvlJc w:val="left"/>
+      <w:pPr>
+        <w:ind w:left="840" w:hanging="420"/>
+      </w:pPr>
+    </w:lvl>
+    <w:lvl w:ilvl="2" w:tplc="0409001B" w:tentative="1">
+      <w:start w:val="1"/>
+      <w:numFmt w:val="lowerRoman"/>
+      <w:lvlText w:val="%3."/>
+      <w:lvlJc w:val="right"/>
+      <w:pPr>
+        <w:ind w:left="1260" w:hanging="420"/>
+      </w:pPr>
+    </w:lvl>
+    <w:lvl w:ilvl="3" w:tplc="0409000F" w:tentative="1">
+      <w:start w:val="1"/>
+      <w:numFmt w:val="decimal"/>
+      <w:lvlText w:val="%4."/>
+      <w:lvlJc w:val="left"/>
+      <w:pPr>
+        <w:ind w:left="1680" w:hanging="420"/>
+      </w:pPr>
+    </w:lvl>
+    <w:lvl w:ilvl="4" w:tplc="04090019" w:tentative="1">
+      <w:start w:val="1"/>
+      <w:numFmt w:val="lowerLetter"/>
+      <w:lvlText w:val="%5)"/>
+      <w:lvlJc w:val="left"/>
+      <w:pPr>
+        <w:ind w:left="2100" w:hanging="420"/>
+      </w:pPr>
+    </w:lvl>
+    <w:lvl w:ilvl="5" w:tplc="0409001B" w:tentative="1">
+      <w:start w:val="1"/>
+      <w:numFmt w:val="lowerRoman"/>
+      <w:lvlText w:val="%6."/>
+      <w:lvlJc w:val="right"/>
+      <w:pPr>
+        <w:ind w:left="2520" w:hanging="420"/>
+      </w:pPr>
+    </w:lvl>
+    <w:lvl w:ilvl="6" w:tplc="0409000F" w:tentative="1">
+      <w:start w:val="1"/>
+      <w:numFmt w:val="decimal"/>
+      <w:lvlText w:val="%7."/>
+      <w:lvlJc w:val="left"/>
+      <w:pPr>
+        <w:ind w:left="2940" w:hanging="420"/>
+      </w:pPr>
+    </w:lvl>
+    <w:lvl w:ilvl="7" w:tplc="04090019" w:tentative="1">
+      <w:start w:val="1"/>
+      <w:numFmt w:val="lowerLetter"/>
+      <w:lvlText w:val="%8)"/>
+      <w:lvlJc w:val="left"/>
+      <w:pPr>
+        <w:ind w:left="3360" w:hanging="420"/>
+      </w:pPr>
+    </w:lvl>
+    <w:lvl w:ilvl="8" w:tplc="0409001B" w:tentative="1">
+      <w:start w:val="1"/>
+      <w:numFmt w:val="lowerRoman"/>
+      <w:lvlText w:val="%9."/>
+      <w:lvlJc w:val="right"/>
+      <w:pPr>
+        <w:ind w:left="3780" w:hanging="420"/>
+      </w:pPr>
+    </w:lvl>
+  </w:abstractNum>
+  <w:abstractNum w:abstractNumId="2">
+    <w:nsid w:val="2704799B"/>
+    <w:multiLevelType w:val="hybridMultilevel"/>
+    <w:tmpl w:val="8B20E512"/>
+    <w:lvl w:ilvl="0" w:tplc="8BDE31C4">
+      <w:start w:val="1"/>
+      <w:numFmt w:val="decimal"/>
+      <w:lvlText w:val="%1."/>
+      <w:lvlJc w:val="left"/>
+      <w:pPr>
+        <w:ind w:left="360" w:hanging="360"/>
+      </w:pPr>
+      <w:rPr>
+        <w:rFonts w:hint="default"/>
+      </w:rPr>
+    </w:lvl>
+    <w:lvl w:ilvl="1" w:tplc="04090019" w:tentative="1">
+      <w:start w:val="1"/>
+      <w:numFmt w:val="lowerLetter"/>
+      <w:lvlText w:val="%2)"/>
+      <w:lvlJc w:val="left"/>
+      <w:pPr>
+        <w:ind w:left="840" w:hanging="420"/>
+      </w:pPr>
+    </w:lvl>
+    <w:lvl w:ilvl="2" w:tplc="0409001B" w:tentative="1">
+      <w:start w:val="1"/>
+      <w:numFmt w:val="lowerRoman"/>
+      <w:lvlText w:val="%3."/>
+      <w:lvlJc w:val="right"/>
+      <w:pPr>
+        <w:ind w:left="1260" w:hanging="420"/>
+      </w:pPr>
+    </w:lvl>
+    <w:lvl w:ilvl="3" w:tplc="0409000F" w:tentative="1">
+      <w:start w:val="1"/>
+      <w:numFmt w:val="decimal"/>
+      <w:lvlText w:val="%4."/>
+      <w:lvlJc w:val="left"/>
+      <w:pPr>
+        <w:ind w:left="1680" w:hanging="420"/>
+      </w:pPr>
+    </w:lvl>
+    <w:lvl w:ilvl="4" w:tplc="04090019" w:tentative="1">
+      <w:start w:val="1"/>
+      <w:numFmt w:val="lowerLetter"/>
+      <w:lvlText w:val="%5)"/>
+      <w:lvlJc w:val="left"/>
+      <w:pPr>
+        <w:ind w:left="2100" w:hanging="420"/>
+      </w:pPr>
+    </w:lvl>
+    <w:lvl w:ilvl="5" w:tplc="0409001B" w:tentative="1">
+      <w:start w:val="1"/>
+      <w:numFmt w:val="lowerRoman"/>
+      <w:lvlText w:val="%6."/>
+      <w:lvlJc w:val="right"/>
+      <w:pPr>
+        <w:ind w:left="2520" w:hanging="420"/>
+      </w:pPr>
+    </w:lvl>
+    <w:lvl w:ilvl="6" w:tplc="0409000F" w:tentative="1">
+      <w:start w:val="1"/>
+      <w:numFmt w:val="decimal"/>
+      <w:lvlText w:val="%7."/>
+      <w:lvlJc w:val="left"/>
+      <w:pPr>
+        <w:ind w:left="2940" w:hanging="420"/>
+      </w:pPr>
+    </w:lvl>
+    <w:lvl w:ilvl="7" w:tplc="04090019" w:tentative="1">
+      <w:start w:val="1"/>
+      <w:numFmt w:val="lowerLetter"/>
+      <w:lvlText w:val="%8)"/>
+      <w:lvlJc w:val="left"/>
+      <w:pPr>
+        <w:ind w:left="3360" w:hanging="420"/>
+      </w:pPr>
+    </w:lvl>
+    <w:lvl w:ilvl="8" w:tplc="0409001B" w:tentative="1">
+      <w:start w:val="1"/>
+      <w:numFmt w:val="lowerRoman"/>
+      <w:lvlText w:val="%9."/>
+      <w:lvlJc w:val="right"/>
+      <w:pPr>
+        <w:ind w:left="3780" w:hanging="420"/>
+      </w:pPr>
+    </w:lvl>
+  </w:abstractNum>
+  <w:abstractNum w:abstractNumId="3">
     <w:nsid w:val="5FE6397B"/>
     <w:multiLevelType w:val="hybridMultilevel"/>
     <w:tmpl w:val="54860AC4"/>
@@ -4156,7 +5414,7 @@
       </w:pPr>
     </w:lvl>
   </w:abstractNum>
-  <w:abstractNum w:abstractNumId="2" w15:restartNumberingAfterBreak="0">
+  <w:abstractNum w:abstractNumId="4">
     <w:nsid w:val="74703310"/>
     <w:multiLevelType w:val="hybridMultilevel"/>
     <w:tmpl w:val="A4CEF8F8"/>
@@ -4245,20 +5503,26 @@
       </w:pPr>
     </w:lvl>
   </w:abstractNum>
-  <w:num w:numId="1" w16cid:durableId="1597908344">
+  <w:num w:numId="1">
     <w:abstractNumId w:val="0"/>
   </w:num>
-  <w:num w:numId="2" w16cid:durableId="2034190315">
+  <w:num w:numId="2">
+    <w:abstractNumId w:val="4"/>
+  </w:num>
+  <w:num w:numId="3">
+    <w:abstractNumId w:val="3"/>
+  </w:num>
+  <w:num w:numId="4">
+    <w:abstractNumId w:val="1"/>
+  </w:num>
+  <w:num w:numId="5">
     <w:abstractNumId w:val="2"/>
-  </w:num>
-  <w:num w:numId="3" w16cid:durableId="1982346020">
-    <w:abstractNumId w:val="1"/>
   </w:num>
 </w:numbering>
 </file>
 
 <file path=word/styles.xml><?xml version="1.0" encoding="utf-8"?>
-<w:styles xmlns:mc="http://schemas.openxmlformats.org/markup-compatibility/2006" xmlns:r="http://schemas.openxmlformats.org/officeDocument/2006/relationships" xmlns:w="http://schemas.openxmlformats.org/wordprocessingml/2006/main" xmlns:w14="http://schemas.microsoft.com/office/word/2010/wordml" xmlns:w15="http://schemas.microsoft.com/office/word/2012/wordml" xmlns:w16cex="http://schemas.microsoft.com/office/word/2018/wordml/cex" xmlns:w16cid="http://schemas.microsoft.com/office/word/2016/wordml/cid" xmlns:w16="http://schemas.microsoft.com/office/word/2018/wordml" xmlns:w16du="http://schemas.microsoft.com/office/word/2023/wordml/word16du" xmlns:w16sdtdh="http://schemas.microsoft.com/office/word/2020/wordml/sdtdatahash" xmlns:w16sdtfl="http://schemas.microsoft.com/office/word/2024/wordml/sdtformatlock" xmlns:w16se="http://schemas.microsoft.com/office/word/2015/wordml/symex" mc:Ignorable="w14 w15 w16se w16cid w16 w16cex w16sdtdh w16sdtfl w16du">
+<w:styles xmlns:r="http://schemas.openxmlformats.org/officeDocument/2006/relationships" xmlns:w="http://schemas.openxmlformats.org/wordprocessingml/2006/main">
   <w:docDefaults>
     <w:rPrDefault>
       <w:rPr>
@@ -4267,7 +5531,6 @@
         <w:sz w:val="24"/>
         <w:szCs w:val="24"/>
         <w:lang w:val="en-GB" w:eastAsia="zh-CN" w:bidi="ar-SA"/>
-        <w14:ligatures w14:val="standardContextual"/>
       </w:rPr>
     </w:rPrDefault>
     <w:pPrDefault>
@@ -4276,393 +5539,155 @@
       </w:pPr>
     </w:pPrDefault>
   </w:docDefaults>
-  <w:latentStyles w:defLockedState="0" w:defUIPriority="99" w:defSemiHidden="0" w:defUnhideWhenUsed="0" w:defQFormat="0" w:count="376">
-    <w:lsdException w:name="Normal" w:uiPriority="0" w:qFormat="1"/>
-    <w:lsdException w:name="heading 1" w:uiPriority="9" w:qFormat="1"/>
-    <w:lsdException w:name="heading 2" w:semiHidden="1" w:uiPriority="9" w:unhideWhenUsed="1" w:qFormat="1"/>
-    <w:lsdException w:name="heading 3" w:semiHidden="1" w:uiPriority="9" w:unhideWhenUsed="1" w:qFormat="1"/>
-    <w:lsdException w:name="heading 4" w:semiHidden="1" w:uiPriority="9" w:unhideWhenUsed="1" w:qFormat="1"/>
-    <w:lsdException w:name="heading 5" w:semiHidden="1" w:uiPriority="9" w:unhideWhenUsed="1" w:qFormat="1"/>
-    <w:lsdException w:name="heading 6" w:semiHidden="1" w:uiPriority="9" w:unhideWhenUsed="1" w:qFormat="1"/>
-    <w:lsdException w:name="heading 7" w:semiHidden="1" w:uiPriority="9" w:unhideWhenUsed="1" w:qFormat="1"/>
-    <w:lsdException w:name="heading 8" w:semiHidden="1" w:uiPriority="9" w:unhideWhenUsed="1" w:qFormat="1"/>
-    <w:lsdException w:name="heading 9" w:semiHidden="1" w:uiPriority="9" w:unhideWhenUsed="1" w:qFormat="1"/>
-    <w:lsdException w:name="index 1" w:semiHidden="1" w:unhideWhenUsed="1"/>
-    <w:lsdException w:name="index 2" w:semiHidden="1" w:unhideWhenUsed="1"/>
-    <w:lsdException w:name="index 3" w:semiHidden="1" w:unhideWhenUsed="1"/>
-    <w:lsdException w:name="index 4" w:semiHidden="1" w:unhideWhenUsed="1"/>
-    <w:lsdException w:name="index 5" w:semiHidden="1" w:unhideWhenUsed="1"/>
-    <w:lsdException w:name="index 6" w:semiHidden="1" w:unhideWhenUsed="1"/>
-    <w:lsdException w:name="index 7" w:semiHidden="1" w:unhideWhenUsed="1"/>
-    <w:lsdException w:name="index 8" w:semiHidden="1" w:unhideWhenUsed="1"/>
-    <w:lsdException w:name="index 9" w:semiHidden="1" w:unhideWhenUsed="1"/>
-    <w:lsdException w:name="toc 1" w:semiHidden="1" w:uiPriority="39" w:unhideWhenUsed="1"/>
-    <w:lsdException w:name="toc 2" w:semiHidden="1" w:uiPriority="39" w:unhideWhenUsed="1"/>
-    <w:lsdException w:name="toc 3" w:semiHidden="1" w:uiPriority="39" w:unhideWhenUsed="1"/>
-    <w:lsdException w:name="toc 4" w:semiHidden="1" w:uiPriority="39" w:unhideWhenUsed="1"/>
-    <w:lsdException w:name="toc 5" w:semiHidden="1" w:uiPriority="39" w:unhideWhenUsed="1"/>
-    <w:lsdException w:name="toc 6" w:semiHidden="1" w:uiPriority="39" w:unhideWhenUsed="1"/>
-    <w:lsdException w:name="toc 7" w:semiHidden="1" w:uiPriority="39" w:unhideWhenUsed="1"/>
-    <w:lsdException w:name="toc 8" w:semiHidden="1" w:uiPriority="39" w:unhideWhenUsed="1"/>
-    <w:lsdException w:name="toc 9" w:semiHidden="1" w:uiPriority="39" w:unhideWhenUsed="1"/>
-    <w:lsdException w:name="Normal Indent" w:semiHidden="1" w:unhideWhenUsed="1"/>
-    <w:lsdException w:name="footnote text" w:semiHidden="1" w:unhideWhenUsed="1"/>
-    <w:lsdException w:name="annotation text" w:semiHidden="1" w:unhideWhenUsed="1"/>
-    <w:lsdException w:name="header" w:semiHidden="1" w:unhideWhenUsed="1"/>
-    <w:lsdException w:name="footer" w:semiHidden="1" w:unhideWhenUsed="1"/>
-    <w:lsdException w:name="index heading" w:semiHidden="1" w:unhideWhenUsed="1"/>
-    <w:lsdException w:name="caption" w:semiHidden="1" w:uiPriority="35" w:unhideWhenUsed="1" w:qFormat="1"/>
-    <w:lsdException w:name="table of figures" w:semiHidden="1" w:unhideWhenUsed="1"/>
-    <w:lsdException w:name="envelope address" w:semiHidden="1" w:unhideWhenUsed="1"/>
-    <w:lsdException w:name="envelope return" w:semiHidden="1" w:unhideWhenUsed="1"/>
-    <w:lsdException w:name="footnote reference" w:semiHidden="1" w:unhideWhenUsed="1"/>
-    <w:lsdException w:name="annotation reference" w:semiHidden="1" w:unhideWhenUsed="1"/>
-    <w:lsdException w:name="line number" w:semiHidden="1" w:unhideWhenUsed="1"/>
-    <w:lsdException w:name="page number" w:semiHidden="1" w:unhideWhenUsed="1"/>
-    <w:lsdException w:name="endnote reference" w:semiHidden="1" w:unhideWhenUsed="1"/>
-    <w:lsdException w:name="endnote text" w:semiHidden="1" w:unhideWhenUsed="1"/>
-    <w:lsdException w:name="table of authorities" w:semiHidden="1" w:unhideWhenUsed="1"/>
-    <w:lsdException w:name="macro" w:semiHidden="1" w:unhideWhenUsed="1"/>
-    <w:lsdException w:name="toa heading" w:semiHidden="1" w:unhideWhenUsed="1"/>
-    <w:lsdException w:name="List" w:semiHidden="1" w:unhideWhenUsed="1"/>
-    <w:lsdException w:name="List Bullet" w:semiHidden="1" w:unhideWhenUsed="1"/>
-    <w:lsdException w:name="List Number" w:semiHidden="1" w:unhideWhenUsed="1"/>
-    <w:lsdException w:name="List 2" w:semiHidden="1" w:unhideWhenUsed="1"/>
-    <w:lsdException w:name="List 3" w:semiHidden="1" w:unhideWhenUsed="1"/>
-    <w:lsdException w:name="List 4" w:semiHidden="1" w:unhideWhenUsed="1"/>
-    <w:lsdException w:name="List 5" w:semiHidden="1" w:unhideWhenUsed="1"/>
-    <w:lsdException w:name="List Bullet 2" w:semiHidden="1" w:unhideWhenUsed="1"/>
-    <w:lsdException w:name="List Bullet 3" w:semiHidden="1" w:unhideWhenUsed="1"/>
-    <w:lsdException w:name="List Bullet 4" w:semiHidden="1" w:unhideWhenUsed="1"/>
-    <w:lsdException w:name="List Bullet 5" w:semiHidden="1" w:unhideWhenUsed="1"/>
-    <w:lsdException w:name="List Number 2" w:semiHidden="1" w:unhideWhenUsed="1"/>
-    <w:lsdException w:name="List Number 3" w:semiHidden="1" w:unhideWhenUsed="1"/>
-    <w:lsdException w:name="List Number 4" w:semiHidden="1" w:unhideWhenUsed="1"/>
-    <w:lsdException w:name="List Number 5" w:semiHidden="1" w:unhideWhenUsed="1"/>
-    <w:lsdException w:name="Title" w:uiPriority="10" w:qFormat="1"/>
-    <w:lsdException w:name="Closing" w:semiHidden="1" w:unhideWhenUsed="1"/>
-    <w:lsdException w:name="Signature" w:semiHidden="1" w:unhideWhenUsed="1"/>
-    <w:lsdException w:name="Default Paragraph Font" w:semiHidden="1" w:uiPriority="1" w:unhideWhenUsed="1"/>
-    <w:lsdException w:name="Body Text" w:semiHidden="1" w:unhideWhenUsed="1"/>
-    <w:lsdException w:name="Body Text Indent" w:semiHidden="1" w:unhideWhenUsed="1"/>
-    <w:lsdException w:name="List Continue" w:semiHidden="1" w:unhideWhenUsed="1"/>
-    <w:lsdException w:name="List Continue 2" w:semiHidden="1" w:unhideWhenUsed="1"/>
-    <w:lsdException w:name="List Continue 3" w:semiHidden="1" w:unhideWhenUsed="1"/>
-    <w:lsdException w:name="List Continue 4" w:semiHidden="1" w:unhideWhenUsed="1"/>
-    <w:lsdException w:name="List Continue 5" w:semiHidden="1" w:unhideWhenUsed="1"/>
-    <w:lsdException w:name="Message Header" w:semiHidden="1" w:unhideWhenUsed="1"/>
-    <w:lsdException w:name="Subtitle" w:uiPriority="11" w:qFormat="1"/>
-    <w:lsdException w:name="Salutation" w:semiHidden="1" w:unhideWhenUsed="1"/>
-    <w:lsdException w:name="Date" w:semiHidden="1" w:unhideWhenUsed="1"/>
-    <w:lsdException w:name="Body Text First Indent" w:semiHidden="1" w:unhideWhenUsed="1"/>
-    <w:lsdException w:name="Body Text First Indent 2" w:semiHidden="1" w:unhideWhenUsed="1"/>
-    <w:lsdException w:name="Note Heading" w:semiHidden="1" w:unhideWhenUsed="1"/>
-    <w:lsdException w:name="Body Text 2" w:semiHidden="1" w:unhideWhenUsed="1"/>
-    <w:lsdException w:name="Body Text 3" w:semiHidden="1" w:unhideWhenUsed="1"/>
-    <w:lsdException w:name="Body Text Indent 2" w:semiHidden="1" w:unhideWhenUsed="1"/>
-    <w:lsdException w:name="Body Text Indent 3" w:semiHidden="1" w:unhideWhenUsed="1"/>
-    <w:lsdException w:name="Block Text" w:semiHidden="1" w:unhideWhenUsed="1"/>
-    <w:lsdException w:name="Hyperlink" w:semiHidden="1" w:unhideWhenUsed="1"/>
-    <w:lsdException w:name="FollowedHyperlink" w:semiHidden="1" w:unhideWhenUsed="1"/>
-    <w:lsdException w:name="Strong" w:uiPriority="22" w:qFormat="1"/>
-    <w:lsdException w:name="Emphasis" w:uiPriority="20" w:qFormat="1"/>
-    <w:lsdException w:name="Document Map" w:semiHidden="1" w:unhideWhenUsed="1"/>
-    <w:lsdException w:name="Plain Text" w:semiHidden="1" w:unhideWhenUsed="1"/>
-    <w:lsdException w:name="E-mail Signature" w:semiHidden="1" w:unhideWhenUsed="1"/>
-    <w:lsdException w:name="HTML Top of Form" w:semiHidden="1" w:unhideWhenUsed="1"/>
-    <w:lsdException w:name="HTML Bottom of Form" w:semiHidden="1" w:unhideWhenUsed="1"/>
-    <w:lsdException w:name="Normal (Web)" w:semiHidden="1" w:unhideWhenUsed="1"/>
-    <w:lsdException w:name="HTML Acronym" w:semiHidden="1" w:unhideWhenUsed="1"/>
-    <w:lsdException w:name="HTML Address" w:semiHidden="1" w:unhideWhenUsed="1"/>
-    <w:lsdException w:name="HTML Cite" w:semiHidden="1" w:unhideWhenUsed="1"/>
-    <w:lsdException w:name="HTML Code" w:semiHidden="1" w:unhideWhenUsed="1"/>
-    <w:lsdException w:name="HTML Definition" w:semiHidden="1" w:unhideWhenUsed="1"/>
-    <w:lsdException w:name="HTML Keyboard" w:semiHidden="1" w:unhideWhenUsed="1"/>
-    <w:lsdException w:name="HTML Preformatted" w:semiHidden="1" w:unhideWhenUsed="1"/>
-    <w:lsdException w:name="HTML Sample" w:semiHidden="1" w:unhideWhenUsed="1"/>
-    <w:lsdException w:name="HTML Typewriter" w:semiHidden="1" w:unhideWhenUsed="1"/>
-    <w:lsdException w:name="HTML Variable" w:semiHidden="1" w:unhideWhenUsed="1"/>
-    <w:lsdException w:name="Normal Table" w:semiHidden="1" w:unhideWhenUsed="1"/>
-    <w:lsdException w:name="annotation subject" w:semiHidden="1" w:unhideWhenUsed="1"/>
-    <w:lsdException w:name="No List" w:semiHidden="1" w:unhideWhenUsed="1"/>
-    <w:lsdException w:name="Outline List 1" w:semiHidden="1" w:unhideWhenUsed="1"/>
-    <w:lsdException w:name="Outline List 2" w:semiHidden="1" w:unhideWhenUsed="1"/>
-    <w:lsdException w:name="Outline List 3" w:semiHidden="1" w:unhideWhenUsed="1"/>
-    <w:lsdException w:name="Table Simple 1" w:semiHidden="1" w:unhideWhenUsed="1"/>
-    <w:lsdException w:name="Table Simple 2" w:semiHidden="1" w:unhideWhenUsed="1"/>
-    <w:lsdException w:name="Table Simple 3" w:semiHidden="1" w:unhideWhenUsed="1"/>
-    <w:lsdException w:name="Table Classic 1" w:semiHidden="1" w:unhideWhenUsed="1"/>
-    <w:lsdException w:name="Table Classic 2" w:semiHidden="1" w:unhideWhenUsed="1"/>
-    <w:lsdException w:name="Table Classic 3" w:semiHidden="1" w:unhideWhenUsed="1"/>
-    <w:lsdException w:name="Table Classic 4" w:semiHidden="1" w:unhideWhenUsed="1"/>
-    <w:lsdException w:name="Table Colorful 1" w:semiHidden="1" w:unhideWhenUsed="1"/>
-    <w:lsdException w:name="Table Colorful 2" w:semiHidden="1" w:unhideWhenUsed="1"/>
-    <w:lsdException w:name="Table Colorful 3" w:semiHidden="1" w:unhideWhenUsed="1"/>
-    <w:lsdException w:name="Table Columns 1" w:semiHidden="1" w:unhideWhenUsed="1"/>
-    <w:lsdException w:name="Table Columns 2" w:semiHidden="1" w:unhideWhenUsed="1"/>
-    <w:lsdException w:name="Table Columns 3" w:semiHidden="1" w:unhideWhenUsed="1"/>
-    <w:lsdException w:name="Table Columns 4" w:semiHidden="1" w:unhideWhenUsed="1"/>
-    <w:lsdException w:name="Table Columns 5" w:semiHidden="1" w:unhideWhenUsed="1"/>
-    <w:lsdException w:name="Table Grid 1" w:semiHidden="1" w:unhideWhenUsed="1"/>
-    <w:lsdException w:name="Table Grid 2" w:semiHidden="1" w:unhideWhenUsed="1"/>
-    <w:lsdException w:name="Table Grid 3" w:semiHidden="1" w:unhideWhenUsed="1"/>
-    <w:lsdException w:name="Table Grid 4" w:semiHidden="1" w:unhideWhenUsed="1"/>
-    <w:lsdException w:name="Table Grid 5" w:semiHidden="1" w:unhideWhenUsed="1"/>
-    <w:lsdException w:name="Table Grid 6" w:semiHidden="1" w:unhideWhenUsed="1"/>
-    <w:lsdException w:name="Table Grid 7" w:semiHidden="1" w:unhideWhenUsed="1"/>
-    <w:lsdException w:name="Table Grid 8" w:semiHidden="1" w:unhideWhenUsed="1"/>
-    <w:lsdException w:name="Table List 1" w:semiHidden="1" w:unhideWhenUsed="1"/>
-    <w:lsdException w:name="Table List 2" w:semiHidden="1" w:unhideWhenUsed="1"/>
-    <w:lsdException w:name="Table List 3" w:semiHidden="1" w:unhideWhenUsed="1"/>
-    <w:lsdException w:name="Table List 4" w:semiHidden="1" w:unhideWhenUsed="1"/>
-    <w:lsdException w:name="Table List 5" w:semiHidden="1" w:unhideWhenUsed="1"/>
-    <w:lsdException w:name="Table List 6" w:semiHidden="1" w:unhideWhenUsed="1"/>
-    <w:lsdException w:name="Table List 7" w:semiHidden="1" w:unhideWhenUsed="1"/>
-    <w:lsdException w:name="Table List 8" w:semiHidden="1" w:unhideWhenUsed="1"/>
-    <w:lsdException w:name="Table 3D effects 1" w:semiHidden="1" w:unhideWhenUsed="1"/>
-    <w:lsdException w:name="Table 3D effects 2" w:semiHidden="1" w:unhideWhenUsed="1"/>
-    <w:lsdException w:name="Table 3D effects 3" w:semiHidden="1" w:unhideWhenUsed="1"/>
-    <w:lsdException w:name="Table Contemporary" w:semiHidden="1" w:unhideWhenUsed="1"/>
-    <w:lsdException w:name="Table Elegant" w:semiHidden="1" w:unhideWhenUsed="1"/>
-    <w:lsdException w:name="Table Professional" w:semiHidden="1" w:unhideWhenUsed="1"/>
-    <w:lsdException w:name="Table Subtle 1" w:semiHidden="1" w:unhideWhenUsed="1"/>
-    <w:lsdException w:name="Table Subtle 2" w:semiHidden="1" w:unhideWhenUsed="1"/>
-    <w:lsdException w:name="Table Web 1" w:semiHidden="1" w:unhideWhenUsed="1"/>
-    <w:lsdException w:name="Table Web 2" w:semiHidden="1" w:unhideWhenUsed="1"/>
-    <w:lsdException w:name="Table Web 3" w:semiHidden="1" w:unhideWhenUsed="1"/>
-    <w:lsdException w:name="Balloon Text" w:semiHidden="1" w:unhideWhenUsed="1"/>
-    <w:lsdException w:name="Table Grid" w:uiPriority="39"/>
-    <w:lsdException w:name="Table Theme" w:semiHidden="1" w:unhideWhenUsed="1"/>
-    <w:lsdException w:name="Placeholder Text" w:semiHidden="1"/>
-    <w:lsdException w:name="No Spacing" w:uiPriority="1" w:qFormat="1"/>
-    <w:lsdException w:name="Light Shading" w:uiPriority="60"/>
-    <w:lsdException w:name="Light List" w:uiPriority="61"/>
-    <w:lsdException w:name="Light Grid" w:uiPriority="62"/>
-    <w:lsdException w:name="Medium Shading 1" w:uiPriority="63"/>
-    <w:lsdException w:name="Medium Shading 2" w:uiPriority="64"/>
-    <w:lsdException w:name="Medium List 1" w:uiPriority="65"/>
-    <w:lsdException w:name="Medium List 2" w:uiPriority="66"/>
-    <w:lsdException w:name="Medium Grid 1" w:uiPriority="67"/>
-    <w:lsdException w:name="Medium Grid 2" w:uiPriority="68"/>
-    <w:lsdException w:name="Medium Grid 3" w:uiPriority="69"/>
-    <w:lsdException w:name="Dark List" w:uiPriority="70"/>
-    <w:lsdException w:name="Colorful Shading" w:uiPriority="71"/>
-    <w:lsdException w:name="Colorful List" w:uiPriority="72"/>
-    <w:lsdException w:name="Colorful Grid" w:uiPriority="73"/>
-    <w:lsdException w:name="Light Shading Accent 1" w:uiPriority="60"/>
-    <w:lsdException w:name="Light List Accent 1" w:uiPriority="61"/>
-    <w:lsdException w:name="Light Grid Accent 1" w:uiPriority="62"/>
-    <w:lsdException w:name="Medium Shading 1 Accent 1" w:uiPriority="63"/>
-    <w:lsdException w:name="Medium Shading 2 Accent 1" w:uiPriority="64"/>
-    <w:lsdException w:name="Medium List 1 Accent 1" w:uiPriority="65"/>
-    <w:lsdException w:name="Revision" w:semiHidden="1"/>
-    <w:lsdException w:name="List Paragraph" w:uiPriority="34" w:qFormat="1"/>
-    <w:lsdException w:name="Quote" w:uiPriority="29" w:qFormat="1"/>
-    <w:lsdException w:name="Intense Quote" w:uiPriority="30" w:qFormat="1"/>
-    <w:lsdException w:name="Medium List 2 Accent 1" w:uiPriority="66"/>
-    <w:lsdException w:name="Medium Grid 1 Accent 1" w:uiPriority="67"/>
-    <w:lsdException w:name="Medium Grid 2 Accent 1" w:uiPriority="68"/>
-    <w:lsdException w:name="Medium Grid 3 Accent 1" w:uiPriority="69"/>
-    <w:lsdException w:name="Dark List Accent 1" w:uiPriority="70"/>
-    <w:lsdException w:name="Colorful Shading Accent 1" w:uiPriority="71"/>
-    <w:lsdException w:name="Colorful List Accent 1" w:uiPriority="72"/>
-    <w:lsdException w:name="Colorful Grid Accent 1" w:uiPriority="73"/>
-    <w:lsdException w:name="Light Shading Accent 2" w:uiPriority="60"/>
-    <w:lsdException w:name="Light List Accent 2" w:uiPriority="61"/>
-    <w:lsdException w:name="Light Grid Accent 2" w:uiPriority="62"/>
-    <w:lsdException w:name="Medium Shading 1 Accent 2" w:uiPriority="63"/>
-    <w:lsdException w:name="Medium Shading 2 Accent 2" w:uiPriority="64"/>
-    <w:lsdException w:name="Medium List 1 Accent 2" w:uiPriority="65"/>
-    <w:lsdException w:name="Medium List 2 Accent 2" w:uiPriority="66"/>
-    <w:lsdException w:name="Medium Grid 1 Accent 2" w:uiPriority="67"/>
-    <w:lsdException w:name="Medium Grid 2 Accent 2" w:uiPriority="68"/>
-    <w:lsdException w:name="Medium Grid 3 Accent 2" w:uiPriority="69"/>
-    <w:lsdException w:name="Dark List Accent 2" w:uiPriority="70"/>
-    <w:lsdException w:name="Colorful Shading Accent 2" w:uiPriority="71"/>
-    <w:lsdException w:name="Colorful List Accent 2" w:uiPriority="72"/>
-    <w:lsdException w:name="Colorful Grid Accent 2" w:uiPriority="73"/>
-    <w:lsdException w:name="Light Shading Accent 3" w:uiPriority="60"/>
-    <w:lsdException w:name="Light List Accent 3" w:uiPriority="61"/>
-    <w:lsdException w:name="Light Grid Accent 3" w:uiPriority="62"/>
-    <w:lsdException w:name="Medium Shading 1 Accent 3" w:uiPriority="63"/>
-    <w:lsdException w:name="Medium Shading 2 Accent 3" w:uiPriority="64"/>
-    <w:lsdException w:name="Medium List 1 Accent 3" w:uiPriority="65"/>
-    <w:lsdException w:name="Medium List 2 Accent 3" w:uiPriority="66"/>
-    <w:lsdException w:name="Medium Grid 1 Accent 3" w:uiPriority="67"/>
-    <w:lsdException w:name="Medium Grid 2 Accent 3" w:uiPriority="68"/>
-    <w:lsdException w:name="Medium Grid 3 Accent 3" w:uiPriority="69"/>
-    <w:lsdException w:name="Dark List Accent 3" w:uiPriority="70"/>
-    <w:lsdException w:name="Colorful Shading Accent 3" w:uiPriority="71"/>
-    <w:lsdException w:name="Colorful List Accent 3" w:uiPriority="72"/>
-    <w:lsdException w:name="Colorful Grid Accent 3" w:uiPriority="73"/>
-    <w:lsdException w:name="Light Shading Accent 4" w:uiPriority="60"/>
-    <w:lsdException w:name="Light List Accent 4" w:uiPriority="61"/>
-    <w:lsdException w:name="Light Grid Accent 4" w:uiPriority="62"/>
-    <w:lsdException w:name="Medium Shading 1 Accent 4" w:uiPriority="63"/>
-    <w:lsdException w:name="Medium Shading 2 Accent 4" w:uiPriority="64"/>
-    <w:lsdException w:name="Medium List 1 Accent 4" w:uiPriority="65"/>
-    <w:lsdException w:name="Medium List 2 Accent 4" w:uiPriority="66"/>
-    <w:lsdException w:name="Medium Grid 1 Accent 4" w:uiPriority="67"/>
-    <w:lsdException w:name="Medium Grid 2 Accent 4" w:uiPriority="68"/>
-    <w:lsdException w:name="Medium Grid 3 Accent 4" w:uiPriority="69"/>
-    <w:lsdException w:name="Dark List Accent 4" w:uiPriority="70"/>
-    <w:lsdException w:name="Colorful Shading Accent 4" w:uiPriority="71"/>
-    <w:lsdException w:name="Colorful List Accent 4" w:uiPriority="72"/>
-    <w:lsdException w:name="Colorful Grid Accent 4" w:uiPriority="73"/>
-    <w:lsdException w:name="Light Shading Accent 5" w:uiPriority="60"/>
-    <w:lsdException w:name="Light List Accent 5" w:uiPriority="61"/>
-    <w:lsdException w:name="Light Grid Accent 5" w:uiPriority="62"/>
-    <w:lsdException w:name="Medium Shading 1 Accent 5" w:uiPriority="63"/>
-    <w:lsdException w:name="Medium Shading 2 Accent 5" w:uiPriority="64"/>
-    <w:lsdException w:name="Medium List 1 Accent 5" w:uiPriority="65"/>
-    <w:lsdException w:name="Medium List 2 Accent 5" w:uiPriority="66"/>
-    <w:lsdException w:name="Medium Grid 1 Accent 5" w:uiPriority="67"/>
-    <w:lsdException w:name="Medium Grid 2 Accent 5" w:uiPriority="68"/>
-    <w:lsdException w:name="Medium Grid 3 Accent 5" w:uiPriority="69"/>
-    <w:lsdException w:name="Dark List Accent 5" w:uiPriority="70"/>
-    <w:lsdException w:name="Colorful Shading Accent 5" w:uiPriority="71"/>
-    <w:lsdException w:name="Colorful List Accent 5" w:uiPriority="72"/>
-    <w:lsdException w:name="Colorful Grid Accent 5" w:uiPriority="73"/>
-    <w:lsdException w:name="Light Shading Accent 6" w:uiPriority="60"/>
-    <w:lsdException w:name="Light List Accent 6" w:uiPriority="61"/>
-    <w:lsdException w:name="Light Grid Accent 6" w:uiPriority="62"/>
-    <w:lsdException w:name="Medium Shading 1 Accent 6" w:uiPriority="63"/>
-    <w:lsdException w:name="Medium Shading 2 Accent 6" w:uiPriority="64"/>
-    <w:lsdException w:name="Medium List 1 Accent 6" w:uiPriority="65"/>
-    <w:lsdException w:name="Medium List 2 Accent 6" w:uiPriority="66"/>
-    <w:lsdException w:name="Medium Grid 1 Accent 6" w:uiPriority="67"/>
-    <w:lsdException w:name="Medium Grid 2 Accent 6" w:uiPriority="68"/>
-    <w:lsdException w:name="Medium Grid 3 Accent 6" w:uiPriority="69"/>
-    <w:lsdException w:name="Dark List Accent 6" w:uiPriority="70"/>
-    <w:lsdException w:name="Colorful Shading Accent 6" w:uiPriority="71"/>
-    <w:lsdException w:name="Colorful List Accent 6" w:uiPriority="72"/>
-    <w:lsdException w:name="Colorful Grid Accent 6" w:uiPriority="73"/>
-    <w:lsdException w:name="Subtle Emphasis" w:uiPriority="19" w:qFormat="1"/>
-    <w:lsdException w:name="Intense Emphasis" w:uiPriority="21" w:qFormat="1"/>
-    <w:lsdException w:name="Subtle Reference" w:uiPriority="31" w:qFormat="1"/>
-    <w:lsdException w:name="Intense Reference" w:uiPriority="32" w:qFormat="1"/>
-    <w:lsdException w:name="Book Title" w:uiPriority="33" w:qFormat="1"/>
-    <w:lsdException w:name="Bibliography" w:semiHidden="1" w:uiPriority="37" w:unhideWhenUsed="1"/>
-    <w:lsdException w:name="TOC Heading" w:semiHidden="1" w:uiPriority="39" w:unhideWhenUsed="1" w:qFormat="1"/>
-    <w:lsdException w:name="Plain Table 1" w:uiPriority="41"/>
-    <w:lsdException w:name="Plain Table 2" w:uiPriority="42"/>
-    <w:lsdException w:name="Plain Table 3" w:uiPriority="43"/>
-    <w:lsdException w:name="Plain Table 4" w:uiPriority="44"/>
-    <w:lsdException w:name="Plain Table 5" w:uiPriority="45"/>
-    <w:lsdException w:name="Grid Table Light" w:uiPriority="40"/>
-    <w:lsdException w:name="Grid Table 1 Light" w:uiPriority="46"/>
-    <w:lsdException w:name="Grid Table 2" w:uiPriority="47"/>
-    <w:lsdException w:name="Grid Table 3" w:uiPriority="48"/>
-    <w:lsdException w:name="Grid Table 4" w:uiPriority="49"/>
-    <w:lsdException w:name="Grid Table 5 Dark" w:uiPriority="50"/>
-    <w:lsdException w:name="Grid Table 6 Colorful" w:uiPriority="51"/>
-    <w:lsdException w:name="Grid Table 7 Colorful" w:uiPriority="52"/>
-    <w:lsdException w:name="Grid Table 1 Light Accent 1" w:uiPriority="46"/>
-    <w:lsdException w:name="Grid Table 2 Accent 1" w:uiPriority="47"/>
-    <w:lsdException w:name="Grid Table 3 Accent 1" w:uiPriority="48"/>
-    <w:lsdException w:name="Grid Table 4 Accent 1" w:uiPriority="49"/>
-    <w:lsdException w:name="Grid Table 5 Dark Accent 1" w:uiPriority="50"/>
-    <w:lsdException w:name="Grid Table 6 Colorful Accent 1" w:uiPriority="51"/>
-    <w:lsdException w:name="Grid Table 7 Colorful Accent 1" w:uiPriority="52"/>
-    <w:lsdException w:name="Grid Table 1 Light Accent 2" w:uiPriority="46"/>
-    <w:lsdException w:name="Grid Table 2 Accent 2" w:uiPriority="47"/>
-    <w:lsdException w:name="Grid Table 3 Accent 2" w:uiPriority="48"/>
-    <w:lsdException w:name="Grid Table 4 Accent 2" w:uiPriority="49"/>
-    <w:lsdException w:name="Grid Table 5 Dark Accent 2" w:uiPriority="50"/>
-    <w:lsdException w:name="Grid Table 6 Colorful Accent 2" w:uiPriority="51"/>
-    <w:lsdException w:name="Grid Table 7 Colorful Accent 2" w:uiPriority="52"/>
-    <w:lsdException w:name="Grid Table 1 Light Accent 3" w:uiPriority="46"/>
-    <w:lsdException w:name="Grid Table 2 Accent 3" w:uiPriority="47"/>
-    <w:lsdException w:name="Grid Table 3 Accent 3" w:uiPriority="48"/>
-    <w:lsdException w:name="Grid Table 4 Accent 3" w:uiPriority="49"/>
-    <w:lsdException w:name="Grid Table 5 Dark Accent 3" w:uiPriority="50"/>
-    <w:lsdException w:name="Grid Table 6 Colorful Accent 3" w:uiPriority="51"/>
-    <w:lsdException w:name="Grid Table 7 Colorful Accent 3" w:uiPriority="52"/>
-    <w:lsdException w:name="Grid Table 1 Light Accent 4" w:uiPriority="46"/>
-    <w:lsdException w:name="Grid Table 2 Accent 4" w:uiPriority="47"/>
-    <w:lsdException w:name="Grid Table 3 Accent 4" w:uiPriority="48"/>
-    <w:lsdException w:name="Grid Table 4 Accent 4" w:uiPriority="49"/>
-    <w:lsdException w:name="Grid Table 5 Dark Accent 4" w:uiPriority="50"/>
-    <w:lsdException w:name="Grid Table 6 Colorful Accent 4" w:uiPriority="51"/>
-    <w:lsdException w:name="Grid Table 7 Colorful Accent 4" w:uiPriority="52"/>
-    <w:lsdException w:name="Grid Table 1 Light Accent 5" w:uiPriority="46"/>
-    <w:lsdException w:name="Grid Table 2 Accent 5" w:uiPriority="47"/>
-    <w:lsdException w:name="Grid Table 3 Accent 5" w:uiPriority="48"/>
-    <w:lsdException w:name="Grid Table 4 Accent 5" w:uiPriority="49"/>
-    <w:lsdException w:name="Grid Table 5 Dark Accent 5" w:uiPriority="50"/>
-    <w:lsdException w:name="Grid Table 6 Colorful Accent 5" w:uiPriority="51"/>
-    <w:lsdException w:name="Grid Table 7 Colorful Accent 5" w:uiPriority="52"/>
-    <w:lsdException w:name="Grid Table 1 Light Accent 6" w:uiPriority="46"/>
-    <w:lsdException w:name="Grid Table 2 Accent 6" w:uiPriority="47"/>
-    <w:lsdException w:name="Grid Table 3 Accent 6" w:uiPriority="48"/>
-    <w:lsdException w:name="Grid Table 4 Accent 6" w:uiPriority="49"/>
-    <w:lsdException w:name="Grid Table 5 Dark Accent 6" w:uiPriority="50"/>
-    <w:lsdException w:name="Grid Table 6 Colorful Accent 6" w:uiPriority="51"/>
-    <w:lsdException w:name="Grid Table 7 Colorful Accent 6" w:uiPriority="52"/>
-    <w:lsdException w:name="List Table 1 Light" w:uiPriority="46"/>
-    <w:lsdException w:name="List Table 2" w:uiPriority="47"/>
-    <w:lsdException w:name="List Table 3" w:uiPriority="48"/>
-    <w:lsdException w:name="List Table 4" w:uiPriority="49"/>
-    <w:lsdException w:name="List Table 5 Dark" w:uiPriority="50"/>
-    <w:lsdException w:name="List Table 6 Colorful" w:uiPriority="51"/>
-    <w:lsdException w:name="List Table 7 Colorful" w:uiPriority="52"/>
-    <w:lsdException w:name="List Table 1 Light Accent 1" w:uiPriority="46"/>
-    <w:lsdException w:name="List Table 2 Accent 1" w:uiPriority="47"/>
-    <w:lsdException w:name="List Table 3 Accent 1" w:uiPriority="48"/>
-    <w:lsdException w:name="List Table 4 Accent 1" w:uiPriority="49"/>
-    <w:lsdException w:name="List Table 5 Dark Accent 1" w:uiPriority="50"/>
-    <w:lsdException w:name="List Table 6 Colorful Accent 1" w:uiPriority="51"/>
-    <w:lsdException w:name="List Table 7 Colorful Accent 1" w:uiPriority="52"/>
-    <w:lsdException w:name="List Table 1 Light Accent 2" w:uiPriority="46"/>
-    <w:lsdException w:name="List Table 2 Accent 2" w:uiPriority="47"/>
-    <w:lsdException w:name="List Table 3 Accent 2" w:uiPriority="48"/>
-    <w:lsdException w:name="List Table 4 Accent 2" w:uiPriority="49"/>
-    <w:lsdException w:name="List Table 5 Dark Accent 2" w:uiPriority="50"/>
-    <w:lsdException w:name="List Table 6 Colorful Accent 2" w:uiPriority="51"/>
-    <w:lsdException w:name="List Table 7 Colorful Accent 2" w:uiPriority="52"/>
-    <w:lsdException w:name="List Table 1 Light Accent 3" w:uiPriority="46"/>
-    <w:lsdException w:name="List Table 2 Accent 3" w:uiPriority="47"/>
-    <w:lsdException w:name="List Table 3 Accent 3" w:uiPriority="48"/>
-    <w:lsdException w:name="List Table 4 Accent 3" w:uiPriority="49"/>
-    <w:lsdException w:name="List Table 5 Dark Accent 3" w:uiPriority="50"/>
-    <w:lsdException w:name="List Table 6 Colorful Accent 3" w:uiPriority="51"/>
-    <w:lsdException w:name="List Table 7 Colorful Accent 3" w:uiPriority="52"/>
-    <w:lsdException w:name="List Table 1 Light Accent 4" w:uiPriority="46"/>
-    <w:lsdException w:name="List Table 2 Accent 4" w:uiPriority="47"/>
-    <w:lsdException w:name="List Table 3 Accent 4" w:uiPriority="48"/>
-    <w:lsdException w:name="List Table 4 Accent 4" w:uiPriority="49"/>
-    <w:lsdException w:name="List Table 5 Dark Accent 4" w:uiPriority="50"/>
-    <w:lsdException w:name="List Table 6 Colorful Accent 4" w:uiPriority="51"/>
-    <w:lsdException w:name="List Table 7 Colorful Accent 4" w:uiPriority="52"/>
-    <w:lsdException w:name="List Table 1 Light Accent 5" w:uiPriority="46"/>
-    <w:lsdException w:name="List Table 2 Accent 5" w:uiPriority="47"/>
-    <w:lsdException w:name="List Table 3 Accent 5" w:uiPriority="48"/>
-    <w:lsdException w:name="List Table 4 Accent 5" w:uiPriority="49"/>
-    <w:lsdException w:name="List Table 5 Dark Accent 5" w:uiPriority="50"/>
-    <w:lsdException w:name="List Table 6 Colorful Accent 5" w:uiPriority="51"/>
-    <w:lsdException w:name="List Table 7 Colorful Accent 5" w:uiPriority="52"/>
-    <w:lsdException w:name="List Table 1 Light Accent 6" w:uiPriority="46"/>
-    <w:lsdException w:name="List Table 2 Accent 6" w:uiPriority="47"/>
-    <w:lsdException w:name="List Table 3 Accent 6" w:uiPriority="48"/>
-    <w:lsdException w:name="List Table 4 Accent 6" w:uiPriority="49"/>
-    <w:lsdException w:name="List Table 5 Dark Accent 6" w:uiPriority="50"/>
-    <w:lsdException w:name="List Table 6 Colorful Accent 6" w:uiPriority="51"/>
-    <w:lsdException w:name="List Table 7 Colorful Accent 6" w:uiPriority="52"/>
-    <w:lsdException w:name="Mention" w:semiHidden="1" w:unhideWhenUsed="1"/>
-    <w:lsdException w:name="Smart Hyperlink" w:semiHidden="1" w:unhideWhenUsed="1"/>
-    <w:lsdException w:name="Hashtag" w:semiHidden="1" w:unhideWhenUsed="1"/>
-    <w:lsdException w:name="Unresolved Mention" w:semiHidden="1" w:unhideWhenUsed="1"/>
-    <w:lsdException w:name="Smart Link" w:semiHidden="1" w:unhideWhenUsed="1"/>
+  <w:latentStyles w:defLockedState="0" w:defUIPriority="99" w:defSemiHidden="1" w:defUnhideWhenUsed="1" w:defQFormat="0" w:count="267">
+    <w:lsdException w:name="Normal" w:semiHidden="0" w:uiPriority="0" w:unhideWhenUsed="0" w:qFormat="1"/>
+    <w:lsdException w:name="heading 1" w:semiHidden="0" w:uiPriority="9" w:unhideWhenUsed="0" w:qFormat="1"/>
+    <w:lsdException w:name="heading 2" w:uiPriority="9" w:qFormat="1"/>
+    <w:lsdException w:name="heading 3" w:uiPriority="9" w:qFormat="1"/>
+    <w:lsdException w:name="heading 4" w:uiPriority="9" w:qFormat="1"/>
+    <w:lsdException w:name="heading 5" w:uiPriority="9" w:qFormat="1"/>
+    <w:lsdException w:name="heading 6" w:uiPriority="9" w:qFormat="1"/>
+    <w:lsdException w:name="heading 7" w:uiPriority="9" w:qFormat="1"/>
+    <w:lsdException w:name="heading 8" w:uiPriority="9" w:qFormat="1"/>
+    <w:lsdException w:name="heading 9" w:uiPriority="9" w:qFormat="1"/>
+    <w:lsdException w:name="toc 1" w:uiPriority="39"/>
+    <w:lsdException w:name="toc 2" w:uiPriority="39"/>
+    <w:lsdException w:name="toc 3" w:uiPriority="39"/>
+    <w:lsdException w:name="toc 4" w:uiPriority="39"/>
+    <w:lsdException w:name="toc 5" w:uiPriority="39"/>
+    <w:lsdException w:name="toc 6" w:uiPriority="39"/>
+    <w:lsdException w:name="toc 7" w:uiPriority="39"/>
+    <w:lsdException w:name="toc 8" w:uiPriority="39"/>
+    <w:lsdException w:name="toc 9" w:uiPriority="39"/>
+    <w:lsdException w:name="caption" w:uiPriority="35" w:qFormat="1"/>
+    <w:lsdException w:name="Title" w:semiHidden="0" w:uiPriority="10" w:unhideWhenUsed="0" w:qFormat="1"/>
+    <w:lsdException w:name="Default Paragraph Font" w:uiPriority="1"/>
+    <w:lsdException w:name="Subtitle" w:semiHidden="0" w:uiPriority="11" w:unhideWhenUsed="0" w:qFormat="1"/>
+    <w:lsdException w:name="Strong" w:semiHidden="0" w:uiPriority="22" w:unhideWhenUsed="0" w:qFormat="1"/>
+    <w:lsdException w:name="Emphasis" w:semiHidden="0" w:uiPriority="20" w:unhideWhenUsed="0" w:qFormat="1"/>
+    <w:lsdException w:name="Table Grid" w:semiHidden="0" w:uiPriority="39" w:unhideWhenUsed="0"/>
+    <w:lsdException w:name="Placeholder Text" w:unhideWhenUsed="0"/>
+    <w:lsdException w:name="No Spacing" w:semiHidden="0" w:uiPriority="1" w:unhideWhenUsed="0" w:qFormat="1"/>
+    <w:lsdException w:name="Light Shading" w:semiHidden="0" w:uiPriority="60" w:unhideWhenUsed="0"/>
+    <w:lsdException w:name="Light List" w:semiHidden="0" w:uiPriority="61" w:unhideWhenUsed="0"/>
+    <w:lsdException w:name="Light Grid" w:semiHidden="0" w:uiPriority="62" w:unhideWhenUsed="0"/>
+    <w:lsdException w:name="Medium Shading 1" w:semiHidden="0" w:uiPriority="63" w:unhideWhenUsed="0"/>
+    <w:lsdException w:name="Medium Shading 2" w:semiHidden="0" w:uiPriority="64" w:unhideWhenUsed="0"/>
+    <w:lsdException w:name="Medium List 1" w:semiHidden="0" w:uiPriority="65" w:unhideWhenUsed="0"/>
+    <w:lsdException w:name="Medium List 2" w:semiHidden="0" w:uiPriority="66" w:unhideWhenUsed="0"/>
+    <w:lsdException w:name="Medium Grid 1" w:semiHidden="0" w:uiPriority="67" w:unhideWhenUsed="0"/>
+    <w:lsdException w:name="Medium Grid 2" w:semiHidden="0" w:uiPriority="68" w:unhideWhenUsed="0"/>
+    <w:lsdException w:name="Medium Grid 3" w:semiHidden="0" w:uiPriority="69" w:unhideWhenUsed="0"/>
+    <w:lsdException w:name="Dark List" w:semiHidden="0" w:uiPriority="70" w:unhideWhenUsed="0"/>
+    <w:lsdException w:name="Colorful Shading" w:semiHidden="0" w:uiPriority="71" w:unhideWhenUsed="0"/>
+    <w:lsdException w:name="Colorful List" w:semiHidden="0" w:uiPriority="72" w:unhideWhenUsed="0"/>
+    <w:lsdException w:name="Colorful Grid" w:semiHidden="0" w:uiPriority="73" w:unhideWhenUsed="0"/>
+    <w:lsdException w:name="Light Shading Accent 1" w:semiHidden="0" w:uiPriority="60" w:unhideWhenUsed="0"/>
+    <w:lsdException w:name="Light List Accent 1" w:semiHidden="0" w:uiPriority="61" w:unhideWhenUsed="0"/>
+    <w:lsdException w:name="Light Grid Accent 1" w:semiHidden="0" w:uiPriority="62" w:unhideWhenUsed="0"/>
+    <w:lsdException w:name="Medium Shading 1 Accent 1" w:semiHidden="0" w:uiPriority="63" w:unhideWhenUsed="0"/>
+    <w:lsdException w:name="Medium Shading 2 Accent 1" w:semiHidden="0" w:uiPriority="64" w:unhideWhenUsed="0"/>
+    <w:lsdException w:name="Medium List 1 Accent 1" w:semiHidden="0" w:uiPriority="65" w:unhideWhenUsed="0"/>
+    <w:lsdException w:name="Revision" w:unhideWhenUsed="0"/>
+    <w:lsdException w:name="List Paragraph" w:semiHidden="0" w:uiPriority="34" w:unhideWhenUsed="0" w:qFormat="1"/>
+    <w:lsdException w:name="Quote" w:semiHidden="0" w:uiPriority="29" w:unhideWhenUsed="0" w:qFormat="1"/>
+    <w:lsdException w:name="Intense Quote" w:semiHidden="0" w:uiPriority="30" w:unhideWhenUsed="0" w:qFormat="1"/>
+    <w:lsdException w:name="Medium List 2 Accent 1" w:semiHidden="0" w:uiPriority="66" w:unhideWhenUsed="0"/>
+    <w:lsdException w:name="Medium Grid 1 Accent 1" w:semiHidden="0" w:uiPriority="67" w:unhideWhenUsed="0"/>
+    <w:lsdException w:name="Medium Grid 2 Accent 1" w:semiHidden="0" w:uiPriority="68" w:unhideWhenUsed="0"/>
+    <w:lsdException w:name="Medium Grid 3 Accent 1" w:semiHidden="0" w:uiPriority="69" w:unhideWhenUsed="0"/>
+    <w:lsdException w:name="Dark List Accent 1" w:semiHidden="0" w:uiPriority="70" w:unhideWhenUsed="0"/>
+    <w:lsdException w:name="Colorful Shading Accent 1" w:semiHidden="0" w:uiPriority="71" w:unhideWhenUsed="0"/>
+    <w:lsdException w:name="Colorful List Accent 1" w:semiHidden="0" w:uiPriority="72" w:unhideWhenUsed="0"/>
+    <w:lsdException w:name="Colorful Grid Accent 1" w:semiHidden="0" w:uiPriority="73" w:unhideWhenUsed="0"/>
+    <w:lsdException w:name="Light Shading Accent 2" w:semiHidden="0" w:uiPriority="60" w:unhideWhenUsed="0"/>
+    <w:lsdException w:name="Light List Accent 2" w:semiHidden="0" w:uiPriority="61" w:unhideWhenUsed="0"/>
+    <w:lsdException w:name="Light Grid Accent 2" w:semiHidden="0" w:uiPriority="62" w:unhideWhenUsed="0"/>
+    <w:lsdException w:name="Medium Shading 1 Accent 2" w:semiHidden="0" w:uiPriority="63" w:unhideWhenUsed="0"/>
+    <w:lsdException w:name="Medium Shading 2 Accent 2" w:semiHidden="0" w:uiPriority="64" w:unhideWhenUsed="0"/>
+    <w:lsdException w:name="Medium List 1 Accent 2" w:semiHidden="0" w:uiPriority="65" w:unhideWhenUsed="0"/>
+    <w:lsdException w:name="Medium List 2 Accent 2" w:semiHidden="0" w:uiPriority="66" w:unhideWhenUsed="0"/>
+    <w:lsdException w:name="Medium Grid 1 Accent 2" w:semiHidden="0" w:uiPriority="67" w:unhideWhenUsed="0"/>
+    <w:lsdException w:name="Medium Grid 2 Accent 2" w:semiHidden="0" w:uiPriority="68" w:unhideWhenUsed="0"/>
+    <w:lsdException w:name="Medium Grid 3 Accent 2" w:semiHidden="0" w:uiPriority="69" w:unhideWhenUsed="0"/>
+    <w:lsdException w:name="Dark List Accent 2" w:semiHidden="0" w:uiPriority="70" w:unhideWhenUsed="0"/>
+    <w:lsdException w:name="Colorful Shading Accent 2" w:semiHidden="0" w:uiPriority="71" w:unhideWhenUsed="0"/>
+    <w:lsdException w:name="Colorful List Accent 2" w:semiHidden="0" w:uiPriority="72" w:unhideWhenUsed="0"/>
+    <w:lsdException w:name="Colorful Grid Accent 2" w:semiHidden="0" w:uiPriority="73" w:unhideWhenUsed="0"/>
+    <w:lsdException w:name="Light Shading Accent 3" w:semiHidden="0" w:uiPriority="60" w:unhideWhenUsed="0"/>
+    <w:lsdException w:name="Light List Accent 3" w:semiHidden="0" w:uiPriority="61" w:unhideWhenUsed="0"/>
+    <w:lsdException w:name="Light Grid Accent 3" w:semiHidden="0" w:uiPriority="62" w:unhideWhenUsed="0"/>
+    <w:lsdException w:name="Medium Shading 1 Accent 3" w:semiHidden="0" w:uiPriority="63" w:unhideWhenUsed="0"/>
+    <w:lsdException w:name="Medium Shading 2 Accent 3" w:semiHidden="0" w:uiPriority="64" w:unhideWhenUsed="0"/>
+    <w:lsdException w:name="Medium List 1 Accent 3" w:semiHidden="0" w:uiPriority="65" w:unhideWhenUsed="0"/>
+    <w:lsdException w:name="Medium List 2 Accent 3" w:semiHidden="0" w:uiPriority="66" w:unhideWhenUsed="0"/>
+    <w:lsdException w:name="Medium Grid 1 Accent 3" w:semiHidden="0" w:uiPriority="67" w:unhideWhenUsed="0"/>
+    <w:lsdException w:name="Medium Grid 2 Accent 3" w:semiHidden="0" w:uiPriority="68" w:unhideWhenUsed="0"/>
+    <w:lsdException w:name="Medium Grid 3 Accent 3" w:semiHidden="0" w:uiPriority="69" w:unhideWhenUsed="0"/>
+    <w:lsdException w:name="Dark List Accent 3" w:semiHidden="0" w:uiPriority="70" w:unhideWhenUsed="0"/>
+    <w:lsdException w:name="Colorful Shading Accent 3" w:semiHidden="0" w:uiPriority="71" w:unhideWhenUsed="0"/>
+    <w:lsdException w:name="Colorful List Accent 3" w:semiHidden="0" w:uiPriority="72" w:unhideWhenUsed="0"/>
+    <w:lsdException w:name="Colorful Grid Accent 3" w:semiHidden="0" w:uiPriority="73" w:unhideWhenUsed="0"/>
+    <w:lsdException w:name="Light Shading Accent 4" w:semiHidden="0" w:uiPriority="60" w:unhideWhenUsed="0"/>
+    <w:lsdException w:name="Light List Accent 4" w:semiHidden="0" w:uiPriority="61" w:unhideWhenUsed="0"/>
+    <w:lsdException w:name="Light Grid Accent 4" w:semiHidden="0" w:uiPriority="62" w:unhideWhenUsed="0"/>
+    <w:lsdException w:name="Medium Shading 1 Accent 4" w:semiHidden="0" w:uiPriority="63" w:unhideWhenUsed="0"/>
+    <w:lsdException w:name="Medium Shading 2 Accent 4" w:semiHidden="0" w:uiPriority="64" w:unhideWhenUsed="0"/>
+    <w:lsdException w:name="Medium List 1 Accent 4" w:semiHidden="0" w:uiPriority="65" w:unhideWhenUsed="0"/>
+    <w:lsdException w:name="Medium List 2 Accent 4" w:semiHidden="0" w:uiPriority="66" w:unhideWhenUsed="0"/>
+    <w:lsdException w:name="Medium Grid 1 Accent 4" w:semiHidden="0" w:uiPriority="67" w:unhideWhenUsed="0"/>
+    <w:lsdException w:name="Medium Grid 2 Accent 4" w:semiHidden="0" w:uiPriority="68" w:unhideWhenUsed="0"/>
+    <w:lsdException w:name="Medium Grid 3 Accent 4" w:semiHidden="0" w:uiPriority="69" w:unhideWhenUsed="0"/>
+    <w:lsdException w:name="Dark List Accent 4" w:semiHidden="0" w:uiPriority="70" w:unhideWhenUsed="0"/>
+    <w:lsdException w:name="Colorful Shading Accent 4" w:semiHidden="0" w:uiPriority="71" w:unhideWhenUsed="0"/>
+    <w:lsdException w:name="Colorful List Accent 4" w:semiHidden="0" w:uiPriority="72" w:unhideWhenUsed="0"/>
+    <w:lsdException w:name="Colorful Grid Accent 4" w:semiHidden="0" w:uiPriority="73" w:unhideWhenUsed="0"/>
+    <w:lsdException w:name="Light Shading Accent 5" w:semiHidden="0" w:uiPriority="60" w:unhideWhenUsed="0"/>
+    <w:lsdException w:name="Light List Accent 5" w:semiHidden="0" w:uiPriority="61" w:unhideWhenUsed="0"/>
+    <w:lsdException w:name="Light Grid Accent 5" w:semiHidden="0" w:uiPriority="62" w:unhideWhenUsed="0"/>
+    <w:lsdException w:name="Medium Shading 1 Accent 5" w:semiHidden="0" w:uiPriority="63" w:unhideWhenUsed="0"/>
+    <w:lsdException w:name="Medium Shading 2 Accent 5" w:semiHidden="0" w:uiPriority="64" w:unhideWhenUsed="0"/>
+    <w:lsdException w:name="Medium List 1 Accent 5" w:semiHidden="0" w:uiPriority="65" w:unhideWhenUsed="0"/>
+    <w:lsdException w:name="Medium List 2 Accent 5" w:semiHidden="0" w:uiPriority="66" w:unhideWhenUsed="0"/>
+    <w:lsdException w:name="Medium Grid 1 Accent 5" w:semiHidden="0" w:uiPriority="67" w:unhideWhenUsed="0"/>
+    <w:lsdException w:name="Medium Grid 2 Accent 5" w:semiHidden="0" w:uiPriority="68" w:unhideWhenUsed="0"/>
+    <w:lsdException w:name="Medium Grid 3 Accent 5" w:semiHidden="0" w:uiPriority="69" w:unhideWhenUsed="0"/>
+    <w:lsdException w:name="Dark List Accent 5" w:semiHidden="0" w:uiPriority="70" w:unhideWhenUsed="0"/>
+    <w:lsdException w:name="Colorful Shading Accent 5" w:semiHidden="0" w:uiPriority="71" w:unhideWhenUsed="0"/>
+    <w:lsdException w:name="Colorful List Accent 5" w:semiHidden="0" w:uiPriority="72" w:unhideWhenUsed="0"/>
+    <w:lsdException w:name="Colorful Grid Accent 5" w:semiHidden="0" w:uiPriority="73" w:unhideWhenUsed="0"/>
+    <w:lsdException w:name="Light Shading Accent 6" w:semiHidden="0" w:uiPriority="60" w:unhideWhenUsed="0"/>
+    <w:lsdException w:name="Light List Accent 6" w:semiHidden="0" w:uiPriority="61" w:unhideWhenUsed="0"/>
+    <w:lsdException w:name="Light Grid Accent 6" w:semiHidden="0" w:uiPriority="62" w:unhideWhenUsed="0"/>
+    <w:lsdException w:name="Medium Shading 1 Accent 6" w:semiHidden="0" w:uiPriority="63" w:unhideWhenUsed="0"/>
+    <w:lsdException w:name="Medium Shading 2 Accent 6" w:semiHidden="0" w:uiPriority="64" w:unhideWhenUsed="0"/>
+    <w:lsdException w:name="Medium List 1 Accent 6" w:semiHidden="0" w:uiPriority="65" w:unhideWhenUsed="0"/>
+    <w:lsdException w:name="Medium List 2 Accent 6" w:semiHidden="0" w:uiPriority="66" w:unhideWhenUsed="0"/>
+    <w:lsdException w:name="Medium Grid 1 Accent 6" w:semiHidden="0" w:uiPriority="67" w:unhideWhenUsed="0"/>
+    <w:lsdException w:name="Medium Grid 2 Accent 6" w:semiHidden="0" w:uiPriority="68" w:unhideWhenUsed="0"/>
+    <w:lsdException w:name="Medium Grid 3 Accent 6" w:semiHidden="0" w:uiPriority="69" w:unhideWhenUsed="0"/>
+    <w:lsdException w:name="Dark List Accent 6" w:semiHidden="0" w:uiPriority="70" w:unhideWhenUsed="0"/>
+    <w:lsdException w:name="Colorful Shading Accent 6" w:semiHidden="0" w:uiPriority="71" w:unhideWhenUsed="0"/>
+    <w:lsdException w:name="Colorful List Accent 6" w:semiHidden="0" w:uiPriority="72" w:unhideWhenUsed="0"/>
+    <w:lsdException w:name="Colorful Grid Accent 6" w:semiHidden="0" w:uiPriority="73" w:unhideWhenUsed="0"/>
+    <w:lsdException w:name="Subtle Emphasis" w:semiHidden="0" w:uiPriority="19" w:unhideWhenUsed="0" w:qFormat="1"/>
+    <w:lsdException w:name="Intense Emphasis" w:semiHidden="0" w:uiPriority="21" w:unhideWhenUsed="0" w:qFormat="1"/>
+    <w:lsdException w:name="Subtle Reference" w:semiHidden="0" w:uiPriority="31" w:unhideWhenUsed="0" w:qFormat="1"/>
+    <w:lsdException w:name="Intense Reference" w:semiHidden="0" w:uiPriority="32" w:unhideWhenUsed="0" w:qFormat="1"/>
+    <w:lsdException w:name="Book Title" w:semiHidden="0" w:uiPriority="33" w:unhideWhenUsed="0" w:qFormat="1"/>
+    <w:lsdException w:name="Bibliography" w:uiPriority="37"/>
+    <w:lsdException w:name="TOC Heading" w:uiPriority="39" w:qFormat="1"/>
   </w:latentStyles>
   <w:style w:type="paragraph" w:default="1" w:styleId="a">
     <w:name w:val="Normal"/>
     <w:qFormat/>
+    <w:rsid w:val="00A031EC"/>
   </w:style>
   <w:style w:type="paragraph" w:styleId="1">
     <w:name w:val="heading 1"/>
     <w:basedOn w:val="a"/>
     <w:next w:val="a"/>
-    <w:link w:val="10"/>
+    <w:link w:val="1Char"/>
     <w:uiPriority w:val="9"/>
     <w:qFormat/>
     <w:rsid w:val="00E61DC9"/>
@@ -4683,7 +5708,7 @@
     <w:name w:val="heading 2"/>
     <w:basedOn w:val="a"/>
     <w:next w:val="a"/>
-    <w:link w:val="20"/>
+    <w:link w:val="2Char"/>
     <w:uiPriority w:val="9"/>
     <w:semiHidden/>
     <w:unhideWhenUsed/>
@@ -4706,7 +5731,7 @@
     <w:name w:val="heading 3"/>
     <w:basedOn w:val="a"/>
     <w:next w:val="a"/>
-    <w:link w:val="30"/>
+    <w:link w:val="3Char"/>
     <w:uiPriority w:val="9"/>
     <w:semiHidden/>
     <w:unhideWhenUsed/>
@@ -4729,7 +5754,7 @@
     <w:name w:val="heading 4"/>
     <w:basedOn w:val="a"/>
     <w:next w:val="a"/>
-    <w:link w:val="40"/>
+    <w:link w:val="4Char"/>
     <w:uiPriority w:val="9"/>
     <w:semiHidden/>
     <w:unhideWhenUsed/>
@@ -4752,7 +5777,7 @@
     <w:name w:val="heading 5"/>
     <w:basedOn w:val="a"/>
     <w:next w:val="a"/>
-    <w:link w:val="50"/>
+    <w:link w:val="5Char"/>
     <w:uiPriority w:val="9"/>
     <w:semiHidden/>
     <w:unhideWhenUsed/>
@@ -4773,7 +5798,7 @@
     <w:name w:val="heading 6"/>
     <w:basedOn w:val="a"/>
     <w:next w:val="a"/>
-    <w:link w:val="60"/>
+    <w:link w:val="6Char"/>
     <w:uiPriority w:val="9"/>
     <w:semiHidden/>
     <w:unhideWhenUsed/>
@@ -4796,7 +5821,7 @@
     <w:name w:val="heading 7"/>
     <w:basedOn w:val="a"/>
     <w:next w:val="a"/>
-    <w:link w:val="70"/>
+    <w:link w:val="7Char"/>
     <w:uiPriority w:val="9"/>
     <w:semiHidden/>
     <w:unhideWhenUsed/>
@@ -4817,7 +5842,7 @@
     <w:name w:val="heading 8"/>
     <w:basedOn w:val="a"/>
     <w:next w:val="a"/>
-    <w:link w:val="80"/>
+    <w:link w:val="8Char"/>
     <w:uiPriority w:val="9"/>
     <w:semiHidden/>
     <w:unhideWhenUsed/>
@@ -4840,7 +5865,7 @@
     <w:name w:val="heading 9"/>
     <w:basedOn w:val="a"/>
     <w:next w:val="a"/>
-    <w:link w:val="90"/>
+    <w:link w:val="9Char"/>
     <w:uiPriority w:val="9"/>
     <w:semiHidden/>
     <w:unhideWhenUsed/>
@@ -4868,6 +5893,7 @@
     <w:uiPriority w:val="99"/>
     <w:semiHidden/>
     <w:unhideWhenUsed/>
+    <w:qFormat/>
     <w:tblPr>
       <w:tblInd w:w="0" w:type="dxa"/>
       <w:tblCellMar>
@@ -4884,8 +5910,8 @@
     <w:semiHidden/>
     <w:unhideWhenUsed/>
   </w:style>
-  <w:style w:type="character" w:customStyle="1" w:styleId="10">
-    <w:name w:val="标题 1 字符"/>
+  <w:style w:type="character" w:customStyle="1" w:styleId="1Char">
+    <w:name w:val="标题 1 Char"/>
     <w:basedOn w:val="a0"/>
     <w:link w:val="1"/>
     <w:uiPriority w:val="9"/>
@@ -4897,8 +5923,8 @@
       <w:szCs w:val="40"/>
     </w:rPr>
   </w:style>
-  <w:style w:type="character" w:customStyle="1" w:styleId="20">
-    <w:name w:val="标题 2 字符"/>
+  <w:style w:type="character" w:customStyle="1" w:styleId="2Char">
+    <w:name w:val="标题 2 Char"/>
     <w:basedOn w:val="a0"/>
     <w:link w:val="2"/>
     <w:uiPriority w:val="9"/>
@@ -4911,8 +5937,8 @@
       <w:szCs w:val="32"/>
     </w:rPr>
   </w:style>
-  <w:style w:type="character" w:customStyle="1" w:styleId="30">
-    <w:name w:val="标题 3 字符"/>
+  <w:style w:type="character" w:customStyle="1" w:styleId="3Char">
+    <w:name w:val="标题 3 Char"/>
     <w:basedOn w:val="a0"/>
     <w:link w:val="3"/>
     <w:uiPriority w:val="9"/>
@@ -4925,8 +5951,8 @@
       <w:szCs w:val="28"/>
     </w:rPr>
   </w:style>
-  <w:style w:type="character" w:customStyle="1" w:styleId="40">
-    <w:name w:val="标题 4 字符"/>
+  <w:style w:type="character" w:customStyle="1" w:styleId="4Char">
+    <w:name w:val="标题 4 Char"/>
     <w:basedOn w:val="a0"/>
     <w:link w:val="4"/>
     <w:uiPriority w:val="9"/>
@@ -4939,8 +5965,8 @@
       <w:color w:val="0F4761" w:themeColor="accent1" w:themeShade="BF"/>
     </w:rPr>
   </w:style>
-  <w:style w:type="character" w:customStyle="1" w:styleId="50">
-    <w:name w:val="标题 5 字符"/>
+  <w:style w:type="character" w:customStyle="1" w:styleId="5Char">
+    <w:name w:val="标题 5 Char"/>
     <w:basedOn w:val="a0"/>
     <w:link w:val="5"/>
     <w:uiPriority w:val="9"/>
@@ -4951,8 +5977,8 @@
       <w:color w:val="0F4761" w:themeColor="accent1" w:themeShade="BF"/>
     </w:rPr>
   </w:style>
-  <w:style w:type="character" w:customStyle="1" w:styleId="60">
-    <w:name w:val="标题 6 字符"/>
+  <w:style w:type="character" w:customStyle="1" w:styleId="6Char">
+    <w:name w:val="标题 6 Char"/>
     <w:basedOn w:val="a0"/>
     <w:link w:val="6"/>
     <w:uiPriority w:val="9"/>
@@ -4965,8 +5991,8 @@
       <w:color w:val="595959" w:themeColor="text1" w:themeTint="A6"/>
     </w:rPr>
   </w:style>
-  <w:style w:type="character" w:customStyle="1" w:styleId="70">
-    <w:name w:val="标题 7 字符"/>
+  <w:style w:type="character" w:customStyle="1" w:styleId="7Char">
+    <w:name w:val="标题 7 Char"/>
     <w:basedOn w:val="a0"/>
     <w:link w:val="7"/>
     <w:uiPriority w:val="9"/>
@@ -4977,8 +6003,8 @@
       <w:color w:val="595959" w:themeColor="text1" w:themeTint="A6"/>
     </w:rPr>
   </w:style>
-  <w:style w:type="character" w:customStyle="1" w:styleId="80">
-    <w:name w:val="标题 8 字符"/>
+  <w:style w:type="character" w:customStyle="1" w:styleId="8Char">
+    <w:name w:val="标题 8 Char"/>
     <w:basedOn w:val="a0"/>
     <w:link w:val="8"/>
     <w:uiPriority w:val="9"/>
@@ -4991,8 +6017,8 @@
       <w:color w:val="272727" w:themeColor="text1" w:themeTint="D8"/>
     </w:rPr>
   </w:style>
-  <w:style w:type="character" w:customStyle="1" w:styleId="90">
-    <w:name w:val="标题 9 字符"/>
+  <w:style w:type="character" w:customStyle="1" w:styleId="9Char">
+    <w:name w:val="标题 9 Char"/>
     <w:basedOn w:val="a0"/>
     <w:link w:val="9"/>
     <w:uiPriority w:val="9"/>
@@ -5007,7 +6033,7 @@
     <w:name w:val="Title"/>
     <w:basedOn w:val="a"/>
     <w:next w:val="a"/>
-    <w:link w:val="a4"/>
+    <w:link w:val="Char"/>
     <w:uiPriority w:val="10"/>
     <w:qFormat/>
     <w:rsid w:val="00E61DC9"/>
@@ -5023,8 +6049,8 @@
       <w:szCs w:val="56"/>
     </w:rPr>
   </w:style>
-  <w:style w:type="character" w:customStyle="1" w:styleId="a4">
-    <w:name w:val="标题 字符"/>
+  <w:style w:type="character" w:customStyle="1" w:styleId="Char">
+    <w:name w:val="标题 Char"/>
     <w:basedOn w:val="a0"/>
     <w:link w:val="a3"/>
     <w:uiPriority w:val="10"/>
@@ -5037,11 +6063,11 @@
       <w:szCs w:val="56"/>
     </w:rPr>
   </w:style>
-  <w:style w:type="paragraph" w:styleId="a5">
+  <w:style w:type="paragraph" w:styleId="a4">
     <w:name w:val="Subtitle"/>
     <w:basedOn w:val="a"/>
     <w:next w:val="a"/>
-    <w:link w:val="a6"/>
+    <w:link w:val="Char0"/>
     <w:uiPriority w:val="11"/>
     <w:qFormat/>
     <w:rsid w:val="00E61DC9"/>
@@ -5058,10 +6084,10 @@
       <w:szCs w:val="28"/>
     </w:rPr>
   </w:style>
-  <w:style w:type="character" w:customStyle="1" w:styleId="a6">
-    <w:name w:val="副标题 字符"/>
+  <w:style w:type="character" w:customStyle="1" w:styleId="Char0">
+    <w:name w:val="副标题 Char"/>
     <w:basedOn w:val="a0"/>
-    <w:link w:val="a5"/>
+    <w:link w:val="a4"/>
     <w:uiPriority w:val="11"/>
     <w:rsid w:val="00E61DC9"/>
     <w:rPr>
@@ -5072,11 +6098,11 @@
       <w:szCs w:val="28"/>
     </w:rPr>
   </w:style>
-  <w:style w:type="paragraph" w:styleId="a7">
+  <w:style w:type="paragraph" w:styleId="a5">
     <w:name w:val="Quote"/>
     <w:basedOn w:val="a"/>
     <w:next w:val="a"/>
-    <w:link w:val="a8"/>
+    <w:link w:val="Char1"/>
     <w:uiPriority w:val="29"/>
     <w:qFormat/>
     <w:rsid w:val="00E61DC9"/>
@@ -5090,10 +6116,10 @@
       <w:color w:val="404040" w:themeColor="text1" w:themeTint="BF"/>
     </w:rPr>
   </w:style>
-  <w:style w:type="character" w:customStyle="1" w:styleId="a8">
-    <w:name w:val="引用 字符"/>
+  <w:style w:type="character" w:customStyle="1" w:styleId="Char1">
+    <w:name w:val="引用 Char"/>
     <w:basedOn w:val="a0"/>
-    <w:link w:val="a7"/>
+    <w:link w:val="a5"/>
     <w:uiPriority w:val="29"/>
     <w:rsid w:val="00E61DC9"/>
     <w:rPr>
@@ -5102,7 +6128,7 @@
       <w:color w:val="404040" w:themeColor="text1" w:themeTint="BF"/>
     </w:rPr>
   </w:style>
-  <w:style w:type="paragraph" w:styleId="a9">
+  <w:style w:type="paragraph" w:styleId="a6">
     <w:name w:val="List Paragraph"/>
     <w:basedOn w:val="a"/>
     <w:uiPriority w:val="34"/>
@@ -5113,7 +6139,7 @@
       <w:contextualSpacing/>
     </w:pPr>
   </w:style>
-  <w:style w:type="character" w:styleId="aa">
+  <w:style w:type="character" w:styleId="a7">
     <w:name w:val="Intense Emphasis"/>
     <w:basedOn w:val="a0"/>
     <w:uiPriority w:val="21"/>
@@ -5125,11 +6151,11 @@
       <w:color w:val="0F4761" w:themeColor="accent1" w:themeShade="BF"/>
     </w:rPr>
   </w:style>
-  <w:style w:type="paragraph" w:styleId="ab">
+  <w:style w:type="paragraph" w:styleId="a8">
     <w:name w:val="Intense Quote"/>
     <w:basedOn w:val="a"/>
     <w:next w:val="a"/>
-    <w:link w:val="ac"/>
+    <w:link w:val="Char2"/>
     <w:uiPriority w:val="30"/>
     <w:qFormat/>
     <w:rsid w:val="00E61DC9"/>
@@ -5148,10 +6174,10 @@
       <w:color w:val="0F4761" w:themeColor="accent1" w:themeShade="BF"/>
     </w:rPr>
   </w:style>
-  <w:style w:type="character" w:customStyle="1" w:styleId="ac">
-    <w:name w:val="明显引用 字符"/>
+  <w:style w:type="character" w:customStyle="1" w:styleId="Char2">
+    <w:name w:val="明显引用 Char"/>
     <w:basedOn w:val="a0"/>
-    <w:link w:val="ab"/>
+    <w:link w:val="a8"/>
     <w:uiPriority w:val="30"/>
     <w:rsid w:val="00E61DC9"/>
     <w:rPr>
@@ -5160,7 +6186,7 @@
       <w:color w:val="0F4761" w:themeColor="accent1" w:themeShade="BF"/>
     </w:rPr>
   </w:style>
-  <w:style w:type="character" w:styleId="ad">
+  <w:style w:type="character" w:styleId="a9">
     <w:name w:val="Intense Reference"/>
     <w:basedOn w:val="a0"/>
     <w:uiPriority w:val="32"/>
@@ -5174,10 +6200,10 @@
       <w:spacing w:val="5"/>
     </w:rPr>
   </w:style>
-  <w:style w:type="paragraph" w:styleId="ae">
+  <w:style w:type="paragraph" w:styleId="aa">
     <w:name w:val="header"/>
     <w:basedOn w:val="a"/>
-    <w:link w:val="af"/>
+    <w:link w:val="Char3"/>
     <w:uiPriority w:val="99"/>
     <w:unhideWhenUsed/>
     <w:rsid w:val="00DB022E"/>
@@ -5189,17 +6215,17 @@
       <w:spacing w:after="0" w:line="240" w:lineRule="auto"/>
     </w:pPr>
   </w:style>
-  <w:style w:type="character" w:customStyle="1" w:styleId="af">
-    <w:name w:val="页眉 字符"/>
+  <w:style w:type="character" w:customStyle="1" w:styleId="Char3">
+    <w:name w:val="页眉 Char"/>
     <w:basedOn w:val="a0"/>
-    <w:link w:val="ae"/>
+    <w:link w:val="aa"/>
     <w:uiPriority w:val="99"/>
     <w:rsid w:val="00DB022E"/>
   </w:style>
-  <w:style w:type="paragraph" w:styleId="af0">
+  <w:style w:type="paragraph" w:styleId="ab">
     <w:name w:val="footer"/>
     <w:basedOn w:val="a"/>
-    <w:link w:val="af1"/>
+    <w:link w:val="Char4"/>
     <w:uiPriority w:val="99"/>
     <w:unhideWhenUsed/>
     <w:rsid w:val="00DB022E"/>
@@ -5211,12 +6237,67 @@
       <w:spacing w:after="0" w:line="240" w:lineRule="auto"/>
     </w:pPr>
   </w:style>
-  <w:style w:type="character" w:customStyle="1" w:styleId="af1">
-    <w:name w:val="页脚 字符"/>
+  <w:style w:type="character" w:customStyle="1" w:styleId="Char4">
+    <w:name w:val="页脚 Char"/>
     <w:basedOn w:val="a0"/>
-    <w:link w:val="af0"/>
+    <w:link w:val="ab"/>
     <w:uiPriority w:val="99"/>
     <w:rsid w:val="00DB022E"/>
+  </w:style>
+  <w:style w:type="paragraph" w:styleId="ac">
+    <w:name w:val="Balloon Text"/>
+    <w:basedOn w:val="a"/>
+    <w:link w:val="Char5"/>
+    <w:uiPriority w:val="99"/>
+    <w:semiHidden/>
+    <w:unhideWhenUsed/>
+    <w:rsid w:val="004221B9"/>
+    <w:pPr>
+      <w:spacing w:after="0" w:line="240" w:lineRule="auto"/>
+    </w:pPr>
+    <w:rPr>
+      <w:sz w:val="18"/>
+      <w:szCs w:val="18"/>
+    </w:rPr>
+  </w:style>
+  <w:style w:type="character" w:customStyle="1" w:styleId="Char5">
+    <w:name w:val="批注框文本 Char"/>
+    <w:basedOn w:val="a0"/>
+    <w:link w:val="ac"/>
+    <w:uiPriority w:val="99"/>
+    <w:semiHidden/>
+    <w:rsid w:val="004221B9"/>
+    <w:rPr>
+      <w:sz w:val="18"/>
+      <w:szCs w:val="18"/>
+    </w:rPr>
+  </w:style>
+  <w:style w:type="paragraph" w:styleId="ad">
+    <w:name w:val="Document Map"/>
+    <w:basedOn w:val="a"/>
+    <w:link w:val="Char6"/>
+    <w:uiPriority w:val="99"/>
+    <w:semiHidden/>
+    <w:unhideWhenUsed/>
+    <w:rsid w:val="004221B9"/>
+    <w:rPr>
+      <w:rFonts w:ascii="宋体" w:eastAsia="宋体"/>
+      <w:sz w:val="18"/>
+      <w:szCs w:val="18"/>
+    </w:rPr>
+  </w:style>
+  <w:style w:type="character" w:customStyle="1" w:styleId="Char6">
+    <w:name w:val="文档结构图 Char"/>
+    <w:basedOn w:val="a0"/>
+    <w:link w:val="ad"/>
+    <w:uiPriority w:val="99"/>
+    <w:semiHidden/>
+    <w:rsid w:val="004221B9"/>
+    <w:rPr>
+      <w:rFonts w:ascii="宋体" w:eastAsia="宋体"/>
+      <w:sz w:val="18"/>
+      <w:szCs w:val="18"/>
+    </w:rPr>
   </w:style>
 </w:styles>
 </file>
@@ -5264,7 +6345,7 @@
     </a:clrScheme>
     <a:fontScheme name="Office">
       <a:majorFont>
-        <a:latin typeface="等线 Light" panose="020F0302020204030204"/>
+        <a:latin typeface="等线 Light"/>
         <a:ea typeface=""/>
         <a:cs typeface=""/>
         <a:font script="Jpan" typeface="游ゴシック Light"/>
@@ -5316,7 +6397,7 @@
         <a:font script="Tfng" typeface="Ebrima"/>
       </a:majorFont>
       <a:minorFont>
-        <a:latin typeface="等线" panose="020F0502020204030204"/>
+        <a:latin typeface="等线"/>
         <a:ea typeface=""/>
         <a:cs typeface=""/>
         <a:font script="Jpan" typeface="游明朝"/>
@@ -5510,7 +6591,7 @@
   <a:extraClrSchemeLst/>
   <a:extLst>
     <a:ext uri="{05A4C25C-085E-4340-85A3-A5531E510DB2}">
-      <thm15:themeFamily xmlns:thm15="http://schemas.microsoft.com/office/thememl/2012/main" name="Office Theme" id="{62F939B6-93AF-4DB8-9C6B-D6C7DFDC589F}" vid="{4A3C46E8-61CC-4603-A589-7422A47A8E4A}"/>
+      <thm15:themeFamily xmlns="" xmlns:thm15="http://schemas.microsoft.com/office/thememl/2012/main" name="Office Theme" id="{62F939B6-93AF-4DB8-9C6B-D6C7DFDC589F}" vid="{4A3C46E8-61CC-4603-A589-7422A47A8E4A}"/>
     </a:ext>
   </a:extLst>
 </a:theme>
@@ -5521,7 +6602,7 @@
 </file>
 
 <file path=customXml/itemProps1.xml><?xml version="1.0" encoding="utf-8"?>
-<ds:datastoreItem xmlns:ds="http://schemas.openxmlformats.org/officeDocument/2006/customXml" ds:itemID="{729CCA61-8DB3-4C41-8702-C20ABD41C80D}">
+<ds:datastoreItem xmlns:ds="http://schemas.openxmlformats.org/officeDocument/2006/customXml" ds:itemID="{DE57A50F-FCD6-4C87-A382-743A461E769F}">
   <ds:schemaRefs>
     <ds:schemaRef ds:uri="http://schemas.openxmlformats.org/officeDocument/2006/bibliography"/>
   </ds:schemaRefs>

--- a/IELTS Notes/Writing Exercises and Analyses.docx
+++ b/IELTS Notes/Writing Exercises and Analyses.docx
@@ -1,6 +1,6 @@
 
 <file path=word/document.xml><?xml version="1.0" encoding="utf-8"?>
-<w:document xmlns:wpc="http://schemas.microsoft.com/office/word/2010/wordprocessingCanvas" xmlns:cx="http://schemas.microsoft.com/office/drawing/2014/chartex" xmlns:cx1="http://schemas.microsoft.com/office/drawing/2015/9/8/chartex" xmlns:cx2="http://schemas.microsoft.com/office/drawing/2015/10/21/chartex" xmlns:cx3="http://schemas.microsoft.com/office/drawing/2016/5/9/chartex" xmlns:cx4="http://schemas.microsoft.com/office/drawing/2016/5/10/chartex" xmlns:cx5="http://schemas.microsoft.com/office/drawing/2016/5/11/chartex" xmlns:cx6="http://schemas.microsoft.com/office/drawing/2016/5/12/chartex" xmlns:cx7="http://schemas.microsoft.com/office/drawing/2016/5/13/chartex" xmlns:cx8="http://schemas.microsoft.com/office/drawing/2016/5/14/chartex" xmlns:mc="http://schemas.openxmlformats.org/markup-compatibility/2006" xmlns:aink="http://schemas.microsoft.com/office/drawing/2016/ink" xmlns:am3d="http://schemas.microsoft.com/office/drawing/2017/model3d" xmlns:o="urn:schemas-microsoft-com:office:office" xmlns:oel="http://schemas.microsoft.com/office/2019/extlst" xmlns:r="http://schemas.openxmlformats.org/officeDocument/2006/relationships" xmlns:m="http://schemas.openxmlformats.org/officeDocument/2006/math" xmlns:v="urn:schemas-microsoft-com:vml" xmlns:wp14="http://schemas.microsoft.com/office/word/2010/wordprocessingDrawing" xmlns:wp="http://schemas.openxmlformats.org/drawingml/2006/wordprocessingDrawing" xmlns:w10="urn:schemas-microsoft-com:office:word" xmlns:w="http://schemas.openxmlformats.org/wordprocessingml/2006/main" xmlns:w14="http://schemas.microsoft.com/office/word/2010/wordml" xmlns:w15="http://schemas.microsoft.com/office/word/2012/wordml" xmlns:w16cex="http://schemas.microsoft.com/office/word/2018/wordml/cex" xmlns:w16cid="http://schemas.microsoft.com/office/word/2016/wordml/cid" xmlns:w16="http://schemas.microsoft.com/office/word/2018/wordml" xmlns:w16du="http://schemas.microsoft.com/office/word/2023/wordml/word16du" xmlns:w16sdtdh="http://schemas.microsoft.com/office/word/2020/wordml/sdtdatahash" xmlns:w16sdtfl="http://schemas.microsoft.com/office/word/2024/wordml/sdtformatlock" xmlns:w16se="http://schemas.microsoft.com/office/word/2015/wordml/symex" xmlns:wpg="http://schemas.microsoft.com/office/word/2010/wordprocessingGroup" xmlns:wpi="http://schemas.microsoft.com/office/word/2010/wordprocessingInk" xmlns:wne="http://schemas.microsoft.com/office/word/2006/wordml" xmlns:wps="http://schemas.microsoft.com/office/word/2010/wordprocessingShape" mc:Ignorable="w14 w15 w16se w16cid w16 w16cex w16sdtdh w16sdtfl w16du wp14">
+<w:document xmlns:wpc="http://schemas.microsoft.com/office/word/2010/wordprocessingCanvas" xmlns:mc="http://schemas.openxmlformats.org/markup-compatibility/2006" xmlns:o="urn:schemas-microsoft-com:office:office" xmlns:r="http://schemas.openxmlformats.org/officeDocument/2006/relationships" xmlns:m="http://schemas.openxmlformats.org/officeDocument/2006/math" xmlns:v="urn:schemas-microsoft-com:vml" xmlns:wp14="http://schemas.microsoft.com/office/word/2010/wordprocessingDrawing" xmlns:wp="http://schemas.openxmlformats.org/drawingml/2006/wordprocessingDrawing" xmlns:w10="urn:schemas-microsoft-com:office:word" xmlns:w="http://schemas.openxmlformats.org/wordprocessingml/2006/main" xmlns:w14="http://schemas.microsoft.com/office/word/2010/wordml" xmlns:wpg="http://schemas.microsoft.com/office/word/2010/wordprocessingGroup" xmlns:wpi="http://schemas.microsoft.com/office/word/2010/wordprocessingInk" xmlns:wne="http://schemas.microsoft.com/office/word/2006/wordml" xmlns:wps="http://schemas.microsoft.com/office/word/2010/wordprocessingShape" mc:Ignorable="w14 wp14">
   <w:body>
     <w:p>
       <w:pPr>
@@ -166,6 +166,7 @@
       <w:r>
         <w:rPr>
           <w:noProof/>
+          <w:lang w:val="en-US"/>
         </w:rPr>
         <w:drawing>
           <wp:inline distT="0" distB="0" distL="0" distR="0" wp14:anchorId="08977292" wp14:editId="42CCB397">
@@ -183,7 +184,7 @@
                     <pic:cNvPicPr/>
                   </pic:nvPicPr>
                   <pic:blipFill>
-                    <a:blip r:embed="rId8"/>
+                    <a:blip r:embed="rId9"/>
                     <a:stretch>
                       <a:fillRect/>
                     </a:stretch>
@@ -720,6 +721,7 @@
       <w:r>
         <w:rPr>
           <w:noProof/>
+          <w:lang w:val="en-US"/>
         </w:rPr>
         <w:drawing>
           <wp:inline distT="0" distB="0" distL="0" distR="0" wp14:anchorId="18EA0D2D" wp14:editId="66082D4B">
@@ -737,7 +739,7 @@
                     <pic:cNvPicPr/>
                   </pic:nvPicPr>
                   <pic:blipFill>
-                    <a:blip r:embed="rId9"/>
+                    <a:blip r:embed="rId10"/>
                     <a:stretch>
                       <a:fillRect/>
                     </a:stretch>
@@ -1670,7 +1672,7 @@
     </w:p>
     <w:p>
       <w:pPr>
-        <w:pStyle w:val="a9"/>
+        <w:pStyle w:val="a6"/>
         <w:numPr>
           <w:ilvl w:val="0"/>
           <w:numId w:val="1"/>
@@ -1688,7 +1690,7 @@
     </w:p>
     <w:p>
       <w:pPr>
-        <w:pStyle w:val="a9"/>
+        <w:pStyle w:val="a6"/>
         <w:numPr>
           <w:ilvl w:val="0"/>
           <w:numId w:val="1"/>
@@ -1712,7 +1714,7 @@
     </w:p>
     <w:p>
       <w:pPr>
-        <w:pStyle w:val="a9"/>
+        <w:pStyle w:val="a6"/>
         <w:numPr>
           <w:ilvl w:val="0"/>
           <w:numId w:val="1"/>
@@ -1789,6 +1791,7 @@
       <w:r>
         <w:rPr>
           <w:noProof/>
+          <w:lang w:val="en-US"/>
         </w:rPr>
         <w:drawing>
           <wp:inline distT="0" distB="0" distL="0" distR="0" wp14:anchorId="79B15416" wp14:editId="1C4FE0F3">
@@ -1806,7 +1809,7 @@
                     <pic:cNvPicPr/>
                   </pic:nvPicPr>
                   <pic:blipFill>
-                    <a:blip r:embed="rId10"/>
+                    <a:blip r:embed="rId11"/>
                     <a:stretch>
                       <a:fillRect/>
                     </a:stretch>
@@ -1830,7 +1833,7 @@
     <w:p>
       <w:pPr>
         <w:rPr>
-          <w:rFonts w:ascii="Times New Roman" w:hAnsi="Times New Roman" w:cs="Times New Roman" w:hint="eastAsia"/>
+          <w:rFonts w:ascii="Times New Roman" w:hAnsi="Times New Roman" w:cs="Times New Roman"/>
           <w:b/>
           <w:bCs/>
           <w:i/>
@@ -1936,7 +1939,7 @@
     </w:p>
     <w:p>
       <w:pPr>
-        <w:pStyle w:val="a9"/>
+        <w:pStyle w:val="a6"/>
         <w:numPr>
           <w:ilvl w:val="0"/>
           <w:numId w:val="2"/>
@@ -1954,7 +1957,7 @@
     </w:p>
     <w:p>
       <w:pPr>
-        <w:pStyle w:val="a9"/>
+        <w:pStyle w:val="a6"/>
         <w:rPr>
           <w:rFonts w:ascii="Times New Roman" w:hAnsi="Times New Roman" w:cs="Times New Roman"/>
         </w:rPr>
@@ -1992,9 +1995,9 @@
     </w:p>
     <w:p>
       <w:pPr>
-        <w:pStyle w:val="a9"/>
-        <w:rPr>
-          <w:rFonts w:ascii="Times New Roman" w:hAnsi="Times New Roman" w:cs="Times New Roman" w:hint="eastAsia"/>
+        <w:pStyle w:val="a6"/>
+        <w:rPr>
+          <w:rFonts w:ascii="Times New Roman" w:hAnsi="Times New Roman" w:cs="Times New Roman"/>
         </w:rPr>
       </w:pPr>
       <w:r>
@@ -2096,7 +2099,7 @@
     </w:p>
     <w:p>
       <w:pPr>
-        <w:pStyle w:val="a9"/>
+        <w:pStyle w:val="a6"/>
         <w:numPr>
           <w:ilvl w:val="0"/>
           <w:numId w:val="2"/>
@@ -2127,7 +2130,7 @@
     </w:p>
     <w:p>
       <w:pPr>
-        <w:pStyle w:val="a9"/>
+        <w:pStyle w:val="a6"/>
         <w:numPr>
           <w:ilvl w:val="0"/>
           <w:numId w:val="2"/>
@@ -2145,7 +2148,7 @@
     </w:p>
     <w:p>
       <w:pPr>
-        <w:pStyle w:val="a9"/>
+        <w:pStyle w:val="a6"/>
         <w:rPr>
           <w:rFonts w:ascii="Times New Roman" w:hAnsi="Times New Roman" w:cs="Times New Roman"/>
         </w:rPr>
@@ -2171,7 +2174,7 @@
     </w:p>
     <w:p>
       <w:pPr>
-        <w:pStyle w:val="a9"/>
+        <w:pStyle w:val="a6"/>
         <w:numPr>
           <w:ilvl w:val="0"/>
           <w:numId w:val="2"/>
@@ -2408,7 +2411,7 @@
     </w:p>
     <w:p>
       <w:pPr>
-        <w:pStyle w:val="a9"/>
+        <w:pStyle w:val="a6"/>
         <w:numPr>
           <w:ilvl w:val="0"/>
           <w:numId w:val="3"/>
@@ -2474,7 +2477,7 @@
     </w:p>
     <w:p>
       <w:pPr>
-        <w:pStyle w:val="a9"/>
+        <w:pStyle w:val="a6"/>
         <w:numPr>
           <w:ilvl w:val="0"/>
           <w:numId w:val="3"/>
@@ -2522,13 +2525,13 @@
     </w:p>
     <w:p>
       <w:pPr>
-        <w:pStyle w:val="a9"/>
+        <w:pStyle w:val="a6"/>
         <w:numPr>
           <w:ilvl w:val="0"/>
           <w:numId w:val="3"/>
         </w:numPr>
         <w:rPr>
-          <w:rFonts w:ascii="Times New Roman" w:hAnsi="Times New Roman" w:cs="Times New Roman" w:hint="eastAsia"/>
+          <w:rFonts w:ascii="Times New Roman" w:hAnsi="Times New Roman" w:cs="Times New Roman"/>
         </w:rPr>
       </w:pPr>
       <w:r>
@@ -2662,7 +2665,7 @@
     <w:p>
       <w:pPr>
         <w:rPr>
-          <w:rFonts w:ascii="Times New Roman" w:hAnsi="Times New Roman" w:cs="Times New Roman" w:hint="eastAsia"/>
+          <w:rFonts w:ascii="Times New Roman" w:hAnsi="Times New Roman" w:cs="Times New Roman"/>
         </w:rPr>
       </w:pPr>
       <w:r>
@@ -2818,6 +2821,7 @@
       <w:r>
         <w:rPr>
           <w:noProof/>
+          <w:lang w:val="en-US"/>
         </w:rPr>
         <w:drawing>
           <wp:inline distT="0" distB="0" distL="0" distR="0" wp14:anchorId="1C24B181" wp14:editId="5183DFF6">
@@ -2835,7 +2839,7 @@
                     <pic:cNvPicPr/>
                   </pic:nvPicPr>
                   <pic:blipFill>
-                    <a:blip r:embed="rId11"/>
+                    <a:blip r:embed="rId12"/>
                     <a:stretch>
                       <a:fillRect/>
                     </a:stretch>
@@ -3000,12 +3004,15 @@
         </w:rPr>
         <w:t xml:space="preserve">2.1 </w:t>
       </w:r>
-      <w:r>
-        <w:rPr>
-          <w:rFonts w:ascii="Times New Roman" w:hAnsi="Times New Roman" w:cs="Times New Roman" w:hint="eastAsia"/>
-        </w:rPr>
-        <w:t>Expenditure on consumer goods</w:t>
-      </w:r>
+      <w:hyperlink r:id="rId13" w:history="1">
+        <w:r>
+          <w:rPr>
+            <w:rStyle w:val="ad"/>
+            <w:rFonts w:ascii="Times New Roman" w:hAnsi="Times New Roman" w:cs="Times New Roman" w:hint="eastAsia"/>
+          </w:rPr>
+          <w:t>Expenditure on consumer goods</w:t>
+        </w:r>
+      </w:hyperlink>
     </w:p>
     <w:p>
       <w:pPr>
@@ -3016,6 +3023,7 @@
       <w:r>
         <w:rPr>
           <w:noProof/>
+          <w:lang w:val="en-US"/>
         </w:rPr>
         <w:lastRenderedPageBreak/>
         <w:drawing>
@@ -3034,7 +3042,7 @@
                     <pic:cNvPicPr/>
                   </pic:nvPicPr>
                   <pic:blipFill>
-                    <a:blip r:embed="rId12"/>
+                    <a:blip r:embed="rId14"/>
                     <a:stretch>
                       <a:fillRect/>
                     </a:stretch>
@@ -3058,6 +3066,23 @@
     <w:p>
       <w:pPr>
         <w:rPr>
+          <w:rFonts w:ascii="Times New Roman" w:hAnsi="Times New Roman" w:cs="Times New Roman" w:hint="eastAsia"/>
+          <w:b/>
+          <w:i/>
+        </w:rPr>
+      </w:pPr>
+      <w:r>
+        <w:rPr>
+          <w:rFonts w:ascii="Times New Roman" w:hAnsi="Times New Roman" w:cs="Times New Roman" w:hint="eastAsia"/>
+          <w:b/>
+          <w:i/>
+        </w:rPr>
+        <w:t>My Report</w:t>
+      </w:r>
+    </w:p>
+    <w:p>
+      <w:pPr>
+        <w:rPr>
           <w:rFonts w:ascii="Times New Roman" w:hAnsi="Times New Roman" w:cs="Times New Roman"/>
         </w:rPr>
       </w:pPr>
@@ -3115,7 +3140,20 @@
         <w:rPr>
           <w:rFonts w:ascii="Times New Roman" w:hAnsi="Times New Roman" w:cs="Times New Roman" w:hint="eastAsia"/>
         </w:rPr>
-        <w:t xml:space="preserve"> and the currency unit is pound sterling. </w:t>
+        <w:t xml:space="preserve"> and the currency unit is </w:t>
+      </w:r>
+      <w:r>
+        <w:rPr>
+          <w:rFonts w:ascii="Times New Roman" w:hAnsi="Times New Roman" w:cs="Times New Roman" w:hint="eastAsia"/>
+          <w:highlight w:val="yellow"/>
+        </w:rPr>
+        <w:t>pound</w:t>
+      </w:r>
+      <w:r>
+        <w:rPr>
+          <w:rFonts w:ascii="Times New Roman" w:hAnsi="Times New Roman" w:cs="Times New Roman" w:hint="eastAsia"/>
+        </w:rPr>
+        <w:t xml:space="preserve"> sterling. </w:t>
       </w:r>
     </w:p>
     <w:p>
@@ -3232,7 +3270,20 @@
         <w:rPr>
           <w:rFonts w:ascii="Times New Roman" w:hAnsi="Times New Roman" w:cs="Times New Roman" w:hint="eastAsia"/>
         </w:rPr>
-        <w:t>people in UK consume more these products than in France</w:t>
+        <w:t xml:space="preserve">people in UK consume more </w:t>
+      </w:r>
+      <w:r>
+        <w:rPr>
+          <w:rFonts w:ascii="Times New Roman" w:hAnsi="Times New Roman" w:cs="Times New Roman" w:hint="eastAsia"/>
+          <w:highlight w:val="yellow"/>
+        </w:rPr>
+        <w:t>these products</w:t>
+      </w:r>
+      <w:r>
+        <w:rPr>
+          <w:rFonts w:ascii="Times New Roman" w:hAnsi="Times New Roman" w:cs="Times New Roman" w:hint="eastAsia"/>
+        </w:rPr>
+        <w:t xml:space="preserve"> than in France</w:t>
       </w:r>
       <w:r>
         <w:rPr>
@@ -3308,7 +3359,7 @@
     <w:p>
       <w:pPr>
         <w:rPr>
-          <w:rFonts w:ascii="Times New Roman" w:hAnsi="Times New Roman" w:cs="Times New Roman"/>
+          <w:rFonts w:ascii="Times New Roman" w:hAnsi="Times New Roman" w:cs="Times New Roman" w:hint="eastAsia"/>
         </w:rPr>
       </w:pPr>
       <w:r>
@@ -3365,6 +3416,67 @@
           <w:rFonts w:ascii="Times New Roman" w:hAnsi="Times New Roman" w:cs="Times New Roman" w:hint="eastAsia"/>
         </w:rPr>
         <w:lastRenderedPageBreak/>
+        <w:t xml:space="preserve">3, The thrid paragraph is not understandable since it is not logical and is difficult for readers to find out which is </w:t>
+      </w:r>
+      <w:r>
+        <w:rPr>
+          <w:rFonts w:ascii="Times New Roman" w:hAnsi="Times New Roman" w:cs="Times New Roman"/>
+        </w:rPr>
+        <w:t>“</w:t>
+      </w:r>
+      <w:r>
+        <w:rPr>
+          <w:rFonts w:ascii="Times New Roman" w:hAnsi="Times New Roman" w:cs="Times New Roman" w:hint="eastAsia"/>
+        </w:rPr>
+        <w:t>the former</w:t>
+      </w:r>
+      <w:r>
+        <w:rPr>
+          <w:rFonts w:ascii="Times New Roman" w:hAnsi="Times New Roman" w:cs="Times New Roman"/>
+        </w:rPr>
+        <w:t>”</w:t>
+      </w:r>
+      <w:r>
+        <w:rPr>
+          <w:rFonts w:ascii="Times New Roman" w:hAnsi="Times New Roman" w:cs="Times New Roman" w:hint="eastAsia"/>
+        </w:rPr>
+        <w:t xml:space="preserve"> or </w:t>
+      </w:r>
+      <w:r>
+        <w:rPr>
+          <w:rFonts w:ascii="Times New Roman" w:hAnsi="Times New Roman" w:cs="Times New Roman"/>
+        </w:rPr>
+        <w:t>“</w:t>
+      </w:r>
+      <w:r>
+        <w:rPr>
+          <w:rFonts w:ascii="Times New Roman" w:hAnsi="Times New Roman" w:cs="Times New Roman" w:hint="eastAsia"/>
+        </w:rPr>
+        <w:t>the rest</w:t>
+      </w:r>
+      <w:r>
+        <w:rPr>
+          <w:rFonts w:ascii="Times New Roman" w:hAnsi="Times New Roman" w:cs="Times New Roman"/>
+        </w:rPr>
+        <w:t>”</w:t>
+      </w:r>
+      <w:r>
+        <w:rPr>
+          <w:rFonts w:ascii="Times New Roman" w:hAnsi="Times New Roman" w:cs="Times New Roman" w:hint="eastAsia"/>
+        </w:rPr>
+        <w:t>.</w:t>
+      </w:r>
+    </w:p>
+    <w:p>
+      <w:pPr>
+        <w:rPr>
+          <w:rFonts w:ascii="Times New Roman" w:hAnsi="Times New Roman" w:cs="Times New Roman"/>
+        </w:rPr>
+      </w:pPr>
+      <w:r>
+        <w:rPr>
+          <w:rFonts w:ascii="Times New Roman" w:hAnsi="Times New Roman" w:cs="Times New Roman" w:hint="eastAsia"/>
+        </w:rPr>
         <w:t xml:space="preserve">3, The overview paragraph is not quite clear. It is better to summarise in three aspects which are British consuming more goods than French, </w:t>
       </w:r>
       <w:r>
@@ -3377,7 +3489,7 @@
     <w:p>
       <w:pPr>
         <w:rPr>
-          <w:rFonts w:ascii="Times New Roman" w:hAnsi="Times New Roman" w:cs="Times New Roman"/>
+          <w:rFonts w:ascii="Times New Roman" w:hAnsi="Times New Roman" w:cs="Times New Roman" w:hint="eastAsia"/>
         </w:rPr>
       </w:pPr>
       <w:r>
@@ -3426,26 +3538,27 @@
         <w:rPr>
           <w:rFonts w:ascii="Times New Roman" w:hAnsi="Times New Roman" w:cs="Times New Roman" w:hint="eastAsia"/>
         </w:rPr>
-        <w:t xml:space="preserve">The second is that cars, books and cameras are in one, and computers and perfume are in the other. </w:t>
-      </w:r>
-      <w:r>
-        <w:rPr>
-          <w:rFonts w:ascii="Times New Roman" w:hAnsi="Times New Roman" w:cs="Times New Roman" w:hint="eastAsia"/>
-        </w:rPr>
-        <w:t>Apparently, British spent more money on the former while French spent more on the latter.</w:t>
-      </w:r>
-      <w:r>
-        <w:rPr>
-          <w:rFonts w:ascii="Times New Roman" w:hAnsi="Times New Roman" w:cs="Times New Roman" w:hint="eastAsia"/>
-        </w:rPr>
-        <w:t xml:space="preserve"> </w:t>
-      </w:r>
-      <w:r>
-        <w:rPr>
-          <w:rFonts w:ascii="Times New Roman" w:hAnsi="Times New Roman" w:cs="Times New Roman"/>
-        </w:rPr>
-        <w:br/>
-      </w:r>
+        <w:t>The second is that cars, books and cameras are in one</w:t>
+      </w:r>
+      <w:r>
+        <w:rPr>
+          <w:rFonts w:ascii="Times New Roman" w:hAnsi="Times New Roman" w:cs="Times New Roman" w:hint="eastAsia"/>
+        </w:rPr>
+        <w:t xml:space="preserve"> body paragraph; British spent more money than French. </w:t>
+      </w:r>
+      <w:r>
+        <w:rPr>
+          <w:rFonts w:ascii="Times New Roman" w:hAnsi="Times New Roman" w:cs="Times New Roman" w:hint="eastAsia"/>
+        </w:rPr>
+        <w:t>Computers and perfume are in the other; French consumed more than British.</w:t>
+      </w:r>
+    </w:p>
+    <w:p>
+      <w:pPr>
+        <w:rPr>
+          <w:rFonts w:ascii="Times New Roman" w:hAnsi="Times New Roman" w:cs="Times New Roman"/>
+        </w:rPr>
+      </w:pPr>
       <w:r>
         <w:rPr>
           <w:rFonts w:ascii="Times New Roman" w:hAnsi="Times New Roman" w:cs="Times New Roman" w:hint="eastAsia"/>
@@ -3516,7 +3629,21 @@
         <w:rPr>
           <w:rFonts w:ascii="Times New Roman" w:hAnsi="Times New Roman" w:cs="Times New Roman" w:hint="eastAsia"/>
         </w:rPr>
-        <w:t xml:space="preserve">Currency unit is pound sterling. </w:t>
+        <w:t>Currency unit is pound</w:t>
+      </w:r>
+      <w:r>
+        <w:rPr>
+          <w:rFonts w:ascii="Times New Roman" w:hAnsi="Times New Roman" w:cs="Times New Roman" w:hint="eastAsia"/>
+        </w:rPr>
+        <w:t>s</w:t>
+      </w:r>
+      <w:bookmarkStart w:id="0" w:name="_GoBack"/>
+      <w:bookmarkEnd w:id="0"/>
+      <w:r>
+        <w:rPr>
+          <w:rFonts w:ascii="Times New Roman" w:hAnsi="Times New Roman" w:cs="Times New Roman" w:hint="eastAsia"/>
+        </w:rPr>
+        <w:t xml:space="preserve"> sterling. </w:t>
       </w:r>
     </w:p>
     <w:p>
@@ -3819,7 +3946,6 @@
     <w:p>
       <w:pPr>
         <w:rPr>
-          <w:rFonts w:hint="eastAsia"/>
           <w:lang w:val="en-US"/>
         </w:rPr>
       </w:pPr>
@@ -3836,6 +3962,21 @@
           <w:szCs w:val="28"/>
         </w:rPr>
       </w:pPr>
+      <w:hyperlink r:id="rId15" w:history="1">
+        <w:r>
+          <w:rPr>
+            <w:rStyle w:val="ad"/>
+            <w:rFonts w:ascii="Times New Roman" w:hAnsi="Times New Roman" w:cs="Times New Roman" w:hint="eastAsia"/>
+            <w:b/>
+            <w:bCs/>
+            <w:i/>
+            <w:iCs/>
+            <w:sz w:val="28"/>
+            <w:szCs w:val="28"/>
+          </w:rPr>
+          <w:t>A model answer</w:t>
+        </w:r>
+      </w:hyperlink>
       <w:r>
         <w:rPr>
           <w:rFonts w:ascii="Times New Roman" w:hAnsi="Times New Roman" w:cs="Times New Roman" w:hint="eastAsia"/>
@@ -3846,7 +3987,7 @@
           <w:sz w:val="28"/>
           <w:szCs w:val="28"/>
         </w:rPr>
-        <w:t xml:space="preserve">A model answer </w:t>
+        <w:t xml:space="preserve"> </w:t>
       </w:r>
     </w:p>
     <w:p>
@@ -3858,6 +3999,7 @@
       <w:r>
         <w:rPr>
           <w:noProof/>
+          <w:lang w:val="en-US"/>
         </w:rPr>
         <w:lastRenderedPageBreak/>
         <w:drawing>
@@ -3876,7 +4018,7 @@
                     <pic:cNvPicPr/>
                   </pic:nvPicPr>
                   <pic:blipFill>
-                    <a:blip r:embed="rId13"/>
+                    <a:blip r:embed="rId16"/>
                     <a:stretch>
                       <a:fillRect/>
                     </a:stretch>
@@ -3915,14 +4057,11 @@
 </file>
 
 <file path=word/endnotes.xml><?xml version="1.0" encoding="utf-8"?>
-<w:endnotes xmlns:wpc="http://schemas.microsoft.com/office/word/2010/wordprocessingCanvas" xmlns:cx="http://schemas.microsoft.com/office/drawing/2014/chartex" xmlns:cx1="http://schemas.microsoft.com/office/drawing/2015/9/8/chartex" xmlns:cx2="http://schemas.microsoft.com/office/drawing/2015/10/21/chartex" xmlns:cx3="http://schemas.microsoft.com/office/drawing/2016/5/9/chartex" xmlns:cx4="http://schemas.microsoft.com/office/drawing/2016/5/10/chartex" xmlns:cx5="http://schemas.microsoft.com/office/drawing/2016/5/11/chartex" xmlns:cx6="http://schemas.microsoft.com/office/drawing/2016/5/12/chartex" xmlns:cx7="http://schemas.microsoft.com/office/drawing/2016/5/13/chartex" xmlns:cx8="http://schemas.microsoft.com/office/drawing/2016/5/14/chartex" xmlns:mc="http://schemas.openxmlformats.org/markup-compatibility/2006" xmlns:aink="http://schemas.microsoft.com/office/drawing/2016/ink" xmlns:am3d="http://schemas.microsoft.com/office/drawing/2017/model3d" xmlns:o="urn:schemas-microsoft-com:office:office" xmlns:oel="http://schemas.microsoft.com/office/2019/extlst" xmlns:r="http://schemas.openxmlformats.org/officeDocument/2006/relationships" xmlns:m="http://schemas.openxmlformats.org/officeDocument/2006/math" xmlns:v="urn:schemas-microsoft-com:vml" xmlns:wp14="http://schemas.microsoft.com/office/word/2010/wordprocessingDrawing" xmlns:wp="http://schemas.openxmlformats.org/drawingml/2006/wordprocessingDrawing" xmlns:w10="urn:schemas-microsoft-com:office:word" xmlns:w="http://schemas.openxmlformats.org/wordprocessingml/2006/main" xmlns:w14="http://schemas.microsoft.com/office/word/2010/wordml" xmlns:w15="http://schemas.microsoft.com/office/word/2012/wordml" xmlns:w16cex="http://schemas.microsoft.com/office/word/2018/wordml/cex" xmlns:w16cid="http://schemas.microsoft.com/office/word/2016/wordml/cid" xmlns:w16="http://schemas.microsoft.com/office/word/2018/wordml" xmlns:w16du="http://schemas.microsoft.com/office/word/2023/wordml/word16du" xmlns:w16sdtdh="http://schemas.microsoft.com/office/word/2020/wordml/sdtdatahash" xmlns:w16sdtfl="http://schemas.microsoft.com/office/word/2024/wordml/sdtformatlock" xmlns:w16se="http://schemas.microsoft.com/office/word/2015/wordml/symex" xmlns:wpg="http://schemas.microsoft.com/office/word/2010/wordprocessingGroup" xmlns:wpi="http://schemas.microsoft.com/office/word/2010/wordprocessingInk" xmlns:wne="http://schemas.microsoft.com/office/word/2006/wordml" xmlns:wps="http://schemas.microsoft.com/office/word/2010/wordprocessingShape" mc:Ignorable="w14 w15 w16se w16cid w16 w16cex w16sdtdh w16sdtfl w16du wp14">
+<w:endnotes xmlns:wpc="http://schemas.microsoft.com/office/word/2010/wordprocessingCanvas" xmlns:mc="http://schemas.openxmlformats.org/markup-compatibility/2006" xmlns:o="urn:schemas-microsoft-com:office:office" xmlns:r="http://schemas.openxmlformats.org/officeDocument/2006/relationships" xmlns:m="http://schemas.openxmlformats.org/officeDocument/2006/math" xmlns:v="urn:schemas-microsoft-com:vml" xmlns:wp14="http://schemas.microsoft.com/office/word/2010/wordprocessingDrawing" xmlns:wp="http://schemas.openxmlformats.org/drawingml/2006/wordprocessingDrawing" xmlns:w10="urn:schemas-microsoft-com:office:word" xmlns:w="http://schemas.openxmlformats.org/wordprocessingml/2006/main" xmlns:w14="http://schemas.microsoft.com/office/word/2010/wordml" xmlns:wpg="http://schemas.microsoft.com/office/word/2010/wordprocessingGroup" xmlns:wpi="http://schemas.microsoft.com/office/word/2010/wordprocessingInk" xmlns:wne="http://schemas.microsoft.com/office/word/2006/wordml" xmlns:wps="http://schemas.microsoft.com/office/word/2010/wordprocessingShape" mc:Ignorable="w14 wp14">
   <w:endnote w:type="separator" w:id="-1">
     <w:p>
       <w:pPr>
         <w:spacing w:after="0" w:line="240" w:lineRule="auto"/>
-        <w:rPr>
-          <w:rFonts w:hint="eastAsia"/>
-        </w:rPr>
       </w:pPr>
       <w:r>
         <w:separator/>
@@ -3933,9 +4072,6 @@
     <w:p>
       <w:pPr>
         <w:spacing w:after="0" w:line="240" w:lineRule="auto"/>
-        <w:rPr>
-          <w:rFonts w:hint="eastAsia"/>
-        </w:rPr>
       </w:pPr>
       <w:r>
         <w:continuationSeparator/>
@@ -3946,14 +4082,11 @@
 </file>
 
 <file path=word/footnotes.xml><?xml version="1.0" encoding="utf-8"?>
-<w:footnotes xmlns:wpc="http://schemas.microsoft.com/office/word/2010/wordprocessingCanvas" xmlns:cx="http://schemas.microsoft.com/office/drawing/2014/chartex" xmlns:cx1="http://schemas.microsoft.com/office/drawing/2015/9/8/chartex" xmlns:cx2="http://schemas.microsoft.com/office/drawing/2015/10/21/chartex" xmlns:cx3="http://schemas.microsoft.com/office/drawing/2016/5/9/chartex" xmlns:cx4="http://schemas.microsoft.com/office/drawing/2016/5/10/chartex" xmlns:cx5="http://schemas.microsoft.com/office/drawing/2016/5/11/chartex" xmlns:cx6="http://schemas.microsoft.com/office/drawing/2016/5/12/chartex" xmlns:cx7="http://schemas.microsoft.com/office/drawing/2016/5/13/chartex" xmlns:cx8="http://schemas.microsoft.com/office/drawing/2016/5/14/chartex" xmlns:mc="http://schemas.openxmlformats.org/markup-compatibility/2006" xmlns:aink="http://schemas.microsoft.com/office/drawing/2016/ink" xmlns:am3d="http://schemas.microsoft.com/office/drawing/2017/model3d" xmlns:o="urn:schemas-microsoft-com:office:office" xmlns:oel="http://schemas.microsoft.com/office/2019/extlst" xmlns:r="http://schemas.openxmlformats.org/officeDocument/2006/relationships" xmlns:m="http://schemas.openxmlformats.org/officeDocument/2006/math" xmlns:v="urn:schemas-microsoft-com:vml" xmlns:wp14="http://schemas.microsoft.com/office/word/2010/wordprocessingDrawing" xmlns:wp="http://schemas.openxmlformats.org/drawingml/2006/wordprocessingDrawing" xmlns:w10="urn:schemas-microsoft-com:office:word" xmlns:w="http://schemas.openxmlformats.org/wordprocessingml/2006/main" xmlns:w14="http://schemas.microsoft.com/office/word/2010/wordml" xmlns:w15="http://schemas.microsoft.com/office/word/2012/wordml" xmlns:w16cex="http://schemas.microsoft.com/office/word/2018/wordml/cex" xmlns:w16cid="http://schemas.microsoft.com/office/word/2016/wordml/cid" xmlns:w16="http://schemas.microsoft.com/office/word/2018/wordml" xmlns:w16du="http://schemas.microsoft.com/office/word/2023/wordml/word16du" xmlns:w16sdtdh="http://schemas.microsoft.com/office/word/2020/wordml/sdtdatahash" xmlns:w16sdtfl="http://schemas.microsoft.com/office/word/2024/wordml/sdtformatlock" xmlns:w16se="http://schemas.microsoft.com/office/word/2015/wordml/symex" xmlns:wpg="http://schemas.microsoft.com/office/word/2010/wordprocessingGroup" xmlns:wpi="http://schemas.microsoft.com/office/word/2010/wordprocessingInk" xmlns:wne="http://schemas.microsoft.com/office/word/2006/wordml" xmlns:wps="http://schemas.microsoft.com/office/word/2010/wordprocessingShape" mc:Ignorable="w14 w15 w16se w16cid w16 w16cex w16sdtdh w16sdtfl w16du wp14">
+<w:footnotes xmlns:wpc="http://schemas.microsoft.com/office/word/2010/wordprocessingCanvas" xmlns:mc="http://schemas.openxmlformats.org/markup-compatibility/2006" xmlns:o="urn:schemas-microsoft-com:office:office" xmlns:r="http://schemas.openxmlformats.org/officeDocument/2006/relationships" xmlns:m="http://schemas.openxmlformats.org/officeDocument/2006/math" xmlns:v="urn:schemas-microsoft-com:vml" xmlns:wp14="http://schemas.microsoft.com/office/word/2010/wordprocessingDrawing" xmlns:wp="http://schemas.openxmlformats.org/drawingml/2006/wordprocessingDrawing" xmlns:w10="urn:schemas-microsoft-com:office:word" xmlns:w="http://schemas.openxmlformats.org/wordprocessingml/2006/main" xmlns:w14="http://schemas.microsoft.com/office/word/2010/wordml" xmlns:wpg="http://schemas.microsoft.com/office/word/2010/wordprocessingGroup" xmlns:wpi="http://schemas.microsoft.com/office/word/2010/wordprocessingInk" xmlns:wne="http://schemas.microsoft.com/office/word/2006/wordml" xmlns:wps="http://schemas.microsoft.com/office/word/2010/wordprocessingShape" mc:Ignorable="w14 wp14">
   <w:footnote w:type="separator" w:id="-1">
     <w:p>
       <w:pPr>
         <w:spacing w:after="0" w:line="240" w:lineRule="auto"/>
-        <w:rPr>
-          <w:rFonts w:hint="eastAsia"/>
-        </w:rPr>
       </w:pPr>
       <w:r>
         <w:separator/>
@@ -3964,9 +4097,6 @@
     <w:p>
       <w:pPr>
         <w:spacing w:after="0" w:line="240" w:lineRule="auto"/>
-        <w:rPr>
-          <w:rFonts w:hint="eastAsia"/>
-        </w:rPr>
       </w:pPr>
       <w:r>
         <w:continuationSeparator/>
@@ -3977,8 +4107,8 @@
 </file>
 
 <file path=word/numbering.xml><?xml version="1.0" encoding="utf-8"?>
-<w:numbering xmlns:wpc="http://schemas.microsoft.com/office/word/2010/wordprocessingCanvas" xmlns:cx="http://schemas.microsoft.com/office/drawing/2014/chartex" xmlns:cx1="http://schemas.microsoft.com/office/drawing/2015/9/8/chartex" xmlns:cx2="http://schemas.microsoft.com/office/drawing/2015/10/21/chartex" xmlns:cx3="http://schemas.microsoft.com/office/drawing/2016/5/9/chartex" xmlns:cx4="http://schemas.microsoft.com/office/drawing/2016/5/10/chartex" xmlns:cx5="http://schemas.microsoft.com/office/drawing/2016/5/11/chartex" xmlns:cx6="http://schemas.microsoft.com/office/drawing/2016/5/12/chartex" xmlns:cx7="http://schemas.microsoft.com/office/drawing/2016/5/13/chartex" xmlns:cx8="http://schemas.microsoft.com/office/drawing/2016/5/14/chartex" xmlns:mc="http://schemas.openxmlformats.org/markup-compatibility/2006" xmlns:aink="http://schemas.microsoft.com/office/drawing/2016/ink" xmlns:am3d="http://schemas.microsoft.com/office/drawing/2017/model3d" xmlns:o="urn:schemas-microsoft-com:office:office" xmlns:oel="http://schemas.microsoft.com/office/2019/extlst" xmlns:r="http://schemas.openxmlformats.org/officeDocument/2006/relationships" xmlns:m="http://schemas.openxmlformats.org/officeDocument/2006/math" xmlns:v="urn:schemas-microsoft-com:vml" xmlns:wp14="http://schemas.microsoft.com/office/word/2010/wordprocessingDrawing" xmlns:wp="http://schemas.openxmlformats.org/drawingml/2006/wordprocessingDrawing" xmlns:w10="urn:schemas-microsoft-com:office:word" xmlns:w="http://schemas.openxmlformats.org/wordprocessingml/2006/main" xmlns:w14="http://schemas.microsoft.com/office/word/2010/wordml" xmlns:w15="http://schemas.microsoft.com/office/word/2012/wordml" xmlns:w16cex="http://schemas.microsoft.com/office/word/2018/wordml/cex" xmlns:w16cid="http://schemas.microsoft.com/office/word/2016/wordml/cid" xmlns:w16="http://schemas.microsoft.com/office/word/2018/wordml" xmlns:w16du="http://schemas.microsoft.com/office/word/2023/wordml/word16du" xmlns:w16sdtdh="http://schemas.microsoft.com/office/word/2020/wordml/sdtdatahash" xmlns:w16sdtfl="http://schemas.microsoft.com/office/word/2024/wordml/sdtformatlock" xmlns:w16se="http://schemas.microsoft.com/office/word/2015/wordml/symex" xmlns:wpg="http://schemas.microsoft.com/office/word/2010/wordprocessingGroup" xmlns:wpi="http://schemas.microsoft.com/office/word/2010/wordprocessingInk" xmlns:wne="http://schemas.microsoft.com/office/word/2006/wordml" xmlns:wps="http://schemas.microsoft.com/office/word/2010/wordprocessingShape" mc:Ignorable="w14 w15 w16se w16cid w16 w16cex w16sdtdh w16sdtfl w16du wp14">
-  <w:abstractNum w:abstractNumId="0" w15:restartNumberingAfterBreak="0">
+<w:numbering xmlns:wpc="http://schemas.microsoft.com/office/word/2010/wordprocessingCanvas" xmlns:mc="http://schemas.openxmlformats.org/markup-compatibility/2006" xmlns:o="urn:schemas-microsoft-com:office:office" xmlns:r="http://schemas.openxmlformats.org/officeDocument/2006/relationships" xmlns:m="http://schemas.openxmlformats.org/officeDocument/2006/math" xmlns:v="urn:schemas-microsoft-com:vml" xmlns:wp14="http://schemas.microsoft.com/office/word/2010/wordprocessingDrawing" xmlns:wp="http://schemas.openxmlformats.org/drawingml/2006/wordprocessingDrawing" xmlns:w10="urn:schemas-microsoft-com:office:word" xmlns:w="http://schemas.openxmlformats.org/wordprocessingml/2006/main" xmlns:w14="http://schemas.microsoft.com/office/word/2010/wordml" xmlns:wpg="http://schemas.microsoft.com/office/word/2010/wordprocessingGroup" xmlns:wpi="http://schemas.microsoft.com/office/word/2010/wordprocessingInk" xmlns:wne="http://schemas.microsoft.com/office/word/2006/wordml" xmlns:wps="http://schemas.microsoft.com/office/word/2010/wordprocessingShape" mc:Ignorable="w14 wp14">
+  <w:abstractNum w:abstractNumId="0">
     <w:nsid w:val="05E6080A"/>
     <w:multiLevelType w:val="hybridMultilevel"/>
     <w:tmpl w:val="6CA8D9EA"/>
@@ -4067,7 +4197,7 @@
       </w:pPr>
     </w:lvl>
   </w:abstractNum>
-  <w:abstractNum w:abstractNumId="1" w15:restartNumberingAfterBreak="0">
+  <w:abstractNum w:abstractNumId="1">
     <w:nsid w:val="5FE6397B"/>
     <w:multiLevelType w:val="hybridMultilevel"/>
     <w:tmpl w:val="54860AC4"/>
@@ -4156,7 +4286,7 @@
       </w:pPr>
     </w:lvl>
   </w:abstractNum>
-  <w:abstractNum w:abstractNumId="2" w15:restartNumberingAfterBreak="0">
+  <w:abstractNum w:abstractNumId="2">
     <w:nsid w:val="74703310"/>
     <w:multiLevelType w:val="hybridMultilevel"/>
     <w:tmpl w:val="A4CEF8F8"/>
@@ -4245,20 +4375,20 @@
       </w:pPr>
     </w:lvl>
   </w:abstractNum>
-  <w:num w:numId="1" w16cid:durableId="1597908344">
+  <w:num w:numId="1">
     <w:abstractNumId w:val="0"/>
   </w:num>
-  <w:num w:numId="2" w16cid:durableId="2034190315">
+  <w:num w:numId="2">
     <w:abstractNumId w:val="2"/>
   </w:num>
-  <w:num w:numId="3" w16cid:durableId="1982346020">
+  <w:num w:numId="3">
     <w:abstractNumId w:val="1"/>
   </w:num>
 </w:numbering>
 </file>
 
 <file path=word/styles.xml><?xml version="1.0" encoding="utf-8"?>
-<w:styles xmlns:mc="http://schemas.openxmlformats.org/markup-compatibility/2006" xmlns:r="http://schemas.openxmlformats.org/officeDocument/2006/relationships" xmlns:w="http://schemas.openxmlformats.org/wordprocessingml/2006/main" xmlns:w14="http://schemas.microsoft.com/office/word/2010/wordml" xmlns:w15="http://schemas.microsoft.com/office/word/2012/wordml" xmlns:w16cex="http://schemas.microsoft.com/office/word/2018/wordml/cex" xmlns:w16cid="http://schemas.microsoft.com/office/word/2016/wordml/cid" xmlns:w16="http://schemas.microsoft.com/office/word/2018/wordml" xmlns:w16du="http://schemas.microsoft.com/office/word/2023/wordml/word16du" xmlns:w16sdtdh="http://schemas.microsoft.com/office/word/2020/wordml/sdtdatahash" xmlns:w16sdtfl="http://schemas.microsoft.com/office/word/2024/wordml/sdtformatlock" xmlns:w16se="http://schemas.microsoft.com/office/word/2015/wordml/symex" mc:Ignorable="w14 w15 w16se w16cid w16 w16cex w16sdtdh w16sdtfl w16du">
+<w:styles xmlns:mc="http://schemas.openxmlformats.org/markup-compatibility/2006" xmlns:r="http://schemas.openxmlformats.org/officeDocument/2006/relationships" xmlns:w="http://schemas.openxmlformats.org/wordprocessingml/2006/main" xmlns:w14="http://schemas.microsoft.com/office/word/2010/wordml" mc:Ignorable="w14">
   <w:docDefaults>
     <w:rPrDefault>
       <w:rPr>
@@ -4276,383 +4406,144 @@
       </w:pPr>
     </w:pPrDefault>
   </w:docDefaults>
-  <w:latentStyles w:defLockedState="0" w:defUIPriority="99" w:defSemiHidden="0" w:defUnhideWhenUsed="0" w:defQFormat="0" w:count="376">
-    <w:lsdException w:name="Normal" w:uiPriority="0" w:qFormat="1"/>
-    <w:lsdException w:name="heading 1" w:uiPriority="9" w:qFormat="1"/>
-    <w:lsdException w:name="heading 2" w:semiHidden="1" w:uiPriority="9" w:unhideWhenUsed="1" w:qFormat="1"/>
-    <w:lsdException w:name="heading 3" w:semiHidden="1" w:uiPriority="9" w:unhideWhenUsed="1" w:qFormat="1"/>
-    <w:lsdException w:name="heading 4" w:semiHidden="1" w:uiPriority="9" w:unhideWhenUsed="1" w:qFormat="1"/>
-    <w:lsdException w:name="heading 5" w:semiHidden="1" w:uiPriority="9" w:unhideWhenUsed="1" w:qFormat="1"/>
-    <w:lsdException w:name="heading 6" w:semiHidden="1" w:uiPriority="9" w:unhideWhenUsed="1" w:qFormat="1"/>
-    <w:lsdException w:name="heading 7" w:semiHidden="1" w:uiPriority="9" w:unhideWhenUsed="1" w:qFormat="1"/>
-    <w:lsdException w:name="heading 8" w:semiHidden="1" w:uiPriority="9" w:unhideWhenUsed="1" w:qFormat="1"/>
-    <w:lsdException w:name="heading 9" w:semiHidden="1" w:uiPriority="9" w:unhideWhenUsed="1" w:qFormat="1"/>
-    <w:lsdException w:name="index 1" w:semiHidden="1" w:unhideWhenUsed="1"/>
-    <w:lsdException w:name="index 2" w:semiHidden="1" w:unhideWhenUsed="1"/>
-    <w:lsdException w:name="index 3" w:semiHidden="1" w:unhideWhenUsed="1"/>
-    <w:lsdException w:name="index 4" w:semiHidden="1" w:unhideWhenUsed="1"/>
-    <w:lsdException w:name="index 5" w:semiHidden="1" w:unhideWhenUsed="1"/>
-    <w:lsdException w:name="index 6" w:semiHidden="1" w:unhideWhenUsed="1"/>
-    <w:lsdException w:name="index 7" w:semiHidden="1" w:unhideWhenUsed="1"/>
-    <w:lsdException w:name="index 8" w:semiHidden="1" w:unhideWhenUsed="1"/>
-    <w:lsdException w:name="index 9" w:semiHidden="1" w:unhideWhenUsed="1"/>
-    <w:lsdException w:name="toc 1" w:semiHidden="1" w:uiPriority="39" w:unhideWhenUsed="1"/>
-    <w:lsdException w:name="toc 2" w:semiHidden="1" w:uiPriority="39" w:unhideWhenUsed="1"/>
-    <w:lsdException w:name="toc 3" w:semiHidden="1" w:uiPriority="39" w:unhideWhenUsed="1"/>
-    <w:lsdException w:name="toc 4" w:semiHidden="1" w:uiPriority="39" w:unhideWhenUsed="1"/>
-    <w:lsdException w:name="toc 5" w:semiHidden="1" w:uiPriority="39" w:unhideWhenUsed="1"/>
-    <w:lsdException w:name="toc 6" w:semiHidden="1" w:uiPriority="39" w:unhideWhenUsed="1"/>
-    <w:lsdException w:name="toc 7" w:semiHidden="1" w:uiPriority="39" w:unhideWhenUsed="1"/>
-    <w:lsdException w:name="toc 8" w:semiHidden="1" w:uiPriority="39" w:unhideWhenUsed="1"/>
-    <w:lsdException w:name="toc 9" w:semiHidden="1" w:uiPriority="39" w:unhideWhenUsed="1"/>
-    <w:lsdException w:name="Normal Indent" w:semiHidden="1" w:unhideWhenUsed="1"/>
-    <w:lsdException w:name="footnote text" w:semiHidden="1" w:unhideWhenUsed="1"/>
-    <w:lsdException w:name="annotation text" w:semiHidden="1" w:unhideWhenUsed="1"/>
-    <w:lsdException w:name="header" w:semiHidden="1" w:unhideWhenUsed="1"/>
-    <w:lsdException w:name="footer" w:semiHidden="1" w:unhideWhenUsed="1"/>
-    <w:lsdException w:name="index heading" w:semiHidden="1" w:unhideWhenUsed="1"/>
-    <w:lsdException w:name="caption" w:semiHidden="1" w:uiPriority="35" w:unhideWhenUsed="1" w:qFormat="1"/>
-    <w:lsdException w:name="table of figures" w:semiHidden="1" w:unhideWhenUsed="1"/>
-    <w:lsdException w:name="envelope address" w:semiHidden="1" w:unhideWhenUsed="1"/>
-    <w:lsdException w:name="envelope return" w:semiHidden="1" w:unhideWhenUsed="1"/>
-    <w:lsdException w:name="footnote reference" w:semiHidden="1" w:unhideWhenUsed="1"/>
-    <w:lsdException w:name="annotation reference" w:semiHidden="1" w:unhideWhenUsed="1"/>
-    <w:lsdException w:name="line number" w:semiHidden="1" w:unhideWhenUsed="1"/>
-    <w:lsdException w:name="page number" w:semiHidden="1" w:unhideWhenUsed="1"/>
-    <w:lsdException w:name="endnote reference" w:semiHidden="1" w:unhideWhenUsed="1"/>
-    <w:lsdException w:name="endnote text" w:semiHidden="1" w:unhideWhenUsed="1"/>
-    <w:lsdException w:name="table of authorities" w:semiHidden="1" w:unhideWhenUsed="1"/>
-    <w:lsdException w:name="macro" w:semiHidden="1" w:unhideWhenUsed="1"/>
-    <w:lsdException w:name="toa heading" w:semiHidden="1" w:unhideWhenUsed="1"/>
-    <w:lsdException w:name="List" w:semiHidden="1" w:unhideWhenUsed="1"/>
-    <w:lsdException w:name="List Bullet" w:semiHidden="1" w:unhideWhenUsed="1"/>
-    <w:lsdException w:name="List Number" w:semiHidden="1" w:unhideWhenUsed="1"/>
-    <w:lsdException w:name="List 2" w:semiHidden="1" w:unhideWhenUsed="1"/>
-    <w:lsdException w:name="List 3" w:semiHidden="1" w:unhideWhenUsed="1"/>
-    <w:lsdException w:name="List 4" w:semiHidden="1" w:unhideWhenUsed="1"/>
-    <w:lsdException w:name="List 5" w:semiHidden="1" w:unhideWhenUsed="1"/>
-    <w:lsdException w:name="List Bullet 2" w:semiHidden="1" w:unhideWhenUsed="1"/>
-    <w:lsdException w:name="List Bullet 3" w:semiHidden="1" w:unhideWhenUsed="1"/>
-    <w:lsdException w:name="List Bullet 4" w:semiHidden="1" w:unhideWhenUsed="1"/>
-    <w:lsdException w:name="List Bullet 5" w:semiHidden="1" w:unhideWhenUsed="1"/>
-    <w:lsdException w:name="List Number 2" w:semiHidden="1" w:unhideWhenUsed="1"/>
-    <w:lsdException w:name="List Number 3" w:semiHidden="1" w:unhideWhenUsed="1"/>
-    <w:lsdException w:name="List Number 4" w:semiHidden="1" w:unhideWhenUsed="1"/>
-    <w:lsdException w:name="List Number 5" w:semiHidden="1" w:unhideWhenUsed="1"/>
-    <w:lsdException w:name="Title" w:uiPriority="10" w:qFormat="1"/>
-    <w:lsdException w:name="Closing" w:semiHidden="1" w:unhideWhenUsed="1"/>
-    <w:lsdException w:name="Signature" w:semiHidden="1" w:unhideWhenUsed="1"/>
-    <w:lsdException w:name="Default Paragraph Font" w:semiHidden="1" w:uiPriority="1" w:unhideWhenUsed="1"/>
-    <w:lsdException w:name="Body Text" w:semiHidden="1" w:unhideWhenUsed="1"/>
-    <w:lsdException w:name="Body Text Indent" w:semiHidden="1" w:unhideWhenUsed="1"/>
-    <w:lsdException w:name="List Continue" w:semiHidden="1" w:unhideWhenUsed="1"/>
-    <w:lsdException w:name="List Continue 2" w:semiHidden="1" w:unhideWhenUsed="1"/>
-    <w:lsdException w:name="List Continue 3" w:semiHidden="1" w:unhideWhenUsed="1"/>
-    <w:lsdException w:name="List Continue 4" w:semiHidden="1" w:unhideWhenUsed="1"/>
-    <w:lsdException w:name="List Continue 5" w:semiHidden="1" w:unhideWhenUsed="1"/>
-    <w:lsdException w:name="Message Header" w:semiHidden="1" w:unhideWhenUsed="1"/>
-    <w:lsdException w:name="Subtitle" w:uiPriority="11" w:qFormat="1"/>
-    <w:lsdException w:name="Salutation" w:semiHidden="1" w:unhideWhenUsed="1"/>
-    <w:lsdException w:name="Date" w:semiHidden="1" w:unhideWhenUsed="1"/>
-    <w:lsdException w:name="Body Text First Indent" w:semiHidden="1" w:unhideWhenUsed="1"/>
-    <w:lsdException w:name="Body Text First Indent 2" w:semiHidden="1" w:unhideWhenUsed="1"/>
-    <w:lsdException w:name="Note Heading" w:semiHidden="1" w:unhideWhenUsed="1"/>
-    <w:lsdException w:name="Body Text 2" w:semiHidden="1" w:unhideWhenUsed="1"/>
-    <w:lsdException w:name="Body Text 3" w:semiHidden="1" w:unhideWhenUsed="1"/>
-    <w:lsdException w:name="Body Text Indent 2" w:semiHidden="1" w:unhideWhenUsed="1"/>
-    <w:lsdException w:name="Body Text Indent 3" w:semiHidden="1" w:unhideWhenUsed="1"/>
-    <w:lsdException w:name="Block Text" w:semiHidden="1" w:unhideWhenUsed="1"/>
-    <w:lsdException w:name="Hyperlink" w:semiHidden="1" w:unhideWhenUsed="1"/>
-    <w:lsdException w:name="FollowedHyperlink" w:semiHidden="1" w:unhideWhenUsed="1"/>
-    <w:lsdException w:name="Strong" w:uiPriority="22" w:qFormat="1"/>
-    <w:lsdException w:name="Emphasis" w:uiPriority="20" w:qFormat="1"/>
-    <w:lsdException w:name="Document Map" w:semiHidden="1" w:unhideWhenUsed="1"/>
-    <w:lsdException w:name="Plain Text" w:semiHidden="1" w:unhideWhenUsed="1"/>
-    <w:lsdException w:name="E-mail Signature" w:semiHidden="1" w:unhideWhenUsed="1"/>
-    <w:lsdException w:name="HTML Top of Form" w:semiHidden="1" w:unhideWhenUsed="1"/>
-    <w:lsdException w:name="HTML Bottom of Form" w:semiHidden="1" w:unhideWhenUsed="1"/>
-    <w:lsdException w:name="Normal (Web)" w:semiHidden="1" w:unhideWhenUsed="1"/>
-    <w:lsdException w:name="HTML Acronym" w:semiHidden="1" w:unhideWhenUsed="1"/>
-    <w:lsdException w:name="HTML Address" w:semiHidden="1" w:unhideWhenUsed="1"/>
-    <w:lsdException w:name="HTML Cite" w:semiHidden="1" w:unhideWhenUsed="1"/>
-    <w:lsdException w:name="HTML Code" w:semiHidden="1" w:unhideWhenUsed="1"/>
-    <w:lsdException w:name="HTML Definition" w:semiHidden="1" w:unhideWhenUsed="1"/>
-    <w:lsdException w:name="HTML Keyboard" w:semiHidden="1" w:unhideWhenUsed="1"/>
-    <w:lsdException w:name="HTML Preformatted" w:semiHidden="1" w:unhideWhenUsed="1"/>
-    <w:lsdException w:name="HTML Sample" w:semiHidden="1" w:unhideWhenUsed="1"/>
-    <w:lsdException w:name="HTML Typewriter" w:semiHidden="1" w:unhideWhenUsed="1"/>
-    <w:lsdException w:name="HTML Variable" w:semiHidden="1" w:unhideWhenUsed="1"/>
-    <w:lsdException w:name="Normal Table" w:semiHidden="1" w:unhideWhenUsed="1"/>
-    <w:lsdException w:name="annotation subject" w:semiHidden="1" w:unhideWhenUsed="1"/>
-    <w:lsdException w:name="No List" w:semiHidden="1" w:unhideWhenUsed="1"/>
-    <w:lsdException w:name="Outline List 1" w:semiHidden="1" w:unhideWhenUsed="1"/>
-    <w:lsdException w:name="Outline List 2" w:semiHidden="1" w:unhideWhenUsed="1"/>
-    <w:lsdException w:name="Outline List 3" w:semiHidden="1" w:unhideWhenUsed="1"/>
-    <w:lsdException w:name="Table Simple 1" w:semiHidden="1" w:unhideWhenUsed="1"/>
-    <w:lsdException w:name="Table Simple 2" w:semiHidden="1" w:unhideWhenUsed="1"/>
-    <w:lsdException w:name="Table Simple 3" w:semiHidden="1" w:unhideWhenUsed="1"/>
-    <w:lsdException w:name="Table Classic 1" w:semiHidden="1" w:unhideWhenUsed="1"/>
-    <w:lsdException w:name="Table Classic 2" w:semiHidden="1" w:unhideWhenUsed="1"/>
-    <w:lsdException w:name="Table Classic 3" w:semiHidden="1" w:unhideWhenUsed="1"/>
-    <w:lsdException w:name="Table Classic 4" w:semiHidden="1" w:unhideWhenUsed="1"/>
-    <w:lsdException w:name="Table Colorful 1" w:semiHidden="1" w:unhideWhenUsed="1"/>
-    <w:lsdException w:name="Table Colorful 2" w:semiHidden="1" w:unhideWhenUsed="1"/>
-    <w:lsdException w:name="Table Colorful 3" w:semiHidden="1" w:unhideWhenUsed="1"/>
-    <w:lsdException w:name="Table Columns 1" w:semiHidden="1" w:unhideWhenUsed="1"/>
-    <w:lsdException w:name="Table Columns 2" w:semiHidden="1" w:unhideWhenUsed="1"/>
-    <w:lsdException w:name="Table Columns 3" w:semiHidden="1" w:unhideWhenUsed="1"/>
-    <w:lsdException w:name="Table Columns 4" w:semiHidden="1" w:unhideWhenUsed="1"/>
-    <w:lsdException w:name="Table Columns 5" w:semiHidden="1" w:unhideWhenUsed="1"/>
-    <w:lsdException w:name="Table Grid 1" w:semiHidden="1" w:unhideWhenUsed="1"/>
-    <w:lsdException w:name="Table Grid 2" w:semiHidden="1" w:unhideWhenUsed="1"/>
-    <w:lsdException w:name="Table Grid 3" w:semiHidden="1" w:unhideWhenUsed="1"/>
-    <w:lsdException w:name="Table Grid 4" w:semiHidden="1" w:unhideWhenUsed="1"/>
-    <w:lsdException w:name="Table Grid 5" w:semiHidden="1" w:unhideWhenUsed="1"/>
-    <w:lsdException w:name="Table Grid 6" w:semiHidden="1" w:unhideWhenUsed="1"/>
-    <w:lsdException w:name="Table Grid 7" w:semiHidden="1" w:unhideWhenUsed="1"/>
-    <w:lsdException w:name="Table Grid 8" w:semiHidden="1" w:unhideWhenUsed="1"/>
-    <w:lsdException w:name="Table List 1" w:semiHidden="1" w:unhideWhenUsed="1"/>
-    <w:lsdException w:name="Table List 2" w:semiHidden="1" w:unhideWhenUsed="1"/>
-    <w:lsdException w:name="Table List 3" w:semiHidden="1" w:unhideWhenUsed="1"/>
-    <w:lsdException w:name="Table List 4" w:semiHidden="1" w:unhideWhenUsed="1"/>
-    <w:lsdException w:name="Table List 5" w:semiHidden="1" w:unhideWhenUsed="1"/>
-    <w:lsdException w:name="Table List 6" w:semiHidden="1" w:unhideWhenUsed="1"/>
-    <w:lsdException w:name="Table List 7" w:semiHidden="1" w:unhideWhenUsed="1"/>
-    <w:lsdException w:name="Table List 8" w:semiHidden="1" w:unhideWhenUsed="1"/>
-    <w:lsdException w:name="Table 3D effects 1" w:semiHidden="1" w:unhideWhenUsed="1"/>
-    <w:lsdException w:name="Table 3D effects 2" w:semiHidden="1" w:unhideWhenUsed="1"/>
-    <w:lsdException w:name="Table 3D effects 3" w:semiHidden="1" w:unhideWhenUsed="1"/>
-    <w:lsdException w:name="Table Contemporary" w:semiHidden="1" w:unhideWhenUsed="1"/>
-    <w:lsdException w:name="Table Elegant" w:semiHidden="1" w:unhideWhenUsed="1"/>
-    <w:lsdException w:name="Table Professional" w:semiHidden="1" w:unhideWhenUsed="1"/>
-    <w:lsdException w:name="Table Subtle 1" w:semiHidden="1" w:unhideWhenUsed="1"/>
-    <w:lsdException w:name="Table Subtle 2" w:semiHidden="1" w:unhideWhenUsed="1"/>
-    <w:lsdException w:name="Table Web 1" w:semiHidden="1" w:unhideWhenUsed="1"/>
-    <w:lsdException w:name="Table Web 2" w:semiHidden="1" w:unhideWhenUsed="1"/>
-    <w:lsdException w:name="Table Web 3" w:semiHidden="1" w:unhideWhenUsed="1"/>
-    <w:lsdException w:name="Balloon Text" w:semiHidden="1" w:unhideWhenUsed="1"/>
-    <w:lsdException w:name="Table Grid" w:uiPriority="39"/>
-    <w:lsdException w:name="Table Theme" w:semiHidden="1" w:unhideWhenUsed="1"/>
-    <w:lsdException w:name="Placeholder Text" w:semiHidden="1"/>
-    <w:lsdException w:name="No Spacing" w:uiPriority="1" w:qFormat="1"/>
-    <w:lsdException w:name="Light Shading" w:uiPriority="60"/>
-    <w:lsdException w:name="Light List" w:uiPriority="61"/>
-    <w:lsdException w:name="Light Grid" w:uiPriority="62"/>
-    <w:lsdException w:name="Medium Shading 1" w:uiPriority="63"/>
-    <w:lsdException w:name="Medium Shading 2" w:uiPriority="64"/>
-    <w:lsdException w:name="Medium List 1" w:uiPriority="65"/>
-    <w:lsdException w:name="Medium List 2" w:uiPriority="66"/>
-    <w:lsdException w:name="Medium Grid 1" w:uiPriority="67"/>
-    <w:lsdException w:name="Medium Grid 2" w:uiPriority="68"/>
-    <w:lsdException w:name="Medium Grid 3" w:uiPriority="69"/>
-    <w:lsdException w:name="Dark List" w:uiPriority="70"/>
-    <w:lsdException w:name="Colorful Shading" w:uiPriority="71"/>
-    <w:lsdException w:name="Colorful List" w:uiPriority="72"/>
-    <w:lsdException w:name="Colorful Grid" w:uiPriority="73"/>
-    <w:lsdException w:name="Light Shading Accent 1" w:uiPriority="60"/>
-    <w:lsdException w:name="Light List Accent 1" w:uiPriority="61"/>
-    <w:lsdException w:name="Light Grid Accent 1" w:uiPriority="62"/>
-    <w:lsdException w:name="Medium Shading 1 Accent 1" w:uiPriority="63"/>
-    <w:lsdException w:name="Medium Shading 2 Accent 1" w:uiPriority="64"/>
-    <w:lsdException w:name="Medium List 1 Accent 1" w:uiPriority="65"/>
-    <w:lsdException w:name="Revision" w:semiHidden="1"/>
-    <w:lsdException w:name="List Paragraph" w:uiPriority="34" w:qFormat="1"/>
-    <w:lsdException w:name="Quote" w:uiPriority="29" w:qFormat="1"/>
-    <w:lsdException w:name="Intense Quote" w:uiPriority="30" w:qFormat="1"/>
-    <w:lsdException w:name="Medium List 2 Accent 1" w:uiPriority="66"/>
-    <w:lsdException w:name="Medium Grid 1 Accent 1" w:uiPriority="67"/>
-    <w:lsdException w:name="Medium Grid 2 Accent 1" w:uiPriority="68"/>
-    <w:lsdException w:name="Medium Grid 3 Accent 1" w:uiPriority="69"/>
-    <w:lsdException w:name="Dark List Accent 1" w:uiPriority="70"/>
-    <w:lsdException w:name="Colorful Shading Accent 1" w:uiPriority="71"/>
-    <w:lsdException w:name="Colorful List Accent 1" w:uiPriority="72"/>
-    <w:lsdException w:name="Colorful Grid Accent 1" w:uiPriority="73"/>
-    <w:lsdException w:name="Light Shading Accent 2" w:uiPriority="60"/>
-    <w:lsdException w:name="Light List Accent 2" w:uiPriority="61"/>
-    <w:lsdException w:name="Light Grid Accent 2" w:uiPriority="62"/>
-    <w:lsdException w:name="Medium Shading 1 Accent 2" w:uiPriority="63"/>
-    <w:lsdException w:name="Medium Shading 2 Accent 2" w:uiPriority="64"/>
-    <w:lsdException w:name="Medium List 1 Accent 2" w:uiPriority="65"/>
-    <w:lsdException w:name="Medium List 2 Accent 2" w:uiPriority="66"/>
-    <w:lsdException w:name="Medium Grid 1 Accent 2" w:uiPriority="67"/>
-    <w:lsdException w:name="Medium Grid 2 Accent 2" w:uiPriority="68"/>
-    <w:lsdException w:name="Medium Grid 3 Accent 2" w:uiPriority="69"/>
-    <w:lsdException w:name="Dark List Accent 2" w:uiPriority="70"/>
-    <w:lsdException w:name="Colorful Shading Accent 2" w:uiPriority="71"/>
-    <w:lsdException w:name="Colorful List Accent 2" w:uiPriority="72"/>
-    <w:lsdException w:name="Colorful Grid Accent 2" w:uiPriority="73"/>
-    <w:lsdException w:name="Light Shading Accent 3" w:uiPriority="60"/>
-    <w:lsdException w:name="Light List Accent 3" w:uiPriority="61"/>
-    <w:lsdException w:name="Light Grid Accent 3" w:uiPriority="62"/>
-    <w:lsdException w:name="Medium Shading 1 Accent 3" w:uiPriority="63"/>
-    <w:lsdException w:name="Medium Shading 2 Accent 3" w:uiPriority="64"/>
-    <w:lsdException w:name="Medium List 1 Accent 3" w:uiPriority="65"/>
-    <w:lsdException w:name="Medium List 2 Accent 3" w:uiPriority="66"/>
-    <w:lsdException w:name="Medium Grid 1 Accent 3" w:uiPriority="67"/>
-    <w:lsdException w:name="Medium Grid 2 Accent 3" w:uiPriority="68"/>
-    <w:lsdException w:name="Medium Grid 3 Accent 3" w:uiPriority="69"/>
-    <w:lsdException w:name="Dark List Accent 3" w:uiPriority="70"/>
-    <w:lsdException w:name="Colorful Shading Accent 3" w:uiPriority="71"/>
-    <w:lsdException w:name="Colorful List Accent 3" w:uiPriority="72"/>
-    <w:lsdException w:name="Colorful Grid Accent 3" w:uiPriority="73"/>
-    <w:lsdException w:name="Light Shading Accent 4" w:uiPriority="60"/>
-    <w:lsdException w:name="Light List Accent 4" w:uiPriority="61"/>
-    <w:lsdException w:name="Light Grid Accent 4" w:uiPriority="62"/>
-    <w:lsdException w:name="Medium Shading 1 Accent 4" w:uiPriority="63"/>
-    <w:lsdException w:name="Medium Shading 2 Accent 4" w:uiPriority="64"/>
-    <w:lsdException w:name="Medium List 1 Accent 4" w:uiPriority="65"/>
-    <w:lsdException w:name="Medium List 2 Accent 4" w:uiPriority="66"/>
-    <w:lsdException w:name="Medium Grid 1 Accent 4" w:uiPriority="67"/>
-    <w:lsdException w:name="Medium Grid 2 Accent 4" w:uiPriority="68"/>
-    <w:lsdException w:name="Medium Grid 3 Accent 4" w:uiPriority="69"/>
-    <w:lsdException w:name="Dark List Accent 4" w:uiPriority="70"/>
-    <w:lsdException w:name="Colorful Shading Accent 4" w:uiPriority="71"/>
-    <w:lsdException w:name="Colorful List Accent 4" w:uiPriority="72"/>
-    <w:lsdException w:name="Colorful Grid Accent 4" w:uiPriority="73"/>
-    <w:lsdException w:name="Light Shading Accent 5" w:uiPriority="60"/>
-    <w:lsdException w:name="Light List Accent 5" w:uiPriority="61"/>
-    <w:lsdException w:name="Light Grid Accent 5" w:uiPriority="62"/>
-    <w:lsdException w:name="Medium Shading 1 Accent 5" w:uiPriority="63"/>
-    <w:lsdException w:name="Medium Shading 2 Accent 5" w:uiPriority="64"/>
-    <w:lsdException w:name="Medium List 1 Accent 5" w:uiPriority="65"/>
-    <w:lsdException w:name="Medium List 2 Accent 5" w:uiPriority="66"/>
-    <w:lsdException w:name="Medium Grid 1 Accent 5" w:uiPriority="67"/>
-    <w:lsdException w:name="Medium Grid 2 Accent 5" w:uiPriority="68"/>
-    <w:lsdException w:name="Medium Grid 3 Accent 5" w:uiPriority="69"/>
-    <w:lsdException w:name="Dark List Accent 5" w:uiPriority="70"/>
-    <w:lsdException w:name="Colorful Shading Accent 5" w:uiPriority="71"/>
-    <w:lsdException w:name="Colorful List Accent 5" w:uiPriority="72"/>
-    <w:lsdException w:name="Colorful Grid Accent 5" w:uiPriority="73"/>
-    <w:lsdException w:name="Light Shading Accent 6" w:uiPriority="60"/>
-    <w:lsdException w:name="Light List Accent 6" w:uiPriority="61"/>
-    <w:lsdException w:name="Light Grid Accent 6" w:uiPriority="62"/>
-    <w:lsdException w:name="Medium Shading 1 Accent 6" w:uiPriority="63"/>
-    <w:lsdException w:name="Medium Shading 2 Accent 6" w:uiPriority="64"/>
-    <w:lsdException w:name="Medium List 1 Accent 6" w:uiPriority="65"/>
-    <w:lsdException w:name="Medium List 2 Accent 6" w:uiPriority="66"/>
-    <w:lsdException w:name="Medium Grid 1 Accent 6" w:uiPriority="67"/>
-    <w:lsdException w:name="Medium Grid 2 Accent 6" w:uiPriority="68"/>
-    <w:lsdException w:name="Medium Grid 3 Accent 6" w:uiPriority="69"/>
-    <w:lsdException w:name="Dark List Accent 6" w:uiPriority="70"/>
-    <w:lsdException w:name="Colorful Shading Accent 6" w:uiPriority="71"/>
-    <w:lsdException w:name="Colorful List Accent 6" w:uiPriority="72"/>
-    <w:lsdException w:name="Colorful Grid Accent 6" w:uiPriority="73"/>
-    <w:lsdException w:name="Subtle Emphasis" w:uiPriority="19" w:qFormat="1"/>
-    <w:lsdException w:name="Intense Emphasis" w:uiPriority="21" w:qFormat="1"/>
-    <w:lsdException w:name="Subtle Reference" w:uiPriority="31" w:qFormat="1"/>
-    <w:lsdException w:name="Intense Reference" w:uiPriority="32" w:qFormat="1"/>
-    <w:lsdException w:name="Book Title" w:uiPriority="33" w:qFormat="1"/>
-    <w:lsdException w:name="Bibliography" w:semiHidden="1" w:uiPriority="37" w:unhideWhenUsed="1"/>
-    <w:lsdException w:name="TOC Heading" w:semiHidden="1" w:uiPriority="39" w:unhideWhenUsed="1" w:qFormat="1"/>
-    <w:lsdException w:name="Plain Table 1" w:uiPriority="41"/>
-    <w:lsdException w:name="Plain Table 2" w:uiPriority="42"/>
-    <w:lsdException w:name="Plain Table 3" w:uiPriority="43"/>
-    <w:lsdException w:name="Plain Table 4" w:uiPriority="44"/>
-    <w:lsdException w:name="Plain Table 5" w:uiPriority="45"/>
-    <w:lsdException w:name="Grid Table Light" w:uiPriority="40"/>
-    <w:lsdException w:name="Grid Table 1 Light" w:uiPriority="46"/>
-    <w:lsdException w:name="Grid Table 2" w:uiPriority="47"/>
-    <w:lsdException w:name="Grid Table 3" w:uiPriority="48"/>
-    <w:lsdException w:name="Grid Table 4" w:uiPriority="49"/>
-    <w:lsdException w:name="Grid Table 5 Dark" w:uiPriority="50"/>
-    <w:lsdException w:name="Grid Table 6 Colorful" w:uiPriority="51"/>
-    <w:lsdException w:name="Grid Table 7 Colorful" w:uiPriority="52"/>
-    <w:lsdException w:name="Grid Table 1 Light Accent 1" w:uiPriority="46"/>
-    <w:lsdException w:name="Grid Table 2 Accent 1" w:uiPriority="47"/>
-    <w:lsdException w:name="Grid Table 3 Accent 1" w:uiPriority="48"/>
-    <w:lsdException w:name="Grid Table 4 Accent 1" w:uiPriority="49"/>
-    <w:lsdException w:name="Grid Table 5 Dark Accent 1" w:uiPriority="50"/>
-    <w:lsdException w:name="Grid Table 6 Colorful Accent 1" w:uiPriority="51"/>
-    <w:lsdException w:name="Grid Table 7 Colorful Accent 1" w:uiPriority="52"/>
-    <w:lsdException w:name="Grid Table 1 Light Accent 2" w:uiPriority="46"/>
-    <w:lsdException w:name="Grid Table 2 Accent 2" w:uiPriority="47"/>
-    <w:lsdException w:name="Grid Table 3 Accent 2" w:uiPriority="48"/>
-    <w:lsdException w:name="Grid Table 4 Accent 2" w:uiPriority="49"/>
-    <w:lsdException w:name="Grid Table 5 Dark Accent 2" w:uiPriority="50"/>
-    <w:lsdException w:name="Grid Table 6 Colorful Accent 2" w:uiPriority="51"/>
-    <w:lsdException w:name="Grid Table 7 Colorful Accent 2" w:uiPriority="52"/>
-    <w:lsdException w:name="Grid Table 1 Light Accent 3" w:uiPriority="46"/>
-    <w:lsdException w:name="Grid Table 2 Accent 3" w:uiPriority="47"/>
-    <w:lsdException w:name="Grid Table 3 Accent 3" w:uiPriority="48"/>
-    <w:lsdException w:name="Grid Table 4 Accent 3" w:uiPriority="49"/>
-    <w:lsdException w:name="Grid Table 5 Dark Accent 3" w:uiPriority="50"/>
-    <w:lsdException w:name="Grid Table 6 Colorful Accent 3" w:uiPriority="51"/>
-    <w:lsdException w:name="Grid Table 7 Colorful Accent 3" w:uiPriority="52"/>
-    <w:lsdException w:name="Grid Table 1 Light Accent 4" w:uiPriority="46"/>
-    <w:lsdException w:name="Grid Table 2 Accent 4" w:uiPriority="47"/>
-    <w:lsdException w:name="Grid Table 3 Accent 4" w:uiPriority="48"/>
-    <w:lsdException w:name="Grid Table 4 Accent 4" w:uiPriority="49"/>
-    <w:lsdException w:name="Grid Table 5 Dark Accent 4" w:uiPriority="50"/>
-    <w:lsdException w:name="Grid Table 6 Colorful Accent 4" w:uiPriority="51"/>
-    <w:lsdException w:name="Grid Table 7 Colorful Accent 4" w:uiPriority="52"/>
-    <w:lsdException w:name="Grid Table 1 Light Accent 5" w:uiPriority="46"/>
-    <w:lsdException w:name="Grid Table 2 Accent 5" w:uiPriority="47"/>
-    <w:lsdException w:name="Grid Table 3 Accent 5" w:uiPriority="48"/>
-    <w:lsdException w:name="Grid Table 4 Accent 5" w:uiPriority="49"/>
-    <w:lsdException w:name="Grid Table 5 Dark Accent 5" w:uiPriority="50"/>
-    <w:lsdException w:name="Grid Table 6 Colorful Accent 5" w:uiPriority="51"/>
-    <w:lsdException w:name="Grid Table 7 Colorful Accent 5" w:uiPriority="52"/>
-    <w:lsdException w:name="Grid Table 1 Light Accent 6" w:uiPriority="46"/>
-    <w:lsdException w:name="Grid Table 2 Accent 6" w:uiPriority="47"/>
-    <w:lsdException w:name="Grid Table 3 Accent 6" w:uiPriority="48"/>
-    <w:lsdException w:name="Grid Table 4 Accent 6" w:uiPriority="49"/>
-    <w:lsdException w:name="Grid Table 5 Dark Accent 6" w:uiPriority="50"/>
-    <w:lsdException w:name="Grid Table 6 Colorful Accent 6" w:uiPriority="51"/>
-    <w:lsdException w:name="Grid Table 7 Colorful Accent 6" w:uiPriority="52"/>
-    <w:lsdException w:name="List Table 1 Light" w:uiPriority="46"/>
-    <w:lsdException w:name="List Table 2" w:uiPriority="47"/>
-    <w:lsdException w:name="List Table 3" w:uiPriority="48"/>
-    <w:lsdException w:name="List Table 4" w:uiPriority="49"/>
-    <w:lsdException w:name="List Table 5 Dark" w:uiPriority="50"/>
-    <w:lsdException w:name="List Table 6 Colorful" w:uiPriority="51"/>
-    <w:lsdException w:name="List Table 7 Colorful" w:uiPriority="52"/>
-    <w:lsdException w:name="List Table 1 Light Accent 1" w:uiPriority="46"/>
-    <w:lsdException w:name="List Table 2 Accent 1" w:uiPriority="47"/>
-    <w:lsdException w:name="List Table 3 Accent 1" w:uiPriority="48"/>
-    <w:lsdException w:name="List Table 4 Accent 1" w:uiPriority="49"/>
-    <w:lsdException w:name="List Table 5 Dark Accent 1" w:uiPriority="50"/>
-    <w:lsdException w:name="List Table 6 Colorful Accent 1" w:uiPriority="51"/>
-    <w:lsdException w:name="List Table 7 Colorful Accent 1" w:uiPriority="52"/>
-    <w:lsdException w:name="List Table 1 Light Accent 2" w:uiPriority="46"/>
-    <w:lsdException w:name="List Table 2 Accent 2" w:uiPriority="47"/>
-    <w:lsdException w:name="List Table 3 Accent 2" w:uiPriority="48"/>
-    <w:lsdException w:name="List Table 4 Accent 2" w:uiPriority="49"/>
-    <w:lsdException w:name="List Table 5 Dark Accent 2" w:uiPriority="50"/>
-    <w:lsdException w:name="List Table 6 Colorful Accent 2" w:uiPriority="51"/>
-    <w:lsdException w:name="List Table 7 Colorful Accent 2" w:uiPriority="52"/>
-    <w:lsdException w:name="List Table 1 Light Accent 3" w:uiPriority="46"/>
-    <w:lsdException w:name="List Table 2 Accent 3" w:uiPriority="47"/>
-    <w:lsdException w:name="List Table 3 Accent 3" w:uiPriority="48"/>
-    <w:lsdException w:name="List Table 4 Accent 3" w:uiPriority="49"/>
-    <w:lsdException w:name="List Table 5 Dark Accent 3" w:uiPriority="50"/>
-    <w:lsdException w:name="List Table 6 Colorful Accent 3" w:uiPriority="51"/>
-    <w:lsdException w:name="List Table 7 Colorful Accent 3" w:uiPriority="52"/>
-    <w:lsdException w:name="List Table 1 Light Accent 4" w:uiPriority="46"/>
-    <w:lsdException w:name="List Table 2 Accent 4" w:uiPriority="47"/>
-    <w:lsdException w:name="List Table 3 Accent 4" w:uiPriority="48"/>
-    <w:lsdException w:name="List Table 4 Accent 4" w:uiPriority="49"/>
-    <w:lsdException w:name="List Table 5 Dark Accent 4" w:uiPriority="50"/>
-    <w:lsdException w:name="List Table 6 Colorful Accent 4" w:uiPriority="51"/>
-    <w:lsdException w:name="List Table 7 Colorful Accent 4" w:uiPriority="52"/>
-    <w:lsdException w:name="List Table 1 Light Accent 5" w:uiPriority="46"/>
-    <w:lsdException w:name="List Table 2 Accent 5" w:uiPriority="47"/>
-    <w:lsdException w:name="List Table 3 Accent 5" w:uiPriority="48"/>
-    <w:lsdException w:name="List Table 4 Accent 5" w:uiPriority="49"/>
-    <w:lsdException w:name="List Table 5 Dark Accent 5" w:uiPriority="50"/>
-    <w:lsdException w:name="List Table 6 Colorful Accent 5" w:uiPriority="51"/>
-    <w:lsdException w:name="List Table 7 Colorful Accent 5" w:uiPriority="52"/>
-    <w:lsdException w:name="List Table 1 Light Accent 6" w:uiPriority="46"/>
-    <w:lsdException w:name="List Table 2 Accent 6" w:uiPriority="47"/>
-    <w:lsdException w:name="List Table 3 Accent 6" w:uiPriority="48"/>
-    <w:lsdException w:name="List Table 4 Accent 6" w:uiPriority="49"/>
-    <w:lsdException w:name="List Table 5 Dark Accent 6" w:uiPriority="50"/>
-    <w:lsdException w:name="List Table 6 Colorful Accent 6" w:uiPriority="51"/>
-    <w:lsdException w:name="List Table 7 Colorful Accent 6" w:uiPriority="52"/>
-    <w:lsdException w:name="Mention" w:semiHidden="1" w:unhideWhenUsed="1"/>
-    <w:lsdException w:name="Smart Hyperlink" w:semiHidden="1" w:unhideWhenUsed="1"/>
-    <w:lsdException w:name="Hashtag" w:semiHidden="1" w:unhideWhenUsed="1"/>
-    <w:lsdException w:name="Unresolved Mention" w:semiHidden="1" w:unhideWhenUsed="1"/>
-    <w:lsdException w:name="Smart Link" w:semiHidden="1" w:unhideWhenUsed="1"/>
+  <w:latentStyles w:defLockedState="0" w:defUIPriority="99" w:defSemiHidden="1" w:defUnhideWhenUsed="1" w:defQFormat="0" w:count="267">
+    <w:lsdException w:name="Normal" w:semiHidden="0" w:uiPriority="0" w:unhideWhenUsed="0" w:qFormat="1"/>
+    <w:lsdException w:name="heading 1" w:semiHidden="0" w:uiPriority="9" w:unhideWhenUsed="0" w:qFormat="1"/>
+    <w:lsdException w:name="heading 2" w:uiPriority="9" w:qFormat="1"/>
+    <w:lsdException w:name="heading 3" w:uiPriority="9" w:qFormat="1"/>
+    <w:lsdException w:name="heading 4" w:uiPriority="9" w:qFormat="1"/>
+    <w:lsdException w:name="heading 5" w:uiPriority="9" w:qFormat="1"/>
+    <w:lsdException w:name="heading 6" w:uiPriority="9" w:qFormat="1"/>
+    <w:lsdException w:name="heading 7" w:uiPriority="9" w:qFormat="1"/>
+    <w:lsdException w:name="heading 8" w:uiPriority="9" w:qFormat="1"/>
+    <w:lsdException w:name="heading 9" w:uiPriority="9" w:qFormat="1"/>
+    <w:lsdException w:name="toc 1" w:uiPriority="39"/>
+    <w:lsdException w:name="toc 2" w:uiPriority="39"/>
+    <w:lsdException w:name="toc 3" w:uiPriority="39"/>
+    <w:lsdException w:name="toc 4" w:uiPriority="39"/>
+    <w:lsdException w:name="toc 5" w:uiPriority="39"/>
+    <w:lsdException w:name="toc 6" w:uiPriority="39"/>
+    <w:lsdException w:name="toc 7" w:uiPriority="39"/>
+    <w:lsdException w:name="toc 8" w:uiPriority="39"/>
+    <w:lsdException w:name="toc 9" w:uiPriority="39"/>
+    <w:lsdException w:name="caption" w:uiPriority="35" w:qFormat="1"/>
+    <w:lsdException w:name="Title" w:semiHidden="0" w:uiPriority="10" w:unhideWhenUsed="0" w:qFormat="1"/>
+    <w:lsdException w:name="Default Paragraph Font" w:uiPriority="1"/>
+    <w:lsdException w:name="Subtitle" w:semiHidden="0" w:uiPriority="11" w:unhideWhenUsed="0" w:qFormat="1"/>
+    <w:lsdException w:name="Strong" w:semiHidden="0" w:uiPriority="22" w:unhideWhenUsed="0" w:qFormat="1"/>
+    <w:lsdException w:name="Emphasis" w:semiHidden="0" w:uiPriority="20" w:unhideWhenUsed="0" w:qFormat="1"/>
+    <w:lsdException w:name="Table Grid" w:semiHidden="0" w:uiPriority="39" w:unhideWhenUsed="0"/>
+    <w:lsdException w:name="Placeholder Text" w:unhideWhenUsed="0"/>
+    <w:lsdException w:name="No Spacing" w:semiHidden="0" w:uiPriority="1" w:unhideWhenUsed="0" w:qFormat="1"/>
+    <w:lsdException w:name="Light Shading" w:semiHidden="0" w:uiPriority="60" w:unhideWhenUsed="0"/>
+    <w:lsdException w:name="Light List" w:semiHidden="0" w:uiPriority="61" w:unhideWhenUsed="0"/>
+    <w:lsdException w:name="Light Grid" w:semiHidden="0" w:uiPriority="62" w:unhideWhenUsed="0"/>
+    <w:lsdException w:name="Medium Shading 1" w:semiHidden="0" w:uiPriority="63" w:unhideWhenUsed="0"/>
+    <w:lsdException w:name="Medium Shading 2" w:semiHidden="0" w:uiPriority="64" w:unhideWhenUsed="0"/>
+    <w:lsdException w:name="Medium List 1" w:semiHidden="0" w:uiPriority="65" w:unhideWhenUsed="0"/>
+    <w:lsdException w:name="Medium List 2" w:semiHidden="0" w:uiPriority="66" w:unhideWhenUsed="0"/>
+    <w:lsdException w:name="Medium Grid 1" w:semiHidden="0" w:uiPriority="67" w:unhideWhenUsed="0"/>
+    <w:lsdException w:name="Medium Grid 2" w:semiHidden="0" w:uiPriority="68" w:unhideWhenUsed="0"/>
+    <w:lsdException w:name="Medium Grid 3" w:semiHidden="0" w:uiPriority="69" w:unhideWhenUsed="0"/>
+    <w:lsdException w:name="Dark List" w:semiHidden="0" w:uiPriority="70" w:unhideWhenUsed="0"/>
+    <w:lsdException w:name="Colorful Shading" w:semiHidden="0" w:uiPriority="71" w:unhideWhenUsed="0"/>
+    <w:lsdException w:name="Colorful List" w:semiHidden="0" w:uiPriority="72" w:unhideWhenUsed="0"/>
+    <w:lsdException w:name="Colorful Grid" w:semiHidden="0" w:uiPriority="73" w:unhideWhenUsed="0"/>
+    <w:lsdException w:name="Light Shading Accent 1" w:semiHidden="0" w:uiPriority="60" w:unhideWhenUsed="0"/>
+    <w:lsdException w:name="Light List Accent 1" w:semiHidden="0" w:uiPriority="61" w:unhideWhenUsed="0"/>
+    <w:lsdException w:name="Light Grid Accent 1" w:semiHidden="0" w:uiPriority="62" w:unhideWhenUsed="0"/>
+    <w:lsdException w:name="Medium Shading 1 Accent 1" w:semiHidden="0" w:uiPriority="63" w:unhideWhenUsed="0"/>
+    <w:lsdException w:name="Medium Shading 2 Accent 1" w:semiHidden="0" w:uiPriority="64" w:unhideWhenUsed="0"/>
+    <w:lsdException w:name="Medium List 1 Accent 1" w:semiHidden="0" w:uiPriority="65" w:unhideWhenUsed="0"/>
+    <w:lsdException w:name="Revision" w:unhideWhenUsed="0"/>
+    <w:lsdException w:name="List Paragraph" w:semiHidden="0" w:uiPriority="34" w:unhideWhenUsed="0" w:qFormat="1"/>
+    <w:lsdException w:name="Quote" w:semiHidden="0" w:uiPriority="29" w:unhideWhenUsed="0" w:qFormat="1"/>
+    <w:lsdException w:name="Intense Quote" w:semiHidden="0" w:uiPriority="30" w:unhideWhenUsed="0" w:qFormat="1"/>
+    <w:lsdException w:name="Medium List 2 Accent 1" w:semiHidden="0" w:uiPriority="66" w:unhideWhenUsed="0"/>
+    <w:lsdException w:name="Medium Grid 1 Accent 1" w:semiHidden="0" w:uiPriority="67" w:unhideWhenUsed="0"/>
+    <w:lsdException w:name="Medium Grid 2 Accent 1" w:semiHidden="0" w:uiPriority="68" w:unhideWhenUsed="0"/>
+    <w:lsdException w:name="Medium Grid 3 Accent 1" w:semiHidden="0" w:uiPriority="69" w:unhideWhenUsed="0"/>
+    <w:lsdException w:name="Dark List Accent 1" w:semiHidden="0" w:uiPriority="70" w:unhideWhenUsed="0"/>
+    <w:lsdException w:name="Colorful Shading Accent 1" w:semiHidden="0" w:uiPriority="71" w:unhideWhenUsed="0"/>
+    <w:lsdException w:name="Colorful List Accent 1" w:semiHidden="0" w:uiPriority="72" w:unhideWhenUsed="0"/>
+    <w:lsdException w:name="Colorful Grid Accent 1" w:semiHidden="0" w:uiPriority="73" w:unhideWhenUsed="0"/>
+    <w:lsdException w:name="Light Shading Accent 2" w:semiHidden="0" w:uiPriority="60" w:unhideWhenUsed="0"/>
+    <w:lsdException w:name="Light List Accent 2" w:semiHidden="0" w:uiPriority="61" w:unhideWhenUsed="0"/>
+    <w:lsdException w:name="Light Grid Accent 2" w:semiHidden="0" w:uiPriority="62" w:unhideWhenUsed="0"/>
+    <w:lsdException w:name="Medium Shading 1 Accent 2" w:semiHidden="0" w:uiPriority="63" w:unhideWhenUsed="0"/>
+    <w:lsdException w:name="Medium Shading 2 Accent 2" w:semiHidden="0" w:uiPriority="64" w:unhideWhenUsed="0"/>
+    <w:lsdException w:name="Medium List 1 Accent 2" w:semiHidden="0" w:uiPriority="65" w:unhideWhenUsed="0"/>
+    <w:lsdException w:name="Medium List 2 Accent 2" w:semiHidden="0" w:uiPriority="66" w:unhideWhenUsed="0"/>
+    <w:lsdException w:name="Medium Grid 1 Accent 2" w:semiHidden="0" w:uiPriority="67" w:unhideWhenUsed="0"/>
+    <w:lsdException w:name="Medium Grid 2 Accent 2" w:semiHidden="0" w:uiPriority="68" w:unhideWhenUsed="0"/>
+    <w:lsdException w:name="Medium Grid 3 Accent 2" w:semiHidden="0" w:uiPriority="69" w:unhideWhenUsed="0"/>
+    <w:lsdException w:name="Dark List Accent 2" w:semiHidden="0" w:uiPriority="70" w:unhideWhenUsed="0"/>
+    <w:lsdException w:name="Colorful Shading Accent 2" w:semiHidden="0" w:uiPriority="71" w:unhideWhenUsed="0"/>
+    <w:lsdException w:name="Colorful List Accent 2" w:semiHidden="0" w:uiPriority="72" w:unhideWhenUsed="0"/>
+    <w:lsdException w:name="Colorful Grid Accent 2" w:semiHidden="0" w:uiPriority="73" w:unhideWhenUsed="0"/>
+    <w:lsdException w:name="Light Shading Accent 3" w:semiHidden="0" w:uiPriority="60" w:unhideWhenUsed="0"/>
+    <w:lsdException w:name="Light List Accent 3" w:semiHidden="0" w:uiPriority="61" w:unhideWhenUsed="0"/>
+    <w:lsdException w:name="Light Grid Accent 3" w:semiHidden="0" w:uiPriority="62" w:unhideWhenUsed="0"/>
+    <w:lsdException w:name="Medium Shading 1 Accent 3" w:semiHidden="0" w:uiPriority="63" w:unhideWhenUsed="0"/>
+    <w:lsdException w:name="Medium Shading 2 Accent 3" w:semiHidden="0" w:uiPriority="64" w:unhideWhenUsed="0"/>
+    <w:lsdException w:name="Medium List 1 Accent 3" w:semiHidden="0" w:uiPriority="65" w:unhideWhenUsed="0"/>
+    <w:lsdException w:name="Medium List 2 Accent 3" w:semiHidden="0" w:uiPriority="66" w:unhideWhenUsed="0"/>
+    <w:lsdException w:name="Medium Grid 1 Accent 3" w:semiHidden="0" w:uiPriority="67" w:unhideWhenUsed="0"/>
+    <w:lsdException w:name="Medium Grid 2 Accent 3" w:semiHidden="0" w:uiPriority="68" w:unhideWhenUsed="0"/>
+    <w:lsdException w:name="Medium Grid 3 Accent 3" w:semiHidden="0" w:uiPriority="69" w:unhideWhenUsed="0"/>
+    <w:lsdException w:name="Dark List Accent 3" w:semiHidden="0" w:uiPriority="70" w:unhideWhenUsed="0"/>
+    <w:lsdException w:name="Colorful Shading Accent 3" w:semiHidden="0" w:uiPriority="71" w:unhideWhenUsed="0"/>
+    <w:lsdException w:name="Colorful List Accent 3" w:semiHidden="0" w:uiPriority="72" w:unhideWhenUsed="0"/>
+    <w:lsdException w:name="Colorful Grid Accent 3" w:semiHidden="0" w:uiPriority="73" w:unhideWhenUsed="0"/>
+    <w:lsdException w:name="Light Shading Accent 4" w:semiHidden="0" w:uiPriority="60" w:unhideWhenUsed="0"/>
+    <w:lsdException w:name="Light List Accent 4" w:semiHidden="0" w:uiPriority="61" w:unhideWhenUsed="0"/>
+    <w:lsdException w:name="Light Grid Accent 4" w:semiHidden="0" w:uiPriority="62" w:unhideWhenUsed="0"/>
+    <w:lsdException w:name="Medium Shading 1 Accent 4" w:semiHidden="0" w:uiPriority="63" w:unhideWhenUsed="0"/>
+    <w:lsdException w:name="Medium Shading 2 Accent 4" w:semiHidden="0" w:uiPriority="64" w:unhideWhenUsed="0"/>
+    <w:lsdException w:name="Medium List 1 Accent 4" w:semiHidden="0" w:uiPriority="65" w:unhideWhenUsed="0"/>
+    <w:lsdException w:name="Medium List 2 Accent 4" w:semiHidden="0" w:uiPriority="66" w:unhideWhenUsed="0"/>
+    <w:lsdException w:name="Medium Grid 1 Accent 4" w:semiHidden="0" w:uiPriority="67" w:unhideWhenUsed="0"/>
+    <w:lsdException w:name="Medium Grid 2 Accent 4" w:semiHidden="0" w:uiPriority="68" w:unhideWhenUsed="0"/>
+    <w:lsdException w:name="Medium Grid 3 Accent 4" w:semiHidden="0" w:uiPriority="69" w:unhideWhenUsed="0"/>
+    <w:lsdException w:name="Dark List Accent 4" w:semiHidden="0" w:uiPriority="70" w:unhideWhenUsed="0"/>
+    <w:lsdException w:name="Colorful Shading Accent 4" w:semiHidden="0" w:uiPriority="71" w:unhideWhenUsed="0"/>
+    <w:lsdException w:name="Colorful List Accent 4" w:semiHidden="0" w:uiPriority="72" w:unhideWhenUsed="0"/>
+    <w:lsdException w:name="Colorful Grid Accent 4" w:semiHidden="0" w:uiPriority="73" w:unhideWhenUsed="0"/>
+    <w:lsdException w:name="Light Shading Accent 5" w:semiHidden="0" w:uiPriority="60" w:unhideWhenUsed="0"/>
+    <w:lsdException w:name="Light List Accent 5" w:semiHidden="0" w:uiPriority="61" w:unhideWhenUsed="0"/>
+    <w:lsdException w:name="Light Grid Accent 5" w:semiHidden="0" w:uiPriority="62" w:unhideWhenUsed="0"/>
+    <w:lsdException w:name="Medium Shading 1 Accent 5" w:semiHidden="0" w:uiPriority="63" w:unhideWhenUsed="0"/>
+    <w:lsdException w:name="Medium Shading 2 Accent 5" w:semiHidden="0" w:uiPriority="64" w:unhideWhenUsed="0"/>
+    <w:lsdException w:name="Medium List 1 Accent 5" w:semiHidden="0" w:uiPriority="65" w:unhideWhenUsed="0"/>
+    <w:lsdException w:name="Medium List 2 Accent 5" w:semiHidden="0" w:uiPriority="66" w:unhideWhenUsed="0"/>
+    <w:lsdException w:name="Medium Grid 1 Accent 5" w:semiHidden="0" w:uiPriority="67" w:unhideWhenUsed="0"/>
+    <w:lsdException w:name="Medium Grid 2 Accent 5" w:semiHidden="0" w:uiPriority="68" w:unhideWhenUsed="0"/>
+    <w:lsdException w:name="Medium Grid 3 Accent 5" w:semiHidden="0" w:uiPriority="69" w:unhideWhenUsed="0"/>
+    <w:lsdException w:name="Dark List Accent 5" w:semiHidden="0" w:uiPriority="70" w:unhideWhenUsed="0"/>
+    <w:lsdException w:name="Colorful Shading Accent 5" w:semiHidden="0" w:uiPriority="71" w:unhideWhenUsed="0"/>
+    <w:lsdException w:name="Colorful List Accent 5" w:semiHidden="0" w:uiPriority="72" w:unhideWhenUsed="0"/>
+    <w:lsdException w:name="Colorful Grid Accent 5" w:semiHidden="0" w:uiPriority="73" w:unhideWhenUsed="0"/>
+    <w:lsdException w:name="Light Shading Accent 6" w:semiHidden="0" w:uiPriority="60" w:unhideWhenUsed="0"/>
+    <w:lsdException w:name="Light List Accent 6" w:semiHidden="0" w:uiPriority="61" w:unhideWhenUsed="0"/>
+    <w:lsdException w:name="Light Grid Accent 6" w:semiHidden="0" w:uiPriority="62" w:unhideWhenUsed="0"/>
+    <w:lsdException w:name="Medium Shading 1 Accent 6" w:semiHidden="0" w:uiPriority="63" w:unhideWhenUsed="0"/>
+    <w:lsdException w:name="Medium Shading 2 Accent 6" w:semiHidden="0" w:uiPriority="64" w:unhideWhenUsed="0"/>
+    <w:lsdException w:name="Medium List 1 Accent 6" w:semiHidden="0" w:uiPriority="65" w:unhideWhenUsed="0"/>
+    <w:lsdException w:name="Medium List 2 Accent 6" w:semiHidden="0" w:uiPriority="66" w:unhideWhenUsed="0"/>
+    <w:lsdException w:name="Medium Grid 1 Accent 6" w:semiHidden="0" w:uiPriority="67" w:unhideWhenUsed="0"/>
+    <w:lsdException w:name="Medium Grid 2 Accent 6" w:semiHidden="0" w:uiPriority="68" w:unhideWhenUsed="0"/>
+    <w:lsdException w:name="Medium Grid 3 Accent 6" w:semiHidden="0" w:uiPriority="69" w:unhideWhenUsed="0"/>
+    <w:lsdException w:name="Dark List Accent 6" w:semiHidden="0" w:uiPriority="70" w:unhideWhenUsed="0"/>
+    <w:lsdException w:name="Colorful Shading Accent 6" w:semiHidden="0" w:uiPriority="71" w:unhideWhenUsed="0"/>
+    <w:lsdException w:name="Colorful List Accent 6" w:semiHidden="0" w:uiPriority="72" w:unhideWhenUsed="0"/>
+    <w:lsdException w:name="Colorful Grid Accent 6" w:semiHidden="0" w:uiPriority="73" w:unhideWhenUsed="0"/>
+    <w:lsdException w:name="Subtle Emphasis" w:semiHidden="0" w:uiPriority="19" w:unhideWhenUsed="0" w:qFormat="1"/>
+    <w:lsdException w:name="Intense Emphasis" w:semiHidden="0" w:uiPriority="21" w:unhideWhenUsed="0" w:qFormat="1"/>
+    <w:lsdException w:name="Subtle Reference" w:semiHidden="0" w:uiPriority="31" w:unhideWhenUsed="0" w:qFormat="1"/>
+    <w:lsdException w:name="Intense Reference" w:semiHidden="0" w:uiPriority="32" w:unhideWhenUsed="0" w:qFormat="1"/>
+    <w:lsdException w:name="Book Title" w:semiHidden="0" w:uiPriority="33" w:unhideWhenUsed="0" w:qFormat="1"/>
+    <w:lsdException w:name="Bibliography" w:uiPriority="37"/>
+    <w:lsdException w:name="TOC Heading" w:uiPriority="39" w:qFormat="1"/>
   </w:latentStyles>
   <w:style w:type="paragraph" w:default="1" w:styleId="a">
     <w:name w:val="Normal"/>
@@ -4662,7 +4553,7 @@
     <w:name w:val="heading 1"/>
     <w:basedOn w:val="a"/>
     <w:next w:val="a"/>
-    <w:link w:val="10"/>
+    <w:link w:val="1Char"/>
     <w:uiPriority w:val="9"/>
     <w:qFormat/>
     <w:rsid w:val="00E61DC9"/>
@@ -4683,7 +4574,7 @@
     <w:name w:val="heading 2"/>
     <w:basedOn w:val="a"/>
     <w:next w:val="a"/>
-    <w:link w:val="20"/>
+    <w:link w:val="2Char"/>
     <w:uiPriority w:val="9"/>
     <w:semiHidden/>
     <w:unhideWhenUsed/>
@@ -4706,7 +4597,7 @@
     <w:name w:val="heading 3"/>
     <w:basedOn w:val="a"/>
     <w:next w:val="a"/>
-    <w:link w:val="30"/>
+    <w:link w:val="3Char"/>
     <w:uiPriority w:val="9"/>
     <w:semiHidden/>
     <w:unhideWhenUsed/>
@@ -4729,7 +4620,7 @@
     <w:name w:val="heading 4"/>
     <w:basedOn w:val="a"/>
     <w:next w:val="a"/>
-    <w:link w:val="40"/>
+    <w:link w:val="4Char"/>
     <w:uiPriority w:val="9"/>
     <w:semiHidden/>
     <w:unhideWhenUsed/>
@@ -4752,7 +4643,7 @@
     <w:name w:val="heading 5"/>
     <w:basedOn w:val="a"/>
     <w:next w:val="a"/>
-    <w:link w:val="50"/>
+    <w:link w:val="5Char"/>
     <w:uiPriority w:val="9"/>
     <w:semiHidden/>
     <w:unhideWhenUsed/>
@@ -4773,7 +4664,7 @@
     <w:name w:val="heading 6"/>
     <w:basedOn w:val="a"/>
     <w:next w:val="a"/>
-    <w:link w:val="60"/>
+    <w:link w:val="6Char"/>
     <w:uiPriority w:val="9"/>
     <w:semiHidden/>
     <w:unhideWhenUsed/>
@@ -4796,7 +4687,7 @@
     <w:name w:val="heading 7"/>
     <w:basedOn w:val="a"/>
     <w:next w:val="a"/>
-    <w:link w:val="70"/>
+    <w:link w:val="7Char"/>
     <w:uiPriority w:val="9"/>
     <w:semiHidden/>
     <w:unhideWhenUsed/>
@@ -4817,7 +4708,7 @@
     <w:name w:val="heading 8"/>
     <w:basedOn w:val="a"/>
     <w:next w:val="a"/>
-    <w:link w:val="80"/>
+    <w:link w:val="8Char"/>
     <w:uiPriority w:val="9"/>
     <w:semiHidden/>
     <w:unhideWhenUsed/>
@@ -4840,7 +4731,7 @@
     <w:name w:val="heading 9"/>
     <w:basedOn w:val="a"/>
     <w:next w:val="a"/>
-    <w:link w:val="90"/>
+    <w:link w:val="9Char"/>
     <w:uiPriority w:val="9"/>
     <w:semiHidden/>
     <w:unhideWhenUsed/>
@@ -4884,8 +4775,8 @@
     <w:semiHidden/>
     <w:unhideWhenUsed/>
   </w:style>
-  <w:style w:type="character" w:customStyle="1" w:styleId="10">
-    <w:name w:val="标题 1 字符"/>
+  <w:style w:type="character" w:customStyle="1" w:styleId="1Char">
+    <w:name w:val="标题 1 Char"/>
     <w:basedOn w:val="a0"/>
     <w:link w:val="1"/>
     <w:uiPriority w:val="9"/>
@@ -4897,8 +4788,8 @@
       <w:szCs w:val="40"/>
     </w:rPr>
   </w:style>
-  <w:style w:type="character" w:customStyle="1" w:styleId="20">
-    <w:name w:val="标题 2 字符"/>
+  <w:style w:type="character" w:customStyle="1" w:styleId="2Char">
+    <w:name w:val="标题 2 Char"/>
     <w:basedOn w:val="a0"/>
     <w:link w:val="2"/>
     <w:uiPriority w:val="9"/>
@@ -4911,8 +4802,8 @@
       <w:szCs w:val="32"/>
     </w:rPr>
   </w:style>
-  <w:style w:type="character" w:customStyle="1" w:styleId="30">
-    <w:name w:val="标题 3 字符"/>
+  <w:style w:type="character" w:customStyle="1" w:styleId="3Char">
+    <w:name w:val="标题 3 Char"/>
     <w:basedOn w:val="a0"/>
     <w:link w:val="3"/>
     <w:uiPriority w:val="9"/>
@@ -4925,8 +4816,8 @@
       <w:szCs w:val="28"/>
     </w:rPr>
   </w:style>
-  <w:style w:type="character" w:customStyle="1" w:styleId="40">
-    <w:name w:val="标题 4 字符"/>
+  <w:style w:type="character" w:customStyle="1" w:styleId="4Char">
+    <w:name w:val="标题 4 Char"/>
     <w:basedOn w:val="a0"/>
     <w:link w:val="4"/>
     <w:uiPriority w:val="9"/>
@@ -4939,8 +4830,8 @@
       <w:color w:val="0F4761" w:themeColor="accent1" w:themeShade="BF"/>
     </w:rPr>
   </w:style>
-  <w:style w:type="character" w:customStyle="1" w:styleId="50">
-    <w:name w:val="标题 5 字符"/>
+  <w:style w:type="character" w:customStyle="1" w:styleId="5Char">
+    <w:name w:val="标题 5 Char"/>
     <w:basedOn w:val="a0"/>
     <w:link w:val="5"/>
     <w:uiPriority w:val="9"/>
@@ -4951,8 +4842,8 @@
       <w:color w:val="0F4761" w:themeColor="accent1" w:themeShade="BF"/>
     </w:rPr>
   </w:style>
-  <w:style w:type="character" w:customStyle="1" w:styleId="60">
-    <w:name w:val="标题 6 字符"/>
+  <w:style w:type="character" w:customStyle="1" w:styleId="6Char">
+    <w:name w:val="标题 6 Char"/>
     <w:basedOn w:val="a0"/>
     <w:link w:val="6"/>
     <w:uiPriority w:val="9"/>
@@ -4965,8 +4856,8 @@
       <w:color w:val="595959" w:themeColor="text1" w:themeTint="A6"/>
     </w:rPr>
   </w:style>
-  <w:style w:type="character" w:customStyle="1" w:styleId="70">
-    <w:name w:val="标题 7 字符"/>
+  <w:style w:type="character" w:customStyle="1" w:styleId="7Char">
+    <w:name w:val="标题 7 Char"/>
     <w:basedOn w:val="a0"/>
     <w:link w:val="7"/>
     <w:uiPriority w:val="9"/>
@@ -4977,8 +4868,8 @@
       <w:color w:val="595959" w:themeColor="text1" w:themeTint="A6"/>
     </w:rPr>
   </w:style>
-  <w:style w:type="character" w:customStyle="1" w:styleId="80">
-    <w:name w:val="标题 8 字符"/>
+  <w:style w:type="character" w:customStyle="1" w:styleId="8Char">
+    <w:name w:val="标题 8 Char"/>
     <w:basedOn w:val="a0"/>
     <w:link w:val="8"/>
     <w:uiPriority w:val="9"/>
@@ -4991,8 +4882,8 @@
       <w:color w:val="272727" w:themeColor="text1" w:themeTint="D8"/>
     </w:rPr>
   </w:style>
-  <w:style w:type="character" w:customStyle="1" w:styleId="90">
-    <w:name w:val="标题 9 字符"/>
+  <w:style w:type="character" w:customStyle="1" w:styleId="9Char">
+    <w:name w:val="标题 9 Char"/>
     <w:basedOn w:val="a0"/>
     <w:link w:val="9"/>
     <w:uiPriority w:val="9"/>
@@ -5007,7 +4898,7 @@
     <w:name w:val="Title"/>
     <w:basedOn w:val="a"/>
     <w:next w:val="a"/>
-    <w:link w:val="a4"/>
+    <w:link w:val="Char"/>
     <w:uiPriority w:val="10"/>
     <w:qFormat/>
     <w:rsid w:val="00E61DC9"/>
@@ -5023,8 +4914,8 @@
       <w:szCs w:val="56"/>
     </w:rPr>
   </w:style>
-  <w:style w:type="character" w:customStyle="1" w:styleId="a4">
-    <w:name w:val="标题 字符"/>
+  <w:style w:type="character" w:customStyle="1" w:styleId="Char">
+    <w:name w:val="标题 Char"/>
     <w:basedOn w:val="a0"/>
     <w:link w:val="a3"/>
     <w:uiPriority w:val="10"/>
@@ -5037,11 +4928,11 @@
       <w:szCs w:val="56"/>
     </w:rPr>
   </w:style>
-  <w:style w:type="paragraph" w:styleId="a5">
+  <w:style w:type="paragraph" w:styleId="a4">
     <w:name w:val="Subtitle"/>
     <w:basedOn w:val="a"/>
     <w:next w:val="a"/>
-    <w:link w:val="a6"/>
+    <w:link w:val="Char0"/>
     <w:uiPriority w:val="11"/>
     <w:qFormat/>
     <w:rsid w:val="00E61DC9"/>
@@ -5058,10 +4949,10 @@
       <w:szCs w:val="28"/>
     </w:rPr>
   </w:style>
-  <w:style w:type="character" w:customStyle="1" w:styleId="a6">
-    <w:name w:val="副标题 字符"/>
+  <w:style w:type="character" w:customStyle="1" w:styleId="Char0">
+    <w:name w:val="副标题 Char"/>
     <w:basedOn w:val="a0"/>
-    <w:link w:val="a5"/>
+    <w:link w:val="a4"/>
     <w:uiPriority w:val="11"/>
     <w:rsid w:val="00E61DC9"/>
     <w:rPr>
@@ -5072,11 +4963,11 @@
       <w:szCs w:val="28"/>
     </w:rPr>
   </w:style>
-  <w:style w:type="paragraph" w:styleId="a7">
+  <w:style w:type="paragraph" w:styleId="a5">
     <w:name w:val="Quote"/>
     <w:basedOn w:val="a"/>
     <w:next w:val="a"/>
-    <w:link w:val="a8"/>
+    <w:link w:val="Char1"/>
     <w:uiPriority w:val="29"/>
     <w:qFormat/>
     <w:rsid w:val="00E61DC9"/>
@@ -5090,10 +4981,10 @@
       <w:color w:val="404040" w:themeColor="text1" w:themeTint="BF"/>
     </w:rPr>
   </w:style>
-  <w:style w:type="character" w:customStyle="1" w:styleId="a8">
-    <w:name w:val="引用 字符"/>
+  <w:style w:type="character" w:customStyle="1" w:styleId="Char1">
+    <w:name w:val="引用 Char"/>
     <w:basedOn w:val="a0"/>
-    <w:link w:val="a7"/>
+    <w:link w:val="a5"/>
     <w:uiPriority w:val="29"/>
     <w:rsid w:val="00E61DC9"/>
     <w:rPr>
@@ -5102,7 +4993,7 @@
       <w:color w:val="404040" w:themeColor="text1" w:themeTint="BF"/>
     </w:rPr>
   </w:style>
-  <w:style w:type="paragraph" w:styleId="a9">
+  <w:style w:type="paragraph" w:styleId="a6">
     <w:name w:val="List Paragraph"/>
     <w:basedOn w:val="a"/>
     <w:uiPriority w:val="34"/>
@@ -5113,7 +5004,7 @@
       <w:contextualSpacing/>
     </w:pPr>
   </w:style>
-  <w:style w:type="character" w:styleId="aa">
+  <w:style w:type="character" w:styleId="a7">
     <w:name w:val="Intense Emphasis"/>
     <w:basedOn w:val="a0"/>
     <w:uiPriority w:val="21"/>
@@ -5125,11 +5016,11 @@
       <w:color w:val="0F4761" w:themeColor="accent1" w:themeShade="BF"/>
     </w:rPr>
   </w:style>
-  <w:style w:type="paragraph" w:styleId="ab">
+  <w:style w:type="paragraph" w:styleId="a8">
     <w:name w:val="Intense Quote"/>
     <w:basedOn w:val="a"/>
     <w:next w:val="a"/>
-    <w:link w:val="ac"/>
+    <w:link w:val="Char2"/>
     <w:uiPriority w:val="30"/>
     <w:qFormat/>
     <w:rsid w:val="00E61DC9"/>
@@ -5148,10 +5039,10 @@
       <w:color w:val="0F4761" w:themeColor="accent1" w:themeShade="BF"/>
     </w:rPr>
   </w:style>
-  <w:style w:type="character" w:customStyle="1" w:styleId="ac">
-    <w:name w:val="明显引用 字符"/>
+  <w:style w:type="character" w:customStyle="1" w:styleId="Char2">
+    <w:name w:val="明显引用 Char"/>
     <w:basedOn w:val="a0"/>
-    <w:link w:val="ab"/>
+    <w:link w:val="a8"/>
     <w:uiPriority w:val="30"/>
     <w:rsid w:val="00E61DC9"/>
     <w:rPr>
@@ -5160,7 +5051,7 @@
       <w:color w:val="0F4761" w:themeColor="accent1" w:themeShade="BF"/>
     </w:rPr>
   </w:style>
-  <w:style w:type="character" w:styleId="ad">
+  <w:style w:type="character" w:styleId="a9">
     <w:name w:val="Intense Reference"/>
     <w:basedOn w:val="a0"/>
     <w:uiPriority w:val="32"/>
@@ -5174,10 +5065,10 @@
       <w:spacing w:val="5"/>
     </w:rPr>
   </w:style>
-  <w:style w:type="paragraph" w:styleId="ae">
+  <w:style w:type="paragraph" w:styleId="aa">
     <w:name w:val="header"/>
     <w:basedOn w:val="a"/>
-    <w:link w:val="af"/>
+    <w:link w:val="Char3"/>
     <w:uiPriority w:val="99"/>
     <w:unhideWhenUsed/>
     <w:rsid w:val="00DB022E"/>
@@ -5189,17 +5080,17 @@
       <w:spacing w:after="0" w:line="240" w:lineRule="auto"/>
     </w:pPr>
   </w:style>
-  <w:style w:type="character" w:customStyle="1" w:styleId="af">
-    <w:name w:val="页眉 字符"/>
+  <w:style w:type="character" w:customStyle="1" w:styleId="Char3">
+    <w:name w:val="页眉 Char"/>
     <w:basedOn w:val="a0"/>
-    <w:link w:val="ae"/>
+    <w:link w:val="aa"/>
     <w:uiPriority w:val="99"/>
     <w:rsid w:val="00DB022E"/>
   </w:style>
-  <w:style w:type="paragraph" w:styleId="af0">
+  <w:style w:type="paragraph" w:styleId="ab">
     <w:name w:val="footer"/>
     <w:basedOn w:val="a"/>
-    <w:link w:val="af1"/>
+    <w:link w:val="Char4"/>
     <w:uiPriority w:val="99"/>
     <w:unhideWhenUsed/>
     <w:rsid w:val="00DB022E"/>
@@ -5211,12 +5102,819 @@
       <w:spacing w:after="0" w:line="240" w:lineRule="auto"/>
     </w:pPr>
   </w:style>
-  <w:style w:type="character" w:customStyle="1" w:styleId="af1">
-    <w:name w:val="页脚 字符"/>
+  <w:style w:type="character" w:customStyle="1" w:styleId="Char4">
+    <w:name w:val="页脚 Char"/>
     <w:basedOn w:val="a0"/>
-    <w:link w:val="af0"/>
+    <w:link w:val="ab"/>
     <w:uiPriority w:val="99"/>
     <w:rsid w:val="00DB022E"/>
+  </w:style>
+  <w:style w:type="paragraph" w:styleId="ac">
+    <w:name w:val="Balloon Text"/>
+    <w:basedOn w:val="a"/>
+    <w:link w:val="Char5"/>
+    <w:uiPriority w:val="99"/>
+    <w:semiHidden/>
+    <w:unhideWhenUsed/>
+    <w:rsid w:val="007C7BC7"/>
+    <w:pPr>
+      <w:spacing w:after="0" w:line="240" w:lineRule="auto"/>
+    </w:pPr>
+    <w:rPr>
+      <w:rFonts w:ascii="宋体" w:eastAsia="宋体"/>
+      <w:sz w:val="18"/>
+      <w:szCs w:val="18"/>
+    </w:rPr>
+  </w:style>
+  <w:style w:type="character" w:customStyle="1" w:styleId="Char5">
+    <w:name w:val="批注框文本 Char"/>
+    <w:basedOn w:val="a0"/>
+    <w:link w:val="ac"/>
+    <w:uiPriority w:val="99"/>
+    <w:semiHidden/>
+    <w:rsid w:val="007C7BC7"/>
+    <w:rPr>
+      <w:rFonts w:ascii="宋体" w:eastAsia="宋体"/>
+      <w:sz w:val="18"/>
+      <w:szCs w:val="18"/>
+    </w:rPr>
+  </w:style>
+  <w:style w:type="character" w:styleId="ad">
+    <w:name w:val="Hyperlink"/>
+    <w:basedOn w:val="a0"/>
+    <w:uiPriority w:val="99"/>
+    <w:unhideWhenUsed/>
+    <w:rsid w:val="00C0291E"/>
+    <w:rPr>
+      <w:color w:val="467886" w:themeColor="hyperlink"/>
+      <w:u w:val="single"/>
+    </w:rPr>
+  </w:style>
+</w:styles>
+</file>
+
+<file path=word/stylesWithEffects.xml><?xml version="1.0" encoding="utf-8"?>
+<w:styles xmlns:wpc="http://schemas.microsoft.com/office/word/2010/wordprocessingCanvas" xmlns:mc="http://schemas.openxmlformats.org/markup-compatibility/2006" xmlns:o="urn:schemas-microsoft-com:office:office" xmlns:r="http://schemas.openxmlformats.org/officeDocument/2006/relationships" xmlns:m="http://schemas.openxmlformats.org/officeDocument/2006/math" xmlns:v="urn:schemas-microsoft-com:vml" xmlns:wp14="http://schemas.microsoft.com/office/word/2010/wordprocessingDrawing" xmlns:wp="http://schemas.openxmlformats.org/drawingml/2006/wordprocessingDrawing" xmlns:w10="urn:schemas-microsoft-com:office:word" xmlns:w="http://schemas.openxmlformats.org/wordprocessingml/2006/main" xmlns:w14="http://schemas.microsoft.com/office/word/2010/wordml" xmlns:wpg="http://schemas.microsoft.com/office/word/2010/wordprocessingGroup" xmlns:wpi="http://schemas.microsoft.com/office/word/2010/wordprocessingInk" xmlns:wne="http://schemas.microsoft.com/office/word/2006/wordml" xmlns:wps="http://schemas.microsoft.com/office/word/2010/wordprocessingShape" mc:Ignorable="w14 wp14">
+  <w:docDefaults>
+    <w:rPrDefault>
+      <w:rPr>
+        <w:rFonts w:asciiTheme="minorHAnsi" w:eastAsiaTheme="minorEastAsia" w:hAnsiTheme="minorHAnsi" w:cstheme="minorBidi"/>
+        <w:kern w:val="2"/>
+        <w:sz w:val="24"/>
+        <w:szCs w:val="24"/>
+        <w:lang w:val="en-GB" w:eastAsia="zh-CN" w:bidi="ar-SA"/>
+        <w14:ligatures w14:val="standardContextual"/>
+      </w:rPr>
+    </w:rPrDefault>
+    <w:pPrDefault>
+      <w:pPr>
+        <w:spacing w:after="160" w:line="278" w:lineRule="auto"/>
+      </w:pPr>
+    </w:pPrDefault>
+  </w:docDefaults>
+  <w:latentStyles w:defLockedState="0" w:defUIPriority="99" w:defSemiHidden="1" w:defUnhideWhenUsed="1" w:defQFormat="0" w:count="267">
+    <w:lsdException w:name="Normal" w:semiHidden="0" w:uiPriority="0" w:unhideWhenUsed="0" w:qFormat="1"/>
+    <w:lsdException w:name="heading 1" w:semiHidden="0" w:uiPriority="9" w:unhideWhenUsed="0" w:qFormat="1"/>
+    <w:lsdException w:name="heading 2" w:uiPriority="9" w:qFormat="1"/>
+    <w:lsdException w:name="heading 3" w:uiPriority="9" w:qFormat="1"/>
+    <w:lsdException w:name="heading 4" w:uiPriority="9" w:qFormat="1"/>
+    <w:lsdException w:name="heading 5" w:uiPriority="9" w:qFormat="1"/>
+    <w:lsdException w:name="heading 6" w:uiPriority="9" w:qFormat="1"/>
+    <w:lsdException w:name="heading 7" w:uiPriority="9" w:qFormat="1"/>
+    <w:lsdException w:name="heading 8" w:uiPriority="9" w:qFormat="1"/>
+    <w:lsdException w:name="heading 9" w:uiPriority="9" w:qFormat="1"/>
+    <w:lsdException w:name="toc 1" w:uiPriority="39"/>
+    <w:lsdException w:name="toc 2" w:uiPriority="39"/>
+    <w:lsdException w:name="toc 3" w:uiPriority="39"/>
+    <w:lsdException w:name="toc 4" w:uiPriority="39"/>
+    <w:lsdException w:name="toc 5" w:uiPriority="39"/>
+    <w:lsdException w:name="toc 6" w:uiPriority="39"/>
+    <w:lsdException w:name="toc 7" w:uiPriority="39"/>
+    <w:lsdException w:name="toc 8" w:uiPriority="39"/>
+    <w:lsdException w:name="toc 9" w:uiPriority="39"/>
+    <w:lsdException w:name="caption" w:uiPriority="35" w:qFormat="1"/>
+    <w:lsdException w:name="Title" w:semiHidden="0" w:uiPriority="10" w:unhideWhenUsed="0" w:qFormat="1"/>
+    <w:lsdException w:name="Default Paragraph Font" w:uiPriority="1"/>
+    <w:lsdException w:name="Subtitle" w:semiHidden="0" w:uiPriority="11" w:unhideWhenUsed="0" w:qFormat="1"/>
+    <w:lsdException w:name="Strong" w:semiHidden="0" w:uiPriority="22" w:unhideWhenUsed="0" w:qFormat="1"/>
+    <w:lsdException w:name="Emphasis" w:semiHidden="0" w:uiPriority="20" w:unhideWhenUsed="0" w:qFormat="1"/>
+    <w:lsdException w:name="Table Grid" w:semiHidden="0" w:uiPriority="39" w:unhideWhenUsed="0"/>
+    <w:lsdException w:name="Placeholder Text" w:unhideWhenUsed="0"/>
+    <w:lsdException w:name="No Spacing" w:semiHidden="0" w:uiPriority="1" w:unhideWhenUsed="0" w:qFormat="1"/>
+    <w:lsdException w:name="Light Shading" w:semiHidden="0" w:uiPriority="60" w:unhideWhenUsed="0"/>
+    <w:lsdException w:name="Light List" w:semiHidden="0" w:uiPriority="61" w:unhideWhenUsed="0"/>
+    <w:lsdException w:name="Light Grid" w:semiHidden="0" w:uiPriority="62" w:unhideWhenUsed="0"/>
+    <w:lsdException w:name="Medium Shading 1" w:semiHidden="0" w:uiPriority="63" w:unhideWhenUsed="0"/>
+    <w:lsdException w:name="Medium Shading 2" w:semiHidden="0" w:uiPriority="64" w:unhideWhenUsed="0"/>
+    <w:lsdException w:name="Medium List 1" w:semiHidden="0" w:uiPriority="65" w:unhideWhenUsed="0"/>
+    <w:lsdException w:name="Medium List 2" w:semiHidden="0" w:uiPriority="66" w:unhideWhenUsed="0"/>
+    <w:lsdException w:name="Medium Grid 1" w:semiHidden="0" w:uiPriority="67" w:unhideWhenUsed="0"/>
+    <w:lsdException w:name="Medium Grid 2" w:semiHidden="0" w:uiPriority="68" w:unhideWhenUsed="0"/>
+    <w:lsdException w:name="Medium Grid 3" w:semiHidden="0" w:uiPriority="69" w:unhideWhenUsed="0"/>
+    <w:lsdException w:name="Dark List" w:semiHidden="0" w:uiPriority="70" w:unhideWhenUsed="0"/>
+    <w:lsdException w:name="Colorful Shading" w:semiHidden="0" w:uiPriority="71" w:unhideWhenUsed="0"/>
+    <w:lsdException w:name="Colorful List" w:semiHidden="0" w:uiPriority="72" w:unhideWhenUsed="0"/>
+    <w:lsdException w:name="Colorful Grid" w:semiHidden="0" w:uiPriority="73" w:unhideWhenUsed="0"/>
+    <w:lsdException w:name="Light Shading Accent 1" w:semiHidden="0" w:uiPriority="60" w:unhideWhenUsed="0"/>
+    <w:lsdException w:name="Light List Accent 1" w:semiHidden="0" w:uiPriority="61" w:unhideWhenUsed="0"/>
+    <w:lsdException w:name="Light Grid Accent 1" w:semiHidden="0" w:uiPriority="62" w:unhideWhenUsed="0"/>
+    <w:lsdException w:name="Medium Shading 1 Accent 1" w:semiHidden="0" w:uiPriority="63" w:unhideWhenUsed="0"/>
+    <w:lsdException w:name="Medium Shading 2 Accent 1" w:semiHidden="0" w:uiPriority="64" w:unhideWhenUsed="0"/>
+    <w:lsdException w:name="Medium List 1 Accent 1" w:semiHidden="0" w:uiPriority="65" w:unhideWhenUsed="0"/>
+    <w:lsdException w:name="Revision" w:unhideWhenUsed="0"/>
+    <w:lsdException w:name="List Paragraph" w:semiHidden="0" w:uiPriority="34" w:unhideWhenUsed="0" w:qFormat="1"/>
+    <w:lsdException w:name="Quote" w:semiHidden="0" w:uiPriority="29" w:unhideWhenUsed="0" w:qFormat="1"/>
+    <w:lsdException w:name="Intense Quote" w:semiHidden="0" w:uiPriority="30" w:unhideWhenUsed="0" w:qFormat="1"/>
+    <w:lsdException w:name="Medium List 2 Accent 1" w:semiHidden="0" w:uiPriority="66" w:unhideWhenUsed="0"/>
+    <w:lsdException w:name="Medium Grid 1 Accent 1" w:semiHidden="0" w:uiPriority="67" w:unhideWhenUsed="0"/>
+    <w:lsdException w:name="Medium Grid 2 Accent 1" w:semiHidden="0" w:uiPriority="68" w:unhideWhenUsed="0"/>
+    <w:lsdException w:name="Medium Grid 3 Accent 1" w:semiHidden="0" w:uiPriority="69" w:unhideWhenUsed="0"/>
+    <w:lsdException w:name="Dark List Accent 1" w:semiHidden="0" w:uiPriority="70" w:unhideWhenUsed="0"/>
+    <w:lsdException w:name="Colorful Shading Accent 1" w:semiHidden="0" w:uiPriority="71" w:unhideWhenUsed="0"/>
+    <w:lsdException w:name="Colorful List Accent 1" w:semiHidden="0" w:uiPriority="72" w:unhideWhenUsed="0"/>
+    <w:lsdException w:name="Colorful Grid Accent 1" w:semiHidden="0" w:uiPriority="73" w:unhideWhenUsed="0"/>
+    <w:lsdException w:name="Light Shading Accent 2" w:semiHidden="0" w:uiPriority="60" w:unhideWhenUsed="0"/>
+    <w:lsdException w:name="Light List Accent 2" w:semiHidden="0" w:uiPriority="61" w:unhideWhenUsed="0"/>
+    <w:lsdException w:name="Light Grid Accent 2" w:semiHidden="0" w:uiPriority="62" w:unhideWhenUsed="0"/>
+    <w:lsdException w:name="Medium Shading 1 Accent 2" w:semiHidden="0" w:uiPriority="63" w:unhideWhenUsed="0"/>
+    <w:lsdException w:name="Medium Shading 2 Accent 2" w:semiHidden="0" w:uiPriority="64" w:unhideWhenUsed="0"/>
+    <w:lsdException w:name="Medium List 1 Accent 2" w:semiHidden="0" w:uiPriority="65" w:unhideWhenUsed="0"/>
+    <w:lsdException w:name="Medium List 2 Accent 2" w:semiHidden="0" w:uiPriority="66" w:unhideWhenUsed="0"/>
+    <w:lsdException w:name="Medium Grid 1 Accent 2" w:semiHidden="0" w:uiPriority="67" w:unhideWhenUsed="0"/>
+    <w:lsdException w:name="Medium Grid 2 Accent 2" w:semiHidden="0" w:uiPriority="68" w:unhideWhenUsed="0"/>
+    <w:lsdException w:name="Medium Grid 3 Accent 2" w:semiHidden="0" w:uiPriority="69" w:unhideWhenUsed="0"/>
+    <w:lsdException w:name="Dark List Accent 2" w:semiHidden="0" w:uiPriority="70" w:unhideWhenUsed="0"/>
+    <w:lsdException w:name="Colorful Shading Accent 2" w:semiHidden="0" w:uiPriority="71" w:unhideWhenUsed="0"/>
+    <w:lsdException w:name="Colorful List Accent 2" w:semiHidden="0" w:uiPriority="72" w:unhideWhenUsed="0"/>
+    <w:lsdException w:name="Colorful Grid Accent 2" w:semiHidden="0" w:uiPriority="73" w:unhideWhenUsed="0"/>
+    <w:lsdException w:name="Light Shading Accent 3" w:semiHidden="0" w:uiPriority="60" w:unhideWhenUsed="0"/>
+    <w:lsdException w:name="Light List Accent 3" w:semiHidden="0" w:uiPriority="61" w:unhideWhenUsed="0"/>
+    <w:lsdException w:name="Light Grid Accent 3" w:semiHidden="0" w:uiPriority="62" w:unhideWhenUsed="0"/>
+    <w:lsdException w:name="Medium Shading 1 Accent 3" w:semiHidden="0" w:uiPriority="63" w:unhideWhenUsed="0"/>
+    <w:lsdException w:name="Medium Shading 2 Accent 3" w:semiHidden="0" w:uiPriority="64" w:unhideWhenUsed="0"/>
+    <w:lsdException w:name="Medium List 1 Accent 3" w:semiHidden="0" w:uiPriority="65" w:unhideWhenUsed="0"/>
+    <w:lsdException w:name="Medium List 2 Accent 3" w:semiHidden="0" w:uiPriority="66" w:unhideWhenUsed="0"/>
+    <w:lsdException w:name="Medium Grid 1 Accent 3" w:semiHidden="0" w:uiPriority="67" w:unhideWhenUsed="0"/>
+    <w:lsdException w:name="Medium Grid 2 Accent 3" w:semiHidden="0" w:uiPriority="68" w:unhideWhenUsed="0"/>
+    <w:lsdException w:name="Medium Grid 3 Accent 3" w:semiHidden="0" w:uiPriority="69" w:unhideWhenUsed="0"/>
+    <w:lsdException w:name="Dark List Accent 3" w:semiHidden="0" w:uiPriority="70" w:unhideWhenUsed="0"/>
+    <w:lsdException w:name="Colorful Shading Accent 3" w:semiHidden="0" w:uiPriority="71" w:unhideWhenUsed="0"/>
+    <w:lsdException w:name="Colorful List Accent 3" w:semiHidden="0" w:uiPriority="72" w:unhideWhenUsed="0"/>
+    <w:lsdException w:name="Colorful Grid Accent 3" w:semiHidden="0" w:uiPriority="73" w:unhideWhenUsed="0"/>
+    <w:lsdException w:name="Light Shading Accent 4" w:semiHidden="0" w:uiPriority="60" w:unhideWhenUsed="0"/>
+    <w:lsdException w:name="Light List Accent 4" w:semiHidden="0" w:uiPriority="61" w:unhideWhenUsed="0"/>
+    <w:lsdException w:name="Light Grid Accent 4" w:semiHidden="0" w:uiPriority="62" w:unhideWhenUsed="0"/>
+    <w:lsdException w:name="Medium Shading 1 Accent 4" w:semiHidden="0" w:uiPriority="63" w:unhideWhenUsed="0"/>
+    <w:lsdException w:name="Medium Shading 2 Accent 4" w:semiHidden="0" w:uiPriority="64" w:unhideWhenUsed="0"/>
+    <w:lsdException w:name="Medium List 1 Accent 4" w:semiHidden="0" w:uiPriority="65" w:unhideWhenUsed="0"/>
+    <w:lsdException w:name="Medium List 2 Accent 4" w:semiHidden="0" w:uiPriority="66" w:unhideWhenUsed="0"/>
+    <w:lsdException w:name="Medium Grid 1 Accent 4" w:semiHidden="0" w:uiPriority="67" w:unhideWhenUsed="0"/>
+    <w:lsdException w:name="Medium Grid 2 Accent 4" w:semiHidden="0" w:uiPriority="68" w:unhideWhenUsed="0"/>
+    <w:lsdException w:name="Medium Grid 3 Accent 4" w:semiHidden="0" w:uiPriority="69" w:unhideWhenUsed="0"/>
+    <w:lsdException w:name="Dark List Accent 4" w:semiHidden="0" w:uiPriority="70" w:unhideWhenUsed="0"/>
+    <w:lsdException w:name="Colorful Shading Accent 4" w:semiHidden="0" w:uiPriority="71" w:unhideWhenUsed="0"/>
+    <w:lsdException w:name="Colorful List Accent 4" w:semiHidden="0" w:uiPriority="72" w:unhideWhenUsed="0"/>
+    <w:lsdException w:name="Colorful Grid Accent 4" w:semiHidden="0" w:uiPriority="73" w:unhideWhenUsed="0"/>
+    <w:lsdException w:name="Light Shading Accent 5" w:semiHidden="0" w:uiPriority="60" w:unhideWhenUsed="0"/>
+    <w:lsdException w:name="Light List Accent 5" w:semiHidden="0" w:uiPriority="61" w:unhideWhenUsed="0"/>
+    <w:lsdException w:name="Light Grid Accent 5" w:semiHidden="0" w:uiPriority="62" w:unhideWhenUsed="0"/>
+    <w:lsdException w:name="Medium Shading 1 Accent 5" w:semiHidden="0" w:uiPriority="63" w:unhideWhenUsed="0"/>
+    <w:lsdException w:name="Medium Shading 2 Accent 5" w:semiHidden="0" w:uiPriority="64" w:unhideWhenUsed="0"/>
+    <w:lsdException w:name="Medium List 1 Accent 5" w:semiHidden="0" w:uiPriority="65" w:unhideWhenUsed="0"/>
+    <w:lsdException w:name="Medium List 2 Accent 5" w:semiHidden="0" w:uiPriority="66" w:unhideWhenUsed="0"/>
+    <w:lsdException w:name="Medium Grid 1 Accent 5" w:semiHidden="0" w:uiPriority="67" w:unhideWhenUsed="0"/>
+    <w:lsdException w:name="Medium Grid 2 Accent 5" w:semiHidden="0" w:uiPriority="68" w:unhideWhenUsed="0"/>
+    <w:lsdException w:name="Medium Grid 3 Accent 5" w:semiHidden="0" w:uiPriority="69" w:unhideWhenUsed="0"/>
+    <w:lsdException w:name="Dark List Accent 5" w:semiHidden="0" w:uiPriority="70" w:unhideWhenUsed="0"/>
+    <w:lsdException w:name="Colorful Shading Accent 5" w:semiHidden="0" w:uiPriority="71" w:unhideWhenUsed="0"/>
+    <w:lsdException w:name="Colorful List Accent 5" w:semiHidden="0" w:uiPriority="72" w:unhideWhenUsed="0"/>
+    <w:lsdException w:name="Colorful Grid Accent 5" w:semiHidden="0" w:uiPriority="73" w:unhideWhenUsed="0"/>
+    <w:lsdException w:name="Light Shading Accent 6" w:semiHidden="0" w:uiPriority="60" w:unhideWhenUsed="0"/>
+    <w:lsdException w:name="Light List Accent 6" w:semiHidden="0" w:uiPriority="61" w:unhideWhenUsed="0"/>
+    <w:lsdException w:name="Light Grid Accent 6" w:semiHidden="0" w:uiPriority="62" w:unhideWhenUsed="0"/>
+    <w:lsdException w:name="Medium Shading 1 Accent 6" w:semiHidden="0" w:uiPriority="63" w:unhideWhenUsed="0"/>
+    <w:lsdException w:name="Medium Shading 2 Accent 6" w:semiHidden="0" w:uiPriority="64" w:unhideWhenUsed="0"/>
+    <w:lsdException w:name="Medium List 1 Accent 6" w:semiHidden="0" w:uiPriority="65" w:unhideWhenUsed="0"/>
+    <w:lsdException w:name="Medium List 2 Accent 6" w:semiHidden="0" w:uiPriority="66" w:unhideWhenUsed="0"/>
+    <w:lsdException w:name="Medium Grid 1 Accent 6" w:semiHidden="0" w:uiPriority="67" w:unhideWhenUsed="0"/>
+    <w:lsdException w:name="Medium Grid 2 Accent 6" w:semiHidden="0" w:uiPriority="68" w:unhideWhenUsed="0"/>
+    <w:lsdException w:name="Medium Grid 3 Accent 6" w:semiHidden="0" w:uiPriority="69" w:unhideWhenUsed="0"/>
+    <w:lsdException w:name="Dark List Accent 6" w:semiHidden="0" w:uiPriority="70" w:unhideWhenUsed="0"/>
+    <w:lsdException w:name="Colorful Shading Accent 6" w:semiHidden="0" w:uiPriority="71" w:unhideWhenUsed="0"/>
+    <w:lsdException w:name="Colorful List Accent 6" w:semiHidden="0" w:uiPriority="72" w:unhideWhenUsed="0"/>
+    <w:lsdException w:name="Colorful Grid Accent 6" w:semiHidden="0" w:uiPriority="73" w:unhideWhenUsed="0"/>
+    <w:lsdException w:name="Subtle Emphasis" w:semiHidden="0" w:uiPriority="19" w:unhideWhenUsed="0" w:qFormat="1"/>
+    <w:lsdException w:name="Intense Emphasis" w:semiHidden="0" w:uiPriority="21" w:unhideWhenUsed="0" w:qFormat="1"/>
+    <w:lsdException w:name="Subtle Reference" w:semiHidden="0" w:uiPriority="31" w:unhideWhenUsed="0" w:qFormat="1"/>
+    <w:lsdException w:name="Intense Reference" w:semiHidden="0" w:uiPriority="32" w:unhideWhenUsed="0" w:qFormat="1"/>
+    <w:lsdException w:name="Book Title" w:semiHidden="0" w:uiPriority="33" w:unhideWhenUsed="0" w:qFormat="1"/>
+    <w:lsdException w:name="Bibliography" w:uiPriority="37"/>
+    <w:lsdException w:name="TOC Heading" w:uiPriority="39" w:qFormat="1"/>
+  </w:latentStyles>
+  <w:style w:type="paragraph" w:default="1" w:styleId="a">
+    <w:name w:val="Normal"/>
+    <w:qFormat/>
+  </w:style>
+  <w:style w:type="paragraph" w:styleId="1">
+    <w:name w:val="heading 1"/>
+    <w:basedOn w:val="a"/>
+    <w:next w:val="a"/>
+    <w:link w:val="1Char"/>
+    <w:uiPriority w:val="9"/>
+    <w:qFormat/>
+    <w:rsid w:val="00E61DC9"/>
+    <w:pPr>
+      <w:keepNext/>
+      <w:keepLines/>
+      <w:spacing w:before="360" w:after="80"/>
+      <w:outlineLvl w:val="0"/>
+    </w:pPr>
+    <w:rPr>
+      <w:rFonts w:asciiTheme="majorHAnsi" w:eastAsiaTheme="majorEastAsia" w:hAnsiTheme="majorHAnsi" w:cstheme="majorBidi"/>
+      <w:color w:val="0F4761" w:themeColor="accent1" w:themeShade="BF"/>
+      <w:sz w:val="40"/>
+      <w:szCs w:val="40"/>
+    </w:rPr>
+  </w:style>
+  <w:style w:type="paragraph" w:styleId="2">
+    <w:name w:val="heading 2"/>
+    <w:basedOn w:val="a"/>
+    <w:next w:val="a"/>
+    <w:link w:val="2Char"/>
+    <w:uiPriority w:val="9"/>
+    <w:semiHidden/>
+    <w:unhideWhenUsed/>
+    <w:qFormat/>
+    <w:rsid w:val="00E61DC9"/>
+    <w:pPr>
+      <w:keepNext/>
+      <w:keepLines/>
+      <w:spacing w:before="160" w:after="80"/>
+      <w:outlineLvl w:val="1"/>
+    </w:pPr>
+    <w:rPr>
+      <w:rFonts w:asciiTheme="majorHAnsi" w:eastAsiaTheme="majorEastAsia" w:hAnsiTheme="majorHAnsi" w:cstheme="majorBidi"/>
+      <w:color w:val="0F4761" w:themeColor="accent1" w:themeShade="BF"/>
+      <w:sz w:val="32"/>
+      <w:szCs w:val="32"/>
+    </w:rPr>
+  </w:style>
+  <w:style w:type="paragraph" w:styleId="3">
+    <w:name w:val="heading 3"/>
+    <w:basedOn w:val="a"/>
+    <w:next w:val="a"/>
+    <w:link w:val="3Char"/>
+    <w:uiPriority w:val="9"/>
+    <w:semiHidden/>
+    <w:unhideWhenUsed/>
+    <w:qFormat/>
+    <w:rsid w:val="00E61DC9"/>
+    <w:pPr>
+      <w:keepNext/>
+      <w:keepLines/>
+      <w:spacing w:before="160" w:after="80"/>
+      <w:outlineLvl w:val="2"/>
+    </w:pPr>
+    <w:rPr>
+      <w:rFonts w:eastAsiaTheme="majorEastAsia" w:cstheme="majorBidi"/>
+      <w:color w:val="0F4761" w:themeColor="accent1" w:themeShade="BF"/>
+      <w:sz w:val="28"/>
+      <w:szCs w:val="28"/>
+    </w:rPr>
+  </w:style>
+  <w:style w:type="paragraph" w:styleId="4">
+    <w:name w:val="heading 4"/>
+    <w:basedOn w:val="a"/>
+    <w:next w:val="a"/>
+    <w:link w:val="4Char"/>
+    <w:uiPriority w:val="9"/>
+    <w:semiHidden/>
+    <w:unhideWhenUsed/>
+    <w:qFormat/>
+    <w:rsid w:val="00E61DC9"/>
+    <w:pPr>
+      <w:keepNext/>
+      <w:keepLines/>
+      <w:spacing w:before="80" w:after="40"/>
+      <w:outlineLvl w:val="3"/>
+    </w:pPr>
+    <w:rPr>
+      <w:rFonts w:eastAsiaTheme="majorEastAsia" w:cstheme="majorBidi"/>
+      <w:i/>
+      <w:iCs/>
+      <w:color w:val="0F4761" w:themeColor="accent1" w:themeShade="BF"/>
+    </w:rPr>
+  </w:style>
+  <w:style w:type="paragraph" w:styleId="5">
+    <w:name w:val="heading 5"/>
+    <w:basedOn w:val="a"/>
+    <w:next w:val="a"/>
+    <w:link w:val="5Char"/>
+    <w:uiPriority w:val="9"/>
+    <w:semiHidden/>
+    <w:unhideWhenUsed/>
+    <w:qFormat/>
+    <w:rsid w:val="00E61DC9"/>
+    <w:pPr>
+      <w:keepNext/>
+      <w:keepLines/>
+      <w:spacing w:before="80" w:after="40"/>
+      <w:outlineLvl w:val="4"/>
+    </w:pPr>
+    <w:rPr>
+      <w:rFonts w:eastAsiaTheme="majorEastAsia" w:cstheme="majorBidi"/>
+      <w:color w:val="0F4761" w:themeColor="accent1" w:themeShade="BF"/>
+    </w:rPr>
+  </w:style>
+  <w:style w:type="paragraph" w:styleId="6">
+    <w:name w:val="heading 6"/>
+    <w:basedOn w:val="a"/>
+    <w:next w:val="a"/>
+    <w:link w:val="6Char"/>
+    <w:uiPriority w:val="9"/>
+    <w:semiHidden/>
+    <w:unhideWhenUsed/>
+    <w:qFormat/>
+    <w:rsid w:val="00E61DC9"/>
+    <w:pPr>
+      <w:keepNext/>
+      <w:keepLines/>
+      <w:spacing w:before="40" w:after="0"/>
+      <w:outlineLvl w:val="5"/>
+    </w:pPr>
+    <w:rPr>
+      <w:rFonts w:eastAsiaTheme="majorEastAsia" w:cstheme="majorBidi"/>
+      <w:i/>
+      <w:iCs/>
+      <w:color w:val="595959" w:themeColor="text1" w:themeTint="A6"/>
+    </w:rPr>
+  </w:style>
+  <w:style w:type="paragraph" w:styleId="7">
+    <w:name w:val="heading 7"/>
+    <w:basedOn w:val="a"/>
+    <w:next w:val="a"/>
+    <w:link w:val="7Char"/>
+    <w:uiPriority w:val="9"/>
+    <w:semiHidden/>
+    <w:unhideWhenUsed/>
+    <w:qFormat/>
+    <w:rsid w:val="00E61DC9"/>
+    <w:pPr>
+      <w:keepNext/>
+      <w:keepLines/>
+      <w:spacing w:before="40" w:after="0"/>
+      <w:outlineLvl w:val="6"/>
+    </w:pPr>
+    <w:rPr>
+      <w:rFonts w:eastAsiaTheme="majorEastAsia" w:cstheme="majorBidi"/>
+      <w:color w:val="595959" w:themeColor="text1" w:themeTint="A6"/>
+    </w:rPr>
+  </w:style>
+  <w:style w:type="paragraph" w:styleId="8">
+    <w:name w:val="heading 8"/>
+    <w:basedOn w:val="a"/>
+    <w:next w:val="a"/>
+    <w:link w:val="8Char"/>
+    <w:uiPriority w:val="9"/>
+    <w:semiHidden/>
+    <w:unhideWhenUsed/>
+    <w:qFormat/>
+    <w:rsid w:val="00E61DC9"/>
+    <w:pPr>
+      <w:keepNext/>
+      <w:keepLines/>
+      <w:spacing w:after="0"/>
+      <w:outlineLvl w:val="7"/>
+    </w:pPr>
+    <w:rPr>
+      <w:rFonts w:eastAsiaTheme="majorEastAsia" w:cstheme="majorBidi"/>
+      <w:i/>
+      <w:iCs/>
+      <w:color w:val="272727" w:themeColor="text1" w:themeTint="D8"/>
+    </w:rPr>
+  </w:style>
+  <w:style w:type="paragraph" w:styleId="9">
+    <w:name w:val="heading 9"/>
+    <w:basedOn w:val="a"/>
+    <w:next w:val="a"/>
+    <w:link w:val="9Char"/>
+    <w:uiPriority w:val="9"/>
+    <w:semiHidden/>
+    <w:unhideWhenUsed/>
+    <w:qFormat/>
+    <w:rsid w:val="00E61DC9"/>
+    <w:pPr>
+      <w:keepNext/>
+      <w:keepLines/>
+      <w:spacing w:after="0"/>
+      <w:outlineLvl w:val="8"/>
+    </w:pPr>
+    <w:rPr>
+      <w:rFonts w:eastAsiaTheme="majorEastAsia" w:cstheme="majorBidi"/>
+      <w:color w:val="272727" w:themeColor="text1" w:themeTint="D8"/>
+    </w:rPr>
+  </w:style>
+  <w:style w:type="character" w:default="1" w:styleId="a0">
+    <w:name w:val="Default Paragraph Font"/>
+    <w:uiPriority w:val="1"/>
+    <w:semiHidden/>
+    <w:unhideWhenUsed/>
+  </w:style>
+  <w:style w:type="table" w:default="1" w:styleId="a1">
+    <w:name w:val="Normal Table"/>
+    <w:uiPriority w:val="99"/>
+    <w:semiHidden/>
+    <w:unhideWhenUsed/>
+    <w:tblPr>
+      <w:tblInd w:w="0" w:type="dxa"/>
+      <w:tblCellMar>
+        <w:top w:w="0" w:type="dxa"/>
+        <w:left w:w="108" w:type="dxa"/>
+        <w:bottom w:w="0" w:type="dxa"/>
+        <w:right w:w="108" w:type="dxa"/>
+      </w:tblCellMar>
+    </w:tblPr>
+  </w:style>
+  <w:style w:type="numbering" w:default="1" w:styleId="a2">
+    <w:name w:val="No List"/>
+    <w:uiPriority w:val="99"/>
+    <w:semiHidden/>
+    <w:unhideWhenUsed/>
+  </w:style>
+  <w:style w:type="character" w:customStyle="1" w:styleId="1Char">
+    <w:name w:val="标题 1 Char"/>
+    <w:basedOn w:val="a0"/>
+    <w:link w:val="1"/>
+    <w:uiPriority w:val="9"/>
+    <w:rsid w:val="00E61DC9"/>
+    <w:rPr>
+      <w:rFonts w:asciiTheme="majorHAnsi" w:eastAsiaTheme="majorEastAsia" w:hAnsiTheme="majorHAnsi" w:cstheme="majorBidi"/>
+      <w:color w:val="0F4761" w:themeColor="accent1" w:themeShade="BF"/>
+      <w:sz w:val="40"/>
+      <w:szCs w:val="40"/>
+    </w:rPr>
+  </w:style>
+  <w:style w:type="character" w:customStyle="1" w:styleId="2Char">
+    <w:name w:val="标题 2 Char"/>
+    <w:basedOn w:val="a0"/>
+    <w:link w:val="2"/>
+    <w:uiPriority w:val="9"/>
+    <w:semiHidden/>
+    <w:rsid w:val="00E61DC9"/>
+    <w:rPr>
+      <w:rFonts w:asciiTheme="majorHAnsi" w:eastAsiaTheme="majorEastAsia" w:hAnsiTheme="majorHAnsi" w:cstheme="majorBidi"/>
+      <w:color w:val="0F4761" w:themeColor="accent1" w:themeShade="BF"/>
+      <w:sz w:val="32"/>
+      <w:szCs w:val="32"/>
+    </w:rPr>
+  </w:style>
+  <w:style w:type="character" w:customStyle="1" w:styleId="3Char">
+    <w:name w:val="标题 3 Char"/>
+    <w:basedOn w:val="a0"/>
+    <w:link w:val="3"/>
+    <w:uiPriority w:val="9"/>
+    <w:semiHidden/>
+    <w:rsid w:val="00E61DC9"/>
+    <w:rPr>
+      <w:rFonts w:eastAsiaTheme="majorEastAsia" w:cstheme="majorBidi"/>
+      <w:color w:val="0F4761" w:themeColor="accent1" w:themeShade="BF"/>
+      <w:sz w:val="28"/>
+      <w:szCs w:val="28"/>
+    </w:rPr>
+  </w:style>
+  <w:style w:type="character" w:customStyle="1" w:styleId="4Char">
+    <w:name w:val="标题 4 Char"/>
+    <w:basedOn w:val="a0"/>
+    <w:link w:val="4"/>
+    <w:uiPriority w:val="9"/>
+    <w:semiHidden/>
+    <w:rsid w:val="00E61DC9"/>
+    <w:rPr>
+      <w:rFonts w:eastAsiaTheme="majorEastAsia" w:cstheme="majorBidi"/>
+      <w:i/>
+      <w:iCs/>
+      <w:color w:val="0F4761" w:themeColor="accent1" w:themeShade="BF"/>
+    </w:rPr>
+  </w:style>
+  <w:style w:type="character" w:customStyle="1" w:styleId="5Char">
+    <w:name w:val="标题 5 Char"/>
+    <w:basedOn w:val="a0"/>
+    <w:link w:val="5"/>
+    <w:uiPriority w:val="9"/>
+    <w:semiHidden/>
+    <w:rsid w:val="00E61DC9"/>
+    <w:rPr>
+      <w:rFonts w:eastAsiaTheme="majorEastAsia" w:cstheme="majorBidi"/>
+      <w:color w:val="0F4761" w:themeColor="accent1" w:themeShade="BF"/>
+    </w:rPr>
+  </w:style>
+  <w:style w:type="character" w:customStyle="1" w:styleId="6Char">
+    <w:name w:val="标题 6 Char"/>
+    <w:basedOn w:val="a0"/>
+    <w:link w:val="6"/>
+    <w:uiPriority w:val="9"/>
+    <w:semiHidden/>
+    <w:rsid w:val="00E61DC9"/>
+    <w:rPr>
+      <w:rFonts w:eastAsiaTheme="majorEastAsia" w:cstheme="majorBidi"/>
+      <w:i/>
+      <w:iCs/>
+      <w:color w:val="595959" w:themeColor="text1" w:themeTint="A6"/>
+    </w:rPr>
+  </w:style>
+  <w:style w:type="character" w:customStyle="1" w:styleId="7Char">
+    <w:name w:val="标题 7 Char"/>
+    <w:basedOn w:val="a0"/>
+    <w:link w:val="7"/>
+    <w:uiPriority w:val="9"/>
+    <w:semiHidden/>
+    <w:rsid w:val="00E61DC9"/>
+    <w:rPr>
+      <w:rFonts w:eastAsiaTheme="majorEastAsia" w:cstheme="majorBidi"/>
+      <w:color w:val="595959" w:themeColor="text1" w:themeTint="A6"/>
+    </w:rPr>
+  </w:style>
+  <w:style w:type="character" w:customStyle="1" w:styleId="8Char">
+    <w:name w:val="标题 8 Char"/>
+    <w:basedOn w:val="a0"/>
+    <w:link w:val="8"/>
+    <w:uiPriority w:val="9"/>
+    <w:semiHidden/>
+    <w:rsid w:val="00E61DC9"/>
+    <w:rPr>
+      <w:rFonts w:eastAsiaTheme="majorEastAsia" w:cstheme="majorBidi"/>
+      <w:i/>
+      <w:iCs/>
+      <w:color w:val="272727" w:themeColor="text1" w:themeTint="D8"/>
+    </w:rPr>
+  </w:style>
+  <w:style w:type="character" w:customStyle="1" w:styleId="9Char">
+    <w:name w:val="标题 9 Char"/>
+    <w:basedOn w:val="a0"/>
+    <w:link w:val="9"/>
+    <w:uiPriority w:val="9"/>
+    <w:semiHidden/>
+    <w:rsid w:val="00E61DC9"/>
+    <w:rPr>
+      <w:rFonts w:eastAsiaTheme="majorEastAsia" w:cstheme="majorBidi"/>
+      <w:color w:val="272727" w:themeColor="text1" w:themeTint="D8"/>
+    </w:rPr>
+  </w:style>
+  <w:style w:type="paragraph" w:styleId="a3">
+    <w:name w:val="Title"/>
+    <w:basedOn w:val="a"/>
+    <w:next w:val="a"/>
+    <w:link w:val="Char"/>
+    <w:uiPriority w:val="10"/>
+    <w:qFormat/>
+    <w:rsid w:val="00E61DC9"/>
+    <w:pPr>
+      <w:spacing w:after="80" w:line="240" w:lineRule="auto"/>
+      <w:contextualSpacing/>
+    </w:pPr>
+    <w:rPr>
+      <w:rFonts w:asciiTheme="majorHAnsi" w:eastAsiaTheme="majorEastAsia" w:hAnsiTheme="majorHAnsi" w:cstheme="majorBidi"/>
+      <w:spacing w:val="-10"/>
+      <w:kern w:val="28"/>
+      <w:sz w:val="56"/>
+      <w:szCs w:val="56"/>
+    </w:rPr>
+  </w:style>
+  <w:style w:type="character" w:customStyle="1" w:styleId="Char">
+    <w:name w:val="标题 Char"/>
+    <w:basedOn w:val="a0"/>
+    <w:link w:val="a3"/>
+    <w:uiPriority w:val="10"/>
+    <w:rsid w:val="00E61DC9"/>
+    <w:rPr>
+      <w:rFonts w:asciiTheme="majorHAnsi" w:eastAsiaTheme="majorEastAsia" w:hAnsiTheme="majorHAnsi" w:cstheme="majorBidi"/>
+      <w:spacing w:val="-10"/>
+      <w:kern w:val="28"/>
+      <w:sz w:val="56"/>
+      <w:szCs w:val="56"/>
+    </w:rPr>
+  </w:style>
+  <w:style w:type="paragraph" w:styleId="a4">
+    <w:name w:val="Subtitle"/>
+    <w:basedOn w:val="a"/>
+    <w:next w:val="a"/>
+    <w:link w:val="Char0"/>
+    <w:uiPriority w:val="11"/>
+    <w:qFormat/>
+    <w:rsid w:val="00E61DC9"/>
+    <w:pPr>
+      <w:numPr>
+        <w:ilvl w:val="1"/>
+      </w:numPr>
+    </w:pPr>
+    <w:rPr>
+      <w:rFonts w:eastAsiaTheme="majorEastAsia" w:cstheme="majorBidi"/>
+      <w:color w:val="595959" w:themeColor="text1" w:themeTint="A6"/>
+      <w:spacing w:val="15"/>
+      <w:sz w:val="28"/>
+      <w:szCs w:val="28"/>
+    </w:rPr>
+  </w:style>
+  <w:style w:type="character" w:customStyle="1" w:styleId="Char0">
+    <w:name w:val="副标题 Char"/>
+    <w:basedOn w:val="a0"/>
+    <w:link w:val="a4"/>
+    <w:uiPriority w:val="11"/>
+    <w:rsid w:val="00E61DC9"/>
+    <w:rPr>
+      <w:rFonts w:eastAsiaTheme="majorEastAsia" w:cstheme="majorBidi"/>
+      <w:color w:val="595959" w:themeColor="text1" w:themeTint="A6"/>
+      <w:spacing w:val="15"/>
+      <w:sz w:val="28"/>
+      <w:szCs w:val="28"/>
+    </w:rPr>
+  </w:style>
+  <w:style w:type="paragraph" w:styleId="a5">
+    <w:name w:val="Quote"/>
+    <w:basedOn w:val="a"/>
+    <w:next w:val="a"/>
+    <w:link w:val="Char1"/>
+    <w:uiPriority w:val="29"/>
+    <w:qFormat/>
+    <w:rsid w:val="00E61DC9"/>
+    <w:pPr>
+      <w:spacing w:before="160"/>
+      <w:jc w:val="center"/>
+    </w:pPr>
+    <w:rPr>
+      <w:i/>
+      <w:iCs/>
+      <w:color w:val="404040" w:themeColor="text1" w:themeTint="BF"/>
+    </w:rPr>
+  </w:style>
+  <w:style w:type="character" w:customStyle="1" w:styleId="Char1">
+    <w:name w:val="引用 Char"/>
+    <w:basedOn w:val="a0"/>
+    <w:link w:val="a5"/>
+    <w:uiPriority w:val="29"/>
+    <w:rsid w:val="00E61DC9"/>
+    <w:rPr>
+      <w:i/>
+      <w:iCs/>
+      <w:color w:val="404040" w:themeColor="text1" w:themeTint="BF"/>
+    </w:rPr>
+  </w:style>
+  <w:style w:type="paragraph" w:styleId="a6">
+    <w:name w:val="List Paragraph"/>
+    <w:basedOn w:val="a"/>
+    <w:uiPriority w:val="34"/>
+    <w:qFormat/>
+    <w:rsid w:val="00E61DC9"/>
+    <w:pPr>
+      <w:ind w:left="720"/>
+      <w:contextualSpacing/>
+    </w:pPr>
+  </w:style>
+  <w:style w:type="character" w:styleId="a7">
+    <w:name w:val="Intense Emphasis"/>
+    <w:basedOn w:val="a0"/>
+    <w:uiPriority w:val="21"/>
+    <w:qFormat/>
+    <w:rsid w:val="00E61DC9"/>
+    <w:rPr>
+      <w:i/>
+      <w:iCs/>
+      <w:color w:val="0F4761" w:themeColor="accent1" w:themeShade="BF"/>
+    </w:rPr>
+  </w:style>
+  <w:style w:type="paragraph" w:styleId="a8">
+    <w:name w:val="Intense Quote"/>
+    <w:basedOn w:val="a"/>
+    <w:next w:val="a"/>
+    <w:link w:val="Char2"/>
+    <w:uiPriority w:val="30"/>
+    <w:qFormat/>
+    <w:rsid w:val="00E61DC9"/>
+    <w:pPr>
+      <w:pBdr>
+        <w:top w:val="single" w:sz="4" w:space="10" w:color="0F4761" w:themeColor="accent1" w:themeShade="BF"/>
+        <w:bottom w:val="single" w:sz="4" w:space="10" w:color="0F4761" w:themeColor="accent1" w:themeShade="BF"/>
+      </w:pBdr>
+      <w:spacing w:before="360" w:after="360"/>
+      <w:ind w:left="864" w:right="864"/>
+      <w:jc w:val="center"/>
+    </w:pPr>
+    <w:rPr>
+      <w:i/>
+      <w:iCs/>
+      <w:color w:val="0F4761" w:themeColor="accent1" w:themeShade="BF"/>
+    </w:rPr>
+  </w:style>
+  <w:style w:type="character" w:customStyle="1" w:styleId="Char2">
+    <w:name w:val="明显引用 Char"/>
+    <w:basedOn w:val="a0"/>
+    <w:link w:val="a8"/>
+    <w:uiPriority w:val="30"/>
+    <w:rsid w:val="00E61DC9"/>
+    <w:rPr>
+      <w:i/>
+      <w:iCs/>
+      <w:color w:val="0F4761" w:themeColor="accent1" w:themeShade="BF"/>
+    </w:rPr>
+  </w:style>
+  <w:style w:type="character" w:styleId="a9">
+    <w:name w:val="Intense Reference"/>
+    <w:basedOn w:val="a0"/>
+    <w:uiPriority w:val="32"/>
+    <w:qFormat/>
+    <w:rsid w:val="00E61DC9"/>
+    <w:rPr>
+      <w:b/>
+      <w:bCs/>
+      <w:smallCaps/>
+      <w:color w:val="0F4761" w:themeColor="accent1" w:themeShade="BF"/>
+      <w:spacing w:val="5"/>
+    </w:rPr>
+  </w:style>
+  <w:style w:type="paragraph" w:styleId="aa">
+    <w:name w:val="header"/>
+    <w:basedOn w:val="a"/>
+    <w:link w:val="Char3"/>
+    <w:uiPriority w:val="99"/>
+    <w:unhideWhenUsed/>
+    <w:rsid w:val="00DB022E"/>
+    <w:pPr>
+      <w:tabs>
+        <w:tab w:val="center" w:pos="4153"/>
+        <w:tab w:val="right" w:pos="8306"/>
+      </w:tabs>
+      <w:spacing w:after="0" w:line="240" w:lineRule="auto"/>
+    </w:pPr>
+  </w:style>
+  <w:style w:type="character" w:customStyle="1" w:styleId="Char3">
+    <w:name w:val="页眉 Char"/>
+    <w:basedOn w:val="a0"/>
+    <w:link w:val="aa"/>
+    <w:uiPriority w:val="99"/>
+    <w:rsid w:val="00DB022E"/>
+  </w:style>
+  <w:style w:type="paragraph" w:styleId="ab">
+    <w:name w:val="footer"/>
+    <w:basedOn w:val="a"/>
+    <w:link w:val="Char4"/>
+    <w:uiPriority w:val="99"/>
+    <w:unhideWhenUsed/>
+    <w:rsid w:val="00DB022E"/>
+    <w:pPr>
+      <w:tabs>
+        <w:tab w:val="center" w:pos="4153"/>
+        <w:tab w:val="right" w:pos="8306"/>
+      </w:tabs>
+      <w:spacing w:after="0" w:line="240" w:lineRule="auto"/>
+    </w:pPr>
+  </w:style>
+  <w:style w:type="character" w:customStyle="1" w:styleId="Char4">
+    <w:name w:val="页脚 Char"/>
+    <w:basedOn w:val="a0"/>
+    <w:link w:val="ab"/>
+    <w:uiPriority w:val="99"/>
+    <w:rsid w:val="00DB022E"/>
+  </w:style>
+  <w:style w:type="paragraph" w:styleId="ac">
+    <w:name w:val="Balloon Text"/>
+    <w:basedOn w:val="a"/>
+    <w:link w:val="Char5"/>
+    <w:uiPriority w:val="99"/>
+    <w:semiHidden/>
+    <w:unhideWhenUsed/>
+    <w:rsid w:val="007C7BC7"/>
+    <w:pPr>
+      <w:spacing w:after="0" w:line="240" w:lineRule="auto"/>
+    </w:pPr>
+    <w:rPr>
+      <w:rFonts w:ascii="宋体" w:eastAsia="宋体"/>
+      <w:sz w:val="18"/>
+      <w:szCs w:val="18"/>
+    </w:rPr>
+  </w:style>
+  <w:style w:type="character" w:customStyle="1" w:styleId="Char5">
+    <w:name w:val="批注框文本 Char"/>
+    <w:basedOn w:val="a0"/>
+    <w:link w:val="ac"/>
+    <w:uiPriority w:val="99"/>
+    <w:semiHidden/>
+    <w:rsid w:val="007C7BC7"/>
+    <w:rPr>
+      <w:rFonts w:ascii="宋体" w:eastAsia="宋体"/>
+      <w:sz w:val="18"/>
+      <w:szCs w:val="18"/>
+    </w:rPr>
+  </w:style>
+  <w:style w:type="character" w:styleId="ad">
+    <w:name w:val="Hyperlink"/>
+    <w:basedOn w:val="a0"/>
+    <w:uiPriority w:val="99"/>
+    <w:unhideWhenUsed/>
+    <w:rsid w:val="00C0291E"/>
+    <w:rPr>
+      <w:color w:val="467886" w:themeColor="hyperlink"/>
+      <w:u w:val="single"/>
+    </w:rPr>
   </w:style>
 </w:styles>
 </file>
@@ -5264,7 +5962,7 @@
     </a:clrScheme>
     <a:fontScheme name="Office">
       <a:majorFont>
-        <a:latin typeface="等线 Light" panose="020F0302020204030204"/>
+        <a:latin typeface="等线 Light"/>
         <a:ea typeface=""/>
         <a:cs typeface=""/>
         <a:font script="Jpan" typeface="游ゴシック Light"/>
@@ -5316,7 +6014,7 @@
         <a:font script="Tfng" typeface="Ebrima"/>
       </a:majorFont>
       <a:minorFont>
-        <a:latin typeface="等线" panose="020F0502020204030204"/>
+        <a:latin typeface="等线"/>
         <a:ea typeface=""/>
         <a:cs typeface=""/>
         <a:font script="Jpan" typeface="游明朝"/>
@@ -5510,7 +6208,7 @@
   <a:extraClrSchemeLst/>
   <a:extLst>
     <a:ext uri="{05A4C25C-085E-4340-85A3-A5531E510DB2}">
-      <thm15:themeFamily xmlns:thm15="http://schemas.microsoft.com/office/thememl/2012/main" name="Office Theme" id="{62F939B6-93AF-4DB8-9C6B-D6C7DFDC589F}" vid="{4A3C46E8-61CC-4603-A589-7422A47A8E4A}"/>
+      <thm15:themeFamily xmlns:thm15="http://schemas.microsoft.com/office/thememl/2012/main" xmlns="" name="Office Theme" id="{62F939B6-93AF-4DB8-9C6B-D6C7DFDC589F}" vid="{4A3C46E8-61CC-4603-A589-7422A47A8E4A}"/>
     </a:ext>
   </a:extLst>
 </a:theme>
@@ -5521,7 +6219,7 @@
 </file>
 
 <file path=customXml/itemProps1.xml><?xml version="1.0" encoding="utf-8"?>
-<ds:datastoreItem xmlns:ds="http://schemas.openxmlformats.org/officeDocument/2006/customXml" ds:itemID="{729CCA61-8DB3-4C41-8702-C20ABD41C80D}">
+<ds:datastoreItem xmlns:ds="http://schemas.openxmlformats.org/officeDocument/2006/customXml" ds:itemID="{C2ACD663-74BB-45F1-83C4-85A1755C6FFF}">
   <ds:schemaRefs>
     <ds:schemaRef ds:uri="http://schemas.openxmlformats.org/officeDocument/2006/bibliography"/>
   </ds:schemaRefs>

--- a/IELTS Notes/Writing Exercises and Analyses.docx
+++ b/IELTS Notes/Writing Exercises and Analyses.docx
@@ -2665,7 +2665,7 @@
     <w:p>
       <w:pPr>
         <w:rPr>
-          <w:rFonts w:ascii="Times New Roman" w:hAnsi="Times New Roman" w:cs="Times New Roman"/>
+          <w:rFonts w:ascii="Times New Roman" w:hAnsi="Times New Roman" w:cs="Times New Roman" w:hint="eastAsia"/>
         </w:rPr>
       </w:pPr>
       <w:r>
@@ -2715,6 +2715,982 @@
         </w:rPr>
         <w:t xml:space="preserve"> is a noun in the introduction of the question, while it is a verb in this paragraph. Using muliple parts of speech of a word is encouraged and is paraphrase to some extent. </w:t>
       </w:r>
+    </w:p>
+    <w:p>
+      <w:pPr>
+        <w:outlineLvl w:val="2"/>
+        <w:rPr>
+          <w:rFonts w:ascii="Times New Roman" w:hAnsi="Times New Roman" w:cs="Times New Roman"/>
+          <w:b/>
+          <w:bCs/>
+          <w:sz w:val="28"/>
+          <w:szCs w:val="28"/>
+        </w:rPr>
+      </w:pPr>
+      <w:r>
+        <w:rPr>
+          <w:rFonts w:ascii="Times New Roman" w:hAnsi="Times New Roman" w:cs="Times New Roman" w:hint="eastAsia"/>
+          <w:b/>
+          <w:bCs/>
+          <w:sz w:val="28"/>
+          <w:szCs w:val="28"/>
+        </w:rPr>
+        <w:t>1.</w:t>
+      </w:r>
+      <w:r>
+        <w:rPr>
+          <w:rFonts w:ascii="Times New Roman" w:hAnsi="Times New Roman" w:cs="Times New Roman" w:hint="eastAsia"/>
+          <w:b/>
+          <w:bCs/>
+          <w:sz w:val="28"/>
+          <w:szCs w:val="28"/>
+        </w:rPr>
+        <w:t>3 Diagram</w:t>
+      </w:r>
+    </w:p>
+    <w:p>
+      <w:pPr>
+        <w:rPr>
+          <w:rFonts w:ascii="Times New Roman" w:hAnsi="Times New Roman" w:cs="Times New Roman"/>
+          <w:b/>
+          <w:i/>
+        </w:rPr>
+      </w:pPr>
+      <w:r>
+        <w:rPr>
+          <w:rFonts w:ascii="Times New Roman" w:hAnsi="Times New Roman" w:cs="Times New Roman" w:hint="eastAsia"/>
+          <w:b/>
+          <w:i/>
+        </w:rPr>
+        <w:t>Example 1</w:t>
+      </w:r>
+    </w:p>
+    <w:p>
+      <w:pPr>
+        <w:rPr>
+          <w:rFonts w:ascii="Times New Roman" w:hAnsi="Times New Roman" w:cs="Times New Roman"/>
+        </w:rPr>
+      </w:pPr>
+      <w:r>
+        <w:rPr>
+          <w:rFonts w:ascii="Times New Roman" w:hAnsi="Times New Roman" w:cs="Times New Roman" w:hint="eastAsia"/>
+          <w:noProof/>
+          <w:lang w:val="en-US"/>
+        </w:rPr>
+        <w:drawing>
+          <wp:inline distT="0" distB="0" distL="0" distR="0" wp14:anchorId="07D1F011" wp14:editId="1BF3646A">
+            <wp:extent cx="3181350" cy="3173917"/>
+            <wp:effectExtent l="19050" t="0" r="0" b="0"/>
+            <wp:docPr id="4" name="图片 4"/>
+            <wp:cNvGraphicFramePr>
+              <a:graphicFrameLocks xmlns:a="http://schemas.openxmlformats.org/drawingml/2006/main" noChangeAspect="1"/>
+            </wp:cNvGraphicFramePr>
+            <a:graphic xmlns:a="http://schemas.openxmlformats.org/drawingml/2006/main">
+              <a:graphicData uri="http://schemas.openxmlformats.org/drawingml/2006/picture">
+                <pic:pic xmlns:pic="http://schemas.openxmlformats.org/drawingml/2006/picture">
+                  <pic:nvPicPr>
+                    <pic:cNvPr id="0" name="Picture 4"/>
+                    <pic:cNvPicPr>
+                      <a:picLocks noChangeAspect="1" noChangeArrowheads="1"/>
+                    </pic:cNvPicPr>
+                  </pic:nvPicPr>
+                  <pic:blipFill>
+                    <a:blip r:embed="rId12" cstate="print"/>
+                    <a:srcRect/>
+                    <a:stretch>
+                      <a:fillRect/>
+                    </a:stretch>
+                  </pic:blipFill>
+                  <pic:spPr bwMode="auto">
+                    <a:xfrm>
+                      <a:off x="0" y="0"/>
+                      <a:ext cx="3185252" cy="3177810"/>
+                    </a:xfrm>
+                    <a:prstGeom prst="rect">
+                      <a:avLst/>
+                    </a:prstGeom>
+                    <a:noFill/>
+                    <a:ln w="9525">
+                      <a:noFill/>
+                      <a:miter lim="800000"/>
+                      <a:headEnd/>
+                      <a:tailEnd/>
+                    </a:ln>
+                  </pic:spPr>
+                </pic:pic>
+              </a:graphicData>
+            </a:graphic>
+          </wp:inline>
+        </w:drawing>
+      </w:r>
+    </w:p>
+    <w:p>
+      <w:pPr>
+        <w:rPr>
+          <w:rFonts w:ascii="Times New Roman" w:hAnsi="Times New Roman" w:cs="Times New Roman"/>
+          <w:i/>
+        </w:rPr>
+      </w:pPr>
+      <w:r>
+        <w:rPr>
+          <w:rFonts w:ascii="Times New Roman" w:hAnsi="Times New Roman" w:cs="Times New Roman" w:hint="eastAsia"/>
+          <w:i/>
+        </w:rPr>
+        <w:t>Analyses:</w:t>
+      </w:r>
+    </w:p>
+    <w:p>
+      <w:pPr>
+        <w:rPr>
+          <w:rFonts w:ascii="Times New Roman" w:hAnsi="Times New Roman" w:cs="Times New Roman"/>
+        </w:rPr>
+      </w:pPr>
+      <w:r>
+        <w:rPr>
+          <w:rFonts w:ascii="Times New Roman" w:hAnsi="Times New Roman" w:cs="Times New Roman" w:hint="eastAsia"/>
+        </w:rPr>
+        <w:t xml:space="preserve">Apparently, there is no need to paraphrase the word </w:t>
+      </w:r>
+      <w:r>
+        <w:rPr>
+          <w:rFonts w:ascii="Times New Roman" w:hAnsi="Times New Roman" w:cs="Times New Roman"/>
+        </w:rPr>
+        <w:t>“</w:t>
+      </w:r>
+      <w:r>
+        <w:rPr>
+          <w:rFonts w:ascii="Times New Roman" w:hAnsi="Times New Roman" w:cs="Times New Roman" w:hint="eastAsia"/>
+        </w:rPr>
+        <w:t>diagram</w:t>
+      </w:r>
+      <w:r>
+        <w:rPr>
+          <w:rFonts w:ascii="Times New Roman" w:hAnsi="Times New Roman" w:cs="Times New Roman"/>
+        </w:rPr>
+        <w:t>”</w:t>
+      </w:r>
+      <w:r>
+        <w:rPr>
+          <w:rFonts w:ascii="Times New Roman" w:hAnsi="Times New Roman" w:cs="Times New Roman" w:hint="eastAsia"/>
+        </w:rPr>
+        <w:t xml:space="preserve">; a diagram is a diagram. Neither is </w:t>
+      </w:r>
+      <w:r>
+        <w:rPr>
+          <w:rFonts w:ascii="Times New Roman" w:hAnsi="Times New Roman" w:cs="Times New Roman"/>
+        </w:rPr>
+        <w:t>“</w:t>
+      </w:r>
+      <w:r>
+        <w:rPr>
+          <w:rFonts w:ascii="Times New Roman" w:hAnsi="Times New Roman" w:cs="Times New Roman" w:hint="eastAsia"/>
+        </w:rPr>
+        <w:t>frog</w:t>
+      </w:r>
+      <w:r>
+        <w:rPr>
+          <w:rFonts w:ascii="Times New Roman" w:hAnsi="Times New Roman" w:cs="Times New Roman"/>
+        </w:rPr>
+        <w:t>”</w:t>
+      </w:r>
+      <w:r>
+        <w:rPr>
+          <w:rFonts w:ascii="Times New Roman" w:hAnsi="Times New Roman" w:cs="Times New Roman" w:hint="eastAsia"/>
+        </w:rPr>
+        <w:t xml:space="preserve">. What needs to be paraphased is </w:t>
+      </w:r>
+      <w:r>
+        <w:rPr>
+          <w:rFonts w:ascii="Times New Roman" w:hAnsi="Times New Roman" w:cs="Times New Roman"/>
+        </w:rPr>
+        <w:t>“</w:t>
+      </w:r>
+      <w:r>
+        <w:rPr>
+          <w:rFonts w:ascii="Times New Roman" w:hAnsi="Times New Roman" w:cs="Times New Roman" w:hint="eastAsia"/>
+        </w:rPr>
+        <w:t>shows the life cycle</w:t>
+      </w:r>
+      <w:r>
+        <w:rPr>
+          <w:rFonts w:ascii="Times New Roman" w:hAnsi="Times New Roman" w:cs="Times New Roman"/>
+        </w:rPr>
+        <w:t>”</w:t>
+      </w:r>
+      <w:r>
+        <w:rPr>
+          <w:rFonts w:ascii="Times New Roman" w:hAnsi="Times New Roman" w:cs="Times New Roman" w:hint="eastAsia"/>
+        </w:rPr>
+        <w:t>.</w:t>
+      </w:r>
+    </w:p>
+    <w:p>
+      <w:pPr>
+        <w:rPr>
+          <w:rFonts w:ascii="Times New Roman" w:hAnsi="Times New Roman" w:cs="Times New Roman"/>
+          <w:i/>
+        </w:rPr>
+      </w:pPr>
+      <w:r>
+        <w:rPr>
+          <w:rFonts w:ascii="Times New Roman" w:hAnsi="Times New Roman" w:cs="Times New Roman" w:hint="eastAsia"/>
+          <w:i/>
+        </w:rPr>
+        <w:t>My introduction</w:t>
+      </w:r>
+    </w:p>
+    <w:p>
+      <w:pPr>
+        <w:rPr>
+          <w:rFonts w:ascii="Times New Roman" w:hAnsi="Times New Roman" w:cs="Times New Roman"/>
+        </w:rPr>
+      </w:pPr>
+      <w:r>
+        <w:rPr>
+          <w:rFonts w:ascii="Times New Roman" w:hAnsi="Times New Roman" w:cs="Times New Roman" w:hint="eastAsia"/>
+        </w:rPr>
+        <w:t xml:space="preserve">The diagram illustrates </w:t>
+      </w:r>
+      <w:r>
+        <w:rPr>
+          <w:rFonts w:ascii="Times New Roman" w:hAnsi="Times New Roman" w:cs="Times New Roman" w:hint="eastAsia"/>
+          <w:u w:val="single"/>
+        </w:rPr>
+        <w:t>stages of the life</w:t>
+      </w:r>
+      <w:r>
+        <w:rPr>
+          <w:rFonts w:ascii="Times New Roman" w:hAnsi="Times New Roman" w:cs="Times New Roman" w:hint="eastAsia"/>
+        </w:rPr>
+        <w:t xml:space="preserve"> of a frog.</w:t>
+      </w:r>
+    </w:p>
+    <w:p>
+      <w:pPr>
+        <w:rPr>
+          <w:rFonts w:ascii="Times New Roman" w:hAnsi="Times New Roman" w:cs="Times New Roman"/>
+          <w:i/>
+        </w:rPr>
+      </w:pPr>
+      <w:r>
+        <w:rPr>
+          <w:rFonts w:ascii="Times New Roman" w:hAnsi="Times New Roman" w:cs="Times New Roman" w:hint="eastAsia"/>
+          <w:i/>
+        </w:rPr>
+        <w:t>Improved</w:t>
+      </w:r>
+    </w:p>
+    <w:p>
+      <w:pPr>
+        <w:pStyle w:val="a6"/>
+        <w:numPr>
+          <w:ilvl w:val="0"/>
+          <w:numId w:val="4"/>
+        </w:numPr>
+        <w:rPr>
+          <w:rFonts w:ascii="Times New Roman" w:hAnsi="Times New Roman" w:cs="Times New Roman"/>
+        </w:rPr>
+      </w:pPr>
+      <w:r>
+        <w:rPr>
+          <w:rFonts w:ascii="Times New Roman" w:hAnsi="Times New Roman" w:cs="Times New Roman" w:hint="eastAsia"/>
+        </w:rPr>
+        <w:t xml:space="preserve">The diagram illustrates </w:t>
+      </w:r>
+      <w:r>
+        <w:rPr>
+          <w:rFonts w:ascii="Times New Roman" w:hAnsi="Times New Roman" w:cs="Times New Roman" w:hint="eastAsia"/>
+          <w:highlight w:val="cyan"/>
+        </w:rPr>
+        <w:t>the</w:t>
+      </w:r>
+      <w:r>
+        <w:rPr>
+          <w:rFonts w:ascii="Times New Roman" w:hAnsi="Times New Roman" w:cs="Times New Roman" w:hint="eastAsia"/>
+        </w:rPr>
+        <w:t xml:space="preserve"> </w:t>
+      </w:r>
+      <w:r>
+        <w:rPr>
+          <w:rFonts w:ascii="Times New Roman" w:hAnsi="Times New Roman" w:cs="Times New Roman" w:hint="eastAsia"/>
+          <w:highlight w:val="cyan"/>
+        </w:rPr>
+        <w:t>statges in the life</w:t>
+      </w:r>
+      <w:r>
+        <w:rPr>
+          <w:rFonts w:ascii="Times New Roman" w:hAnsi="Times New Roman" w:cs="Times New Roman" w:hint="eastAsia"/>
+        </w:rPr>
+        <w:t xml:space="preserve"> of a frog</w:t>
+      </w:r>
+    </w:p>
+    <w:p>
+      <w:pPr>
+        <w:pStyle w:val="a6"/>
+        <w:numPr>
+          <w:ilvl w:val="0"/>
+          <w:numId w:val="4"/>
+        </w:numPr>
+        <w:rPr>
+          <w:rFonts w:ascii="Times New Roman" w:hAnsi="Times New Roman" w:cs="Times New Roman"/>
+        </w:rPr>
+      </w:pPr>
+      <w:r>
+        <w:rPr>
+          <w:rFonts w:ascii="Times New Roman" w:hAnsi="Times New Roman" w:cs="Times New Roman" w:hint="eastAsia"/>
+        </w:rPr>
+        <w:t>The diagram illustrates the  phases (that) a frog passes through during its life.</w:t>
+      </w:r>
+    </w:p>
+    <w:p>
+      <w:pPr>
+        <w:pStyle w:val="a6"/>
+        <w:numPr>
+          <w:ilvl w:val="0"/>
+          <w:numId w:val="4"/>
+        </w:numPr>
+        <w:rPr>
+          <w:rFonts w:ascii="Times New Roman" w:hAnsi="Times New Roman" w:cs="Times New Roman"/>
+        </w:rPr>
+      </w:pPr>
+      <w:r>
+        <w:rPr>
+          <w:rFonts w:ascii="Times New Roman" w:hAnsi="Times New Roman" w:cs="Times New Roman" w:hint="eastAsia"/>
+        </w:rPr>
+        <w:t xml:space="preserve">The diagram illustrates the stages of development that a frog passes through during its lifetime. </w:t>
+      </w:r>
+    </w:p>
+    <w:p>
+      <w:pPr>
+        <w:rPr>
+          <w:rFonts w:ascii="Times New Roman" w:hAnsi="Times New Roman" w:cs="Times New Roman"/>
+        </w:rPr>
+      </w:pPr>
+      <w:r>
+        <w:rPr>
+          <w:rFonts w:ascii="Times New Roman" w:hAnsi="Times New Roman" w:cs="Times New Roman" w:hint="eastAsia"/>
+        </w:rPr>
+        <w:t>The third sentence is the best. It is not about the lenth of sentences, but how a precise and specific introduction it is. Obviously, the last one is an introduction which offers more detailed information and perhaps is given a higher band score.</w:t>
+      </w:r>
+    </w:p>
+    <w:p>
+      <w:pPr>
+        <w:rPr>
+          <w:rFonts w:ascii="Times New Roman" w:hAnsi="Times New Roman" w:cs="Times New Roman"/>
+          <w:b/>
+          <w:i/>
+        </w:rPr>
+      </w:pPr>
+      <w:r>
+        <w:rPr>
+          <w:rFonts w:ascii="Times New Roman" w:hAnsi="Times New Roman" w:cs="Times New Roman" w:hint="eastAsia"/>
+          <w:b/>
+          <w:i/>
+        </w:rPr>
+        <w:t>Example 2</w:t>
+      </w:r>
+    </w:p>
+    <w:p>
+      <w:pPr>
+        <w:rPr>
+          <w:rFonts w:ascii="Times New Roman" w:hAnsi="Times New Roman" w:cs="Times New Roman"/>
+        </w:rPr>
+      </w:pPr>
+      <w:r>
+        <w:rPr>
+          <w:rFonts w:ascii="Times New Roman" w:hAnsi="Times New Roman" w:cs="Times New Roman" w:hint="eastAsia"/>
+          <w:noProof/>
+          <w:lang w:val="en-US"/>
+        </w:rPr>
+        <w:lastRenderedPageBreak/>
+        <w:drawing>
+          <wp:inline distT="0" distB="0" distL="0" distR="0" wp14:anchorId="635FFEBD" wp14:editId="74BC7664">
+            <wp:extent cx="3181350" cy="2717554"/>
+            <wp:effectExtent l="19050" t="0" r="0" b="0"/>
+            <wp:docPr id="1" name="图片 1"/>
+            <wp:cNvGraphicFramePr>
+              <a:graphicFrameLocks xmlns:a="http://schemas.openxmlformats.org/drawingml/2006/main" noChangeAspect="1"/>
+            </wp:cNvGraphicFramePr>
+            <a:graphic xmlns:a="http://schemas.openxmlformats.org/drawingml/2006/main">
+              <a:graphicData uri="http://schemas.openxmlformats.org/drawingml/2006/picture">
+                <pic:pic xmlns:pic="http://schemas.openxmlformats.org/drawingml/2006/picture">
+                  <pic:nvPicPr>
+                    <pic:cNvPr id="0" name="Picture 1"/>
+                    <pic:cNvPicPr>
+                      <a:picLocks noChangeAspect="1" noChangeArrowheads="1"/>
+                    </pic:cNvPicPr>
+                  </pic:nvPicPr>
+                  <pic:blipFill>
+                    <a:blip r:embed="rId13" cstate="print"/>
+                    <a:srcRect/>
+                    <a:stretch>
+                      <a:fillRect/>
+                    </a:stretch>
+                  </pic:blipFill>
+                  <pic:spPr bwMode="auto">
+                    <a:xfrm>
+                      <a:off x="0" y="0"/>
+                      <a:ext cx="3181350" cy="2717554"/>
+                    </a:xfrm>
+                    <a:prstGeom prst="rect">
+                      <a:avLst/>
+                    </a:prstGeom>
+                    <a:noFill/>
+                    <a:ln w="9525">
+                      <a:noFill/>
+                      <a:miter lim="800000"/>
+                      <a:headEnd/>
+                      <a:tailEnd/>
+                    </a:ln>
+                  </pic:spPr>
+                </pic:pic>
+              </a:graphicData>
+            </a:graphic>
+          </wp:inline>
+        </w:drawing>
+      </w:r>
+    </w:p>
+    <w:p>
+      <w:pPr>
+        <w:rPr>
+          <w:rFonts w:ascii="Times New Roman" w:hAnsi="Times New Roman" w:cs="Times New Roman"/>
+          <w:b/>
+          <w:i/>
+        </w:rPr>
+      </w:pPr>
+      <w:r>
+        <w:rPr>
+          <w:rFonts w:ascii="Times New Roman" w:hAnsi="Times New Roman" w:cs="Times New Roman" w:hint="eastAsia"/>
+          <w:b/>
+          <w:i/>
+        </w:rPr>
+        <w:t>My introduction</w:t>
+      </w:r>
+    </w:p>
+    <w:p>
+      <w:pPr>
+        <w:rPr>
+          <w:rFonts w:ascii="Times New Roman" w:hAnsi="Times New Roman" w:cs="Times New Roman"/>
+        </w:rPr>
+      </w:pPr>
+      <w:r>
+        <w:rPr>
+          <w:rFonts w:ascii="Times New Roman" w:hAnsi="Times New Roman" w:cs="Times New Roman" w:hint="eastAsia"/>
+        </w:rPr>
+        <w:t xml:space="preserve">The diagram demonstrates the process of </w:t>
+      </w:r>
+      <w:r>
+        <w:rPr>
+          <w:rFonts w:ascii="Times New Roman" w:hAnsi="Times New Roman" w:cs="Times New Roman" w:hint="eastAsia"/>
+          <w:u w:val="single"/>
+        </w:rPr>
+        <w:t>rain</w:t>
+      </w:r>
+      <w:r>
+        <w:rPr>
+          <w:rFonts w:ascii="Times New Roman" w:hAnsi="Times New Roman" w:cs="Times New Roman" w:hint="eastAsia"/>
+        </w:rPr>
+        <w:t xml:space="preserve"> being </w:t>
+      </w:r>
+      <w:r>
+        <w:rPr>
+          <w:rFonts w:ascii="Times New Roman" w:hAnsi="Times New Roman" w:cs="Times New Roman" w:hint="eastAsia"/>
+          <w:u w:val="single"/>
+        </w:rPr>
+        <w:t>converted</w:t>
+      </w:r>
+      <w:r>
+        <w:rPr>
+          <w:rFonts w:ascii="Times New Roman" w:hAnsi="Times New Roman" w:cs="Times New Roman" w:hint="eastAsia"/>
+        </w:rPr>
+        <w:t xml:space="preserve"> to clean water to drink in a town of Australia.</w:t>
+      </w:r>
+    </w:p>
+    <w:p>
+      <w:pPr>
+        <w:rPr>
+          <w:rFonts w:ascii="Times New Roman" w:hAnsi="Times New Roman" w:cs="Times New Roman"/>
+        </w:rPr>
+      </w:pPr>
+      <w:r>
+        <w:rPr>
+          <w:rFonts w:ascii="Times New Roman" w:hAnsi="Times New Roman" w:cs="Times New Roman" w:hint="eastAsia"/>
+          <w:b/>
+          <w:i/>
+        </w:rPr>
+        <w:t>I</w:t>
+      </w:r>
+      <w:r>
+        <w:rPr>
+          <w:rFonts w:ascii="Times New Roman" w:hAnsi="Times New Roman" w:cs="Times New Roman" w:hint="eastAsia"/>
+          <w:b/>
+          <w:i/>
+        </w:rPr>
+        <w:t>mproved</w:t>
+      </w:r>
+      <w:r>
+        <w:rPr>
+          <w:rFonts w:ascii="Times New Roman" w:hAnsi="Times New Roman" w:cs="Times New Roman" w:hint="eastAsia"/>
+        </w:rPr>
+        <w:t>:</w:t>
+      </w:r>
+    </w:p>
+    <w:p>
+      <w:pPr>
+        <w:rPr>
+          <w:rFonts w:ascii="Times New Roman" w:hAnsi="Times New Roman" w:cs="Times New Roman"/>
+        </w:rPr>
+      </w:pPr>
+      <w:r>
+        <w:rPr>
+          <w:rFonts w:ascii="Times New Roman" w:hAnsi="Times New Roman" w:cs="Times New Roman"/>
+        </w:rPr>
+        <w:t xml:space="preserve">The diagram demonstrates the process of </w:t>
+      </w:r>
+      <w:r>
+        <w:rPr>
+          <w:rFonts w:ascii="Times New Roman" w:hAnsi="Times New Roman" w:cs="Times New Roman"/>
+          <w:highlight w:val="cyan"/>
+        </w:rPr>
+        <w:t>rain</w:t>
+      </w:r>
+      <w:r>
+        <w:rPr>
+          <w:rFonts w:ascii="Times New Roman" w:hAnsi="Times New Roman" w:cs="Times New Roman" w:hint="eastAsia"/>
+          <w:highlight w:val="cyan"/>
+        </w:rPr>
+        <w:t>water</w:t>
+      </w:r>
+      <w:r>
+        <w:rPr>
+          <w:rFonts w:ascii="Times New Roman" w:hAnsi="Times New Roman" w:cs="Times New Roman"/>
+        </w:rPr>
+        <w:t xml:space="preserve"> being </w:t>
+      </w:r>
+      <w:r>
+        <w:rPr>
+          <w:rFonts w:ascii="Times New Roman" w:hAnsi="Times New Roman" w:cs="Times New Roman" w:hint="eastAsia"/>
+          <w:highlight w:val="cyan"/>
+        </w:rPr>
+        <w:t>purified</w:t>
+      </w:r>
+      <w:r>
+        <w:rPr>
+          <w:rFonts w:ascii="Times New Roman" w:hAnsi="Times New Roman" w:cs="Times New Roman"/>
+        </w:rPr>
+        <w:t xml:space="preserve"> into clean </w:t>
+      </w:r>
+      <w:r>
+        <w:rPr>
+          <w:rFonts w:ascii="Times New Roman" w:hAnsi="Times New Roman" w:cs="Times New Roman"/>
+          <w:highlight w:val="cyan"/>
+        </w:rPr>
+        <w:t>drinking water</w:t>
+      </w:r>
+      <w:r>
+        <w:rPr>
+          <w:rFonts w:ascii="Times New Roman" w:hAnsi="Times New Roman" w:cs="Times New Roman"/>
+        </w:rPr>
+        <w:t xml:space="preserve"> in a town </w:t>
+      </w:r>
+      <w:r>
+        <w:rPr>
+          <w:rFonts w:ascii="Times New Roman" w:hAnsi="Times New Roman" w:cs="Times New Roman"/>
+          <w:highlight w:val="cyan"/>
+        </w:rPr>
+        <w:t>in Australia.</w:t>
+      </w:r>
+    </w:p>
+    <w:p>
+      <w:pPr>
+        <w:rPr>
+          <w:rFonts w:ascii="Times New Roman" w:hAnsi="Times New Roman" w:cs="Times New Roman"/>
+        </w:rPr>
+      </w:pPr>
+      <w:r>
+        <w:rPr>
+          <w:rFonts w:ascii="Times New Roman" w:hAnsi="Times New Roman" w:cs="Times New Roman" w:hint="eastAsia"/>
+        </w:rPr>
+        <w:t xml:space="preserve">Note: there is no need to paraphrase </w:t>
+      </w:r>
+      <w:r>
+        <w:rPr>
+          <w:rFonts w:ascii="Times New Roman" w:hAnsi="Times New Roman" w:cs="Times New Roman"/>
+        </w:rPr>
+        <w:t>“</w:t>
+      </w:r>
+      <w:r>
+        <w:rPr>
+          <w:rFonts w:ascii="Times New Roman" w:hAnsi="Times New Roman" w:cs="Times New Roman" w:hint="eastAsia"/>
+        </w:rPr>
+        <w:t>rainwater</w:t>
+      </w:r>
+      <w:r>
+        <w:rPr>
+          <w:rFonts w:ascii="Times New Roman" w:hAnsi="Times New Roman" w:cs="Times New Roman"/>
+        </w:rPr>
+        <w:t>”</w:t>
+      </w:r>
+      <w:r>
+        <w:rPr>
+          <w:rFonts w:ascii="Times New Roman" w:hAnsi="Times New Roman" w:cs="Times New Roman" w:hint="eastAsia"/>
+        </w:rPr>
+        <w:t>.</w:t>
+      </w:r>
+    </w:p>
+    <w:p>
+      <w:pPr>
+        <w:rPr>
+          <w:rFonts w:ascii="Times New Roman" w:hAnsi="Times New Roman" w:cs="Times New Roman"/>
+        </w:rPr>
+      </w:pPr>
+      <w:r>
+        <w:rPr>
+          <w:rFonts w:ascii="Times New Roman" w:hAnsi="Times New Roman" w:cs="Times New Roman" w:hint="eastAsia"/>
+          <w:b/>
+          <w:i/>
+        </w:rPr>
+        <w:t>Examples</w:t>
+      </w:r>
+    </w:p>
+    <w:p>
+      <w:pPr>
+        <w:rPr>
+          <w:rFonts w:ascii="Times New Roman" w:hAnsi="Times New Roman" w:cs="Times New Roman"/>
+        </w:rPr>
+      </w:pPr>
+      <w:r>
+        <w:rPr>
+          <w:rFonts w:ascii="Times New Roman" w:hAnsi="Times New Roman" w:cs="Times New Roman" w:hint="eastAsia"/>
+        </w:rPr>
+        <w:t>(The following introduction paragraphs is in the range between band score  5 to 6.):</w:t>
+      </w:r>
+    </w:p>
+    <w:p>
+      <w:pPr>
+        <w:pStyle w:val="a6"/>
+        <w:numPr>
+          <w:ilvl w:val="0"/>
+          <w:numId w:val="5"/>
+        </w:numPr>
+        <w:rPr>
+          <w:rFonts w:ascii="Times New Roman" w:hAnsi="Times New Roman" w:cs="Times New Roman"/>
+        </w:rPr>
+      </w:pPr>
+      <w:r>
+        <w:rPr>
+          <w:rFonts w:ascii="Times New Roman" w:hAnsi="Times New Roman" w:cs="Times New Roman" w:hint="eastAsia"/>
+        </w:rPr>
+        <w:t xml:space="preserve">The diagram illutrates </w:t>
+      </w:r>
+      <w:r>
+        <w:rPr>
+          <w:rFonts w:ascii="Times New Roman" w:hAnsi="Times New Roman" w:cs="Times New Roman" w:hint="eastAsia"/>
+          <w:highlight w:val="lightGray"/>
+        </w:rPr>
+        <w:t>the way</w:t>
+      </w:r>
+      <w:r>
+        <w:rPr>
+          <w:rFonts w:ascii="Times New Roman" w:hAnsi="Times New Roman" w:cs="Times New Roman" w:hint="eastAsia"/>
+        </w:rPr>
+        <w:t xml:space="preserve"> (that) rainwater is collected for use as drinking water in a town in Australia.</w:t>
+      </w:r>
+    </w:p>
+    <w:p>
+      <w:pPr>
+        <w:pStyle w:val="a6"/>
+        <w:numPr>
+          <w:ilvl w:val="0"/>
+          <w:numId w:val="5"/>
+        </w:numPr>
+        <w:rPr>
+          <w:rFonts w:ascii="Times New Roman" w:hAnsi="Times New Roman" w:cs="Times New Roman"/>
+        </w:rPr>
+      </w:pPr>
+      <w:r>
+        <w:rPr>
+          <w:rFonts w:ascii="Times New Roman" w:hAnsi="Times New Roman" w:cs="Times New Roman" w:hint="eastAsia"/>
+        </w:rPr>
+        <w:t xml:space="preserve">The diagram illutrates </w:t>
+      </w:r>
+      <w:r>
+        <w:rPr>
+          <w:rFonts w:ascii="Times New Roman" w:hAnsi="Times New Roman" w:cs="Times New Roman" w:hint="eastAsia"/>
+          <w:highlight w:val="lightGray"/>
+        </w:rPr>
+        <w:t>the process</w:t>
+      </w:r>
+      <w:r>
+        <w:rPr>
+          <w:rFonts w:ascii="Times New Roman" w:hAnsi="Times New Roman" w:cs="Times New Roman" w:hint="eastAsia"/>
+        </w:rPr>
+        <w:t xml:space="preserve"> of collecting rainwater in order to use it for drinking water in a town in Australia.</w:t>
+      </w:r>
+    </w:p>
+    <w:p>
+      <w:pPr>
+        <w:pStyle w:val="a6"/>
+        <w:numPr>
+          <w:ilvl w:val="0"/>
+          <w:numId w:val="5"/>
+        </w:numPr>
+        <w:rPr>
+          <w:rFonts w:ascii="Times New Roman" w:hAnsi="Times New Roman" w:cs="Times New Roman"/>
+        </w:rPr>
+      </w:pPr>
+      <w:r>
+        <w:rPr>
+          <w:rFonts w:ascii="Times New Roman" w:hAnsi="Times New Roman" w:cs="Times New Roman" w:hint="eastAsia"/>
+        </w:rPr>
+        <w:t xml:space="preserve">The diagram illutrates the collection of rainwater and </w:t>
+      </w:r>
+      <w:r>
+        <w:rPr>
+          <w:rFonts w:ascii="Times New Roman" w:hAnsi="Times New Roman" w:cs="Times New Roman" w:hint="eastAsia"/>
+          <w:highlight w:val="lightGray"/>
+        </w:rPr>
+        <w:t>how it is processed</w:t>
+      </w:r>
+      <w:r>
+        <w:rPr>
+          <w:rFonts w:ascii="Times New Roman" w:hAnsi="Times New Roman" w:cs="Times New Roman" w:hint="eastAsia"/>
+        </w:rPr>
+        <w:t xml:space="preserve"> to be used for drinking water in a town in Australia.</w:t>
+      </w:r>
+    </w:p>
+    <w:p>
+      <w:pPr>
+        <w:pStyle w:val="a6"/>
+        <w:numPr>
+          <w:ilvl w:val="0"/>
+          <w:numId w:val="5"/>
+        </w:numPr>
+        <w:rPr>
+          <w:rFonts w:ascii="Times New Roman" w:hAnsi="Times New Roman" w:cs="Times New Roman"/>
+        </w:rPr>
+      </w:pPr>
+      <w:r>
+        <w:rPr>
+          <w:rFonts w:ascii="Times New Roman" w:hAnsi="Times New Roman" w:cs="Times New Roman" w:hint="eastAsia"/>
+        </w:rPr>
+        <w:t xml:space="preserve">The diagram illutrates </w:t>
+      </w:r>
+      <w:r>
+        <w:rPr>
+          <w:rFonts w:ascii="Times New Roman" w:hAnsi="Times New Roman" w:cs="Times New Roman" w:hint="eastAsia"/>
+          <w:highlight w:val="lightGray"/>
+        </w:rPr>
+        <w:t>the way</w:t>
+      </w:r>
+      <w:r>
+        <w:rPr>
+          <w:rFonts w:ascii="Times New Roman" w:hAnsi="Times New Roman" w:cs="Times New Roman" w:hint="eastAsia"/>
+        </w:rPr>
+        <w:t xml:space="preserve"> (that) a town in Australia collects and processes rainwater to be used for drinking water.</w:t>
+      </w:r>
+    </w:p>
+    <w:p>
+      <w:pPr>
+        <w:pStyle w:val="a6"/>
+        <w:ind w:left="360"/>
+        <w:rPr>
+          <w:rFonts w:ascii="Times New Roman" w:hAnsi="Times New Roman" w:cs="Times New Roman"/>
+        </w:rPr>
+      </w:pPr>
+      <w:r>
+        <w:rPr>
+          <w:rFonts w:ascii="Times New Roman" w:hAnsi="Times New Roman" w:cs="Times New Roman" w:hint="eastAsia"/>
+        </w:rPr>
+        <w:t xml:space="preserve">N.B. In this example </w:t>
+      </w:r>
+      <w:r>
+        <w:rPr>
+          <w:rFonts w:ascii="Times New Roman" w:hAnsi="Times New Roman" w:cs="Times New Roman"/>
+        </w:rPr>
+        <w:t>“</w:t>
+      </w:r>
+      <w:r>
+        <w:rPr>
+          <w:rFonts w:ascii="Times New Roman" w:hAnsi="Times New Roman" w:cs="Times New Roman" w:hint="eastAsia"/>
+        </w:rPr>
+        <w:t>a town</w:t>
+      </w:r>
+      <w:r>
+        <w:rPr>
+          <w:rFonts w:ascii="Times New Roman" w:hAnsi="Times New Roman" w:cs="Times New Roman"/>
+        </w:rPr>
+        <w:t>…”</w:t>
+      </w:r>
+      <w:r>
+        <w:rPr>
+          <w:rFonts w:ascii="Times New Roman" w:hAnsi="Times New Roman" w:cs="Times New Roman" w:hint="eastAsia"/>
+        </w:rPr>
+        <w:t xml:space="preserve"> is subject and verbs are active.</w:t>
+      </w:r>
+    </w:p>
+    <w:p>
+      <w:pPr>
+        <w:rPr>
+          <w:rFonts w:ascii="Times New Roman" w:hAnsi="Times New Roman" w:cs="Times New Roman"/>
+          <w:i/>
+        </w:rPr>
+      </w:pPr>
+      <w:r>
+        <w:rPr>
+          <w:rFonts w:ascii="Times New Roman" w:hAnsi="Times New Roman" w:cs="Times New Roman" w:hint="eastAsia"/>
+          <w:i/>
+        </w:rPr>
+        <w:t xml:space="preserve">These examples below are more precise and specific and thus causes higher band scores; that proves the writer is an </w:t>
+      </w:r>
+      <w:r>
+        <w:rPr>
+          <w:rFonts w:ascii="Times New Roman" w:hAnsi="Times New Roman" w:cs="Times New Roman"/>
+          <w:i/>
+        </w:rPr>
+        <w:t>independent user.</w:t>
+      </w:r>
+    </w:p>
+    <w:p>
+      <w:pPr>
+        <w:pStyle w:val="a6"/>
+        <w:numPr>
+          <w:ilvl w:val="0"/>
+          <w:numId w:val="5"/>
+        </w:numPr>
+        <w:rPr>
+          <w:rFonts w:ascii="Times New Roman" w:hAnsi="Times New Roman" w:cs="Times New Roman"/>
+        </w:rPr>
+      </w:pPr>
+      <w:r>
+        <w:rPr>
+          <w:rFonts w:ascii="Times New Roman" w:hAnsi="Times New Roman" w:cs="Times New Roman" w:hint="eastAsia"/>
+        </w:rPr>
+        <w:t xml:space="preserve">The diagram illutrates a town in Australia </w:t>
+      </w:r>
+      <w:r>
+        <w:rPr>
+          <w:rFonts w:ascii="Times New Roman" w:hAnsi="Times New Roman" w:cs="Times New Roman" w:hint="eastAsia"/>
+          <w:highlight w:val="lightGray"/>
+        </w:rPr>
+        <w:t>recycles</w:t>
+      </w:r>
+      <w:r>
+        <w:rPr>
+          <w:rFonts w:ascii="Times New Roman" w:hAnsi="Times New Roman" w:cs="Times New Roman" w:hint="eastAsia"/>
+        </w:rPr>
+        <w:t xml:space="preserve"> rainwater to make it safe for drinking.</w:t>
+      </w:r>
+    </w:p>
+    <w:p>
+      <w:pPr>
+        <w:pStyle w:val="a6"/>
+        <w:numPr>
+          <w:ilvl w:val="0"/>
+          <w:numId w:val="5"/>
+        </w:numPr>
+        <w:rPr>
+          <w:rFonts w:ascii="Times New Roman" w:hAnsi="Times New Roman" w:cs="Times New Roman"/>
+        </w:rPr>
+      </w:pPr>
+      <w:r>
+        <w:rPr>
+          <w:rFonts w:ascii="Times New Roman" w:hAnsi="Times New Roman" w:cs="Times New Roman" w:hint="eastAsia"/>
+        </w:rPr>
+        <w:t xml:space="preserve">The diagram illutrates a town in Australia </w:t>
+      </w:r>
+      <w:r>
+        <w:rPr>
+          <w:rFonts w:ascii="Times New Roman" w:hAnsi="Times New Roman" w:cs="Times New Roman" w:hint="eastAsia"/>
+          <w:highlight w:val="lightGray"/>
+        </w:rPr>
+        <w:t>harvests and recycles</w:t>
+      </w:r>
+      <w:r>
+        <w:rPr>
+          <w:rFonts w:ascii="Times New Roman" w:hAnsi="Times New Roman" w:cs="Times New Roman" w:hint="eastAsia"/>
+        </w:rPr>
+        <w:t xml:space="preserve"> rainwater so that it can be </w:t>
+      </w:r>
+      <w:r>
+        <w:rPr>
+          <w:rFonts w:ascii="Times New Roman" w:hAnsi="Times New Roman" w:cs="Times New Roman" w:hint="eastAsia"/>
+          <w:highlight w:val="lightGray"/>
+        </w:rPr>
+        <w:t>safely consumed</w:t>
+      </w:r>
+      <w:r>
+        <w:rPr>
+          <w:rFonts w:ascii="Times New Roman" w:hAnsi="Times New Roman" w:cs="Times New Roman" w:hint="eastAsia"/>
+        </w:rPr>
+        <w:t>.</w:t>
+      </w:r>
+    </w:p>
+    <w:p>
+      <w:pPr>
+        <w:pStyle w:val="a6"/>
+        <w:ind w:left="360"/>
+        <w:rPr>
+          <w:rFonts w:ascii="Times New Roman" w:hAnsi="Times New Roman" w:cs="Times New Roman"/>
+        </w:rPr>
+      </w:pPr>
+      <w:r>
+        <w:rPr>
+          <w:rFonts w:ascii="Times New Roman" w:hAnsi="Times New Roman" w:cs="Times New Roman"/>
+        </w:rPr>
+        <w:t>“</w:t>
+      </w:r>
+      <w:r>
+        <w:rPr>
+          <w:rFonts w:ascii="Times New Roman" w:hAnsi="Times New Roman" w:cs="Times New Roman" w:hint="eastAsia"/>
+        </w:rPr>
+        <w:t>harvest</w:t>
+      </w:r>
+      <w:r>
+        <w:rPr>
+          <w:rFonts w:ascii="Times New Roman" w:hAnsi="Times New Roman" w:cs="Times New Roman"/>
+        </w:rPr>
+        <w:t>”</w:t>
+      </w:r>
+      <w:r>
+        <w:rPr>
+          <w:rFonts w:ascii="Times New Roman" w:hAnsi="Times New Roman" w:cs="Times New Roman" w:hint="eastAsia"/>
+        </w:rPr>
+        <w:t xml:space="preserve"> and </w:t>
+      </w:r>
+      <w:r>
+        <w:rPr>
+          <w:rFonts w:ascii="Times New Roman" w:hAnsi="Times New Roman" w:cs="Times New Roman"/>
+        </w:rPr>
+        <w:t>“</w:t>
+      </w:r>
+      <w:r>
+        <w:rPr>
+          <w:rFonts w:ascii="Times New Roman" w:hAnsi="Times New Roman" w:cs="Times New Roman" w:hint="eastAsia"/>
+        </w:rPr>
+        <w:t>consume</w:t>
+      </w:r>
+      <w:r>
+        <w:rPr>
+          <w:rFonts w:ascii="Times New Roman" w:hAnsi="Times New Roman" w:cs="Times New Roman"/>
+        </w:rPr>
+        <w:t>”</w:t>
+      </w:r>
+      <w:r>
+        <w:rPr>
+          <w:rFonts w:ascii="Times New Roman" w:hAnsi="Times New Roman" w:cs="Times New Roman" w:hint="eastAsia"/>
+        </w:rPr>
+        <w:t xml:space="preserve"> are more formal words.</w:t>
+      </w:r>
+    </w:p>
+    <w:p>
+      <w:pPr>
+        <w:rPr>
+          <w:rFonts w:ascii="Times New Roman" w:hAnsi="Times New Roman" w:cs="Times New Roman"/>
+        </w:rPr>
+      </w:pPr>
+      <w:bookmarkStart w:id="0" w:name="_GoBack"/>
+      <w:bookmarkEnd w:id="0"/>
     </w:p>
     <w:p>
       <w:pPr>
@@ -2839,7 +3815,7 @@
                     <pic:cNvPicPr/>
                   </pic:nvPicPr>
                   <pic:blipFill>
-                    <a:blip r:embed="rId12"/>
+                    <a:blip r:embed="rId14"/>
                     <a:stretch>
                       <a:fillRect/>
                     </a:stretch>
@@ -3004,7 +3980,7 @@
         </w:rPr>
         <w:t xml:space="preserve">2.1 </w:t>
       </w:r>
-      <w:hyperlink r:id="rId13" w:history="1">
+      <w:hyperlink r:id="rId15" w:history="1">
         <w:r>
           <w:rPr>
             <w:rStyle w:val="ad"/>
@@ -3042,7 +4018,7 @@
                     <pic:cNvPicPr/>
                   </pic:nvPicPr>
                   <pic:blipFill>
-                    <a:blip r:embed="rId14"/>
+                    <a:blip r:embed="rId16"/>
                     <a:stretch>
                       <a:fillRect/>
                     </a:stretch>
@@ -3066,7 +4042,7 @@
     <w:p>
       <w:pPr>
         <w:rPr>
-          <w:rFonts w:ascii="Times New Roman" w:hAnsi="Times New Roman" w:cs="Times New Roman" w:hint="eastAsia"/>
+          <w:rFonts w:ascii="Times New Roman" w:hAnsi="Times New Roman" w:cs="Times New Roman"/>
           <w:b/>
           <w:i/>
         </w:rPr>
@@ -3359,7 +4335,7 @@
     <w:p>
       <w:pPr>
         <w:rPr>
-          <w:rFonts w:ascii="Times New Roman" w:hAnsi="Times New Roman" w:cs="Times New Roman" w:hint="eastAsia"/>
+          <w:rFonts w:ascii="Times New Roman" w:hAnsi="Times New Roman" w:cs="Times New Roman"/>
         </w:rPr>
       </w:pPr>
       <w:r>
@@ -3489,7 +4465,7 @@
     <w:p>
       <w:pPr>
         <w:rPr>
-          <w:rFonts w:ascii="Times New Roman" w:hAnsi="Times New Roman" w:cs="Times New Roman" w:hint="eastAsia"/>
+          <w:rFonts w:ascii="Times New Roman" w:hAnsi="Times New Roman" w:cs="Times New Roman"/>
         </w:rPr>
       </w:pPr>
       <w:r>
@@ -3637,8 +4613,6 @@
         </w:rPr>
         <w:t>s</w:t>
       </w:r>
-      <w:bookmarkStart w:id="0" w:name="_GoBack"/>
-      <w:bookmarkEnd w:id="0"/>
       <w:r>
         <w:rPr>
           <w:rFonts w:ascii="Times New Roman" w:hAnsi="Times New Roman" w:cs="Times New Roman" w:hint="eastAsia"/>
@@ -3962,7 +4936,7 @@
           <w:szCs w:val="28"/>
         </w:rPr>
       </w:pPr>
-      <w:hyperlink r:id="rId15" w:history="1">
+      <w:hyperlink r:id="rId17" w:history="1">
         <w:r>
           <w:rPr>
             <w:rStyle w:val="ad"/>
@@ -4018,7 +4992,7 @@
                     <pic:cNvPicPr/>
                   </pic:nvPicPr>
                   <pic:blipFill>
-                    <a:blip r:embed="rId16"/>
+                    <a:blip r:embed="rId18"/>
                     <a:stretch>
                       <a:fillRect/>
                     </a:stretch>
@@ -4198,6 +5172,184 @@
     </w:lvl>
   </w:abstractNum>
   <w:abstractNum w:abstractNumId="1">
+    <w:nsid w:val="1B141171"/>
+    <w:multiLevelType w:val="hybridMultilevel"/>
+    <w:tmpl w:val="849237CE"/>
+    <w:lvl w:ilvl="0" w:tplc="048812EE">
+      <w:start w:val="1"/>
+      <w:numFmt w:val="decimal"/>
+      <w:lvlText w:val="%1."/>
+      <w:lvlJc w:val="left"/>
+      <w:pPr>
+        <w:ind w:left="360" w:hanging="360"/>
+      </w:pPr>
+      <w:rPr>
+        <w:rFonts w:hint="default"/>
+      </w:rPr>
+    </w:lvl>
+    <w:lvl w:ilvl="1" w:tplc="04090019" w:tentative="1">
+      <w:start w:val="1"/>
+      <w:numFmt w:val="lowerLetter"/>
+      <w:lvlText w:val="%2)"/>
+      <w:lvlJc w:val="left"/>
+      <w:pPr>
+        <w:ind w:left="840" w:hanging="420"/>
+      </w:pPr>
+    </w:lvl>
+    <w:lvl w:ilvl="2" w:tplc="0409001B" w:tentative="1">
+      <w:start w:val="1"/>
+      <w:numFmt w:val="lowerRoman"/>
+      <w:lvlText w:val="%3."/>
+      <w:lvlJc w:val="right"/>
+      <w:pPr>
+        <w:ind w:left="1260" w:hanging="420"/>
+      </w:pPr>
+    </w:lvl>
+    <w:lvl w:ilvl="3" w:tplc="0409000F" w:tentative="1">
+      <w:start w:val="1"/>
+      <w:numFmt w:val="decimal"/>
+      <w:lvlText w:val="%4."/>
+      <w:lvlJc w:val="left"/>
+      <w:pPr>
+        <w:ind w:left="1680" w:hanging="420"/>
+      </w:pPr>
+    </w:lvl>
+    <w:lvl w:ilvl="4" w:tplc="04090019" w:tentative="1">
+      <w:start w:val="1"/>
+      <w:numFmt w:val="lowerLetter"/>
+      <w:lvlText w:val="%5)"/>
+      <w:lvlJc w:val="left"/>
+      <w:pPr>
+        <w:ind w:left="2100" w:hanging="420"/>
+      </w:pPr>
+    </w:lvl>
+    <w:lvl w:ilvl="5" w:tplc="0409001B" w:tentative="1">
+      <w:start w:val="1"/>
+      <w:numFmt w:val="lowerRoman"/>
+      <w:lvlText w:val="%6."/>
+      <w:lvlJc w:val="right"/>
+      <w:pPr>
+        <w:ind w:left="2520" w:hanging="420"/>
+      </w:pPr>
+    </w:lvl>
+    <w:lvl w:ilvl="6" w:tplc="0409000F" w:tentative="1">
+      <w:start w:val="1"/>
+      <w:numFmt w:val="decimal"/>
+      <w:lvlText w:val="%7."/>
+      <w:lvlJc w:val="left"/>
+      <w:pPr>
+        <w:ind w:left="2940" w:hanging="420"/>
+      </w:pPr>
+    </w:lvl>
+    <w:lvl w:ilvl="7" w:tplc="04090019" w:tentative="1">
+      <w:start w:val="1"/>
+      <w:numFmt w:val="lowerLetter"/>
+      <w:lvlText w:val="%8)"/>
+      <w:lvlJc w:val="left"/>
+      <w:pPr>
+        <w:ind w:left="3360" w:hanging="420"/>
+      </w:pPr>
+    </w:lvl>
+    <w:lvl w:ilvl="8" w:tplc="0409001B" w:tentative="1">
+      <w:start w:val="1"/>
+      <w:numFmt w:val="lowerRoman"/>
+      <w:lvlText w:val="%9."/>
+      <w:lvlJc w:val="right"/>
+      <w:pPr>
+        <w:ind w:left="3780" w:hanging="420"/>
+      </w:pPr>
+    </w:lvl>
+  </w:abstractNum>
+  <w:abstractNum w:abstractNumId="2">
+    <w:nsid w:val="2704799B"/>
+    <w:multiLevelType w:val="hybridMultilevel"/>
+    <w:tmpl w:val="8B20E512"/>
+    <w:lvl w:ilvl="0" w:tplc="8BDE31C4">
+      <w:start w:val="1"/>
+      <w:numFmt w:val="decimal"/>
+      <w:lvlText w:val="%1."/>
+      <w:lvlJc w:val="left"/>
+      <w:pPr>
+        <w:ind w:left="360" w:hanging="360"/>
+      </w:pPr>
+      <w:rPr>
+        <w:rFonts w:hint="default"/>
+      </w:rPr>
+    </w:lvl>
+    <w:lvl w:ilvl="1" w:tplc="04090019" w:tentative="1">
+      <w:start w:val="1"/>
+      <w:numFmt w:val="lowerLetter"/>
+      <w:lvlText w:val="%2)"/>
+      <w:lvlJc w:val="left"/>
+      <w:pPr>
+        <w:ind w:left="840" w:hanging="420"/>
+      </w:pPr>
+    </w:lvl>
+    <w:lvl w:ilvl="2" w:tplc="0409001B" w:tentative="1">
+      <w:start w:val="1"/>
+      <w:numFmt w:val="lowerRoman"/>
+      <w:lvlText w:val="%3."/>
+      <w:lvlJc w:val="right"/>
+      <w:pPr>
+        <w:ind w:left="1260" w:hanging="420"/>
+      </w:pPr>
+    </w:lvl>
+    <w:lvl w:ilvl="3" w:tplc="0409000F" w:tentative="1">
+      <w:start w:val="1"/>
+      <w:numFmt w:val="decimal"/>
+      <w:lvlText w:val="%4."/>
+      <w:lvlJc w:val="left"/>
+      <w:pPr>
+        <w:ind w:left="1680" w:hanging="420"/>
+      </w:pPr>
+    </w:lvl>
+    <w:lvl w:ilvl="4" w:tplc="04090019" w:tentative="1">
+      <w:start w:val="1"/>
+      <w:numFmt w:val="lowerLetter"/>
+      <w:lvlText w:val="%5)"/>
+      <w:lvlJc w:val="left"/>
+      <w:pPr>
+        <w:ind w:left="2100" w:hanging="420"/>
+      </w:pPr>
+    </w:lvl>
+    <w:lvl w:ilvl="5" w:tplc="0409001B" w:tentative="1">
+      <w:start w:val="1"/>
+      <w:numFmt w:val="lowerRoman"/>
+      <w:lvlText w:val="%6."/>
+      <w:lvlJc w:val="right"/>
+      <w:pPr>
+        <w:ind w:left="2520" w:hanging="420"/>
+      </w:pPr>
+    </w:lvl>
+    <w:lvl w:ilvl="6" w:tplc="0409000F" w:tentative="1">
+      <w:start w:val="1"/>
+      <w:numFmt w:val="decimal"/>
+      <w:lvlText w:val="%7."/>
+      <w:lvlJc w:val="left"/>
+      <w:pPr>
+        <w:ind w:left="2940" w:hanging="420"/>
+      </w:pPr>
+    </w:lvl>
+    <w:lvl w:ilvl="7" w:tplc="04090019" w:tentative="1">
+      <w:start w:val="1"/>
+      <w:numFmt w:val="lowerLetter"/>
+      <w:lvlText w:val="%8)"/>
+      <w:lvlJc w:val="left"/>
+      <w:pPr>
+        <w:ind w:left="3360" w:hanging="420"/>
+      </w:pPr>
+    </w:lvl>
+    <w:lvl w:ilvl="8" w:tplc="0409001B" w:tentative="1">
+      <w:start w:val="1"/>
+      <w:numFmt w:val="lowerRoman"/>
+      <w:lvlText w:val="%9."/>
+      <w:lvlJc w:val="right"/>
+      <w:pPr>
+        <w:ind w:left="3780" w:hanging="420"/>
+      </w:pPr>
+    </w:lvl>
+  </w:abstractNum>
+  <w:abstractNum w:abstractNumId="3">
     <w:nsid w:val="5FE6397B"/>
     <w:multiLevelType w:val="hybridMultilevel"/>
     <w:tmpl w:val="54860AC4"/>
@@ -4286,7 +5438,7 @@
       </w:pPr>
     </w:lvl>
   </w:abstractNum>
-  <w:abstractNum w:abstractNumId="2">
+  <w:abstractNum w:abstractNumId="4">
     <w:nsid w:val="74703310"/>
     <w:multiLevelType w:val="hybridMultilevel"/>
     <w:tmpl w:val="A4CEF8F8"/>
@@ -4379,10 +5531,16 @@
     <w:abstractNumId w:val="0"/>
   </w:num>
   <w:num w:numId="2">
-    <w:abstractNumId w:val="2"/>
+    <w:abstractNumId w:val="4"/>
   </w:num>
   <w:num w:numId="3">
+    <w:abstractNumId w:val="3"/>
+  </w:num>
+  <w:num w:numId="4">
     <w:abstractNumId w:val="1"/>
+  </w:num>
+  <w:num w:numId="5">
+    <w:abstractNumId w:val="2"/>
   </w:num>
 </w:numbering>
 </file>
@@ -6208,7 +7366,7 @@
   <a:extraClrSchemeLst/>
   <a:extLst>
     <a:ext uri="{05A4C25C-085E-4340-85A3-A5531E510DB2}">
-      <thm15:themeFamily xmlns:thm15="http://schemas.microsoft.com/office/thememl/2012/main" xmlns="" name="Office Theme" id="{62F939B6-93AF-4DB8-9C6B-D6C7DFDC589F}" vid="{4A3C46E8-61CC-4603-A589-7422A47A8E4A}"/>
+      <thm15:themeFamily xmlns="" xmlns:thm15="http://schemas.microsoft.com/office/thememl/2012/main" name="Office Theme" id="{62F939B6-93AF-4DB8-9C6B-D6C7DFDC589F}" vid="{4A3C46E8-61CC-4603-A589-7422A47A8E4A}"/>
     </a:ext>
   </a:extLst>
 </a:theme>
@@ -6219,7 +7377,7 @@
 </file>
 
 <file path=customXml/itemProps1.xml><?xml version="1.0" encoding="utf-8"?>
-<ds:datastoreItem xmlns:ds="http://schemas.openxmlformats.org/officeDocument/2006/customXml" ds:itemID="{C2ACD663-74BB-45F1-83C4-85A1755C6FFF}">
+<ds:datastoreItem xmlns:ds="http://schemas.openxmlformats.org/officeDocument/2006/customXml" ds:itemID="{06BD4994-772F-4382-887A-F78D505C8D71}">
   <ds:schemaRefs>
     <ds:schemaRef ds:uri="http://schemas.openxmlformats.org/officeDocument/2006/bibliography"/>
   </ds:schemaRefs>

--- a/IELTS Notes/Writing Exercises and Analyses.docx
+++ b/IELTS Notes/Writing Exercises and Analyses.docx
@@ -2665,7 +2665,7 @@
     <w:p>
       <w:pPr>
         <w:rPr>
-          <w:rFonts w:ascii="Times New Roman" w:hAnsi="Times New Roman" w:cs="Times New Roman" w:hint="eastAsia"/>
+          <w:rFonts w:ascii="Times New Roman" w:hAnsi="Times New Roman" w:cs="Times New Roman"/>
         </w:rPr>
       </w:pPr>
       <w:r>
@@ -2713,7 +2713,37 @@
         <w:rPr>
           <w:rFonts w:ascii="Times New Roman" w:hAnsi="Times New Roman" w:cs="Times New Roman" w:hint="eastAsia"/>
         </w:rPr>
-        <w:t xml:space="preserve"> is a noun in the introduction of the question, while it is a verb in this paragraph. Using muliple parts of speech of a word is encouraged and is paraphrase to some extent. </w:t>
+        <w:t xml:space="preserve"> is a noun in the introduction of the question, while it is a verb in this paragraph. Using mul</w:t>
+      </w:r>
+      <w:r>
+        <w:rPr>
+          <w:rFonts w:ascii="Times New Roman" w:hAnsi="Times New Roman" w:cs="Times New Roman" w:hint="eastAsia"/>
+        </w:rPr>
+        <w:t>t</w:t>
+      </w:r>
+      <w:r>
+        <w:rPr>
+          <w:rFonts w:ascii="Times New Roman" w:hAnsi="Times New Roman" w:cs="Times New Roman" w:hint="eastAsia"/>
+        </w:rPr>
+        <w:t xml:space="preserve">iple parts of speech </w:t>
+      </w:r>
+      <w:r>
+        <w:rPr>
+          <w:rFonts w:ascii="Times New Roman" w:hAnsi="Times New Roman" w:cs="Times New Roman" w:hint="eastAsia"/>
+        </w:rPr>
+        <w:t>in</w:t>
+      </w:r>
+      <w:r>
+        <w:rPr>
+          <w:rFonts w:ascii="Times New Roman" w:hAnsi="Times New Roman" w:cs="Times New Roman" w:hint="eastAsia"/>
+        </w:rPr>
+        <w:t xml:space="preserve"> a word is encouraged and </w:t>
+      </w:r>
+      <w:r>
+        <w:rPr>
+          <w:rFonts w:ascii="Times New Roman" w:hAnsi="Times New Roman" w:cs="Times New Roman" w:hint="eastAsia"/>
+        </w:rPr>
+        <w:t>can be considered a form of paraphrase to some extent.</w:t>
       </w:r>
     </w:p>
     <w:p>
@@ -3070,7 +3100,19 @@
         <w:rPr>
           <w:rFonts w:ascii="Times New Roman" w:hAnsi="Times New Roman" w:cs="Times New Roman" w:hint="eastAsia"/>
         </w:rPr>
-        <w:t>The third sentence is the best. It is not about the lenth of sentences, but how a precise and specific introduction it is. Obviously, the last one is an introduction which offers more detailed information and perhaps is given a higher band score.</w:t>
+        <w:t>The third sentence is the best. It is not about the len</w:t>
+      </w:r>
+      <w:r>
+        <w:rPr>
+          <w:rFonts w:ascii="Times New Roman" w:hAnsi="Times New Roman" w:cs="Times New Roman" w:hint="eastAsia"/>
+        </w:rPr>
+        <w:t>g</w:t>
+      </w:r>
+      <w:r>
+        <w:rPr>
+          <w:rFonts w:ascii="Times New Roman" w:hAnsi="Times New Roman" w:cs="Times New Roman" w:hint="eastAsia"/>
+        </w:rPr>
+        <w:t>th of sentences, but how a precise and specific introduction it is. Obviously, the last one is an introduction which offers more detailed information and perhaps is given a higher band score.</w:t>
       </w:r>
     </w:p>
     <w:p>
@@ -3680,17 +3722,23 @@
         <w:rPr>
           <w:rFonts w:ascii="Times New Roman" w:hAnsi="Times New Roman" w:cs="Times New Roman" w:hint="eastAsia"/>
         </w:rPr>
-        <w:t xml:space="preserve"> are more formal words.</w:t>
-      </w:r>
-    </w:p>
-    <w:p>
-      <w:pPr>
-        <w:rPr>
-          <w:rFonts w:ascii="Times New Roman" w:hAnsi="Times New Roman" w:cs="Times New Roman"/>
-        </w:rPr>
-      </w:pPr>
+        <w:t xml:space="preserve"> are </w:t>
+      </w:r>
       <w:bookmarkStart w:id="0" w:name="_GoBack"/>
       <w:bookmarkEnd w:id="0"/>
+      <w:r>
+        <w:rPr>
+          <w:rFonts w:ascii="Times New Roman" w:hAnsi="Times New Roman" w:cs="Times New Roman" w:hint="eastAsia"/>
+        </w:rPr>
+        <w:t>formal words.</w:t>
+      </w:r>
+    </w:p>
+    <w:p>
+      <w:pPr>
+        <w:rPr>
+          <w:rFonts w:ascii="Times New Roman" w:hAnsi="Times New Roman" w:cs="Times New Roman"/>
+        </w:rPr>
+      </w:pPr>
     </w:p>
     <w:p>
       <w:pPr>
@@ -7366,7 +7414,7 @@
   <a:extraClrSchemeLst/>
   <a:extLst>
     <a:ext uri="{05A4C25C-085E-4340-85A3-A5531E510DB2}">
-      <thm15:themeFamily xmlns="" xmlns:thm15="http://schemas.microsoft.com/office/thememl/2012/main" name="Office Theme" id="{62F939B6-93AF-4DB8-9C6B-D6C7DFDC589F}" vid="{4A3C46E8-61CC-4603-A589-7422A47A8E4A}"/>
+      <thm15:themeFamily xmlns:thm15="http://schemas.microsoft.com/office/thememl/2012/main" xmlns="" name="Office Theme" id="{62F939B6-93AF-4DB8-9C6B-D6C7DFDC589F}" vid="{4A3C46E8-61CC-4603-A589-7422A47A8E4A}"/>
     </a:ext>
   </a:extLst>
 </a:theme>
@@ -7377,7 +7425,7 @@
 </file>
 
 <file path=customXml/itemProps1.xml><?xml version="1.0" encoding="utf-8"?>
-<ds:datastoreItem xmlns:ds="http://schemas.openxmlformats.org/officeDocument/2006/customXml" ds:itemID="{06BD4994-772F-4382-887A-F78D505C8D71}">
+<ds:datastoreItem xmlns:ds="http://schemas.openxmlformats.org/officeDocument/2006/customXml" ds:itemID="{3F2C61FD-000D-4F93-A532-917D6A57FE6F}">
   <ds:schemaRefs>
     <ds:schemaRef ds:uri="http://schemas.openxmlformats.org/officeDocument/2006/bibliography"/>
   </ds:schemaRefs>

--- a/IELTS Notes/Writing Exercises and Analyses.docx
+++ b/IELTS Notes/Writing Exercises and Analyses.docx
@@ -3722,15 +3722,7 @@
         <w:rPr>
           <w:rFonts w:ascii="Times New Roman" w:hAnsi="Times New Roman" w:cs="Times New Roman" w:hint="eastAsia"/>
         </w:rPr>
-        <w:t xml:space="preserve"> are </w:t>
-      </w:r>
-      <w:bookmarkStart w:id="0" w:name="_GoBack"/>
-      <w:bookmarkEnd w:id="0"/>
-      <w:r>
-        <w:rPr>
-          <w:rFonts w:ascii="Times New Roman" w:hAnsi="Times New Roman" w:cs="Times New Roman" w:hint="eastAsia"/>
-        </w:rPr>
-        <w:t>formal words.</w:t>
+        <w:t xml:space="preserve"> are formal words.</w:t>
       </w:r>
     </w:p>
     <w:p>
@@ -4037,6 +4029,13 @@
           <w:t>Expenditure on consumer goods</w:t>
         </w:r>
       </w:hyperlink>
+      <w:r>
+        <w:rPr>
+          <w:rStyle w:val="ad"/>
+          <w:rFonts w:ascii="Times New Roman" w:hAnsi="Times New Roman" w:cs="Times New Roman" w:hint="eastAsia"/>
+        </w:rPr>
+        <w:t>(IELTS Liz)</w:t>
+      </w:r>
     </w:p>
     <w:p>
       <w:pPr>
@@ -4377,7 +4376,33 @@
         <w:rPr>
           <w:rFonts w:ascii="Times New Roman" w:hAnsi="Times New Roman" w:cs="Times New Roman" w:hint="eastAsia"/>
         </w:rPr>
-        <w:t>t incorporate numbers in body paragraphs to support the theses or statement.</w:t>
+        <w:t xml:space="preserve">t incorporate </w:t>
+      </w:r>
+      <w:r>
+        <w:rPr>
+          <w:rFonts w:ascii="Times New Roman" w:hAnsi="Times New Roman" w:cs="Times New Roman" w:hint="eastAsia"/>
+        </w:rPr>
+        <w:t>statistics</w:t>
+      </w:r>
+      <w:r>
+        <w:rPr>
+          <w:rFonts w:ascii="Times New Roman" w:hAnsi="Times New Roman" w:cs="Times New Roman" w:hint="eastAsia"/>
+        </w:rPr>
+        <w:t>/data(numbers or dates if possible</w:t>
+      </w:r>
+      <w:bookmarkStart w:id="0" w:name="_GoBack"/>
+      <w:bookmarkEnd w:id="0"/>
+      <w:r>
+        <w:rPr>
+          <w:rFonts w:ascii="Times New Roman" w:hAnsi="Times New Roman" w:cs="Times New Roman" w:hint="eastAsia"/>
+        </w:rPr>
+        <w:t>)</w:t>
+      </w:r>
+      <w:r>
+        <w:rPr>
+          <w:rFonts w:ascii="Times New Roman" w:hAnsi="Times New Roman" w:cs="Times New Roman" w:hint="eastAsia"/>
+        </w:rPr>
+        <w:t xml:space="preserve"> in body paragraphs to support the theses or statement.</w:t>
       </w:r>
     </w:p>
     <w:p>
@@ -7414,7 +7439,7 @@
   <a:extraClrSchemeLst/>
   <a:extLst>
     <a:ext uri="{05A4C25C-085E-4340-85A3-A5531E510DB2}">
-      <thm15:themeFamily xmlns:thm15="http://schemas.microsoft.com/office/thememl/2012/main" xmlns="" name="Office Theme" id="{62F939B6-93AF-4DB8-9C6B-D6C7DFDC589F}" vid="{4A3C46E8-61CC-4603-A589-7422A47A8E4A}"/>
+      <thm15:themeFamily xmlns="" xmlns:thm15="http://schemas.microsoft.com/office/thememl/2012/main" name="Office Theme" id="{62F939B6-93AF-4DB8-9C6B-D6C7DFDC589F}" vid="{4A3C46E8-61CC-4603-A589-7422A47A8E4A}"/>
     </a:ext>
   </a:extLst>
 </a:theme>
@@ -7425,7 +7450,7 @@
 </file>
 
 <file path=customXml/itemProps1.xml><?xml version="1.0" encoding="utf-8"?>
-<ds:datastoreItem xmlns:ds="http://schemas.openxmlformats.org/officeDocument/2006/customXml" ds:itemID="{3F2C61FD-000D-4F93-A532-917D6A57FE6F}">
+<ds:datastoreItem xmlns:ds="http://schemas.openxmlformats.org/officeDocument/2006/customXml" ds:itemID="{285B1866-56C8-496E-9BB7-CBA25D6FB087}">
   <ds:schemaRefs>
     <ds:schemaRef ds:uri="http://schemas.openxmlformats.org/officeDocument/2006/bibliography"/>
   </ds:schemaRefs>

--- a/IELTS Notes/Writing Exercises and Analyses.docx
+++ b/IELTS Notes/Writing Exercises and Analyses.docx
@@ -4388,7 +4388,270 @@
         <w:rPr>
           <w:rFonts w:ascii="Times New Roman" w:hAnsi="Times New Roman" w:cs="Times New Roman" w:hint="eastAsia"/>
         </w:rPr>
-        <w:t>/data(numbers or dates if possible</w:t>
+        <w:t>/data(numbers or dates if possible)</w:t>
+      </w:r>
+      <w:r>
+        <w:rPr>
+          <w:rFonts w:ascii="Times New Roman" w:hAnsi="Times New Roman" w:cs="Times New Roman" w:hint="eastAsia"/>
+        </w:rPr>
+        <w:t xml:space="preserve"> in body paragraphs to support the theses or statement.</w:t>
+      </w:r>
+    </w:p>
+    <w:p>
+      <w:pPr>
+        <w:rPr>
+          <w:rFonts w:ascii="Times New Roman" w:hAnsi="Times New Roman" w:cs="Times New Roman"/>
+        </w:rPr>
+      </w:pPr>
+      <w:r>
+        <w:rPr>
+          <w:rFonts w:ascii="Times New Roman" w:hAnsi="Times New Roman" w:cs="Times New Roman" w:hint="eastAsia"/>
+        </w:rPr>
+        <w:t xml:space="preserve">2, </w:t>
+      </w:r>
+      <w:r>
+        <w:rPr>
+          <w:rFonts w:ascii="Times New Roman" w:hAnsi="Times New Roman" w:cs="Times New Roman" w:hint="eastAsia"/>
+        </w:rPr>
+        <w:t>Some verbs should be past tense</w:t>
+      </w:r>
+      <w:r>
+        <w:rPr>
+          <w:rFonts w:ascii="Times New Roman" w:hAnsi="Times New Roman" w:cs="Times New Roman" w:hint="eastAsia"/>
+        </w:rPr>
+        <w:t xml:space="preserve">, as highlighted </w:t>
+      </w:r>
+      <w:r>
+        <w:rPr>
+          <w:rFonts w:ascii="Times New Roman" w:hAnsi="Times New Roman" w:cs="Times New Roman" w:hint="eastAsia"/>
+        </w:rPr>
+        <w:t>in</w:t>
+      </w:r>
+      <w:r>
+        <w:rPr>
+          <w:rFonts w:ascii="Times New Roman" w:hAnsi="Times New Roman" w:cs="Times New Roman" w:hint="eastAsia"/>
+        </w:rPr>
+        <w:t xml:space="preserve"> yellow</w:t>
+      </w:r>
+      <w:r>
+        <w:rPr>
+          <w:rFonts w:ascii="Times New Roman" w:hAnsi="Times New Roman" w:cs="Times New Roman" w:hint="eastAsia"/>
+        </w:rPr>
+        <w:t xml:space="preserve"> background</w:t>
+      </w:r>
+      <w:r>
+        <w:rPr>
+          <w:rFonts w:ascii="Times New Roman" w:hAnsi="Times New Roman" w:cs="Times New Roman" w:hint="eastAsia"/>
+        </w:rPr>
+        <w:t>.</w:t>
+      </w:r>
+    </w:p>
+    <w:p>
+      <w:pPr>
+        <w:rPr>
+          <w:rFonts w:ascii="Times New Roman" w:hAnsi="Times New Roman" w:cs="Times New Roman"/>
+        </w:rPr>
+      </w:pPr>
+      <w:r>
+        <w:rPr>
+          <w:rFonts w:ascii="Times New Roman" w:hAnsi="Times New Roman" w:cs="Times New Roman" w:hint="eastAsia"/>
+        </w:rPr>
+        <w:lastRenderedPageBreak/>
+        <w:t xml:space="preserve">3, The thrid paragraph is not understandable since it is not logical and is difficult for readers to find out which is </w:t>
+      </w:r>
+      <w:r>
+        <w:rPr>
+          <w:rFonts w:ascii="Times New Roman" w:hAnsi="Times New Roman" w:cs="Times New Roman"/>
+        </w:rPr>
+        <w:t>“</w:t>
+      </w:r>
+      <w:r>
+        <w:rPr>
+          <w:rFonts w:ascii="Times New Roman" w:hAnsi="Times New Roman" w:cs="Times New Roman" w:hint="eastAsia"/>
+        </w:rPr>
+        <w:t>the former</w:t>
+      </w:r>
+      <w:r>
+        <w:rPr>
+          <w:rFonts w:ascii="Times New Roman" w:hAnsi="Times New Roman" w:cs="Times New Roman"/>
+        </w:rPr>
+        <w:t>”</w:t>
+      </w:r>
+      <w:r>
+        <w:rPr>
+          <w:rFonts w:ascii="Times New Roman" w:hAnsi="Times New Roman" w:cs="Times New Roman" w:hint="eastAsia"/>
+        </w:rPr>
+        <w:t xml:space="preserve"> or </w:t>
+      </w:r>
+      <w:r>
+        <w:rPr>
+          <w:rFonts w:ascii="Times New Roman" w:hAnsi="Times New Roman" w:cs="Times New Roman"/>
+        </w:rPr>
+        <w:t>“</w:t>
+      </w:r>
+      <w:r>
+        <w:rPr>
+          <w:rFonts w:ascii="Times New Roman" w:hAnsi="Times New Roman" w:cs="Times New Roman" w:hint="eastAsia"/>
+        </w:rPr>
+        <w:t>the rest</w:t>
+      </w:r>
+      <w:r>
+        <w:rPr>
+          <w:rFonts w:ascii="Times New Roman" w:hAnsi="Times New Roman" w:cs="Times New Roman"/>
+        </w:rPr>
+        <w:t>”</w:t>
+      </w:r>
+      <w:r>
+        <w:rPr>
+          <w:rFonts w:ascii="Times New Roman" w:hAnsi="Times New Roman" w:cs="Times New Roman" w:hint="eastAsia"/>
+        </w:rPr>
+        <w:t>.</w:t>
+      </w:r>
+    </w:p>
+    <w:p>
+      <w:pPr>
+        <w:rPr>
+          <w:rFonts w:ascii="Times New Roman" w:hAnsi="Times New Roman" w:cs="Times New Roman"/>
+        </w:rPr>
+      </w:pPr>
+      <w:r>
+        <w:rPr>
+          <w:rFonts w:ascii="Times New Roman" w:hAnsi="Times New Roman" w:cs="Times New Roman" w:hint="eastAsia"/>
+        </w:rPr>
+        <w:t>3, The overview paragraph is not quite clear. It is better to summarise in three aspects which are British consuming more goods than French</w:t>
+      </w:r>
+      <w:r>
+        <w:rPr>
+          <w:rFonts w:ascii="Times New Roman" w:hAnsi="Times New Roman" w:cs="Times New Roman" w:hint="eastAsia"/>
+        </w:rPr>
+        <w:t xml:space="preserve"> in total</w:t>
+      </w:r>
+      <w:r>
+        <w:rPr>
+          <w:rFonts w:ascii="Times New Roman" w:hAnsi="Times New Roman" w:cs="Times New Roman" w:hint="eastAsia"/>
+        </w:rPr>
+        <w:t xml:space="preserve">, </w:t>
+      </w:r>
+      <w:r>
+        <w:rPr>
+          <w:rFonts w:ascii="Times New Roman" w:hAnsi="Times New Roman" w:cs="Times New Roman" w:hint="eastAsia"/>
+        </w:rPr>
+        <w:t>both countries spent</w:t>
+      </w:r>
+      <w:r>
+        <w:rPr>
+          <w:rFonts w:ascii="Times New Roman" w:hAnsi="Times New Roman" w:cs="Times New Roman" w:hint="eastAsia"/>
+        </w:rPr>
+        <w:t xml:space="preserve"> the most </w:t>
+      </w:r>
+      <w:r>
+        <w:rPr>
+          <w:rFonts w:ascii="Times New Roman" w:hAnsi="Times New Roman" w:cs="Times New Roman" w:hint="eastAsia"/>
+        </w:rPr>
+        <w:t xml:space="preserve">money </w:t>
+      </w:r>
+      <w:r>
+        <w:rPr>
+          <w:rFonts w:ascii="Times New Roman" w:hAnsi="Times New Roman" w:cs="Times New Roman" w:hint="eastAsia"/>
+        </w:rPr>
+        <w:t xml:space="preserve">on cars and </w:t>
+      </w:r>
+      <w:r>
+        <w:rPr>
+          <w:rFonts w:ascii="Times New Roman" w:hAnsi="Times New Roman" w:cs="Times New Roman" w:hint="eastAsia"/>
+        </w:rPr>
+        <w:t xml:space="preserve">France </w:t>
+      </w:r>
+      <w:r>
+        <w:rPr>
+          <w:rFonts w:ascii="Times New Roman" w:hAnsi="Times New Roman" w:cs="Times New Roman" w:hint="eastAsia"/>
+        </w:rPr>
+        <w:t>spending the le</w:t>
+      </w:r>
+      <w:r>
+        <w:rPr>
+          <w:rFonts w:ascii="Times New Roman" w:hAnsi="Times New Roman" w:cs="Times New Roman" w:hint="eastAsia"/>
+        </w:rPr>
+        <w:t>ast on camera and UK on perfume</w:t>
+      </w:r>
+      <w:r>
+        <w:rPr>
+          <w:rFonts w:ascii="Times New Roman" w:hAnsi="Times New Roman" w:cs="Times New Roman" w:hint="eastAsia"/>
+        </w:rPr>
+        <w:t>.</w:t>
+      </w:r>
+    </w:p>
+    <w:p>
+      <w:pPr>
+        <w:rPr>
+          <w:rFonts w:ascii="Times New Roman" w:hAnsi="Times New Roman" w:cs="Times New Roman"/>
+        </w:rPr>
+      </w:pPr>
+      <w:r>
+        <w:rPr>
+          <w:rFonts w:ascii="Times New Roman" w:hAnsi="Times New Roman" w:cs="Times New Roman" w:hint="eastAsia"/>
+        </w:rPr>
+        <w:t xml:space="preserve">4, For body paragraphs, there are two altenative ways to organise them logically. </w:t>
+      </w:r>
+      <w:r>
+        <w:rPr>
+          <w:rFonts w:ascii="Times New Roman" w:hAnsi="Times New Roman" w:cs="Times New Roman"/>
+        </w:rPr>
+        <w:br/>
+      </w:r>
+      <w:r>
+        <w:rPr>
+          <w:rFonts w:ascii="Times New Roman" w:hAnsi="Times New Roman" w:cs="Times New Roman" w:hint="eastAsia"/>
+        </w:rPr>
+        <w:t xml:space="preserve">The first one is, as in the order of the overview paragraph, </w:t>
+      </w:r>
+      <w:r>
+        <w:rPr>
+          <w:rFonts w:ascii="Times New Roman" w:hAnsi="Times New Roman" w:cs="Times New Roman" w:hint="eastAsia"/>
+        </w:rPr>
+        <w:t xml:space="preserve">that cars, perfume and cameras are in a body paragraph and computer and books are in the other. </w:t>
+      </w:r>
+      <w:r>
+        <w:rPr>
+          <w:rFonts w:ascii="Times New Roman" w:hAnsi="Times New Roman" w:cs="Times New Roman" w:hint="eastAsia"/>
+        </w:rPr>
+        <w:t xml:space="preserve">Because the expenditure of cars are the highest in the two countries while perfume and cameras are the least in UK and France, respectively. </w:t>
+      </w:r>
+      <w:r>
+        <w:rPr>
+          <w:rFonts w:ascii="Times New Roman" w:hAnsi="Times New Roman" w:cs="Times New Roman" w:hint="eastAsia"/>
+        </w:rPr>
+        <w:t xml:space="preserve">Then the rest two categories are in the other body paragraph. </w:t>
+      </w:r>
+      <w:r>
+        <w:rPr>
+          <w:rFonts w:ascii="Times New Roman" w:hAnsi="Times New Roman" w:cs="Times New Roman"/>
+        </w:rPr>
+        <w:br/>
+      </w:r>
+      <w:r>
+        <w:rPr>
+          <w:rFonts w:ascii="Times New Roman" w:hAnsi="Times New Roman" w:cs="Times New Roman" w:hint="eastAsia"/>
+        </w:rPr>
+        <w:t>The second is that cars, books and cameras are in one</w:t>
+      </w:r>
+      <w:r>
+        <w:rPr>
+          <w:rFonts w:ascii="Times New Roman" w:hAnsi="Times New Roman" w:cs="Times New Roman" w:hint="eastAsia"/>
+        </w:rPr>
+        <w:t xml:space="preserve"> body paragraph; British spent more money than French. </w:t>
+      </w:r>
+      <w:r>
+        <w:rPr>
+          <w:rFonts w:ascii="Times New Roman" w:hAnsi="Times New Roman" w:cs="Times New Roman" w:hint="eastAsia"/>
+        </w:rPr>
+        <w:t>Computers and perfume are in the other; French consumed more</w:t>
+      </w:r>
+      <w:r>
+        <w:rPr>
+          <w:rFonts w:ascii="Times New Roman" w:hAnsi="Times New Roman" w:cs="Times New Roman" w:hint="eastAsia"/>
+        </w:rPr>
+        <w:t xml:space="preserve"> of them</w:t>
       </w:r>
       <w:bookmarkStart w:id="0" w:name="_GoBack"/>
       <w:bookmarkEnd w:id="0"/>
@@ -4396,210 +4659,7 @@
         <w:rPr>
           <w:rFonts w:ascii="Times New Roman" w:hAnsi="Times New Roman" w:cs="Times New Roman" w:hint="eastAsia"/>
         </w:rPr>
-        <w:t>)</w:t>
-      </w:r>
-      <w:r>
-        <w:rPr>
-          <w:rFonts w:ascii="Times New Roman" w:hAnsi="Times New Roman" w:cs="Times New Roman" w:hint="eastAsia"/>
-        </w:rPr>
-        <w:t xml:space="preserve"> in body paragraphs to support the theses or statement.</w:t>
-      </w:r>
-    </w:p>
-    <w:p>
-      <w:pPr>
-        <w:rPr>
-          <w:rFonts w:ascii="Times New Roman" w:hAnsi="Times New Roman" w:cs="Times New Roman"/>
-        </w:rPr>
-      </w:pPr>
-      <w:r>
-        <w:rPr>
-          <w:rFonts w:ascii="Times New Roman" w:hAnsi="Times New Roman" w:cs="Times New Roman" w:hint="eastAsia"/>
-        </w:rPr>
-        <w:t xml:space="preserve">2, </w:t>
-      </w:r>
-      <w:r>
-        <w:rPr>
-          <w:rFonts w:ascii="Times New Roman" w:hAnsi="Times New Roman" w:cs="Times New Roman" w:hint="eastAsia"/>
-        </w:rPr>
-        <w:t>Some verbs should be past tense</w:t>
-      </w:r>
-      <w:r>
-        <w:rPr>
-          <w:rFonts w:ascii="Times New Roman" w:hAnsi="Times New Roman" w:cs="Times New Roman" w:hint="eastAsia"/>
-        </w:rPr>
-        <w:t xml:space="preserve">, as highlighted </w:t>
-      </w:r>
-      <w:r>
-        <w:rPr>
-          <w:rFonts w:ascii="Times New Roman" w:hAnsi="Times New Roman" w:cs="Times New Roman" w:hint="eastAsia"/>
-        </w:rPr>
-        <w:t>in</w:t>
-      </w:r>
-      <w:r>
-        <w:rPr>
-          <w:rFonts w:ascii="Times New Roman" w:hAnsi="Times New Roman" w:cs="Times New Roman" w:hint="eastAsia"/>
-        </w:rPr>
-        <w:t xml:space="preserve"> yellow</w:t>
-      </w:r>
-      <w:r>
-        <w:rPr>
-          <w:rFonts w:ascii="Times New Roman" w:hAnsi="Times New Roman" w:cs="Times New Roman" w:hint="eastAsia"/>
-        </w:rPr>
-        <w:t xml:space="preserve"> background</w:t>
-      </w:r>
-      <w:r>
-        <w:rPr>
-          <w:rFonts w:ascii="Times New Roman" w:hAnsi="Times New Roman" w:cs="Times New Roman" w:hint="eastAsia"/>
-        </w:rPr>
-        <w:t>.</w:t>
-      </w:r>
-    </w:p>
-    <w:p>
-      <w:pPr>
-        <w:rPr>
-          <w:rFonts w:ascii="Times New Roman" w:hAnsi="Times New Roman" w:cs="Times New Roman"/>
-        </w:rPr>
-      </w:pPr>
-      <w:r>
-        <w:rPr>
-          <w:rFonts w:ascii="Times New Roman" w:hAnsi="Times New Roman" w:cs="Times New Roman" w:hint="eastAsia"/>
-        </w:rPr>
-        <w:lastRenderedPageBreak/>
-        <w:t xml:space="preserve">3, The thrid paragraph is not understandable since it is not logical and is difficult for readers to find out which is </w:t>
-      </w:r>
-      <w:r>
-        <w:rPr>
-          <w:rFonts w:ascii="Times New Roman" w:hAnsi="Times New Roman" w:cs="Times New Roman"/>
-        </w:rPr>
-        <w:t>“</w:t>
-      </w:r>
-      <w:r>
-        <w:rPr>
-          <w:rFonts w:ascii="Times New Roman" w:hAnsi="Times New Roman" w:cs="Times New Roman" w:hint="eastAsia"/>
-        </w:rPr>
-        <w:t>the former</w:t>
-      </w:r>
-      <w:r>
-        <w:rPr>
-          <w:rFonts w:ascii="Times New Roman" w:hAnsi="Times New Roman" w:cs="Times New Roman"/>
-        </w:rPr>
-        <w:t>”</w:t>
-      </w:r>
-      <w:r>
-        <w:rPr>
-          <w:rFonts w:ascii="Times New Roman" w:hAnsi="Times New Roman" w:cs="Times New Roman" w:hint="eastAsia"/>
-        </w:rPr>
-        <w:t xml:space="preserve"> or </w:t>
-      </w:r>
-      <w:r>
-        <w:rPr>
-          <w:rFonts w:ascii="Times New Roman" w:hAnsi="Times New Roman" w:cs="Times New Roman"/>
-        </w:rPr>
-        <w:t>“</w:t>
-      </w:r>
-      <w:r>
-        <w:rPr>
-          <w:rFonts w:ascii="Times New Roman" w:hAnsi="Times New Roman" w:cs="Times New Roman" w:hint="eastAsia"/>
-        </w:rPr>
-        <w:t>the rest</w:t>
-      </w:r>
-      <w:r>
-        <w:rPr>
-          <w:rFonts w:ascii="Times New Roman" w:hAnsi="Times New Roman" w:cs="Times New Roman"/>
-        </w:rPr>
-        <w:t>”</w:t>
-      </w:r>
-      <w:r>
-        <w:rPr>
-          <w:rFonts w:ascii="Times New Roman" w:hAnsi="Times New Roman" w:cs="Times New Roman" w:hint="eastAsia"/>
-        </w:rPr>
-        <w:t>.</w:t>
-      </w:r>
-    </w:p>
-    <w:p>
-      <w:pPr>
-        <w:rPr>
-          <w:rFonts w:ascii="Times New Roman" w:hAnsi="Times New Roman" w:cs="Times New Roman"/>
-        </w:rPr>
-      </w:pPr>
-      <w:r>
-        <w:rPr>
-          <w:rFonts w:ascii="Times New Roman" w:hAnsi="Times New Roman" w:cs="Times New Roman" w:hint="eastAsia"/>
-        </w:rPr>
-        <w:t xml:space="preserve">3, The overview paragraph is not quite clear. It is better to summarise in three aspects which are British consuming more goods than French, </w:t>
-      </w:r>
-      <w:r>
-        <w:rPr>
-          <w:rFonts w:ascii="Times New Roman" w:hAnsi="Times New Roman" w:cs="Times New Roman" w:hint="eastAsia"/>
-        </w:rPr>
-        <w:t>both countries spending the most on cars and spending the least on perfume.</w:t>
-      </w:r>
-    </w:p>
-    <w:p>
-      <w:pPr>
-        <w:rPr>
-          <w:rFonts w:ascii="Times New Roman" w:hAnsi="Times New Roman" w:cs="Times New Roman"/>
-        </w:rPr>
-      </w:pPr>
-      <w:r>
-        <w:rPr>
-          <w:rFonts w:ascii="Times New Roman" w:hAnsi="Times New Roman" w:cs="Times New Roman" w:hint="eastAsia"/>
-        </w:rPr>
-        <w:t xml:space="preserve">4, For body paragraphs, there are two altenative ways to organise them logically. </w:t>
-      </w:r>
-      <w:r>
-        <w:rPr>
-          <w:rFonts w:ascii="Times New Roman" w:hAnsi="Times New Roman" w:cs="Times New Roman"/>
-        </w:rPr>
-        <w:br/>
-      </w:r>
-      <w:r>
-        <w:rPr>
-          <w:rFonts w:ascii="Times New Roman" w:hAnsi="Times New Roman" w:cs="Times New Roman" w:hint="eastAsia"/>
-        </w:rPr>
-        <w:t xml:space="preserve">The first one is, as in the order of the overview paragraph, </w:t>
-      </w:r>
-      <w:r>
-        <w:rPr>
-          <w:rFonts w:ascii="Times New Roman" w:hAnsi="Times New Roman" w:cs="Times New Roman" w:hint="eastAsia"/>
-        </w:rPr>
-        <w:t xml:space="preserve">that cars, perfume and cameras are in a body paragraph and computer and books are in the other. </w:t>
-      </w:r>
-      <w:r>
-        <w:rPr>
-          <w:rFonts w:ascii="Times New Roman" w:hAnsi="Times New Roman" w:cs="Times New Roman" w:hint="eastAsia"/>
-        </w:rPr>
-        <w:t xml:space="preserve">Because the expenditure of cars are the highest in the two countries while perfume and cameras are the least in UK and France, respectively. </w:t>
-      </w:r>
-      <w:r>
-        <w:rPr>
-          <w:rFonts w:ascii="Times New Roman" w:hAnsi="Times New Roman" w:cs="Times New Roman" w:hint="eastAsia"/>
-        </w:rPr>
-        <w:t xml:space="preserve">Then the rest two categories are in the other body paragraph. </w:t>
-      </w:r>
-      <w:r>
-        <w:rPr>
-          <w:rFonts w:ascii="Times New Roman" w:hAnsi="Times New Roman" w:cs="Times New Roman"/>
-        </w:rPr>
-        <w:br/>
-      </w:r>
-      <w:r>
-        <w:rPr>
-          <w:rFonts w:ascii="Times New Roman" w:hAnsi="Times New Roman" w:cs="Times New Roman" w:hint="eastAsia"/>
-        </w:rPr>
-        <w:t>The second is that cars, books and cameras are in one</w:t>
-      </w:r>
-      <w:r>
-        <w:rPr>
-          <w:rFonts w:ascii="Times New Roman" w:hAnsi="Times New Roman" w:cs="Times New Roman" w:hint="eastAsia"/>
-        </w:rPr>
-        <w:t xml:space="preserve"> body paragraph; British spent more money than French. </w:t>
-      </w:r>
-      <w:r>
-        <w:rPr>
-          <w:rFonts w:ascii="Times New Roman" w:hAnsi="Times New Roman" w:cs="Times New Roman" w:hint="eastAsia"/>
-        </w:rPr>
-        <w:t>Computers and perfume are in the other; French consumed more than British.</w:t>
+        <w:t xml:space="preserve"> than British.</w:t>
       </w:r>
     </w:p>
     <w:p>
@@ -7439,7 +7499,7 @@
   <a:extraClrSchemeLst/>
   <a:extLst>
     <a:ext uri="{05A4C25C-085E-4340-85A3-A5531E510DB2}">
-      <thm15:themeFamily xmlns="" xmlns:thm15="http://schemas.microsoft.com/office/thememl/2012/main" name="Office Theme" id="{62F939B6-93AF-4DB8-9C6B-D6C7DFDC589F}" vid="{4A3C46E8-61CC-4603-A589-7422A47A8E4A}"/>
+      <thm15:themeFamily xmlns:thm15="http://schemas.microsoft.com/office/thememl/2012/main" xmlns="" name="Office Theme" id="{62F939B6-93AF-4DB8-9C6B-D6C7DFDC589F}" vid="{4A3C46E8-61CC-4603-A589-7422A47A8E4A}"/>
     </a:ext>
   </a:extLst>
 </a:theme>
@@ -7450,7 +7510,7 @@
 </file>
 
 <file path=customXml/itemProps1.xml><?xml version="1.0" encoding="utf-8"?>
-<ds:datastoreItem xmlns:ds="http://schemas.openxmlformats.org/officeDocument/2006/customXml" ds:itemID="{285B1866-56C8-496E-9BB7-CBA25D6FB087}">
+<ds:datastoreItem xmlns:ds="http://schemas.openxmlformats.org/officeDocument/2006/customXml" ds:itemID="{6C1936A9-CADC-4958-9DEE-F5FCEE244F9F}">
   <ds:schemaRefs>
     <ds:schemaRef ds:uri="http://schemas.openxmlformats.org/officeDocument/2006/bibliography"/>
   </ds:schemaRefs>

--- a/IELTS Notes/Writing Exercises and Analyses.docx
+++ b/IELTS Notes/Writing Exercises and Analyses.docx
@@ -4102,6 +4102,14 @@
         </w:rPr>
         <w:t>My Report</w:t>
       </w:r>
+      <w:r>
+        <w:rPr>
+          <w:rFonts w:ascii="Times New Roman" w:hAnsi="Times New Roman" w:cs="Times New Roman" w:hint="eastAsia"/>
+          <w:b/>
+          <w:i/>
+        </w:rPr>
+        <w:t xml:space="preserve"> 1</w:t>
+      </w:r>
     </w:p>
     <w:p>
       <w:pPr>
@@ -4653,8 +4661,6 @@
         </w:rPr>
         <w:t xml:space="preserve"> of them</w:t>
       </w:r>
-      <w:bookmarkStart w:id="0" w:name="_GoBack"/>
-      <w:bookmarkEnd w:id="0"/>
       <w:r>
         <w:rPr>
           <w:rFonts w:ascii="Times New Roman" w:hAnsi="Times New Roman" w:cs="Times New Roman" w:hint="eastAsia"/>
@@ -4950,7 +4956,7 @@
     <w:p>
       <w:pPr>
         <w:rPr>
-          <w:rFonts w:ascii="Times New Roman" w:hAnsi="Times New Roman" w:cs="Times New Roman"/>
+          <w:rFonts w:ascii="Times New Roman" w:hAnsi="Times New Roman" w:cs="Times New Roman" w:hint="eastAsia"/>
           <w:lang w:val="en-US"/>
         </w:rPr>
       </w:pPr>
@@ -5100,7 +5106,7 @@
     <w:p>
       <w:pPr>
         <w:rPr>
-          <w:rFonts w:ascii="Times New Roman" w:hAnsi="Times New Roman" w:cs="Times New Roman"/>
+          <w:rFonts w:ascii="Times New Roman" w:hAnsi="Times New Roman" w:cs="Times New Roman" w:hint="eastAsia"/>
         </w:rPr>
       </w:pPr>
       <w:r>
@@ -5145,6 +5151,127 @@
           </wp:inline>
         </w:drawing>
       </w:r>
+    </w:p>
+    <w:p>
+      <w:pPr>
+        <w:rPr>
+          <w:rFonts w:ascii="Times New Roman" w:hAnsi="Times New Roman" w:cs="Times New Roman" w:hint="eastAsia"/>
+        </w:rPr>
+      </w:pPr>
+    </w:p>
+    <w:p>
+      <w:pPr>
+        <w:rPr>
+          <w:rFonts w:ascii="Times New Roman" w:hAnsi="Times New Roman" w:cs="Times New Roman" w:hint="eastAsia"/>
+          <w:b/>
+          <w:bCs/>
+          <w:i/>
+          <w:iCs/>
+        </w:rPr>
+      </w:pPr>
+      <w:r>
+        <w:rPr>
+          <w:rFonts w:ascii="Times New Roman" w:hAnsi="Times New Roman" w:cs="Times New Roman" w:hint="eastAsia"/>
+          <w:b/>
+          <w:bCs/>
+          <w:i/>
+          <w:iCs/>
+        </w:rPr>
+        <w:t>My Report 2</w:t>
+      </w:r>
+      <w:r>
+        <w:rPr>
+          <w:rFonts w:ascii="Times New Roman" w:hAnsi="Times New Roman" w:cs="Times New Roman" w:hint="eastAsia"/>
+          <w:b/>
+          <w:bCs/>
+          <w:i/>
+          <w:iCs/>
+        </w:rPr>
+        <w:t xml:space="preserve"> (adopting the first way mentioned in the 4</w:t>
+      </w:r>
+      <w:r>
+        <w:rPr>
+          <w:rFonts w:ascii="Times New Roman" w:hAnsi="Times New Roman" w:cs="Times New Roman" w:hint="eastAsia"/>
+          <w:b/>
+          <w:bCs/>
+          <w:i/>
+          <w:iCs/>
+          <w:vertAlign w:val="superscript"/>
+        </w:rPr>
+        <w:t>th</w:t>
+      </w:r>
+      <w:r>
+        <w:rPr>
+          <w:rFonts w:ascii="Times New Roman" w:hAnsi="Times New Roman" w:cs="Times New Roman" w:hint="eastAsia"/>
+          <w:b/>
+          <w:bCs/>
+          <w:i/>
+          <w:iCs/>
+        </w:rPr>
+        <w:t xml:space="preserve"> note above.)</w:t>
+      </w:r>
+    </w:p>
+    <w:p>
+      <w:pPr>
+        <w:rPr>
+          <w:rFonts w:ascii="Times New Roman" w:hAnsi="Times New Roman" w:cs="Times New Roman"/>
+        </w:rPr>
+      </w:pPr>
+      <w:r>
+        <w:rPr>
+          <w:rFonts w:ascii="Times New Roman" w:hAnsi="Times New Roman" w:cs="Times New Roman"/>
+        </w:rPr>
+        <w:t>The bar chart illustrates the money that British and French spent on cars, computers, books, perfume and cameras in 2010. Units are measured in pound sterling.</w:t>
+      </w:r>
+    </w:p>
+    <w:p>
+      <w:pPr>
+        <w:rPr>
+          <w:rFonts w:ascii="Times New Roman" w:hAnsi="Times New Roman" w:cs="Times New Roman"/>
+        </w:rPr>
+      </w:pPr>
+      <w:r>
+        <w:rPr>
+          <w:rFonts w:ascii="Times New Roman" w:hAnsi="Times New Roman" w:cs="Times New Roman"/>
+        </w:rPr>
+        <w:t xml:space="preserve">Generaly, Britain consumed more than France in total. Both countries spent the most money on cars. Whereas, the least amout of money was spent on perfume in UK  while on camera in France. In addition, the most significant difference between two countries was in the consumption of cameras. </w:t>
+      </w:r>
+    </w:p>
+    <w:p>
+      <w:pPr>
+        <w:rPr>
+          <w:rFonts w:ascii="Times New Roman" w:hAnsi="Times New Roman" w:cs="Times New Roman"/>
+        </w:rPr>
+      </w:pPr>
+      <w:r>
+        <w:rPr>
+          <w:rFonts w:ascii="Times New Roman" w:hAnsi="Times New Roman" w:cs="Times New Roman"/>
+        </w:rPr>
+        <w:lastRenderedPageBreak/>
+        <w:t>In terms of cars, the amount of money spent by British was just over £450,000 and of French was exactly £400,000. Britain spent less than £150,000 on perfume compared £200,000 in France. Whereas ,there was a sharp contrast in the expenditure of cameras; consumers in UK spent a little bit more than £350,000 which was as more than two times as the amount (£150,000) in France.</w:t>
+      </w:r>
+    </w:p>
+    <w:p>
+      <w:pPr>
+        <w:rPr>
+          <w:rFonts w:ascii="Times New Roman" w:hAnsi="Times New Roman" w:cs="Times New Roman"/>
+        </w:rPr>
+      </w:pPr>
+      <w:r>
+        <w:rPr>
+          <w:rFonts w:ascii="Times New Roman" w:hAnsi="Times New Roman" w:cs="Times New Roman"/>
+        </w:rPr>
+        <w:t>For computers, it cost British cosumers about £375,000 and French ones £300,000. People in UK spent around £400,000 on books while those in France spent £300,000.</w:t>
+      </w:r>
+    </w:p>
+    <w:p>
+      <w:pPr>
+        <w:rPr>
+          <w:rFonts w:ascii="Times New Roman" w:hAnsi="Times New Roman" w:cs="Times New Roman"/>
+        </w:rPr>
+      </w:pPr>
+      <w:bookmarkStart w:id="0" w:name="_GoBack"/>
+      <w:bookmarkEnd w:id="0"/>
     </w:p>
     <w:p>
       <w:pPr>
@@ -7499,7 +7626,7 @@
   <a:extraClrSchemeLst/>
   <a:extLst>
     <a:ext uri="{05A4C25C-085E-4340-85A3-A5531E510DB2}">
-      <thm15:themeFamily xmlns:thm15="http://schemas.microsoft.com/office/thememl/2012/main" xmlns="" name="Office Theme" id="{62F939B6-93AF-4DB8-9C6B-D6C7DFDC589F}" vid="{4A3C46E8-61CC-4603-A589-7422A47A8E4A}"/>
+      <thm15:themeFamily xmlns="" xmlns:thm15="http://schemas.microsoft.com/office/thememl/2012/main" name="Office Theme" id="{62F939B6-93AF-4DB8-9C6B-D6C7DFDC589F}" vid="{4A3C46E8-61CC-4603-A589-7422A47A8E4A}"/>
     </a:ext>
   </a:extLst>
 </a:theme>
@@ -7510,7 +7637,7 @@
 </file>
 
 <file path=customXml/itemProps1.xml><?xml version="1.0" encoding="utf-8"?>
-<ds:datastoreItem xmlns:ds="http://schemas.openxmlformats.org/officeDocument/2006/customXml" ds:itemID="{6C1936A9-CADC-4958-9DEE-F5FCEE244F9F}">
+<ds:datastoreItem xmlns:ds="http://schemas.openxmlformats.org/officeDocument/2006/customXml" ds:itemID="{060EAB4A-33A4-4603-9AA2-567F1EC36345}">
   <ds:schemaRefs>
     <ds:schemaRef ds:uri="http://schemas.openxmlformats.org/officeDocument/2006/bibliography"/>
   </ds:schemaRefs>

--- a/IELTS Notes/Writing Exercises and Analyses.docx
+++ b/IELTS Notes/Writing Exercises and Analyses.docx
@@ -4301,7 +4301,20 @@
         <w:rPr>
           <w:rFonts w:ascii="Times New Roman" w:hAnsi="Times New Roman" w:cs="Times New Roman" w:hint="eastAsia"/>
         </w:rPr>
-        <w:t xml:space="preserve">people in UK consume more </w:t>
+        <w:t xml:space="preserve">people in UK </w:t>
+      </w:r>
+      <w:r>
+        <w:rPr>
+          <w:rFonts w:ascii="Times New Roman" w:hAnsi="Times New Roman" w:cs="Times New Roman" w:hint="eastAsia"/>
+          <w:highlight w:val="yellow"/>
+        </w:rPr>
+        <w:t>consume</w:t>
+      </w:r>
+      <w:r>
+        <w:rPr>
+          <w:rFonts w:ascii="Times New Roman" w:hAnsi="Times New Roman" w:cs="Times New Roman" w:hint="eastAsia"/>
+        </w:rPr>
+        <w:t xml:space="preserve"> more </w:t>
       </w:r>
       <w:r>
         <w:rPr>
@@ -4465,7 +4478,31 @@
           <w:rFonts w:ascii="Times New Roman" w:hAnsi="Times New Roman" w:cs="Times New Roman" w:hint="eastAsia"/>
         </w:rPr>
         <w:lastRenderedPageBreak/>
-        <w:t xml:space="preserve">3, The thrid paragraph is not understandable since it is not logical and is difficult for readers to find out which is </w:t>
+        <w:t>3, The th</w:t>
+      </w:r>
+      <w:r>
+        <w:rPr>
+          <w:rFonts w:ascii="Times New Roman" w:hAnsi="Times New Roman" w:cs="Times New Roman" w:hint="eastAsia"/>
+        </w:rPr>
+        <w:t>ir</w:t>
+      </w:r>
+      <w:r>
+        <w:rPr>
+          <w:rFonts w:ascii="Times New Roman" w:hAnsi="Times New Roman" w:cs="Times New Roman" w:hint="eastAsia"/>
+        </w:rPr>
+        <w:t>d paragraph is not understandable since it is not</w:t>
+      </w:r>
+      <w:r>
+        <w:rPr>
+          <w:rFonts w:ascii="Times New Roman" w:hAnsi="Times New Roman" w:cs="Times New Roman" w:hint="eastAsia"/>
+        </w:rPr>
+        <w:t xml:space="preserve"> so logical that it</w:t>
+      </w:r>
+      <w:r>
+        <w:rPr>
+          <w:rFonts w:ascii="Times New Roman" w:hAnsi="Times New Roman" w:cs="Times New Roman" w:hint="eastAsia"/>
+        </w:rPr>
+        <w:t xml:space="preserve"> is difficult for readers to find out which is </w:t>
       </w:r>
       <w:r>
         <w:rPr>
@@ -4493,6 +4530,18 @@
       </w:r>
       <w:r>
         <w:rPr>
+          <w:rFonts w:ascii="Times New Roman" w:hAnsi="Times New Roman" w:cs="Times New Roman" w:hint="eastAsia"/>
+        </w:rPr>
+        <w:t xml:space="preserve">which </w:t>
+      </w:r>
+      <w:r>
+        <w:rPr>
+          <w:rFonts w:ascii="Times New Roman" w:hAnsi="Times New Roman" w:cs="Times New Roman" w:hint="eastAsia"/>
+        </w:rPr>
+        <w:t xml:space="preserve">is </w:t>
+      </w:r>
+      <w:r>
+        <w:rPr>
           <w:rFonts w:ascii="Times New Roman" w:hAnsi="Times New Roman" w:cs="Times New Roman"/>
         </w:rPr>
         <w:t>“</w:t>
@@ -4568,13 +4617,25 @@
         <w:rPr>
           <w:rFonts w:ascii="Times New Roman" w:hAnsi="Times New Roman" w:cs="Times New Roman" w:hint="eastAsia"/>
         </w:rPr>
+        <w:t xml:space="preserve">that </w:t>
+      </w:r>
+      <w:r>
+        <w:rPr>
+          <w:rFonts w:ascii="Times New Roman" w:hAnsi="Times New Roman" w:cs="Times New Roman" w:hint="eastAsia"/>
+        </w:rPr>
         <w:t xml:space="preserve">France </w:t>
       </w:r>
       <w:r>
         <w:rPr>
           <w:rFonts w:ascii="Times New Roman" w:hAnsi="Times New Roman" w:cs="Times New Roman" w:hint="eastAsia"/>
         </w:rPr>
-        <w:t>spending the le</w:t>
+        <w:t>spent</w:t>
+      </w:r>
+      <w:r>
+        <w:rPr>
+          <w:rFonts w:ascii="Times New Roman" w:hAnsi="Times New Roman" w:cs="Times New Roman" w:hint="eastAsia"/>
+        </w:rPr>
+        <w:t xml:space="preserve"> the le</w:t>
       </w:r>
       <w:r>
         <w:rPr>
@@ -4599,7 +4660,19 @@
         <w:rPr>
           <w:rFonts w:ascii="Times New Roman" w:hAnsi="Times New Roman" w:cs="Times New Roman" w:hint="eastAsia"/>
         </w:rPr>
-        <w:t xml:space="preserve">4, For body paragraphs, there are two altenative ways to organise them logically. </w:t>
+        <w:t>4, For body paragraphs, there are two altenative</w:t>
+      </w:r>
+      <w:r>
+        <w:rPr>
+          <w:rFonts w:ascii="Times New Roman" w:hAnsi="Times New Roman" w:cs="Times New Roman" w:hint="eastAsia"/>
+        </w:rPr>
+        <w:t>s</w:t>
+      </w:r>
+      <w:r>
+        <w:rPr>
+          <w:rFonts w:ascii="Times New Roman" w:hAnsi="Times New Roman" w:cs="Times New Roman" w:hint="eastAsia"/>
+        </w:rPr>
+        <w:t xml:space="preserve"> to organise them logically. </w:t>
       </w:r>
       <w:r>
         <w:rPr>
@@ -4787,7 +4860,19 @@
         <w:rPr>
           <w:rFonts w:ascii="Times New Roman" w:hAnsi="Times New Roman" w:cs="Times New Roman" w:hint="eastAsia"/>
         </w:rPr>
-        <w:t xml:space="preserve">expenditure in Britain was higher than in France. </w:t>
+        <w:t>expenditure in Britain was higher than</w:t>
+      </w:r>
+      <w:r>
+        <w:rPr>
+          <w:rFonts w:ascii="Times New Roman" w:hAnsi="Times New Roman" w:cs="Times New Roman" w:hint="eastAsia"/>
+        </w:rPr>
+        <w:t xml:space="preserve"> that</w:t>
+      </w:r>
+      <w:r>
+        <w:rPr>
+          <w:rFonts w:ascii="Times New Roman" w:hAnsi="Times New Roman" w:cs="Times New Roman" w:hint="eastAsia"/>
+        </w:rPr>
+        <w:t xml:space="preserve"> in France. </w:t>
       </w:r>
       <w:r>
         <w:rPr>
@@ -4854,13 +4939,56 @@
         <w:rPr>
           <w:rFonts w:ascii="Times New Roman" w:hAnsi="Times New Roman" w:cs="Times New Roman" w:hint="eastAsia"/>
         </w:rPr>
-        <w:t xml:space="preserve">400,00. </w:t>
-      </w:r>
-      <w:r>
-        <w:rPr>
-          <w:rFonts w:ascii="Times New Roman" w:hAnsi="Times New Roman" w:cs="Times New Roman" w:hint="eastAsia"/>
-        </w:rPr>
-        <w:t xml:space="preserve">Similiarly, the expenditure of books in UK was much higher than in France, which were slightly over </w:t>
+        <w:t>400,00</w:t>
+      </w:r>
+      <w:r>
+        <w:rPr>
+          <w:rFonts w:ascii="Times New Roman" w:hAnsi="Times New Roman" w:cs="Times New Roman" w:hint="eastAsia"/>
+        </w:rPr>
+        <w:t>0</w:t>
+      </w:r>
+      <w:r>
+        <w:rPr>
+          <w:rFonts w:ascii="Times New Roman" w:hAnsi="Times New Roman" w:cs="Times New Roman" w:hint="eastAsia"/>
+        </w:rPr>
+        <w:t xml:space="preserve">. </w:t>
+      </w:r>
+      <w:r>
+        <w:rPr>
+          <w:rFonts w:ascii="Times New Roman" w:hAnsi="Times New Roman" w:cs="Times New Roman" w:hint="eastAsia"/>
+        </w:rPr>
+        <w:t xml:space="preserve">Similiarly, the expenditure of books in UK was </w:t>
+      </w:r>
+      <w:r>
+        <w:rPr>
+          <w:rFonts w:ascii="Times New Roman" w:hAnsi="Times New Roman" w:cs="Times New Roman" w:hint="eastAsia"/>
+          <w:strike/>
+        </w:rPr>
+        <w:t>much</w:t>
+      </w:r>
+      <w:r>
+        <w:rPr>
+          <w:rFonts w:ascii="Times New Roman" w:hAnsi="Times New Roman" w:cs="Times New Roman" w:hint="eastAsia"/>
+        </w:rPr>
+        <w:t>(quite)</w:t>
+      </w:r>
+      <w:r>
+        <w:rPr>
+          <w:rFonts w:ascii="Times New Roman" w:hAnsi="Times New Roman" w:cs="Times New Roman" w:hint="eastAsia"/>
+        </w:rPr>
+        <w:t xml:space="preserve"> higher than</w:t>
+      </w:r>
+      <w:r>
+        <w:rPr>
+          <w:rFonts w:ascii="Times New Roman" w:hAnsi="Times New Roman" w:cs="Times New Roman" w:hint="eastAsia"/>
+        </w:rPr>
+        <w:t xml:space="preserve"> that </w:t>
+      </w:r>
+      <w:r>
+        <w:rPr>
+          <w:rFonts w:ascii="Times New Roman" w:hAnsi="Times New Roman" w:cs="Times New Roman" w:hint="eastAsia"/>
+        </w:rPr>
+        <w:t xml:space="preserve"> in France, which were slightly over </w:t>
       </w:r>
       <w:r>
         <w:rPr>
@@ -4872,7 +5000,19 @@
         <w:rPr>
           <w:rFonts w:ascii="Times New Roman" w:hAnsi="Times New Roman" w:cs="Times New Roman" w:hint="eastAsia"/>
         </w:rPr>
-        <w:t xml:space="preserve">400,00 and nearly </w:t>
+        <w:t>400,00</w:t>
+      </w:r>
+      <w:r>
+        <w:rPr>
+          <w:rFonts w:ascii="Times New Roman" w:hAnsi="Times New Roman" w:cs="Times New Roman" w:hint="eastAsia"/>
+        </w:rPr>
+        <w:t>0</w:t>
+      </w:r>
+      <w:r>
+        <w:rPr>
+          <w:rFonts w:ascii="Times New Roman" w:hAnsi="Times New Roman" w:cs="Times New Roman" w:hint="eastAsia"/>
+        </w:rPr>
+        <w:t xml:space="preserve"> and nearly </w:t>
       </w:r>
       <w:r>
         <w:rPr>
@@ -4956,7 +5096,7 @@
     <w:p>
       <w:pPr>
         <w:rPr>
-          <w:rFonts w:ascii="Times New Roman" w:hAnsi="Times New Roman" w:cs="Times New Roman" w:hint="eastAsia"/>
+          <w:rFonts w:ascii="Times New Roman" w:hAnsi="Times New Roman" w:cs="Times New Roman"/>
           <w:lang w:val="en-US"/>
         </w:rPr>
       </w:pPr>
@@ -4990,13 +5130,34 @@
           <w:rFonts w:ascii="Times New Roman" w:hAnsi="Times New Roman" w:cs="Times New Roman" w:hint="eastAsia"/>
           <w:lang w:val="en-US"/>
         </w:rPr>
-        <w:t>350,00, which was more than it (</w:t>
-      </w:r>
-      <w:r>
-        <w:rPr>
-          <w:rFonts w:ascii="Times New Roman" w:hAnsi="Times New Roman" w:cs="Times New Roman"/>
+        <w:t>350,00</w:t>
+      </w:r>
+      <w:r>
+        <w:rPr>
+          <w:rFonts w:ascii="Times New Roman" w:hAnsi="Times New Roman" w:cs="Times New Roman" w:hint="eastAsia"/>
           <w:lang w:val="en-US"/>
         </w:rPr>
+        <w:t>0</w:t>
+      </w:r>
+      <w:r>
+        <w:rPr>
+          <w:rFonts w:ascii="Times New Roman" w:hAnsi="Times New Roman" w:cs="Times New Roman" w:hint="eastAsia"/>
+          <w:lang w:val="en-US"/>
+        </w:rPr>
+        <w:t>, which was more than that</w:t>
+      </w:r>
+      <w:r>
+        <w:rPr>
+          <w:rFonts w:ascii="Times New Roman" w:hAnsi="Times New Roman" w:cs="Times New Roman" w:hint="eastAsia"/>
+          <w:lang w:val="en-US"/>
+        </w:rPr>
+        <w:t xml:space="preserve"> (</w:t>
+      </w:r>
+      <w:r>
+        <w:rPr>
+          <w:rFonts w:ascii="Times New Roman" w:hAnsi="Times New Roman" w:cs="Times New Roman"/>
+          <w:lang w:val="en-US"/>
+        </w:rPr>
         <w:t>£</w:t>
       </w:r>
       <w:r>
@@ -5004,7 +5165,21 @@
           <w:rFonts w:ascii="Times New Roman" w:hAnsi="Times New Roman" w:cs="Times New Roman" w:hint="eastAsia"/>
           <w:lang w:val="en-US"/>
         </w:rPr>
-        <w:t xml:space="preserve">300,00) spent by </w:t>
+        <w:t>300,00</w:t>
+      </w:r>
+      <w:r>
+        <w:rPr>
+          <w:rFonts w:ascii="Times New Roman" w:hAnsi="Times New Roman" w:cs="Times New Roman" w:hint="eastAsia"/>
+          <w:lang w:val="en-US"/>
+        </w:rPr>
+        <w:t>0</w:t>
+      </w:r>
+      <w:r>
+        <w:rPr>
+          <w:rFonts w:ascii="Times New Roman" w:hAnsi="Times New Roman" w:cs="Times New Roman" w:hint="eastAsia"/>
+          <w:lang w:val="en-US"/>
+        </w:rPr>
+        <w:t xml:space="preserve">) spent by </w:t>
       </w:r>
       <w:r>
         <w:rPr>
@@ -5106,7 +5281,7 @@
     <w:p>
       <w:pPr>
         <w:rPr>
-          <w:rFonts w:ascii="Times New Roman" w:hAnsi="Times New Roman" w:cs="Times New Roman" w:hint="eastAsia"/>
+          <w:rFonts w:ascii="Times New Roman" w:hAnsi="Times New Roman" w:cs="Times New Roman"/>
         </w:rPr>
       </w:pPr>
       <w:r>
@@ -5155,14 +5330,14 @@
     <w:p>
       <w:pPr>
         <w:rPr>
-          <w:rFonts w:ascii="Times New Roman" w:hAnsi="Times New Roman" w:cs="Times New Roman" w:hint="eastAsia"/>
-        </w:rPr>
-      </w:pPr>
-    </w:p>
-    <w:p>
-      <w:pPr>
-        <w:rPr>
-          <w:rFonts w:ascii="Times New Roman" w:hAnsi="Times New Roman" w:cs="Times New Roman" w:hint="eastAsia"/>
+          <w:rFonts w:ascii="Times New Roman" w:hAnsi="Times New Roman" w:cs="Times New Roman"/>
+        </w:rPr>
+      </w:pPr>
+    </w:p>
+    <w:p>
+      <w:pPr>
+        <w:rPr>
+          <w:rFonts w:ascii="Times New Roman" w:hAnsi="Times New Roman" w:cs="Times New Roman"/>
           <w:b/>
           <w:bCs/>
           <w:i/>
@@ -5221,20 +5396,143 @@
         <w:rPr>
           <w:rFonts w:ascii="Times New Roman" w:hAnsi="Times New Roman" w:cs="Times New Roman"/>
         </w:rPr>
-        <w:t>The bar chart illustrates the money that British and French spent on cars, computers, books, perfume and cameras in 2010. Units are measured in pound sterling.</w:t>
-      </w:r>
-    </w:p>
-    <w:p>
-      <w:pPr>
-        <w:rPr>
-          <w:rFonts w:ascii="Times New Roman" w:hAnsi="Times New Roman" w:cs="Times New Roman"/>
-        </w:rPr>
-      </w:pPr>
-      <w:r>
-        <w:rPr>
-          <w:rFonts w:ascii="Times New Roman" w:hAnsi="Times New Roman" w:cs="Times New Roman"/>
-        </w:rPr>
-        <w:t xml:space="preserve">Generaly, Britain consumed more than France in total. Both countries spent the most money on cars. Whereas, the least amout of money was spent on perfume in UK  while on camera in France. In addition, the most significant difference between two countries was in the consumption of cameras. </w:t>
+        <w:t xml:space="preserve">The bar chart illustrates the money </w:t>
+      </w:r>
+      <w:r>
+        <w:rPr>
+          <w:rFonts w:ascii="Times New Roman" w:hAnsi="Times New Roman" w:cs="Times New Roman"/>
+          <w:highlight w:val="yellow"/>
+        </w:rPr>
+        <w:t>that British and French</w:t>
+      </w:r>
+      <w:r>
+        <w:rPr>
+          <w:rFonts w:ascii="Times New Roman" w:hAnsi="Times New Roman" w:cs="Times New Roman"/>
+        </w:rPr>
+        <w:t xml:space="preserve"> spent on cars, computers, books, perfume and cameras in 2010. Units are measured in </w:t>
+      </w:r>
+      <w:r>
+        <w:rPr>
+          <w:rFonts w:ascii="Times New Roman" w:hAnsi="Times New Roman" w:cs="Times New Roman"/>
+          <w:highlight w:val="yellow"/>
+        </w:rPr>
+        <w:t>pound sterling</w:t>
+      </w:r>
+      <w:r>
+        <w:rPr>
+          <w:rFonts w:ascii="Times New Roman" w:hAnsi="Times New Roman" w:cs="Times New Roman"/>
+        </w:rPr>
+        <w:t>.</w:t>
+      </w:r>
+    </w:p>
+    <w:p>
+      <w:pPr>
+        <w:rPr>
+          <w:rFonts w:ascii="Times New Roman" w:hAnsi="Times New Roman" w:cs="Times New Roman"/>
+        </w:rPr>
+      </w:pPr>
+      <w:r>
+        <w:rPr>
+          <w:rFonts w:ascii="Times New Roman" w:hAnsi="Times New Roman" w:cs="Times New Roman"/>
+          <w:highlight w:val="red"/>
+        </w:rPr>
+        <w:t>Generaly</w:t>
+      </w:r>
+      <w:r>
+        <w:rPr>
+          <w:rFonts w:ascii="Times New Roman" w:hAnsi="Times New Roman" w:cs="Times New Roman" w:hint="eastAsia"/>
+        </w:rPr>
+        <w:t>[</w:t>
+      </w:r>
+      <w:r>
+        <w:rPr>
+          <w:rFonts w:ascii="Times New Roman" w:hAnsi="Times New Roman" w:cs="Times New Roman" w:hint="eastAsia"/>
+          <w:highlight w:val="green"/>
+        </w:rPr>
+        <w:t>Generally</w:t>
+      </w:r>
+      <w:r>
+        <w:rPr>
+          <w:rFonts w:ascii="Times New Roman" w:hAnsi="Times New Roman" w:cs="Times New Roman" w:hint="eastAsia"/>
+        </w:rPr>
+        <w:t>]</w:t>
+      </w:r>
+      <w:r>
+        <w:rPr>
+          <w:rFonts w:ascii="Times New Roman" w:hAnsi="Times New Roman" w:cs="Times New Roman"/>
+        </w:rPr>
+        <w:t xml:space="preserve">, Britain consumed more than France in total. Both countries spent the most money on cars. Whereas, the least </w:t>
+      </w:r>
+      <w:r>
+        <w:rPr>
+          <w:rFonts w:ascii="Times New Roman" w:hAnsi="Times New Roman" w:cs="Times New Roman"/>
+          <w:highlight w:val="red"/>
+        </w:rPr>
+        <w:t>amout</w:t>
+      </w:r>
+      <w:r>
+        <w:rPr>
+          <w:rFonts w:ascii="Times New Roman" w:hAnsi="Times New Roman" w:cs="Times New Roman" w:hint="eastAsia"/>
+        </w:rPr>
+        <w:t>[</w:t>
+      </w:r>
+      <w:r>
+        <w:rPr>
+          <w:rFonts w:ascii="Times New Roman" w:hAnsi="Times New Roman" w:cs="Times New Roman" w:hint="eastAsia"/>
+          <w:highlight w:val="green"/>
+        </w:rPr>
+        <w:t>amount</w:t>
+      </w:r>
+      <w:r>
+        <w:rPr>
+          <w:rFonts w:ascii="Times New Roman" w:hAnsi="Times New Roman" w:cs="Times New Roman" w:hint="eastAsia"/>
+        </w:rPr>
+        <w:t>]</w:t>
+      </w:r>
+      <w:r>
+        <w:rPr>
+          <w:rFonts w:ascii="Times New Roman" w:hAnsi="Times New Roman" w:cs="Times New Roman"/>
+        </w:rPr>
+        <w:t xml:space="preserve"> of money was spent </w:t>
+      </w:r>
+      <w:r>
+        <w:rPr>
+          <w:rFonts w:ascii="Times New Roman" w:hAnsi="Times New Roman" w:cs="Times New Roman"/>
+          <w:highlight w:val="yellow"/>
+        </w:rPr>
+        <w:t>on perfume in UK</w:t>
+      </w:r>
+      <w:r>
+        <w:rPr>
+          <w:rFonts w:ascii="Times New Roman" w:hAnsi="Times New Roman" w:cs="Times New Roman"/>
+        </w:rPr>
+        <w:t xml:space="preserve">  while on camera in France. In addition, the most significant difference </w:t>
+      </w:r>
+      <w:r>
+        <w:rPr>
+          <w:rFonts w:ascii="Times New Roman" w:hAnsi="Times New Roman" w:cs="Times New Roman"/>
+          <w:highlight w:val="yellow"/>
+        </w:rPr>
+        <w:t>between two countries</w:t>
+      </w:r>
+      <w:r>
+        <w:rPr>
+          <w:rFonts w:ascii="Times New Roman" w:hAnsi="Times New Roman" w:cs="Times New Roman"/>
+        </w:rPr>
+        <w:t xml:space="preserve"> was </w:t>
+      </w:r>
+      <w:r>
+        <w:rPr>
+          <w:rFonts w:ascii="Times New Roman" w:hAnsi="Times New Roman" w:cs="Times New Roman"/>
+          <w:highlight w:val="yellow"/>
+        </w:rPr>
+        <w:t>in</w:t>
+      </w:r>
+      <w:r>
+        <w:rPr>
+          <w:rFonts w:ascii="Times New Roman" w:hAnsi="Times New Roman" w:cs="Times New Roman"/>
+        </w:rPr>
+        <w:t xml:space="preserve"> the consumption of cameras. </w:t>
       </w:r>
     </w:p>
     <w:p>
@@ -5248,30 +5546,769 @@
           <w:rFonts w:ascii="Times New Roman" w:hAnsi="Times New Roman" w:cs="Times New Roman"/>
         </w:rPr>
         <w:lastRenderedPageBreak/>
-        <w:t>In terms of cars, the amount of money spent by British was just over £450,000 and of French was exactly £400,000. Britain spent less than £150,000 on perfume compared £200,000 in France. Whereas ,there was a sharp contrast in the expenditure of cameras; consumers in UK spent a little bit more than £350,000 which was as more than two times as the amount (£150,000) in France.</w:t>
-      </w:r>
-    </w:p>
-    <w:p>
-      <w:pPr>
-        <w:rPr>
-          <w:rFonts w:ascii="Times New Roman" w:hAnsi="Times New Roman" w:cs="Times New Roman"/>
-        </w:rPr>
-      </w:pPr>
-      <w:r>
-        <w:rPr>
-          <w:rFonts w:ascii="Times New Roman" w:hAnsi="Times New Roman" w:cs="Times New Roman"/>
-        </w:rPr>
-        <w:t>For computers, it cost British cosumers about £375,000 and French ones £300,000. People in UK spent around £400,000 on books while those in France spent £300,000.</w:t>
-      </w:r>
-    </w:p>
-    <w:p>
-      <w:pPr>
-        <w:rPr>
-          <w:rFonts w:ascii="Times New Roman" w:hAnsi="Times New Roman" w:cs="Times New Roman"/>
+        <w:t xml:space="preserve">In terms of cars, the amount of money spent by British was just over £450,000 and </w:t>
+      </w:r>
+      <w:r>
+        <w:rPr>
+          <w:rFonts w:ascii="Times New Roman" w:hAnsi="Times New Roman" w:cs="Times New Roman" w:hint="eastAsia"/>
+        </w:rPr>
+        <w:t xml:space="preserve">that </w:t>
+      </w:r>
+      <w:r>
+        <w:rPr>
+          <w:rFonts w:ascii="Times New Roman" w:hAnsi="Times New Roman" w:cs="Times New Roman"/>
+        </w:rPr>
+        <w:t xml:space="preserve">of French was exactly £400,000. Britain spent less than £150,000 on perfume </w:t>
+      </w:r>
+      <w:r>
+        <w:rPr>
+          <w:rFonts w:ascii="Times New Roman" w:hAnsi="Times New Roman" w:cs="Times New Roman"/>
+          <w:highlight w:val="yellow"/>
+        </w:rPr>
+        <w:t>compared £200,000</w:t>
+      </w:r>
+      <w:r>
+        <w:rPr>
+          <w:rFonts w:ascii="Times New Roman" w:hAnsi="Times New Roman" w:cs="Times New Roman"/>
+        </w:rPr>
+        <w:t xml:space="preserve"> in France. Whereas</w:t>
+      </w:r>
+      <w:r>
+        <w:rPr>
+          <w:rFonts w:ascii="Times New Roman" w:hAnsi="Times New Roman" w:cs="Times New Roman"/>
+        </w:rPr>
+        <w:t>,</w:t>
+      </w:r>
+      <w:r>
+        <w:rPr>
+          <w:rFonts w:ascii="Times New Roman" w:hAnsi="Times New Roman" w:cs="Times New Roman" w:hint="eastAsia"/>
+        </w:rPr>
+        <w:t xml:space="preserve"> </w:t>
+      </w:r>
+      <w:r>
+        <w:rPr>
+          <w:rFonts w:ascii="Times New Roman" w:hAnsi="Times New Roman" w:cs="Times New Roman"/>
+        </w:rPr>
+        <w:t xml:space="preserve">there was a sharp contrast in the expenditure of cameras; consumers in UK spent </w:t>
+      </w:r>
+      <w:r>
+        <w:rPr>
+          <w:rFonts w:ascii="Times New Roman" w:hAnsi="Times New Roman" w:cs="Times New Roman"/>
+          <w:strike/>
+          <w:highlight w:val="darkGray"/>
+        </w:rPr>
+        <w:t>a little bit</w:t>
+      </w:r>
+      <w:r>
+        <w:rPr>
+          <w:rFonts w:ascii="Times New Roman" w:hAnsi="Times New Roman" w:cs="Times New Roman" w:hint="eastAsia"/>
+          <w:highlight w:val="green"/>
+        </w:rPr>
+        <w:t>[</w:t>
+      </w:r>
+      <w:r>
+        <w:rPr>
+          <w:rFonts w:ascii="Times New Roman" w:hAnsi="Times New Roman" w:cs="Times New Roman" w:hint="eastAsia"/>
+          <w:highlight w:val="green"/>
+        </w:rPr>
+        <w:t>just</w:t>
+      </w:r>
+      <w:r>
+        <w:rPr>
+          <w:rFonts w:ascii="Times New Roman" w:hAnsi="Times New Roman" w:cs="Times New Roman" w:hint="eastAsia"/>
+        </w:rPr>
+        <w:t>]</w:t>
+      </w:r>
+      <w:r>
+        <w:rPr>
+          <w:rFonts w:ascii="Times New Roman" w:hAnsi="Times New Roman" w:cs="Times New Roman"/>
+        </w:rPr>
+        <w:t xml:space="preserve"> more than £350,000 which was as more than two times as the amount (£150,000) in France.</w:t>
+      </w:r>
+    </w:p>
+    <w:p>
+      <w:pPr>
+        <w:rPr>
+          <w:rFonts w:ascii="Times New Roman" w:hAnsi="Times New Roman" w:cs="Times New Roman" w:hint="eastAsia"/>
+        </w:rPr>
+      </w:pPr>
+      <w:r>
+        <w:rPr>
+          <w:rFonts w:ascii="Times New Roman" w:hAnsi="Times New Roman" w:cs="Times New Roman"/>
+        </w:rPr>
+        <w:t>For computers, it cost</w:t>
+      </w:r>
+      <w:r>
+        <w:rPr>
+          <w:rFonts w:ascii="Times New Roman" w:hAnsi="Times New Roman" w:cs="Times New Roman" w:hint="eastAsia"/>
+        </w:rPr>
+        <w:t>(</w:t>
+      </w:r>
+      <w:r>
+        <w:rPr>
+          <w:rFonts w:ascii="Times New Roman" w:hAnsi="Times New Roman" w:cs="Times New Roman" w:hint="eastAsia"/>
+          <w:highlight w:val="green"/>
+        </w:rPr>
+        <w:t>s</w:t>
+      </w:r>
+      <w:r>
+        <w:rPr>
+          <w:rFonts w:ascii="Times New Roman" w:hAnsi="Times New Roman" w:cs="Times New Roman" w:hint="eastAsia"/>
+        </w:rPr>
+        <w:t>)</w:t>
+      </w:r>
+      <w:r>
+        <w:rPr>
+          <w:rFonts w:ascii="Times New Roman" w:hAnsi="Times New Roman" w:cs="Times New Roman"/>
+        </w:rPr>
+        <w:t xml:space="preserve"> British </w:t>
+      </w:r>
+      <w:r>
+        <w:rPr>
+          <w:rFonts w:ascii="Times New Roman" w:hAnsi="Times New Roman" w:cs="Times New Roman"/>
+          <w:highlight w:val="red"/>
+        </w:rPr>
+        <w:t>cosumers</w:t>
+      </w:r>
+      <w:r>
+        <w:rPr>
+          <w:rFonts w:ascii="Times New Roman" w:hAnsi="Times New Roman" w:cs="Times New Roman" w:hint="eastAsia"/>
+        </w:rPr>
+        <w:t>[</w:t>
+      </w:r>
+      <w:r>
+        <w:rPr>
+          <w:rFonts w:ascii="Times New Roman" w:hAnsi="Times New Roman" w:cs="Times New Roman" w:hint="eastAsia"/>
+          <w:highlight w:val="green"/>
+        </w:rPr>
+        <w:t>consumers</w:t>
+      </w:r>
+      <w:r>
+        <w:rPr>
+          <w:rFonts w:ascii="Times New Roman" w:hAnsi="Times New Roman" w:cs="Times New Roman" w:hint="eastAsia"/>
+        </w:rPr>
+        <w:t>]</w:t>
+      </w:r>
+      <w:r>
+        <w:rPr>
+          <w:rFonts w:ascii="Times New Roman" w:hAnsi="Times New Roman" w:cs="Times New Roman"/>
+        </w:rPr>
+        <w:t xml:space="preserve"> </w:t>
+      </w:r>
+      <w:r>
+        <w:rPr>
+          <w:rFonts w:ascii="Times New Roman" w:hAnsi="Times New Roman" w:cs="Times New Roman"/>
+        </w:rPr>
+        <w:t xml:space="preserve">about £375,000 and French £300,000. </w:t>
+      </w:r>
+      <w:r>
+        <w:rPr>
+          <w:rFonts w:ascii="Times New Roman" w:hAnsi="Times New Roman" w:cs="Times New Roman"/>
+          <w:highlight w:val="yellow"/>
+        </w:rPr>
+        <w:t xml:space="preserve">People in </w:t>
+      </w:r>
+      <w:r>
+        <w:rPr>
+          <w:rFonts w:ascii="Times New Roman" w:hAnsi="Times New Roman" w:cs="Times New Roman" w:hint="eastAsia"/>
+          <w:highlight w:val="yellow"/>
+        </w:rPr>
+        <w:t>[</w:t>
+      </w:r>
+      <w:r>
+        <w:rPr>
+          <w:rFonts w:ascii="Times New Roman" w:hAnsi="Times New Roman" w:cs="Times New Roman" w:hint="eastAsia"/>
+          <w:highlight w:val="green"/>
+        </w:rPr>
+        <w:t>the</w:t>
+      </w:r>
+      <w:r>
+        <w:rPr>
+          <w:rFonts w:ascii="Times New Roman" w:hAnsi="Times New Roman" w:cs="Times New Roman" w:hint="eastAsia"/>
+          <w:highlight w:val="yellow"/>
+        </w:rPr>
+        <w:t>]</w:t>
+      </w:r>
+      <w:r>
+        <w:rPr>
+          <w:rFonts w:ascii="Times New Roman" w:hAnsi="Times New Roman" w:cs="Times New Roman"/>
+          <w:highlight w:val="yellow"/>
+        </w:rPr>
+        <w:t>UK spent around £400,000 on books while those in France spent £300,000.</w:t>
+      </w:r>
+    </w:p>
+    <w:p>
+      <w:pPr>
+        <w:rPr>
+          <w:rFonts w:ascii="Times New Roman" w:hAnsi="Times New Roman" w:cs="Times New Roman" w:hint="eastAsia"/>
+          <w:b/>
+          <w:i/>
+        </w:rPr>
+      </w:pPr>
+      <w:r>
+        <w:rPr>
+          <w:rFonts w:ascii="Times New Roman" w:hAnsi="Times New Roman" w:cs="Times New Roman" w:hint="eastAsia"/>
+          <w:b/>
+          <w:i/>
+        </w:rPr>
+        <w:t>Errors and mistakes in my repo</w:t>
+      </w:r>
+      <w:r>
+        <w:rPr>
+          <w:rFonts w:ascii="Times New Roman" w:hAnsi="Times New Roman" w:cs="Times New Roman" w:hint="eastAsia"/>
+          <w:b/>
+          <w:i/>
+        </w:rPr>
+        <w:t>st 2</w:t>
+      </w:r>
+    </w:p>
+    <w:p>
+      <w:pPr>
+        <w:pStyle w:val="a6"/>
+        <w:numPr>
+          <w:ilvl w:val="0"/>
+          <w:numId w:val="6"/>
+        </w:numPr>
+        <w:rPr>
+          <w:rFonts w:ascii="Times New Roman" w:hAnsi="Times New Roman" w:cs="Times New Roman" w:hint="eastAsia"/>
+        </w:rPr>
+      </w:pPr>
+      <w:r>
+        <w:rPr>
+          <w:rFonts w:ascii="Times New Roman" w:hAnsi="Times New Roman" w:cs="Times New Roman"/>
+        </w:rPr>
+        <w:t>“</w:t>
+      </w:r>
+      <w:r>
+        <w:rPr>
+          <w:rFonts w:ascii="Times New Roman" w:hAnsi="Times New Roman" w:cs="Times New Roman" w:hint="eastAsia"/>
+        </w:rPr>
+        <w:t>that British and French...</w:t>
+      </w:r>
+      <w:r>
+        <w:rPr>
+          <w:rFonts w:ascii="Times New Roman" w:hAnsi="Times New Roman" w:cs="Times New Roman"/>
+        </w:rPr>
+        <w:t>”</w:t>
+      </w:r>
+      <w:r>
+        <w:rPr>
+          <w:rFonts w:ascii="Times New Roman" w:hAnsi="Times New Roman" w:cs="Times New Roman" w:hint="eastAsia"/>
+        </w:rPr>
+        <w:t xml:space="preserve"> -&gt; that </w:t>
+      </w:r>
+      <w:r>
+        <w:rPr>
+          <w:rFonts w:ascii="Times New Roman" w:hAnsi="Times New Roman" w:cs="Times New Roman" w:hint="eastAsia"/>
+          <w:highlight w:val="green"/>
+        </w:rPr>
+        <w:t>the</w:t>
+      </w:r>
+      <w:r>
+        <w:rPr>
+          <w:rFonts w:ascii="Times New Roman" w:hAnsi="Times New Roman" w:cs="Times New Roman" w:hint="eastAsia"/>
+        </w:rPr>
+        <w:t xml:space="preserve"> British...</w:t>
+      </w:r>
+    </w:p>
+    <w:p>
+      <w:pPr>
+        <w:pStyle w:val="a6"/>
+        <w:numPr>
+          <w:ilvl w:val="0"/>
+          <w:numId w:val="6"/>
+        </w:numPr>
+        <w:rPr>
+          <w:rFonts w:ascii="Times New Roman" w:hAnsi="Times New Roman" w:cs="Times New Roman" w:hint="eastAsia"/>
+        </w:rPr>
+      </w:pPr>
+      <w:r>
+        <w:rPr>
+          <w:rFonts w:ascii="Times New Roman" w:hAnsi="Times New Roman" w:cs="Times New Roman" w:hint="eastAsia"/>
+        </w:rPr>
+        <w:t xml:space="preserve">pounds sterling: </w:t>
+      </w:r>
+      <w:r>
+        <w:rPr>
+          <w:rFonts w:ascii="Times New Roman" w:hAnsi="Times New Roman" w:cs="Times New Roman"/>
+        </w:rPr>
+        <w:t>“</w:t>
+      </w:r>
+      <w:r>
+        <w:rPr>
+          <w:rFonts w:ascii="Times New Roman" w:hAnsi="Times New Roman" w:cs="Times New Roman" w:hint="eastAsia"/>
+        </w:rPr>
+        <w:t>pounds</w:t>
+      </w:r>
+      <w:r>
+        <w:rPr>
+          <w:rFonts w:ascii="Times New Roman" w:hAnsi="Times New Roman" w:cs="Times New Roman"/>
+        </w:rPr>
+        <w:t>”</w:t>
+      </w:r>
+      <w:r>
+        <w:rPr>
+          <w:rFonts w:ascii="Times New Roman" w:hAnsi="Times New Roman" w:cs="Times New Roman" w:hint="eastAsia"/>
+        </w:rPr>
+        <w:t xml:space="preserve"> is plural.</w:t>
+      </w:r>
+    </w:p>
+    <w:p>
+      <w:pPr>
+        <w:pStyle w:val="a6"/>
+        <w:numPr>
+          <w:ilvl w:val="0"/>
+          <w:numId w:val="6"/>
+        </w:numPr>
+        <w:rPr>
+          <w:rFonts w:ascii="Times New Roman" w:hAnsi="Times New Roman" w:cs="Times New Roman" w:hint="eastAsia"/>
+        </w:rPr>
+      </w:pPr>
+      <w:r>
+        <w:rPr>
+          <w:rFonts w:ascii="Times New Roman" w:hAnsi="Times New Roman" w:cs="Times New Roman"/>
+        </w:rPr>
+        <w:t>“</w:t>
+      </w:r>
+      <w:r>
+        <w:rPr>
+          <w:rFonts w:ascii="Times New Roman" w:hAnsi="Times New Roman" w:cs="Times New Roman" w:hint="eastAsia"/>
+        </w:rPr>
+        <w:t>perfume in UK</w:t>
+      </w:r>
+      <w:r>
+        <w:rPr>
+          <w:rFonts w:ascii="Times New Roman" w:hAnsi="Times New Roman" w:cs="Times New Roman"/>
+        </w:rPr>
+        <w:t>”</w:t>
+      </w:r>
+      <w:r>
+        <w:rPr>
+          <w:rFonts w:ascii="Times New Roman" w:hAnsi="Times New Roman" w:cs="Times New Roman" w:hint="eastAsia"/>
+        </w:rPr>
+        <w:t xml:space="preserve">: perfume in </w:t>
+      </w:r>
+      <w:r>
+        <w:rPr>
+          <w:rFonts w:ascii="Times New Roman" w:hAnsi="Times New Roman" w:cs="Times New Roman" w:hint="eastAsia"/>
+          <w:highlight w:val="green"/>
+        </w:rPr>
+        <w:t>the</w:t>
+      </w:r>
+      <w:r>
+        <w:rPr>
+          <w:rFonts w:ascii="Times New Roman" w:hAnsi="Times New Roman" w:cs="Times New Roman" w:hint="eastAsia"/>
+        </w:rPr>
+        <w:t xml:space="preserve"> UK</w:t>
+      </w:r>
+    </w:p>
+    <w:p>
+      <w:pPr>
+        <w:pStyle w:val="a6"/>
+        <w:numPr>
+          <w:ilvl w:val="0"/>
+          <w:numId w:val="6"/>
+        </w:numPr>
+        <w:rPr>
+          <w:rFonts w:ascii="Times New Roman" w:hAnsi="Times New Roman" w:cs="Times New Roman" w:hint="eastAsia"/>
+        </w:rPr>
+      </w:pPr>
+      <w:r>
+        <w:rPr>
+          <w:rFonts w:ascii="Times New Roman" w:hAnsi="Times New Roman" w:cs="Times New Roman"/>
+        </w:rPr>
+        <w:t>“</w:t>
+      </w:r>
+      <w:r>
+        <w:rPr>
+          <w:rFonts w:ascii="Times New Roman" w:hAnsi="Times New Roman" w:cs="Times New Roman"/>
+          <w:highlight w:val="yellow"/>
+        </w:rPr>
+        <w:t>between two countries</w:t>
+      </w:r>
+      <w:r>
+        <w:rPr>
+          <w:rFonts w:ascii="Times New Roman" w:hAnsi="Times New Roman" w:cs="Times New Roman"/>
+        </w:rPr>
+        <w:t>”</w:t>
+      </w:r>
+      <w:r>
+        <w:rPr>
+          <w:rFonts w:ascii="Times New Roman" w:hAnsi="Times New Roman" w:cs="Times New Roman" w:hint="eastAsia"/>
+        </w:rPr>
+        <w:t xml:space="preserve">:  between </w:t>
+      </w:r>
+      <w:r>
+        <w:rPr>
+          <w:rFonts w:ascii="Times New Roman" w:hAnsi="Times New Roman" w:cs="Times New Roman" w:hint="eastAsia"/>
+          <w:highlight w:val="green"/>
+        </w:rPr>
+        <w:t>the</w:t>
+      </w:r>
+      <w:r>
+        <w:rPr>
+          <w:rFonts w:ascii="Times New Roman" w:hAnsi="Times New Roman" w:cs="Times New Roman" w:hint="eastAsia"/>
+        </w:rPr>
+        <w:t xml:space="preserve"> two countries...</w:t>
+      </w:r>
+    </w:p>
+    <w:p>
+      <w:pPr>
+        <w:pStyle w:val="a6"/>
+        <w:numPr>
+          <w:ilvl w:val="0"/>
+          <w:numId w:val="6"/>
+        </w:numPr>
+        <w:rPr>
+          <w:rFonts w:ascii="Times New Roman" w:hAnsi="Times New Roman" w:cs="Times New Roman" w:hint="eastAsia"/>
+        </w:rPr>
+      </w:pPr>
+      <w:r>
+        <w:rPr>
+          <w:rFonts w:ascii="Times New Roman" w:hAnsi="Times New Roman" w:cs="Times New Roman" w:hint="eastAsia"/>
+          <w:highlight w:val="green"/>
+        </w:rPr>
+        <w:t>on</w:t>
+      </w:r>
+      <w:r>
+        <w:rPr>
+          <w:rFonts w:ascii="Times New Roman" w:hAnsi="Times New Roman" w:cs="Times New Roman" w:hint="eastAsia"/>
+        </w:rPr>
+        <w:t xml:space="preserve"> the consumption</w:t>
+      </w:r>
+    </w:p>
+    <w:p>
+      <w:pPr>
+        <w:pStyle w:val="a6"/>
+        <w:numPr>
+          <w:ilvl w:val="0"/>
+          <w:numId w:val="6"/>
+        </w:numPr>
+        <w:rPr>
+          <w:rFonts w:ascii="Times New Roman" w:hAnsi="Times New Roman" w:cs="Times New Roman" w:hint="eastAsia"/>
+        </w:rPr>
+      </w:pPr>
+      <w:r>
+        <w:rPr>
+          <w:rFonts w:ascii="Times New Roman" w:hAnsi="Times New Roman" w:cs="Times New Roman" w:hint="eastAsia"/>
+        </w:rPr>
+        <w:t>compared to...</w:t>
+      </w:r>
+    </w:p>
+    <w:p>
+      <w:pPr>
+        <w:pStyle w:val="a6"/>
+        <w:numPr>
+          <w:ilvl w:val="0"/>
+          <w:numId w:val="6"/>
+        </w:numPr>
+        <w:rPr>
+          <w:rFonts w:ascii="Times New Roman" w:hAnsi="Times New Roman" w:cs="Times New Roman" w:hint="eastAsia"/>
+        </w:rPr>
+      </w:pPr>
+      <w:r>
+        <w:rPr>
+          <w:rFonts w:ascii="Times New Roman" w:hAnsi="Times New Roman" w:cs="Times New Roman"/>
+        </w:rPr>
+        <w:t>“</w:t>
+      </w:r>
+      <w:r>
+        <w:rPr>
+          <w:rFonts w:ascii="Times New Roman" w:hAnsi="Times New Roman" w:cs="Times New Roman" w:hint="eastAsia"/>
+        </w:rPr>
+        <w:t>a little bit more thatn...</w:t>
+      </w:r>
+      <w:r>
+        <w:rPr>
+          <w:rFonts w:ascii="Times New Roman" w:hAnsi="Times New Roman" w:cs="Times New Roman"/>
+        </w:rPr>
+        <w:t>”</w:t>
+      </w:r>
+      <w:r>
+        <w:rPr>
+          <w:rFonts w:ascii="Times New Roman" w:hAnsi="Times New Roman" w:cs="Times New Roman" w:hint="eastAsia"/>
+        </w:rPr>
+        <w:t xml:space="preserve"> is colloquial, we should use </w:t>
+      </w:r>
+      <w:r>
+        <w:rPr>
+          <w:rFonts w:ascii="Times New Roman" w:hAnsi="Times New Roman" w:cs="Times New Roman"/>
+        </w:rPr>
+        <w:t>“</w:t>
+      </w:r>
+      <w:r>
+        <w:rPr>
+          <w:rFonts w:ascii="Times New Roman" w:hAnsi="Times New Roman" w:cs="Times New Roman" w:hint="eastAsia"/>
+        </w:rPr>
+        <w:t>just</w:t>
+      </w:r>
+      <w:r>
+        <w:rPr>
+          <w:rFonts w:ascii="Times New Roman" w:hAnsi="Times New Roman" w:cs="Times New Roman"/>
+        </w:rPr>
+        <w:t>”</w:t>
+      </w:r>
+      <w:r>
+        <w:rPr>
+          <w:rFonts w:ascii="Times New Roman" w:hAnsi="Times New Roman" w:cs="Times New Roman" w:hint="eastAsia"/>
+        </w:rPr>
+        <w:t xml:space="preserve"> instead.</w:t>
+      </w:r>
+      <w:r>
+        <w:rPr>
+          <w:rFonts w:ascii="Times New Roman" w:hAnsi="Times New Roman" w:cs="Times New Roman"/>
+        </w:rPr>
+        <w:br/>
+      </w:r>
+      <w:r>
+        <w:rPr>
+          <w:rFonts w:ascii="Times New Roman" w:hAnsi="Times New Roman" w:cs="Times New Roman" w:hint="eastAsia"/>
+          <w:b/>
+        </w:rPr>
+        <w:t>just</w:t>
+      </w:r>
+      <w:r>
+        <w:rPr>
+          <w:rFonts w:ascii="Times New Roman" w:hAnsi="Times New Roman" w:cs="Times New Roman" w:hint="eastAsia"/>
+        </w:rPr>
+        <w:t>: by a small amount.</w:t>
+      </w:r>
+    </w:p>
+    <w:p>
+      <w:pPr>
+        <w:pStyle w:val="a6"/>
+        <w:numPr>
+          <w:ilvl w:val="0"/>
+          <w:numId w:val="6"/>
+        </w:numPr>
+        <w:rPr>
+          <w:rFonts w:ascii="Times New Roman" w:hAnsi="Times New Roman" w:cs="Times New Roman" w:hint="eastAsia"/>
+        </w:rPr>
+      </w:pPr>
+      <w:r>
+        <w:rPr>
+          <w:rFonts w:ascii="Times New Roman" w:hAnsi="Times New Roman" w:cs="Times New Roman"/>
+        </w:rPr>
+        <w:t>“</w:t>
+      </w:r>
+      <w:r>
+        <w:rPr>
+          <w:rFonts w:ascii="Times New Roman" w:hAnsi="Times New Roman" w:cs="Times New Roman"/>
+        </w:rPr>
+        <w:t>People in UK spent around £400,000 on books while those in France spent £300,000.</w:t>
+      </w:r>
+      <w:r>
+        <w:rPr>
+          <w:rFonts w:ascii="Times New Roman" w:hAnsi="Times New Roman" w:cs="Times New Roman"/>
+        </w:rPr>
+        <w:t>”</w:t>
+      </w:r>
+      <w:r>
+        <w:rPr>
+          <w:rFonts w:ascii="Times New Roman" w:hAnsi="Times New Roman" w:cs="Times New Roman" w:hint="eastAsia"/>
+        </w:rPr>
+        <w:t>.</w:t>
+      </w:r>
+      <w:r>
+        <w:rPr>
+          <w:rFonts w:ascii="Times New Roman" w:hAnsi="Times New Roman" w:cs="Times New Roman"/>
+        </w:rPr>
+        <w:br/>
+      </w:r>
+      <w:r>
+        <w:rPr>
+          <w:rFonts w:ascii="Times New Roman" w:hAnsi="Times New Roman" w:cs="Times New Roman" w:hint="eastAsia"/>
+        </w:rPr>
+        <w:t xml:space="preserve">There are two </w:t>
+      </w:r>
+      <w:r>
+        <w:rPr>
+          <w:rFonts w:ascii="Times New Roman" w:hAnsi="Times New Roman" w:cs="Times New Roman"/>
+        </w:rPr>
+        <w:t>“</w:t>
+      </w:r>
+      <w:r>
+        <w:rPr>
+          <w:rFonts w:ascii="Times New Roman" w:hAnsi="Times New Roman" w:cs="Times New Roman" w:hint="eastAsia"/>
+        </w:rPr>
+        <w:t>spent</w:t>
+      </w:r>
+      <w:r>
+        <w:rPr>
+          <w:rFonts w:ascii="Times New Roman" w:hAnsi="Times New Roman" w:cs="Times New Roman"/>
+        </w:rPr>
+        <w:t>”</w:t>
+      </w:r>
+      <w:r>
+        <w:rPr>
+          <w:rFonts w:ascii="Times New Roman" w:hAnsi="Times New Roman" w:cs="Times New Roman" w:hint="eastAsia"/>
+        </w:rPr>
+        <w:t xml:space="preserve">s in this sentence, which is not encouraged in IELTS and </w:t>
+      </w:r>
+      <w:r>
+        <w:rPr>
+          <w:rFonts w:ascii="Times New Roman" w:hAnsi="Times New Roman" w:cs="Times New Roman" w:hint="eastAsia"/>
+        </w:rPr>
+        <w:t>leads to a lower band score.</w:t>
+      </w:r>
+    </w:p>
+    <w:p>
+      <w:pPr>
+        <w:pStyle w:val="a6"/>
+        <w:numPr>
+          <w:ilvl w:val="0"/>
+          <w:numId w:val="6"/>
+        </w:numPr>
+        <w:rPr>
+          <w:rFonts w:ascii="Times New Roman" w:hAnsi="Times New Roman" w:cs="Times New Roman" w:hint="eastAsia"/>
+        </w:rPr>
+      </w:pPr>
+      <w:r>
+        <w:rPr>
+          <w:rFonts w:ascii="Times New Roman" w:hAnsi="Times New Roman" w:cs="Times New Roman" w:hint="eastAsia"/>
+        </w:rPr>
+        <w:t xml:space="preserve">The second body paragraph is too short. In oder to make it lenghier, </w:t>
+      </w:r>
+      <w:r>
+        <w:rPr>
+          <w:rFonts w:ascii="Times New Roman" w:hAnsi="Times New Roman" w:cs="Times New Roman" w:hint="eastAsia"/>
+        </w:rPr>
+        <w:t>a</w:t>
+      </w:r>
+      <w:r>
+        <w:rPr>
+          <w:rFonts w:ascii="Times New Roman" w:hAnsi="Times New Roman" w:cs="Times New Roman" w:hint="eastAsia"/>
+        </w:rPr>
+        <w:t xml:space="preserve"> thesis should be added at the beginning of the second body paragraph; it is that </w:t>
+      </w:r>
+      <w:r>
+        <w:rPr>
+          <w:rFonts w:ascii="Times New Roman" w:hAnsi="Times New Roman" w:cs="Times New Roman"/>
+        </w:rPr>
+        <w:t>“</w:t>
+      </w:r>
+      <w:r>
+        <w:rPr>
+          <w:rFonts w:ascii="Times New Roman" w:hAnsi="Times New Roman" w:cs="Times New Roman" w:hint="eastAsia"/>
+        </w:rPr>
+        <w:t>On the other hand, French consumed more on remaining goods than British.</w:t>
+      </w:r>
+      <w:r>
+        <w:rPr>
+          <w:rFonts w:ascii="Times New Roman" w:hAnsi="Times New Roman" w:cs="Times New Roman"/>
+        </w:rPr>
+        <w:t>”</w:t>
+      </w:r>
+      <w:r>
+        <w:rPr>
+          <w:rFonts w:ascii="Times New Roman" w:hAnsi="Times New Roman" w:cs="Times New Roman" w:hint="eastAsia"/>
+        </w:rPr>
+        <w:t xml:space="preserve"> Then the point should be supported by detailed data. </w:t>
+      </w:r>
+    </w:p>
+    <w:p>
+      <w:pPr>
+        <w:rPr>
+          <w:rFonts w:ascii="Times New Roman" w:hAnsi="Times New Roman" w:cs="Times New Roman" w:hint="eastAsia"/>
+          <w:b/>
+          <w:i/>
+        </w:rPr>
+      </w:pPr>
+      <w:r>
+        <w:rPr>
+          <w:rFonts w:ascii="Times New Roman" w:hAnsi="Times New Roman" w:cs="Times New Roman" w:hint="eastAsia"/>
+          <w:b/>
+          <w:i/>
+        </w:rPr>
+        <w:t>My report 3 after being improved.</w:t>
+      </w:r>
+    </w:p>
+    <w:p>
+      <w:pPr>
+        <w:rPr>
+          <w:rFonts w:ascii="Times New Roman" w:hAnsi="Times New Roman" w:cs="Times New Roman" w:hint="eastAsia"/>
+        </w:rPr>
+      </w:pPr>
+      <w:r>
+        <w:rPr>
+          <w:rFonts w:ascii="Times New Roman" w:hAnsi="Times New Roman" w:cs="Times New Roman" w:hint="eastAsia"/>
+        </w:rPr>
+        <w:t>The bar chart illustrates the information of the amount of money spent on cunsumer goods, which are cars, computers, books, perfume and cameras, in the UK and France in 2010. Units are measured in pounds sterling.</w:t>
+      </w:r>
+    </w:p>
+    <w:p>
+      <w:pPr>
+        <w:rPr>
+          <w:rFonts w:ascii="Times New Roman" w:hAnsi="Times New Roman" w:cs="Times New Roman" w:hint="eastAsia"/>
+        </w:rPr>
+      </w:pPr>
+      <w:r>
+        <w:rPr>
+          <w:rFonts w:ascii="Times New Roman" w:hAnsi="Times New Roman" w:cs="Times New Roman" w:hint="eastAsia"/>
+        </w:rPr>
+        <w:t xml:space="preserve">Overall, </w:t>
+      </w:r>
+      <w:r>
+        <w:rPr>
+          <w:rFonts w:ascii="Times New Roman" w:hAnsi="Times New Roman" w:cs="Times New Roman" w:hint="eastAsia"/>
+        </w:rPr>
+        <w:t xml:space="preserve">Britain spent more than France did and the most money for the both countries was used on cars. </w:t>
+      </w:r>
+      <w:r>
+        <w:rPr>
+          <w:rFonts w:ascii="Times New Roman" w:hAnsi="Times New Roman" w:cs="Times New Roman" w:hint="eastAsia"/>
+        </w:rPr>
+        <w:t xml:space="preserve">Whereas, the least money spent on perfume in the UK compared to cameras in France. </w:t>
+      </w:r>
+      <w:r>
+        <w:rPr>
+          <w:rFonts w:ascii="Times New Roman" w:hAnsi="Times New Roman" w:cs="Times New Roman" w:hint="eastAsia"/>
+        </w:rPr>
+        <w:t>In addition, the most significant difference of expenditure between two countries was on cameras.</w:t>
+      </w:r>
+    </w:p>
+    <w:p>
+      <w:pPr>
+        <w:rPr>
+          <w:rFonts w:ascii="Times New Roman" w:hAnsi="Times New Roman" w:cs="Times New Roman" w:hint="eastAsia"/>
         </w:rPr>
       </w:pPr>
       <w:bookmarkStart w:id="0" w:name="_GoBack"/>
       <w:bookmarkEnd w:id="0"/>
+    </w:p>
+    <w:p>
+      <w:pPr>
+        <w:rPr>
+          <w:rFonts w:ascii="Times New Roman" w:hAnsi="Times New Roman" w:cs="Times New Roman" w:hint="eastAsia"/>
+        </w:rPr>
+      </w:pPr>
+    </w:p>
+    <w:p>
+      <w:pPr>
+        <w:rPr>
+          <w:rFonts w:ascii="Times New Roman" w:hAnsi="Times New Roman" w:cs="Times New Roman" w:hint="eastAsia"/>
+        </w:rPr>
+      </w:pPr>
+      <w:r>
+        <w:rPr>
+          <w:rFonts w:ascii="Times New Roman" w:hAnsi="Times New Roman" w:cs="Times New Roman"/>
+        </w:rPr>
+        <w:br/>
+      </w:r>
+    </w:p>
+    <w:p>
+      <w:pPr>
+        <w:rPr>
+          <w:rFonts w:ascii="Times New Roman" w:hAnsi="Times New Roman" w:cs="Times New Roman"/>
+        </w:rPr>
+      </w:pPr>
+    </w:p>
+    <w:p>
+      <w:pPr>
+        <w:rPr>
+          <w:rFonts w:ascii="Times New Roman" w:hAnsi="Times New Roman" w:cs="Times New Roman"/>
+        </w:rPr>
+      </w:pPr>
     </w:p>
     <w:p>
       <w:pPr>
@@ -5343,6 +6380,92 @@
 <file path=word/numbering.xml><?xml version="1.0" encoding="utf-8"?>
 <w:numbering xmlns:wpc="http://schemas.microsoft.com/office/word/2010/wordprocessingCanvas" xmlns:mc="http://schemas.openxmlformats.org/markup-compatibility/2006" xmlns:o="urn:schemas-microsoft-com:office:office" xmlns:r="http://schemas.openxmlformats.org/officeDocument/2006/relationships" xmlns:m="http://schemas.openxmlformats.org/officeDocument/2006/math" xmlns:v="urn:schemas-microsoft-com:vml" xmlns:wp14="http://schemas.microsoft.com/office/word/2010/wordprocessingDrawing" xmlns:wp="http://schemas.openxmlformats.org/drawingml/2006/wordprocessingDrawing" xmlns:w10="urn:schemas-microsoft-com:office:word" xmlns:w="http://schemas.openxmlformats.org/wordprocessingml/2006/main" xmlns:w14="http://schemas.microsoft.com/office/word/2010/wordml" xmlns:wpg="http://schemas.microsoft.com/office/word/2010/wordprocessingGroup" xmlns:wpi="http://schemas.microsoft.com/office/word/2010/wordprocessingInk" xmlns:wne="http://schemas.microsoft.com/office/word/2006/wordml" xmlns:wps="http://schemas.microsoft.com/office/word/2010/wordprocessingShape" mc:Ignorable="w14 wp14">
   <w:abstractNum w:abstractNumId="0">
+    <w:nsid w:val="049D2E71"/>
+    <w:multiLevelType w:val="hybridMultilevel"/>
+    <w:tmpl w:val="D0D4D2B4"/>
+    <w:lvl w:ilvl="0" w:tplc="0409000F">
+      <w:start w:val="1"/>
+      <w:numFmt w:val="decimal"/>
+      <w:lvlText w:val="%1."/>
+      <w:lvlJc w:val="left"/>
+      <w:pPr>
+        <w:ind w:left="360" w:hanging="360"/>
+      </w:pPr>
+    </w:lvl>
+    <w:lvl w:ilvl="1" w:tplc="04090019" w:tentative="1">
+      <w:start w:val="1"/>
+      <w:numFmt w:val="lowerLetter"/>
+      <w:lvlText w:val="%2."/>
+      <w:lvlJc w:val="left"/>
+      <w:pPr>
+        <w:ind w:left="1080" w:hanging="360"/>
+      </w:pPr>
+    </w:lvl>
+    <w:lvl w:ilvl="2" w:tplc="0409001B" w:tentative="1">
+      <w:start w:val="1"/>
+      <w:numFmt w:val="lowerRoman"/>
+      <w:lvlText w:val="%3."/>
+      <w:lvlJc w:val="right"/>
+      <w:pPr>
+        <w:ind w:left="1800" w:hanging="180"/>
+      </w:pPr>
+    </w:lvl>
+    <w:lvl w:ilvl="3" w:tplc="0409000F" w:tentative="1">
+      <w:start w:val="1"/>
+      <w:numFmt w:val="decimal"/>
+      <w:lvlText w:val="%4."/>
+      <w:lvlJc w:val="left"/>
+      <w:pPr>
+        <w:ind w:left="2520" w:hanging="360"/>
+      </w:pPr>
+    </w:lvl>
+    <w:lvl w:ilvl="4" w:tplc="04090019" w:tentative="1">
+      <w:start w:val="1"/>
+      <w:numFmt w:val="lowerLetter"/>
+      <w:lvlText w:val="%5."/>
+      <w:lvlJc w:val="left"/>
+      <w:pPr>
+        <w:ind w:left="3240" w:hanging="360"/>
+      </w:pPr>
+    </w:lvl>
+    <w:lvl w:ilvl="5" w:tplc="0409001B" w:tentative="1">
+      <w:start w:val="1"/>
+      <w:numFmt w:val="lowerRoman"/>
+      <w:lvlText w:val="%6."/>
+      <w:lvlJc w:val="right"/>
+      <w:pPr>
+        <w:ind w:left="3960" w:hanging="180"/>
+      </w:pPr>
+    </w:lvl>
+    <w:lvl w:ilvl="6" w:tplc="0409000F" w:tentative="1">
+      <w:start w:val="1"/>
+      <w:numFmt w:val="decimal"/>
+      <w:lvlText w:val="%7."/>
+      <w:lvlJc w:val="left"/>
+      <w:pPr>
+        <w:ind w:left="4680" w:hanging="360"/>
+      </w:pPr>
+    </w:lvl>
+    <w:lvl w:ilvl="7" w:tplc="04090019" w:tentative="1">
+      <w:start w:val="1"/>
+      <w:numFmt w:val="lowerLetter"/>
+      <w:lvlText w:val="%8."/>
+      <w:lvlJc w:val="left"/>
+      <w:pPr>
+        <w:ind w:left="5400" w:hanging="360"/>
+      </w:pPr>
+    </w:lvl>
+    <w:lvl w:ilvl="8" w:tplc="0409001B" w:tentative="1">
+      <w:start w:val="1"/>
+      <w:numFmt w:val="lowerRoman"/>
+      <w:lvlText w:val="%9."/>
+      <w:lvlJc w:val="right"/>
+      <w:pPr>
+        <w:ind w:left="6120" w:hanging="180"/>
+      </w:pPr>
+    </w:lvl>
+  </w:abstractNum>
+  <w:abstractNum w:abstractNumId="1">
     <w:nsid w:val="05E6080A"/>
     <w:multiLevelType w:val="hybridMultilevel"/>
     <w:tmpl w:val="6CA8D9EA"/>
@@ -5431,7 +6554,7 @@
       </w:pPr>
     </w:lvl>
   </w:abstractNum>
-  <w:abstractNum w:abstractNumId="1">
+  <w:abstractNum w:abstractNumId="2">
     <w:nsid w:val="1B141171"/>
     <w:multiLevelType w:val="hybridMultilevel"/>
     <w:tmpl w:val="849237CE"/>
@@ -5520,7 +6643,7 @@
       </w:pPr>
     </w:lvl>
   </w:abstractNum>
-  <w:abstractNum w:abstractNumId="2">
+  <w:abstractNum w:abstractNumId="3">
     <w:nsid w:val="2704799B"/>
     <w:multiLevelType w:val="hybridMultilevel"/>
     <w:tmpl w:val="8B20E512"/>
@@ -5609,7 +6732,7 @@
       </w:pPr>
     </w:lvl>
   </w:abstractNum>
-  <w:abstractNum w:abstractNumId="3">
+  <w:abstractNum w:abstractNumId="4">
     <w:nsid w:val="5FE6397B"/>
     <w:multiLevelType w:val="hybridMultilevel"/>
     <w:tmpl w:val="54860AC4"/>
@@ -5698,7 +6821,7 @@
       </w:pPr>
     </w:lvl>
   </w:abstractNum>
-  <w:abstractNum w:abstractNumId="4">
+  <w:abstractNum w:abstractNumId="5">
     <w:nsid w:val="74703310"/>
     <w:multiLevelType w:val="hybridMultilevel"/>
     <w:tmpl w:val="A4CEF8F8"/>
@@ -5788,19 +6911,22 @@
     </w:lvl>
   </w:abstractNum>
   <w:num w:numId="1">
-    <w:abstractNumId w:val="0"/>
+    <w:abstractNumId w:val="1"/>
   </w:num>
   <w:num w:numId="2">
+    <w:abstractNumId w:val="5"/>
+  </w:num>
+  <w:num w:numId="3">
     <w:abstractNumId w:val="4"/>
   </w:num>
-  <w:num w:numId="3">
+  <w:num w:numId="4">
+    <w:abstractNumId w:val="2"/>
+  </w:num>
+  <w:num w:numId="5">
     <w:abstractNumId w:val="3"/>
   </w:num>
-  <w:num w:numId="4">
-    <w:abstractNumId w:val="1"/>
-  </w:num>
-  <w:num w:numId="5">
-    <w:abstractNumId w:val="2"/>
+  <w:num w:numId="6">
+    <w:abstractNumId w:val="0"/>
   </w:num>
 </w:numbering>
 </file>
@@ -6568,6 +7694,18 @@
       <w:u w:val="single"/>
     </w:rPr>
   </w:style>
+  <w:style w:type="character" w:styleId="ae">
+    <w:name w:val="FollowedHyperlink"/>
+    <w:basedOn w:val="a0"/>
+    <w:uiPriority w:val="99"/>
+    <w:semiHidden/>
+    <w:unhideWhenUsed/>
+    <w:rsid w:val="0078487D"/>
+    <w:rPr>
+      <w:color w:val="96607D" w:themeColor="followedHyperlink"/>
+      <w:u w:val="single"/>
+    </w:rPr>
+  </w:style>
 </w:styles>
 </file>
 
@@ -7334,6 +8472,18 @@
       <w:u w:val="single"/>
     </w:rPr>
   </w:style>
+  <w:style w:type="character" w:styleId="ae">
+    <w:name w:val="FollowedHyperlink"/>
+    <w:basedOn w:val="a0"/>
+    <w:uiPriority w:val="99"/>
+    <w:semiHidden/>
+    <w:unhideWhenUsed/>
+    <w:rsid w:val="0078487D"/>
+    <w:rPr>
+      <w:color w:val="96607D" w:themeColor="followedHyperlink"/>
+      <w:u w:val="single"/>
+    </w:rPr>
+  </w:style>
 </w:styles>
 </file>
 
@@ -7626,7 +8776,7 @@
   <a:extraClrSchemeLst/>
   <a:extLst>
     <a:ext uri="{05A4C25C-085E-4340-85A3-A5531E510DB2}">
-      <thm15:themeFamily xmlns="" xmlns:thm15="http://schemas.microsoft.com/office/thememl/2012/main" name="Office Theme" id="{62F939B6-93AF-4DB8-9C6B-D6C7DFDC589F}" vid="{4A3C46E8-61CC-4603-A589-7422A47A8E4A}"/>
+      <thm15:themeFamily xmlns:thm15="http://schemas.microsoft.com/office/thememl/2012/main" xmlns="" name="Office Theme" id="{62F939B6-93AF-4DB8-9C6B-D6C7DFDC589F}" vid="{4A3C46E8-61CC-4603-A589-7422A47A8E4A}"/>
     </a:ext>
   </a:extLst>
 </a:theme>
@@ -7637,7 +8787,7 @@
 </file>
 
 <file path=customXml/itemProps1.xml><?xml version="1.0" encoding="utf-8"?>
-<ds:datastoreItem xmlns:ds="http://schemas.openxmlformats.org/officeDocument/2006/customXml" ds:itemID="{060EAB4A-33A4-4603-9AA2-567F1EC36345}">
+<ds:datastoreItem xmlns:ds="http://schemas.openxmlformats.org/officeDocument/2006/customXml" ds:itemID="{E3D54382-7A5E-4335-AB18-2493CD58697F}">
   <ds:schemaRefs>
     <ds:schemaRef ds:uri="http://schemas.openxmlformats.org/officeDocument/2006/bibliography"/>
   </ds:schemaRefs>

--- a/IELTS Notes/Writing Exercises and Analyses.docx
+++ b/IELTS Notes/Writing Exercises and Analyses.docx
@@ -5629,7 +5629,7 @@
     <w:p>
       <w:pPr>
         <w:rPr>
-          <w:rFonts w:ascii="Times New Roman" w:hAnsi="Times New Roman" w:cs="Times New Roman" w:hint="eastAsia"/>
+          <w:rFonts w:ascii="Times New Roman" w:hAnsi="Times New Roman" w:cs="Times New Roman"/>
         </w:rPr>
       </w:pPr>
       <w:r>
@@ -5740,7 +5740,7 @@
     <w:p>
       <w:pPr>
         <w:rPr>
-          <w:rFonts w:ascii="Times New Roman" w:hAnsi="Times New Roman" w:cs="Times New Roman" w:hint="eastAsia"/>
+          <w:rFonts w:ascii="Times New Roman" w:hAnsi="Times New Roman" w:cs="Times New Roman"/>
           <w:b/>
           <w:i/>
         </w:rPr>
@@ -5770,7 +5770,7 @@
           <w:numId w:val="6"/>
         </w:numPr>
         <w:rPr>
-          <w:rFonts w:ascii="Times New Roman" w:hAnsi="Times New Roman" w:cs="Times New Roman" w:hint="eastAsia"/>
+          <w:rFonts w:ascii="Times New Roman" w:hAnsi="Times New Roman" w:cs="Times New Roman"/>
         </w:rPr>
       </w:pPr>
       <w:r>
@@ -5819,7 +5819,7 @@
           <w:numId w:val="6"/>
         </w:numPr>
         <w:rPr>
-          <w:rFonts w:ascii="Times New Roman" w:hAnsi="Times New Roman" w:cs="Times New Roman" w:hint="eastAsia"/>
+          <w:rFonts w:ascii="Times New Roman" w:hAnsi="Times New Roman" w:cs="Times New Roman"/>
         </w:rPr>
       </w:pPr>
       <w:r>
@@ -5861,7 +5861,7 @@
           <w:numId w:val="6"/>
         </w:numPr>
         <w:rPr>
-          <w:rFonts w:ascii="Times New Roman" w:hAnsi="Times New Roman" w:cs="Times New Roman" w:hint="eastAsia"/>
+          <w:rFonts w:ascii="Times New Roman" w:hAnsi="Times New Roman" w:cs="Times New Roman"/>
         </w:rPr>
       </w:pPr>
       <w:r>
@@ -5910,7 +5910,7 @@
           <w:numId w:val="6"/>
         </w:numPr>
         <w:rPr>
-          <w:rFonts w:ascii="Times New Roman" w:hAnsi="Times New Roman" w:cs="Times New Roman" w:hint="eastAsia"/>
+          <w:rFonts w:ascii="Times New Roman" w:hAnsi="Times New Roman" w:cs="Times New Roman"/>
         </w:rPr>
       </w:pPr>
       <w:r>
@@ -5960,7 +5960,7 @@
           <w:numId w:val="6"/>
         </w:numPr>
         <w:rPr>
-          <w:rFonts w:ascii="Times New Roman" w:hAnsi="Times New Roman" w:cs="Times New Roman" w:hint="eastAsia"/>
+          <w:rFonts w:ascii="Times New Roman" w:hAnsi="Times New Roman" w:cs="Times New Roman"/>
         </w:rPr>
       </w:pPr>
       <w:r>
@@ -5985,7 +5985,7 @@
           <w:numId w:val="6"/>
         </w:numPr>
         <w:rPr>
-          <w:rFonts w:ascii="Times New Roman" w:hAnsi="Times New Roman" w:cs="Times New Roman" w:hint="eastAsia"/>
+          <w:rFonts w:ascii="Times New Roman" w:hAnsi="Times New Roman" w:cs="Times New Roman"/>
         </w:rPr>
       </w:pPr>
       <w:r>
@@ -6003,7 +6003,7 @@
           <w:numId w:val="6"/>
         </w:numPr>
         <w:rPr>
-          <w:rFonts w:ascii="Times New Roman" w:hAnsi="Times New Roman" w:cs="Times New Roman" w:hint="eastAsia"/>
+          <w:rFonts w:ascii="Times New Roman" w:hAnsi="Times New Roman" w:cs="Times New Roman"/>
         </w:rPr>
       </w:pPr>
       <w:r>
@@ -6082,26 +6082,14 @@
           <w:numId w:val="6"/>
         </w:numPr>
         <w:rPr>
-          <w:rFonts w:ascii="Times New Roman" w:hAnsi="Times New Roman" w:cs="Times New Roman" w:hint="eastAsia"/>
-        </w:rPr>
-      </w:pPr>
-      <w:r>
-        <w:rPr>
-          <w:rFonts w:ascii="Times New Roman" w:hAnsi="Times New Roman" w:cs="Times New Roman"/>
-        </w:rPr>
-        <w:t>“</w:t>
-      </w:r>
-      <w:r>
-        <w:rPr>
-          <w:rFonts w:ascii="Times New Roman" w:hAnsi="Times New Roman" w:cs="Times New Roman"/>
-        </w:rPr>
-        <w:t>People in UK spent around £400,000 on books while those in France spent £300,000.</w:t>
-      </w:r>
-      <w:r>
-        <w:rPr>
-          <w:rFonts w:ascii="Times New Roman" w:hAnsi="Times New Roman" w:cs="Times New Roman"/>
-        </w:rPr>
-        <w:t>”</w:t>
+          <w:rFonts w:ascii="Times New Roman" w:hAnsi="Times New Roman" w:cs="Times New Roman"/>
+        </w:rPr>
+      </w:pPr>
+      <w:r>
+        <w:rPr>
+          <w:rFonts w:ascii="Times New Roman" w:hAnsi="Times New Roman" w:cs="Times New Roman"/>
+        </w:rPr>
+        <w:t>“People in UK spent around £400,000 on books while those in France spent £300,000.”</w:t>
       </w:r>
       <w:r>
         <w:rPr>
@@ -6160,7 +6148,7 @@
           <w:numId w:val="6"/>
         </w:numPr>
         <w:rPr>
-          <w:rFonts w:ascii="Times New Roman" w:hAnsi="Times New Roman" w:cs="Times New Roman" w:hint="eastAsia"/>
+          <w:rFonts w:ascii="Times New Roman" w:hAnsi="Times New Roman" w:cs="Times New Roman"/>
         </w:rPr>
       </w:pPr>
       <w:r>
@@ -6209,7 +6197,7 @@
     <w:p>
       <w:pPr>
         <w:rPr>
-          <w:rFonts w:ascii="Times New Roman" w:hAnsi="Times New Roman" w:cs="Times New Roman" w:hint="eastAsia"/>
+          <w:rFonts w:ascii="Times New Roman" w:hAnsi="Times New Roman" w:cs="Times New Roman"/>
           <w:b/>
           <w:i/>
         </w:rPr>
@@ -6226,7 +6214,7 @@
     <w:p>
       <w:pPr>
         <w:rPr>
-          <w:rFonts w:ascii="Times New Roman" w:hAnsi="Times New Roman" w:cs="Times New Roman" w:hint="eastAsia"/>
+          <w:rFonts w:ascii="Times New Roman" w:hAnsi="Times New Roman" w:cs="Times New Roman"/>
         </w:rPr>
       </w:pPr>
       <w:r>
@@ -6239,7 +6227,7 @@
     <w:p>
       <w:pPr>
         <w:rPr>
-          <w:rFonts w:ascii="Times New Roman" w:hAnsi="Times New Roman" w:cs="Times New Roman" w:hint="eastAsia"/>
+          <w:rFonts w:ascii="Times New Roman" w:hAnsi="Times New Roman" w:cs="Times New Roman"/>
         </w:rPr>
       </w:pPr>
       <w:r>
@@ -6273,28 +6261,220 @@
           <w:rFonts w:ascii="Times New Roman" w:hAnsi="Times New Roman" w:cs="Times New Roman" w:hint="eastAsia"/>
         </w:rPr>
       </w:pPr>
+      <w:r>
+        <w:rPr>
+          <w:rFonts w:ascii="Times New Roman" w:hAnsi="Times New Roman" w:cs="Times New Roman" w:hint="eastAsia"/>
+        </w:rPr>
+        <w:t xml:space="preserve">In terms of cars, consumers in the UK spent more than those in France, the expenditure of two countries were </w:t>
+      </w:r>
+      <w:r>
+        <w:rPr>
+          <w:rFonts w:ascii="Times New Roman" w:hAnsi="Times New Roman" w:cs="Times New Roman"/>
+        </w:rPr>
+        <w:t>£</w:t>
+      </w:r>
+      <w:r>
+        <w:rPr>
+          <w:rFonts w:ascii="Times New Roman" w:hAnsi="Times New Roman" w:cs="Times New Roman" w:hint="eastAsia"/>
+        </w:rPr>
+        <w:t xml:space="preserve">450,000 and </w:t>
+      </w:r>
+      <w:r>
+        <w:rPr>
+          <w:rFonts w:ascii="Times New Roman" w:hAnsi="Times New Roman" w:cs="Times New Roman"/>
+        </w:rPr>
+        <w:t>£</w:t>
+      </w:r>
+      <w:r>
+        <w:rPr>
+          <w:rFonts w:ascii="Times New Roman" w:hAnsi="Times New Roman" w:cs="Times New Roman" w:hint="eastAsia"/>
+        </w:rPr>
+        <w:t xml:space="preserve">400,000, respectively. </w:t>
+      </w:r>
+      <w:r>
+        <w:rPr>
+          <w:rFonts w:ascii="Times New Roman" w:hAnsi="Times New Roman" w:cs="Times New Roman" w:hint="eastAsia"/>
+        </w:rPr>
+        <w:t xml:space="preserve">Similarly, British spent approximately </w:t>
+      </w:r>
+      <w:r>
+        <w:rPr>
+          <w:rFonts w:ascii="Times New Roman" w:hAnsi="Times New Roman" w:cs="Times New Roman"/>
+        </w:rPr>
+        <w:t>£</w:t>
+      </w:r>
+      <w:r>
+        <w:rPr>
+          <w:rFonts w:ascii="Times New Roman" w:hAnsi="Times New Roman" w:cs="Times New Roman" w:hint="eastAsia"/>
+        </w:rPr>
+        <w:t xml:space="preserve">400,000 on books which was rather higher than </w:t>
+      </w:r>
+      <w:r>
+        <w:rPr>
+          <w:rFonts w:ascii="Times New Roman" w:hAnsi="Times New Roman" w:cs="Times New Roman"/>
+        </w:rPr>
+        <w:t>£</w:t>
+      </w:r>
+      <w:r>
+        <w:rPr>
+          <w:rFonts w:ascii="Times New Roman" w:hAnsi="Times New Roman" w:cs="Times New Roman" w:hint="eastAsia"/>
+        </w:rPr>
+        <w:t>300,000 paid out by Franch.</w:t>
+      </w:r>
+      <w:r>
+        <w:rPr>
+          <w:rFonts w:ascii="Times New Roman" w:hAnsi="Times New Roman" w:cs="Times New Roman" w:hint="eastAsia"/>
+        </w:rPr>
+        <w:t xml:space="preserve"> </w:t>
+      </w:r>
+      <w:r>
+        <w:rPr>
+          <w:rFonts w:ascii="Times New Roman" w:hAnsi="Times New Roman" w:cs="Times New Roman" w:hint="eastAsia"/>
+        </w:rPr>
+        <w:t>Furthermore, the expenditure of cameras in the UK</w:t>
+      </w:r>
+      <w:r>
+        <w:rPr>
+          <w:rFonts w:ascii="Times New Roman" w:hAnsi="Times New Roman" w:cs="Times New Roman" w:hint="eastAsia"/>
+        </w:rPr>
+        <w:t xml:space="preserve">(above </w:t>
+      </w:r>
+      <w:r>
+        <w:rPr>
+          <w:rFonts w:ascii="Times New Roman" w:hAnsi="Times New Roman" w:cs="Times New Roman"/>
+        </w:rPr>
+        <w:t>£</w:t>
+      </w:r>
+      <w:r>
+        <w:rPr>
+          <w:rFonts w:ascii="Times New Roman" w:hAnsi="Times New Roman" w:cs="Times New Roman" w:hint="eastAsia"/>
+        </w:rPr>
+        <w:t>350,000)</w:t>
+      </w:r>
+      <w:r>
+        <w:rPr>
+          <w:rFonts w:ascii="Times New Roman" w:hAnsi="Times New Roman" w:cs="Times New Roman" w:hint="eastAsia"/>
+        </w:rPr>
+        <w:t xml:space="preserve"> was over double that of France</w:t>
+      </w:r>
+      <w:r>
+        <w:rPr>
+          <w:rFonts w:ascii="Times New Roman" w:hAnsi="Times New Roman" w:cs="Times New Roman" w:hint="eastAsia"/>
+        </w:rPr>
+        <w:t>(</w:t>
+      </w:r>
+      <w:r>
+        <w:rPr>
+          <w:rFonts w:ascii="Times New Roman" w:hAnsi="Times New Roman" w:cs="Times New Roman"/>
+        </w:rPr>
+        <w:t>£</w:t>
+      </w:r>
+      <w:r>
+        <w:rPr>
+          <w:rFonts w:ascii="Times New Roman" w:hAnsi="Times New Roman" w:cs="Times New Roman" w:hint="eastAsia"/>
+        </w:rPr>
+        <w:t>150,000)</w:t>
+      </w:r>
+      <w:r>
+        <w:rPr>
+          <w:rFonts w:ascii="Times New Roman" w:hAnsi="Times New Roman" w:cs="Times New Roman" w:hint="eastAsia"/>
+        </w:rPr>
+        <w:t xml:space="preserve">. </w:t>
+      </w:r>
+    </w:p>
+    <w:p>
+      <w:pPr>
+        <w:rPr>
+          <w:rFonts w:ascii="Times New Roman" w:hAnsi="Times New Roman" w:cs="Times New Roman"/>
+        </w:rPr>
+      </w:pPr>
+      <w:r>
+        <w:rPr>
+          <w:rFonts w:ascii="Times New Roman" w:hAnsi="Times New Roman" w:cs="Times New Roman" w:hint="eastAsia"/>
+        </w:rPr>
+        <w:lastRenderedPageBreak/>
+        <w:t xml:space="preserve">On the other hand, French spent more on the remaining two good than British. </w:t>
+      </w:r>
+      <w:r>
+        <w:rPr>
+          <w:rFonts w:ascii="Times New Roman" w:hAnsi="Times New Roman" w:cs="Times New Roman" w:hint="eastAsia"/>
+        </w:rPr>
+        <w:t xml:space="preserve">The amount of money that buyers in France spent on </w:t>
+      </w:r>
+      <w:r>
+        <w:rPr>
+          <w:rFonts w:ascii="Times New Roman" w:hAnsi="Times New Roman" w:cs="Times New Roman" w:hint="eastAsia"/>
+        </w:rPr>
+        <w:t>computers</w:t>
+      </w:r>
+      <w:r>
+        <w:rPr>
+          <w:rFonts w:ascii="Times New Roman" w:hAnsi="Times New Roman" w:cs="Times New Roman" w:hint="eastAsia"/>
+        </w:rPr>
+        <w:t xml:space="preserve"> was around </w:t>
+      </w:r>
+      <w:r>
+        <w:rPr>
+          <w:rFonts w:ascii="Times New Roman" w:hAnsi="Times New Roman" w:cs="Times New Roman"/>
+        </w:rPr>
+        <w:t>£</w:t>
+      </w:r>
+      <w:r>
+        <w:rPr>
+          <w:rFonts w:ascii="Times New Roman" w:hAnsi="Times New Roman" w:cs="Times New Roman" w:hint="eastAsia"/>
+        </w:rPr>
+        <w:t xml:space="preserve">375,000 as opposed to </w:t>
+      </w:r>
+      <w:r>
+        <w:rPr>
+          <w:rFonts w:ascii="Times New Roman" w:hAnsi="Times New Roman" w:cs="Times New Roman" w:hint="eastAsia"/>
+        </w:rPr>
+        <w:t xml:space="preserve">the exact </w:t>
+      </w:r>
+      <w:r>
+        <w:rPr>
+          <w:rFonts w:ascii="Times New Roman" w:hAnsi="Times New Roman" w:cs="Times New Roman"/>
+        </w:rPr>
+        <w:t>£</w:t>
+      </w:r>
+      <w:r>
+        <w:rPr>
+          <w:rFonts w:ascii="Times New Roman" w:hAnsi="Times New Roman" w:cs="Times New Roman" w:hint="eastAsia"/>
+        </w:rPr>
+        <w:t xml:space="preserve">350,000 in the UK. </w:t>
+      </w:r>
+      <w:r>
+        <w:rPr>
+          <w:rFonts w:ascii="Times New Roman" w:hAnsi="Times New Roman" w:cs="Times New Roman" w:hint="eastAsia"/>
+        </w:rPr>
+        <w:t xml:space="preserve">The expenditure of perfume was </w:t>
+      </w:r>
+      <w:r>
+        <w:rPr>
+          <w:rFonts w:ascii="Times New Roman" w:hAnsi="Times New Roman" w:cs="Times New Roman"/>
+        </w:rPr>
+        <w:t>£</w:t>
+      </w:r>
+      <w:r>
+        <w:rPr>
+          <w:rFonts w:ascii="Times New Roman" w:hAnsi="Times New Roman" w:cs="Times New Roman" w:hint="eastAsia"/>
+        </w:rPr>
+        <w:t xml:space="preserve">200,000 in France and less than </w:t>
+      </w:r>
+      <w:r>
+        <w:rPr>
+          <w:rFonts w:ascii="Times New Roman" w:hAnsi="Times New Roman" w:cs="Times New Roman"/>
+        </w:rPr>
+        <w:t>£</w:t>
+      </w:r>
+      <w:r>
+        <w:rPr>
+          <w:rFonts w:ascii="Times New Roman" w:hAnsi="Times New Roman" w:cs="Times New Roman" w:hint="eastAsia"/>
+        </w:rPr>
+        <w:t>150,000 in Britain.</w:t>
+      </w:r>
       <w:bookmarkStart w:id="0" w:name="_GoBack"/>
       <w:bookmarkEnd w:id="0"/>
-    </w:p>
-    <w:p>
-      <w:pPr>
-        <w:rPr>
-          <w:rFonts w:ascii="Times New Roman" w:hAnsi="Times New Roman" w:cs="Times New Roman" w:hint="eastAsia"/>
-        </w:rPr>
-      </w:pPr>
-    </w:p>
-    <w:p>
-      <w:pPr>
-        <w:rPr>
-          <w:rFonts w:ascii="Times New Roman" w:hAnsi="Times New Roman" w:cs="Times New Roman" w:hint="eastAsia"/>
-        </w:rPr>
-      </w:pPr>
-      <w:r>
-        <w:rPr>
-          <w:rFonts w:ascii="Times New Roman" w:hAnsi="Times New Roman" w:cs="Times New Roman"/>
-        </w:rPr>
-        <w:br/>
-      </w:r>
     </w:p>
     <w:p>
       <w:pPr>
@@ -8787,7 +8967,7 @@
 </file>
 
 <file path=customXml/itemProps1.xml><?xml version="1.0" encoding="utf-8"?>
-<ds:datastoreItem xmlns:ds="http://schemas.openxmlformats.org/officeDocument/2006/customXml" ds:itemID="{E3D54382-7A5E-4335-AB18-2493CD58697F}">
+<ds:datastoreItem xmlns:ds="http://schemas.openxmlformats.org/officeDocument/2006/customXml" ds:itemID="{5AE54759-4C12-4F2C-9884-3AEEAB915570}">
   <ds:schemaRefs>
     <ds:schemaRef ds:uri="http://schemas.openxmlformats.org/officeDocument/2006/bibliography"/>
   </ds:schemaRefs>

--- a/IELTS Notes/Writing Exercises and Analyses.docx
+++ b/IELTS Notes/Writing Exercises and Analyses.docx
@@ -4018,7 +4018,19 @@
         <w:rPr>
           <w:rFonts w:ascii="Times New Roman" w:hAnsi="Times New Roman" w:cs="Times New Roman" w:hint="eastAsia"/>
         </w:rPr>
-        <w:t xml:space="preserve">2.1 </w:t>
+        <w:t>1</w:t>
+      </w:r>
+      <w:r>
+        <w:rPr>
+          <w:rFonts w:ascii="Times New Roman" w:hAnsi="Times New Roman" w:cs="Times New Roman" w:hint="eastAsia"/>
+        </w:rPr>
+        <w:t xml:space="preserve">) </w:t>
+      </w:r>
+      <w:r>
+        <w:rPr>
+          <w:rFonts w:ascii="Times New Roman" w:hAnsi="Times New Roman" w:cs="Times New Roman" w:hint="eastAsia"/>
+        </w:rPr>
+        <w:t xml:space="preserve"> </w:t>
       </w:r>
       <w:hyperlink r:id="rId15" w:history="1">
         <w:r>
@@ -6258,7 +6270,7 @@
     <w:p>
       <w:pPr>
         <w:rPr>
-          <w:rFonts w:ascii="Times New Roman" w:hAnsi="Times New Roman" w:cs="Times New Roman" w:hint="eastAsia"/>
+          <w:rFonts w:ascii="Times New Roman" w:hAnsi="Times New Roman" w:cs="Times New Roman"/>
         </w:rPr>
       </w:pPr>
       <w:r>
@@ -6385,7 +6397,7 @@
     <w:p>
       <w:pPr>
         <w:rPr>
-          <w:rFonts w:ascii="Times New Roman" w:hAnsi="Times New Roman" w:cs="Times New Roman"/>
+          <w:rFonts w:ascii="Times New Roman" w:hAnsi="Times New Roman" w:cs="Times New Roman" w:hint="eastAsia"/>
         </w:rPr>
       </w:pPr>
       <w:r>
@@ -6473,6 +6485,283 @@
         </w:rPr>
         <w:t>150,000 in Britain.</w:t>
       </w:r>
+    </w:p>
+    <w:p>
+      <w:pPr>
+        <w:rPr>
+          <w:rFonts w:ascii="Times New Roman" w:hAnsi="Times New Roman" w:cs="Times New Roman" w:hint="eastAsia"/>
+        </w:rPr>
+      </w:pPr>
+      <w:r>
+        <w:rPr>
+          <w:rFonts w:ascii="Times New Roman" w:hAnsi="Times New Roman" w:cs="Times New Roman" w:hint="eastAsia"/>
+        </w:rPr>
+        <w:t xml:space="preserve">2) </w:t>
+      </w:r>
+      <w:r>
+        <w:rPr>
+          <w:rFonts w:ascii="Times New Roman" w:hAnsi="Times New Roman" w:cs="Times New Roman" w:hint="eastAsia"/>
+        </w:rPr>
+        <w:t>Eating Fruit and Vegetables</w:t>
+      </w:r>
+    </w:p>
+    <w:p>
+      <w:pPr>
+        <w:rPr>
+          <w:rFonts w:ascii="Times New Roman" w:hAnsi="Times New Roman" w:cs="Times New Roman"/>
+        </w:rPr>
+      </w:pPr>
+      <w:r>
+        <w:rPr>
+          <w:noProof/>
+          <w:lang w:val="en-US"/>
+        </w:rPr>
+        <w:drawing>
+          <wp:inline distT="0" distB="0" distL="0" distR="0" wp14:anchorId="4D6B46BF" wp14:editId="5114EE27">
+            <wp:extent cx="5274310" cy="5503283"/>
+            <wp:effectExtent l="0" t="0" r="2540" b="2540"/>
+            <wp:docPr id="2" name="图片 2"/>
+            <wp:cNvGraphicFramePr>
+              <a:graphicFrameLocks xmlns:a="http://schemas.openxmlformats.org/drawingml/2006/main" noChangeAspect="1"/>
+            </wp:cNvGraphicFramePr>
+            <a:graphic xmlns:a="http://schemas.openxmlformats.org/drawingml/2006/main">
+              <a:graphicData uri="http://schemas.openxmlformats.org/drawingml/2006/picture">
+                <pic:pic xmlns:pic="http://schemas.openxmlformats.org/drawingml/2006/picture">
+                  <pic:nvPicPr>
+                    <pic:cNvPr id="0" name=""/>
+                    <pic:cNvPicPr/>
+                  </pic:nvPicPr>
+                  <pic:blipFill>
+                    <a:blip r:embed="rId19"/>
+                    <a:stretch>
+                      <a:fillRect/>
+                    </a:stretch>
+                  </pic:blipFill>
+                  <pic:spPr>
+                    <a:xfrm>
+                      <a:off x="0" y="0"/>
+                      <a:ext cx="5274310" cy="5503283"/>
+                    </a:xfrm>
+                    <a:prstGeom prst="rect">
+                      <a:avLst/>
+                    </a:prstGeom>
+                  </pic:spPr>
+                </pic:pic>
+              </a:graphicData>
+            </a:graphic>
+          </wp:inline>
+        </w:drawing>
+      </w:r>
+    </w:p>
+    <w:p>
+      <w:pPr>
+        <w:rPr>
+          <w:rFonts w:ascii="Times New Roman" w:hAnsi="Times New Roman" w:cs="Times New Roman"/>
+        </w:rPr>
+      </w:pPr>
+      <w:r>
+        <w:rPr>
+          <w:rFonts w:ascii="Times New Roman" w:hAnsi="Times New Roman" w:cs="Times New Roman" w:hint="eastAsia"/>
+        </w:rPr>
+        <w:t xml:space="preserve">The bar charts illustrates the percentage of men, women and children who have five portions of fruit and vegetables each day in the UK from 2001 to 2008. </w:t>
+      </w:r>
+    </w:p>
+    <w:p>
+      <w:pPr>
+        <w:rPr>
+          <w:rFonts w:ascii="Times New Roman" w:hAnsi="Times New Roman" w:cs="Times New Roman" w:hint="eastAsia"/>
+        </w:rPr>
+      </w:pPr>
+      <w:r>
+        <w:rPr>
+          <w:rFonts w:ascii="Times New Roman" w:hAnsi="Times New Roman" w:cs="Times New Roman" w:hint="eastAsia"/>
+        </w:rPr>
+        <w:t xml:space="preserve">Overall, </w:t>
+      </w:r>
+      <w:r>
+        <w:rPr>
+          <w:rFonts w:ascii="Times New Roman" w:hAnsi="Times New Roman" w:cs="Times New Roman" w:hint="eastAsia"/>
+        </w:rPr>
+        <w:t xml:space="preserve">the largest percentage of people who consumed green food is women </w:t>
+      </w:r>
+      <w:r>
+        <w:rPr>
+          <w:rFonts w:ascii="Times New Roman" w:hAnsi="Times New Roman" w:cs="Times New Roman" w:hint="eastAsia"/>
+        </w:rPr>
+        <w:t xml:space="preserve">compared to men and children. The percentage of </w:t>
+      </w:r>
+      <w:r>
+        <w:rPr>
+          <w:rFonts w:ascii="Times New Roman" w:hAnsi="Times New Roman" w:cs="Times New Roman" w:hint="eastAsia"/>
+        </w:rPr>
+        <w:t>women</w:t>
+      </w:r>
+      <w:r>
+        <w:rPr>
+          <w:rFonts w:ascii="Times New Roman" w:hAnsi="Times New Roman" w:cs="Times New Roman" w:hint="eastAsia"/>
+        </w:rPr>
+        <w:t xml:space="preserve"> increased steadily from 2001 to 2006 and then fell</w:t>
+      </w:r>
+      <w:r>
+        <w:rPr>
+          <w:rFonts w:ascii="Times New Roman" w:hAnsi="Times New Roman" w:cs="Times New Roman" w:hint="eastAsia"/>
+        </w:rPr>
+        <w:t xml:space="preserve"> gradually to the year of 2008, while that of men and children </w:t>
+      </w:r>
+      <w:r>
+        <w:rPr>
+          <w:rFonts w:ascii="Times New Roman" w:hAnsi="Times New Roman" w:cs="Times New Roman" w:hint="eastAsia"/>
+        </w:rPr>
+        <w:t>reached their highest point in 2007 and</w:t>
+      </w:r>
+      <w:r>
+        <w:rPr>
+          <w:rFonts w:ascii="Times New Roman" w:hAnsi="Times New Roman" w:cs="Times New Roman" w:hint="eastAsia"/>
+        </w:rPr>
+        <w:t xml:space="preserve"> slightly dropped in 2008</w:t>
+      </w:r>
+      <w:r>
+        <w:rPr>
+          <w:rFonts w:ascii="Times New Roman" w:hAnsi="Times New Roman" w:cs="Times New Roman" w:hint="eastAsia"/>
+        </w:rPr>
+        <w:t xml:space="preserve">. </w:t>
+      </w:r>
+      <w:r>
+        <w:rPr>
+          <w:rFonts w:ascii="Times New Roman" w:hAnsi="Times New Roman" w:cs="Times New Roman" w:hint="eastAsia"/>
+        </w:rPr>
+        <w:t>In addition, the gap between three categories were shrinking dramatically during this period.</w:t>
+      </w:r>
+    </w:p>
+    <w:p>
+      <w:pPr>
+        <w:rPr>
+          <w:rFonts w:ascii="Times New Roman" w:hAnsi="Times New Roman" w:cs="Times New Roman" w:hint="eastAsia"/>
+        </w:rPr>
+      </w:pPr>
+      <w:r>
+        <w:rPr>
+          <w:rFonts w:ascii="Times New Roman" w:hAnsi="Times New Roman" w:cs="Times New Roman" w:hint="eastAsia"/>
+        </w:rPr>
+        <w:t xml:space="preserve">The percentage of women who had fruit and vegetables was always higher than 20%. </w:t>
+      </w:r>
+      <w:r>
+        <w:rPr>
+          <w:rFonts w:ascii="Times New Roman" w:hAnsi="Times New Roman" w:cs="Times New Roman" w:hint="eastAsia"/>
+        </w:rPr>
+        <w:t>It</w:t>
+      </w:r>
+      <w:r>
+        <w:rPr>
+          <w:rFonts w:ascii="Times New Roman" w:hAnsi="Times New Roman" w:cs="Times New Roman" w:hint="eastAsia"/>
+        </w:rPr>
+        <w:t xml:space="preserve"> </w:t>
+      </w:r>
+      <w:r>
+        <w:rPr>
+          <w:rFonts w:ascii="Times New Roman" w:hAnsi="Times New Roman" w:cs="Times New Roman" w:hint="eastAsia"/>
+        </w:rPr>
+        <w:t>had been kept above 30% since 2004 and had never fallen until 2008</w:t>
+      </w:r>
+      <w:r>
+        <w:rPr>
+          <w:rFonts w:ascii="Times New Roman" w:hAnsi="Times New Roman" w:cs="Times New Roman" w:hint="eastAsia"/>
+        </w:rPr>
+        <w:t xml:space="preserve">. </w:t>
+      </w:r>
+      <w:r>
+        <w:rPr>
+          <w:rFonts w:ascii="Times New Roman" w:hAnsi="Times New Roman" w:cs="Times New Roman" w:hint="eastAsia"/>
+        </w:rPr>
+        <w:t xml:space="preserve">This </w:t>
+      </w:r>
+      <w:r>
+        <w:rPr>
+          <w:rFonts w:ascii="Times New Roman" w:hAnsi="Times New Roman" w:cs="Times New Roman" w:hint="eastAsia"/>
+        </w:rPr>
+        <w:t xml:space="preserve">group of </w:t>
+      </w:r>
+      <w:r>
+        <w:rPr>
+          <w:rFonts w:ascii="Times New Roman" w:hAnsi="Times New Roman" w:cs="Times New Roman" w:hint="eastAsia"/>
+        </w:rPr>
+        <w:lastRenderedPageBreak/>
+        <w:t>women</w:t>
+      </w:r>
+      <w:r>
+        <w:rPr>
+          <w:rFonts w:ascii="Times New Roman" w:hAnsi="Times New Roman" w:cs="Times New Roman" w:hint="eastAsia"/>
+        </w:rPr>
+        <w:t xml:space="preserve"> accounted for just over 20% in 2001 and continued to raise it</w:t>
+      </w:r>
+      <w:r>
+        <w:rPr>
+          <w:rFonts w:ascii="Times New Roman" w:hAnsi="Times New Roman" w:cs="Times New Roman" w:hint="eastAsia"/>
+        </w:rPr>
+        <w:t>s</w:t>
+      </w:r>
+      <w:r>
+        <w:rPr>
+          <w:rFonts w:ascii="Times New Roman" w:hAnsi="Times New Roman" w:cs="Times New Roman" w:hint="eastAsia"/>
+        </w:rPr>
+        <w:t xml:space="preserve"> peak, nearly 40% in 2006, before it began to fell steadily to around 30% in 2008.</w:t>
+      </w:r>
+      <w:r>
+        <w:rPr>
+          <w:rFonts w:ascii="Times New Roman" w:hAnsi="Times New Roman" w:cs="Times New Roman" w:hint="eastAsia"/>
+        </w:rPr>
+        <w:t xml:space="preserve"> </w:t>
+      </w:r>
+    </w:p>
+    <w:p>
+      <w:pPr>
+        <w:rPr>
+          <w:rFonts w:ascii="Times New Roman" w:hAnsi="Times New Roman" w:cs="Times New Roman" w:hint="eastAsia"/>
+        </w:rPr>
+      </w:pPr>
+      <w:r>
+        <w:rPr>
+          <w:rFonts w:ascii="Times New Roman" w:hAnsi="Times New Roman" w:cs="Times New Roman" w:hint="eastAsia"/>
+        </w:rPr>
+        <w:t xml:space="preserve">On the other hand, the percentage of men and children kept steady in the first three years with over 15% and about 12%, respectively. </w:t>
+      </w:r>
+      <w:r>
+        <w:rPr>
+          <w:rFonts w:ascii="Times New Roman" w:hAnsi="Times New Roman" w:cs="Times New Roman" w:hint="eastAsia"/>
+        </w:rPr>
+        <w:t xml:space="preserve">In the year of 2004, the percentage of men increased over 20%, while the data of chilren was merely 20% in the next year. </w:t>
+      </w:r>
+      <w:r>
+        <w:rPr>
+          <w:rFonts w:ascii="Times New Roman" w:hAnsi="Times New Roman" w:cs="Times New Roman" w:hint="eastAsia"/>
+        </w:rPr>
+        <w:t xml:space="preserve">The people who ate greens had never been overcome 30% in the given time. </w:t>
+      </w:r>
+    </w:p>
+    <w:p>
+      <w:pPr>
+        <w:rPr>
+          <w:rFonts w:ascii="Times New Roman" w:hAnsi="Times New Roman" w:cs="Times New Roman" w:hint="eastAsia"/>
+        </w:rPr>
+      </w:pPr>
+    </w:p>
+    <w:p>
+      <w:pPr>
+        <w:rPr>
+          <w:rFonts w:ascii="Times New Roman" w:hAnsi="Times New Roman" w:cs="Times New Roman" w:hint="eastAsia"/>
+          <w:i/>
+        </w:rPr>
+      </w:pPr>
+      <w:hyperlink r:id="rId20" w:history="1">
+        <w:r>
+          <w:rPr>
+            <w:rStyle w:val="ad"/>
+            <w:rFonts w:ascii="Times New Roman" w:hAnsi="Times New Roman" w:cs="Times New Roman" w:hint="eastAsia"/>
+            <w:i/>
+          </w:rPr>
+          <w:t>A Model Answer from IELTS Liz</w:t>
+        </w:r>
+      </w:hyperlink>
       <w:bookmarkStart w:id="0" w:name="_GoBack"/>
       <w:bookmarkEnd w:id="0"/>
     </w:p>
@@ -6482,13 +6771,47 @@
           <w:rFonts w:ascii="Times New Roman" w:hAnsi="Times New Roman" w:cs="Times New Roman"/>
         </w:rPr>
       </w:pPr>
-    </w:p>
-    <w:p>
-      <w:pPr>
-        <w:rPr>
-          <w:rFonts w:ascii="Times New Roman" w:hAnsi="Times New Roman" w:cs="Times New Roman"/>
-        </w:rPr>
-      </w:pPr>
+      <w:r>
+        <w:rPr>
+          <w:noProof/>
+          <w:lang w:val="en-US"/>
+        </w:rPr>
+        <w:drawing>
+          <wp:inline distT="0" distB="0" distL="0" distR="0" wp14:anchorId="05B531F3" wp14:editId="0284BA2E">
+            <wp:extent cx="5274310" cy="4295755"/>
+            <wp:effectExtent l="0" t="0" r="2540" b="0"/>
+            <wp:docPr id="3" name="图片 3"/>
+            <wp:cNvGraphicFramePr>
+              <a:graphicFrameLocks xmlns:a="http://schemas.openxmlformats.org/drawingml/2006/main" noChangeAspect="1"/>
+            </wp:cNvGraphicFramePr>
+            <a:graphic xmlns:a="http://schemas.openxmlformats.org/drawingml/2006/main">
+              <a:graphicData uri="http://schemas.openxmlformats.org/drawingml/2006/picture">
+                <pic:pic xmlns:pic="http://schemas.openxmlformats.org/drawingml/2006/picture">
+                  <pic:nvPicPr>
+                    <pic:cNvPr id="0" name=""/>
+                    <pic:cNvPicPr/>
+                  </pic:nvPicPr>
+                  <pic:blipFill>
+                    <a:blip r:embed="rId21"/>
+                    <a:stretch>
+                      <a:fillRect/>
+                    </a:stretch>
+                  </pic:blipFill>
+                  <pic:spPr>
+                    <a:xfrm>
+                      <a:off x="0" y="0"/>
+                      <a:ext cx="5274310" cy="4295755"/>
+                    </a:xfrm>
+                    <a:prstGeom prst="rect">
+                      <a:avLst/>
+                    </a:prstGeom>
+                  </pic:spPr>
+                </pic:pic>
+              </a:graphicData>
+            </a:graphic>
+          </wp:inline>
+        </w:drawing>
+      </w:r>
     </w:p>
     <w:p>
       <w:pPr>
@@ -8956,7 +9279,7 @@
   <a:extraClrSchemeLst/>
   <a:extLst>
     <a:ext uri="{05A4C25C-085E-4340-85A3-A5531E510DB2}">
-      <thm15:themeFamily xmlns:thm15="http://schemas.microsoft.com/office/thememl/2012/main" xmlns="" name="Office Theme" id="{62F939B6-93AF-4DB8-9C6B-D6C7DFDC589F}" vid="{4A3C46E8-61CC-4603-A589-7422A47A8E4A}"/>
+      <thm15:themeFamily xmlns="" xmlns:thm15="http://schemas.microsoft.com/office/thememl/2012/main" name="Office Theme" id="{62F939B6-93AF-4DB8-9C6B-D6C7DFDC589F}" vid="{4A3C46E8-61CC-4603-A589-7422A47A8E4A}"/>
     </a:ext>
   </a:extLst>
 </a:theme>
@@ -8967,7 +9290,7 @@
 </file>
 
 <file path=customXml/itemProps1.xml><?xml version="1.0" encoding="utf-8"?>
-<ds:datastoreItem xmlns:ds="http://schemas.openxmlformats.org/officeDocument/2006/customXml" ds:itemID="{5AE54759-4C12-4F2C-9884-3AEEAB915570}">
+<ds:datastoreItem xmlns:ds="http://schemas.openxmlformats.org/officeDocument/2006/customXml" ds:itemID="{C2709ECF-8B1F-432B-8C9A-9CA70535045D}">
   <ds:schemaRefs>
     <ds:schemaRef ds:uri="http://schemas.openxmlformats.org/officeDocument/2006/bibliography"/>
   </ds:schemaRefs>

--- a/IELTS Notes/Writing Exercises and Analyses.docx
+++ b/IELTS Notes/Writing Exercises and Analyses.docx
@@ -4012,39 +4012,64 @@
         <w:outlineLvl w:val="3"/>
         <w:rPr>
           <w:rFonts w:ascii="Times New Roman" w:hAnsi="Times New Roman" w:cs="Times New Roman"/>
-        </w:rPr>
-      </w:pPr>
-      <w:r>
-        <w:rPr>
-          <w:rFonts w:ascii="Times New Roman" w:hAnsi="Times New Roman" w:cs="Times New Roman" w:hint="eastAsia"/>
+          <w:b/>
+        </w:rPr>
+      </w:pPr>
+      <w:r>
+        <w:rPr>
+          <w:rFonts w:ascii="Times New Roman" w:hAnsi="Times New Roman" w:cs="Times New Roman" w:hint="eastAsia"/>
+          <w:b/>
         </w:rPr>
         <w:t>1</w:t>
       </w:r>
       <w:r>
         <w:rPr>
           <w:rFonts w:ascii="Times New Roman" w:hAnsi="Times New Roman" w:cs="Times New Roman" w:hint="eastAsia"/>
+          <w:b/>
         </w:rPr>
         <w:t xml:space="preserve">) </w:t>
       </w:r>
-      <w:r>
-        <w:rPr>
-          <w:rFonts w:ascii="Times New Roman" w:hAnsi="Times New Roman" w:cs="Times New Roman" w:hint="eastAsia"/>
-        </w:rPr>
-        <w:t xml:space="preserve"> </w:t>
-      </w:r>
-      <w:hyperlink r:id="rId15" w:history="1">
-        <w:r>
-          <w:rPr>
-            <w:rStyle w:val="ad"/>
-            <w:rFonts w:ascii="Times New Roman" w:hAnsi="Times New Roman" w:cs="Times New Roman" w:hint="eastAsia"/>
-          </w:rPr>
-          <w:t>Expenditure on consumer goods</w:t>
-        </w:r>
-      </w:hyperlink>
+      <w:bookmarkStart w:id="0" w:name="_GoBack"/>
+      <w:bookmarkEnd w:id="0"/>
+      <w:r>
+        <w:rPr>
+          <w:b/>
+        </w:rPr>
+        <w:fldChar w:fldCharType="begin"/>
+      </w:r>
+      <w:r>
+        <w:rPr>
+          <w:b/>
+        </w:rPr>
+        <w:instrText xml:space="preserve"> HYPERLINK "https://ieltsliz.com/ielts-model-bar-chart-band-score-9/" </w:instrText>
+      </w:r>
+      <w:r>
+        <w:rPr>
+          <w:b/>
+        </w:rPr>
+        <w:fldChar w:fldCharType="separate"/>
+      </w:r>
       <w:r>
         <w:rPr>
           <w:rStyle w:val="ad"/>
           <w:rFonts w:ascii="Times New Roman" w:hAnsi="Times New Roman" w:cs="Times New Roman" w:hint="eastAsia"/>
+          <w:b/>
+        </w:rPr>
+        <w:t>Expenditure on consumer goods</w:t>
+      </w:r>
+      <w:r>
+        <w:rPr>
+          <w:rStyle w:val="ad"/>
+          <w:rFonts w:ascii="Times New Roman" w:hAnsi="Times New Roman" w:cs="Times New Roman"/>
+          <w:b/>
+        </w:rPr>
+        <w:fldChar w:fldCharType="end"/>
+      </w:r>
+      <w:r>
+        <w:rPr>
+          <w:rStyle w:val="ad"/>
+          <w:rFonts w:ascii="Times New Roman" w:hAnsi="Times New Roman" w:cs="Times New Roman" w:hint="eastAsia"/>
+          <w:b/>
         </w:rPr>
         <w:t>(IELTS Liz)</w:t>
       </w:r>
@@ -4077,7 +4102,7 @@
                     <pic:cNvPicPr/>
                   </pic:nvPicPr>
                   <pic:blipFill>
-                    <a:blip r:embed="rId16"/>
+                    <a:blip r:embed="rId15"/>
                     <a:stretch>
                       <a:fillRect/>
                     </a:stretch>
@@ -5262,7 +5287,7 @@
           <w:szCs w:val="28"/>
         </w:rPr>
       </w:pPr>
-      <w:hyperlink r:id="rId17" w:history="1">
+      <w:hyperlink r:id="rId16" w:history="1">
         <w:r>
           <w:rPr>
             <w:rStyle w:val="ad"/>
@@ -5318,7 +5343,7 @@
                     <pic:cNvPicPr/>
                   </pic:nvPicPr>
                   <pic:blipFill>
-                    <a:blip r:embed="rId18"/>
+                    <a:blip r:embed="rId17"/>
                     <a:stretch>
                       <a:fillRect/>
                     </a:stretch>
@@ -6397,7 +6422,7 @@
     <w:p>
       <w:pPr>
         <w:rPr>
-          <w:rFonts w:ascii="Times New Roman" w:hAnsi="Times New Roman" w:cs="Times New Roman" w:hint="eastAsia"/>
+          <w:rFonts w:ascii="Times New Roman" w:hAnsi="Times New Roman" w:cs="Times New Roman"/>
         </w:rPr>
       </w:pPr>
       <w:r>
@@ -6488,19 +6513,23 @@
     </w:p>
     <w:p>
       <w:pPr>
-        <w:rPr>
-          <w:rFonts w:ascii="Times New Roman" w:hAnsi="Times New Roman" w:cs="Times New Roman" w:hint="eastAsia"/>
-        </w:rPr>
-      </w:pPr>
-      <w:r>
-        <w:rPr>
-          <w:rFonts w:ascii="Times New Roman" w:hAnsi="Times New Roman" w:cs="Times New Roman" w:hint="eastAsia"/>
+        <w:outlineLvl w:val="3"/>
+        <w:rPr>
+          <w:rFonts w:ascii="Times New Roman" w:hAnsi="Times New Roman" w:cs="Times New Roman"/>
+          <w:b/>
+        </w:rPr>
+      </w:pPr>
+      <w:r>
+        <w:rPr>
+          <w:rFonts w:ascii="Times New Roman" w:hAnsi="Times New Roman" w:cs="Times New Roman" w:hint="eastAsia"/>
+          <w:b/>
         </w:rPr>
         <w:t xml:space="preserve">2) </w:t>
       </w:r>
       <w:r>
         <w:rPr>
           <w:rFonts w:ascii="Times New Roman" w:hAnsi="Times New Roman" w:cs="Times New Roman" w:hint="eastAsia"/>
+          <w:b/>
         </w:rPr>
         <w:t>Eating Fruit and Vegetables</w:t>
       </w:r>
@@ -6532,7 +6561,7 @@
                     <pic:cNvPicPr/>
                   </pic:nvPicPr>
                   <pic:blipFill>
-                    <a:blip r:embed="rId19"/>
+                    <a:blip r:embed="rId18"/>
                     <a:stretch>
                       <a:fillRect/>
                     </a:stretch>
@@ -6569,7 +6598,7 @@
     <w:p>
       <w:pPr>
         <w:rPr>
-          <w:rFonts w:ascii="Times New Roman" w:hAnsi="Times New Roman" w:cs="Times New Roman" w:hint="eastAsia"/>
+          <w:rFonts w:ascii="Times New Roman" w:hAnsi="Times New Roman" w:cs="Times New Roman"/>
         </w:rPr>
       </w:pPr>
       <w:r>
@@ -6636,7 +6665,7 @@
     <w:p>
       <w:pPr>
         <w:rPr>
-          <w:rFonts w:ascii="Times New Roman" w:hAnsi="Times New Roman" w:cs="Times New Roman" w:hint="eastAsia"/>
+          <w:rFonts w:ascii="Times New Roman" w:hAnsi="Times New Roman" w:cs="Times New Roman"/>
         </w:rPr>
       </w:pPr>
       <w:r>
@@ -6716,7 +6745,7 @@
     <w:p>
       <w:pPr>
         <w:rPr>
-          <w:rFonts w:ascii="Times New Roman" w:hAnsi="Times New Roman" w:cs="Times New Roman" w:hint="eastAsia"/>
+          <w:rFonts w:ascii="Times New Roman" w:hAnsi="Times New Roman" w:cs="Times New Roman"/>
         </w:rPr>
       </w:pPr>
       <w:r>
@@ -6741,18 +6770,18 @@
     <w:p>
       <w:pPr>
         <w:rPr>
-          <w:rFonts w:ascii="Times New Roman" w:hAnsi="Times New Roman" w:cs="Times New Roman" w:hint="eastAsia"/>
-        </w:rPr>
-      </w:pPr>
-    </w:p>
-    <w:p>
-      <w:pPr>
-        <w:rPr>
-          <w:rFonts w:ascii="Times New Roman" w:hAnsi="Times New Roman" w:cs="Times New Roman" w:hint="eastAsia"/>
+          <w:rFonts w:ascii="Times New Roman" w:hAnsi="Times New Roman" w:cs="Times New Roman"/>
+        </w:rPr>
+      </w:pPr>
+    </w:p>
+    <w:p>
+      <w:pPr>
+        <w:rPr>
+          <w:rFonts w:ascii="Times New Roman" w:hAnsi="Times New Roman" w:cs="Times New Roman"/>
           <w:i/>
         </w:rPr>
       </w:pPr>
-      <w:hyperlink r:id="rId20" w:history="1">
+      <w:hyperlink r:id="rId19" w:history="1">
         <w:r>
           <w:rPr>
             <w:rStyle w:val="ad"/>
@@ -6762,8 +6791,6 @@
           <w:t>A Model Answer from IELTS Liz</w:t>
         </w:r>
       </w:hyperlink>
-      <w:bookmarkStart w:id="0" w:name="_GoBack"/>
-      <w:bookmarkEnd w:id="0"/>
     </w:p>
     <w:p>
       <w:pPr>
@@ -6792,7 +6819,7 @@
                     <pic:cNvPicPr/>
                   </pic:nvPicPr>
                   <pic:blipFill>
-                    <a:blip r:embed="rId21"/>
+                    <a:blip r:embed="rId20"/>
                     <a:stretch>
                       <a:fillRect/>
                     </a:stretch>
@@ -9279,7 +9306,7 @@
   <a:extraClrSchemeLst/>
   <a:extLst>
     <a:ext uri="{05A4C25C-085E-4340-85A3-A5531E510DB2}">
-      <thm15:themeFamily xmlns="" xmlns:thm15="http://schemas.microsoft.com/office/thememl/2012/main" name="Office Theme" id="{62F939B6-93AF-4DB8-9C6B-D6C7DFDC589F}" vid="{4A3C46E8-61CC-4603-A589-7422A47A8E4A}"/>
+      <thm15:themeFamily xmlns:thm15="http://schemas.microsoft.com/office/thememl/2012/main" xmlns="" name="Office Theme" id="{62F939B6-93AF-4DB8-9C6B-D6C7DFDC589F}" vid="{4A3C46E8-61CC-4603-A589-7422A47A8E4A}"/>
     </a:ext>
   </a:extLst>
 </a:theme>
@@ -9290,7 +9317,7 @@
 </file>
 
 <file path=customXml/itemProps1.xml><?xml version="1.0" encoding="utf-8"?>
-<ds:datastoreItem xmlns:ds="http://schemas.openxmlformats.org/officeDocument/2006/customXml" ds:itemID="{C2709ECF-8B1F-432B-8C9A-9CA70535045D}">
+<ds:datastoreItem xmlns:ds="http://schemas.openxmlformats.org/officeDocument/2006/customXml" ds:itemID="{1CBF0125-2838-4120-85C9-CD44003D6BA9}">
   <ds:schemaRefs>
     <ds:schemaRef ds:uri="http://schemas.openxmlformats.org/officeDocument/2006/bibliography"/>
   </ds:schemaRefs>

--- a/IELTS Notes/Writing Exercises and Analyses.docx
+++ b/IELTS Notes/Writing Exercises and Analyses.docx
@@ -4029,42 +4029,16 @@
         </w:rPr>
         <w:t xml:space="preserve">) </w:t>
       </w:r>
-      <w:bookmarkStart w:id="0" w:name="_GoBack"/>
-      <w:bookmarkEnd w:id="0"/>
-      <w:r>
-        <w:rPr>
-          <w:b/>
-        </w:rPr>
-        <w:fldChar w:fldCharType="begin"/>
-      </w:r>
-      <w:r>
-        <w:rPr>
-          <w:b/>
-        </w:rPr>
-        <w:instrText xml:space="preserve"> HYPERLINK "https://ieltsliz.com/ielts-model-bar-chart-band-score-9/" </w:instrText>
-      </w:r>
-      <w:r>
-        <w:rPr>
-          <w:b/>
-        </w:rPr>
-        <w:fldChar w:fldCharType="separate"/>
-      </w:r>
-      <w:r>
-        <w:rPr>
-          <w:rStyle w:val="ad"/>
-          <w:rFonts w:ascii="Times New Roman" w:hAnsi="Times New Roman" w:cs="Times New Roman" w:hint="eastAsia"/>
-          <w:b/>
-        </w:rPr>
-        <w:t>Expenditure on consumer goods</w:t>
-      </w:r>
-      <w:r>
-        <w:rPr>
-          <w:rStyle w:val="ad"/>
-          <w:rFonts w:ascii="Times New Roman" w:hAnsi="Times New Roman" w:cs="Times New Roman"/>
-          <w:b/>
-        </w:rPr>
-        <w:fldChar w:fldCharType="end"/>
-      </w:r>
+      <w:hyperlink r:id="rId15" w:history="1">
+        <w:r>
+          <w:rPr>
+            <w:rStyle w:val="ad"/>
+            <w:rFonts w:ascii="Times New Roman" w:hAnsi="Times New Roman" w:cs="Times New Roman" w:hint="eastAsia"/>
+            <w:b/>
+          </w:rPr>
+          <w:t>Expenditure on consumer goods</w:t>
+        </w:r>
+      </w:hyperlink>
       <w:r>
         <w:rPr>
           <w:rStyle w:val="ad"/>
@@ -4102,7 +4076,7 @@
                     <pic:cNvPicPr/>
                   </pic:nvPicPr>
                   <pic:blipFill>
-                    <a:blip r:embed="rId15"/>
+                    <a:blip r:embed="rId16"/>
                     <a:stretch>
                       <a:fillRect/>
                     </a:stretch>
@@ -5287,7 +5261,7 @@
           <w:szCs w:val="28"/>
         </w:rPr>
       </w:pPr>
-      <w:hyperlink r:id="rId16" w:history="1">
+      <w:hyperlink r:id="rId17" w:history="1">
         <w:r>
           <w:rPr>
             <w:rStyle w:val="ad"/>
@@ -5343,7 +5317,7 @@
                     <pic:cNvPicPr/>
                   </pic:nvPicPr>
                   <pic:blipFill>
-                    <a:blip r:embed="rId17"/>
+                    <a:blip r:embed="rId18"/>
                     <a:stretch>
                       <a:fillRect/>
                     </a:stretch>
@@ -5796,7 +5770,15 @@
           <w:b/>
           <w:i/>
         </w:rPr>
-        <w:t>st 2</w:t>
+        <w:t>r</w:t>
+      </w:r>
+      <w:r>
+        <w:rPr>
+          <w:rFonts w:ascii="Times New Roman" w:hAnsi="Times New Roman" w:cs="Times New Roman" w:hint="eastAsia"/>
+          <w:b/>
+          <w:i/>
+        </w:rPr>
+        <w:t>t 2</w:t>
       </w:r>
     </w:p>
     <w:p>
@@ -6561,7 +6543,7 @@
                     <pic:cNvPicPr/>
                   </pic:nvPicPr>
                   <pic:blipFill>
-                    <a:blip r:embed="rId18"/>
+                    <a:blip r:embed="rId19"/>
                     <a:stretch>
                       <a:fillRect/>
                     </a:stretch>
@@ -6592,7 +6574,59 @@
         <w:rPr>
           <w:rFonts w:ascii="Times New Roman" w:hAnsi="Times New Roman" w:cs="Times New Roman" w:hint="eastAsia"/>
         </w:rPr>
-        <w:t xml:space="preserve">The bar charts illustrates the percentage of men, women and children who have five portions of fruit and vegetables each day in the UK from 2001 to 2008. </w:t>
+        <w:t xml:space="preserve">The bar </w:t>
+      </w:r>
+      <w:r>
+        <w:rPr>
+          <w:rFonts w:ascii="Times New Roman" w:hAnsi="Times New Roman" w:cs="Times New Roman" w:hint="eastAsia"/>
+          <w:highlight w:val="yellow"/>
+        </w:rPr>
+        <w:t>charts</w:t>
+      </w:r>
+      <w:r>
+        <w:rPr>
+          <w:rFonts w:ascii="Times New Roman" w:hAnsi="Times New Roman" w:cs="Times New Roman" w:hint="eastAsia"/>
+          <w:highlight w:val="yellow"/>
+        </w:rPr>
+        <w:t>(1)</w:t>
+      </w:r>
+      <w:r>
+        <w:rPr>
+          <w:rFonts w:ascii="Times New Roman" w:hAnsi="Times New Roman" w:cs="Times New Roman" w:hint="eastAsia"/>
+        </w:rPr>
+        <w:t xml:space="preserve"> illustrates the percentage of men, women and children who </w:t>
+      </w:r>
+      <w:r>
+        <w:rPr>
+          <w:rFonts w:ascii="Times New Roman" w:hAnsi="Times New Roman" w:cs="Times New Roman" w:hint="eastAsia"/>
+          <w:highlight w:val="yellow"/>
+        </w:rPr>
+        <w:t>have</w:t>
+      </w:r>
+      <w:r>
+        <w:rPr>
+          <w:rFonts w:ascii="Times New Roman" w:hAnsi="Times New Roman" w:cs="Times New Roman" w:hint="eastAsia"/>
+        </w:rPr>
+        <w:t xml:space="preserve"> </w:t>
+      </w:r>
+      <w:r>
+        <w:rPr>
+          <w:rFonts w:ascii="Times New Roman" w:hAnsi="Times New Roman" w:cs="Times New Roman" w:hint="eastAsia"/>
+          <w:highlight w:val="cyan"/>
+        </w:rPr>
+        <w:t>(had)</w:t>
+      </w:r>
+      <w:r>
+        <w:rPr>
+          <w:rFonts w:ascii="Times New Roman" w:hAnsi="Times New Roman" w:cs="Times New Roman" w:hint="eastAsia"/>
+        </w:rPr>
+        <w:t xml:space="preserve"> </w:t>
+      </w:r>
+      <w:r>
+        <w:rPr>
+          <w:rFonts w:ascii="Times New Roman" w:hAnsi="Times New Roman" w:cs="Times New Roman" w:hint="eastAsia"/>
+        </w:rPr>
+        <w:t xml:space="preserve">five portions of fruit and vegetables each day in the UK from 2001 to 2008. </w:t>
       </w:r>
     </w:p>
     <w:p>
@@ -6611,7 +6645,27 @@
         <w:rPr>
           <w:rFonts w:ascii="Times New Roman" w:hAnsi="Times New Roman" w:cs="Times New Roman" w:hint="eastAsia"/>
         </w:rPr>
-        <w:t xml:space="preserve">the largest percentage of people who consumed green food is women </w:t>
+        <w:t xml:space="preserve">the largest percentage of people who consumed green food </w:t>
+      </w:r>
+      <w:r>
+        <w:rPr>
+          <w:rFonts w:ascii="Times New Roman" w:hAnsi="Times New Roman" w:cs="Times New Roman" w:hint="eastAsia"/>
+          <w:highlight w:val="yellow"/>
+        </w:rPr>
+        <w:t>is</w:t>
+      </w:r>
+      <w:r>
+        <w:rPr>
+          <w:rFonts w:ascii="Times New Roman" w:hAnsi="Times New Roman" w:cs="Times New Roman" w:hint="eastAsia"/>
+          <w:highlight w:val="yellow"/>
+        </w:rPr>
+        <w:t>(2)</w:t>
+      </w:r>
+      <w:r>
+        <w:rPr>
+          <w:rFonts w:ascii="Times New Roman" w:hAnsi="Times New Roman" w:cs="Times New Roman" w:hint="eastAsia"/>
+        </w:rPr>
+        <w:t xml:space="preserve"> women </w:t>
       </w:r>
       <w:r>
         <w:rPr>
@@ -6659,7 +6713,47 @@
         <w:rPr>
           <w:rFonts w:ascii="Times New Roman" w:hAnsi="Times New Roman" w:cs="Times New Roman" w:hint="eastAsia"/>
         </w:rPr>
-        <w:t>In addition, the gap between three categories were shrinking dramatically during this period.</w:t>
+        <w:t xml:space="preserve">In addition, the </w:t>
+      </w:r>
+      <w:r>
+        <w:rPr>
+          <w:rFonts w:ascii="Times New Roman" w:hAnsi="Times New Roman" w:cs="Times New Roman" w:hint="eastAsia"/>
+          <w:highlight w:val="yellow"/>
+        </w:rPr>
+        <w:t>gap</w:t>
+      </w:r>
+      <w:r>
+        <w:rPr>
+          <w:rFonts w:ascii="Times New Roman" w:hAnsi="Times New Roman" w:cs="Times New Roman" w:hint="eastAsia"/>
+          <w:highlight w:val="yellow"/>
+        </w:rPr>
+        <w:t>(3)</w:t>
+      </w:r>
+      <w:r>
+        <w:rPr>
+          <w:rFonts w:ascii="Times New Roman" w:hAnsi="Times New Roman" w:cs="Times New Roman" w:hint="eastAsia"/>
+        </w:rPr>
+        <w:t xml:space="preserve"> between </w:t>
+      </w:r>
+      <w:r>
+        <w:rPr>
+          <w:rFonts w:ascii="Times New Roman" w:hAnsi="Times New Roman" w:cs="Times New Roman" w:hint="eastAsia"/>
+          <w:highlight w:val="yellow"/>
+        </w:rPr>
+        <w:t>three</w:t>
+      </w:r>
+      <w:r>
+        <w:rPr>
+          <w:rFonts w:ascii="Times New Roman" w:hAnsi="Times New Roman" w:cs="Times New Roman" w:hint="eastAsia"/>
+          <w:highlight w:val="yellow"/>
+        </w:rPr>
+        <w:t>(4)</w:t>
+      </w:r>
+      <w:r>
+        <w:rPr>
+          <w:rFonts w:ascii="Times New Roman" w:hAnsi="Times New Roman" w:cs="Times New Roman" w:hint="eastAsia"/>
+        </w:rPr>
+        <w:t xml:space="preserve"> categories were shrinking dramatically during this period.</w:t>
       </w:r>
     </w:p>
     <w:p>
@@ -6733,7 +6827,27 @@
         <w:rPr>
           <w:rFonts w:ascii="Times New Roman" w:hAnsi="Times New Roman" w:cs="Times New Roman" w:hint="eastAsia"/>
         </w:rPr>
-        <w:t xml:space="preserve"> peak, nearly 40% in 2006, before it began to fell steadily to around 30% in 2008.</w:t>
+        <w:t xml:space="preserve"> peak, nearly 40% in 2006, before it began to </w:t>
+      </w:r>
+      <w:r>
+        <w:rPr>
+          <w:rFonts w:ascii="Times New Roman" w:hAnsi="Times New Roman" w:cs="Times New Roman" w:hint="eastAsia"/>
+          <w:highlight w:val="yellow"/>
+        </w:rPr>
+        <w:t>fell</w:t>
+      </w:r>
+      <w:r>
+        <w:rPr>
+          <w:rFonts w:ascii="Times New Roman" w:hAnsi="Times New Roman" w:cs="Times New Roman" w:hint="eastAsia"/>
+          <w:highlight w:val="yellow"/>
+        </w:rPr>
+        <w:t>(5)</w:t>
+      </w:r>
+      <w:r>
+        <w:rPr>
+          <w:rFonts w:ascii="Times New Roman" w:hAnsi="Times New Roman" w:cs="Times New Roman" w:hint="eastAsia"/>
+        </w:rPr>
+        <w:t xml:space="preserve"> steadily to around 30% in 2008.</w:t>
       </w:r>
       <w:r>
         <w:rPr>
@@ -6758,7 +6872,85 @@
         <w:rPr>
           <w:rFonts w:ascii="Times New Roman" w:hAnsi="Times New Roman" w:cs="Times New Roman" w:hint="eastAsia"/>
         </w:rPr>
-        <w:t xml:space="preserve">In the year of 2004, the percentage of men increased over 20%, while the data of chilren was merely 20% in the next year. </w:t>
+        <w:t xml:space="preserve">In the year </w:t>
+      </w:r>
+      <w:r>
+        <w:rPr>
+          <w:rFonts w:ascii="Times New Roman" w:hAnsi="Times New Roman" w:cs="Times New Roman" w:hint="eastAsia"/>
+          <w:highlight w:val="red"/>
+        </w:rPr>
+        <w:t>of</w:t>
+      </w:r>
+      <w:r>
+        <w:rPr>
+          <w:rFonts w:ascii="Times New Roman" w:hAnsi="Times New Roman" w:cs="Times New Roman" w:hint="eastAsia"/>
+          <w:highlight w:val="red"/>
+        </w:rPr>
+        <w:t>(6)</w:t>
+      </w:r>
+      <w:r>
+        <w:rPr>
+          <w:rFonts w:ascii="Times New Roman" w:hAnsi="Times New Roman" w:cs="Times New Roman" w:hint="eastAsia"/>
+        </w:rPr>
+        <w:t xml:space="preserve"> 2004, the percentage of men </w:t>
+      </w:r>
+      <w:r>
+        <w:rPr>
+          <w:rFonts w:ascii="Times New Roman" w:hAnsi="Times New Roman" w:cs="Times New Roman" w:hint="eastAsia"/>
+          <w:highlight w:val="yellow"/>
+        </w:rPr>
+        <w:t>increased over 20%,</w:t>
+      </w:r>
+      <w:r>
+        <w:rPr>
+          <w:rFonts w:ascii="Times New Roman" w:hAnsi="Times New Roman" w:cs="Times New Roman" w:hint="eastAsia"/>
+          <w:highlight w:val="yellow"/>
+        </w:rPr>
+        <w:t>(7)</w:t>
+      </w:r>
+      <w:r>
+        <w:rPr>
+          <w:rFonts w:ascii="Times New Roman" w:hAnsi="Times New Roman" w:cs="Times New Roman" w:hint="eastAsia"/>
+        </w:rPr>
+        <w:t xml:space="preserve"> while the data </w:t>
+      </w:r>
+      <w:r>
+        <w:rPr>
+          <w:rFonts w:ascii="Times New Roman" w:hAnsi="Times New Roman" w:cs="Times New Roman" w:hint="eastAsia"/>
+          <w:highlight w:val="yellow"/>
+        </w:rPr>
+        <w:t>of</w:t>
+      </w:r>
+      <w:r>
+        <w:rPr>
+          <w:rFonts w:ascii="Times New Roman" w:hAnsi="Times New Roman" w:cs="Times New Roman" w:hint="eastAsia"/>
+        </w:rPr>
+        <w:t>(8)</w:t>
+      </w:r>
+      <w:r>
+        <w:rPr>
+          <w:rFonts w:ascii="Times New Roman" w:hAnsi="Times New Roman" w:cs="Times New Roman" w:hint="eastAsia"/>
+        </w:rPr>
+        <w:t xml:space="preserve"> </w:t>
+      </w:r>
+      <w:r>
+        <w:rPr>
+          <w:rFonts w:ascii="Times New Roman" w:hAnsi="Times New Roman" w:cs="Times New Roman" w:hint="eastAsia"/>
+          <w:highlight w:val="red"/>
+        </w:rPr>
+        <w:t>chilren</w:t>
+      </w:r>
+      <w:r>
+        <w:rPr>
+          <w:rFonts w:ascii="Times New Roman" w:hAnsi="Times New Roman" w:cs="Times New Roman" w:hint="eastAsia"/>
+        </w:rPr>
+        <w:t>(9)</w:t>
+      </w:r>
+      <w:r>
+        <w:rPr>
+          <w:rFonts w:ascii="Times New Roman" w:hAnsi="Times New Roman" w:cs="Times New Roman" w:hint="eastAsia"/>
+        </w:rPr>
+        <w:t xml:space="preserve"> was merely 20% in the next year. </w:t>
       </w:r>
       <w:r>
         <w:rPr>
@@ -6770,25 +6962,939 @@
     <w:p>
       <w:pPr>
         <w:rPr>
-          <w:rFonts w:ascii="Times New Roman" w:hAnsi="Times New Roman" w:cs="Times New Roman"/>
-        </w:rPr>
-      </w:pPr>
-    </w:p>
-    <w:p>
-      <w:pPr>
-        <w:rPr>
-          <w:rFonts w:ascii="Times New Roman" w:hAnsi="Times New Roman" w:cs="Times New Roman"/>
+          <w:rFonts w:ascii="Times New Roman" w:hAnsi="Times New Roman" w:cs="Times New Roman" w:hint="eastAsia"/>
+          <w:b/>
           <w:i/>
         </w:rPr>
       </w:pPr>
-      <w:hyperlink r:id="rId19" w:history="1">
+      <w:r>
+        <w:rPr>
+          <w:rFonts w:ascii="Times New Roman" w:hAnsi="Times New Roman" w:cs="Times New Roman" w:hint="eastAsia"/>
+          <w:b/>
+          <w:i/>
+        </w:rPr>
+        <w:t>Analyses</w:t>
+      </w:r>
+    </w:p>
+    <w:p>
+      <w:pPr>
+        <w:rPr>
+          <w:rFonts w:ascii="Times New Roman" w:hAnsi="Times New Roman" w:cs="Times New Roman" w:hint="eastAsia"/>
+        </w:rPr>
+      </w:pPr>
+      <w:r>
+        <w:rPr>
+          <w:rFonts w:ascii="Times New Roman" w:hAnsi="Times New Roman" w:cs="Times New Roman" w:hint="eastAsia"/>
+        </w:rPr>
+        <w:t xml:space="preserve">What are </w:t>
+      </w:r>
+      <w:r>
+        <w:rPr>
+          <w:rFonts w:ascii="Times New Roman" w:hAnsi="Times New Roman" w:cs="Times New Roman" w:hint="eastAsia"/>
+        </w:rPr>
+        <w:t>five por</w:t>
+      </w:r>
+      <w:r>
+        <w:rPr>
+          <w:rFonts w:ascii="Times New Roman" w:hAnsi="Times New Roman" w:cs="Times New Roman" w:hint="eastAsia"/>
+        </w:rPr>
+        <w:t>tions of fruit and vegetables?</w:t>
+      </w:r>
+    </w:p>
+    <w:p>
+      <w:pPr>
+        <w:rPr>
+          <w:rFonts w:ascii="Times New Roman" w:hAnsi="Times New Roman" w:cs="Times New Roman" w:hint="eastAsia"/>
+        </w:rPr>
+      </w:pPr>
+      <w:r>
+        <w:rPr>
+          <w:rFonts w:ascii="Times New Roman" w:hAnsi="Times New Roman" w:cs="Times New Roman" w:hint="eastAsia"/>
+        </w:rPr>
+        <w:t>They</w:t>
+      </w:r>
+      <w:r>
+        <w:rPr>
+          <w:rFonts w:ascii="Times New Roman" w:hAnsi="Times New Roman" w:cs="Times New Roman" w:hint="eastAsia"/>
+        </w:rPr>
+        <w:t xml:space="preserve"> are five different kind of fruit and vegetables a person eats everyday to keep healthy. </w:t>
+      </w:r>
+    </w:p>
+    <w:p>
+      <w:pPr>
+        <w:rPr>
+          <w:rFonts w:ascii="Times New Roman" w:hAnsi="Times New Roman" w:cs="Times New Roman" w:hint="eastAsia"/>
+          <w:b/>
+          <w:i/>
+        </w:rPr>
+      </w:pPr>
+      <w:r>
+        <w:rPr>
+          <w:rFonts w:ascii="Times New Roman" w:hAnsi="Times New Roman" w:cs="Times New Roman" w:hint="eastAsia"/>
+          <w:b/>
+          <w:i/>
+        </w:rPr>
+        <w:t>Errors in my report</w:t>
+      </w:r>
+    </w:p>
+    <w:p>
+      <w:pPr>
+        <w:pStyle w:val="a6"/>
+        <w:numPr>
+          <w:ilvl w:val="0"/>
+          <w:numId w:val="7"/>
+        </w:numPr>
+        <w:rPr>
+          <w:rFonts w:ascii="Times New Roman" w:hAnsi="Times New Roman" w:cs="Times New Roman" w:hint="eastAsia"/>
+        </w:rPr>
+      </w:pPr>
+      <w:r>
+        <w:rPr>
+          <w:rFonts w:ascii="Times New Roman" w:hAnsi="Times New Roman" w:cs="Times New Roman"/>
+        </w:rPr>
+        <w:t>“</w:t>
+      </w:r>
+      <w:r>
+        <w:rPr>
+          <w:rFonts w:ascii="Times New Roman" w:hAnsi="Times New Roman" w:cs="Times New Roman" w:hint="eastAsia"/>
+        </w:rPr>
+        <w:t>chart</w:t>
+      </w:r>
+      <w:r>
+        <w:rPr>
+          <w:rFonts w:ascii="Times New Roman" w:hAnsi="Times New Roman" w:cs="Times New Roman"/>
+        </w:rPr>
+        <w:t>”</w:t>
+      </w:r>
+      <w:r>
+        <w:rPr>
+          <w:rFonts w:ascii="Times New Roman" w:hAnsi="Times New Roman" w:cs="Times New Roman" w:hint="eastAsia"/>
+        </w:rPr>
+        <w:t xml:space="preserve"> is singular There is only one bar chart.</w:t>
+      </w:r>
+    </w:p>
+    <w:p>
+      <w:pPr>
+        <w:pStyle w:val="a6"/>
+        <w:numPr>
+          <w:ilvl w:val="0"/>
+          <w:numId w:val="7"/>
+        </w:numPr>
+        <w:rPr>
+          <w:rFonts w:ascii="Times New Roman" w:hAnsi="Times New Roman" w:cs="Times New Roman" w:hint="eastAsia"/>
+        </w:rPr>
+      </w:pPr>
+      <w:r>
+        <w:rPr>
+          <w:rFonts w:ascii="Times New Roman" w:hAnsi="Times New Roman" w:cs="Times New Roman"/>
+        </w:rPr>
+        <w:t>“</w:t>
+      </w:r>
+      <w:r>
+        <w:rPr>
+          <w:rFonts w:ascii="Times New Roman" w:hAnsi="Times New Roman" w:cs="Times New Roman" w:hint="eastAsia"/>
+        </w:rPr>
+        <w:t>is</w:t>
+      </w:r>
+      <w:r>
+        <w:rPr>
+          <w:rFonts w:ascii="Times New Roman" w:hAnsi="Times New Roman" w:cs="Times New Roman"/>
+        </w:rPr>
+        <w:t>”</w:t>
+      </w:r>
+      <w:r>
+        <w:rPr>
+          <w:rFonts w:ascii="Times New Roman" w:hAnsi="Times New Roman" w:cs="Times New Roman" w:hint="eastAsia"/>
+        </w:rPr>
+        <w:t>:  was</w:t>
+      </w:r>
+      <w:r>
+        <w:rPr>
+          <w:rFonts w:ascii="Times New Roman" w:hAnsi="Times New Roman" w:cs="Times New Roman" w:hint="eastAsia"/>
+        </w:rPr>
+        <w:t xml:space="preserve"> </w:t>
+      </w:r>
+    </w:p>
+    <w:p>
+      <w:pPr>
+        <w:pStyle w:val="a6"/>
+        <w:numPr>
+          <w:ilvl w:val="0"/>
+          <w:numId w:val="7"/>
+        </w:numPr>
+        <w:rPr>
+          <w:rFonts w:ascii="Times New Roman" w:hAnsi="Times New Roman" w:cs="Times New Roman" w:hint="eastAsia"/>
+        </w:rPr>
+      </w:pPr>
+      <w:r>
+        <w:rPr>
+          <w:rFonts w:ascii="Times New Roman" w:hAnsi="Times New Roman" w:cs="Times New Roman" w:hint="eastAsia"/>
+        </w:rPr>
+        <w:t>gap: gaps</w:t>
+      </w:r>
+    </w:p>
+    <w:p>
+      <w:pPr>
+        <w:pStyle w:val="a6"/>
+        <w:numPr>
+          <w:ilvl w:val="0"/>
+          <w:numId w:val="7"/>
+        </w:numPr>
+        <w:rPr>
+          <w:rFonts w:ascii="Times New Roman" w:hAnsi="Times New Roman" w:cs="Times New Roman" w:hint="eastAsia"/>
+        </w:rPr>
+      </w:pPr>
+      <w:r>
+        <w:rPr>
+          <w:rFonts w:ascii="Times New Roman" w:hAnsi="Times New Roman" w:cs="Times New Roman" w:hint="eastAsia"/>
+        </w:rPr>
+        <w:t>three: the three</w:t>
+      </w:r>
+    </w:p>
+    <w:p>
+      <w:pPr>
+        <w:pStyle w:val="a6"/>
+        <w:numPr>
+          <w:ilvl w:val="0"/>
+          <w:numId w:val="7"/>
+        </w:numPr>
+        <w:rPr>
+          <w:rFonts w:ascii="Times New Roman" w:hAnsi="Times New Roman" w:cs="Times New Roman" w:hint="eastAsia"/>
+        </w:rPr>
+      </w:pPr>
+      <w:r>
+        <w:rPr>
+          <w:rFonts w:ascii="Times New Roman" w:hAnsi="Times New Roman" w:cs="Times New Roman" w:hint="eastAsia"/>
+        </w:rPr>
+        <w:t xml:space="preserve">fell: began to fall. </w:t>
+      </w:r>
+      <w:r>
+        <w:rPr>
+          <w:rFonts w:ascii="Times New Roman" w:hAnsi="Times New Roman" w:cs="Times New Roman" w:hint="eastAsia"/>
+        </w:rPr>
+        <w:t>(</w:t>
+      </w:r>
+      <w:r>
+        <w:rPr>
+          <w:rFonts w:ascii="Times New Roman" w:hAnsi="Times New Roman" w:cs="Times New Roman"/>
+        </w:rPr>
+        <w:t>“</w:t>
+      </w:r>
+      <w:r>
+        <w:rPr>
+          <w:rFonts w:ascii="Times New Roman" w:hAnsi="Times New Roman" w:cs="Times New Roman" w:hint="eastAsia"/>
+        </w:rPr>
+        <w:t>to</w:t>
+      </w:r>
+      <w:r>
+        <w:rPr>
+          <w:rFonts w:ascii="Times New Roman" w:hAnsi="Times New Roman" w:cs="Times New Roman"/>
+        </w:rPr>
+        <w:t>”</w:t>
+      </w:r>
+      <w:r>
+        <w:rPr>
+          <w:rFonts w:ascii="Times New Roman" w:hAnsi="Times New Roman" w:cs="Times New Roman" w:hint="eastAsia"/>
+        </w:rPr>
+        <w:t xml:space="preserve"> is a infinitive </w:t>
+      </w:r>
+      <w:r>
+        <w:rPr>
+          <w:rFonts w:ascii="Times New Roman" w:hAnsi="Times New Roman" w:cs="Times New Roman" w:hint="eastAsia"/>
+        </w:rPr>
+        <w:t>marker</w:t>
+      </w:r>
+      <w:r>
+        <w:rPr>
+          <w:rFonts w:ascii="Times New Roman" w:hAnsi="Times New Roman" w:cs="Times New Roman" w:hint="eastAsia"/>
+        </w:rPr>
+        <w:t>, not a preposition</w:t>
+      </w:r>
+      <w:r>
+        <w:rPr>
+          <w:rFonts w:ascii="Times New Roman" w:hAnsi="Times New Roman" w:cs="Times New Roman" w:hint="eastAsia"/>
+        </w:rPr>
+        <w:t>)</w:t>
+      </w:r>
+    </w:p>
+    <w:p>
+      <w:pPr>
+        <w:pStyle w:val="a6"/>
+        <w:numPr>
+          <w:ilvl w:val="0"/>
+          <w:numId w:val="7"/>
+        </w:numPr>
+        <w:rPr>
+          <w:rFonts w:ascii="Times New Roman" w:hAnsi="Times New Roman" w:cs="Times New Roman" w:hint="eastAsia"/>
+        </w:rPr>
+      </w:pPr>
+      <w:r>
+        <w:rPr>
+          <w:rFonts w:ascii="Times New Roman" w:hAnsi="Times New Roman" w:cs="Times New Roman" w:hint="eastAsia"/>
+        </w:rPr>
+        <w:t xml:space="preserve">in the year </w:t>
+      </w:r>
+      <w:r>
+        <w:rPr>
+          <w:rFonts w:ascii="Times New Roman" w:hAnsi="Times New Roman" w:cs="Times New Roman" w:hint="eastAsia"/>
+          <w:strike/>
+        </w:rPr>
+        <w:t>of</w:t>
+      </w:r>
+      <w:r>
+        <w:rPr>
+          <w:rFonts w:ascii="Times New Roman" w:hAnsi="Times New Roman" w:cs="Times New Roman" w:hint="eastAsia"/>
+        </w:rPr>
+        <w:t xml:space="preserve"> 2004</w:t>
+      </w:r>
+    </w:p>
+    <w:p>
+      <w:pPr>
+        <w:pStyle w:val="a6"/>
+        <w:numPr>
+          <w:ilvl w:val="0"/>
+          <w:numId w:val="7"/>
+        </w:numPr>
+        <w:rPr>
+          <w:rFonts w:ascii="Times New Roman" w:hAnsi="Times New Roman" w:cs="Times New Roman" w:hint="eastAsia"/>
+        </w:rPr>
+      </w:pPr>
+      <w:r>
+        <w:rPr>
+          <w:rFonts w:ascii="Times New Roman" w:hAnsi="Times New Roman" w:cs="Times New Roman" w:hint="eastAsia"/>
+        </w:rPr>
+        <w:t>increased by over 20%</w:t>
+      </w:r>
+    </w:p>
+    <w:p>
+      <w:pPr>
+        <w:pStyle w:val="a6"/>
+        <w:numPr>
+          <w:ilvl w:val="0"/>
+          <w:numId w:val="7"/>
+        </w:numPr>
+        <w:rPr>
+          <w:rFonts w:ascii="Times New Roman" w:hAnsi="Times New Roman" w:cs="Times New Roman" w:hint="eastAsia"/>
+        </w:rPr>
+      </w:pPr>
+      <w:r>
+        <w:rPr>
+          <w:rFonts w:ascii="Times New Roman" w:hAnsi="Times New Roman" w:cs="Times New Roman" w:hint="eastAsia"/>
+        </w:rPr>
+        <w:t>of:  for</w:t>
+      </w:r>
+    </w:p>
+    <w:p>
+      <w:pPr>
+        <w:pStyle w:val="a6"/>
+        <w:numPr>
+          <w:ilvl w:val="0"/>
+          <w:numId w:val="7"/>
+        </w:numPr>
+        <w:rPr>
+          <w:rFonts w:ascii="Times New Roman" w:hAnsi="Times New Roman" w:cs="Times New Roman" w:hint="eastAsia"/>
+        </w:rPr>
+      </w:pPr>
+      <w:r>
+        <w:rPr>
+          <w:rFonts w:ascii="Times New Roman" w:hAnsi="Times New Roman" w:cs="Times New Roman" w:hint="eastAsia"/>
+        </w:rPr>
+        <w:t>children.  (spelling error)</w:t>
+      </w:r>
+    </w:p>
+    <w:p>
+      <w:pPr>
+        <w:rPr>
+          <w:rFonts w:ascii="Times New Roman" w:hAnsi="Times New Roman" w:cs="Times New Roman" w:hint="eastAsia"/>
+          <w:b/>
+          <w:i/>
+        </w:rPr>
+      </w:pPr>
+      <w:r>
+        <w:rPr>
+          <w:rFonts w:ascii="Times New Roman" w:hAnsi="Times New Roman" w:cs="Times New Roman" w:hint="eastAsia"/>
+          <w:b/>
+          <w:i/>
+        </w:rPr>
+        <w:t>Other errors</w:t>
+      </w:r>
+    </w:p>
+    <w:p>
+      <w:pPr>
+        <w:pStyle w:val="a6"/>
+        <w:numPr>
+          <w:ilvl w:val="0"/>
+          <w:numId w:val="8"/>
+        </w:numPr>
+        <w:rPr>
+          <w:rFonts w:ascii="Times New Roman" w:hAnsi="Times New Roman" w:cs="Times New Roman" w:hint="eastAsia"/>
+        </w:rPr>
+      </w:pPr>
+      <w:r>
+        <w:rPr>
+          <w:rFonts w:ascii="Times New Roman" w:hAnsi="Times New Roman" w:cs="Times New Roman"/>
+        </w:rPr>
+        <w:t>“</w:t>
+      </w:r>
+      <w:r>
+        <w:rPr>
+          <w:rFonts w:ascii="Times New Roman" w:hAnsi="Times New Roman" w:cs="Times New Roman" w:hint="eastAsia"/>
+        </w:rPr>
+        <w:t>greens</w:t>
+      </w:r>
+      <w:r>
+        <w:rPr>
+          <w:rFonts w:ascii="Times New Roman" w:hAnsi="Times New Roman" w:cs="Times New Roman"/>
+        </w:rPr>
+        <w:t>”</w:t>
+      </w:r>
+      <w:r>
+        <w:rPr>
+          <w:rFonts w:ascii="Times New Roman" w:hAnsi="Times New Roman" w:cs="Times New Roman" w:hint="eastAsia"/>
+        </w:rPr>
+        <w:t xml:space="preserve"> can NOT represent fruit and vegetables as I thought before; it only represents green vegetables in British English. </w:t>
+      </w:r>
+      <w:r>
+        <w:rPr>
+          <w:rFonts w:ascii="Times New Roman" w:hAnsi="Times New Roman" w:cs="Times New Roman" w:hint="eastAsia"/>
+        </w:rPr>
+        <w:t xml:space="preserve">If you want to refer to them with a word, you can say </w:t>
+      </w:r>
+      <w:r>
+        <w:rPr>
+          <w:rFonts w:ascii="Times New Roman" w:hAnsi="Times New Roman" w:cs="Times New Roman"/>
+        </w:rPr>
+        <w:t>“</w:t>
+      </w:r>
+      <w:r>
+        <w:rPr>
+          <w:rFonts w:ascii="Times New Roman" w:hAnsi="Times New Roman" w:cs="Times New Roman" w:hint="eastAsia"/>
+        </w:rPr>
+        <w:t>product</w:t>
+      </w:r>
+      <w:r>
+        <w:rPr>
+          <w:rFonts w:ascii="Times New Roman" w:hAnsi="Times New Roman" w:cs="Times New Roman"/>
+        </w:rPr>
+        <w:t>”</w:t>
+      </w:r>
+      <w:r>
+        <w:rPr>
+          <w:rFonts w:ascii="Times New Roman" w:hAnsi="Times New Roman" w:cs="Times New Roman" w:hint="eastAsia"/>
+        </w:rPr>
+        <w:t xml:space="preserve"> or </w:t>
+      </w:r>
+      <w:r>
+        <w:rPr>
+          <w:rFonts w:ascii="Times New Roman" w:hAnsi="Times New Roman" w:cs="Times New Roman"/>
+        </w:rPr>
+        <w:t>“</w:t>
+      </w:r>
+      <w:r>
+        <w:rPr>
+          <w:rFonts w:ascii="Times New Roman" w:hAnsi="Times New Roman" w:cs="Times New Roman" w:hint="eastAsia"/>
+        </w:rPr>
+        <w:t>plant-basted food</w:t>
+      </w:r>
+      <w:r>
+        <w:rPr>
+          <w:rFonts w:ascii="Times New Roman" w:hAnsi="Times New Roman" w:cs="Times New Roman"/>
+        </w:rPr>
+        <w:t>”</w:t>
+      </w:r>
+      <w:r>
+        <w:rPr>
+          <w:rFonts w:ascii="Times New Roman" w:hAnsi="Times New Roman" w:cs="Times New Roman" w:hint="eastAsia"/>
+        </w:rPr>
+        <w:t xml:space="preserve">. For instance, we can say, </w:t>
+      </w:r>
+      <w:r>
+        <w:rPr>
+          <w:rFonts w:ascii="Times New Roman" w:hAnsi="Times New Roman" w:cs="Times New Roman"/>
+        </w:rPr>
+        <w:t>“</w:t>
+      </w:r>
+      <w:r>
+        <w:rPr>
+          <w:rFonts w:ascii="Times New Roman" w:hAnsi="Times New Roman" w:cs="Times New Roman" w:hint="eastAsia"/>
+        </w:rPr>
+        <w:t>I want to eat produce.</w:t>
+      </w:r>
+      <w:r>
+        <w:rPr>
+          <w:rFonts w:ascii="Times New Roman" w:hAnsi="Times New Roman" w:cs="Times New Roman"/>
+        </w:rPr>
+        <w:t>”</w:t>
+      </w:r>
+    </w:p>
+    <w:p>
+      <w:pPr>
+        <w:pStyle w:val="a6"/>
+        <w:numPr>
+          <w:ilvl w:val="0"/>
+          <w:numId w:val="8"/>
+        </w:numPr>
+        <w:rPr>
+          <w:rFonts w:ascii="Times New Roman" w:hAnsi="Times New Roman" w:cs="Times New Roman" w:hint="eastAsia"/>
+        </w:rPr>
+      </w:pPr>
+      <w:r>
+        <w:rPr>
+          <w:rFonts w:ascii="Times New Roman" w:hAnsi="Times New Roman" w:cs="Times New Roman" w:hint="eastAsia"/>
+        </w:rPr>
+        <w:t xml:space="preserve">On ther other hand, there are over 200 words in total in my report, which is not allowed in IELTS writing task 1. Usually, the number of words is between 150 and 190. </w:t>
+      </w:r>
+    </w:p>
+    <w:p>
+      <w:pPr>
+        <w:rPr>
+          <w:rFonts w:ascii="Times New Roman" w:hAnsi="Times New Roman" w:cs="Times New Roman" w:hint="eastAsia"/>
+          <w:b/>
+          <w:i/>
+        </w:rPr>
+      </w:pPr>
+      <w:r>
+        <w:rPr>
+          <w:rFonts w:ascii="Times New Roman" w:hAnsi="Times New Roman" w:cs="Times New Roman" w:hint="eastAsia"/>
+          <w:b/>
+          <w:i/>
+        </w:rPr>
+        <w:t xml:space="preserve">Summary and </w:t>
+      </w:r>
+      <w:r>
+        <w:rPr>
+          <w:rFonts w:ascii="Times New Roman" w:hAnsi="Times New Roman" w:cs="Times New Roman" w:hint="eastAsia"/>
+          <w:b/>
+          <w:i/>
+        </w:rPr>
+        <w:t xml:space="preserve">How to write </w:t>
+      </w:r>
+    </w:p>
+    <w:p>
+      <w:pPr>
+        <w:rPr>
+          <w:rFonts w:ascii="Times New Roman" w:hAnsi="Times New Roman" w:cs="Times New Roman" w:hint="eastAsia"/>
+          <w:i/>
+        </w:rPr>
+      </w:pPr>
+      <w:r>
+        <w:rPr>
+          <w:rFonts w:ascii="Times New Roman" w:hAnsi="Times New Roman" w:cs="Times New Roman" w:hint="eastAsia"/>
+          <w:i/>
+        </w:rPr>
+        <w:t>Overview Paragraph</w:t>
+      </w:r>
+    </w:p>
+    <w:p>
+      <w:pPr>
+        <w:pStyle w:val="a6"/>
+        <w:numPr>
+          <w:ilvl w:val="0"/>
+          <w:numId w:val="9"/>
+        </w:numPr>
+        <w:rPr>
+          <w:rFonts w:ascii="Times New Roman" w:hAnsi="Times New Roman" w:cs="Times New Roman" w:hint="eastAsia"/>
+        </w:rPr>
+      </w:pPr>
+      <w:r>
+        <w:rPr>
+          <w:rFonts w:ascii="Times New Roman" w:hAnsi="Times New Roman" w:cs="Times New Roman" w:hint="eastAsia"/>
+        </w:rPr>
+        <w:t>The proportion of women was the highest.</w:t>
+      </w:r>
+    </w:p>
+    <w:p>
+      <w:pPr>
+        <w:pStyle w:val="a6"/>
+        <w:numPr>
+          <w:ilvl w:val="0"/>
+          <w:numId w:val="9"/>
+        </w:numPr>
+        <w:rPr>
+          <w:rFonts w:ascii="Times New Roman" w:hAnsi="Times New Roman" w:cs="Times New Roman" w:hint="eastAsia"/>
+        </w:rPr>
+      </w:pPr>
+      <w:r>
+        <w:rPr>
+          <w:rFonts w:ascii="Times New Roman" w:hAnsi="Times New Roman" w:cs="Times New Roman" w:hint="eastAsia"/>
+        </w:rPr>
+        <w:t>That of chidren was the lowest</w:t>
+      </w:r>
+    </w:p>
+    <w:p>
+      <w:pPr>
+        <w:pStyle w:val="a6"/>
+        <w:numPr>
+          <w:ilvl w:val="0"/>
+          <w:numId w:val="9"/>
+        </w:numPr>
+        <w:rPr>
+          <w:rFonts w:ascii="Times New Roman" w:hAnsi="Times New Roman" w:cs="Times New Roman" w:hint="eastAsia"/>
+        </w:rPr>
+      </w:pPr>
+      <w:r>
+        <w:rPr>
+          <w:rFonts w:ascii="Times New Roman" w:hAnsi="Times New Roman" w:cs="Times New Roman" w:hint="eastAsia"/>
+        </w:rPr>
+        <w:t>The percentage increased steadily during most of the given period.</w:t>
+      </w:r>
+    </w:p>
+    <w:p>
+      <w:pPr>
+        <w:pStyle w:val="a6"/>
+        <w:numPr>
+          <w:ilvl w:val="0"/>
+          <w:numId w:val="9"/>
+        </w:numPr>
+        <w:rPr>
+          <w:rFonts w:ascii="Times New Roman" w:hAnsi="Times New Roman" w:cs="Times New Roman" w:hint="eastAsia"/>
+        </w:rPr>
+      </w:pPr>
+      <w:r>
+        <w:rPr>
+          <w:rFonts w:ascii="Times New Roman" w:hAnsi="Times New Roman" w:cs="Times New Roman" w:hint="eastAsia"/>
+        </w:rPr>
+        <w:t>The gaps or differences of percentage between the three groups were becoming smaller.</w:t>
+      </w:r>
+    </w:p>
+    <w:p>
+      <w:pPr>
+        <w:rPr>
+          <w:rFonts w:ascii="Times New Roman" w:hAnsi="Times New Roman" w:cs="Times New Roman" w:hint="eastAsia"/>
+          <w:i/>
+        </w:rPr>
+      </w:pPr>
+      <w:r>
+        <w:rPr>
+          <w:rFonts w:ascii="Times New Roman" w:hAnsi="Times New Roman" w:cs="Times New Roman" w:hint="eastAsia"/>
+          <w:i/>
+        </w:rPr>
+        <w:t>Body Paragraph 1</w:t>
+      </w:r>
+    </w:p>
+    <w:p>
+      <w:pPr>
+        <w:rPr>
+          <w:rFonts w:ascii="Times New Roman" w:hAnsi="Times New Roman" w:cs="Times New Roman" w:hint="eastAsia"/>
+        </w:rPr>
+      </w:pPr>
+      <w:r>
+        <w:rPr>
+          <w:rFonts w:ascii="Times New Roman" w:hAnsi="Times New Roman" w:cs="Times New Roman" w:hint="eastAsia"/>
+        </w:rPr>
+        <w:lastRenderedPageBreak/>
+        <w:t>Women</w:t>
+      </w:r>
+    </w:p>
+    <w:p>
+      <w:pPr>
+        <w:pStyle w:val="a6"/>
+        <w:numPr>
+          <w:ilvl w:val="0"/>
+          <w:numId w:val="10"/>
+        </w:numPr>
+        <w:rPr>
+          <w:rFonts w:ascii="Times New Roman" w:hAnsi="Times New Roman" w:cs="Times New Roman" w:hint="eastAsia"/>
+        </w:rPr>
+      </w:pPr>
+      <w:r>
+        <w:rPr>
+          <w:rFonts w:ascii="Times New Roman" w:hAnsi="Times New Roman" w:cs="Times New Roman" w:hint="eastAsia"/>
+        </w:rPr>
+        <w:t>Describe when the percentage reached its peak.</w:t>
+      </w:r>
+    </w:p>
+    <w:p>
+      <w:pPr>
+        <w:pStyle w:val="a6"/>
+        <w:numPr>
+          <w:ilvl w:val="0"/>
+          <w:numId w:val="10"/>
+        </w:numPr>
+        <w:rPr>
+          <w:rFonts w:ascii="Times New Roman" w:hAnsi="Times New Roman" w:cs="Times New Roman" w:hint="eastAsia"/>
+        </w:rPr>
+      </w:pPr>
+      <w:r>
+        <w:rPr>
+          <w:rFonts w:ascii="Times New Roman" w:hAnsi="Times New Roman" w:cs="Times New Roman" w:hint="eastAsia"/>
+        </w:rPr>
+        <w:t>Use data to support your thesis.</w:t>
+      </w:r>
+    </w:p>
+    <w:p>
+      <w:pPr>
+        <w:rPr>
+          <w:rFonts w:ascii="Times New Roman" w:hAnsi="Times New Roman" w:cs="Times New Roman" w:hint="eastAsia"/>
+          <w:i/>
+        </w:rPr>
+      </w:pPr>
+      <w:r>
+        <w:rPr>
+          <w:rFonts w:ascii="Times New Roman" w:hAnsi="Times New Roman" w:cs="Times New Roman" w:hint="eastAsia"/>
+          <w:i/>
+        </w:rPr>
+        <w:t>Body Paragraph 2</w:t>
+      </w:r>
+    </w:p>
+    <w:p>
+      <w:pPr>
+        <w:rPr>
+          <w:rFonts w:ascii="Times New Roman" w:hAnsi="Times New Roman" w:cs="Times New Roman" w:hint="eastAsia"/>
+        </w:rPr>
+      </w:pPr>
+      <w:r>
+        <w:rPr>
+          <w:rFonts w:ascii="Times New Roman" w:hAnsi="Times New Roman" w:cs="Times New Roman" w:hint="eastAsia"/>
+        </w:rPr>
+        <w:t>Men and Children.</w:t>
+      </w:r>
+    </w:p>
+    <w:p>
+      <w:pPr>
+        <w:pStyle w:val="a6"/>
+        <w:numPr>
+          <w:ilvl w:val="0"/>
+          <w:numId w:val="11"/>
+        </w:numPr>
+        <w:rPr>
+          <w:rFonts w:ascii="Times New Roman" w:hAnsi="Times New Roman" w:cs="Times New Roman" w:hint="eastAsia"/>
+        </w:rPr>
+      </w:pPr>
+      <w:r>
+        <w:rPr>
+          <w:rFonts w:ascii="Times New Roman" w:hAnsi="Times New Roman" w:cs="Times New Roman" w:hint="eastAsia"/>
+        </w:rPr>
+        <w:t>The steady in the first three years of the data of these two groups.</w:t>
+      </w:r>
+    </w:p>
+    <w:p>
+      <w:pPr>
+        <w:pStyle w:val="a6"/>
+        <w:numPr>
+          <w:ilvl w:val="0"/>
+          <w:numId w:val="11"/>
+        </w:numPr>
+        <w:rPr>
+          <w:rFonts w:ascii="Times New Roman" w:hAnsi="Times New Roman" w:cs="Times New Roman" w:hint="eastAsia"/>
+        </w:rPr>
+      </w:pPr>
+      <w:r>
+        <w:rPr>
+          <w:rFonts w:ascii="Times New Roman" w:hAnsi="Times New Roman" w:cs="Times New Roman" w:hint="eastAsia"/>
+        </w:rPr>
+        <w:t>When they reached their peaks.</w:t>
+      </w:r>
+    </w:p>
+    <w:p>
+      <w:pPr>
+        <w:pStyle w:val="a6"/>
+        <w:numPr>
+          <w:ilvl w:val="0"/>
+          <w:numId w:val="11"/>
+        </w:numPr>
+        <w:rPr>
+          <w:rFonts w:ascii="Times New Roman" w:hAnsi="Times New Roman" w:cs="Times New Roman" w:hint="eastAsia"/>
+        </w:rPr>
+      </w:pPr>
+      <w:r>
+        <w:rPr>
+          <w:rFonts w:ascii="Times New Roman" w:hAnsi="Times New Roman" w:cs="Times New Roman" w:hint="eastAsia"/>
+        </w:rPr>
+        <w:t>Don</w:t>
+      </w:r>
+      <w:r>
+        <w:rPr>
+          <w:rFonts w:ascii="Times New Roman" w:hAnsi="Times New Roman" w:cs="Times New Roman"/>
+        </w:rPr>
+        <w:t>’</w:t>
+      </w:r>
+      <w:r>
+        <w:rPr>
+          <w:rFonts w:ascii="Times New Roman" w:hAnsi="Times New Roman" w:cs="Times New Roman" w:hint="eastAsia"/>
+        </w:rPr>
+        <w:t>t forget data.</w:t>
+      </w:r>
+    </w:p>
+    <w:p>
+      <w:pPr>
+        <w:rPr>
+          <w:rFonts w:ascii="Times New Roman" w:hAnsi="Times New Roman" w:cs="Times New Roman" w:hint="eastAsia"/>
+          <w:b/>
+          <w:i/>
+        </w:rPr>
+      </w:pPr>
+      <w:r>
+        <w:rPr>
+          <w:rFonts w:ascii="Times New Roman" w:hAnsi="Times New Roman" w:cs="Times New Roman" w:hint="eastAsia"/>
+          <w:b/>
+          <w:i/>
+        </w:rPr>
+        <w:t>Revised Edition</w:t>
+      </w:r>
+    </w:p>
+    <w:p>
+      <w:pPr>
+        <w:rPr>
+          <w:rFonts w:ascii="Times New Roman" w:hAnsi="Times New Roman" w:cs="Times New Roman" w:hint="eastAsia"/>
+        </w:rPr>
+      </w:pPr>
+      <w:r>
+        <w:rPr>
+          <w:rFonts w:ascii="Times New Roman" w:hAnsi="Times New Roman" w:cs="Times New Roman" w:hint="eastAsia"/>
+        </w:rPr>
+        <w:t xml:space="preserve">The bar chart  illustrates the proportion of women, men and children who </w:t>
+      </w:r>
+      <w:r>
+        <w:rPr>
+          <w:rFonts w:ascii="Times New Roman" w:hAnsi="Times New Roman" w:cs="Times New Roman" w:hint="eastAsia"/>
+        </w:rPr>
+        <w:t>consumed</w:t>
+      </w:r>
+      <w:r>
+        <w:rPr>
+          <w:rFonts w:ascii="Times New Roman" w:hAnsi="Times New Roman" w:cs="Times New Roman" w:hint="eastAsia"/>
+        </w:rPr>
+        <w:t xml:space="preserve"> five </w:t>
+      </w:r>
+      <w:r>
+        <w:rPr>
+          <w:rFonts w:ascii="Times New Roman" w:hAnsi="Times New Roman" w:cs="Times New Roman" w:hint="eastAsia"/>
+        </w:rPr>
+        <w:t xml:space="preserve">kind of fruit and vegetables each day between 2001 and 2008. </w:t>
+      </w:r>
+    </w:p>
+    <w:p>
+      <w:pPr>
+        <w:rPr>
+          <w:rFonts w:ascii="Times New Roman" w:hAnsi="Times New Roman" w:cs="Times New Roman" w:hint="eastAsia"/>
+        </w:rPr>
+      </w:pPr>
+      <w:r>
+        <w:rPr>
+          <w:rFonts w:ascii="Times New Roman" w:hAnsi="Times New Roman" w:cs="Times New Roman" w:hint="eastAsia"/>
+        </w:rPr>
+        <w:t xml:space="preserve">Overall, the largest percentage of people eating fresh produce was women while the smallest proportion was children consistantly. </w:t>
+      </w:r>
+      <w:r>
+        <w:rPr>
+          <w:rFonts w:ascii="Times New Roman" w:hAnsi="Times New Roman" w:cs="Times New Roman" w:hint="eastAsia"/>
+        </w:rPr>
+        <w:t xml:space="preserve">The gaps between the three groups of people were shrinking as the data steadily increased. </w:t>
+      </w:r>
+    </w:p>
+    <w:p>
+      <w:pPr>
+        <w:rPr>
+          <w:rFonts w:ascii="Times New Roman" w:hAnsi="Times New Roman" w:cs="Times New Roman" w:hint="eastAsia"/>
+        </w:rPr>
+      </w:pPr>
+      <w:r>
+        <w:rPr>
+          <w:rFonts w:ascii="Times New Roman" w:hAnsi="Times New Roman" w:cs="Times New Roman" w:hint="eastAsia"/>
+        </w:rPr>
+        <w:t>T</w:t>
+      </w:r>
+      <w:r>
+        <w:rPr>
+          <w:rFonts w:ascii="Times New Roman" w:hAnsi="Times New Roman" w:cs="Times New Roman" w:hint="eastAsia"/>
+        </w:rPr>
+        <w:t>he percentage of women eating fruit and vegetables was 20%</w:t>
+      </w:r>
+      <w:r>
+        <w:rPr>
+          <w:rFonts w:ascii="Times New Roman" w:hAnsi="Times New Roman" w:cs="Times New Roman" w:hint="eastAsia"/>
+        </w:rPr>
+        <w:t xml:space="preserve"> I</w:t>
+      </w:r>
+      <w:r>
+        <w:rPr>
+          <w:rFonts w:ascii="Times New Roman" w:hAnsi="Times New Roman" w:cs="Times New Roman" w:hint="eastAsia"/>
+        </w:rPr>
+        <w:t>n 2001</w:t>
+      </w:r>
+      <w:r>
+        <w:rPr>
+          <w:rFonts w:ascii="Times New Roman" w:hAnsi="Times New Roman" w:cs="Times New Roman" w:hint="eastAsia"/>
+        </w:rPr>
+        <w:t xml:space="preserve">; it increased gradually to its peak at 35% in 2006. After that, it began to fell steadily to about 32% in the final year 2008. </w:t>
+      </w:r>
+    </w:p>
+    <w:p>
+      <w:pPr>
+        <w:rPr>
+          <w:rFonts w:ascii="Times New Roman" w:hAnsi="Times New Roman" w:cs="Times New Roman" w:hint="eastAsia"/>
+        </w:rPr>
+      </w:pPr>
+      <w:r>
+        <w:rPr>
+          <w:rFonts w:ascii="Times New Roman" w:hAnsi="Times New Roman" w:cs="Times New Roman" w:hint="eastAsia"/>
+        </w:rPr>
+        <w:t xml:space="preserve">When it comes to men and children, the proportion of them kept stable in the first three years at 17% and 12%, respectively. </w:t>
+      </w:r>
+      <w:r>
+        <w:rPr>
+          <w:rFonts w:ascii="Times New Roman" w:hAnsi="Times New Roman" w:cs="Times New Roman" w:hint="eastAsia"/>
+        </w:rPr>
+        <w:t xml:space="preserve">Then the data of men steadily rose to 27% in 2006 and fell slightly to 25% in 2008. Whereas, the percentage of children increased to its highest point, 25% in 2007, and dropped to 23% in the next year. </w:t>
+      </w:r>
+      <w:bookmarkStart w:id="0" w:name="_GoBack"/>
+      <w:bookmarkEnd w:id="0"/>
+    </w:p>
+    <w:p>
+      <w:pPr>
+        <w:rPr>
+          <w:rFonts w:ascii="Times New Roman" w:hAnsi="Times New Roman" w:cs="Times New Roman" w:hint="eastAsia"/>
+        </w:rPr>
+      </w:pPr>
+    </w:p>
+    <w:p>
+      <w:pPr>
+        <w:rPr>
+          <w:rFonts w:ascii="Times New Roman" w:hAnsi="Times New Roman" w:cs="Times New Roman"/>
+          <w:i/>
+        </w:rPr>
+      </w:pPr>
+      <w:hyperlink r:id="rId20" w:history="1">
         <w:r>
           <w:rPr>
             <w:rStyle w:val="ad"/>
             <w:rFonts w:ascii="Times New Roman" w:hAnsi="Times New Roman" w:cs="Times New Roman" w:hint="eastAsia"/>
             <w:i/>
           </w:rPr>
-          <w:t>A Model Answer from IELTS Liz</w:t>
+          <w:t>A Model Answer from</w:t>
+        </w:r>
+        <w:r>
+          <w:rPr>
+            <w:rStyle w:val="ad"/>
+            <w:rFonts w:ascii="Times New Roman" w:hAnsi="Times New Roman" w:cs="Times New Roman" w:hint="eastAsia"/>
+            <w:i/>
+          </w:rPr>
+          <w:t xml:space="preserve"> </w:t>
+        </w:r>
+        <w:r>
+          <w:rPr>
+            <w:rStyle w:val="ad"/>
+            <w:rFonts w:ascii="Times New Roman" w:hAnsi="Times New Roman" w:cs="Times New Roman" w:hint="eastAsia"/>
+            <w:i/>
+          </w:rPr>
+          <w:t>IE</w:t>
+        </w:r>
+        <w:r>
+          <w:rPr>
+            <w:rStyle w:val="ad"/>
+            <w:rFonts w:ascii="Times New Roman" w:hAnsi="Times New Roman" w:cs="Times New Roman" w:hint="eastAsia"/>
+            <w:i/>
+          </w:rPr>
+          <w:t>L</w:t>
+        </w:r>
+        <w:r>
+          <w:rPr>
+            <w:rStyle w:val="ad"/>
+            <w:rFonts w:ascii="Times New Roman" w:hAnsi="Times New Roman" w:cs="Times New Roman" w:hint="eastAsia"/>
+            <w:i/>
+          </w:rPr>
+          <w:t>TS Liz</w:t>
         </w:r>
       </w:hyperlink>
     </w:p>
@@ -6803,6 +7909,7 @@
           <w:noProof/>
           <w:lang w:val="en-US"/>
         </w:rPr>
+        <w:lastRenderedPageBreak/>
         <w:drawing>
           <wp:inline distT="0" distB="0" distL="0" distR="0" wp14:anchorId="05B531F3" wp14:editId="0284BA2E">
             <wp:extent cx="5274310" cy="4295755"/>
@@ -6819,7 +7926,7 @@
                     <pic:cNvPicPr/>
                   </pic:nvPicPr>
                   <pic:blipFill>
-                    <a:blip r:embed="rId20"/>
+                    <a:blip r:embed="rId21"/>
                     <a:stretch>
                       <a:fillRect/>
                     </a:stretch>
@@ -7085,6 +8192,95 @@
     </w:lvl>
   </w:abstractNum>
   <w:abstractNum w:abstractNumId="2">
+    <w:nsid w:val="172641D0"/>
+    <w:multiLevelType w:val="hybridMultilevel"/>
+    <w:tmpl w:val="16A8839E"/>
+    <w:lvl w:ilvl="0" w:tplc="569E5FD0">
+      <w:start w:val="1"/>
+      <w:numFmt w:val="decimal"/>
+      <w:lvlText w:val="(%1)"/>
+      <w:lvlJc w:val="left"/>
+      <w:pPr>
+        <w:ind w:left="720" w:hanging="360"/>
+      </w:pPr>
+      <w:rPr>
+        <w:rFonts w:hint="default"/>
+      </w:rPr>
+    </w:lvl>
+    <w:lvl w:ilvl="1" w:tplc="04090019" w:tentative="1">
+      <w:start w:val="1"/>
+      <w:numFmt w:val="lowerLetter"/>
+      <w:lvlText w:val="%2."/>
+      <w:lvlJc w:val="left"/>
+      <w:pPr>
+        <w:ind w:left="1440" w:hanging="360"/>
+      </w:pPr>
+    </w:lvl>
+    <w:lvl w:ilvl="2" w:tplc="0409001B" w:tentative="1">
+      <w:start w:val="1"/>
+      <w:numFmt w:val="lowerRoman"/>
+      <w:lvlText w:val="%3."/>
+      <w:lvlJc w:val="right"/>
+      <w:pPr>
+        <w:ind w:left="2160" w:hanging="180"/>
+      </w:pPr>
+    </w:lvl>
+    <w:lvl w:ilvl="3" w:tplc="0409000F" w:tentative="1">
+      <w:start w:val="1"/>
+      <w:numFmt w:val="decimal"/>
+      <w:lvlText w:val="%4."/>
+      <w:lvlJc w:val="left"/>
+      <w:pPr>
+        <w:ind w:left="2880" w:hanging="360"/>
+      </w:pPr>
+    </w:lvl>
+    <w:lvl w:ilvl="4" w:tplc="04090019" w:tentative="1">
+      <w:start w:val="1"/>
+      <w:numFmt w:val="lowerLetter"/>
+      <w:lvlText w:val="%5."/>
+      <w:lvlJc w:val="left"/>
+      <w:pPr>
+        <w:ind w:left="3600" w:hanging="360"/>
+      </w:pPr>
+    </w:lvl>
+    <w:lvl w:ilvl="5" w:tplc="0409001B" w:tentative="1">
+      <w:start w:val="1"/>
+      <w:numFmt w:val="lowerRoman"/>
+      <w:lvlText w:val="%6."/>
+      <w:lvlJc w:val="right"/>
+      <w:pPr>
+        <w:ind w:left="4320" w:hanging="180"/>
+      </w:pPr>
+    </w:lvl>
+    <w:lvl w:ilvl="6" w:tplc="0409000F" w:tentative="1">
+      <w:start w:val="1"/>
+      <w:numFmt w:val="decimal"/>
+      <w:lvlText w:val="%7."/>
+      <w:lvlJc w:val="left"/>
+      <w:pPr>
+        <w:ind w:left="5040" w:hanging="360"/>
+      </w:pPr>
+    </w:lvl>
+    <w:lvl w:ilvl="7" w:tplc="04090019" w:tentative="1">
+      <w:start w:val="1"/>
+      <w:numFmt w:val="lowerLetter"/>
+      <w:lvlText w:val="%8."/>
+      <w:lvlJc w:val="left"/>
+      <w:pPr>
+        <w:ind w:left="5760" w:hanging="360"/>
+      </w:pPr>
+    </w:lvl>
+    <w:lvl w:ilvl="8" w:tplc="0409001B" w:tentative="1">
+      <w:start w:val="1"/>
+      <w:numFmt w:val="lowerRoman"/>
+      <w:lvlText w:val="%9."/>
+      <w:lvlJc w:val="right"/>
+      <w:pPr>
+        <w:ind w:left="6480" w:hanging="180"/>
+      </w:pPr>
+    </w:lvl>
+  </w:abstractNum>
+  <w:abstractNum w:abstractNumId="3">
     <w:nsid w:val="1B141171"/>
     <w:multiLevelType w:val="hybridMultilevel"/>
     <w:tmpl w:val="849237CE"/>
@@ -7173,7 +8369,7 @@
       </w:pPr>
     </w:lvl>
   </w:abstractNum>
-  <w:abstractNum w:abstractNumId="3">
+  <w:abstractNum w:abstractNumId="4">
     <w:nsid w:val="2704799B"/>
     <w:multiLevelType w:val="hybridMultilevel"/>
     <w:tmpl w:val="8B20E512"/>
@@ -7262,7 +8458,185 @@
       </w:pPr>
     </w:lvl>
   </w:abstractNum>
-  <w:abstractNum w:abstractNumId="4">
+  <w:abstractNum w:abstractNumId="5">
+    <w:nsid w:val="32C6166E"/>
+    <w:multiLevelType w:val="hybridMultilevel"/>
+    <w:tmpl w:val="83ACFECA"/>
+    <w:lvl w:ilvl="0" w:tplc="0409000F">
+      <w:start w:val="1"/>
+      <w:numFmt w:val="decimal"/>
+      <w:lvlText w:val="%1."/>
+      <w:lvlJc w:val="left"/>
+      <w:pPr>
+        <w:ind w:left="720" w:hanging="360"/>
+      </w:pPr>
+      <w:rPr>
+        <w:rFonts w:hint="default"/>
+      </w:rPr>
+    </w:lvl>
+    <w:lvl w:ilvl="1" w:tplc="04090019" w:tentative="1">
+      <w:start w:val="1"/>
+      <w:numFmt w:val="lowerLetter"/>
+      <w:lvlText w:val="%2."/>
+      <w:lvlJc w:val="left"/>
+      <w:pPr>
+        <w:ind w:left="1440" w:hanging="360"/>
+      </w:pPr>
+    </w:lvl>
+    <w:lvl w:ilvl="2" w:tplc="0409001B" w:tentative="1">
+      <w:start w:val="1"/>
+      <w:numFmt w:val="lowerRoman"/>
+      <w:lvlText w:val="%3."/>
+      <w:lvlJc w:val="right"/>
+      <w:pPr>
+        <w:ind w:left="2160" w:hanging="180"/>
+      </w:pPr>
+    </w:lvl>
+    <w:lvl w:ilvl="3" w:tplc="0409000F" w:tentative="1">
+      <w:start w:val="1"/>
+      <w:numFmt w:val="decimal"/>
+      <w:lvlText w:val="%4."/>
+      <w:lvlJc w:val="left"/>
+      <w:pPr>
+        <w:ind w:left="2880" w:hanging="360"/>
+      </w:pPr>
+    </w:lvl>
+    <w:lvl w:ilvl="4" w:tplc="04090019" w:tentative="1">
+      <w:start w:val="1"/>
+      <w:numFmt w:val="lowerLetter"/>
+      <w:lvlText w:val="%5."/>
+      <w:lvlJc w:val="left"/>
+      <w:pPr>
+        <w:ind w:left="3600" w:hanging="360"/>
+      </w:pPr>
+    </w:lvl>
+    <w:lvl w:ilvl="5" w:tplc="0409001B" w:tentative="1">
+      <w:start w:val="1"/>
+      <w:numFmt w:val="lowerRoman"/>
+      <w:lvlText w:val="%6."/>
+      <w:lvlJc w:val="right"/>
+      <w:pPr>
+        <w:ind w:left="4320" w:hanging="180"/>
+      </w:pPr>
+    </w:lvl>
+    <w:lvl w:ilvl="6" w:tplc="0409000F" w:tentative="1">
+      <w:start w:val="1"/>
+      <w:numFmt w:val="decimal"/>
+      <w:lvlText w:val="%7."/>
+      <w:lvlJc w:val="left"/>
+      <w:pPr>
+        <w:ind w:left="5040" w:hanging="360"/>
+      </w:pPr>
+    </w:lvl>
+    <w:lvl w:ilvl="7" w:tplc="04090019" w:tentative="1">
+      <w:start w:val="1"/>
+      <w:numFmt w:val="lowerLetter"/>
+      <w:lvlText w:val="%8."/>
+      <w:lvlJc w:val="left"/>
+      <w:pPr>
+        <w:ind w:left="5760" w:hanging="360"/>
+      </w:pPr>
+    </w:lvl>
+    <w:lvl w:ilvl="8" w:tplc="0409001B" w:tentative="1">
+      <w:start w:val="1"/>
+      <w:numFmt w:val="lowerRoman"/>
+      <w:lvlText w:val="%9."/>
+      <w:lvlJc w:val="right"/>
+      <w:pPr>
+        <w:ind w:left="6480" w:hanging="180"/>
+      </w:pPr>
+    </w:lvl>
+  </w:abstractNum>
+  <w:abstractNum w:abstractNumId="6">
+    <w:nsid w:val="50115F06"/>
+    <w:multiLevelType w:val="hybridMultilevel"/>
+    <w:tmpl w:val="C9CC45C4"/>
+    <w:lvl w:ilvl="0" w:tplc="04090011">
+      <w:start w:val="1"/>
+      <w:numFmt w:val="decimal"/>
+      <w:lvlText w:val="%1)"/>
+      <w:lvlJc w:val="left"/>
+      <w:pPr>
+        <w:ind w:left="720" w:hanging="360"/>
+      </w:pPr>
+      <w:rPr>
+        <w:rFonts w:hint="default"/>
+      </w:rPr>
+    </w:lvl>
+    <w:lvl w:ilvl="1" w:tplc="04090019" w:tentative="1">
+      <w:start w:val="1"/>
+      <w:numFmt w:val="lowerLetter"/>
+      <w:lvlText w:val="%2."/>
+      <w:lvlJc w:val="left"/>
+      <w:pPr>
+        <w:ind w:left="1440" w:hanging="360"/>
+      </w:pPr>
+    </w:lvl>
+    <w:lvl w:ilvl="2" w:tplc="0409001B" w:tentative="1">
+      <w:start w:val="1"/>
+      <w:numFmt w:val="lowerRoman"/>
+      <w:lvlText w:val="%3."/>
+      <w:lvlJc w:val="right"/>
+      <w:pPr>
+        <w:ind w:left="2160" w:hanging="180"/>
+      </w:pPr>
+    </w:lvl>
+    <w:lvl w:ilvl="3" w:tplc="0409000F" w:tentative="1">
+      <w:start w:val="1"/>
+      <w:numFmt w:val="decimal"/>
+      <w:lvlText w:val="%4."/>
+      <w:lvlJc w:val="left"/>
+      <w:pPr>
+        <w:ind w:left="2880" w:hanging="360"/>
+      </w:pPr>
+    </w:lvl>
+    <w:lvl w:ilvl="4" w:tplc="04090019" w:tentative="1">
+      <w:start w:val="1"/>
+      <w:numFmt w:val="lowerLetter"/>
+      <w:lvlText w:val="%5."/>
+      <w:lvlJc w:val="left"/>
+      <w:pPr>
+        <w:ind w:left="3600" w:hanging="360"/>
+      </w:pPr>
+    </w:lvl>
+    <w:lvl w:ilvl="5" w:tplc="0409001B" w:tentative="1">
+      <w:start w:val="1"/>
+      <w:numFmt w:val="lowerRoman"/>
+      <w:lvlText w:val="%6."/>
+      <w:lvlJc w:val="right"/>
+      <w:pPr>
+        <w:ind w:left="4320" w:hanging="180"/>
+      </w:pPr>
+    </w:lvl>
+    <w:lvl w:ilvl="6" w:tplc="0409000F" w:tentative="1">
+      <w:start w:val="1"/>
+      <w:numFmt w:val="decimal"/>
+      <w:lvlText w:val="%7."/>
+      <w:lvlJc w:val="left"/>
+      <w:pPr>
+        <w:ind w:left="5040" w:hanging="360"/>
+      </w:pPr>
+    </w:lvl>
+    <w:lvl w:ilvl="7" w:tplc="04090019" w:tentative="1">
+      <w:start w:val="1"/>
+      <w:numFmt w:val="lowerLetter"/>
+      <w:lvlText w:val="%8."/>
+      <w:lvlJc w:val="left"/>
+      <w:pPr>
+        <w:ind w:left="5760" w:hanging="360"/>
+      </w:pPr>
+    </w:lvl>
+    <w:lvl w:ilvl="8" w:tplc="0409001B" w:tentative="1">
+      <w:start w:val="1"/>
+      <w:numFmt w:val="lowerRoman"/>
+      <w:lvlText w:val="%9."/>
+      <w:lvlJc w:val="right"/>
+      <w:pPr>
+        <w:ind w:left="6480" w:hanging="180"/>
+      </w:pPr>
+    </w:lvl>
+  </w:abstractNum>
+  <w:abstractNum w:abstractNumId="7">
     <w:nsid w:val="5FE6397B"/>
     <w:multiLevelType w:val="hybridMultilevel"/>
     <w:tmpl w:val="54860AC4"/>
@@ -7351,7 +8725,185 @@
       </w:pPr>
     </w:lvl>
   </w:abstractNum>
-  <w:abstractNum w:abstractNumId="5">
+  <w:abstractNum w:abstractNumId="8">
+    <w:nsid w:val="601547E7"/>
+    <w:multiLevelType w:val="hybridMultilevel"/>
+    <w:tmpl w:val="655C1B72"/>
+    <w:lvl w:ilvl="0" w:tplc="81BEEA6A">
+      <w:start w:val="1"/>
+      <w:numFmt w:val="decimal"/>
+      <w:lvlText w:val="(%1)"/>
+      <w:lvlJc w:val="left"/>
+      <w:pPr>
+        <w:ind w:left="720" w:hanging="360"/>
+      </w:pPr>
+      <w:rPr>
+        <w:rFonts w:hint="default"/>
+      </w:rPr>
+    </w:lvl>
+    <w:lvl w:ilvl="1" w:tplc="04090019" w:tentative="1">
+      <w:start w:val="1"/>
+      <w:numFmt w:val="lowerLetter"/>
+      <w:lvlText w:val="%2."/>
+      <w:lvlJc w:val="left"/>
+      <w:pPr>
+        <w:ind w:left="1440" w:hanging="360"/>
+      </w:pPr>
+    </w:lvl>
+    <w:lvl w:ilvl="2" w:tplc="0409001B" w:tentative="1">
+      <w:start w:val="1"/>
+      <w:numFmt w:val="lowerRoman"/>
+      <w:lvlText w:val="%3."/>
+      <w:lvlJc w:val="right"/>
+      <w:pPr>
+        <w:ind w:left="2160" w:hanging="180"/>
+      </w:pPr>
+    </w:lvl>
+    <w:lvl w:ilvl="3" w:tplc="0409000F" w:tentative="1">
+      <w:start w:val="1"/>
+      <w:numFmt w:val="decimal"/>
+      <w:lvlText w:val="%4."/>
+      <w:lvlJc w:val="left"/>
+      <w:pPr>
+        <w:ind w:left="2880" w:hanging="360"/>
+      </w:pPr>
+    </w:lvl>
+    <w:lvl w:ilvl="4" w:tplc="04090019" w:tentative="1">
+      <w:start w:val="1"/>
+      <w:numFmt w:val="lowerLetter"/>
+      <w:lvlText w:val="%5."/>
+      <w:lvlJc w:val="left"/>
+      <w:pPr>
+        <w:ind w:left="3600" w:hanging="360"/>
+      </w:pPr>
+    </w:lvl>
+    <w:lvl w:ilvl="5" w:tplc="0409001B" w:tentative="1">
+      <w:start w:val="1"/>
+      <w:numFmt w:val="lowerRoman"/>
+      <w:lvlText w:val="%6."/>
+      <w:lvlJc w:val="right"/>
+      <w:pPr>
+        <w:ind w:left="4320" w:hanging="180"/>
+      </w:pPr>
+    </w:lvl>
+    <w:lvl w:ilvl="6" w:tplc="0409000F" w:tentative="1">
+      <w:start w:val="1"/>
+      <w:numFmt w:val="decimal"/>
+      <w:lvlText w:val="%7."/>
+      <w:lvlJc w:val="left"/>
+      <w:pPr>
+        <w:ind w:left="5040" w:hanging="360"/>
+      </w:pPr>
+    </w:lvl>
+    <w:lvl w:ilvl="7" w:tplc="04090019" w:tentative="1">
+      <w:start w:val="1"/>
+      <w:numFmt w:val="lowerLetter"/>
+      <w:lvlText w:val="%8."/>
+      <w:lvlJc w:val="left"/>
+      <w:pPr>
+        <w:ind w:left="5760" w:hanging="360"/>
+      </w:pPr>
+    </w:lvl>
+    <w:lvl w:ilvl="8" w:tplc="0409001B" w:tentative="1">
+      <w:start w:val="1"/>
+      <w:numFmt w:val="lowerRoman"/>
+      <w:lvlText w:val="%9."/>
+      <w:lvlJc w:val="right"/>
+      <w:pPr>
+        <w:ind w:left="6480" w:hanging="180"/>
+      </w:pPr>
+    </w:lvl>
+  </w:abstractNum>
+  <w:abstractNum w:abstractNumId="9">
+    <w:nsid w:val="6E4805E5"/>
+    <w:multiLevelType w:val="hybridMultilevel"/>
+    <w:tmpl w:val="AD7CDE70"/>
+    <w:lvl w:ilvl="0" w:tplc="04090011">
+      <w:start w:val="1"/>
+      <w:numFmt w:val="decimal"/>
+      <w:lvlText w:val="%1)"/>
+      <w:lvlJc w:val="left"/>
+      <w:pPr>
+        <w:ind w:left="720" w:hanging="360"/>
+      </w:pPr>
+      <w:rPr>
+        <w:rFonts w:hint="default"/>
+      </w:rPr>
+    </w:lvl>
+    <w:lvl w:ilvl="1" w:tplc="04090019" w:tentative="1">
+      <w:start w:val="1"/>
+      <w:numFmt w:val="lowerLetter"/>
+      <w:lvlText w:val="%2."/>
+      <w:lvlJc w:val="left"/>
+      <w:pPr>
+        <w:ind w:left="1440" w:hanging="360"/>
+      </w:pPr>
+    </w:lvl>
+    <w:lvl w:ilvl="2" w:tplc="0409001B" w:tentative="1">
+      <w:start w:val="1"/>
+      <w:numFmt w:val="lowerRoman"/>
+      <w:lvlText w:val="%3."/>
+      <w:lvlJc w:val="right"/>
+      <w:pPr>
+        <w:ind w:left="2160" w:hanging="180"/>
+      </w:pPr>
+    </w:lvl>
+    <w:lvl w:ilvl="3" w:tplc="0409000F" w:tentative="1">
+      <w:start w:val="1"/>
+      <w:numFmt w:val="decimal"/>
+      <w:lvlText w:val="%4."/>
+      <w:lvlJc w:val="left"/>
+      <w:pPr>
+        <w:ind w:left="2880" w:hanging="360"/>
+      </w:pPr>
+    </w:lvl>
+    <w:lvl w:ilvl="4" w:tplc="04090019" w:tentative="1">
+      <w:start w:val="1"/>
+      <w:numFmt w:val="lowerLetter"/>
+      <w:lvlText w:val="%5."/>
+      <w:lvlJc w:val="left"/>
+      <w:pPr>
+        <w:ind w:left="3600" w:hanging="360"/>
+      </w:pPr>
+    </w:lvl>
+    <w:lvl w:ilvl="5" w:tplc="0409001B" w:tentative="1">
+      <w:start w:val="1"/>
+      <w:numFmt w:val="lowerRoman"/>
+      <w:lvlText w:val="%6."/>
+      <w:lvlJc w:val="right"/>
+      <w:pPr>
+        <w:ind w:left="4320" w:hanging="180"/>
+      </w:pPr>
+    </w:lvl>
+    <w:lvl w:ilvl="6" w:tplc="0409000F" w:tentative="1">
+      <w:start w:val="1"/>
+      <w:numFmt w:val="decimal"/>
+      <w:lvlText w:val="%7."/>
+      <w:lvlJc w:val="left"/>
+      <w:pPr>
+        <w:ind w:left="5040" w:hanging="360"/>
+      </w:pPr>
+    </w:lvl>
+    <w:lvl w:ilvl="7" w:tplc="04090019" w:tentative="1">
+      <w:start w:val="1"/>
+      <w:numFmt w:val="lowerLetter"/>
+      <w:lvlText w:val="%8."/>
+      <w:lvlJc w:val="left"/>
+      <w:pPr>
+        <w:ind w:left="5760" w:hanging="360"/>
+      </w:pPr>
+    </w:lvl>
+    <w:lvl w:ilvl="8" w:tplc="0409001B" w:tentative="1">
+      <w:start w:val="1"/>
+      <w:numFmt w:val="lowerRoman"/>
+      <w:lvlText w:val="%9."/>
+      <w:lvlJc w:val="right"/>
+      <w:pPr>
+        <w:ind w:left="6480" w:hanging="180"/>
+      </w:pPr>
+    </w:lvl>
+  </w:abstractNum>
+  <w:abstractNum w:abstractNumId="10">
     <w:nsid w:val="74703310"/>
     <w:multiLevelType w:val="hybridMultilevel"/>
     <w:tmpl w:val="A4CEF8F8"/>
@@ -7444,19 +8996,34 @@
     <w:abstractNumId w:val="1"/>
   </w:num>
   <w:num w:numId="2">
-    <w:abstractNumId w:val="5"/>
+    <w:abstractNumId w:val="10"/>
   </w:num>
   <w:num w:numId="3">
-    <w:abstractNumId w:val="4"/>
+    <w:abstractNumId w:val="7"/>
   </w:num>
   <w:num w:numId="4">
-    <w:abstractNumId w:val="2"/>
+    <w:abstractNumId w:val="3"/>
   </w:num>
   <w:num w:numId="5">
-    <w:abstractNumId w:val="3"/>
+    <w:abstractNumId w:val="4"/>
   </w:num>
   <w:num w:numId="6">
     <w:abstractNumId w:val="0"/>
+  </w:num>
+  <w:num w:numId="7">
+    <w:abstractNumId w:val="2"/>
+  </w:num>
+  <w:num w:numId="8">
+    <w:abstractNumId w:val="8"/>
+  </w:num>
+  <w:num w:numId="9">
+    <w:abstractNumId w:val="5"/>
+  </w:num>
+  <w:num w:numId="10">
+    <w:abstractNumId w:val="9"/>
+  </w:num>
+  <w:num w:numId="11">
+    <w:abstractNumId w:val="6"/>
   </w:num>
 </w:numbering>
 </file>
@@ -9306,7 +10873,7 @@
   <a:extraClrSchemeLst/>
   <a:extLst>
     <a:ext uri="{05A4C25C-085E-4340-85A3-A5531E510DB2}">
-      <thm15:themeFamily xmlns:thm15="http://schemas.microsoft.com/office/thememl/2012/main" xmlns="" name="Office Theme" id="{62F939B6-93AF-4DB8-9C6B-D6C7DFDC589F}" vid="{4A3C46E8-61CC-4603-A589-7422A47A8E4A}"/>
+      <thm15:themeFamily xmlns="" xmlns:thm15="http://schemas.microsoft.com/office/thememl/2012/main" name="Office Theme" id="{62F939B6-93AF-4DB8-9C6B-D6C7DFDC589F}" vid="{4A3C46E8-61CC-4603-A589-7422A47A8E4A}"/>
     </a:ext>
   </a:extLst>
 </a:theme>
@@ -9317,7 +10884,7 @@
 </file>
 
 <file path=customXml/itemProps1.xml><?xml version="1.0" encoding="utf-8"?>
-<ds:datastoreItem xmlns:ds="http://schemas.openxmlformats.org/officeDocument/2006/customXml" ds:itemID="{1CBF0125-2838-4120-85C9-CD44003D6BA9}">
+<ds:datastoreItem xmlns:ds="http://schemas.openxmlformats.org/officeDocument/2006/customXml" ds:itemID="{95DB19D7-E74A-488F-8E7B-D245E26ACE2E}">
   <ds:schemaRefs>
     <ds:schemaRef ds:uri="http://schemas.openxmlformats.org/officeDocument/2006/bibliography"/>
   </ds:schemaRefs>

--- a/IELTS Notes/Writing Exercises and Analyses.docx
+++ b/IELTS Notes/Writing Exercises and Analyses.docx
@@ -6962,7 +6962,7 @@
     <w:p>
       <w:pPr>
         <w:rPr>
-          <w:rFonts w:ascii="Times New Roman" w:hAnsi="Times New Roman" w:cs="Times New Roman" w:hint="eastAsia"/>
+          <w:rFonts w:ascii="Times New Roman" w:hAnsi="Times New Roman" w:cs="Times New Roman"/>
           <w:b/>
           <w:i/>
         </w:rPr>
@@ -6979,7 +6979,7 @@
     <w:p>
       <w:pPr>
         <w:rPr>
-          <w:rFonts w:ascii="Times New Roman" w:hAnsi="Times New Roman" w:cs="Times New Roman" w:hint="eastAsia"/>
+          <w:rFonts w:ascii="Times New Roman" w:hAnsi="Times New Roman" w:cs="Times New Roman"/>
         </w:rPr>
       </w:pPr>
       <w:r>
@@ -7004,7 +7004,7 @@
     <w:p>
       <w:pPr>
         <w:rPr>
-          <w:rFonts w:ascii="Times New Roman" w:hAnsi="Times New Roman" w:cs="Times New Roman" w:hint="eastAsia"/>
+          <w:rFonts w:ascii="Times New Roman" w:hAnsi="Times New Roman" w:cs="Times New Roman"/>
         </w:rPr>
       </w:pPr>
       <w:r>
@@ -7023,7 +7023,7 @@
     <w:p>
       <w:pPr>
         <w:rPr>
-          <w:rFonts w:ascii="Times New Roman" w:hAnsi="Times New Roman" w:cs="Times New Roman" w:hint="eastAsia"/>
+          <w:rFonts w:ascii="Times New Roman" w:hAnsi="Times New Roman" w:cs="Times New Roman"/>
           <w:b/>
           <w:i/>
         </w:rPr>
@@ -7045,7 +7045,7 @@
           <w:numId w:val="7"/>
         </w:numPr>
         <w:rPr>
-          <w:rFonts w:ascii="Times New Roman" w:hAnsi="Times New Roman" w:cs="Times New Roman" w:hint="eastAsia"/>
+          <w:rFonts w:ascii="Times New Roman" w:hAnsi="Times New Roman" w:cs="Times New Roman"/>
         </w:rPr>
       </w:pPr>
       <w:r>
@@ -7070,7 +7070,19 @@
         <w:rPr>
           <w:rFonts w:ascii="Times New Roman" w:hAnsi="Times New Roman" w:cs="Times New Roman" w:hint="eastAsia"/>
         </w:rPr>
-        <w:t xml:space="preserve"> is singular There is only one bar chart.</w:t>
+        <w:t xml:space="preserve"> is singular</w:t>
+      </w:r>
+      <w:r>
+        <w:rPr>
+          <w:rFonts w:ascii="Times New Roman" w:hAnsi="Times New Roman" w:cs="Times New Roman" w:hint="eastAsia"/>
+        </w:rPr>
+        <w:t>.</w:t>
+      </w:r>
+      <w:r>
+        <w:rPr>
+          <w:rFonts w:ascii="Times New Roman" w:hAnsi="Times New Roman" w:cs="Times New Roman" w:hint="eastAsia"/>
+        </w:rPr>
+        <w:t xml:space="preserve"> There is only one bar chart.</w:t>
       </w:r>
     </w:p>
     <w:p>
@@ -7081,7 +7093,7 @@
           <w:numId w:val="7"/>
         </w:numPr>
         <w:rPr>
-          <w:rFonts w:ascii="Times New Roman" w:hAnsi="Times New Roman" w:cs="Times New Roman" w:hint="eastAsia"/>
+          <w:rFonts w:ascii="Times New Roman" w:hAnsi="Times New Roman" w:cs="Times New Roman"/>
         </w:rPr>
       </w:pPr>
       <w:r>
@@ -7123,7 +7135,7 @@
           <w:numId w:val="7"/>
         </w:numPr>
         <w:rPr>
-          <w:rFonts w:ascii="Times New Roman" w:hAnsi="Times New Roman" w:cs="Times New Roman" w:hint="eastAsia"/>
+          <w:rFonts w:ascii="Times New Roman" w:hAnsi="Times New Roman" w:cs="Times New Roman"/>
         </w:rPr>
       </w:pPr>
       <w:r>
@@ -7141,7 +7153,7 @@
           <w:numId w:val="7"/>
         </w:numPr>
         <w:rPr>
-          <w:rFonts w:ascii="Times New Roman" w:hAnsi="Times New Roman" w:cs="Times New Roman" w:hint="eastAsia"/>
+          <w:rFonts w:ascii="Times New Roman" w:hAnsi="Times New Roman" w:cs="Times New Roman"/>
         </w:rPr>
       </w:pPr>
       <w:r>
@@ -7159,7 +7171,7 @@
           <w:numId w:val="7"/>
         </w:numPr>
         <w:rPr>
-          <w:rFonts w:ascii="Times New Roman" w:hAnsi="Times New Roman" w:cs="Times New Roman" w:hint="eastAsia"/>
+          <w:rFonts w:ascii="Times New Roman" w:hAnsi="Times New Roman" w:cs="Times New Roman"/>
         </w:rPr>
       </w:pPr>
       <w:r>
@@ -7196,7 +7208,19 @@
         <w:rPr>
           <w:rFonts w:ascii="Times New Roman" w:hAnsi="Times New Roman" w:cs="Times New Roman" w:hint="eastAsia"/>
         </w:rPr>
-        <w:t xml:space="preserve"> is a infinitive </w:t>
+        <w:t xml:space="preserve"> is a</w:t>
+      </w:r>
+      <w:r>
+        <w:rPr>
+          <w:rFonts w:ascii="Times New Roman" w:hAnsi="Times New Roman" w:cs="Times New Roman" w:hint="eastAsia"/>
+        </w:rPr>
+        <w:t>n</w:t>
+      </w:r>
+      <w:r>
+        <w:rPr>
+          <w:rFonts w:ascii="Times New Roman" w:hAnsi="Times New Roman" w:cs="Times New Roman" w:hint="eastAsia"/>
+        </w:rPr>
+        <w:t xml:space="preserve"> infinitive </w:t>
       </w:r>
       <w:r>
         <w:rPr>
@@ -7225,7 +7249,7 @@
           <w:numId w:val="7"/>
         </w:numPr>
         <w:rPr>
-          <w:rFonts w:ascii="Times New Roman" w:hAnsi="Times New Roman" w:cs="Times New Roman" w:hint="eastAsia"/>
+          <w:rFonts w:ascii="Times New Roman" w:hAnsi="Times New Roman" w:cs="Times New Roman"/>
         </w:rPr>
       </w:pPr>
       <w:r>
@@ -7256,7 +7280,7 @@
           <w:numId w:val="7"/>
         </w:numPr>
         <w:rPr>
-          <w:rFonts w:ascii="Times New Roman" w:hAnsi="Times New Roman" w:cs="Times New Roman" w:hint="eastAsia"/>
+          <w:rFonts w:ascii="Times New Roman" w:hAnsi="Times New Roman" w:cs="Times New Roman"/>
         </w:rPr>
       </w:pPr>
       <w:r>
@@ -7274,7 +7298,7 @@
           <w:numId w:val="7"/>
         </w:numPr>
         <w:rPr>
-          <w:rFonts w:ascii="Times New Roman" w:hAnsi="Times New Roman" w:cs="Times New Roman" w:hint="eastAsia"/>
+          <w:rFonts w:ascii="Times New Roman" w:hAnsi="Times New Roman" w:cs="Times New Roman"/>
         </w:rPr>
       </w:pPr>
       <w:r>
@@ -7292,7 +7316,7 @@
           <w:numId w:val="7"/>
         </w:numPr>
         <w:rPr>
-          <w:rFonts w:ascii="Times New Roman" w:hAnsi="Times New Roman" w:cs="Times New Roman" w:hint="eastAsia"/>
+          <w:rFonts w:ascii="Times New Roman" w:hAnsi="Times New Roman" w:cs="Times New Roman"/>
         </w:rPr>
       </w:pPr>
       <w:r>
@@ -7305,7 +7329,7 @@
     <w:p>
       <w:pPr>
         <w:rPr>
-          <w:rFonts w:ascii="Times New Roman" w:hAnsi="Times New Roman" w:cs="Times New Roman" w:hint="eastAsia"/>
+          <w:rFonts w:ascii="Times New Roman" w:hAnsi="Times New Roman" w:cs="Times New Roman"/>
           <w:b/>
           <w:i/>
         </w:rPr>
@@ -7327,7 +7351,7 @@
           <w:numId w:val="8"/>
         </w:numPr>
         <w:rPr>
-          <w:rFonts w:ascii="Times New Roman" w:hAnsi="Times New Roman" w:cs="Times New Roman" w:hint="eastAsia"/>
+          <w:rFonts w:ascii="Times New Roman" w:hAnsi="Times New Roman" w:cs="Times New Roman"/>
         </w:rPr>
       </w:pPr>
       <w:r>
@@ -7370,7 +7394,7 @@
         <w:rPr>
           <w:rFonts w:ascii="Times New Roman" w:hAnsi="Times New Roman" w:cs="Times New Roman" w:hint="eastAsia"/>
         </w:rPr>
-        <w:t>product</w:t>
+        <w:t>produce</w:t>
       </w:r>
       <w:r>
         <w:rPr>
@@ -7418,7 +7442,19 @@
         <w:rPr>
           <w:rFonts w:ascii="Times New Roman" w:hAnsi="Times New Roman" w:cs="Times New Roman" w:hint="eastAsia"/>
         </w:rPr>
-        <w:t>I want to eat produce.</w:t>
+        <w:t xml:space="preserve">I want to eat </w:t>
+      </w:r>
+      <w:r>
+        <w:rPr>
+          <w:rFonts w:ascii="Times New Roman" w:hAnsi="Times New Roman" w:cs="Times New Roman" w:hint="eastAsia"/>
+        </w:rPr>
+        <w:t xml:space="preserve">fresh </w:t>
+      </w:r>
+      <w:r>
+        <w:rPr>
+          <w:rFonts w:ascii="Times New Roman" w:hAnsi="Times New Roman" w:cs="Times New Roman" w:hint="eastAsia"/>
+        </w:rPr>
+        <w:t>produce.</w:t>
       </w:r>
       <w:r>
         <w:rPr>
@@ -7435,20 +7471,20 @@
           <w:numId w:val="8"/>
         </w:numPr>
         <w:rPr>
-          <w:rFonts w:ascii="Times New Roman" w:hAnsi="Times New Roman" w:cs="Times New Roman" w:hint="eastAsia"/>
-        </w:rPr>
-      </w:pPr>
-      <w:r>
-        <w:rPr>
-          <w:rFonts w:ascii="Times New Roman" w:hAnsi="Times New Roman" w:cs="Times New Roman" w:hint="eastAsia"/>
-        </w:rPr>
-        <w:t xml:space="preserve">On ther other hand, there are over 200 words in total in my report, which is not allowed in IELTS writing task 1. Usually, the number of words is between 150 and 190. </w:t>
-      </w:r>
-    </w:p>
-    <w:p>
-      <w:pPr>
-        <w:rPr>
-          <w:rFonts w:ascii="Times New Roman" w:hAnsi="Times New Roman" w:cs="Times New Roman" w:hint="eastAsia"/>
+          <w:rFonts w:ascii="Times New Roman" w:hAnsi="Times New Roman" w:cs="Times New Roman"/>
+        </w:rPr>
+      </w:pPr>
+      <w:r>
+        <w:rPr>
+          <w:rFonts w:ascii="Times New Roman" w:hAnsi="Times New Roman" w:cs="Times New Roman" w:hint="eastAsia"/>
+        </w:rPr>
+        <w:t xml:space="preserve">On ther other hand, there are over 200 words in my report, which is not allowed in IELTS writing task 1. Usually, the number of words is between 150 and 190. </w:t>
+      </w:r>
+    </w:p>
+    <w:p>
+      <w:pPr>
+        <w:rPr>
+          <w:rFonts w:ascii="Times New Roman" w:hAnsi="Times New Roman" w:cs="Times New Roman"/>
           <w:b/>
           <w:i/>
         </w:rPr>
@@ -7473,7 +7509,7 @@
     <w:p>
       <w:pPr>
         <w:rPr>
-          <w:rFonts w:ascii="Times New Roman" w:hAnsi="Times New Roman" w:cs="Times New Roman" w:hint="eastAsia"/>
+          <w:rFonts w:ascii="Times New Roman" w:hAnsi="Times New Roman" w:cs="Times New Roman"/>
           <w:i/>
         </w:rPr>
       </w:pPr>
@@ -7493,7 +7529,7 @@
           <w:numId w:val="9"/>
         </w:numPr>
         <w:rPr>
-          <w:rFonts w:ascii="Times New Roman" w:hAnsi="Times New Roman" w:cs="Times New Roman" w:hint="eastAsia"/>
+          <w:rFonts w:ascii="Times New Roman" w:hAnsi="Times New Roman" w:cs="Times New Roman"/>
         </w:rPr>
       </w:pPr>
       <w:r>
@@ -7511,7 +7547,7 @@
           <w:numId w:val="9"/>
         </w:numPr>
         <w:rPr>
-          <w:rFonts w:ascii="Times New Roman" w:hAnsi="Times New Roman" w:cs="Times New Roman" w:hint="eastAsia"/>
+          <w:rFonts w:ascii="Times New Roman" w:hAnsi="Times New Roman" w:cs="Times New Roman"/>
         </w:rPr>
       </w:pPr>
       <w:r>
@@ -7529,7 +7565,7 @@
           <w:numId w:val="9"/>
         </w:numPr>
         <w:rPr>
-          <w:rFonts w:ascii="Times New Roman" w:hAnsi="Times New Roman" w:cs="Times New Roman" w:hint="eastAsia"/>
+          <w:rFonts w:ascii="Times New Roman" w:hAnsi="Times New Roman" w:cs="Times New Roman"/>
         </w:rPr>
       </w:pPr>
       <w:r>
@@ -7547,7 +7583,7 @@
           <w:numId w:val="9"/>
         </w:numPr>
         <w:rPr>
-          <w:rFonts w:ascii="Times New Roman" w:hAnsi="Times New Roman" w:cs="Times New Roman" w:hint="eastAsia"/>
+          <w:rFonts w:ascii="Times New Roman" w:hAnsi="Times New Roman" w:cs="Times New Roman"/>
         </w:rPr>
       </w:pPr>
       <w:r>
@@ -7560,7 +7596,7 @@
     <w:p>
       <w:pPr>
         <w:rPr>
-          <w:rFonts w:ascii="Times New Roman" w:hAnsi="Times New Roman" w:cs="Times New Roman" w:hint="eastAsia"/>
+          <w:rFonts w:ascii="Times New Roman" w:hAnsi="Times New Roman" w:cs="Times New Roman"/>
           <w:i/>
         </w:rPr>
       </w:pPr>
@@ -7575,7 +7611,7 @@
     <w:p>
       <w:pPr>
         <w:rPr>
-          <w:rFonts w:ascii="Times New Roman" w:hAnsi="Times New Roman" w:cs="Times New Roman" w:hint="eastAsia"/>
+          <w:rFonts w:ascii="Times New Roman" w:hAnsi="Times New Roman" w:cs="Times New Roman"/>
         </w:rPr>
       </w:pPr>
       <w:r>
@@ -7594,7 +7630,7 @@
           <w:numId w:val="10"/>
         </w:numPr>
         <w:rPr>
-          <w:rFonts w:ascii="Times New Roman" w:hAnsi="Times New Roman" w:cs="Times New Roman" w:hint="eastAsia"/>
+          <w:rFonts w:ascii="Times New Roman" w:hAnsi="Times New Roman" w:cs="Times New Roman"/>
         </w:rPr>
       </w:pPr>
       <w:r>
@@ -7612,7 +7648,7 @@
           <w:numId w:val="10"/>
         </w:numPr>
         <w:rPr>
-          <w:rFonts w:ascii="Times New Roman" w:hAnsi="Times New Roman" w:cs="Times New Roman" w:hint="eastAsia"/>
+          <w:rFonts w:ascii="Times New Roman" w:hAnsi="Times New Roman" w:cs="Times New Roman"/>
         </w:rPr>
       </w:pPr>
       <w:r>
@@ -7625,7 +7661,7 @@
     <w:p>
       <w:pPr>
         <w:rPr>
-          <w:rFonts w:ascii="Times New Roman" w:hAnsi="Times New Roman" w:cs="Times New Roman" w:hint="eastAsia"/>
+          <w:rFonts w:ascii="Times New Roman" w:hAnsi="Times New Roman" w:cs="Times New Roman"/>
           <w:i/>
         </w:rPr>
       </w:pPr>
@@ -7640,7 +7676,7 @@
     <w:p>
       <w:pPr>
         <w:rPr>
-          <w:rFonts w:ascii="Times New Roman" w:hAnsi="Times New Roman" w:cs="Times New Roman" w:hint="eastAsia"/>
+          <w:rFonts w:ascii="Times New Roman" w:hAnsi="Times New Roman" w:cs="Times New Roman"/>
         </w:rPr>
       </w:pPr>
       <w:r>
@@ -7658,7 +7694,7 @@
           <w:numId w:val="11"/>
         </w:numPr>
         <w:rPr>
-          <w:rFonts w:ascii="Times New Roman" w:hAnsi="Times New Roman" w:cs="Times New Roman" w:hint="eastAsia"/>
+          <w:rFonts w:ascii="Times New Roman" w:hAnsi="Times New Roman" w:cs="Times New Roman"/>
         </w:rPr>
       </w:pPr>
       <w:r>
@@ -7676,7 +7712,7 @@
           <w:numId w:val="11"/>
         </w:numPr>
         <w:rPr>
-          <w:rFonts w:ascii="Times New Roman" w:hAnsi="Times New Roman" w:cs="Times New Roman" w:hint="eastAsia"/>
+          <w:rFonts w:ascii="Times New Roman" w:hAnsi="Times New Roman" w:cs="Times New Roman"/>
         </w:rPr>
       </w:pPr>
       <w:r>
@@ -7694,7 +7730,7 @@
           <w:numId w:val="11"/>
         </w:numPr>
         <w:rPr>
-          <w:rFonts w:ascii="Times New Roman" w:hAnsi="Times New Roman" w:cs="Times New Roman" w:hint="eastAsia"/>
+          <w:rFonts w:ascii="Times New Roman" w:hAnsi="Times New Roman" w:cs="Times New Roman"/>
         </w:rPr>
       </w:pPr>
       <w:r>
@@ -7719,7 +7755,7 @@
     <w:p>
       <w:pPr>
         <w:rPr>
-          <w:rFonts w:ascii="Times New Roman" w:hAnsi="Times New Roman" w:cs="Times New Roman" w:hint="eastAsia"/>
+          <w:rFonts w:ascii="Times New Roman" w:hAnsi="Times New Roman" w:cs="Times New Roman"/>
           <w:b/>
           <w:i/>
         </w:rPr>
@@ -7736,7 +7772,7 @@
     <w:p>
       <w:pPr>
         <w:rPr>
-          <w:rFonts w:ascii="Times New Roman" w:hAnsi="Times New Roman" w:cs="Times New Roman" w:hint="eastAsia"/>
+          <w:rFonts w:ascii="Times New Roman" w:hAnsi="Times New Roman" w:cs="Times New Roman"/>
         </w:rPr>
       </w:pPr>
       <w:r>
@@ -7767,7 +7803,7 @@
     <w:p>
       <w:pPr>
         <w:rPr>
-          <w:rFonts w:ascii="Times New Roman" w:hAnsi="Times New Roman" w:cs="Times New Roman" w:hint="eastAsia"/>
+          <w:rFonts w:ascii="Times New Roman" w:hAnsi="Times New Roman" w:cs="Times New Roman"/>
         </w:rPr>
       </w:pPr>
       <w:r>
@@ -7786,7 +7822,7 @@
     <w:p>
       <w:pPr>
         <w:rPr>
-          <w:rFonts w:ascii="Times New Roman" w:hAnsi="Times New Roman" w:cs="Times New Roman" w:hint="eastAsia"/>
+          <w:rFonts w:ascii="Times New Roman" w:hAnsi="Times New Roman" w:cs="Times New Roman"/>
         </w:rPr>
       </w:pPr>
       <w:r>
@@ -7805,19 +7841,13 @@
         <w:rPr>
           <w:rFonts w:ascii="Times New Roman" w:hAnsi="Times New Roman" w:cs="Times New Roman" w:hint="eastAsia"/>
         </w:rPr>
-        <w:t xml:space="preserve"> I</w:t>
-      </w:r>
-      <w:r>
-        <w:rPr>
-          <w:rFonts w:ascii="Times New Roman" w:hAnsi="Times New Roman" w:cs="Times New Roman" w:hint="eastAsia"/>
-        </w:rPr>
-        <w:t>n 2001</w:t>
-      </w:r>
-      <w:r>
-        <w:rPr>
-          <w:rFonts w:ascii="Times New Roman" w:hAnsi="Times New Roman" w:cs="Times New Roman" w:hint="eastAsia"/>
-        </w:rPr>
-        <w:t xml:space="preserve">; it increased gradually to its peak at 35% in 2006. After that, it began to fell steadily to about 32% in the final year 2008. </w:t>
+        <w:t xml:space="preserve"> In 2001</w:t>
+      </w:r>
+      <w:r>
+        <w:rPr>
+          <w:rFonts w:ascii="Times New Roman" w:hAnsi="Times New Roman" w:cs="Times New Roman" w:hint="eastAsia"/>
+        </w:rPr>
+        <w:t xml:space="preserve"> it increased gradually to its peak at 35% in 2006. After that, it began to fell steadily to about 32% in the final year 2008. </w:t>
       </w:r>
     </w:p>
     <w:p>
@@ -7835,16 +7865,144 @@
       <w:r>
         <w:rPr>
           <w:rFonts w:ascii="Times New Roman" w:hAnsi="Times New Roman" w:cs="Times New Roman" w:hint="eastAsia"/>
-        </w:rPr>
-        <w:t xml:space="preserve">Then the data of men steadily rose to 27% in 2006 and fell slightly to 25% in 2008. Whereas, the percentage of children increased to its highest point, 25% in 2007, and dropped to 23% in the next year. </w:t>
+          <w:highlight w:val="yellow"/>
+        </w:rPr>
+        <w:t>Then the data of men steadily rose to 27% in 2006</w:t>
+      </w:r>
+      <w:r>
+        <w:rPr>
+          <w:rFonts w:ascii="Times New Roman" w:hAnsi="Times New Roman" w:cs="Times New Roman" w:hint="eastAsia"/>
+          <w:highlight w:val="yellow"/>
+        </w:rPr>
+        <w:t>(1)</w:t>
+      </w:r>
+      <w:r>
+        <w:rPr>
+          <w:rFonts w:ascii="Times New Roman" w:hAnsi="Times New Roman" w:cs="Times New Roman" w:hint="eastAsia"/>
+        </w:rPr>
+        <w:t xml:space="preserve"> and fell slightly to 25% in 2008. Whereas, the percentage of children increased to its highest point, </w:t>
+      </w:r>
+      <w:r>
+        <w:rPr>
+          <w:rFonts w:ascii="Times New Roman" w:hAnsi="Times New Roman" w:cs="Times New Roman" w:hint="eastAsia"/>
+        </w:rPr>
+        <w:t xml:space="preserve">which was </w:t>
+      </w:r>
+      <w:r>
+        <w:rPr>
+          <w:rFonts w:ascii="Times New Roman" w:hAnsi="Times New Roman" w:cs="Times New Roman" w:hint="eastAsia"/>
+        </w:rPr>
+        <w:t xml:space="preserve">25% in 2007, and dropped to </w:t>
+      </w:r>
+      <w:r>
+        <w:rPr>
+          <w:rFonts w:ascii="Times New Roman" w:hAnsi="Times New Roman" w:cs="Times New Roman" w:hint="eastAsia"/>
+        </w:rPr>
+        <w:t xml:space="preserve">around </w:t>
+      </w:r>
+      <w:r>
+        <w:rPr>
+          <w:rFonts w:ascii="Times New Roman" w:hAnsi="Times New Roman" w:cs="Times New Roman" w:hint="eastAsia"/>
+        </w:rPr>
+        <w:t xml:space="preserve">23% in the next year. </w:t>
+      </w:r>
+    </w:p>
+    <w:p>
+      <w:pPr>
+        <w:rPr>
+          <w:rFonts w:ascii="Times New Roman" w:hAnsi="Times New Roman" w:cs="Times New Roman" w:hint="eastAsia"/>
+          <w:b/>
+          <w:i/>
+        </w:rPr>
+      </w:pPr>
+      <w:r>
+        <w:rPr>
+          <w:rFonts w:ascii="Times New Roman" w:hAnsi="Times New Roman" w:cs="Times New Roman" w:hint="eastAsia"/>
+          <w:b/>
+          <w:i/>
+        </w:rPr>
+        <w:t>Errors and imporment</w:t>
+      </w:r>
+      <w:r>
+        <w:rPr>
+          <w:rFonts w:ascii="Times New Roman" w:hAnsi="Times New Roman" w:cs="Times New Roman" w:hint="eastAsia"/>
+          <w:b/>
+          <w:i/>
+        </w:rPr>
+        <w:t xml:space="preserve"> of my </w:t>
+      </w:r>
+      <w:r>
+        <w:rPr>
+          <w:rFonts w:ascii="Times New Roman" w:hAnsi="Times New Roman" w:cs="Times New Roman" w:hint="eastAsia"/>
+          <w:b/>
+          <w:i/>
+        </w:rPr>
+        <w:t>revised edition</w:t>
       </w:r>
       <w:bookmarkStart w:id="0" w:name="_GoBack"/>
       <w:bookmarkEnd w:id="0"/>
-    </w:p>
-    <w:p>
-      <w:pPr>
-        <w:rPr>
-          <w:rFonts w:ascii="Times New Roman" w:hAnsi="Times New Roman" w:cs="Times New Roman" w:hint="eastAsia"/>
+      <w:r>
+        <w:rPr>
+          <w:rFonts w:ascii="Times New Roman" w:hAnsi="Times New Roman" w:cs="Times New Roman" w:hint="eastAsia"/>
+          <w:b/>
+          <w:i/>
+        </w:rPr>
+        <w:t>.</w:t>
+      </w:r>
+    </w:p>
+    <w:p>
+      <w:pPr>
+        <w:pStyle w:val="a6"/>
+        <w:numPr>
+          <w:ilvl w:val="0"/>
+          <w:numId w:val="12"/>
+        </w:numPr>
+        <w:rPr>
+          <w:rFonts w:ascii="Times New Roman" w:hAnsi="Times New Roman" w:cs="Times New Roman"/>
+        </w:rPr>
+      </w:pPr>
+      <w:r>
+        <w:rPr>
+          <w:rFonts w:ascii="Times New Roman" w:hAnsi="Times New Roman" w:cs="Times New Roman" w:hint="eastAsia"/>
+        </w:rPr>
+        <w:t>It is better to add that the figure was at a peak in 2006.</w:t>
+      </w:r>
+      <w:r>
+        <w:rPr>
+          <w:rFonts w:ascii="Times New Roman" w:hAnsi="Times New Roman" w:cs="Times New Roman"/>
+        </w:rPr>
+        <w:br/>
+        <w:t>“</w:t>
+      </w:r>
+      <w:r>
+        <w:rPr>
+          <w:rFonts w:ascii="Times New Roman" w:hAnsi="Times New Roman" w:cs="Times New Roman" w:hint="eastAsia"/>
+        </w:rPr>
+        <w:t>...</w:t>
+      </w:r>
+      <w:r>
+        <w:rPr>
+          <w:rFonts w:ascii="Times New Roman" w:hAnsi="Times New Roman" w:cs="Times New Roman" w:hint="eastAsia"/>
+        </w:rPr>
+        <w:t>rose to a peak at 27% in 2006</w:t>
+      </w:r>
+      <w:r>
+        <w:rPr>
+          <w:rFonts w:ascii="Times New Roman" w:hAnsi="Times New Roman" w:cs="Times New Roman" w:hint="eastAsia"/>
+        </w:rPr>
+        <w:t>...</w:t>
+      </w:r>
+      <w:r>
+        <w:rPr>
+          <w:rFonts w:ascii="Times New Roman" w:hAnsi="Times New Roman" w:cs="Times New Roman"/>
+        </w:rPr>
+        <w:t>”</w:t>
+      </w:r>
+    </w:p>
+    <w:p>
+      <w:pPr>
+        <w:rPr>
+          <w:rFonts w:ascii="Times New Roman" w:hAnsi="Times New Roman" w:cs="Times New Roman"/>
         </w:rPr>
       </w:pPr>
     </w:p>
@@ -7862,39 +8020,7 @@
             <w:rFonts w:ascii="Times New Roman" w:hAnsi="Times New Roman" w:cs="Times New Roman" w:hint="eastAsia"/>
             <w:i/>
           </w:rPr>
-          <w:t>A Model Answer from</w:t>
-        </w:r>
-        <w:r>
-          <w:rPr>
-            <w:rStyle w:val="ad"/>
-            <w:rFonts w:ascii="Times New Roman" w:hAnsi="Times New Roman" w:cs="Times New Roman" w:hint="eastAsia"/>
-            <w:i/>
-          </w:rPr>
-          <w:t xml:space="preserve"> </w:t>
-        </w:r>
-        <w:r>
-          <w:rPr>
-            <w:rStyle w:val="ad"/>
-            <w:rFonts w:ascii="Times New Roman" w:hAnsi="Times New Roman" w:cs="Times New Roman" w:hint="eastAsia"/>
-            <w:i/>
-          </w:rPr>
-          <w:t>IE</w:t>
-        </w:r>
-        <w:r>
-          <w:rPr>
-            <w:rStyle w:val="ad"/>
-            <w:rFonts w:ascii="Times New Roman" w:hAnsi="Times New Roman" w:cs="Times New Roman" w:hint="eastAsia"/>
-            <w:i/>
-          </w:rPr>
-          <w:t>L</w:t>
-        </w:r>
-        <w:r>
-          <w:rPr>
-            <w:rStyle w:val="ad"/>
-            <w:rFonts w:ascii="Times New Roman" w:hAnsi="Times New Roman" w:cs="Times New Roman" w:hint="eastAsia"/>
-            <w:i/>
-          </w:rPr>
-          <w:t>TS Liz</w:t>
+          <w:t>A Model Answer from IELTS Liz</w:t>
         </w:r>
       </w:hyperlink>
     </w:p>
@@ -8548,13 +8674,13 @@
     </w:lvl>
   </w:abstractNum>
   <w:abstractNum w:abstractNumId="6">
-    <w:nsid w:val="50115F06"/>
+    <w:nsid w:val="43793BBF"/>
     <w:multiLevelType w:val="hybridMultilevel"/>
-    <w:tmpl w:val="C9CC45C4"/>
-    <w:lvl w:ilvl="0" w:tplc="04090011">
+    <w:tmpl w:val="FD80CCB2"/>
+    <w:lvl w:ilvl="0" w:tplc="2B5CB55C">
       <w:start w:val="1"/>
       <w:numFmt w:val="decimal"/>
-      <w:lvlText w:val="%1)"/>
+      <w:lvlText w:val="(%1)"/>
       <w:lvlJc w:val="left"/>
       <w:pPr>
         <w:ind w:left="720" w:hanging="360"/>
@@ -8637,6 +8763,95 @@
     </w:lvl>
   </w:abstractNum>
   <w:abstractNum w:abstractNumId="7">
+    <w:nsid w:val="50115F06"/>
+    <w:multiLevelType w:val="hybridMultilevel"/>
+    <w:tmpl w:val="C9CC45C4"/>
+    <w:lvl w:ilvl="0" w:tplc="04090011">
+      <w:start w:val="1"/>
+      <w:numFmt w:val="decimal"/>
+      <w:lvlText w:val="%1)"/>
+      <w:lvlJc w:val="left"/>
+      <w:pPr>
+        <w:ind w:left="720" w:hanging="360"/>
+      </w:pPr>
+      <w:rPr>
+        <w:rFonts w:hint="default"/>
+      </w:rPr>
+    </w:lvl>
+    <w:lvl w:ilvl="1" w:tplc="04090019" w:tentative="1">
+      <w:start w:val="1"/>
+      <w:numFmt w:val="lowerLetter"/>
+      <w:lvlText w:val="%2."/>
+      <w:lvlJc w:val="left"/>
+      <w:pPr>
+        <w:ind w:left="1440" w:hanging="360"/>
+      </w:pPr>
+    </w:lvl>
+    <w:lvl w:ilvl="2" w:tplc="0409001B" w:tentative="1">
+      <w:start w:val="1"/>
+      <w:numFmt w:val="lowerRoman"/>
+      <w:lvlText w:val="%3."/>
+      <w:lvlJc w:val="right"/>
+      <w:pPr>
+        <w:ind w:left="2160" w:hanging="180"/>
+      </w:pPr>
+    </w:lvl>
+    <w:lvl w:ilvl="3" w:tplc="0409000F" w:tentative="1">
+      <w:start w:val="1"/>
+      <w:numFmt w:val="decimal"/>
+      <w:lvlText w:val="%4."/>
+      <w:lvlJc w:val="left"/>
+      <w:pPr>
+        <w:ind w:left="2880" w:hanging="360"/>
+      </w:pPr>
+    </w:lvl>
+    <w:lvl w:ilvl="4" w:tplc="04090019" w:tentative="1">
+      <w:start w:val="1"/>
+      <w:numFmt w:val="lowerLetter"/>
+      <w:lvlText w:val="%5."/>
+      <w:lvlJc w:val="left"/>
+      <w:pPr>
+        <w:ind w:left="3600" w:hanging="360"/>
+      </w:pPr>
+    </w:lvl>
+    <w:lvl w:ilvl="5" w:tplc="0409001B" w:tentative="1">
+      <w:start w:val="1"/>
+      <w:numFmt w:val="lowerRoman"/>
+      <w:lvlText w:val="%6."/>
+      <w:lvlJc w:val="right"/>
+      <w:pPr>
+        <w:ind w:left="4320" w:hanging="180"/>
+      </w:pPr>
+    </w:lvl>
+    <w:lvl w:ilvl="6" w:tplc="0409000F" w:tentative="1">
+      <w:start w:val="1"/>
+      <w:numFmt w:val="decimal"/>
+      <w:lvlText w:val="%7."/>
+      <w:lvlJc w:val="left"/>
+      <w:pPr>
+        <w:ind w:left="5040" w:hanging="360"/>
+      </w:pPr>
+    </w:lvl>
+    <w:lvl w:ilvl="7" w:tplc="04090019" w:tentative="1">
+      <w:start w:val="1"/>
+      <w:numFmt w:val="lowerLetter"/>
+      <w:lvlText w:val="%8."/>
+      <w:lvlJc w:val="left"/>
+      <w:pPr>
+        <w:ind w:left="5760" w:hanging="360"/>
+      </w:pPr>
+    </w:lvl>
+    <w:lvl w:ilvl="8" w:tplc="0409001B" w:tentative="1">
+      <w:start w:val="1"/>
+      <w:numFmt w:val="lowerRoman"/>
+      <w:lvlText w:val="%9."/>
+      <w:lvlJc w:val="right"/>
+      <w:pPr>
+        <w:ind w:left="6480" w:hanging="180"/>
+      </w:pPr>
+    </w:lvl>
+  </w:abstractNum>
+  <w:abstractNum w:abstractNumId="8">
     <w:nsid w:val="5FE6397B"/>
     <w:multiLevelType w:val="hybridMultilevel"/>
     <w:tmpl w:val="54860AC4"/>
@@ -8725,7 +8940,7 @@
       </w:pPr>
     </w:lvl>
   </w:abstractNum>
-  <w:abstractNum w:abstractNumId="8">
+  <w:abstractNum w:abstractNumId="9">
     <w:nsid w:val="601547E7"/>
     <w:multiLevelType w:val="hybridMultilevel"/>
     <w:tmpl w:val="655C1B72"/>
@@ -8814,7 +9029,7 @@
       </w:pPr>
     </w:lvl>
   </w:abstractNum>
-  <w:abstractNum w:abstractNumId="9">
+  <w:abstractNum w:abstractNumId="10">
     <w:nsid w:val="6E4805E5"/>
     <w:multiLevelType w:val="hybridMultilevel"/>
     <w:tmpl w:val="AD7CDE70"/>
@@ -8903,7 +9118,7 @@
       </w:pPr>
     </w:lvl>
   </w:abstractNum>
-  <w:abstractNum w:abstractNumId="10">
+  <w:abstractNum w:abstractNumId="11">
     <w:nsid w:val="74703310"/>
     <w:multiLevelType w:val="hybridMultilevel"/>
     <w:tmpl w:val="A4CEF8F8"/>
@@ -8996,10 +9211,10 @@
     <w:abstractNumId w:val="1"/>
   </w:num>
   <w:num w:numId="2">
-    <w:abstractNumId w:val="10"/>
+    <w:abstractNumId w:val="11"/>
   </w:num>
   <w:num w:numId="3">
-    <w:abstractNumId w:val="7"/>
+    <w:abstractNumId w:val="8"/>
   </w:num>
   <w:num w:numId="4">
     <w:abstractNumId w:val="3"/>
@@ -9014,15 +9229,18 @@
     <w:abstractNumId w:val="2"/>
   </w:num>
   <w:num w:numId="8">
-    <w:abstractNumId w:val="8"/>
+    <w:abstractNumId w:val="9"/>
   </w:num>
   <w:num w:numId="9">
     <w:abstractNumId w:val="5"/>
   </w:num>
   <w:num w:numId="10">
-    <w:abstractNumId w:val="9"/>
+    <w:abstractNumId w:val="10"/>
   </w:num>
   <w:num w:numId="11">
+    <w:abstractNumId w:val="7"/>
+  </w:num>
+  <w:num w:numId="12">
     <w:abstractNumId w:val="6"/>
   </w:num>
 </w:numbering>
@@ -10873,7 +11091,7 @@
   <a:extraClrSchemeLst/>
   <a:extLst>
     <a:ext uri="{05A4C25C-085E-4340-85A3-A5531E510DB2}">
-      <thm15:themeFamily xmlns="" xmlns:thm15="http://schemas.microsoft.com/office/thememl/2012/main" name="Office Theme" id="{62F939B6-93AF-4DB8-9C6B-D6C7DFDC589F}" vid="{4A3C46E8-61CC-4603-A589-7422A47A8E4A}"/>
+      <thm15:themeFamily xmlns:thm15="http://schemas.microsoft.com/office/thememl/2012/main" xmlns="" name="Office Theme" id="{62F939B6-93AF-4DB8-9C6B-D6C7DFDC589F}" vid="{4A3C46E8-61CC-4603-A589-7422A47A8E4A}"/>
     </a:ext>
   </a:extLst>
 </a:theme>
@@ -10884,7 +11102,7 @@
 </file>
 
 <file path=customXml/itemProps1.xml><?xml version="1.0" encoding="utf-8"?>
-<ds:datastoreItem xmlns:ds="http://schemas.openxmlformats.org/officeDocument/2006/customXml" ds:itemID="{95DB19D7-E74A-488F-8E7B-D245E26ACE2E}">
+<ds:datastoreItem xmlns:ds="http://schemas.openxmlformats.org/officeDocument/2006/customXml" ds:itemID="{2D1D6743-80A9-4793-B30E-1E6ADC81C4C7}">
   <ds:schemaRefs>
     <ds:schemaRef ds:uri="http://schemas.openxmlformats.org/officeDocument/2006/bibliography"/>
   </ds:schemaRefs>

--- a/IELTS Notes/Writing Exercises and Analyses.docx
+++ b/IELTS Notes/Writing Exercises and Analyses.docx
@@ -166,7 +166,6 @@
       <w:r>
         <w:rPr>
           <w:noProof/>
-          <w:lang w:val="en-US"/>
         </w:rPr>
         <w:drawing>
           <wp:inline distT="0" distB="0" distL="0" distR="0" wp14:anchorId="08977292" wp14:editId="42CCB397">
@@ -721,7 +720,6 @@
       <w:r>
         <w:rPr>
           <w:noProof/>
-          <w:lang w:val="en-US"/>
         </w:rPr>
         <w:drawing>
           <wp:inline distT="0" distB="0" distL="0" distR="0" wp14:anchorId="18EA0D2D" wp14:editId="66082D4B">
@@ -1791,7 +1789,6 @@
       <w:r>
         <w:rPr>
           <w:noProof/>
-          <w:lang w:val="en-US"/>
         </w:rPr>
         <w:drawing>
           <wp:inline distT="0" distB="0" distL="0" distR="0" wp14:anchorId="79B15416" wp14:editId="1C4FE0F3">
@@ -2805,7 +2802,6 @@
         <w:rPr>
           <w:rFonts w:ascii="Times New Roman" w:hAnsi="Times New Roman" w:cs="Times New Roman" w:hint="eastAsia"/>
           <w:noProof/>
-          <w:lang w:val="en-US"/>
         </w:rPr>
         <w:drawing>
           <wp:inline distT="0" distB="0" distL="0" distR="0" wp14:anchorId="07D1F011" wp14:editId="1BF3646A">
@@ -3142,7 +3138,6 @@
         <w:rPr>
           <w:rFonts w:ascii="Times New Roman" w:hAnsi="Times New Roman" w:cs="Times New Roman" w:hint="eastAsia"/>
           <w:noProof/>
-          <w:lang w:val="en-US"/>
         </w:rPr>
         <w:lastRenderedPageBreak/>
         <w:drawing>
@@ -3837,7 +3832,6 @@
       <w:r>
         <w:rPr>
           <w:noProof/>
-          <w:lang w:val="en-US"/>
         </w:rPr>
         <w:drawing>
           <wp:inline distT="0" distB="0" distL="0" distR="0" wp14:anchorId="1C24B181" wp14:editId="5183DFF6">
@@ -4057,7 +4051,6 @@
       <w:r>
         <w:rPr>
           <w:noProof/>
-          <w:lang w:val="en-US"/>
         </w:rPr>
         <w:lastRenderedPageBreak/>
         <w:drawing>
@@ -5298,7 +5291,6 @@
       <w:r>
         <w:rPr>
           <w:noProof/>
-          <w:lang w:val="en-US"/>
         </w:rPr>
         <w:lastRenderedPageBreak/>
         <w:drawing>
@@ -6525,7 +6517,6 @@
       <w:r>
         <w:rPr>
           <w:noProof/>
-          <w:lang w:val="en-US"/>
         </w:rPr>
         <w:drawing>
           <wp:inline distT="0" distB="0" distL="0" distR="0" wp14:anchorId="4D6B46BF" wp14:editId="5114EE27">
@@ -7853,7 +7844,7 @@
     <w:p>
       <w:pPr>
         <w:rPr>
-          <w:rFonts w:ascii="Times New Roman" w:hAnsi="Times New Roman" w:cs="Times New Roman" w:hint="eastAsia"/>
+          <w:rFonts w:ascii="Times New Roman" w:hAnsi="Times New Roman" w:cs="Times New Roman"/>
         </w:rPr>
       </w:pPr>
       <w:r>
@@ -7910,7 +7901,7 @@
     <w:p>
       <w:pPr>
         <w:rPr>
-          <w:rFonts w:ascii="Times New Roman" w:hAnsi="Times New Roman" w:cs="Times New Roman" w:hint="eastAsia"/>
+          <w:rFonts w:ascii="Times New Roman" w:hAnsi="Times New Roman" w:cs="Times New Roman"/>
           <w:b/>
           <w:i/>
         </w:rPr>
@@ -7939,8 +7930,6 @@
         </w:rPr>
         <w:t>revised edition</w:t>
       </w:r>
-      <w:bookmarkStart w:id="0" w:name="_GoBack"/>
-      <w:bookmarkEnd w:id="0"/>
       <w:r>
         <w:rPr>
           <w:rFonts w:ascii="Times New Roman" w:hAnsi="Times New Roman" w:cs="Times New Roman" w:hint="eastAsia"/>
@@ -8027,13 +8016,12 @@
     <w:p>
       <w:pPr>
         <w:rPr>
-          <w:rFonts w:ascii="Times New Roman" w:hAnsi="Times New Roman" w:cs="Times New Roman"/>
+          <w:rFonts w:ascii="Times New Roman" w:hAnsi="Times New Roman" w:cs="Times New Roman" w:hint="eastAsia"/>
         </w:rPr>
       </w:pPr>
       <w:r>
         <w:rPr>
           <w:noProof/>
-          <w:lang w:val="en-US"/>
         </w:rPr>
         <w:lastRenderedPageBreak/>
         <w:drawing>
@@ -8076,9 +8064,303 @@
     <w:p>
       <w:pPr>
         <w:rPr>
-          <w:rFonts w:ascii="Times New Roman" w:hAnsi="Times New Roman" w:cs="Times New Roman"/>
-        </w:rPr>
-      </w:pPr>
+          <w:rFonts w:ascii="Times New Roman" w:hAnsi="Times New Roman" w:cs="Times New Roman" w:hint="eastAsia"/>
+        </w:rPr>
+      </w:pPr>
+    </w:p>
+    <w:p>
+      <w:pPr>
+        <w:outlineLvl w:val="3"/>
+        <w:rPr>
+          <w:rFonts w:ascii="Times New Roman" w:hAnsi="Times New Roman" w:cs="Times New Roman"/>
+          <w:b/>
+        </w:rPr>
+      </w:pPr>
+      <w:r>
+        <w:rPr>
+          <w:rFonts w:ascii="Times New Roman" w:hAnsi="Times New Roman" w:cs="Times New Roman" w:hint="eastAsia"/>
+          <w:b/>
+        </w:rPr>
+        <w:t>3) Teenager</w:t>
+      </w:r>
+      <w:r>
+        <w:rPr>
+          <w:rFonts w:ascii="Times New Roman" w:hAnsi="Times New Roman" w:cs="Times New Roman"/>
+          <w:b/>
+        </w:rPr>
+        <w:t>’</w:t>
+      </w:r>
+      <w:r>
+        <w:rPr>
+          <w:rFonts w:ascii="Times New Roman" w:hAnsi="Times New Roman" w:cs="Times New Roman" w:hint="eastAsia"/>
+          <w:b/>
+        </w:rPr>
+        <w:t>s activities</w:t>
+      </w:r>
+    </w:p>
+    <w:p>
+      <w:pPr>
+        <w:rPr>
+          <w:rFonts w:ascii="Times New Roman" w:hAnsi="Times New Roman" w:cs="Times New Roman" w:hint="eastAsia"/>
+        </w:rPr>
+      </w:pPr>
+      <w:r>
+        <w:rPr>
+          <w:noProof/>
+        </w:rPr>
+        <w:drawing>
+          <wp:inline distT="0" distB="0" distL="0" distR="0" wp14:anchorId="05C73BA7" wp14:editId="01F88F56">
+            <wp:extent cx="5274310" cy="3798846"/>
+            <wp:effectExtent l="0" t="0" r="2540" b="0"/>
+            <wp:docPr id="5" name="图片 5"/>
+            <wp:cNvGraphicFramePr>
+              <a:graphicFrameLocks xmlns:a="http://schemas.openxmlformats.org/drawingml/2006/main" noChangeAspect="1"/>
+            </wp:cNvGraphicFramePr>
+            <a:graphic xmlns:a="http://schemas.openxmlformats.org/drawingml/2006/main">
+              <a:graphicData uri="http://schemas.openxmlformats.org/drawingml/2006/picture">
+                <pic:pic xmlns:pic="http://schemas.openxmlformats.org/drawingml/2006/picture">
+                  <pic:nvPicPr>
+                    <pic:cNvPr id="0" name=""/>
+                    <pic:cNvPicPr/>
+                  </pic:nvPicPr>
+                  <pic:blipFill>
+                    <a:blip r:embed="rId22"/>
+                    <a:stretch>
+                      <a:fillRect/>
+                    </a:stretch>
+                  </pic:blipFill>
+                  <pic:spPr>
+                    <a:xfrm>
+                      <a:off x="0" y="0"/>
+                      <a:ext cx="5274310" cy="3798846"/>
+                    </a:xfrm>
+                    <a:prstGeom prst="rect">
+                      <a:avLst/>
+                    </a:prstGeom>
+                  </pic:spPr>
+                </pic:pic>
+              </a:graphicData>
+            </a:graphic>
+          </wp:inline>
+        </w:drawing>
+      </w:r>
+    </w:p>
+    <w:p>
+      <w:pPr>
+        <w:rPr>
+          <w:rFonts w:ascii="Times New Roman" w:hAnsi="Times New Roman" w:cs="Times New Roman" w:hint="eastAsia"/>
+          <w:b/>
+          <w:i/>
+        </w:rPr>
+      </w:pPr>
+      <w:r>
+        <w:rPr>
+          <w:rFonts w:ascii="Times New Roman" w:hAnsi="Times New Roman" w:cs="Times New Roman" w:hint="eastAsia"/>
+          <w:b/>
+          <w:i/>
+        </w:rPr>
+        <w:lastRenderedPageBreak/>
+        <w:t>My Report</w:t>
+      </w:r>
+    </w:p>
+    <w:p>
+      <w:pPr>
+        <w:rPr>
+          <w:rFonts w:ascii="Times New Roman" w:hAnsi="Times New Roman" w:cs="Times New Roman" w:hint="eastAsia"/>
+        </w:rPr>
+      </w:pPr>
+      <w:r>
+        <w:rPr>
+          <w:rFonts w:ascii="Times New Roman" w:hAnsi="Times New Roman" w:cs="Times New Roman" w:hint="eastAsia"/>
+        </w:rPr>
+        <w:t>The bar chart illustrates the time each week</w:t>
+      </w:r>
+      <w:r>
+        <w:rPr>
+          <w:rFonts w:ascii="Times New Roman" w:hAnsi="Times New Roman" w:cs="Times New Roman" w:hint="eastAsia"/>
+        </w:rPr>
+        <w:t xml:space="preserve"> teenagers spent</w:t>
+      </w:r>
+      <w:r>
+        <w:rPr>
+          <w:rFonts w:ascii="Times New Roman" w:hAnsi="Times New Roman" w:cs="Times New Roman" w:hint="eastAsia"/>
+        </w:rPr>
+        <w:t xml:space="preserve"> doing seven kinds of activities in Chester in</w:t>
+      </w:r>
+      <w:r>
+        <w:rPr>
+          <w:rFonts w:ascii="Times New Roman" w:hAnsi="Times New Roman" w:cs="Times New Roman" w:hint="eastAsia"/>
+        </w:rPr>
+        <w:t xml:space="preserve"> the</w:t>
+      </w:r>
+      <w:r>
+        <w:rPr>
+          <w:rFonts w:ascii="Times New Roman" w:hAnsi="Times New Roman" w:cs="Times New Roman" w:hint="eastAsia"/>
+        </w:rPr>
+        <w:t xml:space="preserve"> years between 2002 and 2007. Units are measured in hours.</w:t>
+      </w:r>
+    </w:p>
+    <w:p>
+      <w:pPr>
+        <w:rPr>
+          <w:rFonts w:ascii="Times New Roman" w:hAnsi="Times New Roman" w:cs="Times New Roman" w:hint="eastAsia"/>
+        </w:rPr>
+      </w:pPr>
+      <w:r>
+        <w:rPr>
+          <w:rFonts w:ascii="Times New Roman" w:hAnsi="Times New Roman" w:cs="Times New Roman" w:hint="eastAsia"/>
+        </w:rPr>
+        <w:t xml:space="preserve">Overall, </w:t>
+      </w:r>
+      <w:r>
+        <w:rPr>
+          <w:rFonts w:ascii="Times New Roman" w:hAnsi="Times New Roman" w:cs="Times New Roman" w:hint="eastAsia"/>
+        </w:rPr>
+        <w:t xml:space="preserve">during the given period, </w:t>
+      </w:r>
+      <w:r>
+        <w:rPr>
+          <w:rFonts w:ascii="Times New Roman" w:hAnsi="Times New Roman" w:cs="Times New Roman" w:hint="eastAsia"/>
+        </w:rPr>
+        <w:t xml:space="preserve">watching televison </w:t>
+      </w:r>
+      <w:r>
+        <w:rPr>
+          <w:rFonts w:ascii="Times New Roman" w:hAnsi="Times New Roman" w:cs="Times New Roman" w:hint="eastAsia"/>
+        </w:rPr>
+        <w:t>was the largest amount of time</w:t>
+      </w:r>
+      <w:r>
+        <w:rPr>
+          <w:rFonts w:ascii="Times New Roman" w:hAnsi="Times New Roman" w:cs="Times New Roman" w:hint="eastAsia"/>
+        </w:rPr>
+        <w:t xml:space="preserve">, while </w:t>
+      </w:r>
+      <w:r>
+        <w:rPr>
+          <w:rFonts w:ascii="Times New Roman" w:hAnsi="Times New Roman" w:cs="Times New Roman" w:hint="eastAsia"/>
+        </w:rPr>
+        <w:t xml:space="preserve">bowling consistently </w:t>
+      </w:r>
+      <w:r>
+        <w:rPr>
+          <w:rFonts w:ascii="Times New Roman" w:hAnsi="Times New Roman" w:cs="Times New Roman" w:hint="eastAsia"/>
+        </w:rPr>
+        <w:t xml:space="preserve">was </w:t>
+      </w:r>
+      <w:r>
+        <w:rPr>
+          <w:rFonts w:ascii="Times New Roman" w:hAnsi="Times New Roman" w:cs="Times New Roman" w:hint="eastAsia"/>
+        </w:rPr>
+        <w:t xml:space="preserve">the </w:t>
+      </w:r>
+      <w:r>
+        <w:rPr>
+          <w:rFonts w:ascii="Times New Roman" w:hAnsi="Times New Roman" w:cs="Times New Roman" w:hint="eastAsia"/>
+        </w:rPr>
+        <w:t>smallest</w:t>
+      </w:r>
+      <w:r>
+        <w:rPr>
+          <w:rFonts w:ascii="Times New Roman" w:hAnsi="Times New Roman" w:cs="Times New Roman" w:hint="eastAsia"/>
+        </w:rPr>
+        <w:t>.</w:t>
+      </w:r>
+      <w:r>
+        <w:rPr>
+          <w:rFonts w:ascii="Times New Roman" w:hAnsi="Times New Roman" w:cs="Times New Roman" w:hint="eastAsia"/>
+        </w:rPr>
+        <w:t xml:space="preserve"> </w:t>
+      </w:r>
+      <w:r>
+        <w:rPr>
+          <w:rFonts w:ascii="Times New Roman" w:hAnsi="Times New Roman" w:cs="Times New Roman" w:hint="eastAsia"/>
+        </w:rPr>
+        <w:t xml:space="preserve">The amount of time spent on  going pubs or discos, watching TV and shopping were increasing. Whereas, hours consumed on doing homework, doing sport and bowling gradually. </w:t>
+      </w:r>
+    </w:p>
+    <w:p>
+      <w:pPr>
+        <w:rPr>
+          <w:rFonts w:ascii="Times New Roman" w:hAnsi="Times New Roman" w:cs="Times New Roman" w:hint="eastAsia"/>
+        </w:rPr>
+      </w:pPr>
+      <w:r>
+        <w:rPr>
+          <w:rFonts w:ascii="Times New Roman" w:hAnsi="Times New Roman" w:cs="Times New Roman" w:hint="eastAsia"/>
+        </w:rPr>
+        <w:t xml:space="preserve">In terms of watching television, it took exactly 25 hours in the first two years and then the amount rised drastically in 2004 and 2005 by 5 hours a year; the figure reached to approximately 37 hours in the final year. </w:t>
+      </w:r>
+      <w:r>
+        <w:rPr>
+          <w:rFonts w:ascii="Times New Roman" w:hAnsi="Times New Roman" w:cs="Times New Roman" w:hint="eastAsia"/>
+        </w:rPr>
+        <w:t>To be contrast</w:t>
+      </w:r>
+      <w:r>
+        <w:rPr>
+          <w:rFonts w:ascii="Times New Roman" w:hAnsi="Times New Roman" w:cs="Times New Roman" w:hint="eastAsia"/>
+        </w:rPr>
+        <w:t xml:space="preserve">, they spent less than 5 hours on bowling in 2002 and the number dropped to only an hour in 2007. </w:t>
+      </w:r>
+    </w:p>
+    <w:p>
+      <w:pPr>
+        <w:rPr>
+          <w:rFonts w:ascii="Times New Roman" w:hAnsi="Times New Roman" w:cs="Times New Roman" w:hint="eastAsia"/>
+        </w:rPr>
+      </w:pPr>
+      <w:r>
+        <w:rPr>
+          <w:rFonts w:ascii="Times New Roman" w:hAnsi="Times New Roman" w:cs="Times New Roman" w:hint="eastAsia"/>
+        </w:rPr>
+        <w:t xml:space="preserve">Whereas, the hours spent on going to pubs or discos grew steadily from 2002 to 2004 and kept steady before it increased steeply to about 17.5 hours in 2007. </w:t>
+      </w:r>
+      <w:r>
+        <w:rPr>
+          <w:rFonts w:ascii="Times New Roman" w:hAnsi="Times New Roman" w:cs="Times New Roman" w:hint="eastAsia"/>
+        </w:rPr>
+        <w:t>Time cost on shopping was over 5 hours in 2002 and increased to 15 hours in the final year.</w:t>
+      </w:r>
+      <w:r>
+        <w:rPr>
+          <w:rFonts w:ascii="Times New Roman" w:hAnsi="Times New Roman" w:cs="Times New Roman" w:hint="eastAsia"/>
+        </w:rPr>
+        <w:t xml:space="preserve"> On the contrary, the amount of time spent on doing homework head downwards from 12 hourrs in 2002 to about 7 hours in 2007. </w:t>
+      </w:r>
+      <w:r>
+        <w:rPr>
+          <w:rFonts w:ascii="Times New Roman" w:hAnsi="Times New Roman" w:cs="Times New Roman" w:hint="eastAsia"/>
+        </w:rPr>
+        <w:t xml:space="preserve">It was the same with doing sport on which the time dropped from 10 hours in the first year to 2 hours in </w:t>
+      </w:r>
+      <w:r>
+        <w:rPr>
+          <w:rFonts w:ascii="Times New Roman" w:hAnsi="Times New Roman" w:cs="Times New Roman" w:hint="eastAsia"/>
+        </w:rPr>
+        <w:t>2007</w:t>
+      </w:r>
+      <w:r>
+        <w:rPr>
+          <w:rFonts w:ascii="Times New Roman" w:hAnsi="Times New Roman" w:cs="Times New Roman" w:hint="eastAsia"/>
+        </w:rPr>
+        <w:t xml:space="preserve">. </w:t>
+      </w:r>
+    </w:p>
+    <w:p>
+      <w:pPr>
+        <w:rPr>
+          <w:rFonts w:ascii="Times New Roman" w:hAnsi="Times New Roman" w:cs="Times New Roman"/>
+        </w:rPr>
+      </w:pPr>
+      <w:r>
+        <w:rPr>
+          <w:rFonts w:ascii="Times New Roman" w:hAnsi="Times New Roman" w:cs="Times New Roman" w:hint="eastAsia"/>
+        </w:rPr>
+        <w:t>* Too many words.</w:t>
+      </w:r>
+      <w:bookmarkStart w:id="0" w:name="_GoBack"/>
+      <w:bookmarkEnd w:id="0"/>
     </w:p>
     <w:sectPr>
       <w:pgSz w:w="11906" w:h="16838"/>
@@ -11091,7 +11373,7 @@
   <a:extraClrSchemeLst/>
   <a:extLst>
     <a:ext uri="{05A4C25C-085E-4340-85A3-A5531E510DB2}">
-      <thm15:themeFamily xmlns:thm15="http://schemas.microsoft.com/office/thememl/2012/main" xmlns="" name="Office Theme" id="{62F939B6-93AF-4DB8-9C6B-D6C7DFDC589F}" vid="{4A3C46E8-61CC-4603-A589-7422A47A8E4A}"/>
+      <thm15:themeFamily xmlns="" xmlns:thm15="http://schemas.microsoft.com/office/thememl/2012/main" name="Office Theme" id="{62F939B6-93AF-4DB8-9C6B-D6C7DFDC589F}" vid="{4A3C46E8-61CC-4603-A589-7422A47A8E4A}"/>
     </a:ext>
   </a:extLst>
 </a:theme>
@@ -11102,7 +11384,7 @@
 </file>
 
 <file path=customXml/itemProps1.xml><?xml version="1.0" encoding="utf-8"?>
-<ds:datastoreItem xmlns:ds="http://schemas.openxmlformats.org/officeDocument/2006/customXml" ds:itemID="{2D1D6743-80A9-4793-B30E-1E6ADC81C4C7}">
+<ds:datastoreItem xmlns:ds="http://schemas.openxmlformats.org/officeDocument/2006/customXml" ds:itemID="{99E15310-AF18-4902-95A5-A569DF415ED1}">
   <ds:schemaRefs>
     <ds:schemaRef ds:uri="http://schemas.openxmlformats.org/officeDocument/2006/bibliography"/>
   </ds:schemaRefs>

--- a/IELTS Notes/Writing Exercises and Analyses.docx
+++ b/IELTS Notes/Writing Exercises and Analyses.docx
@@ -1,6 +1,6 @@
 
 <file path=word/document.xml><?xml version="1.0" encoding="utf-8"?>
-<w:document xmlns:ve="http://schemas.openxmlformats.org/markup-compatibility/2006" xmlns:o="urn:schemas-microsoft-com:office:office" xmlns:r="http://schemas.openxmlformats.org/officeDocument/2006/relationships" xmlns:m="http://schemas.openxmlformats.org/officeDocument/2006/math" xmlns:v="urn:schemas-microsoft-com:vml" xmlns:wp="http://schemas.openxmlformats.org/drawingml/2006/wordprocessingDrawing" xmlns:w10="urn:schemas-microsoft-com:office:word" xmlns:w="http://schemas.openxmlformats.org/wordprocessingml/2006/main" xmlns:wne="http://schemas.microsoft.com/office/word/2006/wordml">
+<w:document xmlns:wpc="http://schemas.microsoft.com/office/word/2010/wordprocessingCanvas" xmlns:mc="http://schemas.openxmlformats.org/markup-compatibility/2006" xmlns:o="urn:schemas-microsoft-com:office:office" xmlns:r="http://schemas.openxmlformats.org/officeDocument/2006/relationships" xmlns:m="http://schemas.openxmlformats.org/officeDocument/2006/math" xmlns:v="urn:schemas-microsoft-com:vml" xmlns:wp14="http://schemas.microsoft.com/office/word/2010/wordprocessingDrawing" xmlns:wp="http://schemas.openxmlformats.org/drawingml/2006/wordprocessingDrawing" xmlns:w10="urn:schemas-microsoft-com:office:word" xmlns:w="http://schemas.openxmlformats.org/wordprocessingml/2006/main" xmlns:w14="http://schemas.microsoft.com/office/word/2010/wordml" xmlns:wpg="http://schemas.microsoft.com/office/word/2010/wordprocessingGroup" xmlns:wpi="http://schemas.microsoft.com/office/word/2010/wordprocessingInk" xmlns:wne="http://schemas.microsoft.com/office/word/2006/wordml" xmlns:wps="http://schemas.microsoft.com/office/word/2010/wordprocessingShape" mc:Ignorable="w14 wp14">
   <w:body>
     <w:p>
       <w:pPr>
@@ -154,17 +154,7 @@
           <w:sz w:val="28"/>
           <w:szCs w:val="28"/>
         </w:rPr>
-        <w:t xml:space="preserve"> </w:t>
-      </w:r>
-      <w:r>
-        <w:rPr>
-          <w:rFonts w:ascii="Times New Roman" w:hAnsi="Times New Roman" w:cs="Times New Roman" w:hint="eastAsia"/>
-          <w:b/>
-          <w:bCs/>
-          <w:sz w:val="28"/>
-          <w:szCs w:val="28"/>
-        </w:rPr>
-        <w:t xml:space="preserve">Bar Charts </w:t>
+        <w:t xml:space="preserve">, Bar Charts </w:t>
       </w:r>
     </w:p>
     <w:p>
@@ -176,10 +166,9 @@
       <w:r>
         <w:rPr>
           <w:noProof/>
-          <w:lang w:val="en-US"/>
         </w:rPr>
         <w:drawing>
-          <wp:inline distT="0" distB="0" distL="0" distR="0">
+          <wp:inline distT="0" distB="0" distL="0" distR="0" wp14:anchorId="08977292" wp14:editId="42CCB397">
             <wp:extent cx="3781425" cy="2907774"/>
             <wp:effectExtent l="0" t="0" r="0" b="6985"/>
             <wp:docPr id="861736387" name="Picture 1"/>
@@ -194,7 +183,7 @@
                     <pic:cNvPicPr/>
                   </pic:nvPicPr>
                   <pic:blipFill>
-                    <a:blip r:embed="rId8" cstate="print"/>
+                    <a:blip r:embed="rId9"/>
                     <a:stretch>
                       <a:fillRect/>
                     </a:stretch>
@@ -731,10 +720,9 @@
       <w:r>
         <w:rPr>
           <w:noProof/>
-          <w:lang w:val="en-US"/>
         </w:rPr>
         <w:drawing>
-          <wp:inline distT="0" distB="0" distL="0" distR="0">
+          <wp:inline distT="0" distB="0" distL="0" distR="0" wp14:anchorId="18EA0D2D" wp14:editId="66082D4B">
             <wp:extent cx="4057143" cy="2809524"/>
             <wp:effectExtent l="0" t="0" r="635" b="0"/>
             <wp:docPr id="474767891" name="Picture 1"/>
@@ -749,7 +737,7 @@
                     <pic:cNvPicPr/>
                   </pic:nvPicPr>
                   <pic:blipFill>
-                    <a:blip r:embed="rId9" cstate="print"/>
+                    <a:blip r:embed="rId10"/>
                     <a:stretch>
                       <a:fillRect/>
                     </a:stretch>
@@ -1801,10 +1789,9 @@
       <w:r>
         <w:rPr>
           <w:noProof/>
-          <w:lang w:val="en-US"/>
         </w:rPr>
         <w:drawing>
-          <wp:inline distT="0" distB="0" distL="0" distR="0">
+          <wp:inline distT="0" distB="0" distL="0" distR="0" wp14:anchorId="79B15416" wp14:editId="1C4FE0F3">
             <wp:extent cx="5274310" cy="2868295"/>
             <wp:effectExtent l="0" t="0" r="2540" b="8255"/>
             <wp:docPr id="71507775" name="图片 1"/>
@@ -1819,7 +1806,7 @@
                     <pic:cNvPicPr/>
                   </pic:nvPicPr>
                   <pic:blipFill>
-                    <a:blip r:embed="rId10" cstate="print"/>
+                    <a:blip r:embed="rId11"/>
                     <a:stretch>
                       <a:fillRect/>
                     </a:stretch>
@@ -2723,7 +2710,37 @@
         <w:rPr>
           <w:rFonts w:ascii="Times New Roman" w:hAnsi="Times New Roman" w:cs="Times New Roman" w:hint="eastAsia"/>
         </w:rPr>
-        <w:t xml:space="preserve"> is a noun in the introduction of the question, while it is a verb in this paragraph. Using muliple parts of speech of a word is encouraged and is paraphrase to some extent. </w:t>
+        <w:t xml:space="preserve"> is a noun in the introduction of the question, while it is a verb in this paragraph. Using mul</w:t>
+      </w:r>
+      <w:r>
+        <w:rPr>
+          <w:rFonts w:ascii="Times New Roman" w:hAnsi="Times New Roman" w:cs="Times New Roman" w:hint="eastAsia"/>
+        </w:rPr>
+        <w:t>t</w:t>
+      </w:r>
+      <w:r>
+        <w:rPr>
+          <w:rFonts w:ascii="Times New Roman" w:hAnsi="Times New Roman" w:cs="Times New Roman" w:hint="eastAsia"/>
+        </w:rPr>
+        <w:t xml:space="preserve">iple parts of speech </w:t>
+      </w:r>
+      <w:r>
+        <w:rPr>
+          <w:rFonts w:ascii="Times New Roman" w:hAnsi="Times New Roman" w:cs="Times New Roman" w:hint="eastAsia"/>
+        </w:rPr>
+        <w:t>in</w:t>
+      </w:r>
+      <w:r>
+        <w:rPr>
+          <w:rFonts w:ascii="Times New Roman" w:hAnsi="Times New Roman" w:cs="Times New Roman" w:hint="eastAsia"/>
+        </w:rPr>
+        <w:t xml:space="preserve"> a word is encouraged and </w:t>
+      </w:r>
+      <w:r>
+        <w:rPr>
+          <w:rFonts w:ascii="Times New Roman" w:hAnsi="Times New Roman" w:cs="Times New Roman" w:hint="eastAsia"/>
+        </w:rPr>
+        <w:t>can be considered a form of paraphrase to some extent.</w:t>
       </w:r>
     </w:p>
     <w:p>
@@ -2785,10 +2802,9 @@
         <w:rPr>
           <w:rFonts w:ascii="Times New Roman" w:hAnsi="Times New Roman" w:cs="Times New Roman" w:hint="eastAsia"/>
           <w:noProof/>
-          <w:lang w:val="en-US"/>
         </w:rPr>
         <w:drawing>
-          <wp:inline distT="0" distB="0" distL="0" distR="0">
+          <wp:inline distT="0" distB="0" distL="0" distR="0" wp14:anchorId="07D1F011" wp14:editId="1BF3646A">
             <wp:extent cx="3181350" cy="3173917"/>
             <wp:effectExtent l="19050" t="0" r="0" b="0"/>
             <wp:docPr id="4" name="图片 4"/>
@@ -2805,7 +2821,7 @@
                     </pic:cNvPicPr>
                   </pic:nvPicPr>
                   <pic:blipFill>
-                    <a:blip r:embed="rId11" cstate="print"/>
+                    <a:blip r:embed="rId12" cstate="print"/>
                     <a:srcRect/>
                     <a:stretch>
                       <a:fillRect/>
@@ -2859,13 +2875,7 @@
         <w:rPr>
           <w:rFonts w:ascii="Times New Roman" w:hAnsi="Times New Roman" w:cs="Times New Roman" w:hint="eastAsia"/>
         </w:rPr>
-        <w:t>Apparently, there is no need to paraphrase</w:t>
-      </w:r>
-      <w:r>
-        <w:rPr>
-          <w:rFonts w:ascii="Times New Roman" w:hAnsi="Times New Roman" w:cs="Times New Roman" w:hint="eastAsia"/>
-        </w:rPr>
-        <w:t xml:space="preserve"> the word </w:t>
+        <w:t xml:space="preserve">Apparently, there is no need to paraphrase the word </w:t>
       </w:r>
       <w:r>
         <w:rPr>
@@ -3055,37 +3065,7 @@
         <w:rPr>
           <w:rFonts w:ascii="Times New Roman" w:hAnsi="Times New Roman" w:cs="Times New Roman" w:hint="eastAsia"/>
         </w:rPr>
-        <w:t>The diagram illustrates</w:t>
-      </w:r>
-      <w:r>
-        <w:rPr>
-          <w:rFonts w:ascii="Times New Roman" w:hAnsi="Times New Roman" w:cs="Times New Roman" w:hint="eastAsia"/>
-        </w:rPr>
-        <w:t xml:space="preserve"> the</w:t>
-      </w:r>
-      <w:r>
-        <w:rPr>
-          <w:rFonts w:ascii="Times New Roman" w:hAnsi="Times New Roman" w:cs="Times New Roman" w:hint="eastAsia"/>
-        </w:rPr>
-        <w:t xml:space="preserve"> </w:t>
-      </w:r>
-      <w:r>
-        <w:rPr>
-          <w:rFonts w:ascii="Times New Roman" w:hAnsi="Times New Roman" w:cs="Times New Roman" w:hint="eastAsia"/>
-        </w:rPr>
-        <w:t xml:space="preserve"> phases (that)</w:t>
-      </w:r>
-      <w:r>
-        <w:rPr>
-          <w:rFonts w:ascii="Times New Roman" w:hAnsi="Times New Roman" w:cs="Times New Roman" w:hint="eastAsia"/>
-        </w:rPr>
-        <w:t xml:space="preserve"> a frog passes through </w:t>
-      </w:r>
-      <w:r>
-        <w:rPr>
-          <w:rFonts w:ascii="Times New Roman" w:hAnsi="Times New Roman" w:cs="Times New Roman" w:hint="eastAsia"/>
-        </w:rPr>
-        <w:t>during its life.</w:t>
+        <w:t>The diagram illustrates the  phases (that) a frog passes through during its life.</w:t>
       </w:r>
     </w:p>
     <w:p>
@@ -3103,56 +3083,32 @@
         <w:rPr>
           <w:rFonts w:ascii="Times New Roman" w:hAnsi="Times New Roman" w:cs="Times New Roman" w:hint="eastAsia"/>
         </w:rPr>
-        <w:t xml:space="preserve">The diagram illustrates </w:t>
-      </w:r>
-      <w:r>
-        <w:rPr>
-          <w:rFonts w:ascii="Times New Roman" w:hAnsi="Times New Roman" w:cs="Times New Roman" w:hint="eastAsia"/>
-        </w:rPr>
-        <w:t xml:space="preserve">the stages of development that a frog passes through during its lifetime. </w:t>
-      </w:r>
-    </w:p>
-    <w:p>
-      <w:pPr>
-        <w:rPr>
-          <w:rFonts w:ascii="Times New Roman" w:hAnsi="Times New Roman" w:cs="Times New Roman"/>
-        </w:rPr>
-      </w:pPr>
-      <w:r>
-        <w:rPr>
-          <w:rFonts w:ascii="Times New Roman" w:hAnsi="Times New Roman" w:cs="Times New Roman" w:hint="eastAsia"/>
-        </w:rPr>
-        <w:t xml:space="preserve">The third sentence is the best. It is not about the lenth of sentences, but </w:t>
-      </w:r>
-      <w:r>
-        <w:rPr>
-          <w:rFonts w:ascii="Times New Roman" w:hAnsi="Times New Roman" w:cs="Times New Roman" w:hint="eastAsia"/>
-        </w:rPr>
-        <w:t xml:space="preserve">how a </w:t>
-      </w:r>
-      <w:r>
-        <w:rPr>
-          <w:rFonts w:ascii="Times New Roman" w:hAnsi="Times New Roman" w:cs="Times New Roman" w:hint="eastAsia"/>
-        </w:rPr>
-        <w:t>precise and specific introduction</w:t>
-      </w:r>
-      <w:r>
-        <w:rPr>
-          <w:rFonts w:ascii="Times New Roman" w:hAnsi="Times New Roman" w:cs="Times New Roman" w:hint="eastAsia"/>
-        </w:rPr>
-        <w:t xml:space="preserve"> it is</w:t>
-      </w:r>
-      <w:r>
-        <w:rPr>
-          <w:rFonts w:ascii="Times New Roman" w:hAnsi="Times New Roman" w:cs="Times New Roman" w:hint="eastAsia"/>
-        </w:rPr>
-        <w:t>. Obviously, the last one is an</w:t>
-      </w:r>
-      <w:r>
-        <w:rPr>
-          <w:rFonts w:ascii="Times New Roman" w:hAnsi="Times New Roman" w:cs="Times New Roman" w:hint="eastAsia"/>
-        </w:rPr>
-        <w:t xml:space="preserve"> introduction which offers more detailed information and perhaps is given a higher band score.</w:t>
+        <w:t xml:space="preserve">The diagram illustrates the stages of development that a frog passes through during its lifetime. </w:t>
+      </w:r>
+    </w:p>
+    <w:p>
+      <w:pPr>
+        <w:rPr>
+          <w:rFonts w:ascii="Times New Roman" w:hAnsi="Times New Roman" w:cs="Times New Roman"/>
+        </w:rPr>
+      </w:pPr>
+      <w:r>
+        <w:rPr>
+          <w:rFonts w:ascii="Times New Roman" w:hAnsi="Times New Roman" w:cs="Times New Roman" w:hint="eastAsia"/>
+        </w:rPr>
+        <w:t>The third sentence is the best. It is not about the len</w:t>
+      </w:r>
+      <w:r>
+        <w:rPr>
+          <w:rFonts w:ascii="Times New Roman" w:hAnsi="Times New Roman" w:cs="Times New Roman" w:hint="eastAsia"/>
+        </w:rPr>
+        <w:t>g</w:t>
+      </w:r>
+      <w:r>
+        <w:rPr>
+          <w:rFonts w:ascii="Times New Roman" w:hAnsi="Times New Roman" w:cs="Times New Roman" w:hint="eastAsia"/>
+        </w:rPr>
+        <w:t>th of sentences, but how a precise and specific introduction it is. Obviously, the last one is an introduction which offers more detailed information and perhaps is given a higher band score.</w:t>
       </w:r>
     </w:p>
     <w:p>
@@ -3182,11 +3138,10 @@
         <w:rPr>
           <w:rFonts w:ascii="Times New Roman" w:hAnsi="Times New Roman" w:cs="Times New Roman" w:hint="eastAsia"/>
           <w:noProof/>
-          <w:lang w:val="en-US"/>
         </w:rPr>
         <w:lastRenderedPageBreak/>
         <w:drawing>
-          <wp:inline distT="0" distB="0" distL="0" distR="0">
+          <wp:inline distT="0" distB="0" distL="0" distR="0" wp14:anchorId="635FFEBD" wp14:editId="74BC7664">
             <wp:extent cx="3181350" cy="2717554"/>
             <wp:effectExtent l="19050" t="0" r="0" b="0"/>
             <wp:docPr id="1" name="图片 1"/>
@@ -3203,7 +3158,7 @@
                     </pic:cNvPicPr>
                   </pic:nvPicPr>
                   <pic:blipFill>
-                    <a:blip r:embed="rId12" cstate="print"/>
+                    <a:blip r:embed="rId13" cstate="print"/>
                     <a:srcRect/>
                     <a:stretch>
                       <a:fillRect/>
@@ -3252,20 +3207,14 @@
     <w:p>
       <w:pPr>
         <w:rPr>
-          <w:rFonts w:ascii="Times New Roman" w:hAnsi="Times New Roman" w:cs="Times New Roman" w:hint="eastAsia"/>
-        </w:rPr>
-      </w:pPr>
-      <w:r>
-        <w:rPr>
-          <w:rFonts w:ascii="Times New Roman" w:hAnsi="Times New Roman" w:cs="Times New Roman" w:hint="eastAsia"/>
-        </w:rPr>
-        <w:t>The diagram demonstrates the pro</w:t>
-      </w:r>
-      <w:r>
-        <w:rPr>
-          <w:rFonts w:ascii="Times New Roman" w:hAnsi="Times New Roman" w:cs="Times New Roman" w:hint="eastAsia"/>
-        </w:rPr>
-        <w:t xml:space="preserve">cess of </w:t>
+          <w:rFonts w:ascii="Times New Roman" w:hAnsi="Times New Roman" w:cs="Times New Roman"/>
+        </w:rPr>
+      </w:pPr>
+      <w:r>
+        <w:rPr>
+          <w:rFonts w:ascii="Times New Roman" w:hAnsi="Times New Roman" w:cs="Times New Roman" w:hint="eastAsia"/>
+        </w:rPr>
+        <w:t xml:space="preserve">The diagram demonstrates the process of </w:t>
       </w:r>
       <w:r>
         <w:rPr>
@@ -3278,13 +3227,7 @@
         <w:rPr>
           <w:rFonts w:ascii="Times New Roman" w:hAnsi="Times New Roman" w:cs="Times New Roman" w:hint="eastAsia"/>
         </w:rPr>
-        <w:t xml:space="preserve"> </w:t>
-      </w:r>
-      <w:r>
-        <w:rPr>
-          <w:rFonts w:ascii="Times New Roman" w:hAnsi="Times New Roman" w:cs="Times New Roman" w:hint="eastAsia"/>
-        </w:rPr>
-        <w:t xml:space="preserve">being </w:t>
+        <w:t xml:space="preserve"> being </w:t>
       </w:r>
       <w:r>
         <w:rPr>
@@ -3303,7 +3246,7 @@
     <w:p>
       <w:pPr>
         <w:rPr>
-          <w:rFonts w:ascii="Times New Roman" w:hAnsi="Times New Roman" w:cs="Times New Roman" w:hint="eastAsia"/>
+          <w:rFonts w:ascii="Times New Roman" w:hAnsi="Times New Roman" w:cs="Times New Roman"/>
         </w:rPr>
       </w:pPr>
       <w:r>
@@ -3332,7 +3275,7 @@
     <w:p>
       <w:pPr>
         <w:rPr>
-          <w:rFonts w:ascii="Times New Roman" w:hAnsi="Times New Roman" w:cs="Times New Roman" w:hint="eastAsia"/>
+          <w:rFonts w:ascii="Times New Roman" w:hAnsi="Times New Roman" w:cs="Times New Roman"/>
         </w:rPr>
       </w:pPr>
       <w:r>
@@ -3435,7 +3378,7 @@
     <w:p>
       <w:pPr>
         <w:rPr>
-          <w:rFonts w:ascii="Times New Roman" w:hAnsi="Times New Roman" w:cs="Times New Roman" w:hint="eastAsia"/>
+          <w:rFonts w:ascii="Times New Roman" w:hAnsi="Times New Roman" w:cs="Times New Roman"/>
         </w:rPr>
       </w:pPr>
       <w:r>
@@ -3450,7 +3393,7 @@
     <w:p>
       <w:pPr>
         <w:rPr>
-          <w:rFonts w:ascii="Times New Roman" w:hAnsi="Times New Roman" w:cs="Times New Roman" w:hint="eastAsia"/>
+          <w:rFonts w:ascii="Times New Roman" w:hAnsi="Times New Roman" w:cs="Times New Roman"/>
         </w:rPr>
       </w:pPr>
       <w:r>
@@ -3468,20 +3411,14 @@
           <w:numId w:val="5"/>
         </w:numPr>
         <w:rPr>
-          <w:rFonts w:ascii="Times New Roman" w:hAnsi="Times New Roman" w:cs="Times New Roman" w:hint="eastAsia"/>
-        </w:rPr>
-      </w:pPr>
-      <w:r>
-        <w:rPr>
-          <w:rFonts w:ascii="Times New Roman" w:hAnsi="Times New Roman" w:cs="Times New Roman" w:hint="eastAsia"/>
-        </w:rPr>
-        <w:t>Th</w:t>
-      </w:r>
-      <w:r>
-        <w:rPr>
-          <w:rFonts w:ascii="Times New Roman" w:hAnsi="Times New Roman" w:cs="Times New Roman" w:hint="eastAsia"/>
-        </w:rPr>
-        <w:t xml:space="preserve">e diagram illutrates </w:t>
+          <w:rFonts w:ascii="Times New Roman" w:hAnsi="Times New Roman" w:cs="Times New Roman"/>
+        </w:rPr>
+      </w:pPr>
+      <w:r>
+        <w:rPr>
+          <w:rFonts w:ascii="Times New Roman" w:hAnsi="Times New Roman" w:cs="Times New Roman" w:hint="eastAsia"/>
+        </w:rPr>
+        <w:t xml:space="preserve">The diagram illutrates </w:t>
       </w:r>
       <w:r>
         <w:rPr>
@@ -3505,7 +3442,7 @@
           <w:numId w:val="5"/>
         </w:numPr>
         <w:rPr>
-          <w:rFonts w:ascii="Times New Roman" w:hAnsi="Times New Roman" w:cs="Times New Roman" w:hint="eastAsia"/>
+          <w:rFonts w:ascii="Times New Roman" w:hAnsi="Times New Roman" w:cs="Times New Roman"/>
         </w:rPr>
       </w:pPr>
       <w:r>
@@ -3525,13 +3462,7 @@
         <w:rPr>
           <w:rFonts w:ascii="Times New Roman" w:hAnsi="Times New Roman" w:cs="Times New Roman" w:hint="eastAsia"/>
         </w:rPr>
-        <w:t xml:space="preserve"> of collecting rainwater</w:t>
-      </w:r>
-      <w:r>
-        <w:rPr>
-          <w:rFonts w:ascii="Times New Roman" w:hAnsi="Times New Roman" w:cs="Times New Roman" w:hint="eastAsia"/>
-        </w:rPr>
-        <w:t xml:space="preserve"> in order to use it for drinking water in a town in Australia.</w:t>
+        <w:t xml:space="preserve"> of collecting rainwater in order to use it for drinking water in a town in Australia.</w:t>
       </w:r>
     </w:p>
     <w:p>
@@ -3542,7 +3473,7 @@
           <w:numId w:val="5"/>
         </w:numPr>
         <w:rPr>
-          <w:rFonts w:ascii="Times New Roman" w:hAnsi="Times New Roman" w:cs="Times New Roman" w:hint="eastAsia"/>
+          <w:rFonts w:ascii="Times New Roman" w:hAnsi="Times New Roman" w:cs="Times New Roman"/>
         </w:rPr>
       </w:pPr>
       <w:r>
@@ -3573,7 +3504,7 @@
           <w:numId w:val="5"/>
         </w:numPr>
         <w:rPr>
-          <w:rFonts w:ascii="Times New Roman" w:hAnsi="Times New Roman" w:cs="Times New Roman" w:hint="eastAsia"/>
+          <w:rFonts w:ascii="Times New Roman" w:hAnsi="Times New Roman" w:cs="Times New Roman"/>
         </w:rPr>
       </w:pPr>
       <w:r>
@@ -3638,7 +3569,7 @@
     <w:p>
       <w:pPr>
         <w:rPr>
-          <w:rFonts w:ascii="Times New Roman" w:hAnsi="Times New Roman" w:cs="Times New Roman" w:hint="eastAsia"/>
+          <w:rFonts w:ascii="Times New Roman" w:hAnsi="Times New Roman" w:cs="Times New Roman"/>
           <w:i/>
         </w:rPr>
       </w:pPr>
@@ -3647,14 +3578,7 @@
           <w:rFonts w:ascii="Times New Roman" w:hAnsi="Times New Roman" w:cs="Times New Roman" w:hint="eastAsia"/>
           <w:i/>
         </w:rPr>
-        <w:t xml:space="preserve">These examples </w:t>
-      </w:r>
-      <w:r>
-        <w:rPr>
-          <w:rFonts w:ascii="Times New Roman" w:hAnsi="Times New Roman" w:cs="Times New Roman" w:hint="eastAsia"/>
-          <w:i/>
-        </w:rPr>
-        <w:t xml:space="preserve">below are more precise and specific and thus causes higher band scores; that proves the writer is an </w:t>
+        <w:t xml:space="preserve">These examples below are more precise and specific and thus causes higher band scores; that proves the writer is an </w:t>
       </w:r>
       <w:r>
         <w:rPr>
@@ -3672,7 +3596,7 @@
           <w:numId w:val="5"/>
         </w:numPr>
         <w:rPr>
-          <w:rFonts w:ascii="Times New Roman" w:hAnsi="Times New Roman" w:cs="Times New Roman" w:hint="eastAsia"/>
+          <w:rFonts w:ascii="Times New Roman" w:hAnsi="Times New Roman" w:cs="Times New Roman"/>
         </w:rPr>
       </w:pPr>
       <w:r>
@@ -3703,7 +3627,7 @@
           <w:numId w:val="5"/>
         </w:numPr>
         <w:rPr>
-          <w:rFonts w:ascii="Times New Roman" w:hAnsi="Times New Roman" w:cs="Times New Roman" w:hint="eastAsia"/>
+          <w:rFonts w:ascii="Times New Roman" w:hAnsi="Times New Roman" w:cs="Times New Roman"/>
         </w:rPr>
       </w:pPr>
       <w:r>
@@ -3744,7 +3668,7 @@
         <w:pStyle w:val="a6"/>
         <w:ind w:left="360"/>
         <w:rPr>
-          <w:rFonts w:ascii="Times New Roman" w:hAnsi="Times New Roman" w:cs="Times New Roman" w:hint="eastAsia"/>
+          <w:rFonts w:ascii="Times New Roman" w:hAnsi="Times New Roman" w:cs="Times New Roman"/>
         </w:rPr>
       </w:pPr>
       <w:r>
@@ -3793,7 +3717,7 @@
         <w:rPr>
           <w:rFonts w:ascii="Times New Roman" w:hAnsi="Times New Roman" w:cs="Times New Roman" w:hint="eastAsia"/>
         </w:rPr>
-        <w:t xml:space="preserve"> are more formal words.</w:t>
+        <w:t xml:space="preserve"> are formal words.</w:t>
       </w:r>
     </w:p>
     <w:p>
@@ -3908,10 +3832,9 @@
       <w:r>
         <w:rPr>
           <w:noProof/>
-          <w:lang w:val="en-US"/>
         </w:rPr>
         <w:drawing>
-          <wp:inline distT="0" distB="0" distL="0" distR="0">
+          <wp:inline distT="0" distB="0" distL="0" distR="0" wp14:anchorId="1C24B181" wp14:editId="5183DFF6">
             <wp:extent cx="2457450" cy="2505014"/>
             <wp:effectExtent l="0" t="0" r="0" b="0"/>
             <wp:docPr id="1797944744" name="Picture 1"/>
@@ -3926,7 +3849,7 @@
                     <pic:cNvPicPr/>
                   </pic:nvPicPr>
                   <pic:blipFill>
-                    <a:blip r:embed="rId13" cstate="print"/>
+                    <a:blip r:embed="rId14"/>
                     <a:stretch>
                       <a:fillRect/>
                     </a:stretch>
@@ -4083,19 +4006,40 @@
         <w:outlineLvl w:val="3"/>
         <w:rPr>
           <w:rFonts w:ascii="Times New Roman" w:hAnsi="Times New Roman" w:cs="Times New Roman"/>
-        </w:rPr>
-      </w:pPr>
-      <w:r>
-        <w:rPr>
-          <w:rFonts w:ascii="Times New Roman" w:hAnsi="Times New Roman" w:cs="Times New Roman" w:hint="eastAsia"/>
-        </w:rPr>
-        <w:t xml:space="preserve">2.1 </w:t>
-      </w:r>
-      <w:r>
-        <w:rPr>
-          <w:rFonts w:ascii="Times New Roman" w:hAnsi="Times New Roman" w:cs="Times New Roman" w:hint="eastAsia"/>
-        </w:rPr>
-        <w:t>Expenditure on consumer goods</w:t>
+          <w:b/>
+        </w:rPr>
+      </w:pPr>
+      <w:r>
+        <w:rPr>
+          <w:rFonts w:ascii="Times New Roman" w:hAnsi="Times New Roman" w:cs="Times New Roman" w:hint="eastAsia"/>
+          <w:b/>
+        </w:rPr>
+        <w:t>1</w:t>
+      </w:r>
+      <w:r>
+        <w:rPr>
+          <w:rFonts w:ascii="Times New Roman" w:hAnsi="Times New Roman" w:cs="Times New Roman" w:hint="eastAsia"/>
+          <w:b/>
+        </w:rPr>
+        <w:t xml:space="preserve">) </w:t>
+      </w:r>
+      <w:hyperlink r:id="rId15" w:history="1">
+        <w:r>
+          <w:rPr>
+            <w:rStyle w:val="ad"/>
+            <w:rFonts w:ascii="Times New Roman" w:hAnsi="Times New Roman" w:cs="Times New Roman" w:hint="eastAsia"/>
+            <w:b/>
+          </w:rPr>
+          <w:t>Expenditure on consumer goods</w:t>
+        </w:r>
+      </w:hyperlink>
+      <w:r>
+        <w:rPr>
+          <w:rStyle w:val="ad"/>
+          <w:rFonts w:ascii="Times New Roman" w:hAnsi="Times New Roman" w:cs="Times New Roman" w:hint="eastAsia"/>
+          <w:b/>
+        </w:rPr>
+        <w:t>(IELTS Liz)</w:t>
       </w:r>
     </w:p>
     <w:p>
@@ -4107,11 +4051,10 @@
       <w:r>
         <w:rPr>
           <w:noProof/>
-          <w:lang w:val="en-US"/>
         </w:rPr>
         <w:lastRenderedPageBreak/>
         <w:drawing>
-          <wp:inline distT="0" distB="0" distL="0" distR="0">
+          <wp:inline distT="0" distB="0" distL="0" distR="0" wp14:anchorId="5302CB52" wp14:editId="340AC23B">
             <wp:extent cx="5274310" cy="4173220"/>
             <wp:effectExtent l="0" t="0" r="2540" b="0"/>
             <wp:docPr id="468931374" name="Picture 1"/>
@@ -4126,7 +4069,7 @@
                     <pic:cNvPicPr/>
                   </pic:nvPicPr>
                   <pic:blipFill>
-                    <a:blip r:embed="rId14" cstate="print"/>
+                    <a:blip r:embed="rId16"/>
                     <a:stretch>
                       <a:fillRect/>
                     </a:stretch>
@@ -4151,6 +4094,31 @@
       <w:pPr>
         <w:rPr>
           <w:rFonts w:ascii="Times New Roman" w:hAnsi="Times New Roman" w:cs="Times New Roman"/>
+          <w:b/>
+          <w:i/>
+        </w:rPr>
+      </w:pPr>
+      <w:r>
+        <w:rPr>
+          <w:rFonts w:ascii="Times New Roman" w:hAnsi="Times New Roman" w:cs="Times New Roman" w:hint="eastAsia"/>
+          <w:b/>
+          <w:i/>
+        </w:rPr>
+        <w:t>My Report</w:t>
+      </w:r>
+      <w:r>
+        <w:rPr>
+          <w:rFonts w:ascii="Times New Roman" w:hAnsi="Times New Roman" w:cs="Times New Roman" w:hint="eastAsia"/>
+          <w:b/>
+          <w:i/>
+        </w:rPr>
+        <w:t xml:space="preserve"> 1</w:t>
+      </w:r>
+    </w:p>
+    <w:p>
+      <w:pPr>
+        <w:rPr>
+          <w:rFonts w:ascii="Times New Roman" w:hAnsi="Times New Roman" w:cs="Times New Roman"/>
         </w:rPr>
       </w:pPr>
       <w:r>
@@ -4207,7 +4175,20 @@
         <w:rPr>
           <w:rFonts w:ascii="Times New Roman" w:hAnsi="Times New Roman" w:cs="Times New Roman" w:hint="eastAsia"/>
         </w:rPr>
-        <w:t xml:space="preserve"> and the currency unit is pound sterling. </w:t>
+        <w:t xml:space="preserve"> and the currency unit is </w:t>
+      </w:r>
+      <w:r>
+        <w:rPr>
+          <w:rFonts w:ascii="Times New Roman" w:hAnsi="Times New Roman" w:cs="Times New Roman" w:hint="eastAsia"/>
+          <w:highlight w:val="yellow"/>
+        </w:rPr>
+        <w:t>pound</w:t>
+      </w:r>
+      <w:r>
+        <w:rPr>
+          <w:rFonts w:ascii="Times New Roman" w:hAnsi="Times New Roman" w:cs="Times New Roman" w:hint="eastAsia"/>
+        </w:rPr>
+        <w:t xml:space="preserve"> sterling. </w:t>
       </w:r>
     </w:p>
     <w:p>
@@ -4324,7 +4305,33 @@
         <w:rPr>
           <w:rFonts w:ascii="Times New Roman" w:hAnsi="Times New Roman" w:cs="Times New Roman" w:hint="eastAsia"/>
         </w:rPr>
-        <w:t>people in UK consume more these products than in France</w:t>
+        <w:t xml:space="preserve">people in UK </w:t>
+      </w:r>
+      <w:r>
+        <w:rPr>
+          <w:rFonts w:ascii="Times New Roman" w:hAnsi="Times New Roman" w:cs="Times New Roman" w:hint="eastAsia"/>
+          <w:highlight w:val="yellow"/>
+        </w:rPr>
+        <w:t>consume</w:t>
+      </w:r>
+      <w:r>
+        <w:rPr>
+          <w:rFonts w:ascii="Times New Roman" w:hAnsi="Times New Roman" w:cs="Times New Roman" w:hint="eastAsia"/>
+        </w:rPr>
+        <w:t xml:space="preserve"> more </w:t>
+      </w:r>
+      <w:r>
+        <w:rPr>
+          <w:rFonts w:ascii="Times New Roman" w:hAnsi="Times New Roman" w:cs="Times New Roman" w:hint="eastAsia"/>
+          <w:highlight w:val="yellow"/>
+        </w:rPr>
+        <w:t>these products</w:t>
+      </w:r>
+      <w:r>
+        <w:rPr>
+          <w:rFonts w:ascii="Times New Roman" w:hAnsi="Times New Roman" w:cs="Times New Roman" w:hint="eastAsia"/>
+        </w:rPr>
+        <w:t xml:space="preserve"> than in France</w:t>
       </w:r>
       <w:r>
         <w:rPr>
@@ -4394,7 +4401,25 @@
         <w:rPr>
           <w:rFonts w:ascii="Times New Roman" w:hAnsi="Times New Roman" w:cs="Times New Roman" w:hint="eastAsia"/>
         </w:rPr>
-        <w:t>t incorporate numbers in body paragraphs to support the theses or statement.</w:t>
+        <w:t xml:space="preserve">t incorporate </w:t>
+      </w:r>
+      <w:r>
+        <w:rPr>
+          <w:rFonts w:ascii="Times New Roman" w:hAnsi="Times New Roman" w:cs="Times New Roman" w:hint="eastAsia"/>
+        </w:rPr>
+        <w:t>statistics</w:t>
+      </w:r>
+      <w:r>
+        <w:rPr>
+          <w:rFonts w:ascii="Times New Roman" w:hAnsi="Times New Roman" w:cs="Times New Roman" w:hint="eastAsia"/>
+        </w:rPr>
+        <w:t>/data(numbers or dates if possible)</w:t>
+      </w:r>
+      <w:r>
+        <w:rPr>
+          <w:rFonts w:ascii="Times New Roman" w:hAnsi="Times New Roman" w:cs="Times New Roman" w:hint="eastAsia"/>
+        </w:rPr>
+        <w:t xml:space="preserve"> in body paragraphs to support the theses or statement.</w:t>
       </w:r>
     </w:p>
     <w:p>
@@ -4457,26 +4482,201 @@
           <w:rFonts w:ascii="Times New Roman" w:hAnsi="Times New Roman" w:cs="Times New Roman" w:hint="eastAsia"/>
         </w:rPr>
         <w:lastRenderedPageBreak/>
-        <w:t xml:space="preserve">3, The overview paragraph is not quite clear. It is better to summarise in three aspects which are British consuming more goods than French, </w:t>
-      </w:r>
-      <w:r>
-        <w:rPr>
-          <w:rFonts w:ascii="Times New Roman" w:hAnsi="Times New Roman" w:cs="Times New Roman" w:hint="eastAsia"/>
-        </w:rPr>
-        <w:t>both countries spending the most on cars and spending the least on perfume.</w:t>
-      </w:r>
-    </w:p>
-    <w:p>
-      <w:pPr>
-        <w:rPr>
-          <w:rFonts w:ascii="Times New Roman" w:hAnsi="Times New Roman" w:cs="Times New Roman"/>
-        </w:rPr>
-      </w:pPr>
-      <w:r>
-        <w:rPr>
-          <w:rFonts w:ascii="Times New Roman" w:hAnsi="Times New Roman" w:cs="Times New Roman" w:hint="eastAsia"/>
-        </w:rPr>
-        <w:t xml:space="preserve">4, For body paragraphs, there are two altenative ways to organise them logically. </w:t>
+        <w:t>3, The th</w:t>
+      </w:r>
+      <w:r>
+        <w:rPr>
+          <w:rFonts w:ascii="Times New Roman" w:hAnsi="Times New Roman" w:cs="Times New Roman" w:hint="eastAsia"/>
+        </w:rPr>
+        <w:t>ir</w:t>
+      </w:r>
+      <w:r>
+        <w:rPr>
+          <w:rFonts w:ascii="Times New Roman" w:hAnsi="Times New Roman" w:cs="Times New Roman" w:hint="eastAsia"/>
+        </w:rPr>
+        <w:t>d paragraph is not understandable since it is not</w:t>
+      </w:r>
+      <w:r>
+        <w:rPr>
+          <w:rFonts w:ascii="Times New Roman" w:hAnsi="Times New Roman" w:cs="Times New Roman" w:hint="eastAsia"/>
+        </w:rPr>
+        <w:t xml:space="preserve"> so logical that it</w:t>
+      </w:r>
+      <w:r>
+        <w:rPr>
+          <w:rFonts w:ascii="Times New Roman" w:hAnsi="Times New Roman" w:cs="Times New Roman" w:hint="eastAsia"/>
+        </w:rPr>
+        <w:t xml:space="preserve"> is difficult for readers to find out which is </w:t>
+      </w:r>
+      <w:r>
+        <w:rPr>
+          <w:rFonts w:ascii="Times New Roman" w:hAnsi="Times New Roman" w:cs="Times New Roman"/>
+        </w:rPr>
+        <w:t>“</w:t>
+      </w:r>
+      <w:r>
+        <w:rPr>
+          <w:rFonts w:ascii="Times New Roman" w:hAnsi="Times New Roman" w:cs="Times New Roman" w:hint="eastAsia"/>
+        </w:rPr>
+        <w:t>the former</w:t>
+      </w:r>
+      <w:r>
+        <w:rPr>
+          <w:rFonts w:ascii="Times New Roman" w:hAnsi="Times New Roman" w:cs="Times New Roman"/>
+        </w:rPr>
+        <w:t>”</w:t>
+      </w:r>
+      <w:r>
+        <w:rPr>
+          <w:rFonts w:ascii="Times New Roman" w:hAnsi="Times New Roman" w:cs="Times New Roman" w:hint="eastAsia"/>
+        </w:rPr>
+        <w:t xml:space="preserve"> or </w:t>
+      </w:r>
+      <w:r>
+        <w:rPr>
+          <w:rFonts w:ascii="Times New Roman" w:hAnsi="Times New Roman" w:cs="Times New Roman" w:hint="eastAsia"/>
+        </w:rPr>
+        <w:t xml:space="preserve">which </w:t>
+      </w:r>
+      <w:r>
+        <w:rPr>
+          <w:rFonts w:ascii="Times New Roman" w:hAnsi="Times New Roman" w:cs="Times New Roman" w:hint="eastAsia"/>
+        </w:rPr>
+        <w:t xml:space="preserve">is </w:t>
+      </w:r>
+      <w:r>
+        <w:rPr>
+          <w:rFonts w:ascii="Times New Roman" w:hAnsi="Times New Roman" w:cs="Times New Roman"/>
+        </w:rPr>
+        <w:t>“</w:t>
+      </w:r>
+      <w:r>
+        <w:rPr>
+          <w:rFonts w:ascii="Times New Roman" w:hAnsi="Times New Roman" w:cs="Times New Roman" w:hint="eastAsia"/>
+        </w:rPr>
+        <w:t>the rest</w:t>
+      </w:r>
+      <w:r>
+        <w:rPr>
+          <w:rFonts w:ascii="Times New Roman" w:hAnsi="Times New Roman" w:cs="Times New Roman"/>
+        </w:rPr>
+        <w:t>”</w:t>
+      </w:r>
+      <w:r>
+        <w:rPr>
+          <w:rFonts w:ascii="Times New Roman" w:hAnsi="Times New Roman" w:cs="Times New Roman" w:hint="eastAsia"/>
+        </w:rPr>
+        <w:t>.</w:t>
+      </w:r>
+    </w:p>
+    <w:p>
+      <w:pPr>
+        <w:rPr>
+          <w:rFonts w:ascii="Times New Roman" w:hAnsi="Times New Roman" w:cs="Times New Roman"/>
+        </w:rPr>
+      </w:pPr>
+      <w:r>
+        <w:rPr>
+          <w:rFonts w:ascii="Times New Roman" w:hAnsi="Times New Roman" w:cs="Times New Roman" w:hint="eastAsia"/>
+        </w:rPr>
+        <w:t>3, The overview paragraph is not quite clear. It is better to summarise in three aspects which are British consuming more goods than French</w:t>
+      </w:r>
+      <w:r>
+        <w:rPr>
+          <w:rFonts w:ascii="Times New Roman" w:hAnsi="Times New Roman" w:cs="Times New Roman" w:hint="eastAsia"/>
+        </w:rPr>
+        <w:t xml:space="preserve"> in total</w:t>
+      </w:r>
+      <w:r>
+        <w:rPr>
+          <w:rFonts w:ascii="Times New Roman" w:hAnsi="Times New Roman" w:cs="Times New Roman" w:hint="eastAsia"/>
+        </w:rPr>
+        <w:t xml:space="preserve">, </w:t>
+      </w:r>
+      <w:r>
+        <w:rPr>
+          <w:rFonts w:ascii="Times New Roman" w:hAnsi="Times New Roman" w:cs="Times New Roman" w:hint="eastAsia"/>
+        </w:rPr>
+        <w:t>both countries spent</w:t>
+      </w:r>
+      <w:r>
+        <w:rPr>
+          <w:rFonts w:ascii="Times New Roman" w:hAnsi="Times New Roman" w:cs="Times New Roman" w:hint="eastAsia"/>
+        </w:rPr>
+        <w:t xml:space="preserve"> the most </w:t>
+      </w:r>
+      <w:r>
+        <w:rPr>
+          <w:rFonts w:ascii="Times New Roman" w:hAnsi="Times New Roman" w:cs="Times New Roman" w:hint="eastAsia"/>
+        </w:rPr>
+        <w:t xml:space="preserve">money </w:t>
+      </w:r>
+      <w:r>
+        <w:rPr>
+          <w:rFonts w:ascii="Times New Roman" w:hAnsi="Times New Roman" w:cs="Times New Roman" w:hint="eastAsia"/>
+        </w:rPr>
+        <w:t xml:space="preserve">on cars and </w:t>
+      </w:r>
+      <w:r>
+        <w:rPr>
+          <w:rFonts w:ascii="Times New Roman" w:hAnsi="Times New Roman" w:cs="Times New Roman" w:hint="eastAsia"/>
+        </w:rPr>
+        <w:t xml:space="preserve">that </w:t>
+      </w:r>
+      <w:r>
+        <w:rPr>
+          <w:rFonts w:ascii="Times New Roman" w:hAnsi="Times New Roman" w:cs="Times New Roman" w:hint="eastAsia"/>
+        </w:rPr>
+        <w:t xml:space="preserve">France </w:t>
+      </w:r>
+      <w:r>
+        <w:rPr>
+          <w:rFonts w:ascii="Times New Roman" w:hAnsi="Times New Roman" w:cs="Times New Roman" w:hint="eastAsia"/>
+        </w:rPr>
+        <w:t>spent</w:t>
+      </w:r>
+      <w:r>
+        <w:rPr>
+          <w:rFonts w:ascii="Times New Roman" w:hAnsi="Times New Roman" w:cs="Times New Roman" w:hint="eastAsia"/>
+        </w:rPr>
+        <w:t xml:space="preserve"> the le</w:t>
+      </w:r>
+      <w:r>
+        <w:rPr>
+          <w:rFonts w:ascii="Times New Roman" w:hAnsi="Times New Roman" w:cs="Times New Roman" w:hint="eastAsia"/>
+        </w:rPr>
+        <w:t>ast on camera and UK on perfume</w:t>
+      </w:r>
+      <w:r>
+        <w:rPr>
+          <w:rFonts w:ascii="Times New Roman" w:hAnsi="Times New Roman" w:cs="Times New Roman" w:hint="eastAsia"/>
+        </w:rPr>
+        <w:t>.</w:t>
+      </w:r>
+    </w:p>
+    <w:p>
+      <w:pPr>
+        <w:rPr>
+          <w:rFonts w:ascii="Times New Roman" w:hAnsi="Times New Roman" w:cs="Times New Roman"/>
+        </w:rPr>
+      </w:pPr>
+      <w:r>
+        <w:rPr>
+          <w:rFonts w:ascii="Times New Roman" w:hAnsi="Times New Roman" w:cs="Times New Roman" w:hint="eastAsia"/>
+        </w:rPr>
+        <w:t>4, For body paragraphs, there are two altenative</w:t>
+      </w:r>
+      <w:r>
+        <w:rPr>
+          <w:rFonts w:ascii="Times New Roman" w:hAnsi="Times New Roman" w:cs="Times New Roman" w:hint="eastAsia"/>
+        </w:rPr>
+        <w:t>s</w:t>
+      </w:r>
+      <w:r>
+        <w:rPr>
+          <w:rFonts w:ascii="Times New Roman" w:hAnsi="Times New Roman" w:cs="Times New Roman" w:hint="eastAsia"/>
+        </w:rPr>
+        <w:t xml:space="preserve"> to organise them logically. </w:t>
       </w:r>
       <w:r>
         <w:rPr>
@@ -4518,26 +4718,39 @@
         <w:rPr>
           <w:rFonts w:ascii="Times New Roman" w:hAnsi="Times New Roman" w:cs="Times New Roman" w:hint="eastAsia"/>
         </w:rPr>
-        <w:t xml:space="preserve">The second is that cars, books and cameras are in one, and computers and perfume are in the other. </w:t>
-      </w:r>
-      <w:r>
-        <w:rPr>
-          <w:rFonts w:ascii="Times New Roman" w:hAnsi="Times New Roman" w:cs="Times New Roman" w:hint="eastAsia"/>
-        </w:rPr>
-        <w:t>Apparently, British spent more money on the former while French spent more on the latter.</w:t>
-      </w:r>
-      <w:r>
-        <w:rPr>
-          <w:rFonts w:ascii="Times New Roman" w:hAnsi="Times New Roman" w:cs="Times New Roman" w:hint="eastAsia"/>
-        </w:rPr>
-        <w:t xml:space="preserve"> </w:t>
-      </w:r>
-      <w:r>
-        <w:rPr>
-          <w:rFonts w:ascii="Times New Roman" w:hAnsi="Times New Roman" w:cs="Times New Roman"/>
-        </w:rPr>
-        <w:br/>
-      </w:r>
+        <w:t>The second is that cars, books and cameras are in one</w:t>
+      </w:r>
+      <w:r>
+        <w:rPr>
+          <w:rFonts w:ascii="Times New Roman" w:hAnsi="Times New Roman" w:cs="Times New Roman" w:hint="eastAsia"/>
+        </w:rPr>
+        <w:t xml:space="preserve"> body paragraph; British spent more money than French. </w:t>
+      </w:r>
+      <w:r>
+        <w:rPr>
+          <w:rFonts w:ascii="Times New Roman" w:hAnsi="Times New Roman" w:cs="Times New Roman" w:hint="eastAsia"/>
+        </w:rPr>
+        <w:t>Computers and perfume are in the other; French consumed more</w:t>
+      </w:r>
+      <w:r>
+        <w:rPr>
+          <w:rFonts w:ascii="Times New Roman" w:hAnsi="Times New Roman" w:cs="Times New Roman" w:hint="eastAsia"/>
+        </w:rPr>
+        <w:t xml:space="preserve"> of them</w:t>
+      </w:r>
+      <w:r>
+        <w:rPr>
+          <w:rFonts w:ascii="Times New Roman" w:hAnsi="Times New Roman" w:cs="Times New Roman" w:hint="eastAsia"/>
+        </w:rPr>
+        <w:t xml:space="preserve"> than British.</w:t>
+      </w:r>
+    </w:p>
+    <w:p>
+      <w:pPr>
+        <w:rPr>
+          <w:rFonts w:ascii="Times New Roman" w:hAnsi="Times New Roman" w:cs="Times New Roman"/>
+        </w:rPr>
+      </w:pPr>
       <w:r>
         <w:rPr>
           <w:rFonts w:ascii="Times New Roman" w:hAnsi="Times New Roman" w:cs="Times New Roman" w:hint="eastAsia"/>
@@ -4608,7 +4821,19 @@
         <w:rPr>
           <w:rFonts w:ascii="Times New Roman" w:hAnsi="Times New Roman" w:cs="Times New Roman" w:hint="eastAsia"/>
         </w:rPr>
-        <w:t xml:space="preserve">Currency unit is pound sterling. </w:t>
+        <w:t>Currency unit is pound</w:t>
+      </w:r>
+      <w:r>
+        <w:rPr>
+          <w:rFonts w:ascii="Times New Roman" w:hAnsi="Times New Roman" w:cs="Times New Roman" w:hint="eastAsia"/>
+        </w:rPr>
+        <w:t>s</w:t>
+      </w:r>
+      <w:r>
+        <w:rPr>
+          <w:rFonts w:ascii="Times New Roman" w:hAnsi="Times New Roman" w:cs="Times New Roman" w:hint="eastAsia"/>
+        </w:rPr>
+        <w:t xml:space="preserve"> sterling. </w:t>
       </w:r>
     </w:p>
     <w:p>
@@ -4639,7 +4864,19 @@
         <w:rPr>
           <w:rFonts w:ascii="Times New Roman" w:hAnsi="Times New Roman" w:cs="Times New Roman" w:hint="eastAsia"/>
         </w:rPr>
-        <w:t xml:space="preserve">expenditure in Britain was higher than in France. </w:t>
+        <w:t>expenditure in Britain was higher than</w:t>
+      </w:r>
+      <w:r>
+        <w:rPr>
+          <w:rFonts w:ascii="Times New Roman" w:hAnsi="Times New Roman" w:cs="Times New Roman" w:hint="eastAsia"/>
+        </w:rPr>
+        <w:t xml:space="preserve"> that</w:t>
+      </w:r>
+      <w:r>
+        <w:rPr>
+          <w:rFonts w:ascii="Times New Roman" w:hAnsi="Times New Roman" w:cs="Times New Roman" w:hint="eastAsia"/>
+        </w:rPr>
+        <w:t xml:space="preserve"> in France. </w:t>
       </w:r>
       <w:r>
         <w:rPr>
@@ -4706,13 +4943,56 @@
         <w:rPr>
           <w:rFonts w:ascii="Times New Roman" w:hAnsi="Times New Roman" w:cs="Times New Roman" w:hint="eastAsia"/>
         </w:rPr>
-        <w:t xml:space="preserve">400,00. </w:t>
-      </w:r>
-      <w:r>
-        <w:rPr>
-          <w:rFonts w:ascii="Times New Roman" w:hAnsi="Times New Roman" w:cs="Times New Roman" w:hint="eastAsia"/>
-        </w:rPr>
-        <w:t xml:space="preserve">Similiarly, the expenditure of books in UK was much higher than in France, which were slightly over </w:t>
+        <w:t>400,00</w:t>
+      </w:r>
+      <w:r>
+        <w:rPr>
+          <w:rFonts w:ascii="Times New Roman" w:hAnsi="Times New Roman" w:cs="Times New Roman" w:hint="eastAsia"/>
+        </w:rPr>
+        <w:t>0</w:t>
+      </w:r>
+      <w:r>
+        <w:rPr>
+          <w:rFonts w:ascii="Times New Roman" w:hAnsi="Times New Roman" w:cs="Times New Roman" w:hint="eastAsia"/>
+        </w:rPr>
+        <w:t xml:space="preserve">. </w:t>
+      </w:r>
+      <w:r>
+        <w:rPr>
+          <w:rFonts w:ascii="Times New Roman" w:hAnsi="Times New Roman" w:cs="Times New Roman" w:hint="eastAsia"/>
+        </w:rPr>
+        <w:t xml:space="preserve">Similiarly, the expenditure of books in UK was </w:t>
+      </w:r>
+      <w:r>
+        <w:rPr>
+          <w:rFonts w:ascii="Times New Roman" w:hAnsi="Times New Roman" w:cs="Times New Roman" w:hint="eastAsia"/>
+          <w:strike/>
+        </w:rPr>
+        <w:t>much</w:t>
+      </w:r>
+      <w:r>
+        <w:rPr>
+          <w:rFonts w:ascii="Times New Roman" w:hAnsi="Times New Roman" w:cs="Times New Roman" w:hint="eastAsia"/>
+        </w:rPr>
+        <w:t>(quite)</w:t>
+      </w:r>
+      <w:r>
+        <w:rPr>
+          <w:rFonts w:ascii="Times New Roman" w:hAnsi="Times New Roman" w:cs="Times New Roman" w:hint="eastAsia"/>
+        </w:rPr>
+        <w:t xml:space="preserve"> higher than</w:t>
+      </w:r>
+      <w:r>
+        <w:rPr>
+          <w:rFonts w:ascii="Times New Roman" w:hAnsi="Times New Roman" w:cs="Times New Roman" w:hint="eastAsia"/>
+        </w:rPr>
+        <w:t xml:space="preserve"> that </w:t>
+      </w:r>
+      <w:r>
+        <w:rPr>
+          <w:rFonts w:ascii="Times New Roman" w:hAnsi="Times New Roman" w:cs="Times New Roman" w:hint="eastAsia"/>
+        </w:rPr>
+        <w:t xml:space="preserve"> in France, which were slightly over </w:t>
       </w:r>
       <w:r>
         <w:rPr>
@@ -4724,7 +5004,19 @@
         <w:rPr>
           <w:rFonts w:ascii="Times New Roman" w:hAnsi="Times New Roman" w:cs="Times New Roman" w:hint="eastAsia"/>
         </w:rPr>
-        <w:t xml:space="preserve">400,00 and nearly </w:t>
+        <w:t>400,00</w:t>
+      </w:r>
+      <w:r>
+        <w:rPr>
+          <w:rFonts w:ascii="Times New Roman" w:hAnsi="Times New Roman" w:cs="Times New Roman" w:hint="eastAsia"/>
+        </w:rPr>
+        <w:t>0</w:t>
+      </w:r>
+      <w:r>
+        <w:rPr>
+          <w:rFonts w:ascii="Times New Roman" w:hAnsi="Times New Roman" w:cs="Times New Roman" w:hint="eastAsia"/>
+        </w:rPr>
+        <w:t xml:space="preserve"> and nearly </w:t>
       </w:r>
       <w:r>
         <w:rPr>
@@ -4842,13 +5134,34 @@
           <w:rFonts w:ascii="Times New Roman" w:hAnsi="Times New Roman" w:cs="Times New Roman" w:hint="eastAsia"/>
           <w:lang w:val="en-US"/>
         </w:rPr>
-        <w:t>350,00, which was more than it (</w:t>
-      </w:r>
-      <w:r>
-        <w:rPr>
-          <w:rFonts w:ascii="Times New Roman" w:hAnsi="Times New Roman" w:cs="Times New Roman"/>
+        <w:t>350,00</w:t>
+      </w:r>
+      <w:r>
+        <w:rPr>
+          <w:rFonts w:ascii="Times New Roman" w:hAnsi="Times New Roman" w:cs="Times New Roman" w:hint="eastAsia"/>
           <w:lang w:val="en-US"/>
         </w:rPr>
+        <w:t>0</w:t>
+      </w:r>
+      <w:r>
+        <w:rPr>
+          <w:rFonts w:ascii="Times New Roman" w:hAnsi="Times New Roman" w:cs="Times New Roman" w:hint="eastAsia"/>
+          <w:lang w:val="en-US"/>
+        </w:rPr>
+        <w:t>, which was more than that</w:t>
+      </w:r>
+      <w:r>
+        <w:rPr>
+          <w:rFonts w:ascii="Times New Roman" w:hAnsi="Times New Roman" w:cs="Times New Roman" w:hint="eastAsia"/>
+          <w:lang w:val="en-US"/>
+        </w:rPr>
+        <w:t xml:space="preserve"> (</w:t>
+      </w:r>
+      <w:r>
+        <w:rPr>
+          <w:rFonts w:ascii="Times New Roman" w:hAnsi="Times New Roman" w:cs="Times New Roman"/>
+          <w:lang w:val="en-US"/>
+        </w:rPr>
         <w:t>£</w:t>
       </w:r>
       <w:r>
@@ -4856,7 +5169,21 @@
           <w:rFonts w:ascii="Times New Roman" w:hAnsi="Times New Roman" w:cs="Times New Roman" w:hint="eastAsia"/>
           <w:lang w:val="en-US"/>
         </w:rPr>
-        <w:t xml:space="preserve">300,00) spent by </w:t>
+        <w:t>300,00</w:t>
+      </w:r>
+      <w:r>
+        <w:rPr>
+          <w:rFonts w:ascii="Times New Roman" w:hAnsi="Times New Roman" w:cs="Times New Roman" w:hint="eastAsia"/>
+          <w:lang w:val="en-US"/>
+        </w:rPr>
+        <w:t>0</w:t>
+      </w:r>
+      <w:r>
+        <w:rPr>
+          <w:rFonts w:ascii="Times New Roman" w:hAnsi="Times New Roman" w:cs="Times New Roman" w:hint="eastAsia"/>
+          <w:lang w:val="en-US"/>
+        </w:rPr>
+        <w:t xml:space="preserve">) spent by </w:t>
       </w:r>
       <w:r>
         <w:rPr>
@@ -4927,6 +5254,21 @@
           <w:szCs w:val="28"/>
         </w:rPr>
       </w:pPr>
+      <w:hyperlink r:id="rId17" w:history="1">
+        <w:r>
+          <w:rPr>
+            <w:rStyle w:val="ad"/>
+            <w:rFonts w:ascii="Times New Roman" w:hAnsi="Times New Roman" w:cs="Times New Roman" w:hint="eastAsia"/>
+            <w:b/>
+            <w:bCs/>
+            <w:i/>
+            <w:iCs/>
+            <w:sz w:val="28"/>
+            <w:szCs w:val="28"/>
+          </w:rPr>
+          <w:t>A model answer</w:t>
+        </w:r>
+      </w:hyperlink>
       <w:r>
         <w:rPr>
           <w:rFonts w:ascii="Times New Roman" w:hAnsi="Times New Roman" w:cs="Times New Roman" w:hint="eastAsia"/>
@@ -4937,7 +5279,7 @@
           <w:sz w:val="28"/>
           <w:szCs w:val="28"/>
         </w:rPr>
-        <w:t xml:space="preserve">A model answer </w:t>
+        <w:t xml:space="preserve"> </w:t>
       </w:r>
     </w:p>
     <w:p>
@@ -4949,11 +5291,10 @@
       <w:r>
         <w:rPr>
           <w:noProof/>
-          <w:lang w:val="en-US"/>
         </w:rPr>
         <w:lastRenderedPageBreak/>
         <w:drawing>
-          <wp:inline distT="0" distB="0" distL="0" distR="0">
+          <wp:inline distT="0" distB="0" distL="0" distR="0" wp14:anchorId="2E59417A" wp14:editId="1CA96D51">
             <wp:extent cx="5274310" cy="6368415"/>
             <wp:effectExtent l="0" t="0" r="2540" b="0"/>
             <wp:docPr id="255916285" name="Picture 1"/>
@@ -4968,7 +5309,7 @@
                     <pic:cNvPicPr/>
                   </pic:nvPicPr>
                   <pic:blipFill>
-                    <a:blip r:embed="rId15" cstate="print"/>
+                    <a:blip r:embed="rId18"/>
                     <a:stretch>
                       <a:fillRect/>
                     </a:stretch>
@@ -4996,6 +5337,3031 @@
         </w:rPr>
       </w:pPr>
     </w:p>
+    <w:p>
+      <w:pPr>
+        <w:rPr>
+          <w:rFonts w:ascii="Times New Roman" w:hAnsi="Times New Roman" w:cs="Times New Roman"/>
+          <w:b/>
+          <w:bCs/>
+          <w:i/>
+          <w:iCs/>
+        </w:rPr>
+      </w:pPr>
+      <w:r>
+        <w:rPr>
+          <w:rFonts w:ascii="Times New Roman" w:hAnsi="Times New Roman" w:cs="Times New Roman" w:hint="eastAsia"/>
+          <w:b/>
+          <w:bCs/>
+          <w:i/>
+          <w:iCs/>
+        </w:rPr>
+        <w:t>My Report 2</w:t>
+      </w:r>
+      <w:r>
+        <w:rPr>
+          <w:rFonts w:ascii="Times New Roman" w:hAnsi="Times New Roman" w:cs="Times New Roman" w:hint="eastAsia"/>
+          <w:b/>
+          <w:bCs/>
+          <w:i/>
+          <w:iCs/>
+        </w:rPr>
+        <w:t xml:space="preserve"> (adopting the first way mentioned in the 4</w:t>
+      </w:r>
+      <w:r>
+        <w:rPr>
+          <w:rFonts w:ascii="Times New Roman" w:hAnsi="Times New Roman" w:cs="Times New Roman" w:hint="eastAsia"/>
+          <w:b/>
+          <w:bCs/>
+          <w:i/>
+          <w:iCs/>
+          <w:vertAlign w:val="superscript"/>
+        </w:rPr>
+        <w:t>th</w:t>
+      </w:r>
+      <w:r>
+        <w:rPr>
+          <w:rFonts w:ascii="Times New Roman" w:hAnsi="Times New Roman" w:cs="Times New Roman" w:hint="eastAsia"/>
+          <w:b/>
+          <w:bCs/>
+          <w:i/>
+          <w:iCs/>
+        </w:rPr>
+        <w:t xml:space="preserve"> note above.)</w:t>
+      </w:r>
+    </w:p>
+    <w:p>
+      <w:pPr>
+        <w:rPr>
+          <w:rFonts w:ascii="Times New Roman" w:hAnsi="Times New Roman" w:cs="Times New Roman"/>
+        </w:rPr>
+      </w:pPr>
+      <w:r>
+        <w:rPr>
+          <w:rFonts w:ascii="Times New Roman" w:hAnsi="Times New Roman" w:cs="Times New Roman"/>
+        </w:rPr>
+        <w:t xml:space="preserve">The bar chart illustrates the money </w:t>
+      </w:r>
+      <w:r>
+        <w:rPr>
+          <w:rFonts w:ascii="Times New Roman" w:hAnsi="Times New Roman" w:cs="Times New Roman"/>
+          <w:highlight w:val="yellow"/>
+        </w:rPr>
+        <w:t>that British and French</w:t>
+      </w:r>
+      <w:r>
+        <w:rPr>
+          <w:rFonts w:ascii="Times New Roman" w:hAnsi="Times New Roman" w:cs="Times New Roman"/>
+        </w:rPr>
+        <w:t xml:space="preserve"> spent on cars, computers, books, perfume and cameras in 2010. Units are measured in </w:t>
+      </w:r>
+      <w:r>
+        <w:rPr>
+          <w:rFonts w:ascii="Times New Roman" w:hAnsi="Times New Roman" w:cs="Times New Roman"/>
+          <w:highlight w:val="yellow"/>
+        </w:rPr>
+        <w:t>pound sterling</w:t>
+      </w:r>
+      <w:r>
+        <w:rPr>
+          <w:rFonts w:ascii="Times New Roman" w:hAnsi="Times New Roman" w:cs="Times New Roman"/>
+        </w:rPr>
+        <w:t>.</w:t>
+      </w:r>
+    </w:p>
+    <w:p>
+      <w:pPr>
+        <w:rPr>
+          <w:rFonts w:ascii="Times New Roman" w:hAnsi="Times New Roman" w:cs="Times New Roman"/>
+        </w:rPr>
+      </w:pPr>
+      <w:r>
+        <w:rPr>
+          <w:rFonts w:ascii="Times New Roman" w:hAnsi="Times New Roman" w:cs="Times New Roman"/>
+          <w:highlight w:val="red"/>
+        </w:rPr>
+        <w:t>Generaly</w:t>
+      </w:r>
+      <w:r>
+        <w:rPr>
+          <w:rFonts w:ascii="Times New Roman" w:hAnsi="Times New Roman" w:cs="Times New Roman" w:hint="eastAsia"/>
+        </w:rPr>
+        <w:t>[</w:t>
+      </w:r>
+      <w:r>
+        <w:rPr>
+          <w:rFonts w:ascii="Times New Roman" w:hAnsi="Times New Roman" w:cs="Times New Roman" w:hint="eastAsia"/>
+          <w:highlight w:val="green"/>
+        </w:rPr>
+        <w:t>Generally</w:t>
+      </w:r>
+      <w:r>
+        <w:rPr>
+          <w:rFonts w:ascii="Times New Roman" w:hAnsi="Times New Roman" w:cs="Times New Roman" w:hint="eastAsia"/>
+        </w:rPr>
+        <w:t>]</w:t>
+      </w:r>
+      <w:r>
+        <w:rPr>
+          <w:rFonts w:ascii="Times New Roman" w:hAnsi="Times New Roman" w:cs="Times New Roman"/>
+        </w:rPr>
+        <w:t xml:space="preserve">, Britain consumed more than France in total. Both countries spent the most money on cars. Whereas, the least </w:t>
+      </w:r>
+      <w:r>
+        <w:rPr>
+          <w:rFonts w:ascii="Times New Roman" w:hAnsi="Times New Roman" w:cs="Times New Roman"/>
+          <w:highlight w:val="red"/>
+        </w:rPr>
+        <w:t>amout</w:t>
+      </w:r>
+      <w:r>
+        <w:rPr>
+          <w:rFonts w:ascii="Times New Roman" w:hAnsi="Times New Roman" w:cs="Times New Roman" w:hint="eastAsia"/>
+        </w:rPr>
+        <w:t>[</w:t>
+      </w:r>
+      <w:r>
+        <w:rPr>
+          <w:rFonts w:ascii="Times New Roman" w:hAnsi="Times New Roman" w:cs="Times New Roman" w:hint="eastAsia"/>
+          <w:highlight w:val="green"/>
+        </w:rPr>
+        <w:t>amount</w:t>
+      </w:r>
+      <w:r>
+        <w:rPr>
+          <w:rFonts w:ascii="Times New Roman" w:hAnsi="Times New Roman" w:cs="Times New Roman" w:hint="eastAsia"/>
+        </w:rPr>
+        <w:t>]</w:t>
+      </w:r>
+      <w:r>
+        <w:rPr>
+          <w:rFonts w:ascii="Times New Roman" w:hAnsi="Times New Roman" w:cs="Times New Roman"/>
+        </w:rPr>
+        <w:t xml:space="preserve"> of money was spent </w:t>
+      </w:r>
+      <w:r>
+        <w:rPr>
+          <w:rFonts w:ascii="Times New Roman" w:hAnsi="Times New Roman" w:cs="Times New Roman"/>
+          <w:highlight w:val="yellow"/>
+        </w:rPr>
+        <w:t>on perfume in UK</w:t>
+      </w:r>
+      <w:r>
+        <w:rPr>
+          <w:rFonts w:ascii="Times New Roman" w:hAnsi="Times New Roman" w:cs="Times New Roman"/>
+        </w:rPr>
+        <w:t xml:space="preserve">  while on camera in France. In addition, the most significant difference </w:t>
+      </w:r>
+      <w:r>
+        <w:rPr>
+          <w:rFonts w:ascii="Times New Roman" w:hAnsi="Times New Roman" w:cs="Times New Roman"/>
+          <w:highlight w:val="yellow"/>
+        </w:rPr>
+        <w:t>between two countries</w:t>
+      </w:r>
+      <w:r>
+        <w:rPr>
+          <w:rFonts w:ascii="Times New Roman" w:hAnsi="Times New Roman" w:cs="Times New Roman"/>
+        </w:rPr>
+        <w:t xml:space="preserve"> was </w:t>
+      </w:r>
+      <w:r>
+        <w:rPr>
+          <w:rFonts w:ascii="Times New Roman" w:hAnsi="Times New Roman" w:cs="Times New Roman"/>
+          <w:highlight w:val="yellow"/>
+        </w:rPr>
+        <w:t>in</w:t>
+      </w:r>
+      <w:r>
+        <w:rPr>
+          <w:rFonts w:ascii="Times New Roman" w:hAnsi="Times New Roman" w:cs="Times New Roman"/>
+        </w:rPr>
+        <w:t xml:space="preserve"> the consumption of cameras. </w:t>
+      </w:r>
+    </w:p>
+    <w:p>
+      <w:pPr>
+        <w:rPr>
+          <w:rFonts w:ascii="Times New Roman" w:hAnsi="Times New Roman" w:cs="Times New Roman"/>
+        </w:rPr>
+      </w:pPr>
+      <w:r>
+        <w:rPr>
+          <w:rFonts w:ascii="Times New Roman" w:hAnsi="Times New Roman" w:cs="Times New Roman"/>
+        </w:rPr>
+        <w:lastRenderedPageBreak/>
+        <w:t xml:space="preserve">In terms of cars, the amount of money spent by British was just over £450,000 and </w:t>
+      </w:r>
+      <w:r>
+        <w:rPr>
+          <w:rFonts w:ascii="Times New Roman" w:hAnsi="Times New Roman" w:cs="Times New Roman" w:hint="eastAsia"/>
+        </w:rPr>
+        <w:t xml:space="preserve">that </w:t>
+      </w:r>
+      <w:r>
+        <w:rPr>
+          <w:rFonts w:ascii="Times New Roman" w:hAnsi="Times New Roman" w:cs="Times New Roman"/>
+        </w:rPr>
+        <w:t xml:space="preserve">of French was exactly £400,000. Britain spent less than £150,000 on perfume </w:t>
+      </w:r>
+      <w:r>
+        <w:rPr>
+          <w:rFonts w:ascii="Times New Roman" w:hAnsi="Times New Roman" w:cs="Times New Roman"/>
+          <w:highlight w:val="yellow"/>
+        </w:rPr>
+        <w:t>compared £200,000</w:t>
+      </w:r>
+      <w:r>
+        <w:rPr>
+          <w:rFonts w:ascii="Times New Roman" w:hAnsi="Times New Roman" w:cs="Times New Roman"/>
+        </w:rPr>
+        <w:t xml:space="preserve"> in France. Whereas</w:t>
+      </w:r>
+      <w:r>
+        <w:rPr>
+          <w:rFonts w:ascii="Times New Roman" w:hAnsi="Times New Roman" w:cs="Times New Roman"/>
+        </w:rPr>
+        <w:t>,</w:t>
+      </w:r>
+      <w:r>
+        <w:rPr>
+          <w:rFonts w:ascii="Times New Roman" w:hAnsi="Times New Roman" w:cs="Times New Roman" w:hint="eastAsia"/>
+        </w:rPr>
+        <w:t xml:space="preserve"> </w:t>
+      </w:r>
+      <w:r>
+        <w:rPr>
+          <w:rFonts w:ascii="Times New Roman" w:hAnsi="Times New Roman" w:cs="Times New Roman"/>
+        </w:rPr>
+        <w:t xml:space="preserve">there was a sharp contrast in the expenditure of cameras; consumers in UK spent </w:t>
+      </w:r>
+      <w:r>
+        <w:rPr>
+          <w:rFonts w:ascii="Times New Roman" w:hAnsi="Times New Roman" w:cs="Times New Roman"/>
+          <w:strike/>
+          <w:highlight w:val="darkGray"/>
+        </w:rPr>
+        <w:t>a little bit</w:t>
+      </w:r>
+      <w:r>
+        <w:rPr>
+          <w:rFonts w:ascii="Times New Roman" w:hAnsi="Times New Roman" w:cs="Times New Roman" w:hint="eastAsia"/>
+          <w:highlight w:val="green"/>
+        </w:rPr>
+        <w:t>[</w:t>
+      </w:r>
+      <w:r>
+        <w:rPr>
+          <w:rFonts w:ascii="Times New Roman" w:hAnsi="Times New Roman" w:cs="Times New Roman" w:hint="eastAsia"/>
+          <w:highlight w:val="green"/>
+        </w:rPr>
+        <w:t>just</w:t>
+      </w:r>
+      <w:r>
+        <w:rPr>
+          <w:rFonts w:ascii="Times New Roman" w:hAnsi="Times New Roman" w:cs="Times New Roman" w:hint="eastAsia"/>
+        </w:rPr>
+        <w:t>]</w:t>
+      </w:r>
+      <w:r>
+        <w:rPr>
+          <w:rFonts w:ascii="Times New Roman" w:hAnsi="Times New Roman" w:cs="Times New Roman"/>
+        </w:rPr>
+        <w:t xml:space="preserve"> more than £350,000 which was as more than two times as the amount (£150,000) in France.</w:t>
+      </w:r>
+    </w:p>
+    <w:p>
+      <w:pPr>
+        <w:rPr>
+          <w:rFonts w:ascii="Times New Roman" w:hAnsi="Times New Roman" w:cs="Times New Roman"/>
+        </w:rPr>
+      </w:pPr>
+      <w:r>
+        <w:rPr>
+          <w:rFonts w:ascii="Times New Roman" w:hAnsi="Times New Roman" w:cs="Times New Roman"/>
+        </w:rPr>
+        <w:t>For computers, it cost</w:t>
+      </w:r>
+      <w:r>
+        <w:rPr>
+          <w:rFonts w:ascii="Times New Roman" w:hAnsi="Times New Roman" w:cs="Times New Roman" w:hint="eastAsia"/>
+        </w:rPr>
+        <w:t>(</w:t>
+      </w:r>
+      <w:r>
+        <w:rPr>
+          <w:rFonts w:ascii="Times New Roman" w:hAnsi="Times New Roman" w:cs="Times New Roman" w:hint="eastAsia"/>
+          <w:highlight w:val="green"/>
+        </w:rPr>
+        <w:t>s</w:t>
+      </w:r>
+      <w:r>
+        <w:rPr>
+          <w:rFonts w:ascii="Times New Roman" w:hAnsi="Times New Roman" w:cs="Times New Roman" w:hint="eastAsia"/>
+        </w:rPr>
+        <w:t>)</w:t>
+      </w:r>
+      <w:r>
+        <w:rPr>
+          <w:rFonts w:ascii="Times New Roman" w:hAnsi="Times New Roman" w:cs="Times New Roman"/>
+        </w:rPr>
+        <w:t xml:space="preserve"> British </w:t>
+      </w:r>
+      <w:r>
+        <w:rPr>
+          <w:rFonts w:ascii="Times New Roman" w:hAnsi="Times New Roman" w:cs="Times New Roman"/>
+          <w:highlight w:val="red"/>
+        </w:rPr>
+        <w:t>cosumers</w:t>
+      </w:r>
+      <w:r>
+        <w:rPr>
+          <w:rFonts w:ascii="Times New Roman" w:hAnsi="Times New Roman" w:cs="Times New Roman" w:hint="eastAsia"/>
+        </w:rPr>
+        <w:t>[</w:t>
+      </w:r>
+      <w:r>
+        <w:rPr>
+          <w:rFonts w:ascii="Times New Roman" w:hAnsi="Times New Roman" w:cs="Times New Roman" w:hint="eastAsia"/>
+          <w:highlight w:val="green"/>
+        </w:rPr>
+        <w:t>consumers</w:t>
+      </w:r>
+      <w:r>
+        <w:rPr>
+          <w:rFonts w:ascii="Times New Roman" w:hAnsi="Times New Roman" w:cs="Times New Roman" w:hint="eastAsia"/>
+        </w:rPr>
+        <w:t>]</w:t>
+      </w:r>
+      <w:r>
+        <w:rPr>
+          <w:rFonts w:ascii="Times New Roman" w:hAnsi="Times New Roman" w:cs="Times New Roman"/>
+        </w:rPr>
+        <w:t xml:space="preserve"> </w:t>
+      </w:r>
+      <w:r>
+        <w:rPr>
+          <w:rFonts w:ascii="Times New Roman" w:hAnsi="Times New Roman" w:cs="Times New Roman"/>
+        </w:rPr>
+        <w:t xml:space="preserve">about £375,000 and French £300,000. </w:t>
+      </w:r>
+      <w:r>
+        <w:rPr>
+          <w:rFonts w:ascii="Times New Roman" w:hAnsi="Times New Roman" w:cs="Times New Roman"/>
+          <w:highlight w:val="yellow"/>
+        </w:rPr>
+        <w:t xml:space="preserve">People in </w:t>
+      </w:r>
+      <w:r>
+        <w:rPr>
+          <w:rFonts w:ascii="Times New Roman" w:hAnsi="Times New Roman" w:cs="Times New Roman" w:hint="eastAsia"/>
+          <w:highlight w:val="yellow"/>
+        </w:rPr>
+        <w:t>[</w:t>
+      </w:r>
+      <w:r>
+        <w:rPr>
+          <w:rFonts w:ascii="Times New Roman" w:hAnsi="Times New Roman" w:cs="Times New Roman" w:hint="eastAsia"/>
+          <w:highlight w:val="green"/>
+        </w:rPr>
+        <w:t>the</w:t>
+      </w:r>
+      <w:r>
+        <w:rPr>
+          <w:rFonts w:ascii="Times New Roman" w:hAnsi="Times New Roman" w:cs="Times New Roman" w:hint="eastAsia"/>
+          <w:highlight w:val="yellow"/>
+        </w:rPr>
+        <w:t>]</w:t>
+      </w:r>
+      <w:r>
+        <w:rPr>
+          <w:rFonts w:ascii="Times New Roman" w:hAnsi="Times New Roman" w:cs="Times New Roman"/>
+          <w:highlight w:val="yellow"/>
+        </w:rPr>
+        <w:t>UK spent around £400,000 on books while those in France spent £300,000.</w:t>
+      </w:r>
+    </w:p>
+    <w:p>
+      <w:pPr>
+        <w:rPr>
+          <w:rFonts w:ascii="Times New Roman" w:hAnsi="Times New Roman" w:cs="Times New Roman"/>
+          <w:b/>
+          <w:i/>
+        </w:rPr>
+      </w:pPr>
+      <w:r>
+        <w:rPr>
+          <w:rFonts w:ascii="Times New Roman" w:hAnsi="Times New Roman" w:cs="Times New Roman" w:hint="eastAsia"/>
+          <w:b/>
+          <w:i/>
+        </w:rPr>
+        <w:t>Errors and mistakes in my repo</w:t>
+      </w:r>
+      <w:r>
+        <w:rPr>
+          <w:rFonts w:ascii="Times New Roman" w:hAnsi="Times New Roman" w:cs="Times New Roman" w:hint="eastAsia"/>
+          <w:b/>
+          <w:i/>
+        </w:rPr>
+        <w:t>r</w:t>
+      </w:r>
+      <w:r>
+        <w:rPr>
+          <w:rFonts w:ascii="Times New Roman" w:hAnsi="Times New Roman" w:cs="Times New Roman" w:hint="eastAsia"/>
+          <w:b/>
+          <w:i/>
+        </w:rPr>
+        <w:t>t 2</w:t>
+      </w:r>
+    </w:p>
+    <w:p>
+      <w:pPr>
+        <w:pStyle w:val="a6"/>
+        <w:numPr>
+          <w:ilvl w:val="0"/>
+          <w:numId w:val="6"/>
+        </w:numPr>
+        <w:rPr>
+          <w:rFonts w:ascii="Times New Roman" w:hAnsi="Times New Roman" w:cs="Times New Roman"/>
+        </w:rPr>
+      </w:pPr>
+      <w:r>
+        <w:rPr>
+          <w:rFonts w:ascii="Times New Roman" w:hAnsi="Times New Roman" w:cs="Times New Roman"/>
+        </w:rPr>
+        <w:t>“</w:t>
+      </w:r>
+      <w:r>
+        <w:rPr>
+          <w:rFonts w:ascii="Times New Roman" w:hAnsi="Times New Roman" w:cs="Times New Roman" w:hint="eastAsia"/>
+        </w:rPr>
+        <w:t>that British and French...</w:t>
+      </w:r>
+      <w:r>
+        <w:rPr>
+          <w:rFonts w:ascii="Times New Roman" w:hAnsi="Times New Roman" w:cs="Times New Roman"/>
+        </w:rPr>
+        <w:t>”</w:t>
+      </w:r>
+      <w:r>
+        <w:rPr>
+          <w:rFonts w:ascii="Times New Roman" w:hAnsi="Times New Roman" w:cs="Times New Roman" w:hint="eastAsia"/>
+        </w:rPr>
+        <w:t xml:space="preserve"> -&gt; that </w:t>
+      </w:r>
+      <w:r>
+        <w:rPr>
+          <w:rFonts w:ascii="Times New Roman" w:hAnsi="Times New Roman" w:cs="Times New Roman" w:hint="eastAsia"/>
+          <w:highlight w:val="green"/>
+        </w:rPr>
+        <w:t>the</w:t>
+      </w:r>
+      <w:r>
+        <w:rPr>
+          <w:rFonts w:ascii="Times New Roman" w:hAnsi="Times New Roman" w:cs="Times New Roman" w:hint="eastAsia"/>
+        </w:rPr>
+        <w:t xml:space="preserve"> British...</w:t>
+      </w:r>
+    </w:p>
+    <w:p>
+      <w:pPr>
+        <w:pStyle w:val="a6"/>
+        <w:numPr>
+          <w:ilvl w:val="0"/>
+          <w:numId w:val="6"/>
+        </w:numPr>
+        <w:rPr>
+          <w:rFonts w:ascii="Times New Roman" w:hAnsi="Times New Roman" w:cs="Times New Roman"/>
+        </w:rPr>
+      </w:pPr>
+      <w:r>
+        <w:rPr>
+          <w:rFonts w:ascii="Times New Roman" w:hAnsi="Times New Roman" w:cs="Times New Roman" w:hint="eastAsia"/>
+        </w:rPr>
+        <w:t xml:space="preserve">pounds sterling: </w:t>
+      </w:r>
+      <w:r>
+        <w:rPr>
+          <w:rFonts w:ascii="Times New Roman" w:hAnsi="Times New Roman" w:cs="Times New Roman"/>
+        </w:rPr>
+        <w:t>“</w:t>
+      </w:r>
+      <w:r>
+        <w:rPr>
+          <w:rFonts w:ascii="Times New Roman" w:hAnsi="Times New Roman" w:cs="Times New Roman" w:hint="eastAsia"/>
+        </w:rPr>
+        <w:t>pounds</w:t>
+      </w:r>
+      <w:r>
+        <w:rPr>
+          <w:rFonts w:ascii="Times New Roman" w:hAnsi="Times New Roman" w:cs="Times New Roman"/>
+        </w:rPr>
+        <w:t>”</w:t>
+      </w:r>
+      <w:r>
+        <w:rPr>
+          <w:rFonts w:ascii="Times New Roman" w:hAnsi="Times New Roman" w:cs="Times New Roman" w:hint="eastAsia"/>
+        </w:rPr>
+        <w:t xml:space="preserve"> is plural.</w:t>
+      </w:r>
+    </w:p>
+    <w:p>
+      <w:pPr>
+        <w:pStyle w:val="a6"/>
+        <w:numPr>
+          <w:ilvl w:val="0"/>
+          <w:numId w:val="6"/>
+        </w:numPr>
+        <w:rPr>
+          <w:rFonts w:ascii="Times New Roman" w:hAnsi="Times New Roman" w:cs="Times New Roman"/>
+        </w:rPr>
+      </w:pPr>
+      <w:r>
+        <w:rPr>
+          <w:rFonts w:ascii="Times New Roman" w:hAnsi="Times New Roman" w:cs="Times New Roman"/>
+        </w:rPr>
+        <w:t>“</w:t>
+      </w:r>
+      <w:r>
+        <w:rPr>
+          <w:rFonts w:ascii="Times New Roman" w:hAnsi="Times New Roman" w:cs="Times New Roman" w:hint="eastAsia"/>
+        </w:rPr>
+        <w:t>perfume in UK</w:t>
+      </w:r>
+      <w:r>
+        <w:rPr>
+          <w:rFonts w:ascii="Times New Roman" w:hAnsi="Times New Roman" w:cs="Times New Roman"/>
+        </w:rPr>
+        <w:t>”</w:t>
+      </w:r>
+      <w:r>
+        <w:rPr>
+          <w:rFonts w:ascii="Times New Roman" w:hAnsi="Times New Roman" w:cs="Times New Roman" w:hint="eastAsia"/>
+        </w:rPr>
+        <w:t xml:space="preserve">: perfume in </w:t>
+      </w:r>
+      <w:r>
+        <w:rPr>
+          <w:rFonts w:ascii="Times New Roman" w:hAnsi="Times New Roman" w:cs="Times New Roman" w:hint="eastAsia"/>
+          <w:highlight w:val="green"/>
+        </w:rPr>
+        <w:t>the</w:t>
+      </w:r>
+      <w:r>
+        <w:rPr>
+          <w:rFonts w:ascii="Times New Roman" w:hAnsi="Times New Roman" w:cs="Times New Roman" w:hint="eastAsia"/>
+        </w:rPr>
+        <w:t xml:space="preserve"> UK</w:t>
+      </w:r>
+    </w:p>
+    <w:p>
+      <w:pPr>
+        <w:pStyle w:val="a6"/>
+        <w:numPr>
+          <w:ilvl w:val="0"/>
+          <w:numId w:val="6"/>
+        </w:numPr>
+        <w:rPr>
+          <w:rFonts w:ascii="Times New Roman" w:hAnsi="Times New Roman" w:cs="Times New Roman"/>
+        </w:rPr>
+      </w:pPr>
+      <w:r>
+        <w:rPr>
+          <w:rFonts w:ascii="Times New Roman" w:hAnsi="Times New Roman" w:cs="Times New Roman"/>
+        </w:rPr>
+        <w:t>“</w:t>
+      </w:r>
+      <w:r>
+        <w:rPr>
+          <w:rFonts w:ascii="Times New Roman" w:hAnsi="Times New Roman" w:cs="Times New Roman"/>
+          <w:highlight w:val="yellow"/>
+        </w:rPr>
+        <w:t>between two countries</w:t>
+      </w:r>
+      <w:r>
+        <w:rPr>
+          <w:rFonts w:ascii="Times New Roman" w:hAnsi="Times New Roman" w:cs="Times New Roman"/>
+        </w:rPr>
+        <w:t>”</w:t>
+      </w:r>
+      <w:r>
+        <w:rPr>
+          <w:rFonts w:ascii="Times New Roman" w:hAnsi="Times New Roman" w:cs="Times New Roman" w:hint="eastAsia"/>
+        </w:rPr>
+        <w:t xml:space="preserve">:  between </w:t>
+      </w:r>
+      <w:r>
+        <w:rPr>
+          <w:rFonts w:ascii="Times New Roman" w:hAnsi="Times New Roman" w:cs="Times New Roman" w:hint="eastAsia"/>
+          <w:highlight w:val="green"/>
+        </w:rPr>
+        <w:t>the</w:t>
+      </w:r>
+      <w:r>
+        <w:rPr>
+          <w:rFonts w:ascii="Times New Roman" w:hAnsi="Times New Roman" w:cs="Times New Roman" w:hint="eastAsia"/>
+        </w:rPr>
+        <w:t xml:space="preserve"> two countries...</w:t>
+      </w:r>
+    </w:p>
+    <w:p>
+      <w:pPr>
+        <w:pStyle w:val="a6"/>
+        <w:numPr>
+          <w:ilvl w:val="0"/>
+          <w:numId w:val="6"/>
+        </w:numPr>
+        <w:rPr>
+          <w:rFonts w:ascii="Times New Roman" w:hAnsi="Times New Roman" w:cs="Times New Roman"/>
+        </w:rPr>
+      </w:pPr>
+      <w:r>
+        <w:rPr>
+          <w:rFonts w:ascii="Times New Roman" w:hAnsi="Times New Roman" w:cs="Times New Roman" w:hint="eastAsia"/>
+          <w:highlight w:val="green"/>
+        </w:rPr>
+        <w:t>on</w:t>
+      </w:r>
+      <w:r>
+        <w:rPr>
+          <w:rFonts w:ascii="Times New Roman" w:hAnsi="Times New Roman" w:cs="Times New Roman" w:hint="eastAsia"/>
+        </w:rPr>
+        <w:t xml:space="preserve"> the consumption</w:t>
+      </w:r>
+    </w:p>
+    <w:p>
+      <w:pPr>
+        <w:pStyle w:val="a6"/>
+        <w:numPr>
+          <w:ilvl w:val="0"/>
+          <w:numId w:val="6"/>
+        </w:numPr>
+        <w:rPr>
+          <w:rFonts w:ascii="Times New Roman" w:hAnsi="Times New Roman" w:cs="Times New Roman"/>
+        </w:rPr>
+      </w:pPr>
+      <w:r>
+        <w:rPr>
+          <w:rFonts w:ascii="Times New Roman" w:hAnsi="Times New Roman" w:cs="Times New Roman" w:hint="eastAsia"/>
+        </w:rPr>
+        <w:t>compared to...</w:t>
+      </w:r>
+    </w:p>
+    <w:p>
+      <w:pPr>
+        <w:pStyle w:val="a6"/>
+        <w:numPr>
+          <w:ilvl w:val="0"/>
+          <w:numId w:val="6"/>
+        </w:numPr>
+        <w:rPr>
+          <w:rFonts w:ascii="Times New Roman" w:hAnsi="Times New Roman" w:cs="Times New Roman"/>
+        </w:rPr>
+      </w:pPr>
+      <w:r>
+        <w:rPr>
+          <w:rFonts w:ascii="Times New Roman" w:hAnsi="Times New Roman" w:cs="Times New Roman"/>
+        </w:rPr>
+        <w:t>“</w:t>
+      </w:r>
+      <w:r>
+        <w:rPr>
+          <w:rFonts w:ascii="Times New Roman" w:hAnsi="Times New Roman" w:cs="Times New Roman" w:hint="eastAsia"/>
+        </w:rPr>
+        <w:t>a little bit more thatn...</w:t>
+      </w:r>
+      <w:r>
+        <w:rPr>
+          <w:rFonts w:ascii="Times New Roman" w:hAnsi="Times New Roman" w:cs="Times New Roman"/>
+        </w:rPr>
+        <w:t>”</w:t>
+      </w:r>
+      <w:r>
+        <w:rPr>
+          <w:rFonts w:ascii="Times New Roman" w:hAnsi="Times New Roman" w:cs="Times New Roman" w:hint="eastAsia"/>
+        </w:rPr>
+        <w:t xml:space="preserve"> is colloquial, we should use </w:t>
+      </w:r>
+      <w:r>
+        <w:rPr>
+          <w:rFonts w:ascii="Times New Roman" w:hAnsi="Times New Roman" w:cs="Times New Roman"/>
+        </w:rPr>
+        <w:t>“</w:t>
+      </w:r>
+      <w:r>
+        <w:rPr>
+          <w:rFonts w:ascii="Times New Roman" w:hAnsi="Times New Roman" w:cs="Times New Roman" w:hint="eastAsia"/>
+        </w:rPr>
+        <w:t>just</w:t>
+      </w:r>
+      <w:r>
+        <w:rPr>
+          <w:rFonts w:ascii="Times New Roman" w:hAnsi="Times New Roman" w:cs="Times New Roman"/>
+        </w:rPr>
+        <w:t>”</w:t>
+      </w:r>
+      <w:r>
+        <w:rPr>
+          <w:rFonts w:ascii="Times New Roman" w:hAnsi="Times New Roman" w:cs="Times New Roman" w:hint="eastAsia"/>
+        </w:rPr>
+        <w:t xml:space="preserve"> instead.</w:t>
+      </w:r>
+      <w:r>
+        <w:rPr>
+          <w:rFonts w:ascii="Times New Roman" w:hAnsi="Times New Roman" w:cs="Times New Roman"/>
+        </w:rPr>
+        <w:br/>
+      </w:r>
+      <w:r>
+        <w:rPr>
+          <w:rFonts w:ascii="Times New Roman" w:hAnsi="Times New Roman" w:cs="Times New Roman" w:hint="eastAsia"/>
+          <w:b/>
+        </w:rPr>
+        <w:t>just</w:t>
+      </w:r>
+      <w:r>
+        <w:rPr>
+          <w:rFonts w:ascii="Times New Roman" w:hAnsi="Times New Roman" w:cs="Times New Roman" w:hint="eastAsia"/>
+        </w:rPr>
+        <w:t>: by a small amount.</w:t>
+      </w:r>
+    </w:p>
+    <w:p>
+      <w:pPr>
+        <w:pStyle w:val="a6"/>
+        <w:numPr>
+          <w:ilvl w:val="0"/>
+          <w:numId w:val="6"/>
+        </w:numPr>
+        <w:rPr>
+          <w:rFonts w:ascii="Times New Roman" w:hAnsi="Times New Roman" w:cs="Times New Roman"/>
+        </w:rPr>
+      </w:pPr>
+      <w:r>
+        <w:rPr>
+          <w:rFonts w:ascii="Times New Roman" w:hAnsi="Times New Roman" w:cs="Times New Roman"/>
+        </w:rPr>
+        <w:t>“People in UK spent around £400,000 on books while those in France spent £300,000.”</w:t>
+      </w:r>
+      <w:r>
+        <w:rPr>
+          <w:rFonts w:ascii="Times New Roman" w:hAnsi="Times New Roman" w:cs="Times New Roman" w:hint="eastAsia"/>
+        </w:rPr>
+        <w:t>.</w:t>
+      </w:r>
+      <w:r>
+        <w:rPr>
+          <w:rFonts w:ascii="Times New Roman" w:hAnsi="Times New Roman" w:cs="Times New Roman"/>
+        </w:rPr>
+        <w:br/>
+      </w:r>
+      <w:r>
+        <w:rPr>
+          <w:rFonts w:ascii="Times New Roman" w:hAnsi="Times New Roman" w:cs="Times New Roman" w:hint="eastAsia"/>
+        </w:rPr>
+        <w:t xml:space="preserve">There are two </w:t>
+      </w:r>
+      <w:r>
+        <w:rPr>
+          <w:rFonts w:ascii="Times New Roman" w:hAnsi="Times New Roman" w:cs="Times New Roman"/>
+        </w:rPr>
+        <w:t>“</w:t>
+      </w:r>
+      <w:r>
+        <w:rPr>
+          <w:rFonts w:ascii="Times New Roman" w:hAnsi="Times New Roman" w:cs="Times New Roman" w:hint="eastAsia"/>
+        </w:rPr>
+        <w:t>spent</w:t>
+      </w:r>
+      <w:r>
+        <w:rPr>
+          <w:rFonts w:ascii="Times New Roman" w:hAnsi="Times New Roman" w:cs="Times New Roman"/>
+        </w:rPr>
+        <w:t>”</w:t>
+      </w:r>
+      <w:r>
+        <w:rPr>
+          <w:rFonts w:ascii="Times New Roman" w:hAnsi="Times New Roman" w:cs="Times New Roman" w:hint="eastAsia"/>
+        </w:rPr>
+        <w:t xml:space="preserve">s in this sentence, which is not encouraged in IELTS and </w:t>
+      </w:r>
+      <w:r>
+        <w:rPr>
+          <w:rFonts w:ascii="Times New Roman" w:hAnsi="Times New Roman" w:cs="Times New Roman" w:hint="eastAsia"/>
+        </w:rPr>
+        <w:t>leads to a lower band score.</w:t>
+      </w:r>
+    </w:p>
+    <w:p>
+      <w:pPr>
+        <w:pStyle w:val="a6"/>
+        <w:numPr>
+          <w:ilvl w:val="0"/>
+          <w:numId w:val="6"/>
+        </w:numPr>
+        <w:rPr>
+          <w:rFonts w:ascii="Times New Roman" w:hAnsi="Times New Roman" w:cs="Times New Roman"/>
+        </w:rPr>
+      </w:pPr>
+      <w:r>
+        <w:rPr>
+          <w:rFonts w:ascii="Times New Roman" w:hAnsi="Times New Roman" w:cs="Times New Roman" w:hint="eastAsia"/>
+        </w:rPr>
+        <w:t xml:space="preserve">The second body paragraph is too short. In oder to make it lenghier, </w:t>
+      </w:r>
+      <w:r>
+        <w:rPr>
+          <w:rFonts w:ascii="Times New Roman" w:hAnsi="Times New Roman" w:cs="Times New Roman" w:hint="eastAsia"/>
+        </w:rPr>
+        <w:t>a</w:t>
+      </w:r>
+      <w:r>
+        <w:rPr>
+          <w:rFonts w:ascii="Times New Roman" w:hAnsi="Times New Roman" w:cs="Times New Roman" w:hint="eastAsia"/>
+        </w:rPr>
+        <w:t xml:space="preserve"> thesis should be added at the beginning of the second body paragraph; it is that </w:t>
+      </w:r>
+      <w:r>
+        <w:rPr>
+          <w:rFonts w:ascii="Times New Roman" w:hAnsi="Times New Roman" w:cs="Times New Roman"/>
+        </w:rPr>
+        <w:t>“</w:t>
+      </w:r>
+      <w:r>
+        <w:rPr>
+          <w:rFonts w:ascii="Times New Roman" w:hAnsi="Times New Roman" w:cs="Times New Roman" w:hint="eastAsia"/>
+        </w:rPr>
+        <w:t>On the other hand, French consumed more on remaining goods than British.</w:t>
+      </w:r>
+      <w:r>
+        <w:rPr>
+          <w:rFonts w:ascii="Times New Roman" w:hAnsi="Times New Roman" w:cs="Times New Roman"/>
+        </w:rPr>
+        <w:t>”</w:t>
+      </w:r>
+      <w:r>
+        <w:rPr>
+          <w:rFonts w:ascii="Times New Roman" w:hAnsi="Times New Roman" w:cs="Times New Roman" w:hint="eastAsia"/>
+        </w:rPr>
+        <w:t xml:space="preserve"> Then the point should be supported by detailed data. </w:t>
+      </w:r>
+    </w:p>
+    <w:p>
+      <w:pPr>
+        <w:rPr>
+          <w:rFonts w:ascii="Times New Roman" w:hAnsi="Times New Roman" w:cs="Times New Roman"/>
+          <w:b/>
+          <w:i/>
+        </w:rPr>
+      </w:pPr>
+      <w:r>
+        <w:rPr>
+          <w:rFonts w:ascii="Times New Roman" w:hAnsi="Times New Roman" w:cs="Times New Roman" w:hint="eastAsia"/>
+          <w:b/>
+          <w:i/>
+        </w:rPr>
+        <w:t>My report 3 after being improved.</w:t>
+      </w:r>
+    </w:p>
+    <w:p>
+      <w:pPr>
+        <w:rPr>
+          <w:rFonts w:ascii="Times New Roman" w:hAnsi="Times New Roman" w:cs="Times New Roman"/>
+        </w:rPr>
+      </w:pPr>
+      <w:r>
+        <w:rPr>
+          <w:rFonts w:ascii="Times New Roman" w:hAnsi="Times New Roman" w:cs="Times New Roman" w:hint="eastAsia"/>
+        </w:rPr>
+        <w:t>The bar chart illustrates the information of the amount of money spent on cunsumer goods, which are cars, computers, books, perfume and cameras, in the UK and France in 2010. Units are measured in pounds sterling.</w:t>
+      </w:r>
+    </w:p>
+    <w:p>
+      <w:pPr>
+        <w:rPr>
+          <w:rFonts w:ascii="Times New Roman" w:hAnsi="Times New Roman" w:cs="Times New Roman"/>
+        </w:rPr>
+      </w:pPr>
+      <w:r>
+        <w:rPr>
+          <w:rFonts w:ascii="Times New Roman" w:hAnsi="Times New Roman" w:cs="Times New Roman" w:hint="eastAsia"/>
+        </w:rPr>
+        <w:t xml:space="preserve">Overall, </w:t>
+      </w:r>
+      <w:r>
+        <w:rPr>
+          <w:rFonts w:ascii="Times New Roman" w:hAnsi="Times New Roman" w:cs="Times New Roman" w:hint="eastAsia"/>
+        </w:rPr>
+        <w:t xml:space="preserve">Britain spent more than France did and the most money for the both countries was used on cars. </w:t>
+      </w:r>
+      <w:r>
+        <w:rPr>
+          <w:rFonts w:ascii="Times New Roman" w:hAnsi="Times New Roman" w:cs="Times New Roman" w:hint="eastAsia"/>
+        </w:rPr>
+        <w:t xml:space="preserve">Whereas, the least money spent on perfume in the UK compared to cameras in France. </w:t>
+      </w:r>
+      <w:r>
+        <w:rPr>
+          <w:rFonts w:ascii="Times New Roman" w:hAnsi="Times New Roman" w:cs="Times New Roman" w:hint="eastAsia"/>
+        </w:rPr>
+        <w:t>In addition, the most significant difference of expenditure between two countries was on cameras.</w:t>
+      </w:r>
+    </w:p>
+    <w:p>
+      <w:pPr>
+        <w:rPr>
+          <w:rFonts w:ascii="Times New Roman" w:hAnsi="Times New Roman" w:cs="Times New Roman"/>
+        </w:rPr>
+      </w:pPr>
+      <w:r>
+        <w:rPr>
+          <w:rFonts w:ascii="Times New Roman" w:hAnsi="Times New Roman" w:cs="Times New Roman" w:hint="eastAsia"/>
+        </w:rPr>
+        <w:t xml:space="preserve">In terms of cars, consumers in the UK spent more than those in France, the expenditure of two countries were </w:t>
+      </w:r>
+      <w:r>
+        <w:rPr>
+          <w:rFonts w:ascii="Times New Roman" w:hAnsi="Times New Roman" w:cs="Times New Roman"/>
+        </w:rPr>
+        <w:t>£</w:t>
+      </w:r>
+      <w:r>
+        <w:rPr>
+          <w:rFonts w:ascii="Times New Roman" w:hAnsi="Times New Roman" w:cs="Times New Roman" w:hint="eastAsia"/>
+        </w:rPr>
+        <w:t xml:space="preserve">450,000 and </w:t>
+      </w:r>
+      <w:r>
+        <w:rPr>
+          <w:rFonts w:ascii="Times New Roman" w:hAnsi="Times New Roman" w:cs="Times New Roman"/>
+        </w:rPr>
+        <w:t>£</w:t>
+      </w:r>
+      <w:r>
+        <w:rPr>
+          <w:rFonts w:ascii="Times New Roman" w:hAnsi="Times New Roman" w:cs="Times New Roman" w:hint="eastAsia"/>
+        </w:rPr>
+        <w:t xml:space="preserve">400,000, respectively. </w:t>
+      </w:r>
+      <w:r>
+        <w:rPr>
+          <w:rFonts w:ascii="Times New Roman" w:hAnsi="Times New Roman" w:cs="Times New Roman" w:hint="eastAsia"/>
+        </w:rPr>
+        <w:t xml:space="preserve">Similarly, British spent approximately </w:t>
+      </w:r>
+      <w:r>
+        <w:rPr>
+          <w:rFonts w:ascii="Times New Roman" w:hAnsi="Times New Roman" w:cs="Times New Roman"/>
+        </w:rPr>
+        <w:t>£</w:t>
+      </w:r>
+      <w:r>
+        <w:rPr>
+          <w:rFonts w:ascii="Times New Roman" w:hAnsi="Times New Roman" w:cs="Times New Roman" w:hint="eastAsia"/>
+        </w:rPr>
+        <w:t xml:space="preserve">400,000 on books which was rather higher than </w:t>
+      </w:r>
+      <w:r>
+        <w:rPr>
+          <w:rFonts w:ascii="Times New Roman" w:hAnsi="Times New Roman" w:cs="Times New Roman"/>
+        </w:rPr>
+        <w:t>£</w:t>
+      </w:r>
+      <w:r>
+        <w:rPr>
+          <w:rFonts w:ascii="Times New Roman" w:hAnsi="Times New Roman" w:cs="Times New Roman" w:hint="eastAsia"/>
+        </w:rPr>
+        <w:t>300,000 paid out by Franch.</w:t>
+      </w:r>
+      <w:r>
+        <w:rPr>
+          <w:rFonts w:ascii="Times New Roman" w:hAnsi="Times New Roman" w:cs="Times New Roman" w:hint="eastAsia"/>
+        </w:rPr>
+        <w:t xml:space="preserve"> </w:t>
+      </w:r>
+      <w:r>
+        <w:rPr>
+          <w:rFonts w:ascii="Times New Roman" w:hAnsi="Times New Roman" w:cs="Times New Roman" w:hint="eastAsia"/>
+        </w:rPr>
+        <w:t>Furthermore, the expenditure of cameras in the UK</w:t>
+      </w:r>
+      <w:r>
+        <w:rPr>
+          <w:rFonts w:ascii="Times New Roman" w:hAnsi="Times New Roman" w:cs="Times New Roman" w:hint="eastAsia"/>
+        </w:rPr>
+        <w:t xml:space="preserve">(above </w:t>
+      </w:r>
+      <w:r>
+        <w:rPr>
+          <w:rFonts w:ascii="Times New Roman" w:hAnsi="Times New Roman" w:cs="Times New Roman"/>
+        </w:rPr>
+        <w:t>£</w:t>
+      </w:r>
+      <w:r>
+        <w:rPr>
+          <w:rFonts w:ascii="Times New Roman" w:hAnsi="Times New Roman" w:cs="Times New Roman" w:hint="eastAsia"/>
+        </w:rPr>
+        <w:t>350,000)</w:t>
+      </w:r>
+      <w:r>
+        <w:rPr>
+          <w:rFonts w:ascii="Times New Roman" w:hAnsi="Times New Roman" w:cs="Times New Roman" w:hint="eastAsia"/>
+        </w:rPr>
+        <w:t xml:space="preserve"> was over double that of France</w:t>
+      </w:r>
+      <w:r>
+        <w:rPr>
+          <w:rFonts w:ascii="Times New Roman" w:hAnsi="Times New Roman" w:cs="Times New Roman" w:hint="eastAsia"/>
+        </w:rPr>
+        <w:t>(</w:t>
+      </w:r>
+      <w:r>
+        <w:rPr>
+          <w:rFonts w:ascii="Times New Roman" w:hAnsi="Times New Roman" w:cs="Times New Roman"/>
+        </w:rPr>
+        <w:t>£</w:t>
+      </w:r>
+      <w:r>
+        <w:rPr>
+          <w:rFonts w:ascii="Times New Roman" w:hAnsi="Times New Roman" w:cs="Times New Roman" w:hint="eastAsia"/>
+        </w:rPr>
+        <w:t>150,000)</w:t>
+      </w:r>
+      <w:r>
+        <w:rPr>
+          <w:rFonts w:ascii="Times New Roman" w:hAnsi="Times New Roman" w:cs="Times New Roman" w:hint="eastAsia"/>
+        </w:rPr>
+        <w:t xml:space="preserve">. </w:t>
+      </w:r>
+    </w:p>
+    <w:p>
+      <w:pPr>
+        <w:rPr>
+          <w:rFonts w:ascii="Times New Roman" w:hAnsi="Times New Roman" w:cs="Times New Roman"/>
+        </w:rPr>
+      </w:pPr>
+      <w:r>
+        <w:rPr>
+          <w:rFonts w:ascii="Times New Roman" w:hAnsi="Times New Roman" w:cs="Times New Roman" w:hint="eastAsia"/>
+        </w:rPr>
+        <w:lastRenderedPageBreak/>
+        <w:t xml:space="preserve">On the other hand, French spent more on the remaining two good than British. </w:t>
+      </w:r>
+      <w:r>
+        <w:rPr>
+          <w:rFonts w:ascii="Times New Roman" w:hAnsi="Times New Roman" w:cs="Times New Roman" w:hint="eastAsia"/>
+        </w:rPr>
+        <w:t xml:space="preserve">The amount of money that buyers in France spent on </w:t>
+      </w:r>
+      <w:r>
+        <w:rPr>
+          <w:rFonts w:ascii="Times New Roman" w:hAnsi="Times New Roman" w:cs="Times New Roman" w:hint="eastAsia"/>
+        </w:rPr>
+        <w:t>computers</w:t>
+      </w:r>
+      <w:r>
+        <w:rPr>
+          <w:rFonts w:ascii="Times New Roman" w:hAnsi="Times New Roman" w:cs="Times New Roman" w:hint="eastAsia"/>
+        </w:rPr>
+        <w:t xml:space="preserve"> was around </w:t>
+      </w:r>
+      <w:r>
+        <w:rPr>
+          <w:rFonts w:ascii="Times New Roman" w:hAnsi="Times New Roman" w:cs="Times New Roman"/>
+        </w:rPr>
+        <w:t>£</w:t>
+      </w:r>
+      <w:r>
+        <w:rPr>
+          <w:rFonts w:ascii="Times New Roman" w:hAnsi="Times New Roman" w:cs="Times New Roman" w:hint="eastAsia"/>
+        </w:rPr>
+        <w:t xml:space="preserve">375,000 as opposed to </w:t>
+      </w:r>
+      <w:r>
+        <w:rPr>
+          <w:rFonts w:ascii="Times New Roman" w:hAnsi="Times New Roman" w:cs="Times New Roman" w:hint="eastAsia"/>
+        </w:rPr>
+        <w:t xml:space="preserve">the exact </w:t>
+      </w:r>
+      <w:r>
+        <w:rPr>
+          <w:rFonts w:ascii="Times New Roman" w:hAnsi="Times New Roman" w:cs="Times New Roman"/>
+        </w:rPr>
+        <w:t>£</w:t>
+      </w:r>
+      <w:r>
+        <w:rPr>
+          <w:rFonts w:ascii="Times New Roman" w:hAnsi="Times New Roman" w:cs="Times New Roman" w:hint="eastAsia"/>
+        </w:rPr>
+        <w:t xml:space="preserve">350,000 in the UK. </w:t>
+      </w:r>
+      <w:r>
+        <w:rPr>
+          <w:rFonts w:ascii="Times New Roman" w:hAnsi="Times New Roman" w:cs="Times New Roman" w:hint="eastAsia"/>
+        </w:rPr>
+        <w:t xml:space="preserve">The expenditure of perfume was </w:t>
+      </w:r>
+      <w:r>
+        <w:rPr>
+          <w:rFonts w:ascii="Times New Roman" w:hAnsi="Times New Roman" w:cs="Times New Roman"/>
+        </w:rPr>
+        <w:t>£</w:t>
+      </w:r>
+      <w:r>
+        <w:rPr>
+          <w:rFonts w:ascii="Times New Roman" w:hAnsi="Times New Roman" w:cs="Times New Roman" w:hint="eastAsia"/>
+        </w:rPr>
+        <w:t xml:space="preserve">200,000 in France and less than </w:t>
+      </w:r>
+      <w:r>
+        <w:rPr>
+          <w:rFonts w:ascii="Times New Roman" w:hAnsi="Times New Roman" w:cs="Times New Roman"/>
+        </w:rPr>
+        <w:t>£</w:t>
+      </w:r>
+      <w:r>
+        <w:rPr>
+          <w:rFonts w:ascii="Times New Roman" w:hAnsi="Times New Roman" w:cs="Times New Roman" w:hint="eastAsia"/>
+        </w:rPr>
+        <w:t>150,000 in Britain.</w:t>
+      </w:r>
+    </w:p>
+    <w:p>
+      <w:pPr>
+        <w:outlineLvl w:val="3"/>
+        <w:rPr>
+          <w:rFonts w:ascii="Times New Roman" w:hAnsi="Times New Roman" w:cs="Times New Roman"/>
+          <w:b/>
+        </w:rPr>
+      </w:pPr>
+      <w:r>
+        <w:rPr>
+          <w:rFonts w:ascii="Times New Roman" w:hAnsi="Times New Roman" w:cs="Times New Roman" w:hint="eastAsia"/>
+          <w:b/>
+        </w:rPr>
+        <w:t xml:space="preserve">2) </w:t>
+      </w:r>
+      <w:r>
+        <w:rPr>
+          <w:rFonts w:ascii="Times New Roman" w:hAnsi="Times New Roman" w:cs="Times New Roman" w:hint="eastAsia"/>
+          <w:b/>
+        </w:rPr>
+        <w:t>Eating Fruit and Vegetables</w:t>
+      </w:r>
+    </w:p>
+    <w:p>
+      <w:pPr>
+        <w:rPr>
+          <w:rFonts w:ascii="Times New Roman" w:hAnsi="Times New Roman" w:cs="Times New Roman"/>
+        </w:rPr>
+      </w:pPr>
+      <w:r>
+        <w:rPr>
+          <w:noProof/>
+        </w:rPr>
+        <w:drawing>
+          <wp:inline distT="0" distB="0" distL="0" distR="0" wp14:anchorId="4D6B46BF" wp14:editId="5114EE27">
+            <wp:extent cx="5274310" cy="5503283"/>
+            <wp:effectExtent l="0" t="0" r="2540" b="2540"/>
+            <wp:docPr id="2" name="图片 2"/>
+            <wp:cNvGraphicFramePr>
+              <a:graphicFrameLocks xmlns:a="http://schemas.openxmlformats.org/drawingml/2006/main" noChangeAspect="1"/>
+            </wp:cNvGraphicFramePr>
+            <a:graphic xmlns:a="http://schemas.openxmlformats.org/drawingml/2006/main">
+              <a:graphicData uri="http://schemas.openxmlformats.org/drawingml/2006/picture">
+                <pic:pic xmlns:pic="http://schemas.openxmlformats.org/drawingml/2006/picture">
+                  <pic:nvPicPr>
+                    <pic:cNvPr id="0" name=""/>
+                    <pic:cNvPicPr/>
+                  </pic:nvPicPr>
+                  <pic:blipFill>
+                    <a:blip r:embed="rId19"/>
+                    <a:stretch>
+                      <a:fillRect/>
+                    </a:stretch>
+                  </pic:blipFill>
+                  <pic:spPr>
+                    <a:xfrm>
+                      <a:off x="0" y="0"/>
+                      <a:ext cx="5274310" cy="5503283"/>
+                    </a:xfrm>
+                    <a:prstGeom prst="rect">
+                      <a:avLst/>
+                    </a:prstGeom>
+                  </pic:spPr>
+                </pic:pic>
+              </a:graphicData>
+            </a:graphic>
+          </wp:inline>
+        </w:drawing>
+      </w:r>
+    </w:p>
+    <w:p>
+      <w:pPr>
+        <w:rPr>
+          <w:rFonts w:ascii="Times New Roman" w:hAnsi="Times New Roman" w:cs="Times New Roman"/>
+        </w:rPr>
+      </w:pPr>
+      <w:r>
+        <w:rPr>
+          <w:rFonts w:ascii="Times New Roman" w:hAnsi="Times New Roman" w:cs="Times New Roman" w:hint="eastAsia"/>
+        </w:rPr>
+        <w:t xml:space="preserve">The bar </w:t>
+      </w:r>
+      <w:r>
+        <w:rPr>
+          <w:rFonts w:ascii="Times New Roman" w:hAnsi="Times New Roman" w:cs="Times New Roman" w:hint="eastAsia"/>
+          <w:highlight w:val="yellow"/>
+        </w:rPr>
+        <w:t>charts</w:t>
+      </w:r>
+      <w:r>
+        <w:rPr>
+          <w:rFonts w:ascii="Times New Roman" w:hAnsi="Times New Roman" w:cs="Times New Roman" w:hint="eastAsia"/>
+          <w:highlight w:val="yellow"/>
+        </w:rPr>
+        <w:t>(1)</w:t>
+      </w:r>
+      <w:r>
+        <w:rPr>
+          <w:rFonts w:ascii="Times New Roman" w:hAnsi="Times New Roman" w:cs="Times New Roman" w:hint="eastAsia"/>
+        </w:rPr>
+        <w:t xml:space="preserve"> illustrates the percentage of men, women and children who </w:t>
+      </w:r>
+      <w:r>
+        <w:rPr>
+          <w:rFonts w:ascii="Times New Roman" w:hAnsi="Times New Roman" w:cs="Times New Roman" w:hint="eastAsia"/>
+          <w:highlight w:val="yellow"/>
+        </w:rPr>
+        <w:t>have</w:t>
+      </w:r>
+      <w:r>
+        <w:rPr>
+          <w:rFonts w:ascii="Times New Roman" w:hAnsi="Times New Roman" w:cs="Times New Roman" w:hint="eastAsia"/>
+        </w:rPr>
+        <w:t xml:space="preserve"> </w:t>
+      </w:r>
+      <w:r>
+        <w:rPr>
+          <w:rFonts w:ascii="Times New Roman" w:hAnsi="Times New Roman" w:cs="Times New Roman" w:hint="eastAsia"/>
+          <w:highlight w:val="cyan"/>
+        </w:rPr>
+        <w:t>(had)</w:t>
+      </w:r>
+      <w:r>
+        <w:rPr>
+          <w:rFonts w:ascii="Times New Roman" w:hAnsi="Times New Roman" w:cs="Times New Roman" w:hint="eastAsia"/>
+        </w:rPr>
+        <w:t xml:space="preserve"> </w:t>
+      </w:r>
+      <w:r>
+        <w:rPr>
+          <w:rFonts w:ascii="Times New Roman" w:hAnsi="Times New Roman" w:cs="Times New Roman" w:hint="eastAsia"/>
+        </w:rPr>
+        <w:t xml:space="preserve">five portions of fruit and vegetables each day in the UK from 2001 to 2008. </w:t>
+      </w:r>
+    </w:p>
+    <w:p>
+      <w:pPr>
+        <w:rPr>
+          <w:rFonts w:ascii="Times New Roman" w:hAnsi="Times New Roman" w:cs="Times New Roman"/>
+        </w:rPr>
+      </w:pPr>
+      <w:r>
+        <w:rPr>
+          <w:rFonts w:ascii="Times New Roman" w:hAnsi="Times New Roman" w:cs="Times New Roman" w:hint="eastAsia"/>
+        </w:rPr>
+        <w:t xml:space="preserve">Overall, </w:t>
+      </w:r>
+      <w:r>
+        <w:rPr>
+          <w:rFonts w:ascii="Times New Roman" w:hAnsi="Times New Roman" w:cs="Times New Roman" w:hint="eastAsia"/>
+        </w:rPr>
+        <w:t xml:space="preserve">the largest percentage of people who consumed green food </w:t>
+      </w:r>
+      <w:r>
+        <w:rPr>
+          <w:rFonts w:ascii="Times New Roman" w:hAnsi="Times New Roman" w:cs="Times New Roman" w:hint="eastAsia"/>
+          <w:highlight w:val="yellow"/>
+        </w:rPr>
+        <w:t>is</w:t>
+      </w:r>
+      <w:r>
+        <w:rPr>
+          <w:rFonts w:ascii="Times New Roman" w:hAnsi="Times New Roman" w:cs="Times New Roman" w:hint="eastAsia"/>
+          <w:highlight w:val="yellow"/>
+        </w:rPr>
+        <w:t>(2)</w:t>
+      </w:r>
+      <w:r>
+        <w:rPr>
+          <w:rFonts w:ascii="Times New Roman" w:hAnsi="Times New Roman" w:cs="Times New Roman" w:hint="eastAsia"/>
+        </w:rPr>
+        <w:t xml:space="preserve"> women </w:t>
+      </w:r>
+      <w:r>
+        <w:rPr>
+          <w:rFonts w:ascii="Times New Roman" w:hAnsi="Times New Roman" w:cs="Times New Roman" w:hint="eastAsia"/>
+        </w:rPr>
+        <w:t xml:space="preserve">compared to men and children. The percentage of </w:t>
+      </w:r>
+      <w:r>
+        <w:rPr>
+          <w:rFonts w:ascii="Times New Roman" w:hAnsi="Times New Roman" w:cs="Times New Roman" w:hint="eastAsia"/>
+        </w:rPr>
+        <w:t>women</w:t>
+      </w:r>
+      <w:r>
+        <w:rPr>
+          <w:rFonts w:ascii="Times New Roman" w:hAnsi="Times New Roman" w:cs="Times New Roman" w:hint="eastAsia"/>
+        </w:rPr>
+        <w:t xml:space="preserve"> increased steadily from 2001 to 2006 and then fell</w:t>
+      </w:r>
+      <w:r>
+        <w:rPr>
+          <w:rFonts w:ascii="Times New Roman" w:hAnsi="Times New Roman" w:cs="Times New Roman" w:hint="eastAsia"/>
+        </w:rPr>
+        <w:t xml:space="preserve"> gradually to the year of 2008, while that of men and children </w:t>
+      </w:r>
+      <w:r>
+        <w:rPr>
+          <w:rFonts w:ascii="Times New Roman" w:hAnsi="Times New Roman" w:cs="Times New Roman" w:hint="eastAsia"/>
+        </w:rPr>
+        <w:t>reached their highest point in 2007 and</w:t>
+      </w:r>
+      <w:r>
+        <w:rPr>
+          <w:rFonts w:ascii="Times New Roman" w:hAnsi="Times New Roman" w:cs="Times New Roman" w:hint="eastAsia"/>
+        </w:rPr>
+        <w:t xml:space="preserve"> slightly dropped in 2008</w:t>
+      </w:r>
+      <w:r>
+        <w:rPr>
+          <w:rFonts w:ascii="Times New Roman" w:hAnsi="Times New Roman" w:cs="Times New Roman" w:hint="eastAsia"/>
+        </w:rPr>
+        <w:t xml:space="preserve">. </w:t>
+      </w:r>
+      <w:r>
+        <w:rPr>
+          <w:rFonts w:ascii="Times New Roman" w:hAnsi="Times New Roman" w:cs="Times New Roman" w:hint="eastAsia"/>
+        </w:rPr>
+        <w:t xml:space="preserve">In addition, the </w:t>
+      </w:r>
+      <w:r>
+        <w:rPr>
+          <w:rFonts w:ascii="Times New Roman" w:hAnsi="Times New Roman" w:cs="Times New Roman" w:hint="eastAsia"/>
+          <w:highlight w:val="yellow"/>
+        </w:rPr>
+        <w:t>gap</w:t>
+      </w:r>
+      <w:r>
+        <w:rPr>
+          <w:rFonts w:ascii="Times New Roman" w:hAnsi="Times New Roman" w:cs="Times New Roman" w:hint="eastAsia"/>
+          <w:highlight w:val="yellow"/>
+        </w:rPr>
+        <w:t>(3)</w:t>
+      </w:r>
+      <w:r>
+        <w:rPr>
+          <w:rFonts w:ascii="Times New Roman" w:hAnsi="Times New Roman" w:cs="Times New Roman" w:hint="eastAsia"/>
+        </w:rPr>
+        <w:t xml:space="preserve"> between </w:t>
+      </w:r>
+      <w:r>
+        <w:rPr>
+          <w:rFonts w:ascii="Times New Roman" w:hAnsi="Times New Roman" w:cs="Times New Roman" w:hint="eastAsia"/>
+          <w:highlight w:val="yellow"/>
+        </w:rPr>
+        <w:t>three</w:t>
+      </w:r>
+      <w:r>
+        <w:rPr>
+          <w:rFonts w:ascii="Times New Roman" w:hAnsi="Times New Roman" w:cs="Times New Roman" w:hint="eastAsia"/>
+          <w:highlight w:val="yellow"/>
+        </w:rPr>
+        <w:t>(4)</w:t>
+      </w:r>
+      <w:r>
+        <w:rPr>
+          <w:rFonts w:ascii="Times New Roman" w:hAnsi="Times New Roman" w:cs="Times New Roman" w:hint="eastAsia"/>
+        </w:rPr>
+        <w:t xml:space="preserve"> categories were shrinking dramatically during this period.</w:t>
+      </w:r>
+    </w:p>
+    <w:p>
+      <w:pPr>
+        <w:rPr>
+          <w:rFonts w:ascii="Times New Roman" w:hAnsi="Times New Roman" w:cs="Times New Roman"/>
+        </w:rPr>
+      </w:pPr>
+      <w:r>
+        <w:rPr>
+          <w:rFonts w:ascii="Times New Roman" w:hAnsi="Times New Roman" w:cs="Times New Roman" w:hint="eastAsia"/>
+        </w:rPr>
+        <w:t xml:space="preserve">The percentage of women who had fruit and vegetables was always higher than 20%. </w:t>
+      </w:r>
+      <w:r>
+        <w:rPr>
+          <w:rFonts w:ascii="Times New Roman" w:hAnsi="Times New Roman" w:cs="Times New Roman" w:hint="eastAsia"/>
+        </w:rPr>
+        <w:t>It</w:t>
+      </w:r>
+      <w:r>
+        <w:rPr>
+          <w:rFonts w:ascii="Times New Roman" w:hAnsi="Times New Roman" w:cs="Times New Roman" w:hint="eastAsia"/>
+        </w:rPr>
+        <w:t xml:space="preserve"> </w:t>
+      </w:r>
+      <w:r>
+        <w:rPr>
+          <w:rFonts w:ascii="Times New Roman" w:hAnsi="Times New Roman" w:cs="Times New Roman" w:hint="eastAsia"/>
+        </w:rPr>
+        <w:t>had been kept above 30% since 2004 and had never fallen until 2008</w:t>
+      </w:r>
+      <w:r>
+        <w:rPr>
+          <w:rFonts w:ascii="Times New Roman" w:hAnsi="Times New Roman" w:cs="Times New Roman" w:hint="eastAsia"/>
+        </w:rPr>
+        <w:t xml:space="preserve">. </w:t>
+      </w:r>
+      <w:r>
+        <w:rPr>
+          <w:rFonts w:ascii="Times New Roman" w:hAnsi="Times New Roman" w:cs="Times New Roman" w:hint="eastAsia"/>
+        </w:rPr>
+        <w:t xml:space="preserve">This </w:t>
+      </w:r>
+      <w:r>
+        <w:rPr>
+          <w:rFonts w:ascii="Times New Roman" w:hAnsi="Times New Roman" w:cs="Times New Roman" w:hint="eastAsia"/>
+        </w:rPr>
+        <w:t xml:space="preserve">group of </w:t>
+      </w:r>
+      <w:r>
+        <w:rPr>
+          <w:rFonts w:ascii="Times New Roman" w:hAnsi="Times New Roman" w:cs="Times New Roman" w:hint="eastAsia"/>
+        </w:rPr>
+        <w:lastRenderedPageBreak/>
+        <w:t>women</w:t>
+      </w:r>
+      <w:r>
+        <w:rPr>
+          <w:rFonts w:ascii="Times New Roman" w:hAnsi="Times New Roman" w:cs="Times New Roman" w:hint="eastAsia"/>
+        </w:rPr>
+        <w:t xml:space="preserve"> accounted for just over 20% in 2001 and continued to raise it</w:t>
+      </w:r>
+      <w:r>
+        <w:rPr>
+          <w:rFonts w:ascii="Times New Roman" w:hAnsi="Times New Roman" w:cs="Times New Roman" w:hint="eastAsia"/>
+        </w:rPr>
+        <w:t>s</w:t>
+      </w:r>
+      <w:r>
+        <w:rPr>
+          <w:rFonts w:ascii="Times New Roman" w:hAnsi="Times New Roman" w:cs="Times New Roman" w:hint="eastAsia"/>
+        </w:rPr>
+        <w:t xml:space="preserve"> peak, nearly 40% in 2006, before it began to </w:t>
+      </w:r>
+      <w:r>
+        <w:rPr>
+          <w:rFonts w:ascii="Times New Roman" w:hAnsi="Times New Roman" w:cs="Times New Roman" w:hint="eastAsia"/>
+          <w:highlight w:val="yellow"/>
+        </w:rPr>
+        <w:t>fell</w:t>
+      </w:r>
+      <w:r>
+        <w:rPr>
+          <w:rFonts w:ascii="Times New Roman" w:hAnsi="Times New Roman" w:cs="Times New Roman" w:hint="eastAsia"/>
+          <w:highlight w:val="yellow"/>
+        </w:rPr>
+        <w:t>(5)</w:t>
+      </w:r>
+      <w:r>
+        <w:rPr>
+          <w:rFonts w:ascii="Times New Roman" w:hAnsi="Times New Roman" w:cs="Times New Roman" w:hint="eastAsia"/>
+        </w:rPr>
+        <w:t xml:space="preserve"> steadily to around 30% in 2008.</w:t>
+      </w:r>
+      <w:r>
+        <w:rPr>
+          <w:rFonts w:ascii="Times New Roman" w:hAnsi="Times New Roman" w:cs="Times New Roman" w:hint="eastAsia"/>
+        </w:rPr>
+        <w:t xml:space="preserve"> </w:t>
+      </w:r>
+    </w:p>
+    <w:p>
+      <w:pPr>
+        <w:rPr>
+          <w:rFonts w:ascii="Times New Roman" w:hAnsi="Times New Roman" w:cs="Times New Roman"/>
+        </w:rPr>
+      </w:pPr>
+      <w:r>
+        <w:rPr>
+          <w:rFonts w:ascii="Times New Roman" w:hAnsi="Times New Roman" w:cs="Times New Roman" w:hint="eastAsia"/>
+        </w:rPr>
+        <w:t xml:space="preserve">On the other hand, the percentage of men and children kept steady in the first three years with over 15% and about 12%, respectively. </w:t>
+      </w:r>
+      <w:r>
+        <w:rPr>
+          <w:rFonts w:ascii="Times New Roman" w:hAnsi="Times New Roman" w:cs="Times New Roman" w:hint="eastAsia"/>
+        </w:rPr>
+        <w:t xml:space="preserve">In the year </w:t>
+      </w:r>
+      <w:r>
+        <w:rPr>
+          <w:rFonts w:ascii="Times New Roman" w:hAnsi="Times New Roman" w:cs="Times New Roman" w:hint="eastAsia"/>
+          <w:highlight w:val="red"/>
+        </w:rPr>
+        <w:t>of</w:t>
+      </w:r>
+      <w:r>
+        <w:rPr>
+          <w:rFonts w:ascii="Times New Roman" w:hAnsi="Times New Roman" w:cs="Times New Roman" w:hint="eastAsia"/>
+          <w:highlight w:val="red"/>
+        </w:rPr>
+        <w:t>(6)</w:t>
+      </w:r>
+      <w:r>
+        <w:rPr>
+          <w:rFonts w:ascii="Times New Roman" w:hAnsi="Times New Roman" w:cs="Times New Roman" w:hint="eastAsia"/>
+        </w:rPr>
+        <w:t xml:space="preserve"> 2004, the percentage of men </w:t>
+      </w:r>
+      <w:r>
+        <w:rPr>
+          <w:rFonts w:ascii="Times New Roman" w:hAnsi="Times New Roman" w:cs="Times New Roman" w:hint="eastAsia"/>
+          <w:highlight w:val="yellow"/>
+        </w:rPr>
+        <w:t>increased over 20%,</w:t>
+      </w:r>
+      <w:r>
+        <w:rPr>
+          <w:rFonts w:ascii="Times New Roman" w:hAnsi="Times New Roman" w:cs="Times New Roman" w:hint="eastAsia"/>
+          <w:highlight w:val="yellow"/>
+        </w:rPr>
+        <w:t>(7)</w:t>
+      </w:r>
+      <w:r>
+        <w:rPr>
+          <w:rFonts w:ascii="Times New Roman" w:hAnsi="Times New Roman" w:cs="Times New Roman" w:hint="eastAsia"/>
+        </w:rPr>
+        <w:t xml:space="preserve"> while the data </w:t>
+      </w:r>
+      <w:r>
+        <w:rPr>
+          <w:rFonts w:ascii="Times New Roman" w:hAnsi="Times New Roman" w:cs="Times New Roman" w:hint="eastAsia"/>
+          <w:highlight w:val="yellow"/>
+        </w:rPr>
+        <w:t>of</w:t>
+      </w:r>
+      <w:r>
+        <w:rPr>
+          <w:rFonts w:ascii="Times New Roman" w:hAnsi="Times New Roman" w:cs="Times New Roman" w:hint="eastAsia"/>
+        </w:rPr>
+        <w:t>(8)</w:t>
+      </w:r>
+      <w:r>
+        <w:rPr>
+          <w:rFonts w:ascii="Times New Roman" w:hAnsi="Times New Roman" w:cs="Times New Roman" w:hint="eastAsia"/>
+        </w:rPr>
+        <w:t xml:space="preserve"> </w:t>
+      </w:r>
+      <w:r>
+        <w:rPr>
+          <w:rFonts w:ascii="Times New Roman" w:hAnsi="Times New Roman" w:cs="Times New Roman" w:hint="eastAsia"/>
+          <w:highlight w:val="red"/>
+        </w:rPr>
+        <w:t>chilren</w:t>
+      </w:r>
+      <w:r>
+        <w:rPr>
+          <w:rFonts w:ascii="Times New Roman" w:hAnsi="Times New Roman" w:cs="Times New Roman" w:hint="eastAsia"/>
+        </w:rPr>
+        <w:t>(9)</w:t>
+      </w:r>
+      <w:r>
+        <w:rPr>
+          <w:rFonts w:ascii="Times New Roman" w:hAnsi="Times New Roman" w:cs="Times New Roman" w:hint="eastAsia"/>
+        </w:rPr>
+        <w:t xml:space="preserve"> was merely 20% in the next year. </w:t>
+      </w:r>
+      <w:r>
+        <w:rPr>
+          <w:rFonts w:ascii="Times New Roman" w:hAnsi="Times New Roman" w:cs="Times New Roman" w:hint="eastAsia"/>
+        </w:rPr>
+        <w:t xml:space="preserve">The people who ate greens had never been overcome 30% in the given time. </w:t>
+      </w:r>
+    </w:p>
+    <w:p>
+      <w:pPr>
+        <w:rPr>
+          <w:rFonts w:ascii="Times New Roman" w:hAnsi="Times New Roman" w:cs="Times New Roman"/>
+          <w:b/>
+          <w:i/>
+        </w:rPr>
+      </w:pPr>
+      <w:r>
+        <w:rPr>
+          <w:rFonts w:ascii="Times New Roman" w:hAnsi="Times New Roman" w:cs="Times New Roman" w:hint="eastAsia"/>
+          <w:b/>
+          <w:i/>
+        </w:rPr>
+        <w:t>Analyses</w:t>
+      </w:r>
+    </w:p>
+    <w:p>
+      <w:pPr>
+        <w:rPr>
+          <w:rFonts w:ascii="Times New Roman" w:hAnsi="Times New Roman" w:cs="Times New Roman"/>
+        </w:rPr>
+      </w:pPr>
+      <w:r>
+        <w:rPr>
+          <w:rFonts w:ascii="Times New Roman" w:hAnsi="Times New Roman" w:cs="Times New Roman" w:hint="eastAsia"/>
+        </w:rPr>
+        <w:t xml:space="preserve">What are </w:t>
+      </w:r>
+      <w:r>
+        <w:rPr>
+          <w:rFonts w:ascii="Times New Roman" w:hAnsi="Times New Roman" w:cs="Times New Roman" w:hint="eastAsia"/>
+        </w:rPr>
+        <w:t>five por</w:t>
+      </w:r>
+      <w:r>
+        <w:rPr>
+          <w:rFonts w:ascii="Times New Roman" w:hAnsi="Times New Roman" w:cs="Times New Roman" w:hint="eastAsia"/>
+        </w:rPr>
+        <w:t>tions of fruit and vegetables?</w:t>
+      </w:r>
+    </w:p>
+    <w:p>
+      <w:pPr>
+        <w:rPr>
+          <w:rFonts w:ascii="Times New Roman" w:hAnsi="Times New Roman" w:cs="Times New Roman"/>
+        </w:rPr>
+      </w:pPr>
+      <w:r>
+        <w:rPr>
+          <w:rFonts w:ascii="Times New Roman" w:hAnsi="Times New Roman" w:cs="Times New Roman" w:hint="eastAsia"/>
+        </w:rPr>
+        <w:t>They</w:t>
+      </w:r>
+      <w:r>
+        <w:rPr>
+          <w:rFonts w:ascii="Times New Roman" w:hAnsi="Times New Roman" w:cs="Times New Roman" w:hint="eastAsia"/>
+        </w:rPr>
+        <w:t xml:space="preserve"> are five different kind of fruit and vegetables a person eats everyday to keep healthy. </w:t>
+      </w:r>
+    </w:p>
+    <w:p>
+      <w:pPr>
+        <w:rPr>
+          <w:rFonts w:ascii="Times New Roman" w:hAnsi="Times New Roman" w:cs="Times New Roman"/>
+          <w:b/>
+          <w:i/>
+        </w:rPr>
+      </w:pPr>
+      <w:r>
+        <w:rPr>
+          <w:rFonts w:ascii="Times New Roman" w:hAnsi="Times New Roman" w:cs="Times New Roman" w:hint="eastAsia"/>
+          <w:b/>
+          <w:i/>
+        </w:rPr>
+        <w:t>Errors in my report</w:t>
+      </w:r>
+    </w:p>
+    <w:p>
+      <w:pPr>
+        <w:pStyle w:val="a6"/>
+        <w:numPr>
+          <w:ilvl w:val="0"/>
+          <w:numId w:val="7"/>
+        </w:numPr>
+        <w:rPr>
+          <w:rFonts w:ascii="Times New Roman" w:hAnsi="Times New Roman" w:cs="Times New Roman"/>
+        </w:rPr>
+      </w:pPr>
+      <w:r>
+        <w:rPr>
+          <w:rFonts w:ascii="Times New Roman" w:hAnsi="Times New Roman" w:cs="Times New Roman"/>
+        </w:rPr>
+        <w:t>“</w:t>
+      </w:r>
+      <w:r>
+        <w:rPr>
+          <w:rFonts w:ascii="Times New Roman" w:hAnsi="Times New Roman" w:cs="Times New Roman" w:hint="eastAsia"/>
+        </w:rPr>
+        <w:t>chart</w:t>
+      </w:r>
+      <w:r>
+        <w:rPr>
+          <w:rFonts w:ascii="Times New Roman" w:hAnsi="Times New Roman" w:cs="Times New Roman"/>
+        </w:rPr>
+        <w:t>”</w:t>
+      </w:r>
+      <w:r>
+        <w:rPr>
+          <w:rFonts w:ascii="Times New Roman" w:hAnsi="Times New Roman" w:cs="Times New Roman" w:hint="eastAsia"/>
+        </w:rPr>
+        <w:t xml:space="preserve"> is singular</w:t>
+      </w:r>
+      <w:r>
+        <w:rPr>
+          <w:rFonts w:ascii="Times New Roman" w:hAnsi="Times New Roman" w:cs="Times New Roman" w:hint="eastAsia"/>
+        </w:rPr>
+        <w:t>.</w:t>
+      </w:r>
+      <w:r>
+        <w:rPr>
+          <w:rFonts w:ascii="Times New Roman" w:hAnsi="Times New Roman" w:cs="Times New Roman" w:hint="eastAsia"/>
+        </w:rPr>
+        <w:t xml:space="preserve"> There is only one bar chart.</w:t>
+      </w:r>
+    </w:p>
+    <w:p>
+      <w:pPr>
+        <w:pStyle w:val="a6"/>
+        <w:numPr>
+          <w:ilvl w:val="0"/>
+          <w:numId w:val="7"/>
+        </w:numPr>
+        <w:rPr>
+          <w:rFonts w:ascii="Times New Roman" w:hAnsi="Times New Roman" w:cs="Times New Roman"/>
+        </w:rPr>
+      </w:pPr>
+      <w:r>
+        <w:rPr>
+          <w:rFonts w:ascii="Times New Roman" w:hAnsi="Times New Roman" w:cs="Times New Roman"/>
+        </w:rPr>
+        <w:t>“</w:t>
+      </w:r>
+      <w:r>
+        <w:rPr>
+          <w:rFonts w:ascii="Times New Roman" w:hAnsi="Times New Roman" w:cs="Times New Roman" w:hint="eastAsia"/>
+        </w:rPr>
+        <w:t>is</w:t>
+      </w:r>
+      <w:r>
+        <w:rPr>
+          <w:rFonts w:ascii="Times New Roman" w:hAnsi="Times New Roman" w:cs="Times New Roman"/>
+        </w:rPr>
+        <w:t>”</w:t>
+      </w:r>
+      <w:r>
+        <w:rPr>
+          <w:rFonts w:ascii="Times New Roman" w:hAnsi="Times New Roman" w:cs="Times New Roman" w:hint="eastAsia"/>
+        </w:rPr>
+        <w:t>:  was</w:t>
+      </w:r>
+      <w:r>
+        <w:rPr>
+          <w:rFonts w:ascii="Times New Roman" w:hAnsi="Times New Roman" w:cs="Times New Roman" w:hint="eastAsia"/>
+        </w:rPr>
+        <w:t xml:space="preserve"> </w:t>
+      </w:r>
+    </w:p>
+    <w:p>
+      <w:pPr>
+        <w:pStyle w:val="a6"/>
+        <w:numPr>
+          <w:ilvl w:val="0"/>
+          <w:numId w:val="7"/>
+        </w:numPr>
+        <w:rPr>
+          <w:rFonts w:ascii="Times New Roman" w:hAnsi="Times New Roman" w:cs="Times New Roman"/>
+        </w:rPr>
+      </w:pPr>
+      <w:r>
+        <w:rPr>
+          <w:rFonts w:ascii="Times New Roman" w:hAnsi="Times New Roman" w:cs="Times New Roman" w:hint="eastAsia"/>
+        </w:rPr>
+        <w:t>gap: gaps</w:t>
+      </w:r>
+    </w:p>
+    <w:p>
+      <w:pPr>
+        <w:pStyle w:val="a6"/>
+        <w:numPr>
+          <w:ilvl w:val="0"/>
+          <w:numId w:val="7"/>
+        </w:numPr>
+        <w:rPr>
+          <w:rFonts w:ascii="Times New Roman" w:hAnsi="Times New Roman" w:cs="Times New Roman"/>
+        </w:rPr>
+      </w:pPr>
+      <w:r>
+        <w:rPr>
+          <w:rFonts w:ascii="Times New Roman" w:hAnsi="Times New Roman" w:cs="Times New Roman" w:hint="eastAsia"/>
+        </w:rPr>
+        <w:t>three: the three</w:t>
+      </w:r>
+    </w:p>
+    <w:p>
+      <w:pPr>
+        <w:pStyle w:val="a6"/>
+        <w:numPr>
+          <w:ilvl w:val="0"/>
+          <w:numId w:val="7"/>
+        </w:numPr>
+        <w:rPr>
+          <w:rFonts w:ascii="Times New Roman" w:hAnsi="Times New Roman" w:cs="Times New Roman"/>
+        </w:rPr>
+      </w:pPr>
+      <w:r>
+        <w:rPr>
+          <w:rFonts w:ascii="Times New Roman" w:hAnsi="Times New Roman" w:cs="Times New Roman" w:hint="eastAsia"/>
+        </w:rPr>
+        <w:t xml:space="preserve">fell: began to fall. </w:t>
+      </w:r>
+      <w:r>
+        <w:rPr>
+          <w:rFonts w:ascii="Times New Roman" w:hAnsi="Times New Roman" w:cs="Times New Roman" w:hint="eastAsia"/>
+        </w:rPr>
+        <w:t>(</w:t>
+      </w:r>
+      <w:r>
+        <w:rPr>
+          <w:rFonts w:ascii="Times New Roman" w:hAnsi="Times New Roman" w:cs="Times New Roman"/>
+        </w:rPr>
+        <w:t>“</w:t>
+      </w:r>
+      <w:r>
+        <w:rPr>
+          <w:rFonts w:ascii="Times New Roman" w:hAnsi="Times New Roman" w:cs="Times New Roman" w:hint="eastAsia"/>
+        </w:rPr>
+        <w:t>to</w:t>
+      </w:r>
+      <w:r>
+        <w:rPr>
+          <w:rFonts w:ascii="Times New Roman" w:hAnsi="Times New Roman" w:cs="Times New Roman"/>
+        </w:rPr>
+        <w:t>”</w:t>
+      </w:r>
+      <w:r>
+        <w:rPr>
+          <w:rFonts w:ascii="Times New Roman" w:hAnsi="Times New Roman" w:cs="Times New Roman" w:hint="eastAsia"/>
+        </w:rPr>
+        <w:t xml:space="preserve"> is a</w:t>
+      </w:r>
+      <w:r>
+        <w:rPr>
+          <w:rFonts w:ascii="Times New Roman" w:hAnsi="Times New Roman" w:cs="Times New Roman" w:hint="eastAsia"/>
+        </w:rPr>
+        <w:t>n</w:t>
+      </w:r>
+      <w:r>
+        <w:rPr>
+          <w:rFonts w:ascii="Times New Roman" w:hAnsi="Times New Roman" w:cs="Times New Roman" w:hint="eastAsia"/>
+        </w:rPr>
+        <w:t xml:space="preserve"> infinitive </w:t>
+      </w:r>
+      <w:r>
+        <w:rPr>
+          <w:rFonts w:ascii="Times New Roman" w:hAnsi="Times New Roman" w:cs="Times New Roman" w:hint="eastAsia"/>
+        </w:rPr>
+        <w:t>marker</w:t>
+      </w:r>
+      <w:r>
+        <w:rPr>
+          <w:rFonts w:ascii="Times New Roman" w:hAnsi="Times New Roman" w:cs="Times New Roman" w:hint="eastAsia"/>
+        </w:rPr>
+        <w:t>, not a preposition</w:t>
+      </w:r>
+      <w:r>
+        <w:rPr>
+          <w:rFonts w:ascii="Times New Roman" w:hAnsi="Times New Roman" w:cs="Times New Roman" w:hint="eastAsia"/>
+        </w:rPr>
+        <w:t>)</w:t>
+      </w:r>
+    </w:p>
+    <w:p>
+      <w:pPr>
+        <w:pStyle w:val="a6"/>
+        <w:numPr>
+          <w:ilvl w:val="0"/>
+          <w:numId w:val="7"/>
+        </w:numPr>
+        <w:rPr>
+          <w:rFonts w:ascii="Times New Roman" w:hAnsi="Times New Roman" w:cs="Times New Roman"/>
+        </w:rPr>
+      </w:pPr>
+      <w:r>
+        <w:rPr>
+          <w:rFonts w:ascii="Times New Roman" w:hAnsi="Times New Roman" w:cs="Times New Roman" w:hint="eastAsia"/>
+        </w:rPr>
+        <w:t xml:space="preserve">in the year </w:t>
+      </w:r>
+      <w:r>
+        <w:rPr>
+          <w:rFonts w:ascii="Times New Roman" w:hAnsi="Times New Roman" w:cs="Times New Roman" w:hint="eastAsia"/>
+          <w:strike/>
+        </w:rPr>
+        <w:t>of</w:t>
+      </w:r>
+      <w:r>
+        <w:rPr>
+          <w:rFonts w:ascii="Times New Roman" w:hAnsi="Times New Roman" w:cs="Times New Roman" w:hint="eastAsia"/>
+        </w:rPr>
+        <w:t xml:space="preserve"> 2004</w:t>
+      </w:r>
+    </w:p>
+    <w:p>
+      <w:pPr>
+        <w:pStyle w:val="a6"/>
+        <w:numPr>
+          <w:ilvl w:val="0"/>
+          <w:numId w:val="7"/>
+        </w:numPr>
+        <w:rPr>
+          <w:rFonts w:ascii="Times New Roman" w:hAnsi="Times New Roman" w:cs="Times New Roman"/>
+        </w:rPr>
+      </w:pPr>
+      <w:r>
+        <w:rPr>
+          <w:rFonts w:ascii="Times New Roman" w:hAnsi="Times New Roman" w:cs="Times New Roman" w:hint="eastAsia"/>
+        </w:rPr>
+        <w:t>increased by over 20%</w:t>
+      </w:r>
+    </w:p>
+    <w:p>
+      <w:pPr>
+        <w:pStyle w:val="a6"/>
+        <w:numPr>
+          <w:ilvl w:val="0"/>
+          <w:numId w:val="7"/>
+        </w:numPr>
+        <w:rPr>
+          <w:rFonts w:ascii="Times New Roman" w:hAnsi="Times New Roman" w:cs="Times New Roman"/>
+        </w:rPr>
+      </w:pPr>
+      <w:r>
+        <w:rPr>
+          <w:rFonts w:ascii="Times New Roman" w:hAnsi="Times New Roman" w:cs="Times New Roman" w:hint="eastAsia"/>
+        </w:rPr>
+        <w:t>of:  for</w:t>
+      </w:r>
+    </w:p>
+    <w:p>
+      <w:pPr>
+        <w:pStyle w:val="a6"/>
+        <w:numPr>
+          <w:ilvl w:val="0"/>
+          <w:numId w:val="7"/>
+        </w:numPr>
+        <w:rPr>
+          <w:rFonts w:ascii="Times New Roman" w:hAnsi="Times New Roman" w:cs="Times New Roman"/>
+        </w:rPr>
+      </w:pPr>
+      <w:r>
+        <w:rPr>
+          <w:rFonts w:ascii="Times New Roman" w:hAnsi="Times New Roman" w:cs="Times New Roman" w:hint="eastAsia"/>
+        </w:rPr>
+        <w:t>children.  (spelling error)</w:t>
+      </w:r>
+    </w:p>
+    <w:p>
+      <w:pPr>
+        <w:rPr>
+          <w:rFonts w:ascii="Times New Roman" w:hAnsi="Times New Roman" w:cs="Times New Roman"/>
+          <w:b/>
+          <w:i/>
+        </w:rPr>
+      </w:pPr>
+      <w:r>
+        <w:rPr>
+          <w:rFonts w:ascii="Times New Roman" w:hAnsi="Times New Roman" w:cs="Times New Roman" w:hint="eastAsia"/>
+          <w:b/>
+          <w:i/>
+        </w:rPr>
+        <w:t>Other errors</w:t>
+      </w:r>
+    </w:p>
+    <w:p>
+      <w:pPr>
+        <w:pStyle w:val="a6"/>
+        <w:numPr>
+          <w:ilvl w:val="0"/>
+          <w:numId w:val="8"/>
+        </w:numPr>
+        <w:rPr>
+          <w:rFonts w:ascii="Times New Roman" w:hAnsi="Times New Roman" w:cs="Times New Roman"/>
+        </w:rPr>
+      </w:pPr>
+      <w:r>
+        <w:rPr>
+          <w:rFonts w:ascii="Times New Roman" w:hAnsi="Times New Roman" w:cs="Times New Roman"/>
+        </w:rPr>
+        <w:t>“</w:t>
+      </w:r>
+      <w:r>
+        <w:rPr>
+          <w:rFonts w:ascii="Times New Roman" w:hAnsi="Times New Roman" w:cs="Times New Roman" w:hint="eastAsia"/>
+        </w:rPr>
+        <w:t>greens</w:t>
+      </w:r>
+      <w:r>
+        <w:rPr>
+          <w:rFonts w:ascii="Times New Roman" w:hAnsi="Times New Roman" w:cs="Times New Roman"/>
+        </w:rPr>
+        <w:t>”</w:t>
+      </w:r>
+      <w:r>
+        <w:rPr>
+          <w:rFonts w:ascii="Times New Roman" w:hAnsi="Times New Roman" w:cs="Times New Roman" w:hint="eastAsia"/>
+        </w:rPr>
+        <w:t xml:space="preserve"> can NOT represent fruit and vegetables as I thought before; it only represents green vegetables in British English. </w:t>
+      </w:r>
+      <w:r>
+        <w:rPr>
+          <w:rFonts w:ascii="Times New Roman" w:hAnsi="Times New Roman" w:cs="Times New Roman" w:hint="eastAsia"/>
+        </w:rPr>
+        <w:t xml:space="preserve">If you want to refer to them with a word, you can say </w:t>
+      </w:r>
+      <w:r>
+        <w:rPr>
+          <w:rFonts w:ascii="Times New Roman" w:hAnsi="Times New Roman" w:cs="Times New Roman"/>
+        </w:rPr>
+        <w:t>“</w:t>
+      </w:r>
+      <w:r>
+        <w:rPr>
+          <w:rFonts w:ascii="Times New Roman" w:hAnsi="Times New Roman" w:cs="Times New Roman" w:hint="eastAsia"/>
+        </w:rPr>
+        <w:t>produce</w:t>
+      </w:r>
+      <w:r>
+        <w:rPr>
+          <w:rFonts w:ascii="Times New Roman" w:hAnsi="Times New Roman" w:cs="Times New Roman"/>
+        </w:rPr>
+        <w:t>”</w:t>
+      </w:r>
+      <w:r>
+        <w:rPr>
+          <w:rFonts w:ascii="Times New Roman" w:hAnsi="Times New Roman" w:cs="Times New Roman" w:hint="eastAsia"/>
+        </w:rPr>
+        <w:t xml:space="preserve"> or </w:t>
+      </w:r>
+      <w:r>
+        <w:rPr>
+          <w:rFonts w:ascii="Times New Roman" w:hAnsi="Times New Roman" w:cs="Times New Roman"/>
+        </w:rPr>
+        <w:t>“</w:t>
+      </w:r>
+      <w:r>
+        <w:rPr>
+          <w:rFonts w:ascii="Times New Roman" w:hAnsi="Times New Roman" w:cs="Times New Roman" w:hint="eastAsia"/>
+        </w:rPr>
+        <w:t>plant-basted food</w:t>
+      </w:r>
+      <w:r>
+        <w:rPr>
+          <w:rFonts w:ascii="Times New Roman" w:hAnsi="Times New Roman" w:cs="Times New Roman"/>
+        </w:rPr>
+        <w:t>”</w:t>
+      </w:r>
+      <w:r>
+        <w:rPr>
+          <w:rFonts w:ascii="Times New Roman" w:hAnsi="Times New Roman" w:cs="Times New Roman" w:hint="eastAsia"/>
+        </w:rPr>
+        <w:t xml:space="preserve">. For instance, we can say, </w:t>
+      </w:r>
+      <w:r>
+        <w:rPr>
+          <w:rFonts w:ascii="Times New Roman" w:hAnsi="Times New Roman" w:cs="Times New Roman"/>
+        </w:rPr>
+        <w:t>“</w:t>
+      </w:r>
+      <w:r>
+        <w:rPr>
+          <w:rFonts w:ascii="Times New Roman" w:hAnsi="Times New Roman" w:cs="Times New Roman" w:hint="eastAsia"/>
+        </w:rPr>
+        <w:t xml:space="preserve">I want to eat </w:t>
+      </w:r>
+      <w:r>
+        <w:rPr>
+          <w:rFonts w:ascii="Times New Roman" w:hAnsi="Times New Roman" w:cs="Times New Roman" w:hint="eastAsia"/>
+        </w:rPr>
+        <w:t xml:space="preserve">fresh </w:t>
+      </w:r>
+      <w:r>
+        <w:rPr>
+          <w:rFonts w:ascii="Times New Roman" w:hAnsi="Times New Roman" w:cs="Times New Roman" w:hint="eastAsia"/>
+        </w:rPr>
+        <w:t>produce.</w:t>
+      </w:r>
+      <w:r>
+        <w:rPr>
+          <w:rFonts w:ascii="Times New Roman" w:hAnsi="Times New Roman" w:cs="Times New Roman"/>
+        </w:rPr>
+        <w:t>”</w:t>
+      </w:r>
+    </w:p>
+    <w:p>
+      <w:pPr>
+        <w:pStyle w:val="a6"/>
+        <w:numPr>
+          <w:ilvl w:val="0"/>
+          <w:numId w:val="8"/>
+        </w:numPr>
+        <w:rPr>
+          <w:rFonts w:ascii="Times New Roman" w:hAnsi="Times New Roman" w:cs="Times New Roman"/>
+        </w:rPr>
+      </w:pPr>
+      <w:r>
+        <w:rPr>
+          <w:rFonts w:ascii="Times New Roman" w:hAnsi="Times New Roman" w:cs="Times New Roman" w:hint="eastAsia"/>
+        </w:rPr>
+        <w:t xml:space="preserve">On ther other hand, there are over 200 words in my report, which is not allowed in IELTS writing task 1. Usually, the number of words is between 150 and 190. </w:t>
+      </w:r>
+    </w:p>
+    <w:p>
+      <w:pPr>
+        <w:rPr>
+          <w:rFonts w:ascii="Times New Roman" w:hAnsi="Times New Roman" w:cs="Times New Roman"/>
+          <w:b/>
+          <w:i/>
+        </w:rPr>
+      </w:pPr>
+      <w:r>
+        <w:rPr>
+          <w:rFonts w:ascii="Times New Roman" w:hAnsi="Times New Roman" w:cs="Times New Roman" w:hint="eastAsia"/>
+          <w:b/>
+          <w:i/>
+        </w:rPr>
+        <w:t xml:space="preserve">Summary and </w:t>
+      </w:r>
+      <w:r>
+        <w:rPr>
+          <w:rFonts w:ascii="Times New Roman" w:hAnsi="Times New Roman" w:cs="Times New Roman" w:hint="eastAsia"/>
+          <w:b/>
+          <w:i/>
+        </w:rPr>
+        <w:t xml:space="preserve">How to write </w:t>
+      </w:r>
+    </w:p>
+    <w:p>
+      <w:pPr>
+        <w:rPr>
+          <w:rFonts w:ascii="Times New Roman" w:hAnsi="Times New Roman" w:cs="Times New Roman"/>
+          <w:i/>
+        </w:rPr>
+      </w:pPr>
+      <w:r>
+        <w:rPr>
+          <w:rFonts w:ascii="Times New Roman" w:hAnsi="Times New Roman" w:cs="Times New Roman" w:hint="eastAsia"/>
+          <w:i/>
+        </w:rPr>
+        <w:t>Overview Paragraph</w:t>
+      </w:r>
+    </w:p>
+    <w:p>
+      <w:pPr>
+        <w:pStyle w:val="a6"/>
+        <w:numPr>
+          <w:ilvl w:val="0"/>
+          <w:numId w:val="9"/>
+        </w:numPr>
+        <w:rPr>
+          <w:rFonts w:ascii="Times New Roman" w:hAnsi="Times New Roman" w:cs="Times New Roman"/>
+        </w:rPr>
+      </w:pPr>
+      <w:r>
+        <w:rPr>
+          <w:rFonts w:ascii="Times New Roman" w:hAnsi="Times New Roman" w:cs="Times New Roman" w:hint="eastAsia"/>
+        </w:rPr>
+        <w:t>The proportion of women was the highest.</w:t>
+      </w:r>
+    </w:p>
+    <w:p>
+      <w:pPr>
+        <w:pStyle w:val="a6"/>
+        <w:numPr>
+          <w:ilvl w:val="0"/>
+          <w:numId w:val="9"/>
+        </w:numPr>
+        <w:rPr>
+          <w:rFonts w:ascii="Times New Roman" w:hAnsi="Times New Roman" w:cs="Times New Roman"/>
+        </w:rPr>
+      </w:pPr>
+      <w:r>
+        <w:rPr>
+          <w:rFonts w:ascii="Times New Roman" w:hAnsi="Times New Roman" w:cs="Times New Roman" w:hint="eastAsia"/>
+        </w:rPr>
+        <w:t>That of chidren was the lowest</w:t>
+      </w:r>
+    </w:p>
+    <w:p>
+      <w:pPr>
+        <w:pStyle w:val="a6"/>
+        <w:numPr>
+          <w:ilvl w:val="0"/>
+          <w:numId w:val="9"/>
+        </w:numPr>
+        <w:rPr>
+          <w:rFonts w:ascii="Times New Roman" w:hAnsi="Times New Roman" w:cs="Times New Roman"/>
+        </w:rPr>
+      </w:pPr>
+      <w:r>
+        <w:rPr>
+          <w:rFonts w:ascii="Times New Roman" w:hAnsi="Times New Roman" w:cs="Times New Roman" w:hint="eastAsia"/>
+        </w:rPr>
+        <w:t>The percentage increased steadily during most of the given period.</w:t>
+      </w:r>
+    </w:p>
+    <w:p>
+      <w:pPr>
+        <w:pStyle w:val="a6"/>
+        <w:numPr>
+          <w:ilvl w:val="0"/>
+          <w:numId w:val="9"/>
+        </w:numPr>
+        <w:rPr>
+          <w:rFonts w:ascii="Times New Roman" w:hAnsi="Times New Roman" w:cs="Times New Roman"/>
+        </w:rPr>
+      </w:pPr>
+      <w:r>
+        <w:rPr>
+          <w:rFonts w:ascii="Times New Roman" w:hAnsi="Times New Roman" w:cs="Times New Roman" w:hint="eastAsia"/>
+        </w:rPr>
+        <w:t>The gaps or differences of percentage between the three groups were becoming smaller.</w:t>
+      </w:r>
+    </w:p>
+    <w:p>
+      <w:pPr>
+        <w:rPr>
+          <w:rFonts w:ascii="Times New Roman" w:hAnsi="Times New Roman" w:cs="Times New Roman"/>
+          <w:i/>
+        </w:rPr>
+      </w:pPr>
+      <w:r>
+        <w:rPr>
+          <w:rFonts w:ascii="Times New Roman" w:hAnsi="Times New Roman" w:cs="Times New Roman" w:hint="eastAsia"/>
+          <w:i/>
+        </w:rPr>
+        <w:t>Body Paragraph 1</w:t>
+      </w:r>
+    </w:p>
+    <w:p>
+      <w:pPr>
+        <w:rPr>
+          <w:rFonts w:ascii="Times New Roman" w:hAnsi="Times New Roman" w:cs="Times New Roman"/>
+        </w:rPr>
+      </w:pPr>
+      <w:r>
+        <w:rPr>
+          <w:rFonts w:ascii="Times New Roman" w:hAnsi="Times New Roman" w:cs="Times New Roman" w:hint="eastAsia"/>
+        </w:rPr>
+        <w:lastRenderedPageBreak/>
+        <w:t>Women</w:t>
+      </w:r>
+    </w:p>
+    <w:p>
+      <w:pPr>
+        <w:pStyle w:val="a6"/>
+        <w:numPr>
+          <w:ilvl w:val="0"/>
+          <w:numId w:val="10"/>
+        </w:numPr>
+        <w:rPr>
+          <w:rFonts w:ascii="Times New Roman" w:hAnsi="Times New Roman" w:cs="Times New Roman"/>
+        </w:rPr>
+      </w:pPr>
+      <w:r>
+        <w:rPr>
+          <w:rFonts w:ascii="Times New Roman" w:hAnsi="Times New Roman" w:cs="Times New Roman" w:hint="eastAsia"/>
+        </w:rPr>
+        <w:t>Describe when the percentage reached its peak.</w:t>
+      </w:r>
+    </w:p>
+    <w:p>
+      <w:pPr>
+        <w:pStyle w:val="a6"/>
+        <w:numPr>
+          <w:ilvl w:val="0"/>
+          <w:numId w:val="10"/>
+        </w:numPr>
+        <w:rPr>
+          <w:rFonts w:ascii="Times New Roman" w:hAnsi="Times New Roman" w:cs="Times New Roman"/>
+        </w:rPr>
+      </w:pPr>
+      <w:r>
+        <w:rPr>
+          <w:rFonts w:ascii="Times New Roman" w:hAnsi="Times New Roman" w:cs="Times New Roman" w:hint="eastAsia"/>
+        </w:rPr>
+        <w:t>Use data to support your thesis.</w:t>
+      </w:r>
+    </w:p>
+    <w:p>
+      <w:pPr>
+        <w:rPr>
+          <w:rFonts w:ascii="Times New Roman" w:hAnsi="Times New Roman" w:cs="Times New Roman"/>
+          <w:i/>
+        </w:rPr>
+      </w:pPr>
+      <w:r>
+        <w:rPr>
+          <w:rFonts w:ascii="Times New Roman" w:hAnsi="Times New Roman" w:cs="Times New Roman" w:hint="eastAsia"/>
+          <w:i/>
+        </w:rPr>
+        <w:t>Body Paragraph 2</w:t>
+      </w:r>
+    </w:p>
+    <w:p>
+      <w:pPr>
+        <w:rPr>
+          <w:rFonts w:ascii="Times New Roman" w:hAnsi="Times New Roman" w:cs="Times New Roman"/>
+        </w:rPr>
+      </w:pPr>
+      <w:r>
+        <w:rPr>
+          <w:rFonts w:ascii="Times New Roman" w:hAnsi="Times New Roman" w:cs="Times New Roman" w:hint="eastAsia"/>
+        </w:rPr>
+        <w:t>Men and Children.</w:t>
+      </w:r>
+    </w:p>
+    <w:p>
+      <w:pPr>
+        <w:pStyle w:val="a6"/>
+        <w:numPr>
+          <w:ilvl w:val="0"/>
+          <w:numId w:val="11"/>
+        </w:numPr>
+        <w:rPr>
+          <w:rFonts w:ascii="Times New Roman" w:hAnsi="Times New Roman" w:cs="Times New Roman"/>
+        </w:rPr>
+      </w:pPr>
+      <w:r>
+        <w:rPr>
+          <w:rFonts w:ascii="Times New Roman" w:hAnsi="Times New Roman" w:cs="Times New Roman" w:hint="eastAsia"/>
+        </w:rPr>
+        <w:t>The steady in the first three years of the data of these two groups.</w:t>
+      </w:r>
+    </w:p>
+    <w:p>
+      <w:pPr>
+        <w:pStyle w:val="a6"/>
+        <w:numPr>
+          <w:ilvl w:val="0"/>
+          <w:numId w:val="11"/>
+        </w:numPr>
+        <w:rPr>
+          <w:rFonts w:ascii="Times New Roman" w:hAnsi="Times New Roman" w:cs="Times New Roman"/>
+        </w:rPr>
+      </w:pPr>
+      <w:r>
+        <w:rPr>
+          <w:rFonts w:ascii="Times New Roman" w:hAnsi="Times New Roman" w:cs="Times New Roman" w:hint="eastAsia"/>
+        </w:rPr>
+        <w:t>When they reached their peaks.</w:t>
+      </w:r>
+    </w:p>
+    <w:p>
+      <w:pPr>
+        <w:pStyle w:val="a6"/>
+        <w:numPr>
+          <w:ilvl w:val="0"/>
+          <w:numId w:val="11"/>
+        </w:numPr>
+        <w:rPr>
+          <w:rFonts w:ascii="Times New Roman" w:hAnsi="Times New Roman" w:cs="Times New Roman"/>
+        </w:rPr>
+      </w:pPr>
+      <w:r>
+        <w:rPr>
+          <w:rFonts w:ascii="Times New Roman" w:hAnsi="Times New Roman" w:cs="Times New Roman" w:hint="eastAsia"/>
+        </w:rPr>
+        <w:t>Don</w:t>
+      </w:r>
+      <w:r>
+        <w:rPr>
+          <w:rFonts w:ascii="Times New Roman" w:hAnsi="Times New Roman" w:cs="Times New Roman"/>
+        </w:rPr>
+        <w:t>’</w:t>
+      </w:r>
+      <w:r>
+        <w:rPr>
+          <w:rFonts w:ascii="Times New Roman" w:hAnsi="Times New Roman" w:cs="Times New Roman" w:hint="eastAsia"/>
+        </w:rPr>
+        <w:t>t forget data.</w:t>
+      </w:r>
+    </w:p>
+    <w:p>
+      <w:pPr>
+        <w:rPr>
+          <w:rFonts w:ascii="Times New Roman" w:hAnsi="Times New Roman" w:cs="Times New Roman"/>
+          <w:b/>
+          <w:i/>
+        </w:rPr>
+      </w:pPr>
+      <w:r>
+        <w:rPr>
+          <w:rFonts w:ascii="Times New Roman" w:hAnsi="Times New Roman" w:cs="Times New Roman" w:hint="eastAsia"/>
+          <w:b/>
+          <w:i/>
+        </w:rPr>
+        <w:t>Revised Edition</w:t>
+      </w:r>
+    </w:p>
+    <w:p>
+      <w:pPr>
+        <w:rPr>
+          <w:rFonts w:ascii="Times New Roman" w:hAnsi="Times New Roman" w:cs="Times New Roman"/>
+        </w:rPr>
+      </w:pPr>
+      <w:r>
+        <w:rPr>
+          <w:rFonts w:ascii="Times New Roman" w:hAnsi="Times New Roman" w:cs="Times New Roman" w:hint="eastAsia"/>
+        </w:rPr>
+        <w:t xml:space="preserve">The bar chart  illustrates the proportion of women, men and children who </w:t>
+      </w:r>
+      <w:r>
+        <w:rPr>
+          <w:rFonts w:ascii="Times New Roman" w:hAnsi="Times New Roman" w:cs="Times New Roman" w:hint="eastAsia"/>
+        </w:rPr>
+        <w:t>consumed</w:t>
+      </w:r>
+      <w:r>
+        <w:rPr>
+          <w:rFonts w:ascii="Times New Roman" w:hAnsi="Times New Roman" w:cs="Times New Roman" w:hint="eastAsia"/>
+        </w:rPr>
+        <w:t xml:space="preserve"> five </w:t>
+      </w:r>
+      <w:r>
+        <w:rPr>
+          <w:rFonts w:ascii="Times New Roman" w:hAnsi="Times New Roman" w:cs="Times New Roman" w:hint="eastAsia"/>
+        </w:rPr>
+        <w:t xml:space="preserve">kind of fruit and vegetables each day between 2001 and 2008. </w:t>
+      </w:r>
+    </w:p>
+    <w:p>
+      <w:pPr>
+        <w:rPr>
+          <w:rFonts w:ascii="Times New Roman" w:hAnsi="Times New Roman" w:cs="Times New Roman"/>
+        </w:rPr>
+      </w:pPr>
+      <w:r>
+        <w:rPr>
+          <w:rFonts w:ascii="Times New Roman" w:hAnsi="Times New Roman" w:cs="Times New Roman" w:hint="eastAsia"/>
+        </w:rPr>
+        <w:t xml:space="preserve">Overall, the largest percentage of people eating fresh produce was women while the smallest proportion was children consistantly. </w:t>
+      </w:r>
+      <w:r>
+        <w:rPr>
+          <w:rFonts w:ascii="Times New Roman" w:hAnsi="Times New Roman" w:cs="Times New Roman" w:hint="eastAsia"/>
+        </w:rPr>
+        <w:t xml:space="preserve">The gaps between the three groups of people were shrinking as the data steadily increased. </w:t>
+      </w:r>
+    </w:p>
+    <w:p>
+      <w:pPr>
+        <w:rPr>
+          <w:rFonts w:ascii="Times New Roman" w:hAnsi="Times New Roman" w:cs="Times New Roman"/>
+        </w:rPr>
+      </w:pPr>
+      <w:r>
+        <w:rPr>
+          <w:rFonts w:ascii="Times New Roman" w:hAnsi="Times New Roman" w:cs="Times New Roman" w:hint="eastAsia"/>
+        </w:rPr>
+        <w:t>T</w:t>
+      </w:r>
+      <w:r>
+        <w:rPr>
+          <w:rFonts w:ascii="Times New Roman" w:hAnsi="Times New Roman" w:cs="Times New Roman" w:hint="eastAsia"/>
+        </w:rPr>
+        <w:t>he percentage of women eating fruit and vegetables was 20%</w:t>
+      </w:r>
+      <w:r>
+        <w:rPr>
+          <w:rFonts w:ascii="Times New Roman" w:hAnsi="Times New Roman" w:cs="Times New Roman" w:hint="eastAsia"/>
+        </w:rPr>
+        <w:t xml:space="preserve"> In 2001</w:t>
+      </w:r>
+      <w:r>
+        <w:rPr>
+          <w:rFonts w:ascii="Times New Roman" w:hAnsi="Times New Roman" w:cs="Times New Roman" w:hint="eastAsia"/>
+        </w:rPr>
+        <w:t xml:space="preserve"> it increased gradually to its peak at 35% in 2006. After that, it began to fell steadily to about 32% in the final year 2008. </w:t>
+      </w:r>
+    </w:p>
+    <w:p>
+      <w:pPr>
+        <w:rPr>
+          <w:rFonts w:ascii="Times New Roman" w:hAnsi="Times New Roman" w:cs="Times New Roman"/>
+        </w:rPr>
+      </w:pPr>
+      <w:r>
+        <w:rPr>
+          <w:rFonts w:ascii="Times New Roman" w:hAnsi="Times New Roman" w:cs="Times New Roman" w:hint="eastAsia"/>
+        </w:rPr>
+        <w:t xml:space="preserve">When it comes to men and children, the proportion of them kept stable in the first three years at 17% and 12%, respectively. </w:t>
+      </w:r>
+      <w:r>
+        <w:rPr>
+          <w:rFonts w:ascii="Times New Roman" w:hAnsi="Times New Roman" w:cs="Times New Roman" w:hint="eastAsia"/>
+          <w:highlight w:val="yellow"/>
+        </w:rPr>
+        <w:t>Then the data of men steadily rose to 27% in 2006</w:t>
+      </w:r>
+      <w:r>
+        <w:rPr>
+          <w:rFonts w:ascii="Times New Roman" w:hAnsi="Times New Roman" w:cs="Times New Roman" w:hint="eastAsia"/>
+          <w:highlight w:val="yellow"/>
+        </w:rPr>
+        <w:t>(1)</w:t>
+      </w:r>
+      <w:r>
+        <w:rPr>
+          <w:rFonts w:ascii="Times New Roman" w:hAnsi="Times New Roman" w:cs="Times New Roman" w:hint="eastAsia"/>
+        </w:rPr>
+        <w:t xml:space="preserve"> and fell slightly to 25% in 2008. Whereas, the percentage of children increased to its highest point, </w:t>
+      </w:r>
+      <w:r>
+        <w:rPr>
+          <w:rFonts w:ascii="Times New Roman" w:hAnsi="Times New Roman" w:cs="Times New Roman" w:hint="eastAsia"/>
+        </w:rPr>
+        <w:t xml:space="preserve">which was </w:t>
+      </w:r>
+      <w:r>
+        <w:rPr>
+          <w:rFonts w:ascii="Times New Roman" w:hAnsi="Times New Roman" w:cs="Times New Roman" w:hint="eastAsia"/>
+        </w:rPr>
+        <w:t xml:space="preserve">25% in 2007, and dropped to </w:t>
+      </w:r>
+      <w:r>
+        <w:rPr>
+          <w:rFonts w:ascii="Times New Roman" w:hAnsi="Times New Roman" w:cs="Times New Roman" w:hint="eastAsia"/>
+        </w:rPr>
+        <w:t xml:space="preserve">around </w:t>
+      </w:r>
+      <w:r>
+        <w:rPr>
+          <w:rFonts w:ascii="Times New Roman" w:hAnsi="Times New Roman" w:cs="Times New Roman" w:hint="eastAsia"/>
+        </w:rPr>
+        <w:t xml:space="preserve">23% in the next year. </w:t>
+      </w:r>
+    </w:p>
+    <w:p>
+      <w:pPr>
+        <w:rPr>
+          <w:rFonts w:ascii="Times New Roman" w:hAnsi="Times New Roman" w:cs="Times New Roman"/>
+          <w:b/>
+          <w:i/>
+        </w:rPr>
+      </w:pPr>
+      <w:r>
+        <w:rPr>
+          <w:rFonts w:ascii="Times New Roman" w:hAnsi="Times New Roman" w:cs="Times New Roman" w:hint="eastAsia"/>
+          <w:b/>
+          <w:i/>
+        </w:rPr>
+        <w:t>Errors and imporment</w:t>
+      </w:r>
+      <w:r>
+        <w:rPr>
+          <w:rFonts w:ascii="Times New Roman" w:hAnsi="Times New Roman" w:cs="Times New Roman" w:hint="eastAsia"/>
+          <w:b/>
+          <w:i/>
+        </w:rPr>
+        <w:t xml:space="preserve"> of my </w:t>
+      </w:r>
+      <w:r>
+        <w:rPr>
+          <w:rFonts w:ascii="Times New Roman" w:hAnsi="Times New Roman" w:cs="Times New Roman" w:hint="eastAsia"/>
+          <w:b/>
+          <w:i/>
+        </w:rPr>
+        <w:t>revised edition</w:t>
+      </w:r>
+      <w:r>
+        <w:rPr>
+          <w:rFonts w:ascii="Times New Roman" w:hAnsi="Times New Roman" w:cs="Times New Roman" w:hint="eastAsia"/>
+          <w:b/>
+          <w:i/>
+        </w:rPr>
+        <w:t>.</w:t>
+      </w:r>
+    </w:p>
+    <w:p>
+      <w:pPr>
+        <w:pStyle w:val="a6"/>
+        <w:numPr>
+          <w:ilvl w:val="0"/>
+          <w:numId w:val="12"/>
+        </w:numPr>
+        <w:rPr>
+          <w:rFonts w:ascii="Times New Roman" w:hAnsi="Times New Roman" w:cs="Times New Roman"/>
+        </w:rPr>
+      </w:pPr>
+      <w:r>
+        <w:rPr>
+          <w:rFonts w:ascii="Times New Roman" w:hAnsi="Times New Roman" w:cs="Times New Roman" w:hint="eastAsia"/>
+        </w:rPr>
+        <w:t>It is better to add that the figure was at a peak in 2006.</w:t>
+      </w:r>
+      <w:r>
+        <w:rPr>
+          <w:rFonts w:ascii="Times New Roman" w:hAnsi="Times New Roman" w:cs="Times New Roman"/>
+        </w:rPr>
+        <w:br/>
+        <w:t>“</w:t>
+      </w:r>
+      <w:r>
+        <w:rPr>
+          <w:rFonts w:ascii="Times New Roman" w:hAnsi="Times New Roman" w:cs="Times New Roman" w:hint="eastAsia"/>
+        </w:rPr>
+        <w:t>...</w:t>
+      </w:r>
+      <w:r>
+        <w:rPr>
+          <w:rFonts w:ascii="Times New Roman" w:hAnsi="Times New Roman" w:cs="Times New Roman" w:hint="eastAsia"/>
+        </w:rPr>
+        <w:t>rose to a peak at 27% in 2006</w:t>
+      </w:r>
+      <w:r>
+        <w:rPr>
+          <w:rFonts w:ascii="Times New Roman" w:hAnsi="Times New Roman" w:cs="Times New Roman" w:hint="eastAsia"/>
+        </w:rPr>
+        <w:t>...</w:t>
+      </w:r>
+      <w:r>
+        <w:rPr>
+          <w:rFonts w:ascii="Times New Roman" w:hAnsi="Times New Roman" w:cs="Times New Roman"/>
+        </w:rPr>
+        <w:t>”</w:t>
+      </w:r>
+    </w:p>
+    <w:p>
+      <w:pPr>
+        <w:rPr>
+          <w:rFonts w:ascii="Times New Roman" w:hAnsi="Times New Roman" w:cs="Times New Roman"/>
+        </w:rPr>
+      </w:pPr>
+    </w:p>
+    <w:p>
+      <w:pPr>
+        <w:rPr>
+          <w:rFonts w:ascii="Times New Roman" w:hAnsi="Times New Roman" w:cs="Times New Roman"/>
+          <w:i/>
+        </w:rPr>
+      </w:pPr>
+      <w:hyperlink r:id="rId20" w:history="1">
+        <w:r>
+          <w:rPr>
+            <w:rStyle w:val="ad"/>
+            <w:rFonts w:ascii="Times New Roman" w:hAnsi="Times New Roman" w:cs="Times New Roman" w:hint="eastAsia"/>
+            <w:i/>
+          </w:rPr>
+          <w:t>A Model Answer from IELTS Liz</w:t>
+        </w:r>
+      </w:hyperlink>
+    </w:p>
+    <w:p>
+      <w:pPr>
+        <w:rPr>
+          <w:rFonts w:ascii="Times New Roman" w:hAnsi="Times New Roman" w:cs="Times New Roman" w:hint="eastAsia"/>
+        </w:rPr>
+      </w:pPr>
+      <w:r>
+        <w:rPr>
+          <w:noProof/>
+        </w:rPr>
+        <w:lastRenderedPageBreak/>
+        <w:drawing>
+          <wp:inline distT="0" distB="0" distL="0" distR="0" wp14:anchorId="05B531F3" wp14:editId="0284BA2E">
+            <wp:extent cx="5274310" cy="4295755"/>
+            <wp:effectExtent l="0" t="0" r="2540" b="0"/>
+            <wp:docPr id="3" name="图片 3"/>
+            <wp:cNvGraphicFramePr>
+              <a:graphicFrameLocks xmlns:a="http://schemas.openxmlformats.org/drawingml/2006/main" noChangeAspect="1"/>
+            </wp:cNvGraphicFramePr>
+            <a:graphic xmlns:a="http://schemas.openxmlformats.org/drawingml/2006/main">
+              <a:graphicData uri="http://schemas.openxmlformats.org/drawingml/2006/picture">
+                <pic:pic xmlns:pic="http://schemas.openxmlformats.org/drawingml/2006/picture">
+                  <pic:nvPicPr>
+                    <pic:cNvPr id="0" name=""/>
+                    <pic:cNvPicPr/>
+                  </pic:nvPicPr>
+                  <pic:blipFill>
+                    <a:blip r:embed="rId21"/>
+                    <a:stretch>
+                      <a:fillRect/>
+                    </a:stretch>
+                  </pic:blipFill>
+                  <pic:spPr>
+                    <a:xfrm>
+                      <a:off x="0" y="0"/>
+                      <a:ext cx="5274310" cy="4295755"/>
+                    </a:xfrm>
+                    <a:prstGeom prst="rect">
+                      <a:avLst/>
+                    </a:prstGeom>
+                  </pic:spPr>
+                </pic:pic>
+              </a:graphicData>
+            </a:graphic>
+          </wp:inline>
+        </w:drawing>
+      </w:r>
+    </w:p>
+    <w:p>
+      <w:pPr>
+        <w:rPr>
+          <w:rFonts w:ascii="Times New Roman" w:hAnsi="Times New Roman" w:cs="Times New Roman" w:hint="eastAsia"/>
+        </w:rPr>
+      </w:pPr>
+    </w:p>
+    <w:p>
+      <w:pPr>
+        <w:outlineLvl w:val="3"/>
+        <w:rPr>
+          <w:rFonts w:ascii="Times New Roman" w:hAnsi="Times New Roman" w:cs="Times New Roman"/>
+          <w:b/>
+        </w:rPr>
+      </w:pPr>
+      <w:r>
+        <w:rPr>
+          <w:rFonts w:ascii="Times New Roman" w:hAnsi="Times New Roman" w:cs="Times New Roman" w:hint="eastAsia"/>
+          <w:b/>
+        </w:rPr>
+        <w:t>3) Teenager</w:t>
+      </w:r>
+      <w:r>
+        <w:rPr>
+          <w:rFonts w:ascii="Times New Roman" w:hAnsi="Times New Roman" w:cs="Times New Roman"/>
+          <w:b/>
+        </w:rPr>
+        <w:t>’</w:t>
+      </w:r>
+      <w:r>
+        <w:rPr>
+          <w:rFonts w:ascii="Times New Roman" w:hAnsi="Times New Roman" w:cs="Times New Roman" w:hint="eastAsia"/>
+          <w:b/>
+        </w:rPr>
+        <w:t>s activities</w:t>
+      </w:r>
+    </w:p>
+    <w:p>
+      <w:pPr>
+        <w:rPr>
+          <w:rFonts w:ascii="Times New Roman" w:hAnsi="Times New Roman" w:cs="Times New Roman" w:hint="eastAsia"/>
+        </w:rPr>
+      </w:pPr>
+      <w:r>
+        <w:rPr>
+          <w:noProof/>
+        </w:rPr>
+        <w:drawing>
+          <wp:inline distT="0" distB="0" distL="0" distR="0" wp14:anchorId="05C73BA7" wp14:editId="01F88F56">
+            <wp:extent cx="5274310" cy="3798846"/>
+            <wp:effectExtent l="0" t="0" r="2540" b="0"/>
+            <wp:docPr id="5" name="图片 5"/>
+            <wp:cNvGraphicFramePr>
+              <a:graphicFrameLocks xmlns:a="http://schemas.openxmlformats.org/drawingml/2006/main" noChangeAspect="1"/>
+            </wp:cNvGraphicFramePr>
+            <a:graphic xmlns:a="http://schemas.openxmlformats.org/drawingml/2006/main">
+              <a:graphicData uri="http://schemas.openxmlformats.org/drawingml/2006/picture">
+                <pic:pic xmlns:pic="http://schemas.openxmlformats.org/drawingml/2006/picture">
+                  <pic:nvPicPr>
+                    <pic:cNvPr id="0" name=""/>
+                    <pic:cNvPicPr/>
+                  </pic:nvPicPr>
+                  <pic:blipFill>
+                    <a:blip r:embed="rId22"/>
+                    <a:stretch>
+                      <a:fillRect/>
+                    </a:stretch>
+                  </pic:blipFill>
+                  <pic:spPr>
+                    <a:xfrm>
+                      <a:off x="0" y="0"/>
+                      <a:ext cx="5274310" cy="3798846"/>
+                    </a:xfrm>
+                    <a:prstGeom prst="rect">
+                      <a:avLst/>
+                    </a:prstGeom>
+                  </pic:spPr>
+                </pic:pic>
+              </a:graphicData>
+            </a:graphic>
+          </wp:inline>
+        </w:drawing>
+      </w:r>
+    </w:p>
+    <w:p>
+      <w:pPr>
+        <w:rPr>
+          <w:rFonts w:ascii="Times New Roman" w:hAnsi="Times New Roman" w:cs="Times New Roman" w:hint="eastAsia"/>
+          <w:b/>
+          <w:i/>
+        </w:rPr>
+      </w:pPr>
+      <w:r>
+        <w:rPr>
+          <w:rFonts w:ascii="Times New Roman" w:hAnsi="Times New Roman" w:cs="Times New Roman" w:hint="eastAsia"/>
+          <w:b/>
+          <w:i/>
+        </w:rPr>
+        <w:lastRenderedPageBreak/>
+        <w:t>My Report</w:t>
+      </w:r>
+    </w:p>
+    <w:p>
+      <w:pPr>
+        <w:rPr>
+          <w:rFonts w:ascii="Times New Roman" w:hAnsi="Times New Roman" w:cs="Times New Roman" w:hint="eastAsia"/>
+        </w:rPr>
+      </w:pPr>
+      <w:r>
+        <w:rPr>
+          <w:rFonts w:ascii="Times New Roman" w:hAnsi="Times New Roman" w:cs="Times New Roman" w:hint="eastAsia"/>
+        </w:rPr>
+        <w:t>The bar chart illustrates the time each week</w:t>
+      </w:r>
+      <w:r>
+        <w:rPr>
+          <w:rFonts w:ascii="Times New Roman" w:hAnsi="Times New Roman" w:cs="Times New Roman" w:hint="eastAsia"/>
+        </w:rPr>
+        <w:t xml:space="preserve"> teenagers spent</w:t>
+      </w:r>
+      <w:r>
+        <w:rPr>
+          <w:rFonts w:ascii="Times New Roman" w:hAnsi="Times New Roman" w:cs="Times New Roman" w:hint="eastAsia"/>
+        </w:rPr>
+        <w:t xml:space="preserve"> doing seven kinds of activities in Chester in</w:t>
+      </w:r>
+      <w:r>
+        <w:rPr>
+          <w:rFonts w:ascii="Times New Roman" w:hAnsi="Times New Roman" w:cs="Times New Roman" w:hint="eastAsia"/>
+        </w:rPr>
+        <w:t xml:space="preserve"> the</w:t>
+      </w:r>
+      <w:r>
+        <w:rPr>
+          <w:rFonts w:ascii="Times New Roman" w:hAnsi="Times New Roman" w:cs="Times New Roman" w:hint="eastAsia"/>
+        </w:rPr>
+        <w:t xml:space="preserve"> years between 2002 and 2007. Units are measured in hours.</w:t>
+      </w:r>
+    </w:p>
+    <w:p>
+      <w:pPr>
+        <w:rPr>
+          <w:rFonts w:ascii="Times New Roman" w:hAnsi="Times New Roman" w:cs="Times New Roman" w:hint="eastAsia"/>
+        </w:rPr>
+      </w:pPr>
+      <w:r>
+        <w:rPr>
+          <w:rFonts w:ascii="Times New Roman" w:hAnsi="Times New Roman" w:cs="Times New Roman" w:hint="eastAsia"/>
+        </w:rPr>
+        <w:t xml:space="preserve">Overall, </w:t>
+      </w:r>
+      <w:r>
+        <w:rPr>
+          <w:rFonts w:ascii="Times New Roman" w:hAnsi="Times New Roman" w:cs="Times New Roman" w:hint="eastAsia"/>
+        </w:rPr>
+        <w:t xml:space="preserve">during the given period, </w:t>
+      </w:r>
+      <w:r>
+        <w:rPr>
+          <w:rFonts w:ascii="Times New Roman" w:hAnsi="Times New Roman" w:cs="Times New Roman" w:hint="eastAsia"/>
+        </w:rPr>
+        <w:t xml:space="preserve">watching televison </w:t>
+      </w:r>
+      <w:r>
+        <w:rPr>
+          <w:rFonts w:ascii="Times New Roman" w:hAnsi="Times New Roman" w:cs="Times New Roman" w:hint="eastAsia"/>
+        </w:rPr>
+        <w:t>was the largest amount of time</w:t>
+      </w:r>
+      <w:r>
+        <w:rPr>
+          <w:rFonts w:ascii="Times New Roman" w:hAnsi="Times New Roman" w:cs="Times New Roman" w:hint="eastAsia"/>
+        </w:rPr>
+        <w:t xml:space="preserve">, while </w:t>
+      </w:r>
+      <w:r>
+        <w:rPr>
+          <w:rFonts w:ascii="Times New Roman" w:hAnsi="Times New Roman" w:cs="Times New Roman" w:hint="eastAsia"/>
+        </w:rPr>
+        <w:t xml:space="preserve">bowling consistently </w:t>
+      </w:r>
+      <w:r>
+        <w:rPr>
+          <w:rFonts w:ascii="Times New Roman" w:hAnsi="Times New Roman" w:cs="Times New Roman" w:hint="eastAsia"/>
+        </w:rPr>
+        <w:t xml:space="preserve">was </w:t>
+      </w:r>
+      <w:r>
+        <w:rPr>
+          <w:rFonts w:ascii="Times New Roman" w:hAnsi="Times New Roman" w:cs="Times New Roman" w:hint="eastAsia"/>
+        </w:rPr>
+        <w:t xml:space="preserve">the </w:t>
+      </w:r>
+      <w:r>
+        <w:rPr>
+          <w:rFonts w:ascii="Times New Roman" w:hAnsi="Times New Roman" w:cs="Times New Roman" w:hint="eastAsia"/>
+        </w:rPr>
+        <w:t>smallest</w:t>
+      </w:r>
+      <w:r>
+        <w:rPr>
+          <w:rFonts w:ascii="Times New Roman" w:hAnsi="Times New Roman" w:cs="Times New Roman" w:hint="eastAsia"/>
+        </w:rPr>
+        <w:t>.</w:t>
+      </w:r>
+      <w:r>
+        <w:rPr>
+          <w:rFonts w:ascii="Times New Roman" w:hAnsi="Times New Roman" w:cs="Times New Roman" w:hint="eastAsia"/>
+        </w:rPr>
+        <w:t xml:space="preserve"> </w:t>
+      </w:r>
+      <w:r>
+        <w:rPr>
+          <w:rFonts w:ascii="Times New Roman" w:hAnsi="Times New Roman" w:cs="Times New Roman" w:hint="eastAsia"/>
+        </w:rPr>
+        <w:t xml:space="preserve">The amount of time spent on  going pubs or discos, watching TV and shopping were increasing. Whereas, hours consumed on doing homework, doing sport and bowling gradually. </w:t>
+      </w:r>
+    </w:p>
+    <w:p>
+      <w:pPr>
+        <w:rPr>
+          <w:rFonts w:ascii="Times New Roman" w:hAnsi="Times New Roman" w:cs="Times New Roman" w:hint="eastAsia"/>
+        </w:rPr>
+      </w:pPr>
+      <w:r>
+        <w:rPr>
+          <w:rFonts w:ascii="Times New Roman" w:hAnsi="Times New Roman" w:cs="Times New Roman" w:hint="eastAsia"/>
+        </w:rPr>
+        <w:t xml:space="preserve">In terms of watching television, it took exactly 25 hours in the first two years and then the amount rised drastically in 2004 and 2005 by 5 hours a year; the figure reached to approximately 37 hours in the final year. </w:t>
+      </w:r>
+      <w:r>
+        <w:rPr>
+          <w:rFonts w:ascii="Times New Roman" w:hAnsi="Times New Roman" w:cs="Times New Roman" w:hint="eastAsia"/>
+        </w:rPr>
+        <w:t>To be contrast</w:t>
+      </w:r>
+      <w:r>
+        <w:rPr>
+          <w:rFonts w:ascii="Times New Roman" w:hAnsi="Times New Roman" w:cs="Times New Roman" w:hint="eastAsia"/>
+        </w:rPr>
+        <w:t xml:space="preserve">, they spent less than 5 hours on bowling in 2002 and the number dropped to only an hour in 2007. </w:t>
+      </w:r>
+    </w:p>
+    <w:p>
+      <w:pPr>
+        <w:rPr>
+          <w:rFonts w:ascii="Times New Roman" w:hAnsi="Times New Roman" w:cs="Times New Roman" w:hint="eastAsia"/>
+        </w:rPr>
+      </w:pPr>
+      <w:r>
+        <w:rPr>
+          <w:rFonts w:ascii="Times New Roman" w:hAnsi="Times New Roman" w:cs="Times New Roman" w:hint="eastAsia"/>
+        </w:rPr>
+        <w:t xml:space="preserve">Whereas, the hours spent on going to pubs or discos grew steadily from 2002 to 2004 and kept steady before it increased steeply to about 17.5 hours in 2007. </w:t>
+      </w:r>
+      <w:r>
+        <w:rPr>
+          <w:rFonts w:ascii="Times New Roman" w:hAnsi="Times New Roman" w:cs="Times New Roman" w:hint="eastAsia"/>
+        </w:rPr>
+        <w:t>Time cost on shopping was over 5 hours in 2002 and increased to 15 hours in the final year.</w:t>
+      </w:r>
+      <w:r>
+        <w:rPr>
+          <w:rFonts w:ascii="Times New Roman" w:hAnsi="Times New Roman" w:cs="Times New Roman" w:hint="eastAsia"/>
+        </w:rPr>
+        <w:t xml:space="preserve"> On the contrary, the amount of time spent on doing homework head downwards from 12 hourrs in 2002 to about 7 hours in 2007. </w:t>
+      </w:r>
+      <w:r>
+        <w:rPr>
+          <w:rFonts w:ascii="Times New Roman" w:hAnsi="Times New Roman" w:cs="Times New Roman" w:hint="eastAsia"/>
+        </w:rPr>
+        <w:t xml:space="preserve">It was the same with doing sport on which the time dropped from 10 hours in the first year to 2 hours in </w:t>
+      </w:r>
+      <w:r>
+        <w:rPr>
+          <w:rFonts w:ascii="Times New Roman" w:hAnsi="Times New Roman" w:cs="Times New Roman" w:hint="eastAsia"/>
+        </w:rPr>
+        <w:t>2007</w:t>
+      </w:r>
+      <w:r>
+        <w:rPr>
+          <w:rFonts w:ascii="Times New Roman" w:hAnsi="Times New Roman" w:cs="Times New Roman" w:hint="eastAsia"/>
+        </w:rPr>
+        <w:t xml:space="preserve">. </w:t>
+      </w:r>
+    </w:p>
+    <w:p>
+      <w:pPr>
+        <w:rPr>
+          <w:rFonts w:ascii="Times New Roman" w:hAnsi="Times New Roman" w:cs="Times New Roman"/>
+        </w:rPr>
+      </w:pPr>
+      <w:r>
+        <w:rPr>
+          <w:rFonts w:ascii="Times New Roman" w:hAnsi="Times New Roman" w:cs="Times New Roman" w:hint="eastAsia"/>
+        </w:rPr>
+        <w:t>* Too many words.</w:t>
+      </w:r>
+      <w:bookmarkStart w:id="0" w:name="_GoBack"/>
+      <w:bookmarkEnd w:id="0"/>
+    </w:p>
     <w:sectPr>
       <w:pgSz w:w="11906" w:h="16838"/>
       <w:pgMar w:top="1440" w:right="1800" w:bottom="1440" w:left="1800" w:header="851" w:footer="992" w:gutter="0"/>
@@ -5007,7 +8373,7 @@
 </file>
 
 <file path=word/endnotes.xml><?xml version="1.0" encoding="utf-8"?>
-<w:endnotes xmlns:ve="http://schemas.openxmlformats.org/markup-compatibility/2006" xmlns:o="urn:schemas-microsoft-com:office:office" xmlns:r="http://schemas.openxmlformats.org/officeDocument/2006/relationships" xmlns:m="http://schemas.openxmlformats.org/officeDocument/2006/math" xmlns:v="urn:schemas-microsoft-com:vml" xmlns:wp="http://schemas.openxmlformats.org/drawingml/2006/wordprocessingDrawing" xmlns:w10="urn:schemas-microsoft-com:office:word" xmlns:w="http://schemas.openxmlformats.org/wordprocessingml/2006/main" xmlns:wne="http://schemas.microsoft.com/office/word/2006/wordml">
+<w:endnotes xmlns:wpc="http://schemas.microsoft.com/office/word/2010/wordprocessingCanvas" xmlns:mc="http://schemas.openxmlformats.org/markup-compatibility/2006" xmlns:o="urn:schemas-microsoft-com:office:office" xmlns:r="http://schemas.openxmlformats.org/officeDocument/2006/relationships" xmlns:m="http://schemas.openxmlformats.org/officeDocument/2006/math" xmlns:v="urn:schemas-microsoft-com:vml" xmlns:wp14="http://schemas.microsoft.com/office/word/2010/wordprocessingDrawing" xmlns:wp="http://schemas.openxmlformats.org/drawingml/2006/wordprocessingDrawing" xmlns:w10="urn:schemas-microsoft-com:office:word" xmlns:w="http://schemas.openxmlformats.org/wordprocessingml/2006/main" xmlns:w14="http://schemas.microsoft.com/office/word/2010/wordml" xmlns:wpg="http://schemas.microsoft.com/office/word/2010/wordprocessingGroup" xmlns:wpi="http://schemas.microsoft.com/office/word/2010/wordprocessingInk" xmlns:wne="http://schemas.microsoft.com/office/word/2006/wordml" xmlns:wps="http://schemas.microsoft.com/office/word/2010/wordprocessingShape" mc:Ignorable="w14 wp14">
   <w:endnote w:type="separator" w:id="-1">
     <w:p>
       <w:pPr>
@@ -5032,7 +8398,7 @@
 </file>
 
 <file path=word/footnotes.xml><?xml version="1.0" encoding="utf-8"?>
-<w:footnotes xmlns:ve="http://schemas.openxmlformats.org/markup-compatibility/2006" xmlns:o="urn:schemas-microsoft-com:office:office" xmlns:r="http://schemas.openxmlformats.org/officeDocument/2006/relationships" xmlns:m="http://schemas.openxmlformats.org/officeDocument/2006/math" xmlns:v="urn:schemas-microsoft-com:vml" xmlns:wp="http://schemas.openxmlformats.org/drawingml/2006/wordprocessingDrawing" xmlns:w10="urn:schemas-microsoft-com:office:word" xmlns:w="http://schemas.openxmlformats.org/wordprocessingml/2006/main" xmlns:wne="http://schemas.microsoft.com/office/word/2006/wordml">
+<w:footnotes xmlns:wpc="http://schemas.microsoft.com/office/word/2010/wordprocessingCanvas" xmlns:mc="http://schemas.openxmlformats.org/markup-compatibility/2006" xmlns:o="urn:schemas-microsoft-com:office:office" xmlns:r="http://schemas.openxmlformats.org/officeDocument/2006/relationships" xmlns:m="http://schemas.openxmlformats.org/officeDocument/2006/math" xmlns:v="urn:schemas-microsoft-com:vml" xmlns:wp14="http://schemas.microsoft.com/office/word/2010/wordprocessingDrawing" xmlns:wp="http://schemas.openxmlformats.org/drawingml/2006/wordprocessingDrawing" xmlns:w10="urn:schemas-microsoft-com:office:word" xmlns:w="http://schemas.openxmlformats.org/wordprocessingml/2006/main" xmlns:w14="http://schemas.microsoft.com/office/word/2010/wordml" xmlns:wpg="http://schemas.microsoft.com/office/word/2010/wordprocessingGroup" xmlns:wpi="http://schemas.microsoft.com/office/word/2010/wordprocessingInk" xmlns:wne="http://schemas.microsoft.com/office/word/2006/wordml" xmlns:wps="http://schemas.microsoft.com/office/word/2010/wordprocessingShape" mc:Ignorable="w14 wp14">
   <w:footnote w:type="separator" w:id="-1">
     <w:p>
       <w:pPr>
@@ -5057,8 +8423,94 @@
 </file>
 
 <file path=word/numbering.xml><?xml version="1.0" encoding="utf-8"?>
-<w:numbering xmlns:ve="http://schemas.openxmlformats.org/markup-compatibility/2006" xmlns:o="urn:schemas-microsoft-com:office:office" xmlns:r="http://schemas.openxmlformats.org/officeDocument/2006/relationships" xmlns:m="http://schemas.openxmlformats.org/officeDocument/2006/math" xmlns:v="urn:schemas-microsoft-com:vml" xmlns:wp="http://schemas.openxmlformats.org/drawingml/2006/wordprocessingDrawing" xmlns:w10="urn:schemas-microsoft-com:office:word" xmlns:w="http://schemas.openxmlformats.org/wordprocessingml/2006/main" xmlns:wne="http://schemas.microsoft.com/office/word/2006/wordml">
+<w:numbering xmlns:wpc="http://schemas.microsoft.com/office/word/2010/wordprocessingCanvas" xmlns:mc="http://schemas.openxmlformats.org/markup-compatibility/2006" xmlns:o="urn:schemas-microsoft-com:office:office" xmlns:r="http://schemas.openxmlformats.org/officeDocument/2006/relationships" xmlns:m="http://schemas.openxmlformats.org/officeDocument/2006/math" xmlns:v="urn:schemas-microsoft-com:vml" xmlns:wp14="http://schemas.microsoft.com/office/word/2010/wordprocessingDrawing" xmlns:wp="http://schemas.openxmlformats.org/drawingml/2006/wordprocessingDrawing" xmlns:w10="urn:schemas-microsoft-com:office:word" xmlns:w="http://schemas.openxmlformats.org/wordprocessingml/2006/main" xmlns:w14="http://schemas.microsoft.com/office/word/2010/wordml" xmlns:wpg="http://schemas.microsoft.com/office/word/2010/wordprocessingGroup" xmlns:wpi="http://schemas.microsoft.com/office/word/2010/wordprocessingInk" xmlns:wne="http://schemas.microsoft.com/office/word/2006/wordml" xmlns:wps="http://schemas.microsoft.com/office/word/2010/wordprocessingShape" mc:Ignorable="w14 wp14">
   <w:abstractNum w:abstractNumId="0">
+    <w:nsid w:val="049D2E71"/>
+    <w:multiLevelType w:val="hybridMultilevel"/>
+    <w:tmpl w:val="D0D4D2B4"/>
+    <w:lvl w:ilvl="0" w:tplc="0409000F">
+      <w:start w:val="1"/>
+      <w:numFmt w:val="decimal"/>
+      <w:lvlText w:val="%1."/>
+      <w:lvlJc w:val="left"/>
+      <w:pPr>
+        <w:ind w:left="360" w:hanging="360"/>
+      </w:pPr>
+    </w:lvl>
+    <w:lvl w:ilvl="1" w:tplc="04090019" w:tentative="1">
+      <w:start w:val="1"/>
+      <w:numFmt w:val="lowerLetter"/>
+      <w:lvlText w:val="%2."/>
+      <w:lvlJc w:val="left"/>
+      <w:pPr>
+        <w:ind w:left="1080" w:hanging="360"/>
+      </w:pPr>
+    </w:lvl>
+    <w:lvl w:ilvl="2" w:tplc="0409001B" w:tentative="1">
+      <w:start w:val="1"/>
+      <w:numFmt w:val="lowerRoman"/>
+      <w:lvlText w:val="%3."/>
+      <w:lvlJc w:val="right"/>
+      <w:pPr>
+        <w:ind w:left="1800" w:hanging="180"/>
+      </w:pPr>
+    </w:lvl>
+    <w:lvl w:ilvl="3" w:tplc="0409000F" w:tentative="1">
+      <w:start w:val="1"/>
+      <w:numFmt w:val="decimal"/>
+      <w:lvlText w:val="%4."/>
+      <w:lvlJc w:val="left"/>
+      <w:pPr>
+        <w:ind w:left="2520" w:hanging="360"/>
+      </w:pPr>
+    </w:lvl>
+    <w:lvl w:ilvl="4" w:tplc="04090019" w:tentative="1">
+      <w:start w:val="1"/>
+      <w:numFmt w:val="lowerLetter"/>
+      <w:lvlText w:val="%5."/>
+      <w:lvlJc w:val="left"/>
+      <w:pPr>
+        <w:ind w:left="3240" w:hanging="360"/>
+      </w:pPr>
+    </w:lvl>
+    <w:lvl w:ilvl="5" w:tplc="0409001B" w:tentative="1">
+      <w:start w:val="1"/>
+      <w:numFmt w:val="lowerRoman"/>
+      <w:lvlText w:val="%6."/>
+      <w:lvlJc w:val="right"/>
+      <w:pPr>
+        <w:ind w:left="3960" w:hanging="180"/>
+      </w:pPr>
+    </w:lvl>
+    <w:lvl w:ilvl="6" w:tplc="0409000F" w:tentative="1">
+      <w:start w:val="1"/>
+      <w:numFmt w:val="decimal"/>
+      <w:lvlText w:val="%7."/>
+      <w:lvlJc w:val="left"/>
+      <w:pPr>
+        <w:ind w:left="4680" w:hanging="360"/>
+      </w:pPr>
+    </w:lvl>
+    <w:lvl w:ilvl="7" w:tplc="04090019" w:tentative="1">
+      <w:start w:val="1"/>
+      <w:numFmt w:val="lowerLetter"/>
+      <w:lvlText w:val="%8."/>
+      <w:lvlJc w:val="left"/>
+      <w:pPr>
+        <w:ind w:left="5400" w:hanging="360"/>
+      </w:pPr>
+    </w:lvl>
+    <w:lvl w:ilvl="8" w:tplc="0409001B" w:tentative="1">
+      <w:start w:val="1"/>
+      <w:numFmt w:val="lowerRoman"/>
+      <w:lvlText w:val="%9."/>
+      <w:lvlJc w:val="right"/>
+      <w:pPr>
+        <w:ind w:left="6120" w:hanging="180"/>
+      </w:pPr>
+    </w:lvl>
+  </w:abstractNum>
+  <w:abstractNum w:abstractNumId="1">
     <w:nsid w:val="05E6080A"/>
     <w:multiLevelType w:val="hybridMultilevel"/>
     <w:tmpl w:val="6CA8D9EA"/>
@@ -5147,7 +8599,96 @@
       </w:pPr>
     </w:lvl>
   </w:abstractNum>
-  <w:abstractNum w:abstractNumId="1">
+  <w:abstractNum w:abstractNumId="2">
+    <w:nsid w:val="172641D0"/>
+    <w:multiLevelType w:val="hybridMultilevel"/>
+    <w:tmpl w:val="16A8839E"/>
+    <w:lvl w:ilvl="0" w:tplc="569E5FD0">
+      <w:start w:val="1"/>
+      <w:numFmt w:val="decimal"/>
+      <w:lvlText w:val="(%1)"/>
+      <w:lvlJc w:val="left"/>
+      <w:pPr>
+        <w:ind w:left="720" w:hanging="360"/>
+      </w:pPr>
+      <w:rPr>
+        <w:rFonts w:hint="default"/>
+      </w:rPr>
+    </w:lvl>
+    <w:lvl w:ilvl="1" w:tplc="04090019" w:tentative="1">
+      <w:start w:val="1"/>
+      <w:numFmt w:val="lowerLetter"/>
+      <w:lvlText w:val="%2."/>
+      <w:lvlJc w:val="left"/>
+      <w:pPr>
+        <w:ind w:left="1440" w:hanging="360"/>
+      </w:pPr>
+    </w:lvl>
+    <w:lvl w:ilvl="2" w:tplc="0409001B" w:tentative="1">
+      <w:start w:val="1"/>
+      <w:numFmt w:val="lowerRoman"/>
+      <w:lvlText w:val="%3."/>
+      <w:lvlJc w:val="right"/>
+      <w:pPr>
+        <w:ind w:left="2160" w:hanging="180"/>
+      </w:pPr>
+    </w:lvl>
+    <w:lvl w:ilvl="3" w:tplc="0409000F" w:tentative="1">
+      <w:start w:val="1"/>
+      <w:numFmt w:val="decimal"/>
+      <w:lvlText w:val="%4."/>
+      <w:lvlJc w:val="left"/>
+      <w:pPr>
+        <w:ind w:left="2880" w:hanging="360"/>
+      </w:pPr>
+    </w:lvl>
+    <w:lvl w:ilvl="4" w:tplc="04090019" w:tentative="1">
+      <w:start w:val="1"/>
+      <w:numFmt w:val="lowerLetter"/>
+      <w:lvlText w:val="%5."/>
+      <w:lvlJc w:val="left"/>
+      <w:pPr>
+        <w:ind w:left="3600" w:hanging="360"/>
+      </w:pPr>
+    </w:lvl>
+    <w:lvl w:ilvl="5" w:tplc="0409001B" w:tentative="1">
+      <w:start w:val="1"/>
+      <w:numFmt w:val="lowerRoman"/>
+      <w:lvlText w:val="%6."/>
+      <w:lvlJc w:val="right"/>
+      <w:pPr>
+        <w:ind w:left="4320" w:hanging="180"/>
+      </w:pPr>
+    </w:lvl>
+    <w:lvl w:ilvl="6" w:tplc="0409000F" w:tentative="1">
+      <w:start w:val="1"/>
+      <w:numFmt w:val="decimal"/>
+      <w:lvlText w:val="%7."/>
+      <w:lvlJc w:val="left"/>
+      <w:pPr>
+        <w:ind w:left="5040" w:hanging="360"/>
+      </w:pPr>
+    </w:lvl>
+    <w:lvl w:ilvl="7" w:tplc="04090019" w:tentative="1">
+      <w:start w:val="1"/>
+      <w:numFmt w:val="lowerLetter"/>
+      <w:lvlText w:val="%8."/>
+      <w:lvlJc w:val="left"/>
+      <w:pPr>
+        <w:ind w:left="5760" w:hanging="360"/>
+      </w:pPr>
+    </w:lvl>
+    <w:lvl w:ilvl="8" w:tplc="0409001B" w:tentative="1">
+      <w:start w:val="1"/>
+      <w:numFmt w:val="lowerRoman"/>
+      <w:lvlText w:val="%9."/>
+      <w:lvlJc w:val="right"/>
+      <w:pPr>
+        <w:ind w:left="6480" w:hanging="180"/>
+      </w:pPr>
+    </w:lvl>
+  </w:abstractNum>
+  <w:abstractNum w:abstractNumId="3">
     <w:nsid w:val="1B141171"/>
     <w:multiLevelType w:val="hybridMultilevel"/>
     <w:tmpl w:val="849237CE"/>
@@ -5236,7 +8777,7 @@
       </w:pPr>
     </w:lvl>
   </w:abstractNum>
-  <w:abstractNum w:abstractNumId="2">
+  <w:abstractNum w:abstractNumId="4">
     <w:nsid w:val="2704799B"/>
     <w:multiLevelType w:val="hybridMultilevel"/>
     <w:tmpl w:val="8B20E512"/>
@@ -5325,7 +8866,274 @@
       </w:pPr>
     </w:lvl>
   </w:abstractNum>
-  <w:abstractNum w:abstractNumId="3">
+  <w:abstractNum w:abstractNumId="5">
+    <w:nsid w:val="32C6166E"/>
+    <w:multiLevelType w:val="hybridMultilevel"/>
+    <w:tmpl w:val="83ACFECA"/>
+    <w:lvl w:ilvl="0" w:tplc="0409000F">
+      <w:start w:val="1"/>
+      <w:numFmt w:val="decimal"/>
+      <w:lvlText w:val="%1."/>
+      <w:lvlJc w:val="left"/>
+      <w:pPr>
+        <w:ind w:left="720" w:hanging="360"/>
+      </w:pPr>
+      <w:rPr>
+        <w:rFonts w:hint="default"/>
+      </w:rPr>
+    </w:lvl>
+    <w:lvl w:ilvl="1" w:tplc="04090019" w:tentative="1">
+      <w:start w:val="1"/>
+      <w:numFmt w:val="lowerLetter"/>
+      <w:lvlText w:val="%2."/>
+      <w:lvlJc w:val="left"/>
+      <w:pPr>
+        <w:ind w:left="1440" w:hanging="360"/>
+      </w:pPr>
+    </w:lvl>
+    <w:lvl w:ilvl="2" w:tplc="0409001B" w:tentative="1">
+      <w:start w:val="1"/>
+      <w:numFmt w:val="lowerRoman"/>
+      <w:lvlText w:val="%3."/>
+      <w:lvlJc w:val="right"/>
+      <w:pPr>
+        <w:ind w:left="2160" w:hanging="180"/>
+      </w:pPr>
+    </w:lvl>
+    <w:lvl w:ilvl="3" w:tplc="0409000F" w:tentative="1">
+      <w:start w:val="1"/>
+      <w:numFmt w:val="decimal"/>
+      <w:lvlText w:val="%4."/>
+      <w:lvlJc w:val="left"/>
+      <w:pPr>
+        <w:ind w:left="2880" w:hanging="360"/>
+      </w:pPr>
+    </w:lvl>
+    <w:lvl w:ilvl="4" w:tplc="04090019" w:tentative="1">
+      <w:start w:val="1"/>
+      <w:numFmt w:val="lowerLetter"/>
+      <w:lvlText w:val="%5."/>
+      <w:lvlJc w:val="left"/>
+      <w:pPr>
+        <w:ind w:left="3600" w:hanging="360"/>
+      </w:pPr>
+    </w:lvl>
+    <w:lvl w:ilvl="5" w:tplc="0409001B" w:tentative="1">
+      <w:start w:val="1"/>
+      <w:numFmt w:val="lowerRoman"/>
+      <w:lvlText w:val="%6."/>
+      <w:lvlJc w:val="right"/>
+      <w:pPr>
+        <w:ind w:left="4320" w:hanging="180"/>
+      </w:pPr>
+    </w:lvl>
+    <w:lvl w:ilvl="6" w:tplc="0409000F" w:tentative="1">
+      <w:start w:val="1"/>
+      <w:numFmt w:val="decimal"/>
+      <w:lvlText w:val="%7."/>
+      <w:lvlJc w:val="left"/>
+      <w:pPr>
+        <w:ind w:left="5040" w:hanging="360"/>
+      </w:pPr>
+    </w:lvl>
+    <w:lvl w:ilvl="7" w:tplc="04090019" w:tentative="1">
+      <w:start w:val="1"/>
+      <w:numFmt w:val="lowerLetter"/>
+      <w:lvlText w:val="%8."/>
+      <w:lvlJc w:val="left"/>
+      <w:pPr>
+        <w:ind w:left="5760" w:hanging="360"/>
+      </w:pPr>
+    </w:lvl>
+    <w:lvl w:ilvl="8" w:tplc="0409001B" w:tentative="1">
+      <w:start w:val="1"/>
+      <w:numFmt w:val="lowerRoman"/>
+      <w:lvlText w:val="%9."/>
+      <w:lvlJc w:val="right"/>
+      <w:pPr>
+        <w:ind w:left="6480" w:hanging="180"/>
+      </w:pPr>
+    </w:lvl>
+  </w:abstractNum>
+  <w:abstractNum w:abstractNumId="6">
+    <w:nsid w:val="43793BBF"/>
+    <w:multiLevelType w:val="hybridMultilevel"/>
+    <w:tmpl w:val="FD80CCB2"/>
+    <w:lvl w:ilvl="0" w:tplc="2B5CB55C">
+      <w:start w:val="1"/>
+      <w:numFmt w:val="decimal"/>
+      <w:lvlText w:val="(%1)"/>
+      <w:lvlJc w:val="left"/>
+      <w:pPr>
+        <w:ind w:left="720" w:hanging="360"/>
+      </w:pPr>
+      <w:rPr>
+        <w:rFonts w:hint="default"/>
+      </w:rPr>
+    </w:lvl>
+    <w:lvl w:ilvl="1" w:tplc="04090019" w:tentative="1">
+      <w:start w:val="1"/>
+      <w:numFmt w:val="lowerLetter"/>
+      <w:lvlText w:val="%2."/>
+      <w:lvlJc w:val="left"/>
+      <w:pPr>
+        <w:ind w:left="1440" w:hanging="360"/>
+      </w:pPr>
+    </w:lvl>
+    <w:lvl w:ilvl="2" w:tplc="0409001B" w:tentative="1">
+      <w:start w:val="1"/>
+      <w:numFmt w:val="lowerRoman"/>
+      <w:lvlText w:val="%3."/>
+      <w:lvlJc w:val="right"/>
+      <w:pPr>
+        <w:ind w:left="2160" w:hanging="180"/>
+      </w:pPr>
+    </w:lvl>
+    <w:lvl w:ilvl="3" w:tplc="0409000F" w:tentative="1">
+      <w:start w:val="1"/>
+      <w:numFmt w:val="decimal"/>
+      <w:lvlText w:val="%4."/>
+      <w:lvlJc w:val="left"/>
+      <w:pPr>
+        <w:ind w:left="2880" w:hanging="360"/>
+      </w:pPr>
+    </w:lvl>
+    <w:lvl w:ilvl="4" w:tplc="04090019" w:tentative="1">
+      <w:start w:val="1"/>
+      <w:numFmt w:val="lowerLetter"/>
+      <w:lvlText w:val="%5."/>
+      <w:lvlJc w:val="left"/>
+      <w:pPr>
+        <w:ind w:left="3600" w:hanging="360"/>
+      </w:pPr>
+    </w:lvl>
+    <w:lvl w:ilvl="5" w:tplc="0409001B" w:tentative="1">
+      <w:start w:val="1"/>
+      <w:numFmt w:val="lowerRoman"/>
+      <w:lvlText w:val="%6."/>
+      <w:lvlJc w:val="right"/>
+      <w:pPr>
+        <w:ind w:left="4320" w:hanging="180"/>
+      </w:pPr>
+    </w:lvl>
+    <w:lvl w:ilvl="6" w:tplc="0409000F" w:tentative="1">
+      <w:start w:val="1"/>
+      <w:numFmt w:val="decimal"/>
+      <w:lvlText w:val="%7."/>
+      <w:lvlJc w:val="left"/>
+      <w:pPr>
+        <w:ind w:left="5040" w:hanging="360"/>
+      </w:pPr>
+    </w:lvl>
+    <w:lvl w:ilvl="7" w:tplc="04090019" w:tentative="1">
+      <w:start w:val="1"/>
+      <w:numFmt w:val="lowerLetter"/>
+      <w:lvlText w:val="%8."/>
+      <w:lvlJc w:val="left"/>
+      <w:pPr>
+        <w:ind w:left="5760" w:hanging="360"/>
+      </w:pPr>
+    </w:lvl>
+    <w:lvl w:ilvl="8" w:tplc="0409001B" w:tentative="1">
+      <w:start w:val="1"/>
+      <w:numFmt w:val="lowerRoman"/>
+      <w:lvlText w:val="%9."/>
+      <w:lvlJc w:val="right"/>
+      <w:pPr>
+        <w:ind w:left="6480" w:hanging="180"/>
+      </w:pPr>
+    </w:lvl>
+  </w:abstractNum>
+  <w:abstractNum w:abstractNumId="7">
+    <w:nsid w:val="50115F06"/>
+    <w:multiLevelType w:val="hybridMultilevel"/>
+    <w:tmpl w:val="C9CC45C4"/>
+    <w:lvl w:ilvl="0" w:tplc="04090011">
+      <w:start w:val="1"/>
+      <w:numFmt w:val="decimal"/>
+      <w:lvlText w:val="%1)"/>
+      <w:lvlJc w:val="left"/>
+      <w:pPr>
+        <w:ind w:left="720" w:hanging="360"/>
+      </w:pPr>
+      <w:rPr>
+        <w:rFonts w:hint="default"/>
+      </w:rPr>
+    </w:lvl>
+    <w:lvl w:ilvl="1" w:tplc="04090019" w:tentative="1">
+      <w:start w:val="1"/>
+      <w:numFmt w:val="lowerLetter"/>
+      <w:lvlText w:val="%2."/>
+      <w:lvlJc w:val="left"/>
+      <w:pPr>
+        <w:ind w:left="1440" w:hanging="360"/>
+      </w:pPr>
+    </w:lvl>
+    <w:lvl w:ilvl="2" w:tplc="0409001B" w:tentative="1">
+      <w:start w:val="1"/>
+      <w:numFmt w:val="lowerRoman"/>
+      <w:lvlText w:val="%3."/>
+      <w:lvlJc w:val="right"/>
+      <w:pPr>
+        <w:ind w:left="2160" w:hanging="180"/>
+      </w:pPr>
+    </w:lvl>
+    <w:lvl w:ilvl="3" w:tplc="0409000F" w:tentative="1">
+      <w:start w:val="1"/>
+      <w:numFmt w:val="decimal"/>
+      <w:lvlText w:val="%4."/>
+      <w:lvlJc w:val="left"/>
+      <w:pPr>
+        <w:ind w:left="2880" w:hanging="360"/>
+      </w:pPr>
+    </w:lvl>
+    <w:lvl w:ilvl="4" w:tplc="04090019" w:tentative="1">
+      <w:start w:val="1"/>
+      <w:numFmt w:val="lowerLetter"/>
+      <w:lvlText w:val="%5."/>
+      <w:lvlJc w:val="left"/>
+      <w:pPr>
+        <w:ind w:left="3600" w:hanging="360"/>
+      </w:pPr>
+    </w:lvl>
+    <w:lvl w:ilvl="5" w:tplc="0409001B" w:tentative="1">
+      <w:start w:val="1"/>
+      <w:numFmt w:val="lowerRoman"/>
+      <w:lvlText w:val="%6."/>
+      <w:lvlJc w:val="right"/>
+      <w:pPr>
+        <w:ind w:left="4320" w:hanging="180"/>
+      </w:pPr>
+    </w:lvl>
+    <w:lvl w:ilvl="6" w:tplc="0409000F" w:tentative="1">
+      <w:start w:val="1"/>
+      <w:numFmt w:val="decimal"/>
+      <w:lvlText w:val="%7."/>
+      <w:lvlJc w:val="left"/>
+      <w:pPr>
+        <w:ind w:left="5040" w:hanging="360"/>
+      </w:pPr>
+    </w:lvl>
+    <w:lvl w:ilvl="7" w:tplc="04090019" w:tentative="1">
+      <w:start w:val="1"/>
+      <w:numFmt w:val="lowerLetter"/>
+      <w:lvlText w:val="%8."/>
+      <w:lvlJc w:val="left"/>
+      <w:pPr>
+        <w:ind w:left="5760" w:hanging="360"/>
+      </w:pPr>
+    </w:lvl>
+    <w:lvl w:ilvl="8" w:tplc="0409001B" w:tentative="1">
+      <w:start w:val="1"/>
+      <w:numFmt w:val="lowerRoman"/>
+      <w:lvlText w:val="%9."/>
+      <w:lvlJc w:val="right"/>
+      <w:pPr>
+        <w:ind w:left="6480" w:hanging="180"/>
+      </w:pPr>
+    </w:lvl>
+  </w:abstractNum>
+  <w:abstractNum w:abstractNumId="8">
     <w:nsid w:val="5FE6397B"/>
     <w:multiLevelType w:val="hybridMultilevel"/>
     <w:tmpl w:val="54860AC4"/>
@@ -5414,7 +9222,185 @@
       </w:pPr>
     </w:lvl>
   </w:abstractNum>
-  <w:abstractNum w:abstractNumId="4">
+  <w:abstractNum w:abstractNumId="9">
+    <w:nsid w:val="601547E7"/>
+    <w:multiLevelType w:val="hybridMultilevel"/>
+    <w:tmpl w:val="655C1B72"/>
+    <w:lvl w:ilvl="0" w:tplc="81BEEA6A">
+      <w:start w:val="1"/>
+      <w:numFmt w:val="decimal"/>
+      <w:lvlText w:val="(%1)"/>
+      <w:lvlJc w:val="left"/>
+      <w:pPr>
+        <w:ind w:left="720" w:hanging="360"/>
+      </w:pPr>
+      <w:rPr>
+        <w:rFonts w:hint="default"/>
+      </w:rPr>
+    </w:lvl>
+    <w:lvl w:ilvl="1" w:tplc="04090019" w:tentative="1">
+      <w:start w:val="1"/>
+      <w:numFmt w:val="lowerLetter"/>
+      <w:lvlText w:val="%2."/>
+      <w:lvlJc w:val="left"/>
+      <w:pPr>
+        <w:ind w:left="1440" w:hanging="360"/>
+      </w:pPr>
+    </w:lvl>
+    <w:lvl w:ilvl="2" w:tplc="0409001B" w:tentative="1">
+      <w:start w:val="1"/>
+      <w:numFmt w:val="lowerRoman"/>
+      <w:lvlText w:val="%3."/>
+      <w:lvlJc w:val="right"/>
+      <w:pPr>
+        <w:ind w:left="2160" w:hanging="180"/>
+      </w:pPr>
+    </w:lvl>
+    <w:lvl w:ilvl="3" w:tplc="0409000F" w:tentative="1">
+      <w:start w:val="1"/>
+      <w:numFmt w:val="decimal"/>
+      <w:lvlText w:val="%4."/>
+      <w:lvlJc w:val="left"/>
+      <w:pPr>
+        <w:ind w:left="2880" w:hanging="360"/>
+      </w:pPr>
+    </w:lvl>
+    <w:lvl w:ilvl="4" w:tplc="04090019" w:tentative="1">
+      <w:start w:val="1"/>
+      <w:numFmt w:val="lowerLetter"/>
+      <w:lvlText w:val="%5."/>
+      <w:lvlJc w:val="left"/>
+      <w:pPr>
+        <w:ind w:left="3600" w:hanging="360"/>
+      </w:pPr>
+    </w:lvl>
+    <w:lvl w:ilvl="5" w:tplc="0409001B" w:tentative="1">
+      <w:start w:val="1"/>
+      <w:numFmt w:val="lowerRoman"/>
+      <w:lvlText w:val="%6."/>
+      <w:lvlJc w:val="right"/>
+      <w:pPr>
+        <w:ind w:left="4320" w:hanging="180"/>
+      </w:pPr>
+    </w:lvl>
+    <w:lvl w:ilvl="6" w:tplc="0409000F" w:tentative="1">
+      <w:start w:val="1"/>
+      <w:numFmt w:val="decimal"/>
+      <w:lvlText w:val="%7."/>
+      <w:lvlJc w:val="left"/>
+      <w:pPr>
+        <w:ind w:left="5040" w:hanging="360"/>
+      </w:pPr>
+    </w:lvl>
+    <w:lvl w:ilvl="7" w:tplc="04090019" w:tentative="1">
+      <w:start w:val="1"/>
+      <w:numFmt w:val="lowerLetter"/>
+      <w:lvlText w:val="%8."/>
+      <w:lvlJc w:val="left"/>
+      <w:pPr>
+        <w:ind w:left="5760" w:hanging="360"/>
+      </w:pPr>
+    </w:lvl>
+    <w:lvl w:ilvl="8" w:tplc="0409001B" w:tentative="1">
+      <w:start w:val="1"/>
+      <w:numFmt w:val="lowerRoman"/>
+      <w:lvlText w:val="%9."/>
+      <w:lvlJc w:val="right"/>
+      <w:pPr>
+        <w:ind w:left="6480" w:hanging="180"/>
+      </w:pPr>
+    </w:lvl>
+  </w:abstractNum>
+  <w:abstractNum w:abstractNumId="10">
+    <w:nsid w:val="6E4805E5"/>
+    <w:multiLevelType w:val="hybridMultilevel"/>
+    <w:tmpl w:val="AD7CDE70"/>
+    <w:lvl w:ilvl="0" w:tplc="04090011">
+      <w:start w:val="1"/>
+      <w:numFmt w:val="decimal"/>
+      <w:lvlText w:val="%1)"/>
+      <w:lvlJc w:val="left"/>
+      <w:pPr>
+        <w:ind w:left="720" w:hanging="360"/>
+      </w:pPr>
+      <w:rPr>
+        <w:rFonts w:hint="default"/>
+      </w:rPr>
+    </w:lvl>
+    <w:lvl w:ilvl="1" w:tplc="04090019" w:tentative="1">
+      <w:start w:val="1"/>
+      <w:numFmt w:val="lowerLetter"/>
+      <w:lvlText w:val="%2."/>
+      <w:lvlJc w:val="left"/>
+      <w:pPr>
+        <w:ind w:left="1440" w:hanging="360"/>
+      </w:pPr>
+    </w:lvl>
+    <w:lvl w:ilvl="2" w:tplc="0409001B" w:tentative="1">
+      <w:start w:val="1"/>
+      <w:numFmt w:val="lowerRoman"/>
+      <w:lvlText w:val="%3."/>
+      <w:lvlJc w:val="right"/>
+      <w:pPr>
+        <w:ind w:left="2160" w:hanging="180"/>
+      </w:pPr>
+    </w:lvl>
+    <w:lvl w:ilvl="3" w:tplc="0409000F" w:tentative="1">
+      <w:start w:val="1"/>
+      <w:numFmt w:val="decimal"/>
+      <w:lvlText w:val="%4."/>
+      <w:lvlJc w:val="left"/>
+      <w:pPr>
+        <w:ind w:left="2880" w:hanging="360"/>
+      </w:pPr>
+    </w:lvl>
+    <w:lvl w:ilvl="4" w:tplc="04090019" w:tentative="1">
+      <w:start w:val="1"/>
+      <w:numFmt w:val="lowerLetter"/>
+      <w:lvlText w:val="%5."/>
+      <w:lvlJc w:val="left"/>
+      <w:pPr>
+        <w:ind w:left="3600" w:hanging="360"/>
+      </w:pPr>
+    </w:lvl>
+    <w:lvl w:ilvl="5" w:tplc="0409001B" w:tentative="1">
+      <w:start w:val="1"/>
+      <w:numFmt w:val="lowerRoman"/>
+      <w:lvlText w:val="%6."/>
+      <w:lvlJc w:val="right"/>
+      <w:pPr>
+        <w:ind w:left="4320" w:hanging="180"/>
+      </w:pPr>
+    </w:lvl>
+    <w:lvl w:ilvl="6" w:tplc="0409000F" w:tentative="1">
+      <w:start w:val="1"/>
+      <w:numFmt w:val="decimal"/>
+      <w:lvlText w:val="%7."/>
+      <w:lvlJc w:val="left"/>
+      <w:pPr>
+        <w:ind w:left="5040" w:hanging="360"/>
+      </w:pPr>
+    </w:lvl>
+    <w:lvl w:ilvl="7" w:tplc="04090019" w:tentative="1">
+      <w:start w:val="1"/>
+      <w:numFmt w:val="lowerLetter"/>
+      <w:lvlText w:val="%8."/>
+      <w:lvlJc w:val="left"/>
+      <w:pPr>
+        <w:ind w:left="5760" w:hanging="360"/>
+      </w:pPr>
+    </w:lvl>
+    <w:lvl w:ilvl="8" w:tplc="0409001B" w:tentative="1">
+      <w:start w:val="1"/>
+      <w:numFmt w:val="lowerRoman"/>
+      <w:lvlText w:val="%9."/>
+      <w:lvlJc w:val="right"/>
+      <w:pPr>
+        <w:ind w:left="6480" w:hanging="180"/>
+      </w:pPr>
+    </w:lvl>
+  </w:abstractNum>
+  <w:abstractNum w:abstractNumId="11">
     <w:nsid w:val="74703310"/>
     <w:multiLevelType w:val="hybridMultilevel"/>
     <w:tmpl w:val="A4CEF8F8"/>
@@ -5504,25 +9490,46 @@
     </w:lvl>
   </w:abstractNum>
   <w:num w:numId="1">
+    <w:abstractNumId w:val="1"/>
+  </w:num>
+  <w:num w:numId="2">
+    <w:abstractNumId w:val="11"/>
+  </w:num>
+  <w:num w:numId="3">
+    <w:abstractNumId w:val="8"/>
+  </w:num>
+  <w:num w:numId="4">
+    <w:abstractNumId w:val="3"/>
+  </w:num>
+  <w:num w:numId="5">
+    <w:abstractNumId w:val="4"/>
+  </w:num>
+  <w:num w:numId="6">
     <w:abstractNumId w:val="0"/>
   </w:num>
-  <w:num w:numId="2">
-    <w:abstractNumId w:val="4"/>
+  <w:num w:numId="7">
+    <w:abstractNumId w:val="2"/>
   </w:num>
-  <w:num w:numId="3">
-    <w:abstractNumId w:val="3"/>
+  <w:num w:numId="8">
+    <w:abstractNumId w:val="9"/>
   </w:num>
-  <w:num w:numId="4">
-    <w:abstractNumId w:val="1"/>
+  <w:num w:numId="9">
+    <w:abstractNumId w:val="5"/>
   </w:num>
-  <w:num w:numId="5">
-    <w:abstractNumId w:val="2"/>
+  <w:num w:numId="10">
+    <w:abstractNumId w:val="10"/>
+  </w:num>
+  <w:num w:numId="11">
+    <w:abstractNumId w:val="7"/>
+  </w:num>
+  <w:num w:numId="12">
+    <w:abstractNumId w:val="6"/>
   </w:num>
 </w:numbering>
 </file>
 
 <file path=word/styles.xml><?xml version="1.0" encoding="utf-8"?>
-<w:styles xmlns:r="http://schemas.openxmlformats.org/officeDocument/2006/relationships" xmlns:w="http://schemas.openxmlformats.org/wordprocessingml/2006/main">
+<w:styles xmlns:mc="http://schemas.openxmlformats.org/markup-compatibility/2006" xmlns:r="http://schemas.openxmlformats.org/officeDocument/2006/relationships" xmlns:w="http://schemas.openxmlformats.org/wordprocessingml/2006/main" xmlns:w14="http://schemas.microsoft.com/office/word/2010/wordml" mc:Ignorable="w14">
   <w:docDefaults>
     <w:rPrDefault>
       <w:rPr>
@@ -5531,6 +9538,7 @@
         <w:sz w:val="24"/>
         <w:szCs w:val="24"/>
         <w:lang w:val="en-GB" w:eastAsia="zh-CN" w:bidi="ar-SA"/>
+        <w14:ligatures w14:val="standardContextual"/>
       </w:rPr>
     </w:rPrDefault>
     <w:pPrDefault>
@@ -5681,7 +9689,6 @@
   <w:style w:type="paragraph" w:default="1" w:styleId="a">
     <w:name w:val="Normal"/>
     <w:qFormat/>
-    <w:rsid w:val="00A031EC"/>
   </w:style>
   <w:style w:type="paragraph" w:styleId="1">
     <w:name w:val="heading 1"/>
@@ -5893,7 +9900,6 @@
     <w:uiPriority w:val="99"/>
     <w:semiHidden/>
     <w:unhideWhenUsed/>
-    <w:qFormat/>
     <w:tblPr>
       <w:tblInd w:w="0" w:type="dxa"/>
       <w:tblCellMar>
@@ -6251,11 +10257,12 @@
     <w:uiPriority w:val="99"/>
     <w:semiHidden/>
     <w:unhideWhenUsed/>
-    <w:rsid w:val="004221B9"/>
+    <w:rsid w:val="007C7BC7"/>
     <w:pPr>
       <w:spacing w:after="0" w:line="240" w:lineRule="auto"/>
     </w:pPr>
     <w:rPr>
+      <w:rFonts w:ascii="宋体" w:eastAsia="宋体"/>
       <w:sz w:val="18"/>
       <w:szCs w:val="18"/>
     </w:rPr>
@@ -6266,37 +10273,812 @@
     <w:link w:val="ac"/>
     <w:uiPriority w:val="99"/>
     <w:semiHidden/>
-    <w:rsid w:val="004221B9"/>
-    <w:rPr>
-      <w:sz w:val="18"/>
-      <w:szCs w:val="18"/>
-    </w:rPr>
-  </w:style>
-  <w:style w:type="paragraph" w:styleId="ad">
-    <w:name w:val="Document Map"/>
-    <w:basedOn w:val="a"/>
-    <w:link w:val="Char6"/>
-    <w:uiPriority w:val="99"/>
-    <w:semiHidden/>
-    <w:unhideWhenUsed/>
-    <w:rsid w:val="004221B9"/>
+    <w:rsid w:val="007C7BC7"/>
     <w:rPr>
       <w:rFonts w:ascii="宋体" w:eastAsia="宋体"/>
       <w:sz w:val="18"/>
       <w:szCs w:val="18"/>
     </w:rPr>
   </w:style>
-  <w:style w:type="character" w:customStyle="1" w:styleId="Char6">
-    <w:name w:val="文档结构图 Char"/>
+  <w:style w:type="character" w:styleId="ad">
+    <w:name w:val="Hyperlink"/>
     <w:basedOn w:val="a0"/>
-    <w:link w:val="ad"/>
+    <w:uiPriority w:val="99"/>
+    <w:unhideWhenUsed/>
+    <w:rsid w:val="00C0291E"/>
+    <w:rPr>
+      <w:color w:val="467886" w:themeColor="hyperlink"/>
+      <w:u w:val="single"/>
+    </w:rPr>
+  </w:style>
+  <w:style w:type="character" w:styleId="ae">
+    <w:name w:val="FollowedHyperlink"/>
+    <w:basedOn w:val="a0"/>
     <w:uiPriority w:val="99"/>
     <w:semiHidden/>
-    <w:rsid w:val="004221B9"/>
+    <w:unhideWhenUsed/>
+    <w:rsid w:val="0078487D"/>
+    <w:rPr>
+      <w:color w:val="96607D" w:themeColor="followedHyperlink"/>
+      <w:u w:val="single"/>
+    </w:rPr>
+  </w:style>
+</w:styles>
+</file>
+
+<file path=word/stylesWithEffects.xml><?xml version="1.0" encoding="utf-8"?>
+<w:styles xmlns:wpc="http://schemas.microsoft.com/office/word/2010/wordprocessingCanvas" xmlns:mc="http://schemas.openxmlformats.org/markup-compatibility/2006" xmlns:o="urn:schemas-microsoft-com:office:office" xmlns:r="http://schemas.openxmlformats.org/officeDocument/2006/relationships" xmlns:m="http://schemas.openxmlformats.org/officeDocument/2006/math" xmlns:v="urn:schemas-microsoft-com:vml" xmlns:wp14="http://schemas.microsoft.com/office/word/2010/wordprocessingDrawing" xmlns:wp="http://schemas.openxmlformats.org/drawingml/2006/wordprocessingDrawing" xmlns:w10="urn:schemas-microsoft-com:office:word" xmlns:w="http://schemas.openxmlformats.org/wordprocessingml/2006/main" xmlns:w14="http://schemas.microsoft.com/office/word/2010/wordml" xmlns:wpg="http://schemas.microsoft.com/office/word/2010/wordprocessingGroup" xmlns:wpi="http://schemas.microsoft.com/office/word/2010/wordprocessingInk" xmlns:wne="http://schemas.microsoft.com/office/word/2006/wordml" xmlns:wps="http://schemas.microsoft.com/office/word/2010/wordprocessingShape" mc:Ignorable="w14 wp14">
+  <w:docDefaults>
+    <w:rPrDefault>
+      <w:rPr>
+        <w:rFonts w:asciiTheme="minorHAnsi" w:eastAsiaTheme="minorEastAsia" w:hAnsiTheme="minorHAnsi" w:cstheme="minorBidi"/>
+        <w:kern w:val="2"/>
+        <w:sz w:val="24"/>
+        <w:szCs w:val="24"/>
+        <w:lang w:val="en-GB" w:eastAsia="zh-CN" w:bidi="ar-SA"/>
+        <w14:ligatures w14:val="standardContextual"/>
+      </w:rPr>
+    </w:rPrDefault>
+    <w:pPrDefault>
+      <w:pPr>
+        <w:spacing w:after="160" w:line="278" w:lineRule="auto"/>
+      </w:pPr>
+    </w:pPrDefault>
+  </w:docDefaults>
+  <w:latentStyles w:defLockedState="0" w:defUIPriority="99" w:defSemiHidden="1" w:defUnhideWhenUsed="1" w:defQFormat="0" w:count="267">
+    <w:lsdException w:name="Normal" w:semiHidden="0" w:uiPriority="0" w:unhideWhenUsed="0" w:qFormat="1"/>
+    <w:lsdException w:name="heading 1" w:semiHidden="0" w:uiPriority="9" w:unhideWhenUsed="0" w:qFormat="1"/>
+    <w:lsdException w:name="heading 2" w:uiPriority="9" w:qFormat="1"/>
+    <w:lsdException w:name="heading 3" w:uiPriority="9" w:qFormat="1"/>
+    <w:lsdException w:name="heading 4" w:uiPriority="9" w:qFormat="1"/>
+    <w:lsdException w:name="heading 5" w:uiPriority="9" w:qFormat="1"/>
+    <w:lsdException w:name="heading 6" w:uiPriority="9" w:qFormat="1"/>
+    <w:lsdException w:name="heading 7" w:uiPriority="9" w:qFormat="1"/>
+    <w:lsdException w:name="heading 8" w:uiPriority="9" w:qFormat="1"/>
+    <w:lsdException w:name="heading 9" w:uiPriority="9" w:qFormat="1"/>
+    <w:lsdException w:name="toc 1" w:uiPriority="39"/>
+    <w:lsdException w:name="toc 2" w:uiPriority="39"/>
+    <w:lsdException w:name="toc 3" w:uiPriority="39"/>
+    <w:lsdException w:name="toc 4" w:uiPriority="39"/>
+    <w:lsdException w:name="toc 5" w:uiPriority="39"/>
+    <w:lsdException w:name="toc 6" w:uiPriority="39"/>
+    <w:lsdException w:name="toc 7" w:uiPriority="39"/>
+    <w:lsdException w:name="toc 8" w:uiPriority="39"/>
+    <w:lsdException w:name="toc 9" w:uiPriority="39"/>
+    <w:lsdException w:name="caption" w:uiPriority="35" w:qFormat="1"/>
+    <w:lsdException w:name="Title" w:semiHidden="0" w:uiPriority="10" w:unhideWhenUsed="0" w:qFormat="1"/>
+    <w:lsdException w:name="Default Paragraph Font" w:uiPriority="1"/>
+    <w:lsdException w:name="Subtitle" w:semiHidden="0" w:uiPriority="11" w:unhideWhenUsed="0" w:qFormat="1"/>
+    <w:lsdException w:name="Strong" w:semiHidden="0" w:uiPriority="22" w:unhideWhenUsed="0" w:qFormat="1"/>
+    <w:lsdException w:name="Emphasis" w:semiHidden="0" w:uiPriority="20" w:unhideWhenUsed="0" w:qFormat="1"/>
+    <w:lsdException w:name="Table Grid" w:semiHidden="0" w:uiPriority="39" w:unhideWhenUsed="0"/>
+    <w:lsdException w:name="Placeholder Text" w:unhideWhenUsed="0"/>
+    <w:lsdException w:name="No Spacing" w:semiHidden="0" w:uiPriority="1" w:unhideWhenUsed="0" w:qFormat="1"/>
+    <w:lsdException w:name="Light Shading" w:semiHidden="0" w:uiPriority="60" w:unhideWhenUsed="0"/>
+    <w:lsdException w:name="Light List" w:semiHidden="0" w:uiPriority="61" w:unhideWhenUsed="0"/>
+    <w:lsdException w:name="Light Grid" w:semiHidden="0" w:uiPriority="62" w:unhideWhenUsed="0"/>
+    <w:lsdException w:name="Medium Shading 1" w:semiHidden="0" w:uiPriority="63" w:unhideWhenUsed="0"/>
+    <w:lsdException w:name="Medium Shading 2" w:semiHidden="0" w:uiPriority="64" w:unhideWhenUsed="0"/>
+    <w:lsdException w:name="Medium List 1" w:semiHidden="0" w:uiPriority="65" w:unhideWhenUsed="0"/>
+    <w:lsdException w:name="Medium List 2" w:semiHidden="0" w:uiPriority="66" w:unhideWhenUsed="0"/>
+    <w:lsdException w:name="Medium Grid 1" w:semiHidden="0" w:uiPriority="67" w:unhideWhenUsed="0"/>
+    <w:lsdException w:name="Medium Grid 2" w:semiHidden="0" w:uiPriority="68" w:unhideWhenUsed="0"/>
+    <w:lsdException w:name="Medium Grid 3" w:semiHidden="0" w:uiPriority="69" w:unhideWhenUsed="0"/>
+    <w:lsdException w:name="Dark List" w:semiHidden="0" w:uiPriority="70" w:unhideWhenUsed="0"/>
+    <w:lsdException w:name="Colorful Shading" w:semiHidden="0" w:uiPriority="71" w:unhideWhenUsed="0"/>
+    <w:lsdException w:name="Colorful List" w:semiHidden="0" w:uiPriority="72" w:unhideWhenUsed="0"/>
+    <w:lsdException w:name="Colorful Grid" w:semiHidden="0" w:uiPriority="73" w:unhideWhenUsed="0"/>
+    <w:lsdException w:name="Light Shading Accent 1" w:semiHidden="0" w:uiPriority="60" w:unhideWhenUsed="0"/>
+    <w:lsdException w:name="Light List Accent 1" w:semiHidden="0" w:uiPriority="61" w:unhideWhenUsed="0"/>
+    <w:lsdException w:name="Light Grid Accent 1" w:semiHidden="0" w:uiPriority="62" w:unhideWhenUsed="0"/>
+    <w:lsdException w:name="Medium Shading 1 Accent 1" w:semiHidden="0" w:uiPriority="63" w:unhideWhenUsed="0"/>
+    <w:lsdException w:name="Medium Shading 2 Accent 1" w:semiHidden="0" w:uiPriority="64" w:unhideWhenUsed="0"/>
+    <w:lsdException w:name="Medium List 1 Accent 1" w:semiHidden="0" w:uiPriority="65" w:unhideWhenUsed="0"/>
+    <w:lsdException w:name="Revision" w:unhideWhenUsed="0"/>
+    <w:lsdException w:name="List Paragraph" w:semiHidden="0" w:uiPriority="34" w:unhideWhenUsed="0" w:qFormat="1"/>
+    <w:lsdException w:name="Quote" w:semiHidden="0" w:uiPriority="29" w:unhideWhenUsed="0" w:qFormat="1"/>
+    <w:lsdException w:name="Intense Quote" w:semiHidden="0" w:uiPriority="30" w:unhideWhenUsed="0" w:qFormat="1"/>
+    <w:lsdException w:name="Medium List 2 Accent 1" w:semiHidden="0" w:uiPriority="66" w:unhideWhenUsed="0"/>
+    <w:lsdException w:name="Medium Grid 1 Accent 1" w:semiHidden="0" w:uiPriority="67" w:unhideWhenUsed="0"/>
+    <w:lsdException w:name="Medium Grid 2 Accent 1" w:semiHidden="0" w:uiPriority="68" w:unhideWhenUsed="0"/>
+    <w:lsdException w:name="Medium Grid 3 Accent 1" w:semiHidden="0" w:uiPriority="69" w:unhideWhenUsed="0"/>
+    <w:lsdException w:name="Dark List Accent 1" w:semiHidden="0" w:uiPriority="70" w:unhideWhenUsed="0"/>
+    <w:lsdException w:name="Colorful Shading Accent 1" w:semiHidden="0" w:uiPriority="71" w:unhideWhenUsed="0"/>
+    <w:lsdException w:name="Colorful List Accent 1" w:semiHidden="0" w:uiPriority="72" w:unhideWhenUsed="0"/>
+    <w:lsdException w:name="Colorful Grid Accent 1" w:semiHidden="0" w:uiPriority="73" w:unhideWhenUsed="0"/>
+    <w:lsdException w:name="Light Shading Accent 2" w:semiHidden="0" w:uiPriority="60" w:unhideWhenUsed="0"/>
+    <w:lsdException w:name="Light List Accent 2" w:semiHidden="0" w:uiPriority="61" w:unhideWhenUsed="0"/>
+    <w:lsdException w:name="Light Grid Accent 2" w:semiHidden="0" w:uiPriority="62" w:unhideWhenUsed="0"/>
+    <w:lsdException w:name="Medium Shading 1 Accent 2" w:semiHidden="0" w:uiPriority="63" w:unhideWhenUsed="0"/>
+    <w:lsdException w:name="Medium Shading 2 Accent 2" w:semiHidden="0" w:uiPriority="64" w:unhideWhenUsed="0"/>
+    <w:lsdException w:name="Medium List 1 Accent 2" w:semiHidden="0" w:uiPriority="65" w:unhideWhenUsed="0"/>
+    <w:lsdException w:name="Medium List 2 Accent 2" w:semiHidden="0" w:uiPriority="66" w:unhideWhenUsed="0"/>
+    <w:lsdException w:name="Medium Grid 1 Accent 2" w:semiHidden="0" w:uiPriority="67" w:unhideWhenUsed="0"/>
+    <w:lsdException w:name="Medium Grid 2 Accent 2" w:semiHidden="0" w:uiPriority="68" w:unhideWhenUsed="0"/>
+    <w:lsdException w:name="Medium Grid 3 Accent 2" w:semiHidden="0" w:uiPriority="69" w:unhideWhenUsed="0"/>
+    <w:lsdException w:name="Dark List Accent 2" w:semiHidden="0" w:uiPriority="70" w:unhideWhenUsed="0"/>
+    <w:lsdException w:name="Colorful Shading Accent 2" w:semiHidden="0" w:uiPriority="71" w:unhideWhenUsed="0"/>
+    <w:lsdException w:name="Colorful List Accent 2" w:semiHidden="0" w:uiPriority="72" w:unhideWhenUsed="0"/>
+    <w:lsdException w:name="Colorful Grid Accent 2" w:semiHidden="0" w:uiPriority="73" w:unhideWhenUsed="0"/>
+    <w:lsdException w:name="Light Shading Accent 3" w:semiHidden="0" w:uiPriority="60" w:unhideWhenUsed="0"/>
+    <w:lsdException w:name="Light List Accent 3" w:semiHidden="0" w:uiPriority="61" w:unhideWhenUsed="0"/>
+    <w:lsdException w:name="Light Grid Accent 3" w:semiHidden="0" w:uiPriority="62" w:unhideWhenUsed="0"/>
+    <w:lsdException w:name="Medium Shading 1 Accent 3" w:semiHidden="0" w:uiPriority="63" w:unhideWhenUsed="0"/>
+    <w:lsdException w:name="Medium Shading 2 Accent 3" w:semiHidden="0" w:uiPriority="64" w:unhideWhenUsed="0"/>
+    <w:lsdException w:name="Medium List 1 Accent 3" w:semiHidden="0" w:uiPriority="65" w:unhideWhenUsed="0"/>
+    <w:lsdException w:name="Medium List 2 Accent 3" w:semiHidden="0" w:uiPriority="66" w:unhideWhenUsed="0"/>
+    <w:lsdException w:name="Medium Grid 1 Accent 3" w:semiHidden="0" w:uiPriority="67" w:unhideWhenUsed="0"/>
+    <w:lsdException w:name="Medium Grid 2 Accent 3" w:semiHidden="0" w:uiPriority="68" w:unhideWhenUsed="0"/>
+    <w:lsdException w:name="Medium Grid 3 Accent 3" w:semiHidden="0" w:uiPriority="69" w:unhideWhenUsed="0"/>
+    <w:lsdException w:name="Dark List Accent 3" w:semiHidden="0" w:uiPriority="70" w:unhideWhenUsed="0"/>
+    <w:lsdException w:name="Colorful Shading Accent 3" w:semiHidden="0" w:uiPriority="71" w:unhideWhenUsed="0"/>
+    <w:lsdException w:name="Colorful List Accent 3" w:semiHidden="0" w:uiPriority="72" w:unhideWhenUsed="0"/>
+    <w:lsdException w:name="Colorful Grid Accent 3" w:semiHidden="0" w:uiPriority="73" w:unhideWhenUsed="0"/>
+    <w:lsdException w:name="Light Shading Accent 4" w:semiHidden="0" w:uiPriority="60" w:unhideWhenUsed="0"/>
+    <w:lsdException w:name="Light List Accent 4" w:semiHidden="0" w:uiPriority="61" w:unhideWhenUsed="0"/>
+    <w:lsdException w:name="Light Grid Accent 4" w:semiHidden="0" w:uiPriority="62" w:unhideWhenUsed="0"/>
+    <w:lsdException w:name="Medium Shading 1 Accent 4" w:semiHidden="0" w:uiPriority="63" w:unhideWhenUsed="0"/>
+    <w:lsdException w:name="Medium Shading 2 Accent 4" w:semiHidden="0" w:uiPriority="64" w:unhideWhenUsed="0"/>
+    <w:lsdException w:name="Medium List 1 Accent 4" w:semiHidden="0" w:uiPriority="65" w:unhideWhenUsed="0"/>
+    <w:lsdException w:name="Medium List 2 Accent 4" w:semiHidden="0" w:uiPriority="66" w:unhideWhenUsed="0"/>
+    <w:lsdException w:name="Medium Grid 1 Accent 4" w:semiHidden="0" w:uiPriority="67" w:unhideWhenUsed="0"/>
+    <w:lsdException w:name="Medium Grid 2 Accent 4" w:semiHidden="0" w:uiPriority="68" w:unhideWhenUsed="0"/>
+    <w:lsdException w:name="Medium Grid 3 Accent 4" w:semiHidden="0" w:uiPriority="69" w:unhideWhenUsed="0"/>
+    <w:lsdException w:name="Dark List Accent 4" w:semiHidden="0" w:uiPriority="70" w:unhideWhenUsed="0"/>
+    <w:lsdException w:name="Colorful Shading Accent 4" w:semiHidden="0" w:uiPriority="71" w:unhideWhenUsed="0"/>
+    <w:lsdException w:name="Colorful List Accent 4" w:semiHidden="0" w:uiPriority="72" w:unhideWhenUsed="0"/>
+    <w:lsdException w:name="Colorful Grid Accent 4" w:semiHidden="0" w:uiPriority="73" w:unhideWhenUsed="0"/>
+    <w:lsdException w:name="Light Shading Accent 5" w:semiHidden="0" w:uiPriority="60" w:unhideWhenUsed="0"/>
+    <w:lsdException w:name="Light List Accent 5" w:semiHidden="0" w:uiPriority="61" w:unhideWhenUsed="0"/>
+    <w:lsdException w:name="Light Grid Accent 5" w:semiHidden="0" w:uiPriority="62" w:unhideWhenUsed="0"/>
+    <w:lsdException w:name="Medium Shading 1 Accent 5" w:semiHidden="0" w:uiPriority="63" w:unhideWhenUsed="0"/>
+    <w:lsdException w:name="Medium Shading 2 Accent 5" w:semiHidden="0" w:uiPriority="64" w:unhideWhenUsed="0"/>
+    <w:lsdException w:name="Medium List 1 Accent 5" w:semiHidden="0" w:uiPriority="65" w:unhideWhenUsed="0"/>
+    <w:lsdException w:name="Medium List 2 Accent 5" w:semiHidden="0" w:uiPriority="66" w:unhideWhenUsed="0"/>
+    <w:lsdException w:name="Medium Grid 1 Accent 5" w:semiHidden="0" w:uiPriority="67" w:unhideWhenUsed="0"/>
+    <w:lsdException w:name="Medium Grid 2 Accent 5" w:semiHidden="0" w:uiPriority="68" w:unhideWhenUsed="0"/>
+    <w:lsdException w:name="Medium Grid 3 Accent 5" w:semiHidden="0" w:uiPriority="69" w:unhideWhenUsed="0"/>
+    <w:lsdException w:name="Dark List Accent 5" w:semiHidden="0" w:uiPriority="70" w:unhideWhenUsed="0"/>
+    <w:lsdException w:name="Colorful Shading Accent 5" w:semiHidden="0" w:uiPriority="71" w:unhideWhenUsed="0"/>
+    <w:lsdException w:name="Colorful List Accent 5" w:semiHidden="0" w:uiPriority="72" w:unhideWhenUsed="0"/>
+    <w:lsdException w:name="Colorful Grid Accent 5" w:semiHidden="0" w:uiPriority="73" w:unhideWhenUsed="0"/>
+    <w:lsdException w:name="Light Shading Accent 6" w:semiHidden="0" w:uiPriority="60" w:unhideWhenUsed="0"/>
+    <w:lsdException w:name="Light List Accent 6" w:semiHidden="0" w:uiPriority="61" w:unhideWhenUsed="0"/>
+    <w:lsdException w:name="Light Grid Accent 6" w:semiHidden="0" w:uiPriority="62" w:unhideWhenUsed="0"/>
+    <w:lsdException w:name="Medium Shading 1 Accent 6" w:semiHidden="0" w:uiPriority="63" w:unhideWhenUsed="0"/>
+    <w:lsdException w:name="Medium Shading 2 Accent 6" w:semiHidden="0" w:uiPriority="64" w:unhideWhenUsed="0"/>
+    <w:lsdException w:name="Medium List 1 Accent 6" w:semiHidden="0" w:uiPriority="65" w:unhideWhenUsed="0"/>
+    <w:lsdException w:name="Medium List 2 Accent 6" w:semiHidden="0" w:uiPriority="66" w:unhideWhenUsed="0"/>
+    <w:lsdException w:name="Medium Grid 1 Accent 6" w:semiHidden="0" w:uiPriority="67" w:unhideWhenUsed="0"/>
+    <w:lsdException w:name="Medium Grid 2 Accent 6" w:semiHidden="0" w:uiPriority="68" w:unhideWhenUsed="0"/>
+    <w:lsdException w:name="Medium Grid 3 Accent 6" w:semiHidden="0" w:uiPriority="69" w:unhideWhenUsed="0"/>
+    <w:lsdException w:name="Dark List Accent 6" w:semiHidden="0" w:uiPriority="70" w:unhideWhenUsed="0"/>
+    <w:lsdException w:name="Colorful Shading Accent 6" w:semiHidden="0" w:uiPriority="71" w:unhideWhenUsed="0"/>
+    <w:lsdException w:name="Colorful List Accent 6" w:semiHidden="0" w:uiPriority="72" w:unhideWhenUsed="0"/>
+    <w:lsdException w:name="Colorful Grid Accent 6" w:semiHidden="0" w:uiPriority="73" w:unhideWhenUsed="0"/>
+    <w:lsdException w:name="Subtle Emphasis" w:semiHidden="0" w:uiPriority="19" w:unhideWhenUsed="0" w:qFormat="1"/>
+    <w:lsdException w:name="Intense Emphasis" w:semiHidden="0" w:uiPriority="21" w:unhideWhenUsed="0" w:qFormat="1"/>
+    <w:lsdException w:name="Subtle Reference" w:semiHidden="0" w:uiPriority="31" w:unhideWhenUsed="0" w:qFormat="1"/>
+    <w:lsdException w:name="Intense Reference" w:semiHidden="0" w:uiPriority="32" w:unhideWhenUsed="0" w:qFormat="1"/>
+    <w:lsdException w:name="Book Title" w:semiHidden="0" w:uiPriority="33" w:unhideWhenUsed="0" w:qFormat="1"/>
+    <w:lsdException w:name="Bibliography" w:uiPriority="37"/>
+    <w:lsdException w:name="TOC Heading" w:uiPriority="39" w:qFormat="1"/>
+  </w:latentStyles>
+  <w:style w:type="paragraph" w:default="1" w:styleId="a">
+    <w:name w:val="Normal"/>
+    <w:qFormat/>
+  </w:style>
+  <w:style w:type="paragraph" w:styleId="1">
+    <w:name w:val="heading 1"/>
+    <w:basedOn w:val="a"/>
+    <w:next w:val="a"/>
+    <w:link w:val="1Char"/>
+    <w:uiPriority w:val="9"/>
+    <w:qFormat/>
+    <w:rsid w:val="00E61DC9"/>
+    <w:pPr>
+      <w:keepNext/>
+      <w:keepLines/>
+      <w:spacing w:before="360" w:after="80"/>
+      <w:outlineLvl w:val="0"/>
+    </w:pPr>
+    <w:rPr>
+      <w:rFonts w:asciiTheme="majorHAnsi" w:eastAsiaTheme="majorEastAsia" w:hAnsiTheme="majorHAnsi" w:cstheme="majorBidi"/>
+      <w:color w:val="0F4761" w:themeColor="accent1" w:themeShade="BF"/>
+      <w:sz w:val="40"/>
+      <w:szCs w:val="40"/>
+    </w:rPr>
+  </w:style>
+  <w:style w:type="paragraph" w:styleId="2">
+    <w:name w:val="heading 2"/>
+    <w:basedOn w:val="a"/>
+    <w:next w:val="a"/>
+    <w:link w:val="2Char"/>
+    <w:uiPriority w:val="9"/>
+    <w:semiHidden/>
+    <w:unhideWhenUsed/>
+    <w:qFormat/>
+    <w:rsid w:val="00E61DC9"/>
+    <w:pPr>
+      <w:keepNext/>
+      <w:keepLines/>
+      <w:spacing w:before="160" w:after="80"/>
+      <w:outlineLvl w:val="1"/>
+    </w:pPr>
+    <w:rPr>
+      <w:rFonts w:asciiTheme="majorHAnsi" w:eastAsiaTheme="majorEastAsia" w:hAnsiTheme="majorHAnsi" w:cstheme="majorBidi"/>
+      <w:color w:val="0F4761" w:themeColor="accent1" w:themeShade="BF"/>
+      <w:sz w:val="32"/>
+      <w:szCs w:val="32"/>
+    </w:rPr>
+  </w:style>
+  <w:style w:type="paragraph" w:styleId="3">
+    <w:name w:val="heading 3"/>
+    <w:basedOn w:val="a"/>
+    <w:next w:val="a"/>
+    <w:link w:val="3Char"/>
+    <w:uiPriority w:val="9"/>
+    <w:semiHidden/>
+    <w:unhideWhenUsed/>
+    <w:qFormat/>
+    <w:rsid w:val="00E61DC9"/>
+    <w:pPr>
+      <w:keepNext/>
+      <w:keepLines/>
+      <w:spacing w:before="160" w:after="80"/>
+      <w:outlineLvl w:val="2"/>
+    </w:pPr>
+    <w:rPr>
+      <w:rFonts w:eastAsiaTheme="majorEastAsia" w:cstheme="majorBidi"/>
+      <w:color w:val="0F4761" w:themeColor="accent1" w:themeShade="BF"/>
+      <w:sz w:val="28"/>
+      <w:szCs w:val="28"/>
+    </w:rPr>
+  </w:style>
+  <w:style w:type="paragraph" w:styleId="4">
+    <w:name w:val="heading 4"/>
+    <w:basedOn w:val="a"/>
+    <w:next w:val="a"/>
+    <w:link w:val="4Char"/>
+    <w:uiPriority w:val="9"/>
+    <w:semiHidden/>
+    <w:unhideWhenUsed/>
+    <w:qFormat/>
+    <w:rsid w:val="00E61DC9"/>
+    <w:pPr>
+      <w:keepNext/>
+      <w:keepLines/>
+      <w:spacing w:before="80" w:after="40"/>
+      <w:outlineLvl w:val="3"/>
+    </w:pPr>
+    <w:rPr>
+      <w:rFonts w:eastAsiaTheme="majorEastAsia" w:cstheme="majorBidi"/>
+      <w:i/>
+      <w:iCs/>
+      <w:color w:val="0F4761" w:themeColor="accent1" w:themeShade="BF"/>
+    </w:rPr>
+  </w:style>
+  <w:style w:type="paragraph" w:styleId="5">
+    <w:name w:val="heading 5"/>
+    <w:basedOn w:val="a"/>
+    <w:next w:val="a"/>
+    <w:link w:val="5Char"/>
+    <w:uiPriority w:val="9"/>
+    <w:semiHidden/>
+    <w:unhideWhenUsed/>
+    <w:qFormat/>
+    <w:rsid w:val="00E61DC9"/>
+    <w:pPr>
+      <w:keepNext/>
+      <w:keepLines/>
+      <w:spacing w:before="80" w:after="40"/>
+      <w:outlineLvl w:val="4"/>
+    </w:pPr>
+    <w:rPr>
+      <w:rFonts w:eastAsiaTheme="majorEastAsia" w:cstheme="majorBidi"/>
+      <w:color w:val="0F4761" w:themeColor="accent1" w:themeShade="BF"/>
+    </w:rPr>
+  </w:style>
+  <w:style w:type="paragraph" w:styleId="6">
+    <w:name w:val="heading 6"/>
+    <w:basedOn w:val="a"/>
+    <w:next w:val="a"/>
+    <w:link w:val="6Char"/>
+    <w:uiPriority w:val="9"/>
+    <w:semiHidden/>
+    <w:unhideWhenUsed/>
+    <w:qFormat/>
+    <w:rsid w:val="00E61DC9"/>
+    <w:pPr>
+      <w:keepNext/>
+      <w:keepLines/>
+      <w:spacing w:before="40" w:after="0"/>
+      <w:outlineLvl w:val="5"/>
+    </w:pPr>
+    <w:rPr>
+      <w:rFonts w:eastAsiaTheme="majorEastAsia" w:cstheme="majorBidi"/>
+      <w:i/>
+      <w:iCs/>
+      <w:color w:val="595959" w:themeColor="text1" w:themeTint="A6"/>
+    </w:rPr>
+  </w:style>
+  <w:style w:type="paragraph" w:styleId="7">
+    <w:name w:val="heading 7"/>
+    <w:basedOn w:val="a"/>
+    <w:next w:val="a"/>
+    <w:link w:val="7Char"/>
+    <w:uiPriority w:val="9"/>
+    <w:semiHidden/>
+    <w:unhideWhenUsed/>
+    <w:qFormat/>
+    <w:rsid w:val="00E61DC9"/>
+    <w:pPr>
+      <w:keepNext/>
+      <w:keepLines/>
+      <w:spacing w:before="40" w:after="0"/>
+      <w:outlineLvl w:val="6"/>
+    </w:pPr>
+    <w:rPr>
+      <w:rFonts w:eastAsiaTheme="majorEastAsia" w:cstheme="majorBidi"/>
+      <w:color w:val="595959" w:themeColor="text1" w:themeTint="A6"/>
+    </w:rPr>
+  </w:style>
+  <w:style w:type="paragraph" w:styleId="8">
+    <w:name w:val="heading 8"/>
+    <w:basedOn w:val="a"/>
+    <w:next w:val="a"/>
+    <w:link w:val="8Char"/>
+    <w:uiPriority w:val="9"/>
+    <w:semiHidden/>
+    <w:unhideWhenUsed/>
+    <w:qFormat/>
+    <w:rsid w:val="00E61DC9"/>
+    <w:pPr>
+      <w:keepNext/>
+      <w:keepLines/>
+      <w:spacing w:after="0"/>
+      <w:outlineLvl w:val="7"/>
+    </w:pPr>
+    <w:rPr>
+      <w:rFonts w:eastAsiaTheme="majorEastAsia" w:cstheme="majorBidi"/>
+      <w:i/>
+      <w:iCs/>
+      <w:color w:val="272727" w:themeColor="text1" w:themeTint="D8"/>
+    </w:rPr>
+  </w:style>
+  <w:style w:type="paragraph" w:styleId="9">
+    <w:name w:val="heading 9"/>
+    <w:basedOn w:val="a"/>
+    <w:next w:val="a"/>
+    <w:link w:val="9Char"/>
+    <w:uiPriority w:val="9"/>
+    <w:semiHidden/>
+    <w:unhideWhenUsed/>
+    <w:qFormat/>
+    <w:rsid w:val="00E61DC9"/>
+    <w:pPr>
+      <w:keepNext/>
+      <w:keepLines/>
+      <w:spacing w:after="0"/>
+      <w:outlineLvl w:val="8"/>
+    </w:pPr>
+    <w:rPr>
+      <w:rFonts w:eastAsiaTheme="majorEastAsia" w:cstheme="majorBidi"/>
+      <w:color w:val="272727" w:themeColor="text1" w:themeTint="D8"/>
+    </w:rPr>
+  </w:style>
+  <w:style w:type="character" w:default="1" w:styleId="a0">
+    <w:name w:val="Default Paragraph Font"/>
+    <w:uiPriority w:val="1"/>
+    <w:semiHidden/>
+    <w:unhideWhenUsed/>
+  </w:style>
+  <w:style w:type="table" w:default="1" w:styleId="a1">
+    <w:name w:val="Normal Table"/>
+    <w:uiPriority w:val="99"/>
+    <w:semiHidden/>
+    <w:unhideWhenUsed/>
+    <w:tblPr>
+      <w:tblInd w:w="0" w:type="dxa"/>
+      <w:tblCellMar>
+        <w:top w:w="0" w:type="dxa"/>
+        <w:left w:w="108" w:type="dxa"/>
+        <w:bottom w:w="0" w:type="dxa"/>
+        <w:right w:w="108" w:type="dxa"/>
+      </w:tblCellMar>
+    </w:tblPr>
+  </w:style>
+  <w:style w:type="numbering" w:default="1" w:styleId="a2">
+    <w:name w:val="No List"/>
+    <w:uiPriority w:val="99"/>
+    <w:semiHidden/>
+    <w:unhideWhenUsed/>
+  </w:style>
+  <w:style w:type="character" w:customStyle="1" w:styleId="1Char">
+    <w:name w:val="标题 1 Char"/>
+    <w:basedOn w:val="a0"/>
+    <w:link w:val="1"/>
+    <w:uiPriority w:val="9"/>
+    <w:rsid w:val="00E61DC9"/>
+    <w:rPr>
+      <w:rFonts w:asciiTheme="majorHAnsi" w:eastAsiaTheme="majorEastAsia" w:hAnsiTheme="majorHAnsi" w:cstheme="majorBidi"/>
+      <w:color w:val="0F4761" w:themeColor="accent1" w:themeShade="BF"/>
+      <w:sz w:val="40"/>
+      <w:szCs w:val="40"/>
+    </w:rPr>
+  </w:style>
+  <w:style w:type="character" w:customStyle="1" w:styleId="2Char">
+    <w:name w:val="标题 2 Char"/>
+    <w:basedOn w:val="a0"/>
+    <w:link w:val="2"/>
+    <w:uiPriority w:val="9"/>
+    <w:semiHidden/>
+    <w:rsid w:val="00E61DC9"/>
+    <w:rPr>
+      <w:rFonts w:asciiTheme="majorHAnsi" w:eastAsiaTheme="majorEastAsia" w:hAnsiTheme="majorHAnsi" w:cstheme="majorBidi"/>
+      <w:color w:val="0F4761" w:themeColor="accent1" w:themeShade="BF"/>
+      <w:sz w:val="32"/>
+      <w:szCs w:val="32"/>
+    </w:rPr>
+  </w:style>
+  <w:style w:type="character" w:customStyle="1" w:styleId="3Char">
+    <w:name w:val="标题 3 Char"/>
+    <w:basedOn w:val="a0"/>
+    <w:link w:val="3"/>
+    <w:uiPriority w:val="9"/>
+    <w:semiHidden/>
+    <w:rsid w:val="00E61DC9"/>
+    <w:rPr>
+      <w:rFonts w:eastAsiaTheme="majorEastAsia" w:cstheme="majorBidi"/>
+      <w:color w:val="0F4761" w:themeColor="accent1" w:themeShade="BF"/>
+      <w:sz w:val="28"/>
+      <w:szCs w:val="28"/>
+    </w:rPr>
+  </w:style>
+  <w:style w:type="character" w:customStyle="1" w:styleId="4Char">
+    <w:name w:val="标题 4 Char"/>
+    <w:basedOn w:val="a0"/>
+    <w:link w:val="4"/>
+    <w:uiPriority w:val="9"/>
+    <w:semiHidden/>
+    <w:rsid w:val="00E61DC9"/>
+    <w:rPr>
+      <w:rFonts w:eastAsiaTheme="majorEastAsia" w:cstheme="majorBidi"/>
+      <w:i/>
+      <w:iCs/>
+      <w:color w:val="0F4761" w:themeColor="accent1" w:themeShade="BF"/>
+    </w:rPr>
+  </w:style>
+  <w:style w:type="character" w:customStyle="1" w:styleId="5Char">
+    <w:name w:val="标题 5 Char"/>
+    <w:basedOn w:val="a0"/>
+    <w:link w:val="5"/>
+    <w:uiPriority w:val="9"/>
+    <w:semiHidden/>
+    <w:rsid w:val="00E61DC9"/>
+    <w:rPr>
+      <w:rFonts w:eastAsiaTheme="majorEastAsia" w:cstheme="majorBidi"/>
+      <w:color w:val="0F4761" w:themeColor="accent1" w:themeShade="BF"/>
+    </w:rPr>
+  </w:style>
+  <w:style w:type="character" w:customStyle="1" w:styleId="6Char">
+    <w:name w:val="标题 6 Char"/>
+    <w:basedOn w:val="a0"/>
+    <w:link w:val="6"/>
+    <w:uiPriority w:val="9"/>
+    <w:semiHidden/>
+    <w:rsid w:val="00E61DC9"/>
+    <w:rPr>
+      <w:rFonts w:eastAsiaTheme="majorEastAsia" w:cstheme="majorBidi"/>
+      <w:i/>
+      <w:iCs/>
+      <w:color w:val="595959" w:themeColor="text1" w:themeTint="A6"/>
+    </w:rPr>
+  </w:style>
+  <w:style w:type="character" w:customStyle="1" w:styleId="7Char">
+    <w:name w:val="标题 7 Char"/>
+    <w:basedOn w:val="a0"/>
+    <w:link w:val="7"/>
+    <w:uiPriority w:val="9"/>
+    <w:semiHidden/>
+    <w:rsid w:val="00E61DC9"/>
+    <w:rPr>
+      <w:rFonts w:eastAsiaTheme="majorEastAsia" w:cstheme="majorBidi"/>
+      <w:color w:val="595959" w:themeColor="text1" w:themeTint="A6"/>
+    </w:rPr>
+  </w:style>
+  <w:style w:type="character" w:customStyle="1" w:styleId="8Char">
+    <w:name w:val="标题 8 Char"/>
+    <w:basedOn w:val="a0"/>
+    <w:link w:val="8"/>
+    <w:uiPriority w:val="9"/>
+    <w:semiHidden/>
+    <w:rsid w:val="00E61DC9"/>
+    <w:rPr>
+      <w:rFonts w:eastAsiaTheme="majorEastAsia" w:cstheme="majorBidi"/>
+      <w:i/>
+      <w:iCs/>
+      <w:color w:val="272727" w:themeColor="text1" w:themeTint="D8"/>
+    </w:rPr>
+  </w:style>
+  <w:style w:type="character" w:customStyle="1" w:styleId="9Char">
+    <w:name w:val="标题 9 Char"/>
+    <w:basedOn w:val="a0"/>
+    <w:link w:val="9"/>
+    <w:uiPriority w:val="9"/>
+    <w:semiHidden/>
+    <w:rsid w:val="00E61DC9"/>
+    <w:rPr>
+      <w:rFonts w:eastAsiaTheme="majorEastAsia" w:cstheme="majorBidi"/>
+      <w:color w:val="272727" w:themeColor="text1" w:themeTint="D8"/>
+    </w:rPr>
+  </w:style>
+  <w:style w:type="paragraph" w:styleId="a3">
+    <w:name w:val="Title"/>
+    <w:basedOn w:val="a"/>
+    <w:next w:val="a"/>
+    <w:link w:val="Char"/>
+    <w:uiPriority w:val="10"/>
+    <w:qFormat/>
+    <w:rsid w:val="00E61DC9"/>
+    <w:pPr>
+      <w:spacing w:after="80" w:line="240" w:lineRule="auto"/>
+      <w:contextualSpacing/>
+    </w:pPr>
+    <w:rPr>
+      <w:rFonts w:asciiTheme="majorHAnsi" w:eastAsiaTheme="majorEastAsia" w:hAnsiTheme="majorHAnsi" w:cstheme="majorBidi"/>
+      <w:spacing w:val="-10"/>
+      <w:kern w:val="28"/>
+      <w:sz w:val="56"/>
+      <w:szCs w:val="56"/>
+    </w:rPr>
+  </w:style>
+  <w:style w:type="character" w:customStyle="1" w:styleId="Char">
+    <w:name w:val="标题 Char"/>
+    <w:basedOn w:val="a0"/>
+    <w:link w:val="a3"/>
+    <w:uiPriority w:val="10"/>
+    <w:rsid w:val="00E61DC9"/>
+    <w:rPr>
+      <w:rFonts w:asciiTheme="majorHAnsi" w:eastAsiaTheme="majorEastAsia" w:hAnsiTheme="majorHAnsi" w:cstheme="majorBidi"/>
+      <w:spacing w:val="-10"/>
+      <w:kern w:val="28"/>
+      <w:sz w:val="56"/>
+      <w:szCs w:val="56"/>
+    </w:rPr>
+  </w:style>
+  <w:style w:type="paragraph" w:styleId="a4">
+    <w:name w:val="Subtitle"/>
+    <w:basedOn w:val="a"/>
+    <w:next w:val="a"/>
+    <w:link w:val="Char0"/>
+    <w:uiPriority w:val="11"/>
+    <w:qFormat/>
+    <w:rsid w:val="00E61DC9"/>
+    <w:pPr>
+      <w:numPr>
+        <w:ilvl w:val="1"/>
+      </w:numPr>
+    </w:pPr>
+    <w:rPr>
+      <w:rFonts w:eastAsiaTheme="majorEastAsia" w:cstheme="majorBidi"/>
+      <w:color w:val="595959" w:themeColor="text1" w:themeTint="A6"/>
+      <w:spacing w:val="15"/>
+      <w:sz w:val="28"/>
+      <w:szCs w:val="28"/>
+    </w:rPr>
+  </w:style>
+  <w:style w:type="character" w:customStyle="1" w:styleId="Char0">
+    <w:name w:val="副标题 Char"/>
+    <w:basedOn w:val="a0"/>
+    <w:link w:val="a4"/>
+    <w:uiPriority w:val="11"/>
+    <w:rsid w:val="00E61DC9"/>
+    <w:rPr>
+      <w:rFonts w:eastAsiaTheme="majorEastAsia" w:cstheme="majorBidi"/>
+      <w:color w:val="595959" w:themeColor="text1" w:themeTint="A6"/>
+      <w:spacing w:val="15"/>
+      <w:sz w:val="28"/>
+      <w:szCs w:val="28"/>
+    </w:rPr>
+  </w:style>
+  <w:style w:type="paragraph" w:styleId="a5">
+    <w:name w:val="Quote"/>
+    <w:basedOn w:val="a"/>
+    <w:next w:val="a"/>
+    <w:link w:val="Char1"/>
+    <w:uiPriority w:val="29"/>
+    <w:qFormat/>
+    <w:rsid w:val="00E61DC9"/>
+    <w:pPr>
+      <w:spacing w:before="160"/>
+      <w:jc w:val="center"/>
+    </w:pPr>
+    <w:rPr>
+      <w:i/>
+      <w:iCs/>
+      <w:color w:val="404040" w:themeColor="text1" w:themeTint="BF"/>
+    </w:rPr>
+  </w:style>
+  <w:style w:type="character" w:customStyle="1" w:styleId="Char1">
+    <w:name w:val="引用 Char"/>
+    <w:basedOn w:val="a0"/>
+    <w:link w:val="a5"/>
+    <w:uiPriority w:val="29"/>
+    <w:rsid w:val="00E61DC9"/>
+    <w:rPr>
+      <w:i/>
+      <w:iCs/>
+      <w:color w:val="404040" w:themeColor="text1" w:themeTint="BF"/>
+    </w:rPr>
+  </w:style>
+  <w:style w:type="paragraph" w:styleId="a6">
+    <w:name w:val="List Paragraph"/>
+    <w:basedOn w:val="a"/>
+    <w:uiPriority w:val="34"/>
+    <w:qFormat/>
+    <w:rsid w:val="00E61DC9"/>
+    <w:pPr>
+      <w:ind w:left="720"/>
+      <w:contextualSpacing/>
+    </w:pPr>
+  </w:style>
+  <w:style w:type="character" w:styleId="a7">
+    <w:name w:val="Intense Emphasis"/>
+    <w:basedOn w:val="a0"/>
+    <w:uiPriority w:val="21"/>
+    <w:qFormat/>
+    <w:rsid w:val="00E61DC9"/>
+    <w:rPr>
+      <w:i/>
+      <w:iCs/>
+      <w:color w:val="0F4761" w:themeColor="accent1" w:themeShade="BF"/>
+    </w:rPr>
+  </w:style>
+  <w:style w:type="paragraph" w:styleId="a8">
+    <w:name w:val="Intense Quote"/>
+    <w:basedOn w:val="a"/>
+    <w:next w:val="a"/>
+    <w:link w:val="Char2"/>
+    <w:uiPriority w:val="30"/>
+    <w:qFormat/>
+    <w:rsid w:val="00E61DC9"/>
+    <w:pPr>
+      <w:pBdr>
+        <w:top w:val="single" w:sz="4" w:space="10" w:color="0F4761" w:themeColor="accent1" w:themeShade="BF"/>
+        <w:bottom w:val="single" w:sz="4" w:space="10" w:color="0F4761" w:themeColor="accent1" w:themeShade="BF"/>
+      </w:pBdr>
+      <w:spacing w:before="360" w:after="360"/>
+      <w:ind w:left="864" w:right="864"/>
+      <w:jc w:val="center"/>
+    </w:pPr>
+    <w:rPr>
+      <w:i/>
+      <w:iCs/>
+      <w:color w:val="0F4761" w:themeColor="accent1" w:themeShade="BF"/>
+    </w:rPr>
+  </w:style>
+  <w:style w:type="character" w:customStyle="1" w:styleId="Char2">
+    <w:name w:val="明显引用 Char"/>
+    <w:basedOn w:val="a0"/>
+    <w:link w:val="a8"/>
+    <w:uiPriority w:val="30"/>
+    <w:rsid w:val="00E61DC9"/>
+    <w:rPr>
+      <w:i/>
+      <w:iCs/>
+      <w:color w:val="0F4761" w:themeColor="accent1" w:themeShade="BF"/>
+    </w:rPr>
+  </w:style>
+  <w:style w:type="character" w:styleId="a9">
+    <w:name w:val="Intense Reference"/>
+    <w:basedOn w:val="a0"/>
+    <w:uiPriority w:val="32"/>
+    <w:qFormat/>
+    <w:rsid w:val="00E61DC9"/>
+    <w:rPr>
+      <w:b/>
+      <w:bCs/>
+      <w:smallCaps/>
+      <w:color w:val="0F4761" w:themeColor="accent1" w:themeShade="BF"/>
+      <w:spacing w:val="5"/>
+    </w:rPr>
+  </w:style>
+  <w:style w:type="paragraph" w:styleId="aa">
+    <w:name w:val="header"/>
+    <w:basedOn w:val="a"/>
+    <w:link w:val="Char3"/>
+    <w:uiPriority w:val="99"/>
+    <w:unhideWhenUsed/>
+    <w:rsid w:val="00DB022E"/>
+    <w:pPr>
+      <w:tabs>
+        <w:tab w:val="center" w:pos="4153"/>
+        <w:tab w:val="right" w:pos="8306"/>
+      </w:tabs>
+      <w:spacing w:after="0" w:line="240" w:lineRule="auto"/>
+    </w:pPr>
+  </w:style>
+  <w:style w:type="character" w:customStyle="1" w:styleId="Char3">
+    <w:name w:val="页眉 Char"/>
+    <w:basedOn w:val="a0"/>
+    <w:link w:val="aa"/>
+    <w:uiPriority w:val="99"/>
+    <w:rsid w:val="00DB022E"/>
+  </w:style>
+  <w:style w:type="paragraph" w:styleId="ab">
+    <w:name w:val="footer"/>
+    <w:basedOn w:val="a"/>
+    <w:link w:val="Char4"/>
+    <w:uiPriority w:val="99"/>
+    <w:unhideWhenUsed/>
+    <w:rsid w:val="00DB022E"/>
+    <w:pPr>
+      <w:tabs>
+        <w:tab w:val="center" w:pos="4153"/>
+        <w:tab w:val="right" w:pos="8306"/>
+      </w:tabs>
+      <w:spacing w:after="0" w:line="240" w:lineRule="auto"/>
+    </w:pPr>
+  </w:style>
+  <w:style w:type="character" w:customStyle="1" w:styleId="Char4">
+    <w:name w:val="页脚 Char"/>
+    <w:basedOn w:val="a0"/>
+    <w:link w:val="ab"/>
+    <w:uiPriority w:val="99"/>
+    <w:rsid w:val="00DB022E"/>
+  </w:style>
+  <w:style w:type="paragraph" w:styleId="ac">
+    <w:name w:val="Balloon Text"/>
+    <w:basedOn w:val="a"/>
+    <w:link w:val="Char5"/>
+    <w:uiPriority w:val="99"/>
+    <w:semiHidden/>
+    <w:unhideWhenUsed/>
+    <w:rsid w:val="007C7BC7"/>
+    <w:pPr>
+      <w:spacing w:after="0" w:line="240" w:lineRule="auto"/>
+    </w:pPr>
     <w:rPr>
       <w:rFonts w:ascii="宋体" w:eastAsia="宋体"/>
       <w:sz w:val="18"/>
       <w:szCs w:val="18"/>
+    </w:rPr>
+  </w:style>
+  <w:style w:type="character" w:customStyle="1" w:styleId="Char5">
+    <w:name w:val="批注框文本 Char"/>
+    <w:basedOn w:val="a0"/>
+    <w:link w:val="ac"/>
+    <w:uiPriority w:val="99"/>
+    <w:semiHidden/>
+    <w:rsid w:val="007C7BC7"/>
+    <w:rPr>
+      <w:rFonts w:ascii="宋体" w:eastAsia="宋体"/>
+      <w:sz w:val="18"/>
+      <w:szCs w:val="18"/>
+    </w:rPr>
+  </w:style>
+  <w:style w:type="character" w:styleId="ad">
+    <w:name w:val="Hyperlink"/>
+    <w:basedOn w:val="a0"/>
+    <w:uiPriority w:val="99"/>
+    <w:unhideWhenUsed/>
+    <w:rsid w:val="00C0291E"/>
+    <w:rPr>
+      <w:color w:val="467886" w:themeColor="hyperlink"/>
+      <w:u w:val="single"/>
+    </w:rPr>
+  </w:style>
+  <w:style w:type="character" w:styleId="ae">
+    <w:name w:val="FollowedHyperlink"/>
+    <w:basedOn w:val="a0"/>
+    <w:uiPriority w:val="99"/>
+    <w:semiHidden/>
+    <w:unhideWhenUsed/>
+    <w:rsid w:val="0078487D"/>
+    <w:rPr>
+      <w:color w:val="96607D" w:themeColor="followedHyperlink"/>
+      <w:u w:val="single"/>
     </w:rPr>
   </w:style>
 </w:styles>
@@ -6602,7 +11384,7 @@
 </file>
 
 <file path=customXml/itemProps1.xml><?xml version="1.0" encoding="utf-8"?>
-<ds:datastoreItem xmlns:ds="http://schemas.openxmlformats.org/officeDocument/2006/customXml" ds:itemID="{DE57A50F-FCD6-4C87-A382-743A461E769F}">
+<ds:datastoreItem xmlns:ds="http://schemas.openxmlformats.org/officeDocument/2006/customXml" ds:itemID="{99E15310-AF18-4902-95A5-A569DF415ED1}">
   <ds:schemaRefs>
     <ds:schemaRef ds:uri="http://schemas.openxmlformats.org/officeDocument/2006/bibliography"/>
   </ds:schemaRefs>

--- a/IELTS Notes/Writing Exercises and Analyses.docx
+++ b/IELTS Notes/Writing Exercises and Analyses.docx
@@ -8016,7 +8016,7 @@
     <w:p>
       <w:pPr>
         <w:rPr>
-          <w:rFonts w:ascii="Times New Roman" w:hAnsi="Times New Roman" w:cs="Times New Roman" w:hint="eastAsia"/>
+          <w:rFonts w:ascii="Times New Roman" w:hAnsi="Times New Roman" w:cs="Times New Roman"/>
         </w:rPr>
       </w:pPr>
       <w:r>
@@ -8064,7 +8064,7 @@
     <w:p>
       <w:pPr>
         <w:rPr>
-          <w:rFonts w:ascii="Times New Roman" w:hAnsi="Times New Roman" w:cs="Times New Roman" w:hint="eastAsia"/>
+          <w:rFonts w:ascii="Times New Roman" w:hAnsi="Times New Roman" w:cs="Times New Roman"/>
         </w:rPr>
       </w:pPr>
     </w:p>
@@ -8101,7 +8101,7 @@
     <w:p>
       <w:pPr>
         <w:rPr>
-          <w:rFonts w:ascii="Times New Roman" w:hAnsi="Times New Roman" w:cs="Times New Roman" w:hint="eastAsia"/>
+          <w:rFonts w:ascii="Times New Roman" w:hAnsi="Times New Roman" w:cs="Times New Roman"/>
         </w:rPr>
       </w:pPr>
       <w:r>
@@ -8148,7 +8148,7 @@
     <w:p>
       <w:pPr>
         <w:rPr>
-          <w:rFonts w:ascii="Times New Roman" w:hAnsi="Times New Roman" w:cs="Times New Roman" w:hint="eastAsia"/>
+          <w:rFonts w:ascii="Times New Roman" w:hAnsi="Times New Roman" w:cs="Times New Roman"/>
           <w:b/>
           <w:i/>
         </w:rPr>
@@ -8166,7 +8166,7 @@
     <w:p>
       <w:pPr>
         <w:rPr>
-          <w:rFonts w:ascii="Times New Roman" w:hAnsi="Times New Roman" w:cs="Times New Roman" w:hint="eastAsia"/>
+          <w:rFonts w:ascii="Times New Roman" w:hAnsi="Times New Roman" w:cs="Times New Roman"/>
         </w:rPr>
       </w:pPr>
       <w:r>
@@ -8203,7 +8203,7 @@
     <w:p>
       <w:pPr>
         <w:rPr>
-          <w:rFonts w:ascii="Times New Roman" w:hAnsi="Times New Roman" w:cs="Times New Roman" w:hint="eastAsia"/>
+          <w:rFonts w:ascii="Times New Roman" w:hAnsi="Times New Roman" w:cs="Times New Roman"/>
         </w:rPr>
       </w:pPr>
       <w:r>
@@ -8282,7 +8282,7 @@
     <w:p>
       <w:pPr>
         <w:rPr>
-          <w:rFonts w:ascii="Times New Roman" w:hAnsi="Times New Roman" w:cs="Times New Roman" w:hint="eastAsia"/>
+          <w:rFonts w:ascii="Times New Roman" w:hAnsi="Times New Roman" w:cs="Times New Roman"/>
         </w:rPr>
       </w:pPr>
       <w:r>
@@ -8307,7 +8307,7 @@
     <w:p>
       <w:pPr>
         <w:rPr>
-          <w:rFonts w:ascii="Times New Roman" w:hAnsi="Times New Roman" w:cs="Times New Roman" w:hint="eastAsia"/>
+          <w:rFonts w:ascii="Times New Roman" w:hAnsi="Times New Roman" w:cs="Times New Roman"/>
         </w:rPr>
       </w:pPr>
       <w:r>
@@ -8326,41 +8326,53 @@
         <w:rPr>
           <w:rFonts w:ascii="Times New Roman" w:hAnsi="Times New Roman" w:cs="Times New Roman" w:hint="eastAsia"/>
         </w:rPr>
-        <w:t xml:space="preserve"> On the contrary, the amount of time spent on doing homework head downwards from 12 hourrs in 2002 to about 7 hours in 2007. </w:t>
-      </w:r>
-      <w:r>
-        <w:rPr>
-          <w:rFonts w:ascii="Times New Roman" w:hAnsi="Times New Roman" w:cs="Times New Roman" w:hint="eastAsia"/>
-        </w:rPr>
-        <w:t xml:space="preserve">It was the same with doing sport on which the time dropped from 10 hours in the first year to 2 hours in </w:t>
-      </w:r>
-      <w:r>
-        <w:rPr>
-          <w:rFonts w:ascii="Times New Roman" w:hAnsi="Times New Roman" w:cs="Times New Roman" w:hint="eastAsia"/>
-        </w:rPr>
-        <w:t>2007</w:t>
-      </w:r>
-      <w:r>
-        <w:rPr>
-          <w:rFonts w:ascii="Times New Roman" w:hAnsi="Times New Roman" w:cs="Times New Roman" w:hint="eastAsia"/>
-        </w:rPr>
-        <w:t xml:space="preserve">. </w:t>
-      </w:r>
-    </w:p>
-    <w:p>
-      <w:pPr>
-        <w:rPr>
-          <w:rFonts w:ascii="Times New Roman" w:hAnsi="Times New Roman" w:cs="Times New Roman"/>
-        </w:rPr>
-      </w:pPr>
-      <w:r>
-        <w:rPr>
-          <w:rFonts w:ascii="Times New Roman" w:hAnsi="Times New Roman" w:cs="Times New Roman" w:hint="eastAsia"/>
-        </w:rPr>
-        <w:t>* Too many words.</w:t>
+        <w:t xml:space="preserve"> On the contrary, the amount of time spent on doing home</w:t>
+      </w:r>
+      <w:r>
+        <w:rPr>
+          <w:rFonts w:ascii="Times New Roman" w:hAnsi="Times New Roman" w:cs="Times New Roman" w:hint="eastAsia"/>
+        </w:rPr>
+        <w:t>work head downwards from 12 hou</w:t>
       </w:r>
       <w:bookmarkStart w:id="0" w:name="_GoBack"/>
       <w:bookmarkEnd w:id="0"/>
+      <w:r>
+        <w:rPr>
+          <w:rFonts w:ascii="Times New Roman" w:hAnsi="Times New Roman" w:cs="Times New Roman" w:hint="eastAsia"/>
+        </w:rPr>
+        <w:t xml:space="preserve">rs in 2002 to about 7 hours in 2007. </w:t>
+      </w:r>
+      <w:r>
+        <w:rPr>
+          <w:rFonts w:ascii="Times New Roman" w:hAnsi="Times New Roman" w:cs="Times New Roman" w:hint="eastAsia"/>
+        </w:rPr>
+        <w:t xml:space="preserve">It was the same with doing sport on which the time dropped from 10 hours in the first year to 2 hours in </w:t>
+      </w:r>
+      <w:r>
+        <w:rPr>
+          <w:rFonts w:ascii="Times New Roman" w:hAnsi="Times New Roman" w:cs="Times New Roman" w:hint="eastAsia"/>
+        </w:rPr>
+        <w:t>2007</w:t>
+      </w:r>
+      <w:r>
+        <w:rPr>
+          <w:rFonts w:ascii="Times New Roman" w:hAnsi="Times New Roman" w:cs="Times New Roman" w:hint="eastAsia"/>
+        </w:rPr>
+        <w:t xml:space="preserve">. </w:t>
+      </w:r>
+    </w:p>
+    <w:p>
+      <w:pPr>
+        <w:rPr>
+          <w:rFonts w:ascii="Times New Roman" w:hAnsi="Times New Roman" w:cs="Times New Roman"/>
+        </w:rPr>
+      </w:pPr>
+      <w:r>
+        <w:rPr>
+          <w:rFonts w:ascii="Times New Roman" w:hAnsi="Times New Roman" w:cs="Times New Roman" w:hint="eastAsia"/>
+        </w:rPr>
+        <w:t>* Too many words.</w:t>
+      </w:r>
     </w:p>
     <w:sectPr>
       <w:pgSz w:w="11906" w:h="16838"/>
@@ -11373,7 +11385,7 @@
   <a:extraClrSchemeLst/>
   <a:extLst>
     <a:ext uri="{05A4C25C-085E-4340-85A3-A5531E510DB2}">
-      <thm15:themeFamily xmlns="" xmlns:thm15="http://schemas.microsoft.com/office/thememl/2012/main" name="Office Theme" id="{62F939B6-93AF-4DB8-9C6B-D6C7DFDC589F}" vid="{4A3C46E8-61CC-4603-A589-7422A47A8E4A}"/>
+      <thm15:themeFamily xmlns:thm15="http://schemas.microsoft.com/office/thememl/2012/main" xmlns="" name="Office Theme" id="{62F939B6-93AF-4DB8-9C6B-D6C7DFDC589F}" vid="{4A3C46E8-61CC-4603-A589-7422A47A8E4A}"/>
     </a:ext>
   </a:extLst>
 </a:theme>
@@ -11384,7 +11396,7 @@
 </file>
 
 <file path=customXml/itemProps1.xml><?xml version="1.0" encoding="utf-8"?>
-<ds:datastoreItem xmlns:ds="http://schemas.openxmlformats.org/officeDocument/2006/customXml" ds:itemID="{99E15310-AF18-4902-95A5-A569DF415ED1}">
+<ds:datastoreItem xmlns:ds="http://schemas.openxmlformats.org/officeDocument/2006/customXml" ds:itemID="{80869ACB-3757-497A-957D-50D5867D8B76}">
   <ds:schemaRefs>
     <ds:schemaRef ds:uri="http://schemas.openxmlformats.org/officeDocument/2006/bibliography"/>
   </ds:schemaRefs>

--- a/IELTS Notes/Writing Exercises and Analyses.docx
+++ b/IELTS Notes/Writing Exercises and Analyses.docx
@@ -8222,13 +8222,39 @@
         <w:rPr>
           <w:rFonts w:ascii="Times New Roman" w:hAnsi="Times New Roman" w:cs="Times New Roman" w:hint="eastAsia"/>
         </w:rPr>
-        <w:t xml:space="preserve">watching televison </w:t>
-      </w:r>
-      <w:r>
-        <w:rPr>
-          <w:rFonts w:ascii="Times New Roman" w:hAnsi="Times New Roman" w:cs="Times New Roman" w:hint="eastAsia"/>
-        </w:rPr>
-        <w:t>was the largest amount of time</w:t>
+        <w:t xml:space="preserve">watching </w:t>
+      </w:r>
+      <w:r>
+        <w:rPr>
+          <w:rFonts w:ascii="Times New Roman" w:hAnsi="Times New Roman" w:cs="Times New Roman" w:hint="eastAsia"/>
+          <w:highlight w:val="red"/>
+        </w:rPr>
+        <w:t>televison</w:t>
+      </w:r>
+      <w:r>
+        <w:rPr>
+          <w:rFonts w:ascii="Times New Roman" w:hAnsi="Times New Roman" w:cs="Times New Roman" w:hint="eastAsia"/>
+        </w:rPr>
+        <w:t>(1)</w:t>
+      </w:r>
+      <w:r>
+        <w:rPr>
+          <w:rFonts w:ascii="Times New Roman" w:hAnsi="Times New Roman" w:cs="Times New Roman" w:hint="eastAsia"/>
+        </w:rPr>
+        <w:t xml:space="preserve"> </w:t>
+      </w:r>
+      <w:r>
+        <w:rPr>
+          <w:rFonts w:ascii="Times New Roman" w:hAnsi="Times New Roman" w:cs="Times New Roman" w:hint="eastAsia"/>
+        </w:rPr>
+        <w:t xml:space="preserve">was the largest </w:t>
+      </w:r>
+      <w:r>
+        <w:rPr>
+          <w:rFonts w:ascii="Times New Roman" w:hAnsi="Times New Roman" w:cs="Times New Roman" w:hint="eastAsia"/>
+          <w:highlight w:val="darkCyan"/>
+        </w:rPr>
+        <w:t>amount of time</w:t>
       </w:r>
       <w:r>
         <w:rPr>
@@ -8275,8 +8301,65 @@
       <w:r>
         <w:rPr>
           <w:rFonts w:ascii="Times New Roman" w:hAnsi="Times New Roman" w:cs="Times New Roman" w:hint="eastAsia"/>
-        </w:rPr>
-        <w:t xml:space="preserve">The amount of time spent on  going pubs or discos, watching TV and shopping were increasing. Whereas, hours consumed on doing homework, doing sport and bowling gradually. </w:t>
+          <w:highlight w:val="darkCyan"/>
+        </w:rPr>
+        <w:t>The amount of time</w:t>
+      </w:r>
+      <w:r>
+        <w:rPr>
+          <w:rFonts w:ascii="Times New Roman" w:hAnsi="Times New Roman" w:cs="Times New Roman" w:hint="eastAsia"/>
+        </w:rPr>
+        <w:t xml:space="preserve"> spent on  </w:t>
+      </w:r>
+      <w:r>
+        <w:rPr>
+          <w:rFonts w:ascii="Times New Roman" w:hAnsi="Times New Roman" w:cs="Times New Roman" w:hint="eastAsia"/>
+          <w:highlight w:val="yellow"/>
+        </w:rPr>
+        <w:t>going pubs</w:t>
+      </w:r>
+      <w:r>
+        <w:rPr>
+          <w:rFonts w:ascii="Times New Roman" w:hAnsi="Times New Roman" w:cs="Times New Roman" w:hint="eastAsia"/>
+        </w:rPr>
+        <w:t>(2)</w:t>
+      </w:r>
+      <w:r>
+        <w:rPr>
+          <w:rFonts w:ascii="Times New Roman" w:hAnsi="Times New Roman" w:cs="Times New Roman" w:hint="eastAsia"/>
+        </w:rPr>
+        <w:t xml:space="preserve"> or discos, watching TV and shopping </w:t>
+      </w:r>
+      <w:r>
+        <w:rPr>
+          <w:rFonts w:ascii="Times New Roman" w:hAnsi="Times New Roman" w:cs="Times New Roman" w:hint="eastAsia"/>
+          <w:highlight w:val="yellow"/>
+        </w:rPr>
+        <w:t>were</w:t>
+      </w:r>
+      <w:r>
+        <w:rPr>
+          <w:rFonts w:ascii="Times New Roman" w:hAnsi="Times New Roman" w:cs="Times New Roman" w:hint="eastAsia"/>
+        </w:rPr>
+        <w:t>(3)</w:t>
+      </w:r>
+      <w:r>
+        <w:rPr>
+          <w:rFonts w:ascii="Times New Roman" w:hAnsi="Times New Roman" w:cs="Times New Roman" w:hint="eastAsia"/>
+        </w:rPr>
+        <w:t xml:space="preserve"> increasing. Whereas, hours consumed on doing homework, doing sport and bowling gradually</w:t>
+      </w:r>
+      <w:r>
+        <w:rPr>
+          <w:rFonts w:ascii="Times New Roman" w:hAnsi="Times New Roman" w:cs="Times New Roman" w:hint="eastAsia"/>
+        </w:rPr>
+        <w:t xml:space="preserve"> decreased</w:t>
+      </w:r>
+      <w:r>
+        <w:rPr>
+          <w:rFonts w:ascii="Times New Roman" w:hAnsi="Times New Roman" w:cs="Times New Roman" w:hint="eastAsia"/>
+        </w:rPr>
+        <w:t xml:space="preserve">. </w:t>
       </w:r>
     </w:p>
     <w:p>
@@ -8334,44 +8417,442 @@
         </w:rPr>
         <w:t>work head downwards from 12 hou</w:t>
       </w:r>
+      <w:r>
+        <w:rPr>
+          <w:rFonts w:ascii="Times New Roman" w:hAnsi="Times New Roman" w:cs="Times New Roman" w:hint="eastAsia"/>
+        </w:rPr>
+        <w:t xml:space="preserve">rs in 2002 to about 7 hours in 2007. </w:t>
+      </w:r>
+      <w:r>
+        <w:rPr>
+          <w:rFonts w:ascii="Times New Roman" w:hAnsi="Times New Roman" w:cs="Times New Roman" w:hint="eastAsia"/>
+        </w:rPr>
+        <w:t xml:space="preserve">It was the same with doing sport on which the time dropped from 10 hours in the first year to 2 hours in </w:t>
+      </w:r>
+      <w:r>
+        <w:rPr>
+          <w:rFonts w:ascii="Times New Roman" w:hAnsi="Times New Roman" w:cs="Times New Roman" w:hint="eastAsia"/>
+        </w:rPr>
+        <w:t>2007</w:t>
+      </w:r>
+      <w:r>
+        <w:rPr>
+          <w:rFonts w:ascii="Times New Roman" w:hAnsi="Times New Roman" w:cs="Times New Roman" w:hint="eastAsia"/>
+        </w:rPr>
+        <w:t xml:space="preserve">. </w:t>
+      </w:r>
+    </w:p>
+    <w:p>
+      <w:pPr>
+        <w:rPr>
+          <w:rFonts w:ascii="Times New Roman" w:hAnsi="Times New Roman" w:cs="Times New Roman" w:hint="eastAsia"/>
+        </w:rPr>
+      </w:pPr>
+      <w:r>
+        <w:rPr>
+          <w:rFonts w:ascii="Times New Roman" w:hAnsi="Times New Roman" w:cs="Times New Roman" w:hint="eastAsia"/>
+        </w:rPr>
+        <w:t>* Too many words.</w:t>
+      </w:r>
+    </w:p>
+    <w:p>
+      <w:pPr>
+        <w:rPr>
+          <w:rFonts w:ascii="Times New Roman" w:hAnsi="Times New Roman" w:cs="Times New Roman" w:hint="eastAsia"/>
+          <w:b/>
+          <w:i/>
+        </w:rPr>
+      </w:pPr>
+      <w:r>
+        <w:rPr>
+          <w:rFonts w:ascii="Times New Roman" w:hAnsi="Times New Roman" w:cs="Times New Roman" w:hint="eastAsia"/>
+          <w:b/>
+          <w:i/>
+        </w:rPr>
+        <w:t>Errors</w:t>
+      </w:r>
+    </w:p>
+    <w:p>
+      <w:pPr>
+        <w:pStyle w:val="a6"/>
+        <w:numPr>
+          <w:ilvl w:val="0"/>
+          <w:numId w:val="13"/>
+        </w:numPr>
+        <w:rPr>
+          <w:rFonts w:ascii="Times New Roman" w:hAnsi="Times New Roman" w:cs="Times New Roman" w:hint="eastAsia"/>
+        </w:rPr>
+      </w:pPr>
+      <w:r>
+        <w:rPr>
+          <w:rFonts w:ascii="Times New Roman" w:hAnsi="Times New Roman" w:cs="Times New Roman" w:hint="eastAsia"/>
+        </w:rPr>
+        <w:t>spelling error. television</w:t>
+      </w:r>
+    </w:p>
+    <w:p>
+      <w:pPr>
+        <w:pStyle w:val="a6"/>
+        <w:numPr>
+          <w:ilvl w:val="0"/>
+          <w:numId w:val="13"/>
+        </w:numPr>
+        <w:rPr>
+          <w:rFonts w:ascii="Times New Roman" w:hAnsi="Times New Roman" w:cs="Times New Roman" w:hint="eastAsia"/>
+        </w:rPr>
+      </w:pPr>
+      <w:r>
+        <w:rPr>
+          <w:rFonts w:ascii="Times New Roman" w:hAnsi="Times New Roman" w:cs="Times New Roman" w:hint="eastAsia"/>
+        </w:rPr>
+        <w:t xml:space="preserve">going </w:t>
+      </w:r>
+      <w:r>
+        <w:rPr>
+          <w:rFonts w:ascii="Times New Roman" w:hAnsi="Times New Roman" w:cs="Times New Roman" w:hint="eastAsia"/>
+          <w:highlight w:val="green"/>
+        </w:rPr>
+        <w:t>to</w:t>
+      </w:r>
+      <w:r>
+        <w:rPr>
+          <w:rFonts w:ascii="Times New Roman" w:hAnsi="Times New Roman" w:cs="Times New Roman" w:hint="eastAsia"/>
+        </w:rPr>
+        <w:t xml:space="preserve"> pubs</w:t>
+      </w:r>
+    </w:p>
+    <w:p>
+      <w:pPr>
+        <w:pStyle w:val="a6"/>
+        <w:numPr>
+          <w:ilvl w:val="0"/>
+          <w:numId w:val="13"/>
+        </w:numPr>
+        <w:rPr>
+          <w:rFonts w:ascii="Times New Roman" w:hAnsi="Times New Roman" w:cs="Times New Roman" w:hint="eastAsia"/>
+        </w:rPr>
+      </w:pPr>
+      <w:r>
+        <w:rPr>
+          <w:rFonts w:ascii="Times New Roman" w:hAnsi="Times New Roman" w:cs="Times New Roman" w:hint="eastAsia"/>
+        </w:rPr>
+        <w:t>was</w:t>
+      </w:r>
+    </w:p>
+    <w:p>
+      <w:pPr>
+        <w:rPr>
+          <w:rFonts w:ascii="Times New Roman" w:hAnsi="Times New Roman" w:cs="Times New Roman" w:hint="eastAsia"/>
+          <w:b/>
+          <w:i/>
+        </w:rPr>
+      </w:pPr>
+      <w:r>
+        <w:rPr>
+          <w:rFonts w:ascii="Times New Roman" w:hAnsi="Times New Roman" w:cs="Times New Roman" w:hint="eastAsia"/>
+          <w:b/>
+          <w:i/>
+        </w:rPr>
+        <w:t>Improved</w:t>
+      </w:r>
+    </w:p>
+    <w:p>
+      <w:pPr>
+        <w:rPr>
+          <w:rFonts w:ascii="Times New Roman" w:hAnsi="Times New Roman" w:cs="Times New Roman" w:hint="eastAsia"/>
+          <w:i/>
+        </w:rPr>
+      </w:pPr>
+      <w:r>
+        <w:rPr>
+          <w:rFonts w:ascii="Times New Roman" w:hAnsi="Times New Roman" w:cs="Times New Roman" w:hint="eastAsia"/>
+          <w:i/>
+        </w:rPr>
+        <w:t>Paragraph 2</w:t>
+      </w:r>
+    </w:p>
+    <w:p>
+      <w:pPr>
+        <w:pStyle w:val="a6"/>
+        <w:numPr>
+          <w:ilvl w:val="0"/>
+          <w:numId w:val="14"/>
+        </w:numPr>
+        <w:rPr>
+          <w:rFonts w:ascii="Times New Roman" w:hAnsi="Times New Roman" w:cs="Times New Roman" w:hint="eastAsia"/>
+        </w:rPr>
+      </w:pPr>
+      <w:r>
+        <w:rPr>
+          <w:rFonts w:ascii="Times New Roman" w:hAnsi="Times New Roman" w:cs="Times New Roman" w:hint="eastAsia"/>
+        </w:rPr>
+        <w:t xml:space="preserve">watching television occupied the largest amount of time, while bowling took the least. </w:t>
+      </w:r>
+    </w:p>
+    <w:p>
+      <w:pPr>
+        <w:pStyle w:val="a6"/>
+        <w:numPr>
+          <w:ilvl w:val="0"/>
+          <w:numId w:val="14"/>
+        </w:numPr>
+        <w:rPr>
+          <w:rFonts w:ascii="Times New Roman" w:hAnsi="Times New Roman" w:cs="Times New Roman" w:hint="eastAsia"/>
+        </w:rPr>
+      </w:pPr>
+      <w:r>
+        <w:rPr>
+          <w:rFonts w:ascii="Times New Roman" w:hAnsi="Times New Roman" w:cs="Times New Roman"/>
+        </w:rPr>
+        <w:t>“</w:t>
+      </w:r>
+      <w:r>
+        <w:rPr>
+          <w:rFonts w:ascii="Times New Roman" w:hAnsi="Times New Roman" w:cs="Times New Roman" w:hint="eastAsia"/>
+        </w:rPr>
+        <w:t xml:space="preserve">The amount of time spent on  going pubs or discos, watching TV and shopping </w:t>
+      </w:r>
+      <w:r>
+        <w:rPr>
+          <w:rFonts w:ascii="Times New Roman" w:hAnsi="Times New Roman" w:cs="Times New Roman" w:hint="eastAsia"/>
+          <w:u w:val="single"/>
+        </w:rPr>
+        <w:t>were increasing</w:t>
+      </w:r>
+      <w:r>
+        <w:rPr>
+          <w:rFonts w:ascii="Times New Roman" w:hAnsi="Times New Roman" w:cs="Times New Roman" w:hint="eastAsia"/>
+        </w:rPr>
+        <w:t xml:space="preserve">. Whereas, hours consumed on doing homework, doing sport and bowling gradually </w:t>
+      </w:r>
+      <w:r>
+        <w:rPr>
+          <w:rFonts w:ascii="Times New Roman" w:hAnsi="Times New Roman" w:cs="Times New Roman" w:hint="eastAsia"/>
+          <w:u w:val="single"/>
+        </w:rPr>
+        <w:t>decreased</w:t>
+      </w:r>
+      <w:r>
+        <w:rPr>
+          <w:rFonts w:ascii="Times New Roman" w:hAnsi="Times New Roman" w:cs="Times New Roman"/>
+        </w:rPr>
+        <w:t>”</w:t>
+      </w:r>
+      <w:r>
+        <w:rPr>
+          <w:rFonts w:ascii="Times New Roman" w:hAnsi="Times New Roman" w:cs="Times New Roman" w:hint="eastAsia"/>
+        </w:rPr>
+        <w:t xml:space="preserve"> </w:t>
+      </w:r>
+    </w:p>
+    <w:p>
+      <w:pPr>
+        <w:pStyle w:val="a6"/>
+        <w:rPr>
+          <w:rFonts w:ascii="Times New Roman" w:hAnsi="Times New Roman" w:cs="Times New Roman" w:hint="eastAsia"/>
+        </w:rPr>
+      </w:pPr>
+      <w:r>
+        <w:rPr>
+          <w:rFonts w:ascii="Times New Roman" w:hAnsi="Times New Roman" w:cs="Times New Roman" w:hint="eastAsia"/>
+        </w:rPr>
+        <w:t xml:space="preserve">The tense of these two sentences are inconsistent. The first one is past continuous and the second one is past simple. </w:t>
+      </w:r>
+      <w:r>
+        <w:rPr>
+          <w:rFonts w:ascii="Times New Roman" w:hAnsi="Times New Roman" w:cs="Times New Roman" w:hint="eastAsia"/>
+        </w:rPr>
+        <w:t xml:space="preserve">It is not coherent to write so. </w:t>
+      </w:r>
+      <w:r>
+        <w:rPr>
+          <w:rFonts w:ascii="Times New Roman" w:hAnsi="Times New Roman" w:cs="Times New Roman" w:hint="eastAsia"/>
+        </w:rPr>
+        <w:t xml:space="preserve">Either of the two tense </w:t>
+      </w:r>
+      <w:r>
+        <w:rPr>
+          <w:rFonts w:ascii="Times New Roman" w:hAnsi="Times New Roman" w:cs="Times New Roman" w:hint="eastAsia"/>
+        </w:rPr>
+        <w:t>is</w:t>
+      </w:r>
+      <w:r>
+        <w:rPr>
+          <w:rFonts w:ascii="Times New Roman" w:hAnsi="Times New Roman" w:cs="Times New Roman" w:hint="eastAsia"/>
+        </w:rPr>
+        <w:t xml:space="preserve"> appropriate. </w:t>
+      </w:r>
+    </w:p>
+    <w:p>
+      <w:pPr>
+        <w:pStyle w:val="a6"/>
+        <w:numPr>
+          <w:ilvl w:val="0"/>
+          <w:numId w:val="14"/>
+        </w:numPr>
+        <w:rPr>
+          <w:rFonts w:ascii="Times New Roman" w:hAnsi="Times New Roman" w:cs="Times New Roman" w:hint="eastAsia"/>
+        </w:rPr>
+      </w:pPr>
+      <w:r>
+        <w:rPr>
+          <w:rFonts w:ascii="Times New Roman" w:hAnsi="Times New Roman" w:cs="Times New Roman" w:hint="eastAsia"/>
+        </w:rPr>
+        <w:t xml:space="preserve">There are repeated words in this paragraph; </w:t>
+      </w:r>
+      <w:r>
+        <w:rPr>
+          <w:rFonts w:ascii="Times New Roman" w:hAnsi="Times New Roman" w:cs="Times New Roman"/>
+        </w:rPr>
+        <w:t>“</w:t>
+      </w:r>
+      <w:r>
+        <w:rPr>
+          <w:rFonts w:ascii="Times New Roman" w:hAnsi="Times New Roman" w:cs="Times New Roman" w:hint="eastAsia"/>
+        </w:rPr>
+        <w:t>the amount of time</w:t>
+      </w:r>
+      <w:r>
+        <w:rPr>
+          <w:rFonts w:ascii="Times New Roman" w:hAnsi="Times New Roman" w:cs="Times New Roman"/>
+        </w:rPr>
+        <w:t>”</w:t>
+      </w:r>
+      <w:r>
+        <w:rPr>
+          <w:rFonts w:ascii="Times New Roman" w:hAnsi="Times New Roman" w:cs="Times New Roman" w:hint="eastAsia"/>
+        </w:rPr>
+        <w:t xml:space="preserve"> appeared two times. It is easy to use </w:t>
+      </w:r>
+      <w:r>
+        <w:rPr>
+          <w:rFonts w:ascii="Times New Roman" w:hAnsi="Times New Roman" w:cs="Times New Roman"/>
+        </w:rPr>
+        <w:t>“</w:t>
+      </w:r>
+      <w:r>
+        <w:rPr>
+          <w:rFonts w:ascii="Times New Roman" w:hAnsi="Times New Roman" w:cs="Times New Roman" w:hint="eastAsia"/>
+        </w:rPr>
+        <w:t>hours</w:t>
+      </w:r>
+      <w:r>
+        <w:rPr>
+          <w:rFonts w:ascii="Times New Roman" w:hAnsi="Times New Roman" w:cs="Times New Roman"/>
+        </w:rPr>
+        <w:t>”</w:t>
+      </w:r>
+      <w:r>
+        <w:rPr>
+          <w:rFonts w:ascii="Times New Roman" w:hAnsi="Times New Roman" w:cs="Times New Roman" w:hint="eastAsia"/>
+        </w:rPr>
+        <w:t xml:space="preserve"> instead. </w:t>
+      </w:r>
+    </w:p>
+    <w:p>
+      <w:pPr>
+        <w:pStyle w:val="a6"/>
+        <w:rPr>
+          <w:rFonts w:ascii="Times New Roman" w:hAnsi="Times New Roman" w:cs="Times New Roman" w:hint="eastAsia"/>
+        </w:rPr>
+      </w:pPr>
+      <w:r>
+        <w:rPr>
+          <w:rFonts w:ascii="Times New Roman" w:hAnsi="Times New Roman" w:cs="Times New Roman" w:hint="eastAsia"/>
+        </w:rPr>
+        <w:t xml:space="preserve">For instance, </w:t>
+      </w:r>
+      <w:r>
+        <w:rPr>
+          <w:rFonts w:ascii="Times New Roman" w:hAnsi="Times New Roman" w:cs="Times New Roman" w:hint="eastAsia"/>
+          <w:highlight w:val="green"/>
+        </w:rPr>
+        <w:t>the hours</w:t>
+      </w:r>
+      <w:r>
+        <w:rPr>
+          <w:rFonts w:ascii="Times New Roman" w:hAnsi="Times New Roman" w:cs="Times New Roman" w:hint="eastAsia"/>
+        </w:rPr>
+        <w:t xml:space="preserve"> spent on going to pubs</w:t>
+      </w:r>
+      <w:r>
+        <w:rPr>
+          <w:rFonts w:ascii="Times New Roman" w:hAnsi="Times New Roman" w:cs="Times New Roman"/>
+        </w:rPr>
+        <w:t>…</w:t>
+      </w:r>
+    </w:p>
+    <w:p>
+      <w:pPr>
+        <w:rPr>
+          <w:rFonts w:ascii="Times New Roman" w:hAnsi="Times New Roman" w:cs="Times New Roman" w:hint="eastAsia"/>
+        </w:rPr>
+      </w:pPr>
+      <w:hyperlink r:id="rId23" w:history="1">
+        <w:r>
+          <w:rPr>
+            <w:rStyle w:val="ad"/>
+            <w:rFonts w:ascii="Times New Roman" w:hAnsi="Times New Roman" w:cs="Times New Roman" w:hint="eastAsia"/>
+          </w:rPr>
+          <w:t>A Model Answer</w:t>
+        </w:r>
+        <w:r>
+          <w:rPr>
+            <w:rStyle w:val="ad"/>
+            <w:rFonts w:ascii="Times New Roman" w:hAnsi="Times New Roman" w:cs="Times New Roman" w:hint="eastAsia"/>
+          </w:rPr>
+          <w:t xml:space="preserve"> From Liz</w:t>
+        </w:r>
+      </w:hyperlink>
       <w:bookmarkStart w:id="0" w:name="_GoBack"/>
       <w:bookmarkEnd w:id="0"/>
-      <w:r>
-        <w:rPr>
-          <w:rFonts w:ascii="Times New Roman" w:hAnsi="Times New Roman" w:cs="Times New Roman" w:hint="eastAsia"/>
-        </w:rPr>
-        <w:t xml:space="preserve">rs in 2002 to about 7 hours in 2007. </w:t>
-      </w:r>
-      <w:r>
-        <w:rPr>
-          <w:rFonts w:ascii="Times New Roman" w:hAnsi="Times New Roman" w:cs="Times New Roman" w:hint="eastAsia"/>
-        </w:rPr>
-        <w:t xml:space="preserve">It was the same with doing sport on which the time dropped from 10 hours in the first year to 2 hours in </w:t>
-      </w:r>
-      <w:r>
-        <w:rPr>
-          <w:rFonts w:ascii="Times New Roman" w:hAnsi="Times New Roman" w:cs="Times New Roman" w:hint="eastAsia"/>
-        </w:rPr>
-        <w:t>2007</w:t>
-      </w:r>
-      <w:r>
-        <w:rPr>
-          <w:rFonts w:ascii="Times New Roman" w:hAnsi="Times New Roman" w:cs="Times New Roman" w:hint="eastAsia"/>
-        </w:rPr>
-        <w:t xml:space="preserve">. </w:t>
-      </w:r>
-    </w:p>
-    <w:p>
-      <w:pPr>
-        <w:rPr>
-          <w:rFonts w:ascii="Times New Roman" w:hAnsi="Times New Roman" w:cs="Times New Roman"/>
-        </w:rPr>
-      </w:pPr>
-      <w:r>
-        <w:rPr>
-          <w:rFonts w:ascii="Times New Roman" w:hAnsi="Times New Roman" w:cs="Times New Roman" w:hint="eastAsia"/>
-        </w:rPr>
-        <w:t>* Too many words.</w:t>
+    </w:p>
+    <w:p>
+      <w:pPr>
+        <w:rPr>
+          <w:rFonts w:ascii="Times New Roman" w:hAnsi="Times New Roman" w:cs="Times New Roman"/>
+        </w:rPr>
+      </w:pPr>
+      <w:r>
+        <w:rPr>
+          <w:noProof/>
+        </w:rPr>
+        <w:lastRenderedPageBreak/>
+        <w:drawing>
+          <wp:inline distT="0" distB="0" distL="0" distR="0" wp14:anchorId="2320CFCA" wp14:editId="4B75FB0A">
+            <wp:extent cx="5274310" cy="4205408"/>
+            <wp:effectExtent l="0" t="0" r="2540" b="5080"/>
+            <wp:docPr id="6" name="图片 6"/>
+            <wp:cNvGraphicFramePr>
+              <a:graphicFrameLocks xmlns:a="http://schemas.openxmlformats.org/drawingml/2006/main" noChangeAspect="1"/>
+            </wp:cNvGraphicFramePr>
+            <a:graphic xmlns:a="http://schemas.openxmlformats.org/drawingml/2006/main">
+              <a:graphicData uri="http://schemas.openxmlformats.org/drawingml/2006/picture">
+                <pic:pic xmlns:pic="http://schemas.openxmlformats.org/drawingml/2006/picture">
+                  <pic:nvPicPr>
+                    <pic:cNvPr id="0" name=""/>
+                    <pic:cNvPicPr/>
+                  </pic:nvPicPr>
+                  <pic:blipFill>
+                    <a:blip r:embed="rId24"/>
+                    <a:stretch>
+                      <a:fillRect/>
+                    </a:stretch>
+                  </pic:blipFill>
+                  <pic:spPr>
+                    <a:xfrm>
+                      <a:off x="0" y="0"/>
+                      <a:ext cx="5274310" cy="4205408"/>
+                    </a:xfrm>
+                    <a:prstGeom prst="rect">
+                      <a:avLst/>
+                    </a:prstGeom>
+                  </pic:spPr>
+                </pic:pic>
+              </a:graphicData>
+            </a:graphic>
+          </wp:inline>
+        </w:drawing>
       </w:r>
     </w:p>
     <w:sectPr>
@@ -8437,6 +8918,95 @@
 <file path=word/numbering.xml><?xml version="1.0" encoding="utf-8"?>
 <w:numbering xmlns:wpc="http://schemas.microsoft.com/office/word/2010/wordprocessingCanvas" xmlns:mc="http://schemas.openxmlformats.org/markup-compatibility/2006" xmlns:o="urn:schemas-microsoft-com:office:office" xmlns:r="http://schemas.openxmlformats.org/officeDocument/2006/relationships" xmlns:m="http://schemas.openxmlformats.org/officeDocument/2006/math" xmlns:v="urn:schemas-microsoft-com:vml" xmlns:wp14="http://schemas.microsoft.com/office/word/2010/wordprocessingDrawing" xmlns:wp="http://schemas.openxmlformats.org/drawingml/2006/wordprocessingDrawing" xmlns:w10="urn:schemas-microsoft-com:office:word" xmlns:w="http://schemas.openxmlformats.org/wordprocessingml/2006/main" xmlns:w14="http://schemas.microsoft.com/office/word/2010/wordml" xmlns:wpg="http://schemas.microsoft.com/office/word/2010/wordprocessingGroup" xmlns:wpi="http://schemas.microsoft.com/office/word/2010/wordprocessingInk" xmlns:wne="http://schemas.microsoft.com/office/word/2006/wordml" xmlns:wps="http://schemas.microsoft.com/office/word/2010/wordprocessingShape" mc:Ignorable="w14 wp14">
   <w:abstractNum w:abstractNumId="0">
+    <w:nsid w:val="03B86C49"/>
+    <w:multiLevelType w:val="hybridMultilevel"/>
+    <w:tmpl w:val="23F0FABE"/>
+    <w:lvl w:ilvl="0" w:tplc="A4B0943A">
+      <w:start w:val="1"/>
+      <w:numFmt w:val="decimal"/>
+      <w:lvlText w:val="(%1)"/>
+      <w:lvlJc w:val="left"/>
+      <w:pPr>
+        <w:ind w:left="720" w:hanging="360"/>
+      </w:pPr>
+      <w:rPr>
+        <w:rFonts w:hint="default"/>
+      </w:rPr>
+    </w:lvl>
+    <w:lvl w:ilvl="1" w:tplc="08090019" w:tentative="1">
+      <w:start w:val="1"/>
+      <w:numFmt w:val="lowerLetter"/>
+      <w:lvlText w:val="%2."/>
+      <w:lvlJc w:val="left"/>
+      <w:pPr>
+        <w:ind w:left="1440" w:hanging="360"/>
+      </w:pPr>
+    </w:lvl>
+    <w:lvl w:ilvl="2" w:tplc="0809001B" w:tentative="1">
+      <w:start w:val="1"/>
+      <w:numFmt w:val="lowerRoman"/>
+      <w:lvlText w:val="%3."/>
+      <w:lvlJc w:val="right"/>
+      <w:pPr>
+        <w:ind w:left="2160" w:hanging="180"/>
+      </w:pPr>
+    </w:lvl>
+    <w:lvl w:ilvl="3" w:tplc="0809000F" w:tentative="1">
+      <w:start w:val="1"/>
+      <w:numFmt w:val="decimal"/>
+      <w:lvlText w:val="%4."/>
+      <w:lvlJc w:val="left"/>
+      <w:pPr>
+        <w:ind w:left="2880" w:hanging="360"/>
+      </w:pPr>
+    </w:lvl>
+    <w:lvl w:ilvl="4" w:tplc="08090019" w:tentative="1">
+      <w:start w:val="1"/>
+      <w:numFmt w:val="lowerLetter"/>
+      <w:lvlText w:val="%5."/>
+      <w:lvlJc w:val="left"/>
+      <w:pPr>
+        <w:ind w:left="3600" w:hanging="360"/>
+      </w:pPr>
+    </w:lvl>
+    <w:lvl w:ilvl="5" w:tplc="0809001B" w:tentative="1">
+      <w:start w:val="1"/>
+      <w:numFmt w:val="lowerRoman"/>
+      <w:lvlText w:val="%6."/>
+      <w:lvlJc w:val="right"/>
+      <w:pPr>
+        <w:ind w:left="4320" w:hanging="180"/>
+      </w:pPr>
+    </w:lvl>
+    <w:lvl w:ilvl="6" w:tplc="0809000F" w:tentative="1">
+      <w:start w:val="1"/>
+      <w:numFmt w:val="decimal"/>
+      <w:lvlText w:val="%7."/>
+      <w:lvlJc w:val="left"/>
+      <w:pPr>
+        <w:ind w:left="5040" w:hanging="360"/>
+      </w:pPr>
+    </w:lvl>
+    <w:lvl w:ilvl="7" w:tplc="08090019" w:tentative="1">
+      <w:start w:val="1"/>
+      <w:numFmt w:val="lowerLetter"/>
+      <w:lvlText w:val="%8."/>
+      <w:lvlJc w:val="left"/>
+      <w:pPr>
+        <w:ind w:left="5760" w:hanging="360"/>
+      </w:pPr>
+    </w:lvl>
+    <w:lvl w:ilvl="8" w:tplc="0809001B" w:tentative="1">
+      <w:start w:val="1"/>
+      <w:numFmt w:val="lowerRoman"/>
+      <w:lvlText w:val="%9."/>
+      <w:lvlJc w:val="right"/>
+      <w:pPr>
+        <w:ind w:left="6480" w:hanging="180"/>
+      </w:pPr>
+    </w:lvl>
+  </w:abstractNum>
+  <w:abstractNum w:abstractNumId="1">
     <w:nsid w:val="049D2E71"/>
     <w:multiLevelType w:val="hybridMultilevel"/>
     <w:tmpl w:val="D0D4D2B4"/>
@@ -8522,7 +9092,7 @@
       </w:pPr>
     </w:lvl>
   </w:abstractNum>
-  <w:abstractNum w:abstractNumId="1">
+  <w:abstractNum w:abstractNumId="2">
     <w:nsid w:val="05E6080A"/>
     <w:multiLevelType w:val="hybridMultilevel"/>
     <w:tmpl w:val="6CA8D9EA"/>
@@ -8611,7 +9181,7 @@
       </w:pPr>
     </w:lvl>
   </w:abstractNum>
-  <w:abstractNum w:abstractNumId="2">
+  <w:abstractNum w:abstractNumId="3">
     <w:nsid w:val="172641D0"/>
     <w:multiLevelType w:val="hybridMultilevel"/>
     <w:tmpl w:val="16A8839E"/>
@@ -8700,7 +9270,7 @@
       </w:pPr>
     </w:lvl>
   </w:abstractNum>
-  <w:abstractNum w:abstractNumId="3">
+  <w:abstractNum w:abstractNumId="4">
     <w:nsid w:val="1B141171"/>
     <w:multiLevelType w:val="hybridMultilevel"/>
     <w:tmpl w:val="849237CE"/>
@@ -8789,7 +9359,7 @@
       </w:pPr>
     </w:lvl>
   </w:abstractNum>
-  <w:abstractNum w:abstractNumId="4">
+  <w:abstractNum w:abstractNumId="5">
     <w:nsid w:val="2704799B"/>
     <w:multiLevelType w:val="hybridMultilevel"/>
     <w:tmpl w:val="8B20E512"/>
@@ -8878,7 +9448,7 @@
       </w:pPr>
     </w:lvl>
   </w:abstractNum>
-  <w:abstractNum w:abstractNumId="5">
+  <w:abstractNum w:abstractNumId="6">
     <w:nsid w:val="32C6166E"/>
     <w:multiLevelType w:val="hybridMultilevel"/>
     <w:tmpl w:val="83ACFECA"/>
@@ -8967,7 +9537,7 @@
       </w:pPr>
     </w:lvl>
   </w:abstractNum>
-  <w:abstractNum w:abstractNumId="6">
+  <w:abstractNum w:abstractNumId="7">
     <w:nsid w:val="43793BBF"/>
     <w:multiLevelType w:val="hybridMultilevel"/>
     <w:tmpl w:val="FD80CCB2"/>
@@ -9056,7 +9626,7 @@
       </w:pPr>
     </w:lvl>
   </w:abstractNum>
-  <w:abstractNum w:abstractNumId="7">
+  <w:abstractNum w:abstractNumId="8">
     <w:nsid w:val="50115F06"/>
     <w:multiLevelType w:val="hybridMultilevel"/>
     <w:tmpl w:val="C9CC45C4"/>
@@ -9145,7 +9715,7 @@
       </w:pPr>
     </w:lvl>
   </w:abstractNum>
-  <w:abstractNum w:abstractNumId="8">
+  <w:abstractNum w:abstractNumId="9">
     <w:nsid w:val="5FE6397B"/>
     <w:multiLevelType w:val="hybridMultilevel"/>
     <w:tmpl w:val="54860AC4"/>
@@ -9234,7 +9804,7 @@
       </w:pPr>
     </w:lvl>
   </w:abstractNum>
-  <w:abstractNum w:abstractNumId="9">
+  <w:abstractNum w:abstractNumId="10">
     <w:nsid w:val="601547E7"/>
     <w:multiLevelType w:val="hybridMultilevel"/>
     <w:tmpl w:val="655C1B72"/>
@@ -9323,7 +9893,7 @@
       </w:pPr>
     </w:lvl>
   </w:abstractNum>
-  <w:abstractNum w:abstractNumId="10">
+  <w:abstractNum w:abstractNumId="11">
     <w:nsid w:val="6E4805E5"/>
     <w:multiLevelType w:val="hybridMultilevel"/>
     <w:tmpl w:val="AD7CDE70"/>
@@ -9412,7 +9982,7 @@
       </w:pPr>
     </w:lvl>
   </w:abstractNum>
-  <w:abstractNum w:abstractNumId="11">
+  <w:abstractNum w:abstractNumId="12">
     <w:nsid w:val="74703310"/>
     <w:multiLevelType w:val="hybridMultilevel"/>
     <w:tmpl w:val="A4CEF8F8"/>
@@ -9501,41 +10071,136 @@
       </w:pPr>
     </w:lvl>
   </w:abstractNum>
+  <w:abstractNum w:abstractNumId="13">
+    <w:nsid w:val="74ED66FC"/>
+    <w:multiLevelType w:val="hybridMultilevel"/>
+    <w:tmpl w:val="0E9AA26A"/>
+    <w:lvl w:ilvl="0" w:tplc="08090011">
+      <w:start w:val="1"/>
+      <w:numFmt w:val="decimal"/>
+      <w:lvlText w:val="%1)"/>
+      <w:lvlJc w:val="left"/>
+      <w:pPr>
+        <w:ind w:left="720" w:hanging="360"/>
+      </w:pPr>
+      <w:rPr>
+        <w:rFonts w:hint="default"/>
+      </w:rPr>
+    </w:lvl>
+    <w:lvl w:ilvl="1" w:tplc="08090019" w:tentative="1">
+      <w:start w:val="1"/>
+      <w:numFmt w:val="lowerLetter"/>
+      <w:lvlText w:val="%2."/>
+      <w:lvlJc w:val="left"/>
+      <w:pPr>
+        <w:ind w:left="1440" w:hanging="360"/>
+      </w:pPr>
+    </w:lvl>
+    <w:lvl w:ilvl="2" w:tplc="0809001B" w:tentative="1">
+      <w:start w:val="1"/>
+      <w:numFmt w:val="lowerRoman"/>
+      <w:lvlText w:val="%3."/>
+      <w:lvlJc w:val="right"/>
+      <w:pPr>
+        <w:ind w:left="2160" w:hanging="180"/>
+      </w:pPr>
+    </w:lvl>
+    <w:lvl w:ilvl="3" w:tplc="0809000F" w:tentative="1">
+      <w:start w:val="1"/>
+      <w:numFmt w:val="decimal"/>
+      <w:lvlText w:val="%4."/>
+      <w:lvlJc w:val="left"/>
+      <w:pPr>
+        <w:ind w:left="2880" w:hanging="360"/>
+      </w:pPr>
+    </w:lvl>
+    <w:lvl w:ilvl="4" w:tplc="08090019" w:tentative="1">
+      <w:start w:val="1"/>
+      <w:numFmt w:val="lowerLetter"/>
+      <w:lvlText w:val="%5."/>
+      <w:lvlJc w:val="left"/>
+      <w:pPr>
+        <w:ind w:left="3600" w:hanging="360"/>
+      </w:pPr>
+    </w:lvl>
+    <w:lvl w:ilvl="5" w:tplc="0809001B" w:tentative="1">
+      <w:start w:val="1"/>
+      <w:numFmt w:val="lowerRoman"/>
+      <w:lvlText w:val="%6."/>
+      <w:lvlJc w:val="right"/>
+      <w:pPr>
+        <w:ind w:left="4320" w:hanging="180"/>
+      </w:pPr>
+    </w:lvl>
+    <w:lvl w:ilvl="6" w:tplc="0809000F" w:tentative="1">
+      <w:start w:val="1"/>
+      <w:numFmt w:val="decimal"/>
+      <w:lvlText w:val="%7."/>
+      <w:lvlJc w:val="left"/>
+      <w:pPr>
+        <w:ind w:left="5040" w:hanging="360"/>
+      </w:pPr>
+    </w:lvl>
+    <w:lvl w:ilvl="7" w:tplc="08090019" w:tentative="1">
+      <w:start w:val="1"/>
+      <w:numFmt w:val="lowerLetter"/>
+      <w:lvlText w:val="%8."/>
+      <w:lvlJc w:val="left"/>
+      <w:pPr>
+        <w:ind w:left="5760" w:hanging="360"/>
+      </w:pPr>
+    </w:lvl>
+    <w:lvl w:ilvl="8" w:tplc="0809001B" w:tentative="1">
+      <w:start w:val="1"/>
+      <w:numFmt w:val="lowerRoman"/>
+      <w:lvlText w:val="%9."/>
+      <w:lvlJc w:val="right"/>
+      <w:pPr>
+        <w:ind w:left="6480" w:hanging="180"/>
+      </w:pPr>
+    </w:lvl>
+  </w:abstractNum>
   <w:num w:numId="1">
+    <w:abstractNumId w:val="2"/>
+  </w:num>
+  <w:num w:numId="2">
+    <w:abstractNumId w:val="12"/>
+  </w:num>
+  <w:num w:numId="3">
+    <w:abstractNumId w:val="9"/>
+  </w:num>
+  <w:num w:numId="4">
+    <w:abstractNumId w:val="4"/>
+  </w:num>
+  <w:num w:numId="5">
+    <w:abstractNumId w:val="5"/>
+  </w:num>
+  <w:num w:numId="6">
     <w:abstractNumId w:val="1"/>
   </w:num>
-  <w:num w:numId="2">
+  <w:num w:numId="7">
+    <w:abstractNumId w:val="3"/>
+  </w:num>
+  <w:num w:numId="8">
+    <w:abstractNumId w:val="10"/>
+  </w:num>
+  <w:num w:numId="9">
+    <w:abstractNumId w:val="6"/>
+  </w:num>
+  <w:num w:numId="10">
     <w:abstractNumId w:val="11"/>
   </w:num>
-  <w:num w:numId="3">
+  <w:num w:numId="11">
     <w:abstractNumId w:val="8"/>
   </w:num>
-  <w:num w:numId="4">
-    <w:abstractNumId w:val="3"/>
+  <w:num w:numId="12">
+    <w:abstractNumId w:val="7"/>
   </w:num>
-  <w:num w:numId="5">
-    <w:abstractNumId w:val="4"/>
-  </w:num>
-  <w:num w:numId="6">
+  <w:num w:numId="13">
     <w:abstractNumId w:val="0"/>
   </w:num>
-  <w:num w:numId="7">
-    <w:abstractNumId w:val="2"/>
-  </w:num>
-  <w:num w:numId="8">
-    <w:abstractNumId w:val="9"/>
-  </w:num>
-  <w:num w:numId="9">
-    <w:abstractNumId w:val="5"/>
-  </w:num>
-  <w:num w:numId="10">
-    <w:abstractNumId w:val="10"/>
-  </w:num>
-  <w:num w:numId="11">
-    <w:abstractNumId w:val="7"/>
-  </w:num>
-  <w:num w:numId="12">
-    <w:abstractNumId w:val="6"/>
+  <w:num w:numId="14">
+    <w:abstractNumId w:val="13"/>
   </w:num>
 </w:numbering>
 </file>
@@ -11385,7 +12050,7 @@
   <a:extraClrSchemeLst/>
   <a:extLst>
     <a:ext uri="{05A4C25C-085E-4340-85A3-A5531E510DB2}">
-      <thm15:themeFamily xmlns:thm15="http://schemas.microsoft.com/office/thememl/2012/main" xmlns="" name="Office Theme" id="{62F939B6-93AF-4DB8-9C6B-D6C7DFDC589F}" vid="{4A3C46E8-61CC-4603-A589-7422A47A8E4A}"/>
+      <thm15:themeFamily xmlns="" xmlns:thm15="http://schemas.microsoft.com/office/thememl/2012/main" name="Office Theme" id="{62F939B6-93AF-4DB8-9C6B-D6C7DFDC589F}" vid="{4A3C46E8-61CC-4603-A589-7422A47A8E4A}"/>
     </a:ext>
   </a:extLst>
 </a:theme>
@@ -11396,7 +12061,7 @@
 </file>
 
 <file path=customXml/itemProps1.xml><?xml version="1.0" encoding="utf-8"?>
-<ds:datastoreItem xmlns:ds="http://schemas.openxmlformats.org/officeDocument/2006/customXml" ds:itemID="{80869ACB-3757-497A-957D-50D5867D8B76}">
+<ds:datastoreItem xmlns:ds="http://schemas.openxmlformats.org/officeDocument/2006/customXml" ds:itemID="{80F049CF-C264-4D8F-9309-C8495DB1335A}">
   <ds:schemaRefs>
     <ds:schemaRef ds:uri="http://schemas.openxmlformats.org/officeDocument/2006/bibliography"/>
   </ds:schemaRefs>

--- a/IELTS Notes/Writing Exercises and Analyses.docx
+++ b/IELTS Notes/Writing Exercises and Analyses.docx
@@ -8372,7 +8372,47 @@
         <w:rPr>
           <w:rFonts w:ascii="Times New Roman" w:hAnsi="Times New Roman" w:cs="Times New Roman" w:hint="eastAsia"/>
         </w:rPr>
-        <w:t xml:space="preserve">In terms of watching television, it took exactly 25 hours in the first two years and then the amount rised drastically in 2004 and 2005 by 5 hours a year; the figure reached to approximately 37 hours in the final year. </w:t>
+        <w:t xml:space="preserve">In terms of watching television, it took exactly 25 hours in the first two years and then the amount </w:t>
+      </w:r>
+      <w:r>
+        <w:rPr>
+          <w:rFonts w:ascii="Times New Roman" w:hAnsi="Times New Roman" w:cs="Times New Roman" w:hint="eastAsia"/>
+          <w:highlight w:val="red"/>
+        </w:rPr>
+        <w:t>rised</w:t>
+      </w:r>
+      <w:r>
+        <w:rPr>
+          <w:rFonts w:ascii="Times New Roman" w:hAnsi="Times New Roman" w:cs="Times New Roman" w:hint="eastAsia"/>
+          <w:highlight w:val="red"/>
+        </w:rPr>
+        <w:t>(4)</w:t>
+      </w:r>
+      <w:r>
+        <w:rPr>
+          <w:rFonts w:ascii="Times New Roman" w:hAnsi="Times New Roman" w:cs="Times New Roman" w:hint="eastAsia"/>
+        </w:rPr>
+        <w:t xml:space="preserve"> drastically in 2004 and 2005 by 5 hours a year; the figure reached </w:t>
+      </w:r>
+      <w:r>
+        <w:rPr>
+          <w:rFonts w:ascii="Times New Roman" w:hAnsi="Times New Roman" w:cs="Times New Roman" w:hint="eastAsia"/>
+          <w:strike/>
+          <w:highlight w:val="magenta"/>
+        </w:rPr>
+        <w:t>to</w:t>
+      </w:r>
+      <w:r>
+        <w:rPr>
+          <w:rFonts w:ascii="Times New Roman" w:hAnsi="Times New Roman" w:cs="Times New Roman" w:hint="eastAsia"/>
+        </w:rPr>
+        <w:t>(5)</w:t>
+      </w:r>
+      <w:r>
+        <w:rPr>
+          <w:rFonts w:ascii="Times New Roman" w:hAnsi="Times New Roman" w:cs="Times New Roman" w:hint="eastAsia"/>
+        </w:rPr>
+        <w:t xml:space="preserve"> approximately 37 hours in the final year. </w:t>
       </w:r>
       <w:r>
         <w:rPr>
@@ -8445,7 +8485,7 @@
     <w:p>
       <w:pPr>
         <w:rPr>
-          <w:rFonts w:ascii="Times New Roman" w:hAnsi="Times New Roman" w:cs="Times New Roman" w:hint="eastAsia"/>
+          <w:rFonts w:ascii="Times New Roman" w:hAnsi="Times New Roman" w:cs="Times New Roman"/>
         </w:rPr>
       </w:pPr>
       <w:r>
@@ -8458,7 +8498,7 @@
     <w:p>
       <w:pPr>
         <w:rPr>
-          <w:rFonts w:ascii="Times New Roman" w:hAnsi="Times New Roman" w:cs="Times New Roman" w:hint="eastAsia"/>
+          <w:rFonts w:ascii="Times New Roman" w:hAnsi="Times New Roman" w:cs="Times New Roman"/>
           <w:b/>
           <w:i/>
         </w:rPr>
@@ -8480,7 +8520,7 @@
           <w:numId w:val="13"/>
         </w:numPr>
         <w:rPr>
-          <w:rFonts w:ascii="Times New Roman" w:hAnsi="Times New Roman" w:cs="Times New Roman" w:hint="eastAsia"/>
+          <w:rFonts w:ascii="Times New Roman" w:hAnsi="Times New Roman" w:cs="Times New Roman"/>
         </w:rPr>
       </w:pPr>
       <w:r>
@@ -8498,7 +8538,7 @@
           <w:numId w:val="13"/>
         </w:numPr>
         <w:rPr>
-          <w:rFonts w:ascii="Times New Roman" w:hAnsi="Times New Roman" w:cs="Times New Roman" w:hint="eastAsia"/>
+          <w:rFonts w:ascii="Times New Roman" w:hAnsi="Times New Roman" w:cs="Times New Roman"/>
         </w:rPr>
       </w:pPr>
       <w:r>
@@ -8529,7 +8569,7 @@
           <w:numId w:val="13"/>
         </w:numPr>
         <w:rPr>
-          <w:rFonts w:ascii="Times New Roman" w:hAnsi="Times New Roman" w:cs="Times New Roman" w:hint="eastAsia"/>
+          <w:rFonts w:ascii="Times New Roman" w:hAnsi="Times New Roman" w:cs="Times New Roman"/>
         </w:rPr>
       </w:pPr>
       <w:r>
@@ -8541,8 +8581,51 @@
     </w:p>
     <w:p>
       <w:pPr>
-        <w:rPr>
-          <w:rFonts w:ascii="Times New Roman" w:hAnsi="Times New Roman" w:cs="Times New Roman" w:hint="eastAsia"/>
+        <w:pStyle w:val="a6"/>
+        <w:numPr>
+          <w:ilvl w:val="0"/>
+          <w:numId w:val="13"/>
+        </w:numPr>
+        <w:rPr>
+          <w:rFonts w:ascii="Times New Roman" w:hAnsi="Times New Roman" w:cs="Times New Roman"/>
+        </w:rPr>
+      </w:pPr>
+      <w:r>
+        <w:rPr>
+          <w:rFonts w:ascii="Times New Roman" w:hAnsi="Times New Roman" w:cs="Times New Roman" w:hint="eastAsia"/>
+        </w:rPr>
+        <w:t>rose</w:t>
+      </w:r>
+    </w:p>
+    <w:p>
+      <w:pPr>
+        <w:pStyle w:val="a6"/>
+        <w:numPr>
+          <w:ilvl w:val="0"/>
+          <w:numId w:val="13"/>
+        </w:numPr>
+        <w:rPr>
+          <w:rFonts w:ascii="Times New Roman" w:hAnsi="Times New Roman" w:cs="Times New Roman"/>
+        </w:rPr>
+      </w:pPr>
+      <w:r>
+        <w:rPr>
+          <w:rFonts w:ascii="Times New Roman" w:hAnsi="Times New Roman" w:cs="Times New Roman" w:hint="eastAsia"/>
+        </w:rPr>
+        <w:t xml:space="preserve">reach </w:t>
+      </w:r>
+      <w:r>
+        <w:rPr>
+          <w:rFonts w:ascii="Times New Roman" w:hAnsi="Times New Roman" w:cs="Times New Roman" w:hint="eastAsia"/>
+          <w:strike/>
+        </w:rPr>
+        <w:t>to</w:t>
+      </w:r>
+    </w:p>
+    <w:p>
+      <w:pPr>
+        <w:rPr>
+          <w:rFonts w:ascii="Times New Roman" w:hAnsi="Times New Roman" w:cs="Times New Roman"/>
           <w:b/>
           <w:i/>
         </w:rPr>
@@ -8559,13 +8642,15 @@
     <w:p>
       <w:pPr>
         <w:rPr>
-          <w:rFonts w:ascii="Times New Roman" w:hAnsi="Times New Roman" w:cs="Times New Roman" w:hint="eastAsia"/>
+          <w:rFonts w:ascii="Times New Roman" w:hAnsi="Times New Roman" w:cs="Times New Roman"/>
+          <w:b/>
           <w:i/>
         </w:rPr>
       </w:pPr>
       <w:r>
         <w:rPr>
           <w:rFonts w:ascii="Times New Roman" w:hAnsi="Times New Roman" w:cs="Times New Roman" w:hint="eastAsia"/>
+          <w:b/>
           <w:i/>
         </w:rPr>
         <w:t>Paragraph 2</w:t>
@@ -8579,7 +8664,7 @@
           <w:numId w:val="14"/>
         </w:numPr>
         <w:rPr>
-          <w:rFonts w:ascii="Times New Roman" w:hAnsi="Times New Roman" w:cs="Times New Roman" w:hint="eastAsia"/>
+          <w:rFonts w:ascii="Times New Roman" w:hAnsi="Times New Roman" w:cs="Times New Roman"/>
         </w:rPr>
       </w:pPr>
       <w:r>
@@ -8597,7 +8682,7 @@
           <w:numId w:val="14"/>
         </w:numPr>
         <w:rPr>
-          <w:rFonts w:ascii="Times New Roman" w:hAnsi="Times New Roman" w:cs="Times New Roman" w:hint="eastAsia"/>
+          <w:rFonts w:ascii="Times New Roman" w:hAnsi="Times New Roman" w:cs="Times New Roman"/>
         </w:rPr>
       </w:pPr>
       <w:r>
@@ -8649,7 +8734,7 @@
       <w:pPr>
         <w:pStyle w:val="a6"/>
         <w:rPr>
-          <w:rFonts w:ascii="Times New Roman" w:hAnsi="Times New Roman" w:cs="Times New Roman" w:hint="eastAsia"/>
+          <w:rFonts w:ascii="Times New Roman" w:hAnsi="Times New Roman" w:cs="Times New Roman"/>
         </w:rPr>
       </w:pPr>
       <w:r>
@@ -8691,7 +8776,7 @@
           <w:numId w:val="14"/>
         </w:numPr>
         <w:rPr>
-          <w:rFonts w:ascii="Times New Roman" w:hAnsi="Times New Roman" w:cs="Times New Roman" w:hint="eastAsia"/>
+          <w:rFonts w:ascii="Times New Roman" w:hAnsi="Times New Roman" w:cs="Times New Roman"/>
         </w:rPr>
       </w:pPr>
       <w:r>
@@ -8753,7 +8838,7 @@
       <w:pPr>
         <w:pStyle w:val="a6"/>
         <w:rPr>
-          <w:rFonts w:ascii="Times New Roman" w:hAnsi="Times New Roman" w:cs="Times New Roman" w:hint="eastAsia"/>
+          <w:rFonts w:ascii="Times New Roman" w:hAnsi="Times New Roman" w:cs="Times New Roman"/>
         </w:rPr>
       </w:pPr>
       <w:r>
@@ -8785,7 +8870,8 @@
     <w:p>
       <w:pPr>
         <w:rPr>
-          <w:rFonts w:ascii="Times New Roman" w:hAnsi="Times New Roman" w:cs="Times New Roman" w:hint="eastAsia"/>
+          <w:rFonts w:ascii="Times New Roman" w:hAnsi="Times New Roman" w:cs="Times New Roman"/>
+          <w:color w:val="467886" w:themeColor="hyperlink"/>
         </w:rPr>
       </w:pPr>
       <w:hyperlink r:id="rId23" w:history="1">
@@ -8804,55 +8890,369 @@
           <w:t xml:space="preserve"> From Liz</w:t>
         </w:r>
       </w:hyperlink>
+      <w:r>
+        <w:rPr>
+          <w:rStyle w:val="ad"/>
+          <w:rFonts w:ascii="Times New Roman" w:hAnsi="Times New Roman" w:cs="Times New Roman" w:hint="eastAsia"/>
+        </w:rPr>
+        <w:t xml:space="preserve"> .  </w:t>
+      </w:r>
+      <w:r>
+        <w:rPr>
+          <w:rStyle w:val="ad"/>
+          <w:rFonts w:ascii="Times New Roman" w:hAnsi="Times New Roman" w:cs="Times New Roman" w:hint="eastAsia"/>
+          <w:u w:val="none"/>
+        </w:rPr>
+        <w:t xml:space="preserve">  </w:t>
+      </w:r>
+      <w:hyperlink r:id="rId24" w:history="1">
+        <w:r>
+          <w:rPr>
+            <w:rStyle w:val="ad"/>
+            <w:rFonts w:ascii="Times New Roman" w:hAnsi="Times New Roman" w:cs="Times New Roman" w:hint="eastAsia"/>
+          </w:rPr>
+          <w:t>Local</w:t>
+        </w:r>
+      </w:hyperlink>
+      <w:r>
+        <w:rPr>
+          <w:rStyle w:val="ad"/>
+          <w:rFonts w:ascii="Times New Roman" w:hAnsi="Times New Roman" w:cs="Times New Roman" w:hint="eastAsia"/>
+          <w:u w:val="none"/>
+        </w:rPr>
+        <w:t xml:space="preserve"> </w:t>
+      </w:r>
+    </w:p>
+    <w:p>
+      <w:pPr>
+        <w:rPr>
+          <w:rFonts w:ascii="Times New Roman" w:hAnsi="Times New Roman" w:cs="Times New Roman"/>
+        </w:rPr>
+      </w:pPr>
+    </w:p>
+    <w:p>
+      <w:pPr>
+        <w:rPr>
+          <w:rFonts w:ascii="Times New Roman" w:hAnsi="Times New Roman" w:cs="Times New Roman"/>
+          <w:b/>
+          <w:i/>
+        </w:rPr>
+      </w:pPr>
+      <w:r>
+        <w:rPr>
+          <w:rFonts w:ascii="Times New Roman" w:hAnsi="Times New Roman" w:cs="Times New Roman" w:hint="eastAsia"/>
+          <w:b/>
+          <w:i/>
+        </w:rPr>
+        <w:t>Rewritten By Me</w:t>
+      </w:r>
+    </w:p>
+    <w:p>
+      <w:pPr>
+        <w:rPr>
+          <w:rFonts w:ascii="Times New Roman" w:hAnsi="Times New Roman" w:cs="Times New Roman"/>
+          <w:i/>
+        </w:rPr>
+      </w:pPr>
+      <w:r>
+        <w:rPr>
+          <w:rFonts w:ascii="Times New Roman" w:hAnsi="Times New Roman" w:cs="Times New Roman" w:hint="eastAsia"/>
+          <w:i/>
+        </w:rPr>
+        <w:t>(N.B. there are too many words in my first edition so I have to revise every paragrap</w:t>
+      </w:r>
+      <w:r>
+        <w:rPr>
+          <w:rFonts w:ascii="Times New Roman" w:hAnsi="Times New Roman" w:cs="Times New Roman" w:hint="eastAsia"/>
+          <w:i/>
+        </w:rPr>
+        <w:t xml:space="preserve">hs to eliminate cluttered words. Therefore, my report will become </w:t>
+      </w:r>
+      <w:r>
+        <w:rPr>
+          <w:rFonts w:ascii="Times New Roman" w:hAnsi="Times New Roman" w:cs="Times New Roman" w:hint="eastAsia"/>
+          <w:i/>
+        </w:rPr>
+        <w:t xml:space="preserve">much more </w:t>
+      </w:r>
+      <w:r>
+        <w:rPr>
+          <w:rFonts w:ascii="Times New Roman" w:hAnsi="Times New Roman" w:cs="Times New Roman" w:hint="eastAsia"/>
+          <w:i/>
+        </w:rPr>
+        <w:t>concise</w:t>
+      </w:r>
+      <w:r>
+        <w:rPr>
+          <w:rFonts w:ascii="Times New Roman" w:hAnsi="Times New Roman" w:cs="Times New Roman" w:hint="eastAsia"/>
+          <w:i/>
+        </w:rPr>
+        <w:t xml:space="preserve"> and coherent.</w:t>
+      </w:r>
+      <w:r>
+        <w:rPr>
+          <w:rFonts w:ascii="Times New Roman" w:hAnsi="Times New Roman" w:cs="Times New Roman" w:hint="eastAsia"/>
+          <w:i/>
+        </w:rPr>
+        <w:t xml:space="preserve">) </w:t>
+      </w:r>
+    </w:p>
+    <w:p>
+      <w:pPr>
+        <w:rPr>
+          <w:rFonts w:ascii="Times New Roman" w:hAnsi="Times New Roman" w:cs="Times New Roman"/>
+        </w:rPr>
+      </w:pPr>
+      <w:r>
+        <w:rPr>
+          <w:rFonts w:ascii="Times New Roman" w:hAnsi="Times New Roman" w:cs="Times New Roman" w:hint="eastAsia"/>
+        </w:rPr>
+        <w:t>The bar chart illustrates how many hours that adolescent</w:t>
+      </w:r>
+      <w:r>
+        <w:rPr>
+          <w:rFonts w:ascii="Times New Roman" w:hAnsi="Times New Roman" w:cs="Times New Roman" w:hint="eastAsia"/>
+        </w:rPr>
+        <w:t>s in Chester spent on seven activities each week between 2002 and 2007.</w:t>
+      </w:r>
+      <w:r>
+        <w:rPr>
+          <w:rFonts w:ascii="Times New Roman" w:hAnsi="Times New Roman" w:cs="Times New Roman" w:hint="eastAsia"/>
+        </w:rPr>
+        <w:t xml:space="preserve"> </w:t>
+      </w:r>
+    </w:p>
+    <w:p>
+      <w:pPr>
+        <w:rPr>
+          <w:rFonts w:ascii="Times New Roman" w:hAnsi="Times New Roman" w:cs="Times New Roman"/>
+        </w:rPr>
+      </w:pPr>
+      <w:r>
+        <w:rPr>
+          <w:rFonts w:ascii="Times New Roman" w:hAnsi="Times New Roman" w:cs="Times New Roman" w:hint="eastAsia"/>
+        </w:rPr>
+        <w:t>Overall,</w:t>
+      </w:r>
+      <w:r>
+        <w:rPr>
+          <w:rFonts w:ascii="Times New Roman" w:hAnsi="Times New Roman" w:cs="Times New Roman" w:hint="eastAsia"/>
+        </w:rPr>
+        <w:t xml:space="preserve"> watching television</w:t>
+      </w:r>
+      <w:r>
+        <w:rPr>
+          <w:rFonts w:ascii="Times New Roman" w:hAnsi="Times New Roman" w:cs="Times New Roman" w:hint="eastAsia"/>
+        </w:rPr>
+        <w:t xml:space="preserve"> consistantly occupied the most hours</w:t>
+      </w:r>
+      <w:r>
+        <w:rPr>
+          <w:rFonts w:ascii="Times New Roman" w:hAnsi="Times New Roman" w:cs="Times New Roman" w:hint="eastAsia"/>
+        </w:rPr>
+        <w:t xml:space="preserve"> </w:t>
+      </w:r>
+      <w:r>
+        <w:rPr>
+          <w:rFonts w:ascii="Times New Roman" w:hAnsi="Times New Roman" w:cs="Times New Roman" w:hint="eastAsia"/>
+        </w:rPr>
+        <w:t>while bowling took the least during the given period</w:t>
+      </w:r>
+      <w:r>
+        <w:rPr>
+          <w:rFonts w:ascii="Times New Roman" w:hAnsi="Times New Roman" w:cs="Times New Roman" w:hint="eastAsia"/>
+        </w:rPr>
+        <w:t xml:space="preserve">. </w:t>
+      </w:r>
+      <w:r>
+        <w:rPr>
+          <w:rFonts w:ascii="Times New Roman" w:hAnsi="Times New Roman" w:cs="Times New Roman" w:hint="eastAsia"/>
+        </w:rPr>
+        <w:t>Hours spent on g</w:t>
+      </w:r>
+      <w:r>
+        <w:rPr>
+          <w:rFonts w:ascii="Times New Roman" w:hAnsi="Times New Roman" w:cs="Times New Roman"/>
+        </w:rPr>
+        <w:t>oing</w:t>
+      </w:r>
+      <w:r>
+        <w:rPr>
+          <w:rFonts w:ascii="Times New Roman" w:hAnsi="Times New Roman" w:cs="Times New Roman" w:hint="eastAsia"/>
+        </w:rPr>
+        <w:t xml:space="preserve"> to pubs or discos, watching television and shopping increased</w:t>
+      </w:r>
       <w:bookmarkStart w:id="0" w:name="_GoBack"/>
       <w:bookmarkEnd w:id="0"/>
-    </w:p>
-    <w:p>
-      <w:pPr>
-        <w:rPr>
-          <w:rFonts w:ascii="Times New Roman" w:hAnsi="Times New Roman" w:cs="Times New Roman"/>
-        </w:rPr>
-      </w:pPr>
-      <w:r>
-        <w:rPr>
-          <w:noProof/>
-        </w:rPr>
-        <w:lastRenderedPageBreak/>
-        <w:drawing>
-          <wp:inline distT="0" distB="0" distL="0" distR="0" wp14:anchorId="2320CFCA" wp14:editId="4B75FB0A">
-            <wp:extent cx="5274310" cy="4205408"/>
-            <wp:effectExtent l="0" t="0" r="2540" b="5080"/>
-            <wp:docPr id="6" name="图片 6"/>
-            <wp:cNvGraphicFramePr>
-              <a:graphicFrameLocks xmlns:a="http://schemas.openxmlformats.org/drawingml/2006/main" noChangeAspect="1"/>
-            </wp:cNvGraphicFramePr>
-            <a:graphic xmlns:a="http://schemas.openxmlformats.org/drawingml/2006/main">
-              <a:graphicData uri="http://schemas.openxmlformats.org/drawingml/2006/picture">
-                <pic:pic xmlns:pic="http://schemas.openxmlformats.org/drawingml/2006/picture">
-                  <pic:nvPicPr>
-                    <pic:cNvPr id="0" name=""/>
-                    <pic:cNvPicPr/>
-                  </pic:nvPicPr>
-                  <pic:blipFill>
-                    <a:blip r:embed="rId24"/>
-                    <a:stretch>
-                      <a:fillRect/>
-                    </a:stretch>
-                  </pic:blipFill>
-                  <pic:spPr>
-                    <a:xfrm>
-                      <a:off x="0" y="0"/>
-                      <a:ext cx="5274310" cy="4205408"/>
-                    </a:xfrm>
-                    <a:prstGeom prst="rect">
-                      <a:avLst/>
-                    </a:prstGeom>
-                  </pic:spPr>
-                </pic:pic>
-              </a:graphicData>
-            </a:graphic>
-          </wp:inline>
-        </w:drawing>
+      <w:r>
+        <w:rPr>
+          <w:rFonts w:ascii="Times New Roman" w:hAnsi="Times New Roman" w:cs="Times New Roman" w:hint="eastAsia"/>
+        </w:rPr>
+        <w:t xml:space="preserve">. On the contrast, time consumed on the rest decreased except for the fluctuation of watching DVDs. </w:t>
+      </w:r>
+    </w:p>
+    <w:p>
+      <w:pPr>
+        <w:rPr>
+          <w:rFonts w:ascii="Times New Roman" w:hAnsi="Times New Roman" w:cs="Times New Roman" w:hint="eastAsia"/>
+        </w:rPr>
+      </w:pPr>
+      <w:r>
+        <w:rPr>
+          <w:rFonts w:ascii="Times New Roman" w:hAnsi="Times New Roman" w:cs="Times New Roman" w:hint="eastAsia"/>
+        </w:rPr>
+        <w:t>Teenage</w:t>
+      </w:r>
+      <w:r>
+        <w:rPr>
+          <w:rFonts w:ascii="Times New Roman" w:hAnsi="Times New Roman" w:cs="Times New Roman" w:hint="eastAsia"/>
+        </w:rPr>
+        <w:t>r</w:t>
+      </w:r>
+      <w:r>
+        <w:rPr>
+          <w:rFonts w:ascii="Times New Roman" w:hAnsi="Times New Roman" w:cs="Times New Roman" w:hint="eastAsia"/>
+        </w:rPr>
+        <w:t xml:space="preserve">s spent approximately 7 hours on going to pubs or discos, this figure </w:t>
+      </w:r>
+      <w:r>
+        <w:rPr>
+          <w:rFonts w:ascii="Times New Roman" w:hAnsi="Times New Roman" w:cs="Times New Roman" w:hint="eastAsia"/>
+        </w:rPr>
+        <w:t>was over</w:t>
+      </w:r>
+      <w:r>
+        <w:rPr>
+          <w:rFonts w:ascii="Times New Roman" w:hAnsi="Times New Roman" w:cs="Times New Roman" w:hint="eastAsia"/>
+        </w:rPr>
+        <w:t xml:space="preserve"> doubled i</w:t>
+      </w:r>
+      <w:r>
+        <w:rPr>
+          <w:rFonts w:ascii="Times New Roman" w:hAnsi="Times New Roman" w:cs="Times New Roman" w:hint="eastAsia"/>
+        </w:rPr>
+        <w:t xml:space="preserve">n the final year. </w:t>
+      </w:r>
+      <w:r>
+        <w:rPr>
+          <w:rFonts w:ascii="Times New Roman" w:hAnsi="Times New Roman" w:cs="Times New Roman" w:hint="eastAsia"/>
+        </w:rPr>
+        <w:t>25 hours</w:t>
+      </w:r>
+      <w:r>
+        <w:rPr>
+          <w:rFonts w:ascii="Times New Roman" w:hAnsi="Times New Roman" w:cs="Times New Roman" w:hint="eastAsia"/>
+        </w:rPr>
+        <w:t xml:space="preserve"> were spent</w:t>
+      </w:r>
+      <w:r>
+        <w:rPr>
+          <w:rFonts w:ascii="Times New Roman" w:hAnsi="Times New Roman" w:cs="Times New Roman" w:hint="eastAsia"/>
+        </w:rPr>
+        <w:t xml:space="preserve"> on watching TV in 2002 and </w:t>
+      </w:r>
+      <w:r>
+        <w:rPr>
+          <w:rFonts w:ascii="Times New Roman" w:hAnsi="Times New Roman" w:cs="Times New Roman" w:hint="eastAsia"/>
+        </w:rPr>
+        <w:t>it</w:t>
+      </w:r>
+      <w:r>
+        <w:rPr>
+          <w:rFonts w:ascii="Times New Roman" w:hAnsi="Times New Roman" w:cs="Times New Roman" w:hint="eastAsia"/>
+        </w:rPr>
+        <w:t xml:space="preserve"> increased to about 40 hours in 2007. </w:t>
+      </w:r>
+      <w:r>
+        <w:rPr>
+          <w:rFonts w:ascii="Times New Roman" w:hAnsi="Times New Roman" w:cs="Times New Roman" w:hint="eastAsia"/>
+        </w:rPr>
+        <w:t>T</w:t>
+      </w:r>
+      <w:r>
+        <w:rPr>
+          <w:rFonts w:ascii="Times New Roman" w:hAnsi="Times New Roman" w:cs="Times New Roman" w:hint="eastAsia"/>
+        </w:rPr>
+        <w:t>he hours</w:t>
+      </w:r>
+      <w:r>
+        <w:rPr>
+          <w:rFonts w:ascii="Times New Roman" w:hAnsi="Times New Roman" w:cs="Times New Roman" w:hint="eastAsia"/>
+        </w:rPr>
+        <w:t xml:space="preserve"> spent</w:t>
+      </w:r>
+      <w:r>
+        <w:rPr>
+          <w:rFonts w:ascii="Times New Roman" w:hAnsi="Times New Roman" w:cs="Times New Roman" w:hint="eastAsia"/>
+        </w:rPr>
+        <w:t xml:space="preserve"> on shopping </w:t>
+      </w:r>
+      <w:r>
+        <w:rPr>
+          <w:rFonts w:ascii="Times New Roman" w:hAnsi="Times New Roman" w:cs="Times New Roman" w:hint="eastAsia"/>
+        </w:rPr>
+        <w:t>was 7 and rose to 15 in the last year.</w:t>
+      </w:r>
+    </w:p>
+    <w:p>
+      <w:pPr>
+        <w:rPr>
+          <w:rFonts w:ascii="Times New Roman" w:hAnsi="Times New Roman" w:cs="Times New Roman"/>
+        </w:rPr>
+      </w:pPr>
+      <w:r>
+        <w:rPr>
+          <w:rFonts w:ascii="Times New Roman" w:hAnsi="Times New Roman" w:cs="Times New Roman" w:hint="eastAsia"/>
+        </w:rPr>
+        <w:t xml:space="preserve">On the contrary, the time that they spent on doing homework gradually dropped from 12 hours to about 7 hours per week. There was also a slide in the time for doing sport, which was 10 hours in 2002 and fell sharply to 2 hours in the final year. </w:t>
+      </w:r>
+      <w:r>
+        <w:rPr>
+          <w:rFonts w:ascii="Times New Roman" w:hAnsi="Times New Roman" w:cs="Times New Roman" w:hint="eastAsia"/>
+        </w:rPr>
+        <w:t>Whereas, the time dedicated to watching DVDs was fluctuate</w:t>
+      </w:r>
+      <w:r>
+        <w:rPr>
+          <w:rFonts w:ascii="Times New Roman" w:hAnsi="Times New Roman" w:cs="Times New Roman" w:hint="eastAsia"/>
+        </w:rPr>
+        <w:t xml:space="preserve">d, which </w:t>
+      </w:r>
+      <w:r>
+        <w:rPr>
+          <w:rFonts w:ascii="Times New Roman" w:hAnsi="Times New Roman" w:cs="Times New Roman" w:hint="eastAsia"/>
+        </w:rPr>
+        <w:t>reach</w:t>
+      </w:r>
+      <w:r>
+        <w:rPr>
+          <w:rFonts w:ascii="Times New Roman" w:hAnsi="Times New Roman" w:cs="Times New Roman" w:hint="eastAsia"/>
+        </w:rPr>
+        <w:t>ed</w:t>
+      </w:r>
+      <w:r>
+        <w:rPr>
+          <w:rFonts w:ascii="Times New Roman" w:hAnsi="Times New Roman" w:cs="Times New Roman" w:hint="eastAsia"/>
+        </w:rPr>
+        <w:t xml:space="preserve"> it</w:t>
+      </w:r>
+      <w:r>
+        <w:rPr>
+          <w:rFonts w:ascii="Times New Roman" w:hAnsi="Times New Roman" w:cs="Times New Roman" w:hint="eastAsia"/>
+        </w:rPr>
+        <w:t>s</w:t>
+      </w:r>
+      <w:r>
+        <w:rPr>
+          <w:rFonts w:ascii="Times New Roman" w:hAnsi="Times New Roman" w:cs="Times New Roman" w:hint="eastAsia"/>
+        </w:rPr>
+        <w:t xml:space="preserve"> peak in 200</w:t>
+      </w:r>
+      <w:r>
+        <w:rPr>
+          <w:rFonts w:ascii="Times New Roman" w:hAnsi="Times New Roman" w:cs="Times New Roman" w:hint="eastAsia"/>
+        </w:rPr>
+        <w:t xml:space="preserve">4 and then dropped. </w:t>
       </w:r>
     </w:p>
     <w:sectPr>
@@ -12050,7 +12450,7 @@
   <a:extraClrSchemeLst/>
   <a:extLst>
     <a:ext uri="{05A4C25C-085E-4340-85A3-A5531E510DB2}">
-      <thm15:themeFamily xmlns="" xmlns:thm15="http://schemas.microsoft.com/office/thememl/2012/main" name="Office Theme" id="{62F939B6-93AF-4DB8-9C6B-D6C7DFDC589F}" vid="{4A3C46E8-61CC-4603-A589-7422A47A8E4A}"/>
+      <thm15:themeFamily xmlns:thm15="http://schemas.microsoft.com/office/thememl/2012/main" xmlns="" name="Office Theme" id="{62F939B6-93AF-4DB8-9C6B-D6C7DFDC589F}" vid="{4A3C46E8-61CC-4603-A589-7422A47A8E4A}"/>
     </a:ext>
   </a:extLst>
 </a:theme>
@@ -12061,7 +12461,7 @@
 </file>
 
 <file path=customXml/itemProps1.xml><?xml version="1.0" encoding="utf-8"?>
-<ds:datastoreItem xmlns:ds="http://schemas.openxmlformats.org/officeDocument/2006/customXml" ds:itemID="{80F049CF-C264-4D8F-9309-C8495DB1335A}">
+<ds:datastoreItem xmlns:ds="http://schemas.openxmlformats.org/officeDocument/2006/customXml" ds:itemID="{8C8094DD-3486-4F88-A66C-A024BA6EA852}">
   <ds:schemaRefs>
     <ds:schemaRef ds:uri="http://schemas.openxmlformats.org/officeDocument/2006/bibliography"/>
   </ds:schemaRefs>
